--- a/docs/writeup_lastlyupdated08.08.docx
+++ b/docs/writeup_lastlyupdated08.08.docx
@@ -222,7 +222,7 @@
       <w:pPr>
         <w:spacing w:after="120"/>
         <w:rPr>
-          <w:rFonts w:cs="Segoe UI" w:hint="cs"/>
+          <w:rFonts w:cs="Segoe UI"/>
         </w:rPr>
       </w:pPr>
       <w:r>
@@ -387,7 +387,7 @@
       <w:pPr>
         <w:spacing w:after="120"/>
         <w:rPr>
-          <w:rFonts w:cs="Segoe UI" w:hint="cs"/>
+          <w:rFonts w:cs="Segoe UI"/>
         </w:rPr>
       </w:pPr>
       <w:r>
@@ -490,7 +490,7 @@
         <w:rPr>
           <w:rFonts w:cs="Segoe UI"/>
         </w:rPr>
-        <w:t xml:space="preserve"> השלב הראשון בזיהוי נכסי </w:t>
+        <w:t xml:space="preserve">השלב הראשון בזיהוי נכסי </w:t>
       </w:r>
       <w:r>
         <w:rPr>
@@ -664,6 +664,13 @@
       <w:r>
         <w:rPr>
           <w:rFonts w:cs="Segoe UI"/>
+          <w:rtl w:val="0"/>
+        </w:rPr>
+        <w:t xml:space="preserve"> </w:t>
+      </w:r>
+      <w:r>
+        <w:rPr>
+          <w:rFonts w:cs="Segoe UI"/>
         </w:rPr>
         <w:t xml:space="preserve"> ו־</w:t>
       </w:r>
@@ -698,7 +705,7 @@
       <w:pPr>
         <w:spacing w:after="120"/>
         <w:rPr>
-          <w:rFonts w:cs="Segoe UI" w:hint="cs"/>
+          <w:rFonts w:cs="Segoe UI"/>
         </w:rPr>
       </w:pPr>
       <w:r>
@@ -792,9 +799,6 @@
     <w:p>
       <w:pPr>
         <w:spacing w:after="120"/>
-        <w:rPr>
-          <w:rFonts w:hint="cs"/>
-        </w:rPr>
       </w:pPr>
       <w:r>
         <w:rPr>
@@ -881,7 +885,7 @@
               <w:spacing w:after="120"/>
               <w:cnfStyle w:val="100000000000" w:firstRow="1" w:lastRow="0" w:firstColumn="0" w:lastColumn="0" w:oddVBand="0" w:evenVBand="0" w:oddHBand="0" w:evenHBand="0" w:firstRowFirstColumn="0" w:firstRowLastColumn="0" w:lastRowFirstColumn="0" w:lastRowLastColumn="0"/>
               <w:rPr>
-                <w:rFonts w:cs="Segoe UI" w:hint="cs"/>
+                <w:rFonts w:cs="Segoe UI"/>
                 <w:rtl w:val="0"/>
               </w:rPr>
             </w:pPr>
@@ -902,7 +906,7 @@
               <w:spacing w:after="120"/>
               <w:cnfStyle w:val="100000000000" w:firstRow="1" w:lastRow="0" w:firstColumn="0" w:lastColumn="0" w:oddVBand="0" w:evenVBand="0" w:oddHBand="0" w:evenHBand="0" w:firstRowFirstColumn="0" w:firstRowLastColumn="0" w:lastRowFirstColumn="0" w:lastRowLastColumn="0"/>
               <w:rPr>
-                <w:rFonts w:cs="Segoe UI" w:hint="cs"/>
+                <w:rFonts w:cs="Segoe UI"/>
               </w:rPr>
             </w:pPr>
             <w:r>
@@ -991,7 +995,7 @@
             <w:pPr>
               <w:spacing w:after="120"/>
               <w:rPr>
-                <w:rFonts w:cs="Segoe UI" w:hint="cs"/>
+                <w:rFonts w:cs="Segoe UI"/>
               </w:rPr>
             </w:pPr>
             <w:r>
@@ -1024,7 +1028,7 @@
               <w:spacing w:after="120"/>
               <w:cnfStyle w:val="000000000000" w:firstRow="0" w:lastRow="0" w:firstColumn="0" w:lastColumn="0" w:oddVBand="0" w:evenVBand="0" w:oddHBand="0" w:evenHBand="0" w:firstRowFirstColumn="0" w:firstRowLastColumn="0" w:lastRowFirstColumn="0" w:lastRowLastColumn="0"/>
               <w:rPr>
-                <w:rFonts w:cs="Segoe UI" w:hint="cs"/>
+                <w:rFonts w:cs="Segoe UI"/>
               </w:rPr>
             </w:pPr>
             <w:r>
@@ -1050,7 +1054,7 @@
               <w:spacing w:after="120"/>
               <w:cnfStyle w:val="000000000000" w:firstRow="0" w:lastRow="0" w:firstColumn="0" w:lastColumn="0" w:oddVBand="0" w:evenVBand="0" w:oddHBand="0" w:evenHBand="0" w:firstRowFirstColumn="0" w:firstRowLastColumn="0" w:lastRowFirstColumn="0" w:lastRowLastColumn="0"/>
               <w:rPr>
-                <w:rFonts w:cs="Segoe UI" w:hint="cs"/>
+                <w:rFonts w:cs="Segoe UI"/>
               </w:rPr>
             </w:pPr>
             <w:r>
@@ -1146,38 +1150,14 @@
               <w:spacing w:after="120"/>
               <w:cnfStyle w:val="000000100000" w:firstRow="0" w:lastRow="0" w:firstColumn="0" w:lastColumn="0" w:oddVBand="0" w:evenVBand="0" w:oddHBand="1" w:evenHBand="0" w:firstRowFirstColumn="0" w:firstRowLastColumn="0" w:lastRowFirstColumn="0" w:lastRowLastColumn="0"/>
               <w:rPr>
-                <w:rFonts w:cs="Segoe UI" w:hint="cs"/>
+                <w:rFonts w:cs="Segoe UI"/>
               </w:rPr>
             </w:pPr>
             <w:r>
               <w:rPr>
                 <w:rFonts w:cs="Segoe UI" w:hint="cs"/>
               </w:rPr>
-              <w:t>6</w:t>
-            </w:r>
-            <w:r>
-              <w:rPr>
-                <w:rFonts w:cs="Segoe UI" w:hint="cs"/>
-              </w:rPr>
-              <w:t>3</w:t>
-            </w:r>
-            <w:r>
-              <w:rPr>
-                <w:rFonts w:cs="Segoe UI" w:hint="cs"/>
-              </w:rPr>
-              <w:t>.</w:t>
-            </w:r>
-            <w:r>
-              <w:rPr>
-                <w:rFonts w:cs="Segoe UI" w:hint="cs"/>
-              </w:rPr>
-              <w:t>30</w:t>
-            </w:r>
-            <w:r>
-              <w:rPr>
-                <w:rFonts w:cs="Segoe UI" w:hint="cs"/>
-              </w:rPr>
-              <w:t>€</w:t>
+              <w:t>63.30€</w:t>
             </w:r>
           </w:p>
         </w:tc>
@@ -1192,7 +1172,7 @@
             <w:pPr>
               <w:spacing w:after="120"/>
               <w:rPr>
-                <w:rFonts w:cs="Segoe UI" w:hint="cs"/>
+                <w:rFonts w:cs="Segoe UI"/>
               </w:rPr>
             </w:pPr>
             <w:r>
@@ -1285,21 +1265,7 @@
         <w:rPr>
           <w:rFonts w:cs="Segoe UI"/>
         </w:rPr>
-        <w:t xml:space="preserve">ניתוח תוצאות המודל מצביע על רמת דיוק טובה, במיוחד לאור העובדה שהחיזוי מתבסס אך ורק על מאפיינים פיזיים ותפעוליים, ללא שילוב של משתני ביקוש או פופולריות. בחינת השגיאה המוחלטת הממוצעת (MAE) מעלה כי המודל חורג בממוצע </w:t>
-      </w:r>
-      <w:proofErr w:type="spellStart"/>
-      <w:r>
-        <w:rPr>
-          <w:rFonts w:cs="Segoe UI"/>
-        </w:rPr>
-        <w:t>בכ</w:t>
-      </w:r>
-      <w:proofErr w:type="spellEnd"/>
-      <w:r>
-        <w:rPr>
-          <w:rFonts w:cs="Segoe UI"/>
-        </w:rPr>
-        <w:t>-€64.12 בלבד ממחיר הלילה בפועל של הנכסים. במקביל, מדד הסטייה היחסית (MAPE) מראה כי תחזית המודל סוטה בממוצע בכ-30.08% מהמחיר האמיתי, נתון סביר המעיד על יכולת טובה להעריך את מחיר השוק ההוגן של הנכס.</w:t>
+        <w:t>ניתוח תוצאות המודל מצביע על רמת דיוק טובה, במיוחד לאור העובדה שהחיזוי מתבסס אך ורק על מאפיינים פיזיים ותפעוליים, ללא שילוב של משתני ביקוש או פופולריות. בחינת השגיאה המוחלטת הממוצעת (MAE) מעלה כי המודל חורג בממוצע בכ-€64.12 בלבד ממחיר הלילה בפועל של הנכסים. במקביל, מדד הסטייה היחסית (MAPE) מראה כי תחזית המודל סוטה בממוצע בכ-30.08% מהמחיר האמיתי, נתון סביר המעיד על יכולת טובה להעריך את מחיר השוק ההוגן של הנכס.</w:t>
       </w:r>
     </w:p>
     <w:p>
@@ -1375,21 +1341,7 @@
         <w:rPr>
           <w:rFonts w:cs="Segoe UI"/>
         </w:rPr>
-        <w:t>(</w:t>
-      </w:r>
-      <w:proofErr w:type="spellStart"/>
-      <w:r>
-        <w:rPr>
-          <w:rFonts w:cs="Segoe UI"/>
-        </w:rPr>
-        <w:t>Overfitting</w:t>
-      </w:r>
-      <w:proofErr w:type="spellEnd"/>
-      <w:r>
-        <w:rPr>
-          <w:rFonts w:cs="Segoe UI"/>
-        </w:rPr>
-        <w:t>). המשמעות היא שהמודל לא פשוט "שינן" את נתוני האימון, אלא למד חוקיות אמיתית המאפשרת לו לחזות מחירים של נכסים חדשים באותה רמת דיוק.</w:t>
+        <w:t>(Overfitting). המשמעות היא שהמודל לא פשוט "שינן" את נתוני האימון, אלא למד חוקיות אמיתית המאפשרת לו לחזות מחירים של נכסים חדשים באותה רמת דיוק.</w:t>
       </w:r>
     </w:p>
     <w:p>
@@ -1482,7 +1434,6 @@
                       </m:r>
                     </m:e>
                     <m:sub>
-                      <w:proofErr w:type="spellStart"/>
                       <m:r>
                         <m:rPr>
                           <m:nor/>
@@ -1492,7 +1443,6 @@
                         </w:rPr>
                         <m:t>actual</m:t>
                       </m:r>
-                      <w:proofErr w:type="spellEnd"/>
                     </m:sub>
                   </m:sSub>
                 </m:e>
@@ -1557,7 +1507,6 @@
                       </m:r>
                     </m:e>
                     <m:sub>
-                      <w:proofErr w:type="spellStart"/>
                       <m:r>
                         <m:rPr>
                           <m:nor/>
@@ -1567,7 +1516,6 @@
                         </w:rPr>
                         <m:t>predicted</m:t>
                       </m:r>
-                      <w:proofErr w:type="spellEnd"/>
                     </m:sub>
                   </m:sSub>
                 </m:e>
@@ -1652,21 +1600,7 @@
         <w:rPr>
           <w:rFonts w:cs="Segoe UI"/>
         </w:rPr>
-        <w:t xml:space="preserve">התרשים מציג את תחזיות מודל עץ ההחלטה מול מחירי הנכסים בפועל (בסולם לוגריתמי) עבור קבוצת הבדיקה. קו </w:t>
-      </w:r>
-      <w:proofErr w:type="spellStart"/>
-      <w:r>
-        <w:rPr>
-          <w:rFonts w:cs="Segoe UI"/>
-        </w:rPr>
-        <w:t>הרפרנס</w:t>
-      </w:r>
-      <w:proofErr w:type="spellEnd"/>
-      <w:r>
-        <w:rPr>
-          <w:rFonts w:cs="Segoe UI"/>
-        </w:rPr>
-        <w:t xml:space="preserve"> האפור (</w:t>
+        <w:t>התרשים מציג את תחזיות מודל עץ ההחלטה מול מחירי הנכסים בפועל (בסולם לוגריתמי) עבור קבוצת הבדיקה. קו הרפרנס האפור (</w:t>
       </w:r>
       <m:oMath>
         <m:r>
@@ -1707,21 +1641,7 @@
         <w:rPr>
           <w:rFonts w:cs="Segoe UI"/>
         </w:rPr>
-        <w:t xml:space="preserve"> 453 הנכסים שסווגו כ-Hidden Gems. כפי שניתן לראות, נכסים אלו מרוכזים בבירור מתחת לקו </w:t>
-      </w:r>
-      <w:proofErr w:type="spellStart"/>
-      <w:r>
-        <w:rPr>
-          <w:rFonts w:cs="Segoe UI"/>
-        </w:rPr>
-        <w:t>הרפרנס</w:t>
-      </w:r>
-      <w:proofErr w:type="spellEnd"/>
-      <w:r>
-        <w:rPr>
-          <w:rFonts w:cs="Segoe UI"/>
-        </w:rPr>
-        <w:t xml:space="preserve">, מיקום הממחיש חזותית את היותם מתומחרים </w:t>
+        <w:t xml:space="preserve"> 453 הנכסים שסווגו כ-Hidden Gems. כפי שניתן לראות, נכסים אלו מרוכזים בבירור מתחת לקו הרפרנס, מיקום הממחיש חזותית את היותם מתומחרים </w:t>
       </w:r>
       <w:r>
         <w:rPr>
@@ -1818,7 +1738,17 @@
           <w:sz w:val="18"/>
           <w:szCs w:val="18"/>
         </w:rPr>
-        <w:t>(</w:t>
+        <w:t>(לשם</w:t>
+      </w:r>
+      <w:r>
+        <w:rPr>
+          <w:rFonts w:cs="Segoe UI"/>
+          <w:i/>
+          <w:iCs/>
+          <w:sz w:val="18"/>
+          <w:szCs w:val="18"/>
+        </w:rPr>
+        <w:t xml:space="preserve"> </w:t>
       </w:r>
       <w:r>
         <w:rPr>
@@ -1828,7 +1758,7 @@
           <w:sz w:val="18"/>
           <w:szCs w:val="18"/>
         </w:rPr>
-        <w:t>לשם</w:t>
+        <w:t>שיפור</w:t>
       </w:r>
       <w:r>
         <w:rPr>
@@ -1848,7 +1778,7 @@
           <w:sz w:val="18"/>
           <w:szCs w:val="18"/>
         </w:rPr>
-        <w:t>שיפור</w:t>
+        <w:t>קריאות</w:t>
       </w:r>
       <w:r>
         <w:rPr>
@@ -1868,7 +1798,7 @@
           <w:sz w:val="18"/>
           <w:szCs w:val="18"/>
         </w:rPr>
-        <w:t>קריאות</w:t>
+        <w:t>התרשים</w:t>
       </w:r>
       <w:r>
         <w:rPr>
@@ -1888,7 +1818,7 @@
           <w:sz w:val="18"/>
           <w:szCs w:val="18"/>
         </w:rPr>
-        <w:t>התרשים</w:t>
+        <w:t>ומיקוד</w:t>
       </w:r>
       <w:r>
         <w:rPr>
@@ -1908,7 +1838,7 @@
           <w:sz w:val="18"/>
           <w:szCs w:val="18"/>
         </w:rPr>
-        <w:t>ומיקוד</w:t>
+        <w:t>במסה</w:t>
       </w:r>
       <w:r>
         <w:rPr>
@@ -1928,7 +1858,7 @@
           <w:sz w:val="18"/>
           <w:szCs w:val="18"/>
         </w:rPr>
-        <w:t>במסה</w:t>
+        <w:t>העיקרית</w:t>
       </w:r>
       <w:r>
         <w:rPr>
@@ -1948,7 +1878,7 @@
           <w:sz w:val="18"/>
           <w:szCs w:val="18"/>
         </w:rPr>
-        <w:t>העיקרית</w:t>
+        <w:t>של</w:t>
       </w:r>
       <w:r>
         <w:rPr>
@@ -1968,7 +1898,7 @@
           <w:sz w:val="18"/>
           <w:szCs w:val="18"/>
         </w:rPr>
-        <w:t>של</w:t>
+        <w:t>הנתונים</w:t>
       </w:r>
       <w:r>
         <w:rPr>
@@ -1988,7 +1918,7 @@
           <w:sz w:val="18"/>
           <w:szCs w:val="18"/>
         </w:rPr>
-        <w:t>הנתונים</w:t>
+        <w:t>הוגבלו</w:t>
       </w:r>
       <w:r>
         <w:rPr>
@@ -2008,7 +1938,7 @@
           <w:sz w:val="18"/>
           <w:szCs w:val="18"/>
         </w:rPr>
-        <w:t>הוגבלו</w:t>
+        <w:t>טווחי</w:t>
       </w:r>
       <w:r>
         <w:rPr>
@@ -2028,7 +1958,7 @@
           <w:sz w:val="18"/>
           <w:szCs w:val="18"/>
         </w:rPr>
-        <w:t>טווחי</w:t>
+        <w:t>הצירים</w:t>
       </w:r>
       <w:r>
         <w:rPr>
@@ -2038,7 +1968,7 @@
           <w:sz w:val="18"/>
           <w:szCs w:val="18"/>
         </w:rPr>
-        <w:t xml:space="preserve"> </w:t>
+        <w:t xml:space="preserve">. </w:t>
       </w:r>
       <w:r>
         <w:rPr>
@@ -2048,7 +1978,7 @@
           <w:sz w:val="18"/>
           <w:szCs w:val="18"/>
         </w:rPr>
-        <w:t>הצירים</w:t>
+        <w:t>חיתוך</w:t>
       </w:r>
       <w:r>
         <w:rPr>
@@ -2058,7 +1988,7 @@
           <w:sz w:val="18"/>
           <w:szCs w:val="18"/>
         </w:rPr>
-        <w:t xml:space="preserve">. </w:t>
+        <w:t xml:space="preserve"> </w:t>
       </w:r>
       <w:r>
         <w:rPr>
@@ -2068,7 +1998,7 @@
           <w:sz w:val="18"/>
           <w:szCs w:val="18"/>
         </w:rPr>
-        <w:t>חיתוך</w:t>
+        <w:t>זה</w:t>
       </w:r>
       <w:r>
         <w:rPr>
@@ -2088,7 +2018,7 @@
           <w:sz w:val="18"/>
           <w:szCs w:val="18"/>
         </w:rPr>
-        <w:t>זה</w:t>
+        <w:t>מסתיר</w:t>
       </w:r>
       <w:r>
         <w:rPr>
@@ -2098,7 +2028,7 @@
           <w:sz w:val="18"/>
           <w:szCs w:val="18"/>
         </w:rPr>
-        <w:t xml:space="preserve"> </w:t>
+        <w:t xml:space="preserve"> 48 </w:t>
       </w:r>
       <w:r>
         <w:rPr>
@@ -2108,7 +2038,7 @@
           <w:sz w:val="18"/>
           <w:szCs w:val="18"/>
         </w:rPr>
-        <w:t>מסתיר</w:t>
+        <w:t>נכסים</w:t>
       </w:r>
       <w:r>
         <w:rPr>
@@ -2118,7 +2048,7 @@
           <w:sz w:val="18"/>
           <w:szCs w:val="18"/>
         </w:rPr>
-        <w:t xml:space="preserve"> 48 </w:t>
+        <w:t xml:space="preserve"> </w:t>
       </w:r>
       <w:r>
         <w:rPr>
@@ -2128,7 +2058,7 @@
           <w:sz w:val="18"/>
           <w:szCs w:val="18"/>
         </w:rPr>
-        <w:t>נכסים</w:t>
+        <w:t>בעלי</w:t>
       </w:r>
       <w:r>
         <w:rPr>
@@ -2148,7 +2078,7 @@
           <w:sz w:val="18"/>
           <w:szCs w:val="18"/>
         </w:rPr>
-        <w:t>בעלי</w:t>
+        <w:t>ערכי</w:t>
       </w:r>
       <w:r>
         <w:rPr>
@@ -2168,7 +2098,7 @@
           <w:sz w:val="18"/>
           <w:szCs w:val="18"/>
         </w:rPr>
-        <w:t>ערכי</w:t>
+        <w:t>קיצון</w:t>
       </w:r>
       <w:r>
         <w:rPr>
@@ -2178,7 +2108,7 @@
           <w:sz w:val="18"/>
           <w:szCs w:val="18"/>
         </w:rPr>
-        <w:t xml:space="preserve"> </w:t>
+        <w:t xml:space="preserve">, </w:t>
       </w:r>
       <w:r>
         <w:rPr>
@@ -2188,7 +2118,7 @@
           <w:sz w:val="18"/>
           <w:szCs w:val="18"/>
         </w:rPr>
-        <w:t>קיצון</w:t>
+        <w:t>המהווים</w:t>
       </w:r>
       <w:r>
         <w:rPr>
@@ -2198,7 +2128,7 @@
           <w:sz w:val="18"/>
           <w:szCs w:val="18"/>
         </w:rPr>
-        <w:t xml:space="preserve">, </w:t>
+        <w:t xml:space="preserve"> 0.26% </w:t>
       </w:r>
       <w:r>
         <w:rPr>
@@ -2208,7 +2138,7 @@
           <w:sz w:val="18"/>
           <w:szCs w:val="18"/>
         </w:rPr>
-        <w:t>המהווים</w:t>
+        <w:t>בלבד</w:t>
       </w:r>
       <w:r>
         <w:rPr>
@@ -2218,7 +2148,7 @@
           <w:sz w:val="18"/>
           <w:szCs w:val="18"/>
         </w:rPr>
-        <w:t xml:space="preserve"> 0.26% </w:t>
+        <w:t xml:space="preserve"> </w:t>
       </w:r>
       <w:r>
         <w:rPr>
@@ -2228,7 +2158,7 @@
           <w:sz w:val="18"/>
           <w:szCs w:val="18"/>
         </w:rPr>
-        <w:t>בלבד</w:t>
+        <w:t>מקבוצת</w:t>
       </w:r>
       <w:r>
         <w:rPr>
@@ -2248,7 +2178,7 @@
           <w:sz w:val="18"/>
           <w:szCs w:val="18"/>
         </w:rPr>
-        <w:t>מקבוצת</w:t>
+        <w:t>הבדיקה</w:t>
       </w:r>
       <w:r>
         <w:rPr>
@@ -2258,26 +2188,6 @@
           <w:sz w:val="18"/>
           <w:szCs w:val="18"/>
         </w:rPr>
-        <w:t xml:space="preserve"> </w:t>
-      </w:r>
-      <w:r>
-        <w:rPr>
-          <w:rFonts w:ascii="Arial" w:hAnsi="Arial" w:cs="Arial" w:hint="cs"/>
-          <w:i/>
-          <w:iCs/>
-          <w:sz w:val="18"/>
-          <w:szCs w:val="18"/>
-        </w:rPr>
-        <w:t>הבדיקה</w:t>
-      </w:r>
-      <w:r>
-        <w:rPr>
-          <w:rFonts w:cs="Segoe UI"/>
-          <w:i/>
-          <w:iCs/>
-          <w:sz w:val="18"/>
-          <w:szCs w:val="18"/>
-        </w:rPr>
         <w:t>.</w:t>
       </w:r>
       <w:r>
@@ -2293,7 +2203,7 @@
       <w:pPr>
         <w:spacing w:after="120"/>
         <w:rPr>
-          <w:rFonts w:cs="Segoe UI"/>
+          <w:rFonts w:cs="Segoe UI" w:hint="cs"/>
         </w:rPr>
       </w:pPr>
     </w:p>
@@ -2346,21 +2256,7 @@
         <w:rPr>
           <w:rFonts w:cs="Segoe UI"/>
         </w:rPr>
-        <w:t xml:space="preserve">כדי לבחון האם יש צורך להגביל את מורכבות עץ ההחלטה, השווינו תחילה בין עץ ללא הגבלת מורכבות לבין העץ המוגבל ששימש במודל הסופי. העץ </w:t>
-      </w:r>
-      <w:proofErr w:type="spellStart"/>
-      <w:r>
-        <w:rPr>
-          <w:rFonts w:cs="Segoe UI"/>
-        </w:rPr>
-        <w:t>הלא־מוגבל</w:t>
-      </w:r>
-      <w:proofErr w:type="spellEnd"/>
-      <w:r>
-        <w:rPr>
-          <w:rFonts w:cs="Segoe UI"/>
-        </w:rPr>
-        <w:t xml:space="preserve">, שאומן על 4,588 נכסים, יצר 4,440 עלים </w:t>
+        <w:t xml:space="preserve">כדי לבחון האם יש צורך להגביל את מורכבות עץ ההחלטה, השווינו תחילה בין עץ ללא הגבלת מורכבות לבין העץ המוגבל ששימש במודל הסופי. העץ הלא־מוגבל, שאומן על 4,588 נכסים, יצר 4,440 עלים </w:t>
       </w:r>
       <w:r>
         <w:rPr>
@@ -2381,19 +2277,11 @@
         </w:rPr>
         <w:t xml:space="preserve"> </w:t>
       </w:r>
-      <w:proofErr w:type="spellStart"/>
-      <w:r>
-        <w:rPr>
-          <w:rFonts w:cs="Segoe UI"/>
-        </w:rPr>
-        <w:t>overfitting</w:t>
-      </w:r>
-      <w:proofErr w:type="spellEnd"/>
-      <w:r>
-        <w:rPr>
-          <w:rFonts w:cs="Segoe UI"/>
-        </w:rPr>
-        <w:t xml:space="preserve"> משמעותי.</w:t>
+      <w:r>
+        <w:rPr>
+          <w:rFonts w:cs="Segoe UI"/>
+        </w:rPr>
+        <w:t>overfitting משמעותי.</w:t>
       </w:r>
     </w:p>
     <w:p>
@@ -2420,21 +2308,7 @@
         <w:rPr>
           <w:rFonts w:cs="Segoe UI"/>
         </w:rPr>
-        <w:t xml:space="preserve">max_depth=8 </w:t>
-      </w:r>
-      <w:proofErr w:type="spellStart"/>
-      <w:r>
-        <w:rPr>
-          <w:rFonts w:cs="Segoe UI"/>
-        </w:rPr>
-        <w:t>ו־min_samples_leaf</w:t>
-      </w:r>
-      <w:proofErr w:type="spellEnd"/>
-      <w:r>
-        <w:rPr>
-          <w:rFonts w:cs="Segoe UI"/>
-        </w:rPr>
-        <w:t>=20 נבחרו באמצעות</w:t>
+        <w:t>max_depth=8 ו־min_samples_leaf=20 נבחרו באמצעות</w:t>
       </w:r>
       <w:r>
         <w:rPr>
@@ -2461,21 +2335,7 @@
         <w:rPr>
           <w:rFonts w:cs="Segoe UI"/>
         </w:rPr>
-        <w:t xml:space="preserve">השוואה זו הראתה כי הגבלת מורכבות העץ משפרת את יכולתו להכליל לנכסים שלא ראה במהלך האימון. מסיבה זו, זיהוי </w:t>
-      </w:r>
-      <w:proofErr w:type="spellStart"/>
-      <w:r>
-        <w:rPr>
-          <w:rFonts w:cs="Segoe UI"/>
-        </w:rPr>
-        <w:t>ה־Hidden</w:t>
-      </w:r>
-      <w:proofErr w:type="spellEnd"/>
-      <w:r>
-        <w:rPr>
-          <w:rFonts w:cs="Segoe UI"/>
-        </w:rPr>
-        <w:t xml:space="preserve"> Gems בוצע רק על נכסים מקבוצת הבדיקה, כך שפער המחיר שעליו מבוסס הקריטריון חושב תמיד עבור נכס שלא שימש לאימון המודל.</w:t>
+        <w:t>השוואה זו הראתה כי הגבלת מורכבות העץ משפרת את יכולתו להכליל לנכסים שלא ראה במהלך האימון. מסיבה זו, זיהוי ה־Hidden Gems בוצע רק על נכסים מקבוצת הבדיקה, כך שפער המחיר שעליו מבוסס הקריטריון חושב תמיד עבור נכס שלא שימש לאימון המודל.</w:t>
       </w:r>
     </w:p>
     <w:p>
@@ -2588,6 +2448,13 @@
           <w:rtl w:val="0"/>
         </w:rPr>
         <w:t xml:space="preserve"> Hidden Gem</w:t>
+      </w:r>
+      <w:r>
+        <w:rPr>
+          <w:rFonts w:cs="Segoe UI"/>
+          <w:rtl w:val="0"/>
+        </w:rPr>
+        <w:t xml:space="preserve"> </w:t>
       </w:r>
       <w:r>
         <w:rPr>
@@ -2885,19 +2752,11 @@
         </w:rPr>
         <w:t xml:space="preserve"> </w:t>
       </w:r>
-      <w:proofErr w:type="spellStart"/>
-      <w:r>
-        <w:rPr>
-          <w:rFonts w:cs="Segoe UI"/>
-        </w:rPr>
-        <w:t>listing_id</w:t>
-      </w:r>
-      <w:proofErr w:type="spellEnd"/>
-      <w:r>
-        <w:rPr>
-          <w:rFonts w:cs="Segoe UI"/>
-        </w:rPr>
-        <w:t>, כך שלכל נכס היו זמינים נתוני הנכס, נתוני הביקורות ותחזית המחיר מהמודל של בעיה 1. לאחר האיחוד התקבלו</w:t>
+      <w:r>
+        <w:rPr>
+          <w:rFonts w:cs="Segoe UI"/>
+        </w:rPr>
+        <w:t>listing_id, כך שלכל נכס היו זמינים נתוני הנכס, נתוני הביקורות ותחזית המחיר מהמודל של בעיה 1. לאחר האיחוד התקבלו</w:t>
       </w:r>
       <w:r>
         <w:rPr>
@@ -2937,21 +2796,7 @@
         <w:rPr>
           <w:rFonts w:cs="Segoe UI"/>
         </w:rPr>
-        <w:t xml:space="preserve">מכיוון שתחזית המחיר משמשת כחלק מהגדרת </w:t>
-      </w:r>
-      <w:proofErr w:type="spellStart"/>
-      <w:r>
-        <w:rPr>
-          <w:rFonts w:cs="Segoe UI"/>
-        </w:rPr>
-        <w:t>ה־Hidden</w:t>
-      </w:r>
-      <w:proofErr w:type="spellEnd"/>
-      <w:r>
-        <w:rPr>
-          <w:rFonts w:cs="Segoe UI"/>
-        </w:rPr>
-        <w:t xml:space="preserve"> Gem, רק נכסים שנכללו בקבוצת הבדיקה של מודל חיזוי המחיר היו זכאים להיכלל בקבוצה הסופית.</w:t>
+        <w:t>מכיוון שתחזית המחיר משמשת כחלק מהגדרת ה־Hidden Gem, רק נכסים שנכללו בקבוצת הבדיקה של מודל חיזוי המחיר היו זכאים להיכלל בקבוצה הסופית.</w:t>
       </w:r>
     </w:p>
     <w:p>
@@ -3064,104 +2909,15 @@
         <w:rPr>
           <w:rFonts w:cs="Segoe UI"/>
         </w:rPr>
-        <w:t>לבסוף, לאחר הגבלת התוצאות לנכסים מקבוצת הבדיקה של מודל חיזוי המחיר, נותרו</w:t>
-      </w:r>
-      <w:r>
-        <w:rPr>
-          <w:rFonts w:cs="Segoe UI"/>
-          <w:rtl w:val="0"/>
-        </w:rPr>
-        <w:t xml:space="preserve"> </w:t>
-      </w:r>
-      <w:r>
-        <w:rPr>
-          <w:rFonts w:cs="Segoe UI"/>
-        </w:rPr>
-        <w:t xml:space="preserve">453 נכסים (2.0%), שהוגדרו </w:t>
-      </w:r>
-      <w:proofErr w:type="spellStart"/>
-      <w:r>
-        <w:rPr>
-          <w:rFonts w:cs="Segoe UI"/>
-        </w:rPr>
-        <w:t>כ־Hidden</w:t>
-      </w:r>
-      <w:proofErr w:type="spellEnd"/>
-      <w:r>
-        <w:rPr>
-          <w:rFonts w:cs="Segoe UI"/>
-        </w:rPr>
-        <w:t xml:space="preserve"> Gems.</w:t>
-      </w:r>
-    </w:p>
-    <w:p>
-      <w:pPr>
-        <w:spacing w:after="20"/>
-      </w:pPr>
-      <w:r>
-        <w:rPr>
-          <w:rFonts w:cs="Segoe UI"/>
-          <w:b/>
-          <w:color w:val="0072B2"/>
-        </w:rPr>
-        <w:t>ויזואליזציה:</w:t>
-      </w:r>
-    </w:p>
-    <w:p>
-      <w:pPr>
-        <w:spacing w:after="120"/>
-        <w:rPr>
-          <w:rFonts w:cs="Segoe UI"/>
-        </w:rPr>
-      </w:pPr>
-      <w:r>
-        <w:rPr>
-          <w:rFonts w:cs="Segoe UI"/>
-        </w:rPr>
-        <w:t>התרשים ממחיש את תהליך הסינון השלבי (</w:t>
-      </w:r>
-      <w:r>
-        <w:rPr>
-          <w:rFonts w:cs="Segoe UI"/>
-          <w:rtl w:val="0"/>
-        </w:rPr>
-        <w:t>Funnel</w:t>
-      </w:r>
-      <w:r>
-        <w:rPr>
-          <w:rFonts w:cs="Segoe UI"/>
-        </w:rPr>
-        <w:t>) שנועד לזקק את הנכסים המשתלמים ביותר מתוך המאגר. בסיס הנתונים בתרשים מתחיל מ-22,943 נכסים הכשירים להערכה (זאת לאחר שניקוי נתונים מקדים הסיר כ-8% מהרשומות החסרות במאגר המקורי).</w:t>
-      </w:r>
-    </w:p>
-    <w:p>
-      <w:pPr>
-        <w:spacing w:after="120"/>
-        <w:rPr>
-          <w:rFonts w:cs="Segoe UI"/>
-        </w:rPr>
-      </w:pPr>
-      <w:r>
-        <w:rPr>
-          <w:rFonts w:cs="Segoe UI"/>
-        </w:rPr>
-        <w:t>התרשים מחולק לשני פאנלים המשלימים זה את זה כדי להסביר את הליך העבודה:</w:t>
-      </w:r>
-    </w:p>
-    <w:p>
-      <w:pPr>
-        <w:spacing w:after="120"/>
-        <w:rPr>
-          <w:rFonts w:cs="Segoe UI"/>
-        </w:rPr>
-      </w:pPr>
+        <w:t xml:space="preserve">לבסוף, לאחר הגבלת התוצאות לנכסים מקבוצת הבדיקה של מודל חיזוי המחיר, </w:t>
+      </w:r>
       <w:r>
         <w:rPr>
           <w:rFonts w:cs="Segoe UI"/>
           <w:b/>
           <w:bCs/>
         </w:rPr>
-        <w:t xml:space="preserve">פאנל </w:t>
+        <w:t>נותרו</w:t>
       </w:r>
       <w:r>
         <w:rPr>
@@ -3170,7 +2926,7 @@
           <w:bCs/>
           <w:rtl w:val="0"/>
         </w:rPr>
-        <w:t>A</w:t>
+        <w:t xml:space="preserve"> </w:t>
       </w:r>
       <w:r>
         <w:rPr>
@@ -3178,6 +2934,99 @@
           <w:b/>
           <w:bCs/>
         </w:rPr>
+        <w:t>453 נכסים (2.0%), שהוגדרו כ־Hidden Gems</w:t>
+      </w:r>
+      <w:r>
+        <w:rPr>
+          <w:rFonts w:cs="Segoe UI"/>
+        </w:rPr>
+        <w:t>.</w:t>
+      </w:r>
+    </w:p>
+    <w:p>
+      <w:pPr>
+        <w:spacing w:after="20"/>
+      </w:pPr>
+      <w:r>
+        <w:rPr>
+          <w:rFonts w:cs="Segoe UI"/>
+          <w:b/>
+          <w:color w:val="0072B2"/>
+        </w:rPr>
+        <w:t>ויזואליזציה:</w:t>
+      </w:r>
+    </w:p>
+    <w:p>
+      <w:pPr>
+        <w:spacing w:after="120"/>
+        <w:rPr>
+          <w:rFonts w:cs="Segoe UI"/>
+        </w:rPr>
+      </w:pPr>
+      <w:r>
+        <w:rPr>
+          <w:rFonts w:cs="Segoe UI"/>
+        </w:rPr>
+        <w:t>התרשים ממחיש את תהליך הסינון השלבי (</w:t>
+      </w:r>
+      <w:r>
+        <w:rPr>
+          <w:rFonts w:cs="Segoe UI"/>
+          <w:rtl w:val="0"/>
+        </w:rPr>
+        <w:t>Funnel</w:t>
+      </w:r>
+      <w:r>
+        <w:rPr>
+          <w:rFonts w:cs="Segoe UI"/>
+        </w:rPr>
+        <w:t>) שנועד לזקק את הנכסים המשתלמים ביותר מתוך המאגר. בסיס הנתונים בתרשים מתחיל מ-22,943 נכסים הכשירים להערכה (זאת לאחר שניקוי נתונים מקדים הסיר כ-8% מהרשומות החסרות במאגר המקורי).</w:t>
+      </w:r>
+    </w:p>
+    <w:p>
+      <w:pPr>
+        <w:spacing w:after="120"/>
+        <w:rPr>
+          <w:rFonts w:cs="Segoe UI"/>
+        </w:rPr>
+      </w:pPr>
+      <w:r>
+        <w:rPr>
+          <w:rFonts w:cs="Segoe UI"/>
+        </w:rPr>
+        <w:t>התרשים מחולק לשני פאנלים המשלימים זה את זה כדי להסביר את הליך העבודה:</w:t>
+      </w:r>
+    </w:p>
+    <w:p>
+      <w:pPr>
+        <w:spacing w:after="120"/>
+        <w:rPr>
+          <w:rFonts w:cs="Segoe UI"/>
+        </w:rPr>
+      </w:pPr>
+      <w:r>
+        <w:rPr>
+          <w:rFonts w:cs="Segoe UI"/>
+          <w:b/>
+          <w:bCs/>
+        </w:rPr>
+        <w:t xml:space="preserve">פאנל </w:t>
+      </w:r>
+      <w:r>
+        <w:rPr>
+          <w:rFonts w:cs="Segoe UI"/>
+          <w:b/>
+          <w:bCs/>
+          <w:rtl w:val="0"/>
+        </w:rPr>
+        <w:t>A</w:t>
+      </w:r>
+      <w:r>
+        <w:rPr>
+          <w:rFonts w:cs="Segoe UI"/>
+          <w:b/>
+          <w:bCs/>
+        </w:rPr>
         <w:t xml:space="preserve"> (התמעטות כמותית):</w:t>
       </w:r>
       <w:r>
@@ -3210,7 +3059,13 @@
         <w:rPr>
           <w:rFonts w:cs="Segoe UI"/>
         </w:rPr>
-        <w:t xml:space="preserve">) שהמודל לא נחשף אליהם באימון. התוצאה הסופית חושפת קבוצה ממוקדת של 453 נכסי </w:t>
+        <w:t xml:space="preserve">) שהמודל לא נחשף אליהם באימון. התוצאה הסופית חושפת </w:t>
+      </w:r>
+      <w:r>
+        <w:rPr>
+          <w:rFonts w:cs="Segoe UI"/>
+        </w:rPr>
+        <w:t xml:space="preserve">קבוצה ממוקדת של 453 נכסי </w:t>
       </w:r>
       <w:r>
         <w:rPr>
@@ -3372,82 +3227,50 @@
         </w:rPr>
         <w:t xml:space="preserve"> </w:t>
       </w:r>
-      <w:proofErr w:type="spellStart"/>
-      <w:r>
-        <w:rPr>
-          <w:rFonts w:cs="Segoe UI"/>
-        </w:rPr>
-        <w:t>Ground</w:t>
-      </w:r>
-      <w:proofErr w:type="spellEnd"/>
-      <w:r>
-        <w:rPr>
-          <w:rFonts w:cs="Segoe UI"/>
+      <w:r>
+        <w:rPr>
+          <w:rFonts w:cs="Segoe UI"/>
+        </w:rPr>
+        <w:t>Ground Truth המגדיר אילו נכסים הם באמת Hidden Gems. כתוצאה מכך, לא ניתן היה להעריך את הזיהוי באמצעות מדדים מקובלים כגון</w:t>
+      </w:r>
+      <w:r>
+        <w:rPr>
+          <w:rFonts w:cs="Segoe UI"/>
+          <w:rtl w:val="0"/>
         </w:rPr>
         <w:t xml:space="preserve"> </w:t>
       </w:r>
-      <w:proofErr w:type="spellStart"/>
-      <w:r>
-        <w:rPr>
-          <w:rFonts w:cs="Segoe UI"/>
-        </w:rPr>
-        <w:t>Truth</w:t>
-      </w:r>
-      <w:proofErr w:type="spellEnd"/>
-      <w:r>
-        <w:rPr>
-          <w:rFonts w:cs="Segoe UI"/>
-        </w:rPr>
-        <w:t xml:space="preserve"> המגדיר אילו נכסים הם באמת Hidden Gems. כתוצאה מכך, לא ניתן היה להעריך את הזיהוי באמצעות מדדים מקובלים כגון</w:t>
+      <w:r>
+        <w:rPr>
+          <w:rFonts w:cs="Segoe UI"/>
+        </w:rPr>
+        <w:t xml:space="preserve">Precision ו־Recall. הספים שנבחרו </w:t>
       </w:r>
       <w:r>
         <w:rPr>
           <w:rFonts w:cs="Segoe UI"/>
           <w:rtl w:val="0"/>
         </w:rPr>
-        <w:t xml:space="preserve"> </w:t>
-      </w:r>
-      <w:proofErr w:type="spellStart"/>
-      <w:r>
-        <w:rPr>
-          <w:rFonts w:cs="Segoe UI"/>
-        </w:rPr>
-        <w:t>Precision</w:t>
-      </w:r>
-      <w:proofErr w:type="spellEnd"/>
-      <w:r>
-        <w:rPr>
-          <w:rFonts w:cs="Segoe UI"/>
-        </w:rPr>
-        <w:t xml:space="preserve"> </w:t>
-      </w:r>
-      <w:proofErr w:type="spellStart"/>
-      <w:r>
-        <w:rPr>
-          <w:rFonts w:cs="Segoe UI"/>
-        </w:rPr>
-        <w:t>ו־Recall</w:t>
-      </w:r>
-      <w:proofErr w:type="spellEnd"/>
-      <w:r>
-        <w:rPr>
-          <w:rFonts w:cs="Segoe UI"/>
-        </w:rPr>
-        <w:t xml:space="preserve">. הספים שנבחרו — מספר ביקורות הנמוך מהחציון, שיעור של למעלה מ־75% ביקורות חיוביות ומחיר הנמוך בלפחות 15% מהמחיר החזוי — נבחרו כך שישקפו את שלושת המרכיבים של הגדרת </w:t>
-      </w:r>
-      <w:proofErr w:type="spellStart"/>
-      <w:r>
-        <w:rPr>
-          <w:rFonts w:cs="Segoe UI"/>
-        </w:rPr>
-        <w:t>ה־Hidden</w:t>
-      </w:r>
-      <w:proofErr w:type="spellEnd"/>
-      <w:r>
-        <w:rPr>
-          <w:rFonts w:cs="Segoe UI"/>
-        </w:rPr>
-        <w:t xml:space="preserve"> Gem, אך לא ניתן היה לכייל אותם מול מדגם מתויג.</w:t>
+        <w:t>-</w:t>
+      </w:r>
+      <w:r>
+        <w:rPr>
+          <w:rFonts w:cs="Segoe UI"/>
+        </w:rPr>
+        <w:t xml:space="preserve"> מספר ביקורות הנמוך מהחציון, שיעור של למעלה מ־75% ביקורות חיוביות ומחיר הנמוך בלפחות 15% מהמחיר החזוי </w:t>
+      </w:r>
+      <w:r>
+        <w:rPr>
+          <w:rFonts w:cs="Segoe UI"/>
+          <w:rtl w:val="0"/>
+        </w:rPr>
+        <w:t>-</w:t>
+      </w:r>
+      <w:r>
+        <w:rPr>
+          <w:rFonts w:cs="Segoe UI"/>
+        </w:rPr>
+        <w:t xml:space="preserve"> נבחרו כך שישקפו את שלושת המרכיבים של הגדרת ה־Hidden Gem, אך לא ניתן היה לכייל אותם מול מדגם מתויג.</w:t>
       </w:r>
     </w:p>
     <w:p>
@@ -3461,21 +3284,7 @@
         <w:rPr>
           <w:rFonts w:cs="Segoe UI"/>
         </w:rPr>
-        <w:t xml:space="preserve">מגבלה נוספת היא שקריטריון המחיר תלוי באיכות מודל חיזוי המחיר מבעיה 1, ולכן טעויות בחיזוי עשויות להשפיע גם על זיהוי </w:t>
-      </w:r>
-      <w:proofErr w:type="spellStart"/>
-      <w:r>
-        <w:rPr>
-          <w:rFonts w:cs="Segoe UI"/>
-        </w:rPr>
-        <w:t>ה־Hidden</w:t>
-      </w:r>
-      <w:proofErr w:type="spellEnd"/>
-      <w:r>
-        <w:rPr>
-          <w:rFonts w:cs="Segoe UI"/>
-        </w:rPr>
-        <w:t xml:space="preserve"> Gems. כדי לצמצם מגבלה זו, הזיהוי הסופי הוגבל לנכסים מקבוצת הבדיקה בלבד, כך שכל פער מחיר התבסס על תחזית</w:t>
+        <w:t>מגבלה נוספת היא שקריטריון המחיר תלוי באיכות מודל חיזוי המחיר מבעיה 1, ולכן טעויות בחיזוי עשויות להשפיע גם על זיהוי ה־Hidden Gems. כדי לצמצם מגבלה זו, הזיהוי הסופי הוגבל לנכסים מקבוצת הבדיקה בלבד, כך שכל פער מחיר התבסס על תחזית</w:t>
       </w:r>
       <w:r>
         <w:rPr>
@@ -3484,19 +3293,11 @@
         </w:rPr>
         <w:t xml:space="preserve"> </w:t>
       </w:r>
-      <w:proofErr w:type="spellStart"/>
-      <w:r>
-        <w:rPr>
-          <w:rFonts w:cs="Segoe UI"/>
-        </w:rPr>
-        <w:t>out-of-sample</w:t>
-      </w:r>
-      <w:proofErr w:type="spellEnd"/>
-      <w:r>
-        <w:rPr>
-          <w:rFonts w:cs="Segoe UI"/>
-        </w:rPr>
-        <w:t xml:space="preserve"> עבור נכס שלא שימש לאימון המודל. עם זאת, גם תחזיות אלה אינן מושלמות, ולכן יש להתייחס לקריטריון המחיר כאומדן ולא כמדד מוחלט.</w:t>
+      <w:r>
+        <w:rPr>
+          <w:rFonts w:cs="Segoe UI"/>
+        </w:rPr>
+        <w:t>out-of-sample עבור נכס שלא שימש לאימון המודל. עם זאת, גם תחזיות אלה אינן מושלמות, ולכן יש להתייחס לקריטריון המחיר כאומדן ולא כמדד מוחלט.</w:t>
       </w:r>
     </w:p>
     <w:p>
@@ -3516,27 +3317,7 @@
           <w:color w:val="0B3D4D"/>
           <w:sz w:val="30"/>
         </w:rPr>
-        <w:t xml:space="preserve">בעיה 3 – אפיון </w:t>
-      </w:r>
-      <w:proofErr w:type="spellStart"/>
-      <w:r>
-        <w:rPr>
-          <w:rFonts w:cs="Segoe UI"/>
-          <w:bCs/>
-          <w:color w:val="0B3D4D"/>
-          <w:sz w:val="30"/>
-        </w:rPr>
-        <w:t>תתי־קבוצות</w:t>
-      </w:r>
-      <w:proofErr w:type="spellEnd"/>
-      <w:r>
-        <w:rPr>
-          <w:rFonts w:cs="Segoe UI"/>
-          <w:bCs/>
-          <w:color w:val="0B3D4D"/>
-          <w:sz w:val="30"/>
-        </w:rPr>
-        <w:t xml:space="preserve"> של נכסי Hidden Gem</w:t>
+        <w:t>בעיה 3 – אפיון תתי־קבוצות של נכסי Hidden Gem</w:t>
       </w:r>
     </w:p>
     <w:p>
@@ -3560,35 +3341,7 @@
         <w:rPr>
           <w:rFonts w:cs="Segoe UI"/>
         </w:rPr>
-        <w:t xml:space="preserve"> הנחנו כי נכסי </w:t>
-      </w:r>
-      <w:proofErr w:type="spellStart"/>
-      <w:r>
-        <w:rPr>
-          <w:rFonts w:cs="Segoe UI"/>
-        </w:rPr>
-        <w:t>ה־Hidden</w:t>
-      </w:r>
-      <w:proofErr w:type="spellEnd"/>
-      <w:r>
-        <w:rPr>
-          <w:rFonts w:cs="Segoe UI"/>
-        </w:rPr>
-        <w:t xml:space="preserve"> Gems אינם מהווים קבוצה אחידה, אלא עשויים להתחלק </w:t>
-      </w:r>
-      <w:proofErr w:type="spellStart"/>
-      <w:r>
-        <w:rPr>
-          <w:rFonts w:cs="Segoe UI"/>
-        </w:rPr>
-        <w:t>לתת־קבוצות</w:t>
-      </w:r>
-      <w:proofErr w:type="spellEnd"/>
-      <w:r>
-        <w:rPr>
-          <w:rFonts w:cs="Segoe UI"/>
-        </w:rPr>
-        <w:t xml:space="preserve"> בעלות מאפיינים משותפים. זיהוי קבוצות כאלה יכול לסייע בהבנת סוגים שונים של Hidden Gems, למשל לפי אזור גיאוגרפי או מאפייני הנכס.</w:t>
+        <w:t>הנחנו כי נכסי ה־Hidden Gems אינם מהווים קבוצה אחידה, אלא עשויים להתחלק לתת־קבוצות בעלות מאפיינים משותפים. זיהוי קבוצות כאלה יכול לסייע בהבנת סוגים שונים של Hidden Gems, למשל לפי אזור גיאוגרפי או מאפייני הנכס.</w:t>
       </w:r>
     </w:p>
     <w:p>
@@ -3607,54 +3360,58 @@
     <w:p>
       <w:pPr>
         <w:spacing w:after="120"/>
-      </w:pPr>
-      <w:r>
-        <w:rPr>
-          <w:rFonts w:cs="Segoe UI"/>
-        </w:rPr>
-        <w:t xml:space="preserve"> לצורך זיהוי </w:t>
-      </w:r>
-      <w:proofErr w:type="spellStart"/>
-      <w:r>
-        <w:rPr>
-          <w:rFonts w:cs="Segoe UI"/>
-        </w:rPr>
-        <w:t>תתי־קבוצות</w:t>
-      </w:r>
-      <w:proofErr w:type="spellEnd"/>
-      <w:r>
-        <w:rPr>
-          <w:rFonts w:cs="Segoe UI"/>
-        </w:rPr>
-        <w:t xml:space="preserve"> השתמשנו באלגוריתם K-</w:t>
-      </w:r>
-      <w:proofErr w:type="spellStart"/>
-      <w:r>
-        <w:rPr>
-          <w:rFonts w:cs="Segoe UI"/>
-        </w:rPr>
-        <w:t>means</w:t>
-      </w:r>
-      <w:proofErr w:type="spellEnd"/>
-      <w:r>
-        <w:rPr>
-          <w:rFonts w:cs="Segoe UI"/>
-        </w:rPr>
-        <w:t xml:space="preserve"> על 453 הנכסים שסווגו </w:t>
-      </w:r>
-      <w:proofErr w:type="spellStart"/>
-      <w:r>
-        <w:rPr>
-          <w:rFonts w:cs="Segoe UI"/>
-        </w:rPr>
-        <w:t>כ־Hidden</w:t>
-      </w:r>
-      <w:proofErr w:type="spellEnd"/>
-      <w:r>
-        <w:rPr>
-          <w:rFonts w:cs="Segoe UI"/>
-        </w:rPr>
-        <w:t xml:space="preserve"> Gems בשלב הקודם. החלוקה בוצעה על בסיס מיקום הנכס (קווי רוחב ואורך), מספר האורחים שהוא יכול לארח, מספר חדרי השינה ומספר השירותים שהוא מציע — חמישה משתנים.</w:t>
+        <w:rPr>
+          <w:rFonts w:hint="cs"/>
+        </w:rPr>
+      </w:pPr>
+      <w:r>
+        <w:rPr>
+          <w:rFonts w:cs="Segoe UI"/>
+        </w:rPr>
+        <w:t xml:space="preserve">לצורך זיהוי תתי־קבוצות השתמשנו באלגוריתם K-means על 453 הנכסים שסווגו כ־Hidden Gems בשלב הקודם. החלוקה בוצעה על בסיס מיקום הנכס (קווי רוחב ואורך), מספר האורחים שהוא יכול לארח, מספר חדרי השינה ומספר השירותים שהוא מציע </w:t>
+      </w:r>
+      <w:r>
+        <w:rPr>
+          <w:rFonts w:cs="Segoe UI" w:hint="cs"/>
+        </w:rPr>
+        <w:t>-</w:t>
+      </w:r>
+      <w:r>
+        <w:rPr>
+          <w:rFonts w:cs="Segoe UI"/>
+        </w:rPr>
+        <w:t xml:space="preserve"> חמישה משתנים.</w:t>
+      </w:r>
+      <w:r>
+        <w:rPr>
+          <w:rFonts w:hint="cs"/>
+        </w:rPr>
+        <w:t xml:space="preserve"> </w:t>
+      </w:r>
+      <w:r>
+        <w:rPr>
+          <w:rFonts w:cs="Segoe UI" w:hint="cs"/>
+        </w:rPr>
+        <w:t>בחרנו במשתנים אלו כי</w:t>
+      </w:r>
+      <w:r>
+        <w:rPr>
+          <w:rFonts w:cs="Segoe UI"/>
+        </w:rPr>
+        <w:t xml:space="preserve"> שאפנו לבסס את החלוקה על מאפייני הליבה הפיזיים של הנכס, ללא השפעת מדדי ביקוש או מחיר. מבחינה אלגוריתמית, כל חמשת המשתנים הם מספריים (כמותיים) – תנאי הכרחי לשימוש באלגוריתם </w:t>
+      </w:r>
+      <w:r>
+        <w:rPr>
+          <w:rFonts w:cs="Segoe UI"/>
+          <w:rtl w:val="0"/>
+        </w:rPr>
+        <w:t>K-means</w:t>
+      </w:r>
+      <w:r>
+        <w:rPr>
+          <w:rFonts w:cs="Segoe UI" w:hint="cs"/>
+        </w:rPr>
+        <w:t>.</w:t>
       </w:r>
     </w:p>
     <w:p>
@@ -3665,21 +3422,7 @@
         <w:rPr>
           <w:rFonts w:cs="Segoe UI"/>
         </w:rPr>
-        <w:t xml:space="preserve">לפני הפעלת האלגוריתם בוצעה סטנדרטיזציה של כל חמשת המשתנים, מאחר </w:t>
-      </w:r>
-      <w:proofErr w:type="spellStart"/>
-      <w:r>
-        <w:rPr>
-          <w:rFonts w:cs="Segoe UI"/>
-        </w:rPr>
-        <w:t>ש־K-means</w:t>
-      </w:r>
-      <w:proofErr w:type="spellEnd"/>
-      <w:r>
-        <w:rPr>
-          <w:rFonts w:cs="Segoe UI"/>
-        </w:rPr>
-        <w:t xml:space="preserve"> מבוסס על מרחקים ורגיש להבדלים בסקאלה. לנכס אחד חסר מספר חדרי השינה, ולכן 452 מתוך 453 הנכסים נכללו בניתוח.</w:t>
+        <w:t>לפני הפעלת האלגוריתם בוצעה סטנדרטיזציה של כל חמשת המשתנים, מאחר ש־K-means מבוסס על מרחקים ורגיש להבדלים בסקאלה. לנכס אחד חסר מספר חדרי השינה, ולכן 452 מתוך 453 הנכסים נכללו בניתוח.</w:t>
       </w:r>
     </w:p>
     <w:p>
@@ -3703,21 +3446,70 @@
         <w:rPr>
           <w:rFonts w:cs="Segoe UI"/>
         </w:rPr>
-        <w:t xml:space="preserve"> השווינו בין פתרונות הכוללים שתיים עד שש קבוצות. ההשוואה התבססה על ציון </w:t>
-      </w:r>
-      <w:proofErr w:type="spellStart"/>
-      <w:r>
-        <w:rPr>
-          <w:rFonts w:cs="Segoe UI"/>
+        <w:t>השווינו בין פתרונות הכוללים שתיים עד שש קבוצות. ההשוואה התבססה על ציון Silhouette, וכן על בחינה איכותנית של גודל הקבוצות ושל המידה שבה הן ניתנות לפרשנות.</w:t>
+      </w:r>
+      <w:r>
+        <w:rPr>
+          <w:rFonts w:hint="cs"/>
+        </w:rPr>
+        <w:t xml:space="preserve"> </w:t>
+      </w:r>
+      <w:r>
+        <w:rPr>
+          <w:rFonts w:cs="Segoe UI"/>
+        </w:rPr>
+        <w:t>על פי עקרונות ההערכה ש</w:t>
+      </w:r>
+      <w:r>
+        <w:rPr>
+          <w:rFonts w:cs="Segoe UI" w:hint="cs"/>
+        </w:rPr>
+        <w:t xml:space="preserve">נלמדו, </w:t>
+      </w:r>
+      <w:r>
+        <w:rPr>
+          <w:rFonts w:cs="Segoe UI"/>
+        </w:rPr>
+        <w:t>חלוקה אידיאלית מתאפיינת בלכידות (</w:t>
+      </w:r>
+      <w:r>
+        <w:rPr>
+          <w:rFonts w:cs="Segoe UI"/>
+          <w:rtl w:val="0"/>
+        </w:rPr>
+        <w:t>Cohesion</w:t>
+      </w:r>
+      <w:r>
+        <w:rPr>
+          <w:rFonts w:cs="Segoe UI"/>
+        </w:rPr>
+        <w:t>) גבוהה בתוך כל קבוצה, ובהפרדה (</w:t>
+      </w:r>
+      <w:r>
+        <w:rPr>
+          <w:rFonts w:cs="Segoe UI"/>
+          <w:rtl w:val="0"/>
+        </w:rPr>
+        <w:t>Separation</w:t>
+      </w:r>
+      <w:r>
+        <w:rPr>
+          <w:rFonts w:cs="Segoe UI"/>
+        </w:rPr>
+        <w:t>) ברורה בין הקבוצות השונות. כדי למדוד זאת השתמשנו בציון ה-</w:t>
+      </w:r>
+      <w:r>
+        <w:rPr>
+          <w:rFonts w:cs="Segoe UI"/>
+          <w:rtl w:val="0"/>
         </w:rPr>
         <w:t>Silhouette</w:t>
       </w:r>
-      <w:proofErr w:type="spellEnd"/>
-      <w:r>
-        <w:rPr>
-          <w:rFonts w:cs="Segoe UI"/>
-        </w:rPr>
-        <w:t>, וכן על בחינה איכותנית של גודל הקבוצות ושל המידה שבה הן ניתנות לפרשנות.</w:t>
+      <w:r>
+        <w:rPr>
+          <w:rFonts w:cs="Segoe UI"/>
+        </w:rPr>
+        <w:t>, המשלב את שני המדדים הללו לציון אחד.</w:t>
       </w:r>
     </w:p>
     <w:p>
@@ -3728,49 +3520,67 @@
         <w:rPr>
           <w:rFonts w:cs="Segoe UI"/>
         </w:rPr>
-        <w:t xml:space="preserve">ציון </w:t>
-      </w:r>
-      <w:proofErr w:type="spellStart"/>
-      <w:r>
-        <w:rPr>
-          <w:rFonts w:cs="Segoe UI"/>
-        </w:rPr>
-        <w:t>ה־Silhouette</w:t>
-      </w:r>
-      <w:proofErr w:type="spellEnd"/>
-      <w:r>
-        <w:rPr>
-          <w:rFonts w:cs="Segoe UI"/>
-        </w:rPr>
-        <w:t xml:space="preserve"> אינו מונוטוני: 0.27 לשתי קבוצות, 0.30 לשלוש (הציון הגבוה ביותר בטווח שנבדק), 0.22 לארבע, 0.24 לחמש ו־0.24 לשש. עם זאת, כלל הציונים נמוכים וקרובים זה לזה (0.22–0.30) — סימן לכך שנכסי </w:t>
-      </w:r>
-      <w:proofErr w:type="spellStart"/>
-      <w:r>
-        <w:rPr>
-          <w:rFonts w:cs="Segoe UI"/>
-        </w:rPr>
-        <w:t>ה־Hidden</w:t>
-      </w:r>
-      <w:proofErr w:type="spellEnd"/>
-      <w:r>
-        <w:rPr>
-          <w:rFonts w:cs="Segoe UI"/>
-        </w:rPr>
-        <w:t xml:space="preserve"> Gems נפרשים על רצף רציף ולא נחלקים לקבוצות מופרדות היטב, </w:t>
-      </w:r>
-      <w:proofErr w:type="spellStart"/>
-      <w:r>
-        <w:rPr>
-          <w:rFonts w:cs="Segoe UI"/>
-        </w:rPr>
-        <w:t>ושה־Silhouette</w:t>
-      </w:r>
-      <w:proofErr w:type="spellEnd"/>
-      <w:r>
-        <w:rPr>
-          <w:rFonts w:cs="Segoe UI"/>
-        </w:rPr>
-        <w:t xml:space="preserve"> לבדו אינו קריטריון מכריע כאן.</w:t>
+        <w:t>ציו</w:t>
+      </w:r>
+      <w:r>
+        <w:rPr>
+          <w:rFonts w:cs="Segoe UI" w:hint="cs"/>
+        </w:rPr>
+        <w:t>ני</w:t>
+      </w:r>
+      <w:r>
+        <w:rPr>
+          <w:rFonts w:cs="Segoe UI"/>
+        </w:rPr>
+        <w:t xml:space="preserve"> ה־Silhouette </w:t>
+      </w:r>
+      <w:r>
+        <w:rPr>
+          <w:rFonts w:cs="Segoe UI" w:hint="cs"/>
+        </w:rPr>
+        <w:t xml:space="preserve">שהתקבלו </w:t>
+      </w:r>
+      <w:r>
+        <w:rPr>
+          <w:rFonts w:cs="Segoe UI"/>
+        </w:rPr>
+        <w:t>אינ</w:t>
+      </w:r>
+      <w:r>
+        <w:rPr>
+          <w:rFonts w:cs="Segoe UI" w:hint="cs"/>
+        </w:rPr>
+        <w:t>ם</w:t>
+      </w:r>
+      <w:r>
+        <w:rPr>
+          <w:rFonts w:cs="Segoe UI"/>
+        </w:rPr>
+        <w:t xml:space="preserve"> מונוטוני</w:t>
+      </w:r>
+      <w:r>
+        <w:rPr>
+          <w:rFonts w:cs="Segoe UI" w:hint="cs"/>
+        </w:rPr>
+        <w:t>ים</w:t>
+      </w:r>
+      <w:r>
+        <w:rPr>
+          <w:rFonts w:cs="Segoe UI"/>
+        </w:rPr>
+        <w:t xml:space="preserve">: 0.27 לשתי קבוצות, 0.30 לשלוש (הציון הגבוה ביותר בטווח שנבדק), 0.22 לארבע, 0.24 לחמש ו־0.24 לשש. עם זאת, כלל הציונים נמוכים וקרובים זה לזה (0.22–0.30) </w:t>
+      </w:r>
+      <w:r>
+        <w:rPr>
+          <w:rFonts w:cs="Segoe UI" w:hint="cs"/>
+        </w:rPr>
+        <w:t>-</w:t>
+      </w:r>
+      <w:r>
+        <w:rPr>
+          <w:rFonts w:cs="Segoe UI"/>
+        </w:rPr>
+        <w:t xml:space="preserve"> סימן לכך שנכסי ה־Hidden Gems נפרשים על רצף רציף ולא נחלקים לקבוצות מופרדות היטב, ושה־Silhouette לבדו אינו קריטריון מכריע כאן.</w:t>
       </w:r>
     </w:p>
     <w:p>
@@ -3781,21 +3591,31 @@
         <w:rPr>
           <w:rFonts w:cs="Segoe UI"/>
         </w:rPr>
-        <w:t xml:space="preserve">בחרנו בפתרון של ארבע קבוצות על בסיס פרשנות: זהו מספר הקבוצות הקטן ביותר שבו נפרדים כל שלושת טיפוסי הנכס — קומפקטי ובסיסי, קומפקטי אך מאובזר היטב, וגדול לקבוצות — לצד קבוצת החוף. בפתרון של שלוש קבוצות (שהשיג את ציון </w:t>
-      </w:r>
-      <w:proofErr w:type="spellStart"/>
-      <w:r>
-        <w:rPr>
-          <w:rFonts w:cs="Segoe UI"/>
-        </w:rPr>
-        <w:t>ה־Silhouette</w:t>
-      </w:r>
-      <w:proofErr w:type="spellEnd"/>
-      <w:r>
-        <w:rPr>
-          <w:rFonts w:cs="Segoe UI"/>
-        </w:rPr>
-        <w:t xml:space="preserve"> הגבוה ביותר) שני הטיפוסים הקומפקטיים מתמזגים לקבוצה אחת גדולה ומאבדים את ההבחנה לפי רמת אבזור; בפתרונות של חמש ושש קבוצות הפיצול הנוסף נעשה לפי כמות השירותים בלבד ואינו מוסיף הבחנה שניתן לפרש.</w:t>
+        <w:t xml:space="preserve">בחרנו בפתרון של ארבע קבוצות על בסיס פרשנות: זהו מספר הקבוצות הקטן ביותר שבו נפרדים כל שלושת טיפוסי הנכס </w:t>
+      </w:r>
+      <w:r>
+        <w:rPr>
+          <w:rFonts w:cs="Segoe UI" w:hint="cs"/>
+        </w:rPr>
+        <w:t>-</w:t>
+      </w:r>
+      <w:r>
+        <w:rPr>
+          <w:rFonts w:cs="Segoe UI"/>
+        </w:rPr>
+        <w:t xml:space="preserve"> קומפקטי ובסיסי, קומפקטי אך מאובזר היטב, וגדול לקבוצות </w:t>
+      </w:r>
+      <w:r>
+        <w:rPr>
+          <w:rFonts w:cs="Segoe UI" w:hint="cs"/>
+        </w:rPr>
+        <w:t>-</w:t>
+      </w:r>
+      <w:r>
+        <w:rPr>
+          <w:rFonts w:cs="Segoe UI"/>
+        </w:rPr>
+        <w:t xml:space="preserve"> לצד קבוצת החוף. בפתרון של שלוש קבוצות (שהשיג את ציון ה־Silhouette הגבוה ביותר) שני הטיפוסים הקומפקטיים מתמזגים לקבוצה אחת גדולה ומאבדים את ההבחנה לפי רמת אבזור; בפתרונות של חמש ושש קבוצות הפיצול הנוסף נעשה לפי כמות השירותים בלבד ואינו מוסיף הבחנה שניתן לפרש.</w:t>
       </w:r>
     </w:p>
     <w:p>
@@ -3819,35 +3639,7 @@
         <w:rPr>
           <w:rFonts w:cs="Segoe UI"/>
         </w:rPr>
-        <w:t xml:space="preserve"> </w:t>
-      </w:r>
-      <w:proofErr w:type="spellStart"/>
-      <w:r>
-        <w:rPr>
-          <w:rFonts w:cs="Segoe UI"/>
-        </w:rPr>
-        <w:t>ה־Clustering</w:t>
-      </w:r>
-      <w:proofErr w:type="spellEnd"/>
-      <w:r>
-        <w:rPr>
-          <w:rFonts w:cs="Segoe UI"/>
-        </w:rPr>
-        <w:t xml:space="preserve"> הצביע על כך שנכסי </w:t>
-      </w:r>
-      <w:proofErr w:type="spellStart"/>
-      <w:r>
-        <w:rPr>
-          <w:rFonts w:cs="Segoe UI"/>
-        </w:rPr>
-        <w:t>ה־Hidden</w:t>
-      </w:r>
-      <w:proofErr w:type="spellEnd"/>
-      <w:r>
-        <w:rPr>
-          <w:rFonts w:cs="Segoe UI"/>
-        </w:rPr>
-        <w:t xml:space="preserve"> Gems נחלקים בעיקר לפי מאפייני הנכס עצמו — גודל ורמת אבזור — ולא לפי מיקום. רק קבוצה אחת מתוך הארבע מוגדרת גיאוגרפית.</w:t>
+        <w:t xml:space="preserve"> ה־Clustering הצביע על כך שנכסי ה־Hidden Gems נחלקים בעיקר לפי מאפייני הנכס עצמו — גודל ורמת אבזור — ולא לפי מיקום. רק קבוצה אחת מתוך הארבע מוגדרת גיאוגרפית.</w:t>
       </w:r>
     </w:p>
     <w:tbl>
@@ -3885,7 +3677,6 @@
                 <w:highlight w:val="yellow"/>
               </w:rPr>
             </w:pPr>
-            <w:proofErr w:type="spellStart"/>
             <w:r>
               <w:rPr>
                 <w:rFonts w:cs="Segoe UI"/>
@@ -3894,9 +3685,9 @@
                 <w:sz w:val="20"/>
                 <w:highlight w:val="yellow"/>
               </w:rPr>
+              <w:lastRenderedPageBreak/>
               <w:t>Cluster</w:t>
             </w:r>
-            <w:proofErr w:type="spellEnd"/>
           </w:p>
         </w:tc>
         <w:tc>
@@ -4152,59 +3943,13 @@
                 <w:highlight w:val="yellow"/>
               </w:rPr>
             </w:pPr>
-            <w:proofErr w:type="spellStart"/>
             <w:r>
               <w:rPr>
                 <w:rFonts w:cs="Segoe UI"/>
                 <w:sz w:val="20"/>
                 <w:highlight w:val="yellow"/>
               </w:rPr>
-              <w:t>פנינות</w:t>
-            </w:r>
-            <w:proofErr w:type="spellEnd"/>
-            <w:r>
-              <w:rPr>
-                <w:rFonts w:cs="Segoe UI"/>
-                <w:sz w:val="20"/>
-                <w:highlight w:val="yellow"/>
-              </w:rPr>
-              <w:t xml:space="preserve"> החוף השקטות (</w:t>
-            </w:r>
-            <w:proofErr w:type="spellStart"/>
-            <w:r>
-              <w:rPr>
-                <w:rFonts w:cs="Segoe UI"/>
-                <w:sz w:val="20"/>
-                <w:highlight w:val="yellow"/>
-              </w:rPr>
-              <w:t>אוסטיה</w:t>
-            </w:r>
-            <w:proofErr w:type="spellEnd"/>
-            <w:r>
-              <w:rPr>
-                <w:rFonts w:cs="Segoe UI"/>
-                <w:sz w:val="20"/>
-                <w:highlight w:val="yellow"/>
-              </w:rPr>
-              <w:t>/</w:t>
-            </w:r>
-            <w:proofErr w:type="spellStart"/>
-            <w:r>
-              <w:rPr>
-                <w:rFonts w:cs="Segoe UI"/>
-                <w:sz w:val="20"/>
-                <w:highlight w:val="yellow"/>
-              </w:rPr>
-              <w:t>אצ'יליה</w:t>
-            </w:r>
-            <w:proofErr w:type="spellEnd"/>
-            <w:r>
-              <w:rPr>
-                <w:rFonts w:cs="Segoe UI"/>
-                <w:sz w:val="20"/>
-                <w:highlight w:val="yellow"/>
-              </w:rPr>
-              <w:t>)</w:t>
+              <w:t>פנינות החוף השקטות (אוסטיה/אצ'יליה)</w:t>
             </w:r>
           </w:p>
         </w:tc>
@@ -4399,7 +4144,6 @@
                 <w:sz w:val="20"/>
                 <w:highlight w:val="yellow"/>
               </w:rPr>
-              <w:lastRenderedPageBreak/>
               <w:t>1</w:t>
             </w:r>
           </w:p>
@@ -5078,6 +4822,9 @@
         <w:jc w:val="center"/>
       </w:pPr>
       <w:r>
+        <w:rPr>
+          <w:noProof/>
+        </w:rPr>
         <w:drawing>
           <wp:inline distT="0" distB="0" distL="0" distR="0" wp14:anchorId="2751653D" wp14:editId="78A59E36">
             <wp:extent cx="5400000" cy="4860000"/>
@@ -5137,36 +4884,7 @@
         <w:rPr>
           <w:rFonts w:cs="Segoe UI"/>
         </w:rPr>
-        <w:lastRenderedPageBreak/>
-        <w:t xml:space="preserve"> המגבלה המרכזית של הניתוח היא ציוני </w:t>
-      </w:r>
-      <w:proofErr w:type="spellStart"/>
-      <w:r>
-        <w:rPr>
-          <w:rFonts w:cs="Segoe UI"/>
-        </w:rPr>
-        <w:t>ה־Silhouette</w:t>
-      </w:r>
-      <w:proofErr w:type="spellEnd"/>
-      <w:r>
-        <w:rPr>
-          <w:rFonts w:cs="Segoe UI"/>
-        </w:rPr>
-        <w:t xml:space="preserve"> הנמוכים (0.22–0.30). הם מעידים על כך שהקבוצות אינן מופרדות היטב במרחב חמשת המשתנים, אלא מהוות חיתוך של ענן רציף. לכן יש להתייחס לחלוקה כאל תיאור שימושי של טיפוסי נכס, ולא כאל מבנה טבעי </w:t>
-      </w:r>
-      <w:proofErr w:type="spellStart"/>
-      <w:r>
-        <w:rPr>
-          <w:rFonts w:cs="Segoe UI"/>
-        </w:rPr>
-        <w:t>חד־משמעי</w:t>
-      </w:r>
-      <w:proofErr w:type="spellEnd"/>
-      <w:r>
-        <w:rPr>
-          <w:rFonts w:cs="Segoe UI"/>
-        </w:rPr>
-        <w:t xml:space="preserve"> הקיים בנתונים.</w:t>
+        <w:t xml:space="preserve"> המגבלה המרכזית של הניתוח היא ציוני ה־Silhouette הנמוכים (0.22–0.30). הם מעידים על כך שהקבוצות אינן מופרדות היטב במרחב חמשת המשתנים, אלא מהוות חיתוך של ענן רציף. לכן יש להתייחס לחלוקה כאל תיאור שימושי של טיפוסי נכס, ולא כאל מבנה טבעי חד־משמעי הקיים בנתונים.</w:t>
       </w:r>
     </w:p>
     <w:p>
@@ -5218,21 +4936,7 @@
         <w:rPr>
           <w:rFonts w:cs="Segoe UI"/>
         </w:rPr>
-        <w:t xml:space="preserve"> לאחר זיהוי נכסי </w:t>
-      </w:r>
-      <w:proofErr w:type="spellStart"/>
-      <w:r>
-        <w:rPr>
-          <w:rFonts w:cs="Segoe UI"/>
-        </w:rPr>
-        <w:t>ה־Hidden</w:t>
-      </w:r>
-      <w:proofErr w:type="spellEnd"/>
-      <w:r>
-        <w:rPr>
-          <w:rFonts w:cs="Segoe UI"/>
-        </w:rPr>
-        <w:t xml:space="preserve"> Gems ביקשנו לבחון האם האופן שבו אורחים מתארים אותם שונה מהאופן שבו מתוארים יתר הנכסים. הנחנו כי ניתוח השפה בביקורות עשוי לחשוף מאפיינים איכותניים של חוויית האירוח, שאינם באים לידי ביטוי בקריטריונים הכמותיים ששימשו לזיהוי הנכסים.</w:t>
+        <w:t xml:space="preserve"> לאחר זיהוי נכסי ה־Hidden Gems ביקשנו לבחון האם האופן שבו אורחים מתארים אותם שונה מהאופן שבו מתוארים יתר הנכסים. הנחנו כי ניתוח השפה בביקורות עשוי לחשוף מאפיינים איכותניים של חוויית האירוח, שאינם באים לידי ביטוי בקריטריונים הכמותיים ששימשו לזיהוי הנכסים.</w:t>
       </w:r>
     </w:p>
     <w:p>
@@ -5256,35 +4960,7 @@
         <w:rPr>
           <w:rFonts w:cs="Segoe UI"/>
         </w:rPr>
-        <w:t xml:space="preserve"> השווינו בין טקסט הביקורות של 453 נכסי </w:t>
-      </w:r>
-      <w:proofErr w:type="spellStart"/>
-      <w:r>
-        <w:rPr>
-          <w:rFonts w:cs="Segoe UI"/>
-        </w:rPr>
-        <w:t>ה־Hidden</w:t>
-      </w:r>
-      <w:proofErr w:type="spellEnd"/>
-      <w:r>
-        <w:rPr>
-          <w:rFonts w:cs="Segoe UI"/>
-        </w:rPr>
-        <w:t xml:space="preserve"> Gems לבין הביקורות על יתר הנכסים. מאחר שהניתוח התבסס על מבנים לשוניים באנגלית, בוצע תחילה סינון שפה באמצעות </w:t>
-      </w:r>
-      <w:proofErr w:type="spellStart"/>
-      <w:r>
-        <w:rPr>
-          <w:rFonts w:cs="Segoe UI"/>
-        </w:rPr>
-        <w:t>langdetect</w:t>
-      </w:r>
-      <w:proofErr w:type="spellEnd"/>
-      <w:r>
-        <w:rPr>
-          <w:rFonts w:cs="Segoe UI"/>
-        </w:rPr>
-        <w:t>, ולאחריו נכללו 1,675 ביקורות באנגלית על נכסי Hidden Gem ו־269,075 ביקורות באנגלית בקבוצת ההשוואה.</w:t>
+        <w:t xml:space="preserve"> השווינו בין טקסט הביקורות של 453 נכסי ה־Hidden Gems לבין הביקורות על יתר הנכסים. מאחר שהניתוח התבסס על מבנים לשוניים באנגלית, בוצע תחילה סינון שפה באמצעות langdetect, ולאחריו נכללו 1,675 ביקורות באנגלית על נכסי Hidden Gem ו־269,075 ביקורות באנגלית בקבוצת ההשוואה.</w:t>
       </w:r>
     </w:p>
     <w:p>
@@ -5295,49 +4971,7 @@
         <w:rPr>
           <w:rFonts w:cs="Segoe UI"/>
         </w:rPr>
-        <w:t xml:space="preserve">הטקסטים עברו עיבוד מקדים שכלל פירוק למילים, תיוג חלקי דיבר והסרת מילות עצירה. בנוסף הוסרו מילים נפוצות הקשורות ישירות לתחום, כגון </w:t>
-      </w:r>
-      <w:proofErr w:type="spellStart"/>
-      <w:r>
-        <w:rPr>
-          <w:rFonts w:cs="Segoe UI"/>
-        </w:rPr>
-        <w:t>Rome</w:t>
-      </w:r>
-      <w:proofErr w:type="spellEnd"/>
-      <w:r>
-        <w:rPr>
-          <w:rFonts w:cs="Segoe UI"/>
-        </w:rPr>
-        <w:t xml:space="preserve">, </w:t>
-      </w:r>
-      <w:proofErr w:type="spellStart"/>
-      <w:r>
-        <w:rPr>
-          <w:rFonts w:cs="Segoe UI"/>
-        </w:rPr>
-        <w:t>apartment</w:t>
-      </w:r>
-      <w:proofErr w:type="spellEnd"/>
-      <w:r>
-        <w:rPr>
-          <w:rFonts w:cs="Segoe UI"/>
-        </w:rPr>
-        <w:t xml:space="preserve"> </w:t>
-      </w:r>
-      <w:proofErr w:type="spellStart"/>
-      <w:r>
-        <w:rPr>
-          <w:rFonts w:cs="Segoe UI"/>
-        </w:rPr>
-        <w:t>ו־Airbnb</w:t>
-      </w:r>
-      <w:proofErr w:type="spellEnd"/>
-      <w:r>
-        <w:rPr>
-          <w:rFonts w:cs="Segoe UI"/>
-        </w:rPr>
-        <w:t>, מאחר שהן הופיעו בתדירות גבוהה אך לא תרמו להבחנה בין הקבוצות.</w:t>
+        <w:t>הטקסטים עברו עיבוד מקדים שכלל פירוק למילים, תיוג חלקי דיבר והסרת מילות עצירה. בנוסף הוסרו מילים נפוצות הקשורות ישירות לתחום, כגון Rome, apartment ו־Airbnb, מאחר שהן הופיעו בתדירות גבוהה אך לא תרמו להבחנה בין הקבוצות.</w:t>
       </w:r>
     </w:p>
     <w:p>
@@ -5348,77 +4982,7 @@
         <w:rPr>
           <w:rFonts w:cs="Segoe UI"/>
         </w:rPr>
-        <w:t xml:space="preserve">לצורך הניתוח נשמרו צירופים סמוכים של תואר ושם עצם, כגון </w:t>
-      </w:r>
-      <w:proofErr w:type="spellStart"/>
-      <w:r>
-        <w:rPr>
-          <w:rFonts w:cs="Segoe UI"/>
-        </w:rPr>
-        <w:t>great</w:t>
-      </w:r>
-      <w:proofErr w:type="spellEnd"/>
-      <w:r>
-        <w:rPr>
-          <w:rFonts w:cs="Segoe UI"/>
-        </w:rPr>
-        <w:t xml:space="preserve"> </w:t>
-      </w:r>
-      <w:proofErr w:type="spellStart"/>
-      <w:r>
-        <w:rPr>
-          <w:rFonts w:cs="Segoe UI"/>
-        </w:rPr>
-        <w:t>location</w:t>
-      </w:r>
-      <w:proofErr w:type="spellEnd"/>
-      <w:r>
-        <w:rPr>
-          <w:rFonts w:cs="Segoe UI"/>
-        </w:rPr>
-        <w:t xml:space="preserve"> </w:t>
-      </w:r>
-      <w:proofErr w:type="spellStart"/>
-      <w:r>
-        <w:rPr>
-          <w:rFonts w:cs="Segoe UI"/>
-        </w:rPr>
-        <w:t>ו־quiet</w:t>
-      </w:r>
-      <w:proofErr w:type="spellEnd"/>
-      <w:r>
-        <w:rPr>
-          <w:rFonts w:cs="Segoe UI"/>
-        </w:rPr>
-        <w:t xml:space="preserve"> </w:t>
-      </w:r>
-      <w:proofErr w:type="spellStart"/>
-      <w:r>
-        <w:rPr>
-          <w:rFonts w:cs="Segoe UI"/>
-        </w:rPr>
-        <w:t>neighborhood</w:t>
-      </w:r>
-      <w:proofErr w:type="spellEnd"/>
-      <w:r>
-        <w:rPr>
-          <w:rFonts w:cs="Segoe UI"/>
-        </w:rPr>
-        <w:t xml:space="preserve">. המילים הומרו לצורת הבסיס שלהן באמצעות </w:t>
-      </w:r>
-      <w:proofErr w:type="spellStart"/>
-      <w:r>
-        <w:rPr>
-          <w:rFonts w:cs="Segoe UI"/>
-        </w:rPr>
-        <w:t>Lemmatization</w:t>
-      </w:r>
-      <w:proofErr w:type="spellEnd"/>
-      <w:r>
-        <w:rPr>
-          <w:rFonts w:cs="Segoe UI"/>
-        </w:rPr>
-        <w:t>, כדי לאחד הטיות שונות של אותה מילה תוך שמירה על צורות קריאות. תדירות הצירופים חושבה בנפרד בכל קבוצה, ולאחר מכן הוצגה באמצעות ענני מילים שנבנו באותן הגדרות עיצוב.</w:t>
+        <w:t>לצורך הניתוח נשמרו צירופים סמוכים של תואר ושם עצם, כגון great location ו־quiet neighborhood. המילים הומרו לצורת הבסיס שלהן באמצעות Lemmatization, כדי לאחד הטיות שונות של אותה מילה תוך שמירה על צורות קריאות. תדירות הצירופים חושבה בנפרד בכל קבוצה, ולאחר מכן הוצגה באמצעות ענני מילים שנבנו באותן הגדרות עיצוב.</w:t>
       </w:r>
     </w:p>
     <w:p>
@@ -5488,21 +5052,7 @@
         <w:rPr>
           <w:rFonts w:cs="Segoe UI"/>
         </w:rPr>
-        <w:t xml:space="preserve">הממצא המרכזי הוא אפוא ממצא שלילי: ניתוח שכיחות של צירופי </w:t>
-      </w:r>
-      <w:proofErr w:type="spellStart"/>
-      <w:r>
-        <w:rPr>
-          <w:rFonts w:cs="Segoe UI"/>
-        </w:rPr>
-        <w:t>תואר+שם</w:t>
-      </w:r>
-      <w:proofErr w:type="spellEnd"/>
-      <w:r>
-        <w:rPr>
-          <w:rFonts w:cs="Segoe UI"/>
-        </w:rPr>
-        <w:t xml:space="preserve"> עצם אינו מבחין בין נכסי Hidden Gem לבין יתר הנכסים. כדי לבדוק אם קיימת בכל זאת הטיה, חישבנו לכל צירוף המשותף לשתי רשימות הטופ-50 את התדירות המנורמלת לכל 1,000 ביקורות בכל קבוצה ואת היחס ביניהן. כל היחסים נמצאו בטווח צר של 0.66 עד 1.58, כלומר אין אף צירוף המאפיין קבוצה אחת באופן מובהק.</w:t>
+        <w:t>הממצא המרכזי הוא אפוא ממצא שלילי: ניתוח שכיחות של צירופי תואר+שם עצם אינו מבחין בין נכסי Hidden Gem לבין יתר הנכסים. כדי לבדוק אם קיימת בכל זאת הטיה, חישבנו לכל צירוף המשותף לשתי רשימות הטופ-50 את התדירות המנורמלת לכל 1,000 ביקורות בכל קבוצה ואת היחס ביניהן. כל היחסים נמצאו בטווח צר של 0.66 עד 1.58, כלומר אין אף צירוף המאפיין קבוצה אחת באופן מובהק.</w:t>
       </w:r>
     </w:p>
     <w:p>
@@ -5513,175 +5063,14 @@
         <w:rPr>
           <w:rFonts w:cs="Segoe UI"/>
         </w:rPr>
-        <w:t xml:space="preserve">המגמה החלשה שכן נצפתה: בביקורות על נכסי Hidden Gem בלטו מעט יותר צירופים המתייחסים לשכונה ולסביבה ולתגובתיות המארח, כגון </w:t>
-      </w:r>
-      <w:proofErr w:type="spellStart"/>
-      <w:r>
-        <w:rPr>
-          <w:rFonts w:cs="Segoe UI"/>
-        </w:rPr>
-        <w:t>great</w:t>
-      </w:r>
-      <w:proofErr w:type="spellEnd"/>
-      <w:r>
-        <w:rPr>
-          <w:rFonts w:cs="Segoe UI"/>
-        </w:rPr>
-        <w:t xml:space="preserve"> </w:t>
-      </w:r>
-      <w:proofErr w:type="spellStart"/>
-      <w:r>
-        <w:rPr>
-          <w:rFonts w:cs="Segoe UI"/>
-        </w:rPr>
-        <w:t>area</w:t>
-      </w:r>
-      <w:proofErr w:type="spellEnd"/>
-      <w:r>
-        <w:rPr>
-          <w:rFonts w:cs="Segoe UI"/>
-        </w:rPr>
-        <w:t xml:space="preserve">, </w:t>
-      </w:r>
-      <w:proofErr w:type="spellStart"/>
-      <w:r>
-        <w:rPr>
-          <w:rFonts w:cs="Segoe UI"/>
-        </w:rPr>
-        <w:t>super</w:t>
-      </w:r>
-      <w:proofErr w:type="spellEnd"/>
-      <w:r>
-        <w:rPr>
-          <w:rFonts w:cs="Segoe UI"/>
-        </w:rPr>
-        <w:t xml:space="preserve"> </w:t>
-      </w:r>
-      <w:proofErr w:type="spellStart"/>
-      <w:r>
-        <w:rPr>
-          <w:rFonts w:cs="Segoe UI"/>
-        </w:rPr>
-        <w:t>responsive</w:t>
-      </w:r>
-      <w:proofErr w:type="spellEnd"/>
-      <w:r>
-        <w:rPr>
-          <w:rFonts w:cs="Segoe UI"/>
-        </w:rPr>
-        <w:t xml:space="preserve"> </w:t>
-      </w:r>
-      <w:proofErr w:type="spellStart"/>
-      <w:r>
-        <w:rPr>
-          <w:rFonts w:cs="Segoe UI"/>
-        </w:rPr>
-        <w:t>ו־easy</w:t>
-      </w:r>
-      <w:proofErr w:type="spellEnd"/>
-      <w:r>
-        <w:rPr>
-          <w:rFonts w:cs="Segoe UI"/>
-        </w:rPr>
-        <w:t xml:space="preserve"> </w:t>
-      </w:r>
-      <w:proofErr w:type="spellStart"/>
-      <w:r>
-        <w:rPr>
-          <w:rFonts w:cs="Segoe UI"/>
-        </w:rPr>
-        <w:t>walk</w:t>
-      </w:r>
-      <w:proofErr w:type="spellEnd"/>
-      <w:r>
-        <w:rPr>
-          <w:rFonts w:cs="Segoe UI"/>
-        </w:rPr>
-        <w:t xml:space="preserve">. לעומת זאת, בביקורות על יתר הנכסים בלטו מעט יותר צירופים הקשורים לאתרי תיירות מרכזיים ולתשתית, כגון </w:t>
-      </w:r>
-      <w:proofErr w:type="spellStart"/>
-      <w:r>
-        <w:rPr>
-          <w:rFonts w:cs="Segoe UI"/>
-        </w:rPr>
-        <w:t>main</w:t>
-      </w:r>
-      <w:proofErr w:type="spellEnd"/>
-      <w:r>
-        <w:rPr>
-          <w:rFonts w:cs="Segoe UI"/>
-        </w:rPr>
-        <w:t xml:space="preserve"> </w:t>
-      </w:r>
-      <w:proofErr w:type="spellStart"/>
-      <w:r>
-        <w:rPr>
-          <w:rFonts w:cs="Segoe UI"/>
-        </w:rPr>
-        <w:t>attraction</w:t>
-      </w:r>
-      <w:proofErr w:type="spellEnd"/>
-      <w:r>
-        <w:rPr>
-          <w:rFonts w:cs="Segoe UI"/>
-        </w:rPr>
-        <w:t xml:space="preserve">, </w:t>
-      </w:r>
-      <w:proofErr w:type="spellStart"/>
-      <w:r>
-        <w:rPr>
-          <w:rFonts w:cs="Segoe UI"/>
-        </w:rPr>
-        <w:t>public</w:t>
-      </w:r>
-      <w:proofErr w:type="spellEnd"/>
-      <w:r>
-        <w:rPr>
-          <w:rFonts w:cs="Segoe UI"/>
-        </w:rPr>
-        <w:t xml:space="preserve"> </w:t>
-      </w:r>
-      <w:proofErr w:type="spellStart"/>
-      <w:r>
-        <w:rPr>
-          <w:rFonts w:cs="Segoe UI"/>
-        </w:rPr>
-        <w:t>transportation</w:t>
-      </w:r>
-      <w:proofErr w:type="spellEnd"/>
-      <w:r>
-        <w:rPr>
-          <w:rFonts w:cs="Segoe UI"/>
-        </w:rPr>
-        <w:t xml:space="preserve"> </w:t>
-      </w:r>
-      <w:proofErr w:type="spellStart"/>
-      <w:r>
-        <w:rPr>
-          <w:rFonts w:cs="Segoe UI"/>
-        </w:rPr>
-        <w:t>ו־hot</w:t>
-      </w:r>
-      <w:proofErr w:type="spellEnd"/>
-      <w:r>
-        <w:rPr>
-          <w:rFonts w:cs="Segoe UI"/>
-        </w:rPr>
-        <w:t xml:space="preserve"> </w:t>
-      </w:r>
-      <w:proofErr w:type="spellStart"/>
-      <w:r>
-        <w:rPr>
-          <w:rFonts w:cs="Segoe UI"/>
-        </w:rPr>
-        <w:t>water</w:t>
-      </w:r>
-      <w:proofErr w:type="spellEnd"/>
-      <w:r>
-        <w:rPr>
-          <w:rFonts w:cs="Segoe UI"/>
-        </w:rPr>
-        <w:t>.</w:t>
+        <w:t xml:space="preserve">המגמה החלשה שכן נצפתה: בביקורות על נכסי Hidden Gem בלטו מעט יותר צירופים המתייחסים לשכונה ולסביבה ולתגובתיות המארח, כגון great area, super responsive ו־easy walk. לעומת זאת, בביקורות על יתר </w:t>
+      </w:r>
+      <w:r>
+        <w:rPr>
+          <w:rFonts w:cs="Segoe UI"/>
+        </w:rPr>
+        <w:lastRenderedPageBreak/>
+        <w:t>הנכסים בלטו מעט יותר צירופים הקשורים לאתרי תיירות מרכזיים ולתשתית, כגון main attraction, public transportation ו־hot water.</w:t>
       </w:r>
     </w:p>
     <w:p>
@@ -5705,22 +5094,7 @@
         <w:rPr>
           <w:rFonts w:cs="Segoe UI"/>
         </w:rPr>
-        <w:lastRenderedPageBreak/>
-        <w:t xml:space="preserve"> האיור הבא מציג את ענן המילים של נכסי </w:t>
-      </w:r>
-      <w:proofErr w:type="spellStart"/>
-      <w:r>
-        <w:rPr>
-          <w:rFonts w:cs="Segoe UI"/>
-        </w:rPr>
-        <w:t>ה־Hidden</w:t>
-      </w:r>
-      <w:proofErr w:type="spellEnd"/>
-      <w:r>
-        <w:rPr>
-          <w:rFonts w:cs="Segoe UI"/>
-        </w:rPr>
-        <w:t xml:space="preserve"> Gems, ואחריו את ענן המילים של יתר הנכסים. שני העננים נבנו באותן הגדרות, כך שההבדלים החזותיים משקפים את שכיחות הצירופים בכל קבוצה ולא הבדלים באופן ההצגה.</w:t>
+        <w:t xml:space="preserve"> האיור הבא מציג את ענן המילים של נכסי ה־Hidden Gems, ואחריו את ענן המילים של יתר הנכסים. שני העננים נבנו באותן הגדרות, כך שההבדלים החזותיים משקפים את שכיחות הצירופים בכל קבוצה ולא הבדלים באופן ההצגה.</w:t>
       </w:r>
     </w:p>
     <w:p>
@@ -5728,6 +5102,9 @@
         <w:jc w:val="center"/>
       </w:pPr>
       <w:r>
+        <w:rPr>
+          <w:noProof/>
+        </w:rPr>
         <w:drawing>
           <wp:inline distT="0" distB="0" distL="0" distR="0" wp14:anchorId="04B381A5" wp14:editId="75814C5D">
             <wp:extent cx="5400000" cy="3248474"/>
@@ -5900,31 +5277,13 @@
             <w:pPr>
               <w:jc w:val="center"/>
             </w:pPr>
-            <w:proofErr w:type="spellStart"/>
             <w:r>
               <w:rPr>
                 <w:rFonts w:cs="Segoe UI"/>
                 <w:sz w:val="20"/>
               </w:rPr>
-              <w:t>great</w:t>
+              <w:t>great location</w:t>
             </w:r>
-            <w:proofErr w:type="spellEnd"/>
-            <w:r>
-              <w:rPr>
-                <w:rFonts w:cs="Segoe UI"/>
-                <w:sz w:val="20"/>
-              </w:rPr>
-              <w:t xml:space="preserve"> </w:t>
-            </w:r>
-            <w:proofErr w:type="spellStart"/>
-            <w:r>
-              <w:rPr>
-                <w:rFonts w:cs="Segoe UI"/>
-                <w:sz w:val="20"/>
-              </w:rPr>
-              <w:t>location</w:t>
-            </w:r>
-            <w:proofErr w:type="spellEnd"/>
           </w:p>
         </w:tc>
         <w:tc>
@@ -5976,31 +5335,13 @@
             <w:pPr>
               <w:jc w:val="center"/>
             </w:pPr>
-            <w:proofErr w:type="spellStart"/>
             <w:r>
               <w:rPr>
                 <w:rFonts w:cs="Segoe UI"/>
                 <w:sz w:val="20"/>
               </w:rPr>
-              <w:t>great</w:t>
+              <w:t>great restaurant</w:t>
             </w:r>
-            <w:proofErr w:type="spellEnd"/>
-            <w:r>
-              <w:rPr>
-                <w:rFonts w:cs="Segoe UI"/>
-                <w:sz w:val="20"/>
-              </w:rPr>
-              <w:t xml:space="preserve"> </w:t>
-            </w:r>
-            <w:proofErr w:type="spellStart"/>
-            <w:r>
-              <w:rPr>
-                <w:rFonts w:cs="Segoe UI"/>
-                <w:sz w:val="20"/>
-              </w:rPr>
-              <w:t>restaurant</w:t>
-            </w:r>
-            <w:proofErr w:type="spellEnd"/>
           </w:p>
         </w:tc>
         <w:tc>
@@ -6051,31 +5392,13 @@
             <w:pPr>
               <w:jc w:val="center"/>
             </w:pPr>
-            <w:proofErr w:type="spellStart"/>
             <w:r>
               <w:rPr>
                 <w:rFonts w:cs="Segoe UI"/>
                 <w:sz w:val="20"/>
               </w:rPr>
-              <w:t>good</w:t>
+              <w:t>good location</w:t>
             </w:r>
-            <w:proofErr w:type="spellEnd"/>
-            <w:r>
-              <w:rPr>
-                <w:rFonts w:cs="Segoe UI"/>
-                <w:sz w:val="20"/>
-              </w:rPr>
-              <w:t xml:space="preserve"> </w:t>
-            </w:r>
-            <w:proofErr w:type="spellStart"/>
-            <w:r>
-              <w:rPr>
-                <w:rFonts w:cs="Segoe UI"/>
-                <w:sz w:val="20"/>
-              </w:rPr>
-              <w:t>location</w:t>
-            </w:r>
-            <w:proofErr w:type="spellEnd"/>
           </w:p>
         </w:tc>
         <w:tc>
@@ -6127,31 +5450,13 @@
             <w:pPr>
               <w:jc w:val="center"/>
             </w:pPr>
-            <w:proofErr w:type="spellStart"/>
             <w:r>
               <w:rPr>
                 <w:rFonts w:cs="Segoe UI"/>
                 <w:sz w:val="20"/>
               </w:rPr>
-              <w:t>perfect</w:t>
+              <w:t>perfect location</w:t>
             </w:r>
-            <w:proofErr w:type="spellEnd"/>
-            <w:r>
-              <w:rPr>
-                <w:rFonts w:cs="Segoe UI"/>
-                <w:sz w:val="20"/>
-              </w:rPr>
-              <w:t xml:space="preserve"> </w:t>
-            </w:r>
-            <w:proofErr w:type="spellStart"/>
-            <w:r>
-              <w:rPr>
-                <w:rFonts w:cs="Segoe UI"/>
-                <w:sz w:val="20"/>
-              </w:rPr>
-              <w:t>location</w:t>
-            </w:r>
-            <w:proofErr w:type="spellEnd"/>
           </w:p>
         </w:tc>
         <w:tc>
@@ -6202,31 +5507,13 @@
             <w:pPr>
               <w:jc w:val="center"/>
             </w:pPr>
-            <w:proofErr w:type="spellStart"/>
             <w:r>
               <w:rPr>
                 <w:rFonts w:cs="Segoe UI"/>
                 <w:sz w:val="20"/>
               </w:rPr>
-              <w:t>short</w:t>
+              <w:t>short walk</w:t>
             </w:r>
-            <w:proofErr w:type="spellEnd"/>
-            <w:r>
-              <w:rPr>
-                <w:rFonts w:cs="Segoe UI"/>
-                <w:sz w:val="20"/>
-              </w:rPr>
-              <w:t xml:space="preserve"> </w:t>
-            </w:r>
-            <w:proofErr w:type="spellStart"/>
-            <w:r>
-              <w:rPr>
-                <w:rFonts w:cs="Segoe UI"/>
-                <w:sz w:val="20"/>
-              </w:rPr>
-              <w:t>walk</w:t>
-            </w:r>
-            <w:proofErr w:type="spellEnd"/>
           </w:p>
         </w:tc>
         <w:tc>
@@ -6278,31 +5565,13 @@
             <w:pPr>
               <w:jc w:val="center"/>
             </w:pPr>
-            <w:proofErr w:type="spellStart"/>
             <w:r>
               <w:rPr>
                 <w:rFonts w:cs="Segoe UI"/>
                 <w:sz w:val="20"/>
               </w:rPr>
-              <w:t>easy</w:t>
+              <w:t>easy access</w:t>
             </w:r>
-            <w:proofErr w:type="spellEnd"/>
-            <w:r>
-              <w:rPr>
-                <w:rFonts w:cs="Segoe UI"/>
-                <w:sz w:val="20"/>
-              </w:rPr>
-              <w:t xml:space="preserve"> </w:t>
-            </w:r>
-            <w:proofErr w:type="spellStart"/>
-            <w:r>
-              <w:rPr>
-                <w:rFonts w:cs="Segoe UI"/>
-                <w:sz w:val="20"/>
-              </w:rPr>
-              <w:t>access</w:t>
-            </w:r>
-            <w:proofErr w:type="spellEnd"/>
           </w:p>
         </w:tc>
         <w:tc>
@@ -6353,31 +5622,13 @@
             <w:pPr>
               <w:jc w:val="center"/>
             </w:pPr>
-            <w:proofErr w:type="spellStart"/>
             <w:r>
               <w:rPr>
                 <w:rFonts w:cs="Segoe UI"/>
                 <w:sz w:val="20"/>
               </w:rPr>
-              <w:t>public</w:t>
+              <w:t>public transport</w:t>
             </w:r>
-            <w:proofErr w:type="spellEnd"/>
-            <w:r>
-              <w:rPr>
-                <w:rFonts w:cs="Segoe UI"/>
-                <w:sz w:val="20"/>
-              </w:rPr>
-              <w:t xml:space="preserve"> </w:t>
-            </w:r>
-            <w:proofErr w:type="spellStart"/>
-            <w:r>
-              <w:rPr>
-                <w:rFonts w:cs="Segoe UI"/>
-                <w:sz w:val="20"/>
-              </w:rPr>
-              <w:t>transport</w:t>
-            </w:r>
-            <w:proofErr w:type="spellEnd"/>
           </w:p>
         </w:tc>
         <w:tc>
@@ -6429,31 +5680,13 @@
             <w:pPr>
               <w:jc w:val="center"/>
             </w:pPr>
-            <w:proofErr w:type="spellStart"/>
             <w:r>
               <w:rPr>
                 <w:rFonts w:cs="Segoe UI"/>
                 <w:sz w:val="20"/>
               </w:rPr>
-              <w:t>great</w:t>
+              <w:t>great recommendation</w:t>
             </w:r>
-            <w:proofErr w:type="spellEnd"/>
-            <w:r>
-              <w:rPr>
-                <w:rFonts w:cs="Segoe UI"/>
-                <w:sz w:val="20"/>
-              </w:rPr>
-              <w:t xml:space="preserve"> </w:t>
-            </w:r>
-            <w:proofErr w:type="spellStart"/>
-            <w:r>
-              <w:rPr>
-                <w:rFonts w:cs="Segoe UI"/>
-                <w:sz w:val="20"/>
-              </w:rPr>
-              <w:t>recommendation</w:t>
-            </w:r>
-            <w:proofErr w:type="spellEnd"/>
           </w:p>
         </w:tc>
         <w:tc>
@@ -6504,31 +5737,13 @@
             <w:pPr>
               <w:jc w:val="center"/>
             </w:pPr>
-            <w:proofErr w:type="spellStart"/>
             <w:r>
               <w:rPr>
                 <w:rFonts w:cs="Segoe UI"/>
                 <w:sz w:val="20"/>
               </w:rPr>
-              <w:t>local</w:t>
+              <w:t>local restaurant</w:t>
             </w:r>
-            <w:proofErr w:type="spellEnd"/>
-            <w:r>
-              <w:rPr>
-                <w:rFonts w:cs="Segoe UI"/>
-                <w:sz w:val="20"/>
-              </w:rPr>
-              <w:t xml:space="preserve"> </w:t>
-            </w:r>
-            <w:proofErr w:type="spellStart"/>
-            <w:r>
-              <w:rPr>
-                <w:rFonts w:cs="Segoe UI"/>
-                <w:sz w:val="20"/>
-              </w:rPr>
-              <w:t>restaurant</w:t>
-            </w:r>
-            <w:proofErr w:type="spellEnd"/>
           </w:p>
         </w:tc>
         <w:tc>
@@ -6580,31 +5795,13 @@
             <w:pPr>
               <w:jc w:val="center"/>
             </w:pPr>
-            <w:proofErr w:type="spellStart"/>
             <w:r>
               <w:rPr>
                 <w:rFonts w:cs="Segoe UI"/>
                 <w:sz w:val="20"/>
               </w:rPr>
-              <w:t>many</w:t>
+              <w:t>many restaurant</w:t>
             </w:r>
-            <w:proofErr w:type="spellEnd"/>
-            <w:r>
-              <w:rPr>
-                <w:rFonts w:cs="Segoe UI"/>
-                <w:sz w:val="20"/>
-              </w:rPr>
-              <w:t xml:space="preserve"> </w:t>
-            </w:r>
-            <w:proofErr w:type="spellStart"/>
-            <w:r>
-              <w:rPr>
-                <w:rFonts w:cs="Segoe UI"/>
-                <w:sz w:val="20"/>
-              </w:rPr>
-              <w:t>restaurant</w:t>
-            </w:r>
-            <w:proofErr w:type="spellEnd"/>
           </w:p>
         </w:tc>
         <w:tc>
@@ -6637,6 +5834,9 @@
         <w:jc w:val="center"/>
       </w:pPr>
       <w:r>
+        <w:rPr>
+          <w:noProof/>
+        </w:rPr>
         <w:lastRenderedPageBreak/>
         <w:drawing>
           <wp:inline distT="0" distB="0" distL="0" distR="0" wp14:anchorId="7C5B792D" wp14:editId="5C44BB0B">
@@ -6810,31 +6010,13 @@
             <w:pPr>
               <w:jc w:val="center"/>
             </w:pPr>
-            <w:proofErr w:type="spellStart"/>
             <w:r>
               <w:rPr>
                 <w:rFonts w:cs="Segoe UI"/>
                 <w:sz w:val="20"/>
               </w:rPr>
-              <w:t>great</w:t>
+              <w:t>great location</w:t>
             </w:r>
-            <w:proofErr w:type="spellEnd"/>
-            <w:r>
-              <w:rPr>
-                <w:rFonts w:cs="Segoe UI"/>
-                <w:sz w:val="20"/>
-              </w:rPr>
-              <w:t xml:space="preserve"> </w:t>
-            </w:r>
-            <w:proofErr w:type="spellStart"/>
-            <w:r>
-              <w:rPr>
-                <w:rFonts w:cs="Segoe UI"/>
-                <w:sz w:val="20"/>
-              </w:rPr>
-              <w:t>location</w:t>
-            </w:r>
-            <w:proofErr w:type="spellEnd"/>
           </w:p>
         </w:tc>
         <w:tc>
@@ -6886,31 +6068,13 @@
             <w:pPr>
               <w:jc w:val="center"/>
             </w:pPr>
-            <w:proofErr w:type="spellStart"/>
             <w:r>
               <w:rPr>
                 <w:rFonts w:cs="Segoe UI"/>
                 <w:sz w:val="20"/>
               </w:rPr>
-              <w:t>great</w:t>
+              <w:t>great restaurant</w:t>
             </w:r>
-            <w:proofErr w:type="spellEnd"/>
-            <w:r>
-              <w:rPr>
-                <w:rFonts w:cs="Segoe UI"/>
-                <w:sz w:val="20"/>
-              </w:rPr>
-              <w:t xml:space="preserve"> </w:t>
-            </w:r>
-            <w:proofErr w:type="spellStart"/>
-            <w:r>
-              <w:rPr>
-                <w:rFonts w:cs="Segoe UI"/>
-                <w:sz w:val="20"/>
-              </w:rPr>
-              <w:t>restaurant</w:t>
-            </w:r>
-            <w:proofErr w:type="spellEnd"/>
           </w:p>
         </w:tc>
         <w:tc>
@@ -6961,31 +6125,13 @@
             <w:pPr>
               <w:jc w:val="center"/>
             </w:pPr>
-            <w:proofErr w:type="spellStart"/>
             <w:r>
               <w:rPr>
                 <w:rFonts w:cs="Segoe UI"/>
                 <w:sz w:val="20"/>
               </w:rPr>
-              <w:t>good</w:t>
+              <w:t>good location</w:t>
             </w:r>
-            <w:proofErr w:type="spellEnd"/>
-            <w:r>
-              <w:rPr>
-                <w:rFonts w:cs="Segoe UI"/>
-                <w:sz w:val="20"/>
-              </w:rPr>
-              <w:t xml:space="preserve"> </w:t>
-            </w:r>
-            <w:proofErr w:type="spellStart"/>
-            <w:r>
-              <w:rPr>
-                <w:rFonts w:cs="Segoe UI"/>
-                <w:sz w:val="20"/>
-              </w:rPr>
-              <w:t>location</w:t>
-            </w:r>
-            <w:proofErr w:type="spellEnd"/>
           </w:p>
         </w:tc>
         <w:tc>
@@ -7037,31 +6183,13 @@
             <w:pPr>
               <w:jc w:val="center"/>
             </w:pPr>
-            <w:proofErr w:type="spellStart"/>
             <w:r>
               <w:rPr>
                 <w:rFonts w:cs="Segoe UI"/>
                 <w:sz w:val="20"/>
               </w:rPr>
-              <w:t>perfect</w:t>
+              <w:t>perfect location</w:t>
             </w:r>
-            <w:proofErr w:type="spellEnd"/>
-            <w:r>
-              <w:rPr>
-                <w:rFonts w:cs="Segoe UI"/>
-                <w:sz w:val="20"/>
-              </w:rPr>
-              <w:t xml:space="preserve"> </w:t>
-            </w:r>
-            <w:proofErr w:type="spellStart"/>
-            <w:r>
-              <w:rPr>
-                <w:rFonts w:cs="Segoe UI"/>
-                <w:sz w:val="20"/>
-              </w:rPr>
-              <w:t>location</w:t>
-            </w:r>
-            <w:proofErr w:type="spellEnd"/>
           </w:p>
         </w:tc>
         <w:tc>
@@ -7112,31 +6240,13 @@
             <w:pPr>
               <w:jc w:val="center"/>
             </w:pPr>
-            <w:proofErr w:type="spellStart"/>
             <w:r>
               <w:rPr>
                 <w:rFonts w:cs="Segoe UI"/>
                 <w:sz w:val="20"/>
               </w:rPr>
-              <w:t>short</w:t>
+              <w:t>short walk</w:t>
             </w:r>
-            <w:proofErr w:type="spellEnd"/>
-            <w:r>
-              <w:rPr>
-                <w:rFonts w:cs="Segoe UI"/>
-                <w:sz w:val="20"/>
-              </w:rPr>
-              <w:t xml:space="preserve"> </w:t>
-            </w:r>
-            <w:proofErr w:type="spellStart"/>
-            <w:r>
-              <w:rPr>
-                <w:rFonts w:cs="Segoe UI"/>
-                <w:sz w:val="20"/>
-              </w:rPr>
-              <w:t>walk</w:t>
-            </w:r>
-            <w:proofErr w:type="spellEnd"/>
           </w:p>
         </w:tc>
         <w:tc>
@@ -7188,31 +6298,13 @@
             <w:pPr>
               <w:jc w:val="center"/>
             </w:pPr>
-            <w:proofErr w:type="spellStart"/>
             <w:r>
               <w:rPr>
                 <w:rFonts w:cs="Segoe UI"/>
                 <w:sz w:val="20"/>
               </w:rPr>
-              <w:t>public</w:t>
+              <w:t>public transport</w:t>
             </w:r>
-            <w:proofErr w:type="spellEnd"/>
-            <w:r>
-              <w:rPr>
-                <w:rFonts w:cs="Segoe UI"/>
-                <w:sz w:val="20"/>
-              </w:rPr>
-              <w:t xml:space="preserve"> </w:t>
-            </w:r>
-            <w:proofErr w:type="spellStart"/>
-            <w:r>
-              <w:rPr>
-                <w:rFonts w:cs="Segoe UI"/>
-                <w:sz w:val="20"/>
-              </w:rPr>
-              <w:t>transport</w:t>
-            </w:r>
-            <w:proofErr w:type="spellEnd"/>
           </w:p>
         </w:tc>
         <w:tc>
@@ -7263,31 +6355,13 @@
             <w:pPr>
               <w:jc w:val="center"/>
             </w:pPr>
-            <w:proofErr w:type="spellStart"/>
             <w:r>
               <w:rPr>
                 <w:rFonts w:cs="Segoe UI"/>
                 <w:sz w:val="20"/>
               </w:rPr>
-              <w:t>easy</w:t>
+              <w:t>easy access</w:t>
             </w:r>
-            <w:proofErr w:type="spellEnd"/>
-            <w:r>
-              <w:rPr>
-                <w:rFonts w:cs="Segoe UI"/>
-                <w:sz w:val="20"/>
-              </w:rPr>
-              <w:t xml:space="preserve"> </w:t>
-            </w:r>
-            <w:proofErr w:type="spellStart"/>
-            <w:r>
-              <w:rPr>
-                <w:rFonts w:cs="Segoe UI"/>
-                <w:sz w:val="20"/>
-              </w:rPr>
-              <w:t>access</w:t>
-            </w:r>
-            <w:proofErr w:type="spellEnd"/>
           </w:p>
         </w:tc>
         <w:tc>
@@ -7339,31 +6413,13 @@
             <w:pPr>
               <w:jc w:val="center"/>
             </w:pPr>
-            <w:proofErr w:type="spellStart"/>
             <w:r>
               <w:rPr>
                 <w:rFonts w:cs="Segoe UI"/>
                 <w:sz w:val="20"/>
               </w:rPr>
-              <w:t>main</w:t>
+              <w:t>main attraction</w:t>
             </w:r>
-            <w:proofErr w:type="spellEnd"/>
-            <w:r>
-              <w:rPr>
-                <w:rFonts w:cs="Segoe UI"/>
-                <w:sz w:val="20"/>
-              </w:rPr>
-              <w:t xml:space="preserve"> </w:t>
-            </w:r>
-            <w:proofErr w:type="spellStart"/>
-            <w:r>
-              <w:rPr>
-                <w:rFonts w:cs="Segoe UI"/>
-                <w:sz w:val="20"/>
-              </w:rPr>
-              <w:t>attraction</w:t>
-            </w:r>
-            <w:proofErr w:type="spellEnd"/>
           </w:p>
         </w:tc>
         <w:tc>
@@ -7414,31 +6470,13 @@
             <w:pPr>
               <w:jc w:val="center"/>
             </w:pPr>
-            <w:proofErr w:type="spellStart"/>
             <w:r>
               <w:rPr>
                 <w:rFonts w:cs="Segoe UI"/>
                 <w:sz w:val="20"/>
               </w:rPr>
-              <w:t>comfortable</w:t>
+              <w:t>comfortable bed</w:t>
             </w:r>
-            <w:proofErr w:type="spellEnd"/>
-            <w:r>
-              <w:rPr>
-                <w:rFonts w:cs="Segoe UI"/>
-                <w:sz w:val="20"/>
-              </w:rPr>
-              <w:t xml:space="preserve"> </w:t>
-            </w:r>
-            <w:proofErr w:type="spellStart"/>
-            <w:r>
-              <w:rPr>
-                <w:rFonts w:cs="Segoe UI"/>
-                <w:sz w:val="20"/>
-              </w:rPr>
-              <w:t>bed</w:t>
-            </w:r>
-            <w:proofErr w:type="spellEnd"/>
           </w:p>
         </w:tc>
         <w:tc>
@@ -7490,31 +6528,13 @@
             <w:pPr>
               <w:jc w:val="center"/>
             </w:pPr>
-            <w:proofErr w:type="spellStart"/>
             <w:r>
               <w:rPr>
                 <w:rFonts w:cs="Segoe UI"/>
                 <w:sz w:val="20"/>
               </w:rPr>
-              <w:t>great</w:t>
+              <w:t>great time</w:t>
             </w:r>
-            <w:proofErr w:type="spellEnd"/>
-            <w:r>
-              <w:rPr>
-                <w:rFonts w:cs="Segoe UI"/>
-                <w:sz w:val="20"/>
-              </w:rPr>
-              <w:t xml:space="preserve"> </w:t>
-            </w:r>
-            <w:proofErr w:type="spellStart"/>
-            <w:r>
-              <w:rPr>
-                <w:rFonts w:cs="Segoe UI"/>
-                <w:sz w:val="20"/>
-              </w:rPr>
-              <w:t>time</w:t>
-            </w:r>
-            <w:proofErr w:type="spellEnd"/>
           </w:p>
         </w:tc>
         <w:tc>
@@ -7563,35 +6583,7 @@
         <w:rPr>
           <w:rFonts w:cs="Segoe UI"/>
         </w:rPr>
-        <w:t xml:space="preserve"> קבוצת </w:t>
-      </w:r>
-      <w:proofErr w:type="spellStart"/>
-      <w:r>
-        <w:rPr>
-          <w:rFonts w:cs="Segoe UI"/>
-        </w:rPr>
-        <w:t>ה־Hidden</w:t>
-      </w:r>
-      <w:proofErr w:type="spellEnd"/>
-      <w:r>
-        <w:rPr>
-          <w:rFonts w:cs="Segoe UI"/>
-        </w:rPr>
-        <w:t xml:space="preserve"> Gems כללה 1,675 ביקורות באנגלית, לעומת יותר מ־269 אלף ביקורות בקבוצת ההשוואה. חוסר האיזון בין הקבוצות מגדיל את הרגישות של ענן </w:t>
-      </w:r>
-      <w:proofErr w:type="spellStart"/>
-      <w:r>
-        <w:rPr>
-          <w:rFonts w:cs="Segoe UI"/>
-        </w:rPr>
-        <w:t>ה־Hidden</w:t>
-      </w:r>
-      <w:proofErr w:type="spellEnd"/>
-      <w:r>
-        <w:rPr>
-          <w:rFonts w:cs="Segoe UI"/>
-        </w:rPr>
-        <w:t xml:space="preserve"> Gems לצירופים נדירים ולמקרים בודדים. צירופים בתחתית רשימת הטופ-50 מבוססים על ספירות חד-ספרתיות בלבד; לכן יש לפרש בעיקר צירופים שחזרו עשרות עד מאות פעמים והציגו דפוס עקבי, ולא להסיק מסקנות מצירופים נדירים.</w:t>
+        <w:t xml:space="preserve"> קבוצת ה־Hidden Gems כללה 1,675 ביקורות באנגלית, לעומת יותר מ־269 אלף ביקורות בקבוצת ההשוואה. חוסר האיזון בין הקבוצות מגדיל את הרגישות של ענן ה־Hidden Gems לצירופים נדירים ולמקרים בודדים. צירופים בתחתית רשימת הטופ-50 מבוססים על ספירות חד-ספרתיות בלבד; לכן יש לפרש בעיקר צירופים שחזרו עשרות עד מאות פעמים והציגו דפוס עקבי, ולא להסיק מסקנות מצירופים נדירים.</w:t>
       </w:r>
     </w:p>
     <w:p>
@@ -7632,63 +6624,7 @@
         <w:rPr>
           <w:rFonts w:cs="Segoe UI"/>
         </w:rPr>
-        <w:t>לנסות מודל אנסמבל (</w:t>
-      </w:r>
-      <w:proofErr w:type="spellStart"/>
-      <w:r>
-        <w:rPr>
-          <w:rFonts w:cs="Segoe UI"/>
-        </w:rPr>
-        <w:t>Random</w:t>
-      </w:r>
-      <w:proofErr w:type="spellEnd"/>
-      <w:r>
-        <w:rPr>
-          <w:rFonts w:cs="Segoe UI"/>
-        </w:rPr>
-        <w:t xml:space="preserve"> </w:t>
-      </w:r>
-      <w:proofErr w:type="spellStart"/>
-      <w:r>
-        <w:rPr>
-          <w:rFonts w:cs="Segoe UI"/>
-        </w:rPr>
-        <w:t>Forest</w:t>
-      </w:r>
-      <w:proofErr w:type="spellEnd"/>
-      <w:r>
-        <w:rPr>
-          <w:rFonts w:cs="Segoe UI"/>
-        </w:rPr>
-        <w:t xml:space="preserve"> / </w:t>
-      </w:r>
-      <w:proofErr w:type="spellStart"/>
-      <w:r>
-        <w:rPr>
-          <w:rFonts w:cs="Segoe UI"/>
-        </w:rPr>
-        <w:t>Gradient</w:t>
-      </w:r>
-      <w:proofErr w:type="spellEnd"/>
-      <w:r>
-        <w:rPr>
-          <w:rFonts w:cs="Segoe UI"/>
-        </w:rPr>
-        <w:t xml:space="preserve"> </w:t>
-      </w:r>
-      <w:proofErr w:type="spellStart"/>
-      <w:r>
-        <w:rPr>
-          <w:rFonts w:cs="Segoe UI"/>
-        </w:rPr>
-        <w:t>Boosting</w:t>
-      </w:r>
-      <w:proofErr w:type="spellEnd"/>
-      <w:r>
-        <w:rPr>
-          <w:rFonts w:cs="Segoe UI"/>
-        </w:rPr>
-        <w:t>) במקום עץ החלטה בודד, כדי לשפר עוד את דיוק החיזוי ולקבל סימן פער-מחיר מהימן יותר.</w:t>
+        <w:t>לנסות מודל אנסמבל (Random Forest / Gradient Boosting) במקום עץ החלטה בודד, כדי לשפר עוד את דיוק החיזוי ולקבל סימן פער-מחיר מהימן יותר.</w:t>
       </w:r>
     </w:p>
     <w:p>
@@ -7701,63 +6637,7 @@
         <w:rPr>
           <w:rFonts w:cs="Segoe UI"/>
         </w:rPr>
-        <w:t xml:space="preserve">לבחון שיטות </w:t>
-      </w:r>
-      <w:proofErr w:type="spellStart"/>
-      <w:r>
-        <w:rPr>
-          <w:rFonts w:cs="Segoe UI"/>
-        </w:rPr>
-        <w:t>clustering</w:t>
-      </w:r>
-      <w:proofErr w:type="spellEnd"/>
-      <w:r>
-        <w:rPr>
-          <w:rFonts w:cs="Segoe UI"/>
-        </w:rPr>
-        <w:t xml:space="preserve"> שאינן מניחות קבוצות כדוריות (למשל DBSCAN או </w:t>
-      </w:r>
-      <w:proofErr w:type="spellStart"/>
-      <w:r>
-        <w:rPr>
-          <w:rFonts w:cs="Segoe UI"/>
-        </w:rPr>
-        <w:t>clustering</w:t>
-      </w:r>
-      <w:proofErr w:type="spellEnd"/>
-      <w:r>
-        <w:rPr>
-          <w:rFonts w:cs="Segoe UI"/>
-        </w:rPr>
-        <w:t xml:space="preserve"> היררכי), לאור ציוני ה-</w:t>
-      </w:r>
-      <w:proofErr w:type="spellStart"/>
-      <w:r>
-        <w:rPr>
-          <w:rFonts w:cs="Segoe UI"/>
-        </w:rPr>
-        <w:t>Silhouette</w:t>
-      </w:r>
-      <w:proofErr w:type="spellEnd"/>
-      <w:r>
-        <w:rPr>
-          <w:rFonts w:cs="Segoe UI"/>
-        </w:rPr>
-        <w:t xml:space="preserve"> הנמוכים שהתקבלו ב-K-</w:t>
-      </w:r>
-      <w:proofErr w:type="spellStart"/>
-      <w:r>
-        <w:rPr>
-          <w:rFonts w:cs="Segoe UI"/>
-        </w:rPr>
-        <w:t>means</w:t>
-      </w:r>
-      <w:proofErr w:type="spellEnd"/>
-      <w:r>
-        <w:rPr>
-          <w:rFonts w:cs="Segoe UI"/>
-        </w:rPr>
-        <w:t>.</w:t>
+        <w:t>לבחון שיטות clustering שאינן מניחות קבוצות כדוריות (למשל DBSCAN או clustering היררכי), לאור ציוני ה-Silhouette הנמוכים שהתקבלו ב-K-means.</w:t>
       </w:r>
     </w:p>
     <w:p>
@@ -7784,21 +6664,7 @@
         <w:rPr>
           <w:rFonts w:cs="Segoe UI"/>
         </w:rPr>
-        <w:t xml:space="preserve">לוודא את הגדרת ה-Hidden Gem מול איתות חיצוני אם יימצא (למשל בדיקה ידנית של מדגם מ-453 הנכסים, או השוואה מול סטטוס </w:t>
-      </w:r>
-      <w:proofErr w:type="spellStart"/>
-      <w:r>
-        <w:rPr>
-          <w:rFonts w:cs="Segoe UI"/>
-        </w:rPr>
-        <w:t>Superhost</w:t>
-      </w:r>
-      <w:proofErr w:type="spellEnd"/>
-      <w:r>
-        <w:rPr>
-          <w:rFonts w:cs="Segoe UI"/>
-        </w:rPr>
-        <w:t xml:space="preserve"> וקצב תגובה).</w:t>
+        <w:t>לוודא את הגדרת ה-Hidden Gem מול איתות חיצוני אם יימצא (למשל בדיקה ידנית של מדגם מ-453 הנכסים, או השוואה מול סטטוס Superhost וקצב תגובה).</w:t>
       </w:r>
     </w:p>
     <w:p>
@@ -7811,21 +6677,7 @@
         <w:rPr>
           <w:rFonts w:cs="Segoe UI"/>
         </w:rPr>
-        <w:t xml:space="preserve">להרחיב את ניתוח ענני המילים לכל </w:t>
-      </w:r>
-      <w:proofErr w:type="spellStart"/>
-      <w:r>
-        <w:rPr>
-          <w:rFonts w:cs="Segoe UI"/>
-        </w:rPr>
-        <w:t>cluster</w:t>
-      </w:r>
-      <w:proofErr w:type="spellEnd"/>
-      <w:r>
-        <w:rPr>
-          <w:rFonts w:cs="Segoe UI"/>
-        </w:rPr>
-        <w:t xml:space="preserve"> בנפרד (שילוב בעיה 3 עם בעיה 4), ולבדוק האם הבדלים בשפת הביקורות מתגלים דווקא בהשוואה בין טיפוסי הנכס השונים, גם אם לא נמצאו בין נכסי Hidden Gem ליתר הנכסים.</w:t>
+        <w:t>להרחיב את ניתוח ענני המילים לכל cluster בנפרד (שילוב בעיה 3 עם בעיה 4), ולבדוק האם הבדלים בשפת הביקורות מתגלים דווקא בהשוואה בין טיפוסי הנכס השונים, גם אם לא נמצאו בין נכסי Hidden Gem ליתר הנכסים.</w:t>
       </w:r>
     </w:p>
     <w:p>
@@ -7853,49 +6705,7 @@
         <w:rPr>
           <w:rFonts w:cs="Segoe UI"/>
         </w:rPr>
-        <w:t xml:space="preserve">התחלנו מנתוני נכסים וטקסט ביקורות גולמיים, ובנינו </w:t>
-      </w:r>
-      <w:proofErr w:type="spellStart"/>
-      <w:r>
-        <w:rPr>
-          <w:rFonts w:cs="Segoe UI"/>
-        </w:rPr>
-        <w:t>פייפליין</w:t>
-      </w:r>
-      <w:proofErr w:type="spellEnd"/>
-      <w:r>
-        <w:rPr>
-          <w:rFonts w:cs="Segoe UI"/>
-        </w:rPr>
-        <w:t xml:space="preserve"> מקצה-לקצה ש-(1) לומד קו בסיס לחיזוי מחיר על בסיס מאפיינים מבניים של הנכס בלבד, מאומן על 20% מהנכסים ונבדק על 80% כדי להבטיח הערכת </w:t>
-      </w:r>
-      <w:proofErr w:type="spellStart"/>
-      <w:r>
-        <w:rPr>
-          <w:rFonts w:cs="Segoe UI"/>
-        </w:rPr>
-        <w:t>out-of-sample</w:t>
-      </w:r>
-      <w:proofErr w:type="spellEnd"/>
-      <w:r>
-        <w:rPr>
-          <w:rFonts w:cs="Segoe UI"/>
-        </w:rPr>
-        <w:t xml:space="preserve"> אמינה לאוכלוסייה הגדולה ביותר האפשרית, (2) משלב נפח ביקורות, סנטימנט, ופער מחיר-מול-חיזוי — הנבדק רק על נכסים בקבוצת הבדיקה — להגדרה עקבית של "Hidden Gem", (3) מראה ש-453 הנכסים שהתקבלו מתחלקים לארבע תתי-סוגים נבדלים לפי גודל הנכס ורמת האבזור שלו, ו-(4) משתמש בכריית טקסט כדי לבדוק האם ההבדל הזה בא לידי ביטוי גם בשפת הביקורות — ומוצא שלא. הקפדה על טיפול נכון במזהי נכסים ארוכים (מחרוזת ולא מספר עשרוני), סינון שפה מדויק (</w:t>
-      </w:r>
-      <w:proofErr w:type="spellStart"/>
-      <w:r>
-        <w:rPr>
-          <w:rFonts w:cs="Segoe UI"/>
-        </w:rPr>
-        <w:t>langdetect</w:t>
-      </w:r>
-      <w:proofErr w:type="spellEnd"/>
-      <w:r>
-        <w:rPr>
-          <w:rFonts w:cs="Segoe UI"/>
-        </w:rPr>
-        <w:t>) והערכת מודל אך ורק על נתונים בלתי-נראים באימון, חיזקה את מהימנות התוצאות הסופיות.</w:t>
+        <w:t>התחלנו מנתוני נכסים וטקסט ביקורות גולמיים, ובנינו פייפליין מקצה-לקצה ש-(1) לומד קו בסיס לחיזוי מחיר על בסיס מאפיינים מבניים של הנכס בלבד, מאומן על 20% מהנכסים ונבדק על 80% כדי להבטיח הערכת out-of-sample אמינה לאוכלוסייה הגדולה ביותר האפשרית, (2) משלב נפח ביקורות, סנטימנט, ופער מחיר-מול-חיזוי — הנבדק רק על נכסים בקבוצת הבדיקה — להגדרה עקבית של "Hidden Gem", (3) מראה ש-453 הנכסים שהתקבלו מתחלקים לארבע תתי-סוגים נבדלים לפי גודל הנכס ורמת האבזור שלו, ו-(4) משתמש בכריית טקסט כדי לבדוק האם ההבדל הזה בא לידי ביטוי גם בשפת הביקורות — ומוצא שלא. הקפדה על טיפול נכון במזהי נכסים ארוכים (מחרוזת ולא מספר עשרוני), סינון שפה מדויק (langdetect) והערכת מודל אך ורק על נתונים בלתי-נראים באימון, חיזקה את מהימנות התוצאות הסופיות.</w:t>
       </w:r>
     </w:p>
     <w:sectPr>

--- a/docs/writeup_lastlyupdated08.08.docx
+++ b/docs/writeup_lastlyupdated08.08.docx
@@ -15,7 +15,55 @@
           <w:sz w:val="36"/>
           <w:szCs w:val="36"/>
         </w:rPr>
-        <w:t>בעקבות הפנינים הנסתרות: זיהוי Hidden Gems בשוק ה-Airbnb ברומא</w:t>
+        <w:t xml:space="preserve">בעקבות הפנינים הנסתרות: זיהוי </w:t>
+      </w:r>
+      <w:proofErr w:type="spellStart"/>
+      <w:r>
+        <w:rPr>
+          <w:sz w:val="36"/>
+          <w:szCs w:val="36"/>
+        </w:rPr>
+        <w:t>Hidden</w:t>
+      </w:r>
+      <w:proofErr w:type="spellEnd"/>
+      <w:r>
+        <w:rPr>
+          <w:sz w:val="36"/>
+          <w:szCs w:val="36"/>
+        </w:rPr>
+        <w:t xml:space="preserve"> </w:t>
+      </w:r>
+      <w:proofErr w:type="spellStart"/>
+      <w:r>
+        <w:rPr>
+          <w:sz w:val="36"/>
+          <w:szCs w:val="36"/>
+        </w:rPr>
+        <w:t>Gems</w:t>
+      </w:r>
+      <w:proofErr w:type="spellEnd"/>
+      <w:r>
+        <w:rPr>
+          <w:sz w:val="36"/>
+          <w:szCs w:val="36"/>
+        </w:rPr>
+        <w:t xml:space="preserve"> בשוק ה-</w:t>
+      </w:r>
+      <w:proofErr w:type="spellStart"/>
+      <w:r>
+        <w:rPr>
+          <w:sz w:val="36"/>
+          <w:szCs w:val="36"/>
+        </w:rPr>
+        <w:t>Airbnb</w:t>
+      </w:r>
+      <w:proofErr w:type="spellEnd"/>
+      <w:r>
+        <w:rPr>
+          <w:sz w:val="36"/>
+          <w:szCs w:val="36"/>
+        </w:rPr>
+        <w:t xml:space="preserve"> ברומא</w:t>
       </w:r>
     </w:p>
     <w:p>
@@ -23,7 +71,35 @@
         <w:rPr>
           <w:rFonts w:hint="cs"/>
         </w:rPr>
-        <w:t>עדי אוזנה | נויה ליכט | הילה צאיג | נעה גרוס</w:t>
+        <w:t xml:space="preserve">עדי אוזנה | נויה </w:t>
+      </w:r>
+      <w:proofErr w:type="spellStart"/>
+      <w:r>
+        <w:rPr>
+          <w:rFonts w:hint="cs"/>
+        </w:rPr>
+        <w:t>ליכט</w:t>
+      </w:r>
+      <w:proofErr w:type="spellEnd"/>
+      <w:r>
+        <w:rPr>
+          <w:rFonts w:hint="cs"/>
+        </w:rPr>
+        <w:t xml:space="preserve"> | הילה </w:t>
+      </w:r>
+      <w:proofErr w:type="spellStart"/>
+      <w:r>
+        <w:rPr>
+          <w:rFonts w:hint="cs"/>
+        </w:rPr>
+        <w:t>צאיג</w:t>
+      </w:r>
+      <w:proofErr w:type="spellEnd"/>
+      <w:r>
+        <w:rPr>
+          <w:rFonts w:hint="cs"/>
+        </w:rPr>
+        <w:t xml:space="preserve"> | נעה גרוס</w:t>
       </w:r>
     </w:p>
     <w:p>
@@ -55,7 +131,35 @@
         <w:rPr>
           <w:rFonts w:cs="Segoe UI"/>
         </w:rPr>
-        <w:t>פלטפורמות להשכרה קצרת־טווח, כגון Airbnb, מציעות מגוון רחב של נכסים הנבדלים זה מזה במחיר, במיקום, בדירוגים ובמאפיינים נוספים. עבור המשתמש, ההיצע הרחב מקשה לעיתים לזהות אילו נכסים באמת מציעים תמורה טובה, ולכן הבחירה יכולה להרגיש כמו</w:t>
+        <w:t xml:space="preserve">פלטפורמות להשכרה </w:t>
+      </w:r>
+      <w:proofErr w:type="spellStart"/>
+      <w:r>
+        <w:rPr>
+          <w:rFonts w:cs="Segoe UI"/>
+        </w:rPr>
+        <w:t>קצרת־טווח</w:t>
+      </w:r>
+      <w:proofErr w:type="spellEnd"/>
+      <w:r>
+        <w:rPr>
+          <w:rFonts w:cs="Segoe UI"/>
+        </w:rPr>
+        <w:t xml:space="preserve">, כגון </w:t>
+      </w:r>
+      <w:proofErr w:type="spellStart"/>
+      <w:r>
+        <w:rPr>
+          <w:rFonts w:cs="Segoe UI"/>
+        </w:rPr>
+        <w:t>Airbnb</w:t>
+      </w:r>
+      <w:proofErr w:type="spellEnd"/>
+      <w:r>
+        <w:rPr>
+          <w:rFonts w:cs="Segoe UI"/>
+        </w:rPr>
+        <w:t>, מציעות מגוון רחב של נכסים הנבדלים זה מזה במחיר, במיקום, בדירוגים ובמאפיינים נוספים. עבור המשתמש, ההיצע הרחב מקשה לעיתים לזהות אילו נכסים באמת מציעים תמורה טובה, ולכן הבחירה יכולה להרגיש כמו</w:t>
       </w:r>
       <w:r>
         <w:rPr>
@@ -71,12 +175,42 @@
         </w:rPr>
         <w:t xml:space="preserve"> </w:t>
       </w:r>
-      <w:r>
-        <w:rPr>
-          <w:rFonts w:cs="Segoe UI"/>
-        </w:rPr>
-        <w:t>hit or miss</w:t>
-      </w:r>
+      <w:proofErr w:type="spellStart"/>
+      <w:r>
+        <w:rPr>
+          <w:rFonts w:cs="Segoe UI"/>
+        </w:rPr>
+        <w:t>hit</w:t>
+      </w:r>
+      <w:proofErr w:type="spellEnd"/>
+      <w:r>
+        <w:rPr>
+          <w:rFonts w:cs="Segoe UI"/>
+        </w:rPr>
+        <w:t xml:space="preserve"> </w:t>
+      </w:r>
+      <w:proofErr w:type="spellStart"/>
+      <w:r>
+        <w:rPr>
+          <w:rFonts w:cs="Segoe UI"/>
+        </w:rPr>
+        <w:t>or</w:t>
+      </w:r>
+      <w:proofErr w:type="spellEnd"/>
+      <w:r>
+        <w:rPr>
+          <w:rFonts w:cs="Segoe UI"/>
+        </w:rPr>
+        <w:t xml:space="preserve"> </w:t>
+      </w:r>
+      <w:proofErr w:type="spellStart"/>
+      <w:r>
+        <w:rPr>
+          <w:rFonts w:cs="Segoe UI"/>
+        </w:rPr>
+        <w:t>miss</w:t>
+      </w:r>
+      <w:proofErr w:type="spellEnd"/>
       <w:r>
         <w:rPr>
           <w:rFonts w:cs="Segoe UI"/>
@@ -103,7 +237,21 @@
         <w:rPr>
           <w:rFonts w:cs="Segoe UI"/>
         </w:rPr>
-        <w:t>בפרויקט זה התמקדנו בשוק ה־Airbnb ברומא, איטליה, וביקשנו לזהות נכסים מסוג</w:t>
+        <w:t xml:space="preserve">בפרויקט זה התמקדנו בשוק </w:t>
+      </w:r>
+      <w:proofErr w:type="spellStart"/>
+      <w:r>
+        <w:rPr>
+          <w:rFonts w:cs="Segoe UI"/>
+        </w:rPr>
+        <w:t>ה־Airbnb</w:t>
+      </w:r>
+      <w:proofErr w:type="spellEnd"/>
+      <w:r>
+        <w:rPr>
+          <w:rFonts w:cs="Segoe UI"/>
+        </w:rPr>
+        <w:t xml:space="preserve"> ברומא, איטליה, וביקשנו לזהות נכסים מסוג</w:t>
       </w:r>
       <w:r>
         <w:rPr>
@@ -116,7 +264,35 @@
         <w:rPr>
           <w:rFonts w:cs="Segoe UI"/>
         </w:rPr>
-        <w:t>“Hidden Gems”. לצורך הגדרת המושג הסתמכנו על הגדרת</w:t>
+        <w:t>“</w:t>
+      </w:r>
+      <w:proofErr w:type="spellStart"/>
+      <w:r>
+        <w:rPr>
+          <w:rFonts w:cs="Segoe UI"/>
+        </w:rPr>
+        <w:t>Hidden</w:t>
+      </w:r>
+      <w:proofErr w:type="spellEnd"/>
+      <w:r>
+        <w:rPr>
+          <w:rFonts w:cs="Segoe UI"/>
+        </w:rPr>
+        <w:t xml:space="preserve"> </w:t>
+      </w:r>
+      <w:proofErr w:type="spellStart"/>
+      <w:r>
+        <w:rPr>
+          <w:rFonts w:cs="Segoe UI"/>
+        </w:rPr>
+        <w:t>Gems</w:t>
+      </w:r>
+      <w:proofErr w:type="spellEnd"/>
+      <w:r>
+        <w:rPr>
+          <w:rFonts w:cs="Segoe UI"/>
+        </w:rPr>
+        <w:t>”. לצורך הגדרת המושג הסתמכנו על הגדרת</w:t>
       </w:r>
       <w:r>
         <w:rPr>
@@ -125,6 +301,7 @@
         </w:rPr>
         <w:t xml:space="preserve"> </w:t>
       </w:r>
+      <w:proofErr w:type="spellStart"/>
       <w:r>
         <w:rPr>
           <w:rFonts w:cs="Segoe UI"/>
@@ -133,6 +310,7 @@
         </w:rPr>
         <w:t>Wiktionary</w:t>
       </w:r>
+      <w:proofErr w:type="spellEnd"/>
       <w:r>
         <w:rPr>
           <w:rStyle w:val="affc"/>
@@ -144,7 +322,49 @@
         <w:rPr>
           <w:rFonts w:cs="Segoe UI"/>
         </w:rPr>
-        <w:t>, המתארת Hidden Gem כדבר בעל ערך או איכות שאינו זוכה להכרה התואמת את ערכו. מתוך הגדרה זו גזרנו שלושה קריטריונים מדידים המתאימים לעולם ה־Airbnb: מחיר אטרקטיבי ביחס לנכסים דומים, ביקורות חיוביות ורמת פופולריות נמוכה יחסית. כלומר, חיפשנו נכסים המציעים תמורה ואיכות גבוהות, אך עדיין זוכים לפחות הכרה מנכסים דומים בשוק.</w:t>
+        <w:t xml:space="preserve">, המתארת </w:t>
+      </w:r>
+      <w:proofErr w:type="spellStart"/>
+      <w:r>
+        <w:rPr>
+          <w:rFonts w:cs="Segoe UI"/>
+        </w:rPr>
+        <w:t>Hidden</w:t>
+      </w:r>
+      <w:proofErr w:type="spellEnd"/>
+      <w:r>
+        <w:rPr>
+          <w:rFonts w:cs="Segoe UI"/>
+        </w:rPr>
+        <w:t xml:space="preserve"> </w:t>
+      </w:r>
+      <w:proofErr w:type="spellStart"/>
+      <w:r>
+        <w:rPr>
+          <w:rFonts w:cs="Segoe UI"/>
+        </w:rPr>
+        <w:t>Gem</w:t>
+      </w:r>
+      <w:proofErr w:type="spellEnd"/>
+      <w:r>
+        <w:rPr>
+          <w:rFonts w:cs="Segoe UI"/>
+        </w:rPr>
+        <w:t xml:space="preserve"> כדבר בעל ערך או איכות שאינו זוכה להכרה התואמת את ערכו. מתוך הגדרה זו גזרנו שלושה קריטריונים מדידים המתאימים לעולם </w:t>
+      </w:r>
+      <w:proofErr w:type="spellStart"/>
+      <w:r>
+        <w:rPr>
+          <w:rFonts w:cs="Segoe UI"/>
+        </w:rPr>
+        <w:t>ה־Airbnb</w:t>
+      </w:r>
+      <w:proofErr w:type="spellEnd"/>
+      <w:r>
+        <w:rPr>
+          <w:rFonts w:cs="Segoe UI"/>
+        </w:rPr>
+        <w:t>: מחיר אטרקטיבי ביחס לנכסים דומים, ביקורות חיוביות ורמת פופולריות נמוכה יחסית. כלומר, חיפשנו נכסים המציעים תמורה ואיכות גבוהות, אך עדיין זוכים לפחות הכרה מנכסים דומים בשוק.</w:t>
       </w:r>
     </w:p>
     <w:p>
@@ -158,7 +378,21 @@
         <w:rPr>
           <w:rFonts w:cs="Segoe UI"/>
         </w:rPr>
-        <w:t>מטרת הפרויקט הייתה לבחון האם ניתן לזהות נכסים כאלה באופן אוטומטי באמצעות נתוני נכסים וביקורות ציבוריות, להבין אילו מאפיינים מייחדים אותם משאר השוק, ולבדוק האם ניתן לזהות בתוכם תת־קבוצות בעלות מאפיינים משותפים.</w:t>
+        <w:t xml:space="preserve">מטרת הפרויקט הייתה לבחון האם ניתן לזהות נכסים כאלה באופן אוטומטי באמצעות נתוני נכסים וביקורות ציבוריות, להבין אילו מאפיינים מייחדים אותם משאר השוק, ולבדוק האם ניתן לזהות בתוכם </w:t>
+      </w:r>
+      <w:proofErr w:type="spellStart"/>
+      <w:r>
+        <w:rPr>
+          <w:rFonts w:cs="Segoe UI"/>
+        </w:rPr>
+        <w:t>תת־קבוצות</w:t>
+      </w:r>
+      <w:proofErr w:type="spellEnd"/>
+      <w:r>
+        <w:rPr>
+          <w:rFonts w:cs="Segoe UI"/>
+        </w:rPr>
+        <w:t xml:space="preserve"> בעלות מאפיינים משותפים.</w:t>
       </w:r>
     </w:p>
     <w:p>
@@ -498,11 +732,61 @@
         </w:rPr>
         <w:t>ה-</w:t>
       </w:r>
-      <w:r>
-        <w:rPr>
-          <w:rFonts w:cs="Segoe UI"/>
-        </w:rPr>
-        <w:t>Hidden Gems היה להעריך מהו המחיר הצפוי של כל נכס בהתאם למאפייניו. הנחנו כי מחירו של נכס מושפע ממאפיינים נצפים, ובהם מיקומו, סוג הנכס, קיבולתו ורמת האבזור שלו. בהתאם לכך, פער בין המחיר בפועל לבין המחיר שחזה המודל עשוי להעיד על כך שהנכס מתומחר בחסר או ביתר ביחס לנכסים בעלי מאפיינים דומים. מדד זה שימש בהמשך כאחד הקריטריונים לזיהוי נכסי Hidden Gem.</w:t>
+      <w:proofErr w:type="spellStart"/>
+      <w:r>
+        <w:rPr>
+          <w:rFonts w:cs="Segoe UI"/>
+        </w:rPr>
+        <w:t>Hidden</w:t>
+      </w:r>
+      <w:proofErr w:type="spellEnd"/>
+      <w:r>
+        <w:rPr>
+          <w:rFonts w:cs="Segoe UI"/>
+        </w:rPr>
+        <w:t xml:space="preserve"> </w:t>
+      </w:r>
+      <w:proofErr w:type="spellStart"/>
+      <w:r>
+        <w:rPr>
+          <w:rFonts w:cs="Segoe UI"/>
+        </w:rPr>
+        <w:t>Gems</w:t>
+      </w:r>
+      <w:proofErr w:type="spellEnd"/>
+      <w:r>
+        <w:rPr>
+          <w:rFonts w:cs="Segoe UI"/>
+        </w:rPr>
+        <w:t xml:space="preserve"> היה להעריך מהו המחיר הצפוי של כל נכס בהתאם למאפייניו. הנחנו כי מחירו של נכס מושפע ממאפיינים נצפים, ובהם מיקומו, סוג הנכס, קיבולתו ורמת האבזור שלו. בהתאם לכך, פער בין המחיר בפועל לבין המחיר שחזה המודל עשוי להעיד על כך שהנכס מתומחר בחסר או ביתר ביחס לנכסים בעלי מאפיינים דומים. מדד זה שימש בהמשך כאחד הקריטריונים לזיהוי נכסי </w:t>
+      </w:r>
+      <w:proofErr w:type="spellStart"/>
+      <w:r>
+        <w:rPr>
+          <w:rFonts w:cs="Segoe UI"/>
+        </w:rPr>
+        <w:t>Hidden</w:t>
+      </w:r>
+      <w:proofErr w:type="spellEnd"/>
+      <w:r>
+        <w:rPr>
+          <w:rFonts w:cs="Segoe UI"/>
+        </w:rPr>
+        <w:t xml:space="preserve"> </w:t>
+      </w:r>
+      <w:proofErr w:type="spellStart"/>
+      <w:r>
+        <w:rPr>
+          <w:rFonts w:cs="Segoe UI"/>
+        </w:rPr>
+        <w:t>Gem</w:t>
+      </w:r>
+      <w:proofErr w:type="spellEnd"/>
+      <w:r>
+        <w:rPr>
+          <w:rFonts w:cs="Segoe UI"/>
+        </w:rPr>
+        <w:t>.</w:t>
       </w:r>
     </w:p>
     <w:p>
@@ -530,7 +814,35 @@
         <w:rPr>
           <w:rFonts w:cs="Segoe UI"/>
         </w:rPr>
-        <w:t>לצורך חיזוי המחיר השתמשנו במודל עץ החלטה. מכיוון שהתפלגות המחירים הייתה מוטה וכללה גם מחירים חריגים, המודל נבנה לחיזוי הלוגריתם של מחיר הנכס ולא המחיר עצמו. כך צמצמנו את השפעתם של ערכים קיצוניים על החיזוי. כדי למנוע מהעץ להפוך למורכב מדי, הגבלנו את עומקו ואת מספר הדגימות המינימלי בכל עלה (max_depth=8, min_samples_leaf=20). ערכים אלה נבחרו באמצעות</w:t>
+        <w:t>לצורך חיזוי המחיר השתמשנו במודל עץ החלטה. מכיוון שהתפלגות המחירים הייתה מוטה וכללה גם מחירים חריגים, המודל נבנה לחיזוי הלוגריתם של מחיר הנכס ולא המחיר עצמו. כך צמצמנו את השפעתם של ערכים קיצוניים על החיזוי. כדי למנוע מהעץ להפוך למורכב מדי, הגבלנו את עומקו ואת מספר הדגימות המינימלי בכל עלה (</w:t>
+      </w:r>
+      <w:proofErr w:type="spellStart"/>
+      <w:r>
+        <w:rPr>
+          <w:rFonts w:cs="Segoe UI"/>
+        </w:rPr>
+        <w:t>max_depth</w:t>
+      </w:r>
+      <w:proofErr w:type="spellEnd"/>
+      <w:r>
+        <w:rPr>
+          <w:rFonts w:cs="Segoe UI"/>
+        </w:rPr>
+        <w:t xml:space="preserve">=8, </w:t>
+      </w:r>
+      <w:proofErr w:type="spellStart"/>
+      <w:r>
+        <w:rPr>
+          <w:rFonts w:cs="Segoe UI"/>
+        </w:rPr>
+        <w:t>min_samples_leaf</w:t>
+      </w:r>
+      <w:proofErr w:type="spellEnd"/>
+      <w:r>
+        <w:rPr>
+          <w:rFonts w:cs="Segoe UI"/>
+        </w:rPr>
+        <w:t>=20). ערכים אלה נבחרו באמצעות</w:t>
       </w:r>
       <w:r>
         <w:rPr>
@@ -539,11 +851,19 @@
         </w:rPr>
         <w:t xml:space="preserve"> </w:t>
       </w:r>
-      <w:r>
-        <w:rPr>
-          <w:rFonts w:cs="Segoe UI"/>
-        </w:rPr>
-        <w:t>cross-validation על קבוצת האימון בלבד.</w:t>
+      <w:proofErr w:type="spellStart"/>
+      <w:r>
+        <w:rPr>
+          <w:rFonts w:cs="Segoe UI"/>
+        </w:rPr>
+        <w:t>cross-validation</w:t>
+      </w:r>
+      <w:proofErr w:type="spellEnd"/>
+      <w:r>
+        <w:rPr>
+          <w:rFonts w:cs="Segoe UI"/>
+        </w:rPr>
+        <w:t xml:space="preserve"> על קבוצת האימון בלבד.</w:t>
       </w:r>
     </w:p>
     <w:p>
@@ -593,11 +913,33 @@
         </w:rPr>
         <w:t xml:space="preserve"> </w:t>
       </w:r>
-      <w:r>
-        <w:rPr>
-          <w:rFonts w:cs="Segoe UI"/>
-        </w:rPr>
-        <w:t>Hidden Gems, ולכן רצינו שמודל חיזוי המחיר יתבסס ככל האפשר על מאפייני הנכס עצמו ולא על מידת ההצלחה או הביקוש שלו בפועל. מאותה סיבה הוסר גם המשתנה</w:t>
+      <w:proofErr w:type="spellStart"/>
+      <w:r>
+        <w:rPr>
+          <w:rFonts w:cs="Segoe UI"/>
+        </w:rPr>
+        <w:t>Hidden</w:t>
+      </w:r>
+      <w:proofErr w:type="spellEnd"/>
+      <w:r>
+        <w:rPr>
+          <w:rFonts w:cs="Segoe UI"/>
+        </w:rPr>
+        <w:t xml:space="preserve"> </w:t>
+      </w:r>
+      <w:proofErr w:type="spellStart"/>
+      <w:r>
+        <w:rPr>
+          <w:rFonts w:cs="Segoe UI"/>
+        </w:rPr>
+        <w:t>Gems</w:t>
+      </w:r>
+      <w:proofErr w:type="spellEnd"/>
+      <w:r>
+        <w:rPr>
+          <w:rFonts w:cs="Segoe UI"/>
+        </w:rPr>
+        <w:t>, ולכן רצינו שמודל חיזוי המחיר יתבסס ככל האפשר על מאפייני הנכס עצמו ולא על מידת ההצלחה או הביקוש שלו בפועל. מאותה סיבה הוסר גם המשתנה</w:t>
       </w:r>
       <w:r>
         <w:rPr>
@@ -708,13 +1050,23 @@
           <w:rFonts w:cs="Segoe UI"/>
         </w:rPr>
       </w:pPr>
+      <w:proofErr w:type="spellStart"/>
       <w:r>
         <w:rPr>
           <w:rFonts w:cs="Segoe UI"/>
           <w:b/>
           <w:color w:val="0072B2"/>
         </w:rPr>
-        <w:t>Setup:</w:t>
+        <w:t>Setup</w:t>
+      </w:r>
+      <w:proofErr w:type="spellEnd"/>
+      <w:r>
+        <w:rPr>
+          <w:rFonts w:cs="Segoe UI"/>
+          <w:b/>
+          <w:color w:val="0072B2"/>
+        </w:rPr>
+        <w:t>:</w:t>
       </w:r>
     </w:p>
     <w:p>
@@ -738,11 +1090,19 @@
         </w:rPr>
         <w:t xml:space="preserve"> </w:t>
       </w:r>
-      <w:r>
-        <w:rPr>
-          <w:rFonts w:cs="Segoe UI"/>
-        </w:rPr>
-        <w:t>cross-validation, בעוד שקבוצת הבדיקה נשמרה להערכת הביצועים הסופית ולחיזוי מחירים עבור נכסים שלא נכללו בתהליך האימון.</w:t>
+      <w:proofErr w:type="spellStart"/>
+      <w:r>
+        <w:rPr>
+          <w:rFonts w:cs="Segoe UI"/>
+        </w:rPr>
+        <w:t>cross-validation</w:t>
+      </w:r>
+      <w:proofErr w:type="spellEnd"/>
+      <w:r>
+        <w:rPr>
+          <w:rFonts w:cs="Segoe UI"/>
+        </w:rPr>
+        <w:t>, בעוד שקבוצת הבדיקה נשמרה להערכת הביצועים הסופית ולחיזוי מחירים עבור נכסים שלא נכללו בתהליך האימון.</w:t>
       </w:r>
     </w:p>
     <w:p>
@@ -1265,7 +1625,21 @@
         <w:rPr>
           <w:rFonts w:cs="Segoe UI"/>
         </w:rPr>
-        <w:t>ניתוח תוצאות המודל מצביע על רמת דיוק טובה, במיוחד לאור העובדה שהחיזוי מתבסס אך ורק על מאפיינים פיזיים ותפעוליים, ללא שילוב של משתני ביקוש או פופולריות. בחינת השגיאה המוחלטת הממוצעת (MAE) מעלה כי המודל חורג בממוצע בכ-€64.12 בלבד ממחיר הלילה בפועל של הנכסים. במקביל, מדד הסטייה היחסית (MAPE) מראה כי תחזית המודל סוטה בממוצע בכ-30.08% מהמחיר האמיתי, נתון סביר המעיד על יכולת טובה להעריך את מחיר השוק ההוגן של הנכס.</w:t>
+        <w:t xml:space="preserve">ניתוח תוצאות המודל מצביע על רמת דיוק טובה, במיוחד לאור העובדה שהחיזוי מתבסס אך ורק על מאפיינים פיזיים ותפעוליים, ללא שילוב של משתני ביקוש או פופולריות. בחינת השגיאה המוחלטת הממוצעת (MAE) מעלה כי המודל חורג בממוצע </w:t>
+      </w:r>
+      <w:proofErr w:type="spellStart"/>
+      <w:r>
+        <w:rPr>
+          <w:rFonts w:cs="Segoe UI"/>
+        </w:rPr>
+        <w:t>בכ</w:t>
+      </w:r>
+      <w:proofErr w:type="spellEnd"/>
+      <w:r>
+        <w:rPr>
+          <w:rFonts w:cs="Segoe UI"/>
+        </w:rPr>
+        <w:t>-€64.12 בלבד ממחיר הלילה בפועל של הנכסים. במקביל, מדד הסטייה היחסית (MAPE) מראה כי תחזית המודל סוטה בממוצע בכ-30.08% מהמחיר האמיתי, נתון סביר המעיד על יכולת טובה להעריך את מחיר השוק ההוגן של הנכס.</w:t>
       </w:r>
     </w:p>
     <w:p>
@@ -1341,7 +1715,21 @@
         <w:rPr>
           <w:rFonts w:cs="Segoe UI"/>
         </w:rPr>
-        <w:t>(Overfitting). המשמעות היא שהמודל לא פשוט "שינן" את נתוני האימון, אלא למד חוקיות אמיתית המאפשרת לו לחזות מחירים של נכסים חדשים באותה רמת דיוק.</w:t>
+        <w:t>(</w:t>
+      </w:r>
+      <w:proofErr w:type="spellStart"/>
+      <w:r>
+        <w:rPr>
+          <w:rFonts w:cs="Segoe UI"/>
+        </w:rPr>
+        <w:t>Overfitting</w:t>
+      </w:r>
+      <w:proofErr w:type="spellEnd"/>
+      <w:r>
+        <w:rPr>
+          <w:rFonts w:cs="Segoe UI"/>
+        </w:rPr>
+        <w:t>). המשמעות היא שהמודל לא פשוט "שינן" את נתוני האימון, אלא למד חוקיות אמיתית המאפשרת לו לחזות מחירים של נכסים חדשים באותה רמת דיוק.</w:t>
       </w:r>
     </w:p>
     <w:p>
@@ -1355,7 +1743,49 @@
         <w:rPr>
           <w:rFonts w:cs="Segoe UI"/>
         </w:rPr>
-        <w:t>לבסוף, חשוב להדגיש כי תפקיד המודל בשלב זה אינו למצוא ישירות את נכסי ה-Hidden Gems, אלא לייצר "מחיר שוק צפוי" שיהווה בסיס להשוואה. הפער בין המחיר האמיתי למחיר החזוי מוגדר כשארית (Residual):</w:t>
+        <w:t>לבסוף, חשוב להדגיש כי תפקיד המודל בשלב זה אינו למצוא ישירות את נכסי ה-</w:t>
+      </w:r>
+      <w:proofErr w:type="spellStart"/>
+      <w:r>
+        <w:rPr>
+          <w:rFonts w:cs="Segoe UI"/>
+        </w:rPr>
+        <w:t>Hidden</w:t>
+      </w:r>
+      <w:proofErr w:type="spellEnd"/>
+      <w:r>
+        <w:rPr>
+          <w:rFonts w:cs="Segoe UI"/>
+        </w:rPr>
+        <w:t xml:space="preserve"> </w:t>
+      </w:r>
+      <w:proofErr w:type="spellStart"/>
+      <w:r>
+        <w:rPr>
+          <w:rFonts w:cs="Segoe UI"/>
+        </w:rPr>
+        <w:t>Gems</w:t>
+      </w:r>
+      <w:proofErr w:type="spellEnd"/>
+      <w:r>
+        <w:rPr>
+          <w:rFonts w:cs="Segoe UI"/>
+        </w:rPr>
+        <w:t>, אלא לייצר "מחיר שוק צפוי" שיהווה בסיס להשוואה. הפער בין המחיר האמיתי למחיר החזוי מוגדר כשארית (</w:t>
+      </w:r>
+      <w:proofErr w:type="spellStart"/>
+      <w:r>
+        <w:rPr>
+          <w:rFonts w:cs="Segoe UI"/>
+        </w:rPr>
+        <w:t>Residual</w:t>
+      </w:r>
+      <w:proofErr w:type="spellEnd"/>
+      <w:r>
+        <w:rPr>
+          <w:rFonts w:cs="Segoe UI"/>
+        </w:rPr>
+        <w:t>):</w:t>
       </w:r>
     </w:p>
     <w:p>
@@ -1365,6 +1795,7 @@
           <w:rFonts w:cs="Segoe UI"/>
         </w:rPr>
       </w:pPr>
+      <w:proofErr w:type="spellStart"/>
       <m:oMathPara>
         <m:oMath>
           <m:r>
@@ -1376,6 +1807,7 @@
             </w:rPr>
             <m:t>Residual</m:t>
           </m:r>
+          <w:proofErr w:type="spellEnd"/>
           <m:r>
             <m:rPr>
               <m:sty m:val="p"/>
@@ -1434,6 +1866,7 @@
                       </m:r>
                     </m:e>
                     <m:sub>
+                      <w:proofErr w:type="spellStart"/>
                       <m:r>
                         <m:rPr>
                           <m:nor/>
@@ -1443,6 +1876,7 @@
                         </w:rPr>
                         <m:t>actual</m:t>
                       </m:r>
+                      <w:proofErr w:type="spellEnd"/>
                     </m:sub>
                   </m:sSub>
                 </m:e>
@@ -1507,6 +1941,7 @@
                       </m:r>
                     </m:e>
                     <m:sub>
+                      <w:proofErr w:type="spellStart"/>
                       <m:r>
                         <m:rPr>
                           <m:nor/>
@@ -1516,6 +1951,7 @@
                         </w:rPr>
                         <m:t>predicted</m:t>
                       </m:r>
+                      <w:proofErr w:type="spellEnd"/>
                     </m:sub>
                   </m:sSub>
                 </m:e>
@@ -1600,7 +2036,21 @@
         <w:rPr>
           <w:rFonts w:cs="Segoe UI"/>
         </w:rPr>
-        <w:t>התרשים מציג את תחזיות מודל עץ ההחלטה מול מחירי הנכסים בפועל (בסולם לוגריתמי) עבור קבוצת הבדיקה. קו הרפרנס האפור (</w:t>
+        <w:t xml:space="preserve">התרשים מציג את תחזיות מודל עץ ההחלטה מול מחירי הנכסים בפועל (בסולם לוגריתמי) עבור קבוצת הבדיקה. קו </w:t>
+      </w:r>
+      <w:proofErr w:type="spellStart"/>
+      <w:r>
+        <w:rPr>
+          <w:rFonts w:cs="Segoe UI"/>
+        </w:rPr>
+        <w:t>הרפרנס</w:t>
+      </w:r>
+      <w:proofErr w:type="spellEnd"/>
+      <w:r>
+        <w:rPr>
+          <w:rFonts w:cs="Segoe UI"/>
+        </w:rPr>
+        <w:t xml:space="preserve"> האפור (</w:t>
       </w:r>
       <m:oMath>
         <m:r>
@@ -1641,7 +2091,49 @@
         <w:rPr>
           <w:rFonts w:cs="Segoe UI"/>
         </w:rPr>
-        <w:t xml:space="preserve"> 453 הנכסים שסווגו כ-Hidden Gems. כפי שניתן לראות, נכסים אלו מרוכזים בבירור מתחת לקו הרפרנס, מיקום הממחיש חזותית את היותם מתומחרים </w:t>
+        <w:t xml:space="preserve"> 453 הנכסים שסווגו כ-</w:t>
+      </w:r>
+      <w:proofErr w:type="spellStart"/>
+      <w:r>
+        <w:rPr>
+          <w:rFonts w:cs="Segoe UI"/>
+        </w:rPr>
+        <w:t>Hidden</w:t>
+      </w:r>
+      <w:proofErr w:type="spellEnd"/>
+      <w:r>
+        <w:rPr>
+          <w:rFonts w:cs="Segoe UI"/>
+        </w:rPr>
+        <w:t xml:space="preserve"> </w:t>
+      </w:r>
+      <w:proofErr w:type="spellStart"/>
+      <w:r>
+        <w:rPr>
+          <w:rFonts w:cs="Segoe UI"/>
+        </w:rPr>
+        <w:t>Gems</w:t>
+      </w:r>
+      <w:proofErr w:type="spellEnd"/>
+      <w:r>
+        <w:rPr>
+          <w:rFonts w:cs="Segoe UI"/>
+        </w:rPr>
+        <w:t xml:space="preserve">. כפי שניתן לראות, נכסים אלו מרוכזים בבירור מתחת לקו </w:t>
+      </w:r>
+      <w:proofErr w:type="spellStart"/>
+      <w:r>
+        <w:rPr>
+          <w:rFonts w:cs="Segoe UI"/>
+        </w:rPr>
+        <w:t>הרפרנס</w:t>
+      </w:r>
+      <w:proofErr w:type="spellEnd"/>
+      <w:r>
+        <w:rPr>
+          <w:rFonts w:cs="Segoe UI"/>
+        </w:rPr>
+        <w:t xml:space="preserve">, מיקום הממחיש חזותית את היותם מתומחרים </w:t>
       </w:r>
       <w:r>
         <w:rPr>
@@ -1653,7 +2145,21 @@
         <w:rPr>
           <w:rFonts w:cs="Segoe UI"/>
         </w:rPr>
-        <w:t xml:space="preserve"> (בעלי Residual שלילי) ביחס למחיר השוק הצפוי להם.</w:t>
+        <w:t xml:space="preserve"> (בעלי </w:t>
+      </w:r>
+      <w:proofErr w:type="spellStart"/>
+      <w:r>
+        <w:rPr>
+          <w:rFonts w:cs="Segoe UI"/>
+        </w:rPr>
+        <w:t>Residual</w:t>
+      </w:r>
+      <w:proofErr w:type="spellEnd"/>
+      <w:r>
+        <w:rPr>
+          <w:rFonts w:cs="Segoe UI"/>
+        </w:rPr>
+        <w:t xml:space="preserve"> שלילי) ביחס למחיר השוק הצפוי להם.</w:t>
       </w:r>
     </w:p>
     <w:p>
@@ -2203,7 +2709,7 @@
       <w:pPr>
         <w:spacing w:after="120"/>
         <w:rPr>
-          <w:rFonts w:cs="Segoe UI" w:hint="cs"/>
+          <w:rFonts w:cs="Segoe UI"/>
         </w:rPr>
       </w:pPr>
     </w:p>
@@ -2256,7 +2762,21 @@
         <w:rPr>
           <w:rFonts w:cs="Segoe UI"/>
         </w:rPr>
-        <w:t xml:space="preserve">כדי לבחון האם יש צורך להגביל את מורכבות עץ ההחלטה, השווינו תחילה בין עץ ללא הגבלת מורכבות לבין העץ המוגבל ששימש במודל הסופי. העץ הלא־מוגבל, שאומן על 4,588 נכסים, יצר 4,440 עלים </w:t>
+        <w:t xml:space="preserve">כדי לבחון האם יש צורך להגביל את מורכבות עץ ההחלטה, השווינו תחילה בין עץ ללא הגבלת מורכבות לבין העץ המוגבל ששימש במודל הסופי. העץ </w:t>
+      </w:r>
+      <w:proofErr w:type="spellStart"/>
+      <w:r>
+        <w:rPr>
+          <w:rFonts w:cs="Segoe UI"/>
+        </w:rPr>
+        <w:t>הלא־מוגבל</w:t>
+      </w:r>
+      <w:proofErr w:type="spellEnd"/>
+      <w:r>
+        <w:rPr>
+          <w:rFonts w:cs="Segoe UI"/>
+        </w:rPr>
+        <w:t xml:space="preserve">, שאומן על 4,588 נכסים, יצר 4,440 עלים </w:t>
       </w:r>
       <w:r>
         <w:rPr>
@@ -2277,11 +2797,19 @@
         </w:rPr>
         <w:t xml:space="preserve"> </w:t>
       </w:r>
-      <w:r>
-        <w:rPr>
-          <w:rFonts w:cs="Segoe UI"/>
-        </w:rPr>
-        <w:t>overfitting משמעותי.</w:t>
+      <w:proofErr w:type="spellStart"/>
+      <w:r>
+        <w:rPr>
+          <w:rFonts w:cs="Segoe UI"/>
+        </w:rPr>
+        <w:t>overfitting</w:t>
+      </w:r>
+      <w:proofErr w:type="spellEnd"/>
+      <w:r>
+        <w:rPr>
+          <w:rFonts w:cs="Segoe UI"/>
+        </w:rPr>
+        <w:t xml:space="preserve"> משמעותי.</w:t>
       </w:r>
     </w:p>
     <w:p>
@@ -2304,11 +2832,33 @@
         </w:rPr>
         <w:t xml:space="preserve"> </w:t>
       </w:r>
-      <w:r>
-        <w:rPr>
-          <w:rFonts w:cs="Segoe UI"/>
-        </w:rPr>
-        <w:t>max_depth=8 ו־min_samples_leaf=20 נבחרו באמצעות</w:t>
+      <w:proofErr w:type="spellStart"/>
+      <w:r>
+        <w:rPr>
+          <w:rFonts w:cs="Segoe UI"/>
+        </w:rPr>
+        <w:t>max_depth</w:t>
+      </w:r>
+      <w:proofErr w:type="spellEnd"/>
+      <w:r>
+        <w:rPr>
+          <w:rFonts w:cs="Segoe UI"/>
+        </w:rPr>
+        <w:t xml:space="preserve">=8 </w:t>
+      </w:r>
+      <w:proofErr w:type="spellStart"/>
+      <w:r>
+        <w:rPr>
+          <w:rFonts w:cs="Segoe UI"/>
+        </w:rPr>
+        <w:t>ו־min_samples_leaf</w:t>
+      </w:r>
+      <w:proofErr w:type="spellEnd"/>
+      <w:r>
+        <w:rPr>
+          <w:rFonts w:cs="Segoe UI"/>
+        </w:rPr>
+        <w:t>=20 נבחרו באמצעות</w:t>
       </w:r>
       <w:r>
         <w:rPr>
@@ -2321,7 +2871,21 @@
         <w:rPr>
           <w:rFonts w:cs="Segoe UI"/>
         </w:rPr>
-        <w:t>5-fold cross-validation על קבוצת האימון בלבד. העץ המוגבל כלל 91 עלים בלבד. לאחר ההגבלה, הפער בין טעות האימון לטעות הבדיקה הצטמצם מ־0.551 ל־0.035, ובמקביל טעות הבדיקה השתפרה מ־0.555 ל־0.427.</w:t>
+        <w:t xml:space="preserve">5-fold </w:t>
+      </w:r>
+      <w:proofErr w:type="spellStart"/>
+      <w:r>
+        <w:rPr>
+          <w:rFonts w:cs="Segoe UI"/>
+        </w:rPr>
+        <w:t>cross-validation</w:t>
+      </w:r>
+      <w:proofErr w:type="spellEnd"/>
+      <w:r>
+        <w:rPr>
+          <w:rFonts w:cs="Segoe UI"/>
+        </w:rPr>
+        <w:t xml:space="preserve"> על קבוצת האימון בלבד. העץ המוגבל כלל 91 עלים בלבד. לאחר ההגבלה, הפער בין טעות האימון לטעות הבדיקה הצטמצם מ־0.551 ל־0.035, ובמקביל טעות הבדיקה השתפרה מ־0.555 ל־0.427.</w:t>
       </w:r>
     </w:p>
     <w:p>
@@ -2335,7 +2899,35 @@
         <w:rPr>
           <w:rFonts w:cs="Segoe UI"/>
         </w:rPr>
-        <w:t>השוואה זו הראתה כי הגבלת מורכבות העץ משפרת את יכולתו להכליל לנכסים שלא ראה במהלך האימון. מסיבה זו, זיהוי ה־Hidden Gems בוצע רק על נכסים מקבוצת הבדיקה, כך שפער המחיר שעליו מבוסס הקריטריון חושב תמיד עבור נכס שלא שימש לאימון המודל.</w:t>
+        <w:t xml:space="preserve">השוואה זו הראתה כי הגבלת מורכבות העץ משפרת את יכולתו להכליל לנכסים שלא ראה במהלך האימון. מסיבה זו, זיהוי </w:t>
+      </w:r>
+      <w:proofErr w:type="spellStart"/>
+      <w:r>
+        <w:rPr>
+          <w:rFonts w:cs="Segoe UI"/>
+        </w:rPr>
+        <w:t>ה־Hidden</w:t>
+      </w:r>
+      <w:proofErr w:type="spellEnd"/>
+      <w:r>
+        <w:rPr>
+          <w:rFonts w:cs="Segoe UI"/>
+        </w:rPr>
+        <w:t xml:space="preserve"> </w:t>
+      </w:r>
+      <w:proofErr w:type="spellStart"/>
+      <w:r>
+        <w:rPr>
+          <w:rFonts w:cs="Segoe UI"/>
+        </w:rPr>
+        <w:t>Gems</w:t>
+      </w:r>
+      <w:proofErr w:type="spellEnd"/>
+      <w:r>
+        <w:rPr>
+          <w:rFonts w:cs="Segoe UI"/>
+        </w:rPr>
+        <w:t xml:space="preserve"> בוצע רק על נכסים מקבוצת הבדיקה, כך שפער המחיר שעליו מבוסס הקריטריון חושב תמיד עבור נכס שלא שימש לאימון המודל.</w:t>
       </w:r>
     </w:p>
     <w:p>
@@ -2523,11 +3115,33 @@
         </w:rPr>
         <w:t>-</w:t>
       </w:r>
-      <w:r>
-        <w:rPr>
-          <w:rFonts w:cs="Segoe UI"/>
-        </w:rPr>
-        <w:t>Hidden Gem אם עמד בשלושת התנאים הבאים:</w:t>
+      <w:proofErr w:type="spellStart"/>
+      <w:r>
+        <w:rPr>
+          <w:rFonts w:cs="Segoe UI"/>
+        </w:rPr>
+        <w:t>Hidden</w:t>
+      </w:r>
+      <w:proofErr w:type="spellEnd"/>
+      <w:r>
+        <w:rPr>
+          <w:rFonts w:cs="Segoe UI"/>
+        </w:rPr>
+        <w:t xml:space="preserve"> </w:t>
+      </w:r>
+      <w:proofErr w:type="spellStart"/>
+      <w:r>
+        <w:rPr>
+          <w:rFonts w:cs="Segoe UI"/>
+        </w:rPr>
+        <w:t>Gem</w:t>
+      </w:r>
+      <w:proofErr w:type="spellEnd"/>
+      <w:r>
+        <w:rPr>
+          <w:rFonts w:cs="Segoe UI"/>
+        </w:rPr>
+        <w:t xml:space="preserve"> אם עמד בשלושת התנאים הבאים:</w:t>
       </w:r>
     </w:p>
     <w:p>
@@ -2722,13 +3336,23 @@
       <w:pPr>
         <w:spacing w:after="20"/>
       </w:pPr>
+      <w:proofErr w:type="spellStart"/>
       <w:r>
         <w:rPr>
           <w:rFonts w:cs="Segoe UI"/>
           <w:b/>
           <w:color w:val="0072B2"/>
         </w:rPr>
-        <w:t>Setup:</w:t>
+        <w:t>Setup</w:t>
+      </w:r>
+      <w:proofErr w:type="spellEnd"/>
+      <w:r>
+        <w:rPr>
+          <w:rFonts w:cs="Segoe UI"/>
+          <w:b/>
+          <w:color w:val="0072B2"/>
+        </w:rPr>
+        <w:t>:</w:t>
       </w:r>
     </w:p>
     <w:p>
@@ -2752,11 +3376,19 @@
         </w:rPr>
         <w:t xml:space="preserve"> </w:t>
       </w:r>
-      <w:r>
-        <w:rPr>
-          <w:rFonts w:cs="Segoe UI"/>
-        </w:rPr>
-        <w:t>listing_id, כך שלכל נכס היו זמינים נתוני הנכס, נתוני הביקורות ותחזית המחיר מהמודל של בעיה 1. לאחר האיחוד התקבלו</w:t>
+      <w:proofErr w:type="spellStart"/>
+      <w:r>
+        <w:rPr>
+          <w:rFonts w:cs="Segoe UI"/>
+        </w:rPr>
+        <w:t>listing_id</w:t>
+      </w:r>
+      <w:proofErr w:type="spellEnd"/>
+      <w:r>
+        <w:rPr>
+          <w:rFonts w:cs="Segoe UI"/>
+        </w:rPr>
+        <w:t>, כך שלכל נכס היו זמינים נתוני הנכס, נתוני הביקורות ותחזית המחיר מהמודל של בעיה 1. לאחר האיחוד התקבלו</w:t>
       </w:r>
       <w:r>
         <w:rPr>
@@ -2796,7 +3428,35 @@
         <w:rPr>
           <w:rFonts w:cs="Segoe UI"/>
         </w:rPr>
-        <w:t>מכיוון שתחזית המחיר משמשת כחלק מהגדרת ה־Hidden Gem, רק נכסים שנכללו בקבוצת הבדיקה של מודל חיזוי המחיר היו זכאים להיכלל בקבוצה הסופית.</w:t>
+        <w:t xml:space="preserve">מכיוון שתחזית המחיר משמשת כחלק מהגדרת </w:t>
+      </w:r>
+      <w:proofErr w:type="spellStart"/>
+      <w:r>
+        <w:rPr>
+          <w:rFonts w:cs="Segoe UI"/>
+        </w:rPr>
+        <w:t>ה־Hidden</w:t>
+      </w:r>
+      <w:proofErr w:type="spellEnd"/>
+      <w:r>
+        <w:rPr>
+          <w:rFonts w:cs="Segoe UI"/>
+        </w:rPr>
+        <w:t xml:space="preserve"> </w:t>
+      </w:r>
+      <w:proofErr w:type="spellStart"/>
+      <w:r>
+        <w:rPr>
+          <w:rFonts w:cs="Segoe UI"/>
+        </w:rPr>
+        <w:t>Gem</w:t>
+      </w:r>
+      <w:proofErr w:type="spellEnd"/>
+      <w:r>
+        <w:rPr>
+          <w:rFonts w:cs="Segoe UI"/>
+        </w:rPr>
+        <w:t>, רק נכסים שנכללו בקבוצת הבדיקה של מודל חיזוי המחיר היו זכאים להיכלל בקבוצה הסופית.</w:t>
       </w:r>
     </w:p>
     <w:p>
@@ -2934,8 +3594,36 @@
           <w:b/>
           <w:bCs/>
         </w:rPr>
-        <w:t>453 נכסים (2.0%), שהוגדרו כ־Hidden Gems</w:t>
-      </w:r>
+        <w:t xml:space="preserve">453 נכסים (2.0%), שהוגדרו </w:t>
+      </w:r>
+      <w:proofErr w:type="spellStart"/>
+      <w:r>
+        <w:rPr>
+          <w:rFonts w:cs="Segoe UI"/>
+          <w:b/>
+          <w:bCs/>
+        </w:rPr>
+        <w:t>כ־Hidden</w:t>
+      </w:r>
+      <w:proofErr w:type="spellEnd"/>
+      <w:r>
+        <w:rPr>
+          <w:rFonts w:cs="Segoe UI"/>
+          <w:b/>
+          <w:bCs/>
+        </w:rPr>
+        <w:t xml:space="preserve"> </w:t>
+      </w:r>
+      <w:proofErr w:type="spellStart"/>
+      <w:r>
+        <w:rPr>
+          <w:rFonts w:cs="Segoe UI"/>
+          <w:b/>
+          <w:bCs/>
+        </w:rPr>
+        <w:t>Gems</w:t>
+      </w:r>
+      <w:proofErr w:type="spellEnd"/>
       <w:r>
         <w:rPr>
           <w:rFonts w:cs="Segoe UI"/>
@@ -2949,11 +3637,28 @@
       </w:pPr>
       <w:r>
         <w:rPr>
-          <w:rFonts w:cs="Segoe UI"/>
+          <w:rFonts w:cs="Segoe UI" w:hint="cs"/>
           <w:b/>
           <w:color w:val="0072B2"/>
         </w:rPr>
-        <w:t>ויזואליזציה:</w:t>
+        <w:t>תהליך מציאת ה-</w:t>
+      </w:r>
+      <w:r>
+        <w:rPr>
+          <w:rFonts w:cs="Segoe UI"/>
+          <w:b/>
+          <w:color w:val="0072B2"/>
+          <w:rtl w:val="0"/>
+        </w:rPr>
+        <w:t>Hidden Gem</w:t>
+      </w:r>
+      <w:r>
+        <w:rPr>
+          <w:rFonts w:cs="Segoe UI"/>
+          <w:b/>
+          <w:color w:val="0072B2"/>
+        </w:rPr>
+        <w:t>:</w:t>
       </w:r>
     </w:p>
     <w:p>
@@ -3227,11 +3932,61 @@
         </w:rPr>
         <w:t xml:space="preserve"> </w:t>
       </w:r>
-      <w:r>
-        <w:rPr>
-          <w:rFonts w:cs="Segoe UI"/>
-        </w:rPr>
-        <w:t>Ground Truth המגדיר אילו נכסים הם באמת Hidden Gems. כתוצאה מכך, לא ניתן היה להעריך את הזיהוי באמצעות מדדים מקובלים כגון</w:t>
+      <w:proofErr w:type="spellStart"/>
+      <w:r>
+        <w:rPr>
+          <w:rFonts w:cs="Segoe UI"/>
+        </w:rPr>
+        <w:t>Ground</w:t>
+      </w:r>
+      <w:proofErr w:type="spellEnd"/>
+      <w:r>
+        <w:rPr>
+          <w:rFonts w:cs="Segoe UI"/>
+        </w:rPr>
+        <w:t xml:space="preserve"> </w:t>
+      </w:r>
+      <w:proofErr w:type="spellStart"/>
+      <w:r>
+        <w:rPr>
+          <w:rFonts w:cs="Segoe UI"/>
+        </w:rPr>
+        <w:t>Truth</w:t>
+      </w:r>
+      <w:proofErr w:type="spellEnd"/>
+      <w:r>
+        <w:rPr>
+          <w:rFonts w:cs="Segoe UI"/>
+        </w:rPr>
+        <w:t xml:space="preserve"> המגדיר אילו נכסים הם באמת </w:t>
+      </w:r>
+      <w:proofErr w:type="spellStart"/>
+      <w:r>
+        <w:rPr>
+          <w:rFonts w:cs="Segoe UI"/>
+        </w:rPr>
+        <w:t>Hidden</w:t>
+      </w:r>
+      <w:proofErr w:type="spellEnd"/>
+      <w:r>
+        <w:rPr>
+          <w:rFonts w:cs="Segoe UI"/>
+        </w:rPr>
+        <w:t xml:space="preserve"> </w:t>
+      </w:r>
+      <w:proofErr w:type="spellStart"/>
+      <w:r>
+        <w:rPr>
+          <w:rFonts w:cs="Segoe UI"/>
+        </w:rPr>
+        <w:t>Gems</w:t>
+      </w:r>
+      <w:proofErr w:type="spellEnd"/>
+      <w:r>
+        <w:rPr>
+          <w:rFonts w:cs="Segoe UI"/>
+        </w:rPr>
+        <w:t>. כתוצאה מכך, לא ניתן היה להעריך את הזיהוי באמצעות מדדים מקובלים כגון</w:t>
       </w:r>
       <w:r>
         <w:rPr>
@@ -3240,11 +3995,33 @@
         </w:rPr>
         <w:t xml:space="preserve"> </w:t>
       </w:r>
-      <w:r>
-        <w:rPr>
-          <w:rFonts w:cs="Segoe UI"/>
-        </w:rPr>
-        <w:t xml:space="preserve">Precision ו־Recall. הספים שנבחרו </w:t>
+      <w:proofErr w:type="spellStart"/>
+      <w:r>
+        <w:rPr>
+          <w:rFonts w:cs="Segoe UI"/>
+        </w:rPr>
+        <w:t>Precision</w:t>
+      </w:r>
+      <w:proofErr w:type="spellEnd"/>
+      <w:r>
+        <w:rPr>
+          <w:rFonts w:cs="Segoe UI"/>
+        </w:rPr>
+        <w:t xml:space="preserve"> </w:t>
+      </w:r>
+      <w:proofErr w:type="spellStart"/>
+      <w:r>
+        <w:rPr>
+          <w:rFonts w:cs="Segoe UI"/>
+        </w:rPr>
+        <w:t>ו־Recall</w:t>
+      </w:r>
+      <w:proofErr w:type="spellEnd"/>
+      <w:r>
+        <w:rPr>
+          <w:rFonts w:cs="Segoe UI"/>
+        </w:rPr>
+        <w:t xml:space="preserve">. הספים שנבחרו </w:t>
       </w:r>
       <w:r>
         <w:rPr>
@@ -3270,7 +4047,35 @@
         <w:rPr>
           <w:rFonts w:cs="Segoe UI"/>
         </w:rPr>
-        <w:t xml:space="preserve"> נבחרו כך שישקפו את שלושת המרכיבים של הגדרת ה־Hidden Gem, אך לא ניתן היה לכייל אותם מול מדגם מתויג.</w:t>
+        <w:t xml:space="preserve"> נבחרו כך שישקפו את שלושת המרכיבים של הגדרת </w:t>
+      </w:r>
+      <w:proofErr w:type="spellStart"/>
+      <w:r>
+        <w:rPr>
+          <w:rFonts w:cs="Segoe UI"/>
+        </w:rPr>
+        <w:t>ה־Hidden</w:t>
+      </w:r>
+      <w:proofErr w:type="spellEnd"/>
+      <w:r>
+        <w:rPr>
+          <w:rFonts w:cs="Segoe UI"/>
+        </w:rPr>
+        <w:t xml:space="preserve"> </w:t>
+      </w:r>
+      <w:proofErr w:type="spellStart"/>
+      <w:r>
+        <w:rPr>
+          <w:rFonts w:cs="Segoe UI"/>
+        </w:rPr>
+        <w:t>Gem</w:t>
+      </w:r>
+      <w:proofErr w:type="spellEnd"/>
+      <w:r>
+        <w:rPr>
+          <w:rFonts w:cs="Segoe UI"/>
+        </w:rPr>
+        <w:t>, אך לא ניתן היה לכייל אותם מול מדגם מתויג.</w:t>
       </w:r>
     </w:p>
     <w:p>
@@ -3284,7 +4089,35 @@
         <w:rPr>
           <w:rFonts w:cs="Segoe UI"/>
         </w:rPr>
-        <w:t>מגבלה נוספת היא שקריטריון המחיר תלוי באיכות מודל חיזוי המחיר מבעיה 1, ולכן טעויות בחיזוי עשויות להשפיע גם על זיהוי ה־Hidden Gems. כדי לצמצם מגבלה זו, הזיהוי הסופי הוגבל לנכסים מקבוצת הבדיקה בלבד, כך שכל פער מחיר התבסס על תחזית</w:t>
+        <w:t xml:space="preserve">מגבלה נוספת היא שקריטריון המחיר תלוי באיכות מודל חיזוי המחיר מבעיה 1, ולכן טעויות בחיזוי עשויות להשפיע גם על זיהוי </w:t>
+      </w:r>
+      <w:proofErr w:type="spellStart"/>
+      <w:r>
+        <w:rPr>
+          <w:rFonts w:cs="Segoe UI"/>
+        </w:rPr>
+        <w:t>ה־Hidden</w:t>
+      </w:r>
+      <w:proofErr w:type="spellEnd"/>
+      <w:r>
+        <w:rPr>
+          <w:rFonts w:cs="Segoe UI"/>
+        </w:rPr>
+        <w:t xml:space="preserve"> </w:t>
+      </w:r>
+      <w:proofErr w:type="spellStart"/>
+      <w:r>
+        <w:rPr>
+          <w:rFonts w:cs="Segoe UI"/>
+        </w:rPr>
+        <w:t>Gems</w:t>
+      </w:r>
+      <w:proofErr w:type="spellEnd"/>
+      <w:r>
+        <w:rPr>
+          <w:rFonts w:cs="Segoe UI"/>
+        </w:rPr>
+        <w:t>. כדי לצמצם מגבלה זו, הזיהוי הסופי הוגבל לנכסים מקבוצת הבדיקה בלבד, כך שכל פער מחיר התבסס על תחזית</w:t>
       </w:r>
       <w:r>
         <w:rPr>
@@ -3293,11 +4126,19 @@
         </w:rPr>
         <w:t xml:space="preserve"> </w:t>
       </w:r>
-      <w:r>
-        <w:rPr>
-          <w:rFonts w:cs="Segoe UI"/>
-        </w:rPr>
-        <w:t>out-of-sample עבור נכס שלא שימש לאימון המודל. עם זאת, גם תחזיות אלה אינן מושלמות, ולכן יש להתייחס לקריטריון המחיר כאומדן ולא כמדד מוחלט.</w:t>
+      <w:proofErr w:type="spellStart"/>
+      <w:r>
+        <w:rPr>
+          <w:rFonts w:cs="Segoe UI"/>
+        </w:rPr>
+        <w:t>out-of-sample</w:t>
+      </w:r>
+      <w:proofErr w:type="spellEnd"/>
+      <w:r>
+        <w:rPr>
+          <w:rFonts w:cs="Segoe UI"/>
+        </w:rPr>
+        <w:t xml:space="preserve"> עבור נכס שלא שימש לאימון המודל. עם זאת, גם תחזיות אלה אינן מושלמות, ולכן יש להתייחס לקריטריון המחיר כאומדן ולא כמדד מוחלט.</w:t>
       </w:r>
     </w:p>
     <w:p>
@@ -3317,8 +4158,59 @@
           <w:color w:val="0B3D4D"/>
           <w:sz w:val="30"/>
         </w:rPr>
-        <w:t>בעיה 3 – אפיון תתי־קבוצות של נכסי Hidden Gem</w:t>
-      </w:r>
+        <w:t xml:space="preserve">בעיה 3 – אפיון </w:t>
+      </w:r>
+      <w:proofErr w:type="spellStart"/>
+      <w:r>
+        <w:rPr>
+          <w:rFonts w:cs="Segoe UI"/>
+          <w:bCs/>
+          <w:color w:val="0B3D4D"/>
+          <w:sz w:val="30"/>
+        </w:rPr>
+        <w:t>תתי־קבוצות</w:t>
+      </w:r>
+      <w:proofErr w:type="spellEnd"/>
+      <w:r>
+        <w:rPr>
+          <w:rFonts w:cs="Segoe UI"/>
+          <w:bCs/>
+          <w:color w:val="0B3D4D"/>
+          <w:sz w:val="30"/>
+        </w:rPr>
+        <w:t xml:space="preserve"> של נכסי </w:t>
+      </w:r>
+      <w:proofErr w:type="spellStart"/>
+      <w:r>
+        <w:rPr>
+          <w:rFonts w:cs="Segoe UI"/>
+          <w:bCs/>
+          <w:color w:val="0B3D4D"/>
+          <w:sz w:val="30"/>
+        </w:rPr>
+        <w:t>Hidden</w:t>
+      </w:r>
+      <w:proofErr w:type="spellEnd"/>
+      <w:r>
+        <w:rPr>
+          <w:rFonts w:cs="Segoe UI"/>
+          <w:bCs/>
+          <w:color w:val="0B3D4D"/>
+          <w:sz w:val="30"/>
+        </w:rPr>
+        <w:t xml:space="preserve"> </w:t>
+      </w:r>
+      <w:proofErr w:type="spellStart"/>
+      <w:r>
+        <w:rPr>
+          <w:rFonts w:cs="Segoe UI"/>
+          <w:bCs/>
+          <w:color w:val="0B3D4D"/>
+          <w:sz w:val="30"/>
+        </w:rPr>
+        <w:t>Gem</w:t>
+      </w:r>
+      <w:proofErr w:type="spellEnd"/>
     </w:p>
     <w:p>
       <w:pPr>
@@ -3336,12 +4228,66 @@
     <w:p>
       <w:pPr>
         <w:spacing w:after="120"/>
-      </w:pPr>
-      <w:r>
-        <w:rPr>
-          <w:rFonts w:cs="Segoe UI"/>
-        </w:rPr>
-        <w:t>הנחנו כי נכסי ה־Hidden Gems אינם מהווים קבוצה אחידה, אלא עשויים להתחלק לתת־קבוצות בעלות מאפיינים משותפים. זיהוי קבוצות כאלה יכול לסייע בהבנת סוגים שונים של Hidden Gems, למשל לפי אזור גיאוגרפי או מאפייני הנכס.</w:t>
+        <w:rPr>
+          <w:rFonts w:cs="Segoe UI"/>
+        </w:rPr>
+      </w:pPr>
+      <w:r>
+        <w:rPr>
+          <w:rFonts w:cs="Segoe UI"/>
+        </w:rPr>
+        <w:t>הנחנו כי נכסי ה-</w:t>
+      </w:r>
+      <w:r>
+        <w:rPr>
+          <w:rFonts w:cs="Segoe UI"/>
+          <w:rtl w:val="0"/>
+        </w:rPr>
+        <w:t>Hidden Gems</w:t>
+      </w:r>
+      <w:r>
+        <w:rPr>
+          <w:rFonts w:cs="Segoe UI"/>
+        </w:rPr>
+        <w:t xml:space="preserve"> אינם </w:t>
+      </w:r>
+      <w:r>
+        <w:rPr>
+          <w:rFonts w:cs="Segoe UI" w:hint="cs"/>
+        </w:rPr>
+        <w:t>זהים זה לזה</w:t>
+      </w:r>
+      <w:r>
+        <w:rPr>
+          <w:rFonts w:cs="Segoe UI"/>
+        </w:rPr>
+        <w:t>, אלא מורכבים ממספר סוגים שונים של נכסים. המטרה בשלב זה הייתה לחלק אותם לתת</w:t>
+      </w:r>
+      <w:r>
+        <w:rPr>
+          <w:rFonts w:cs="Segoe UI" w:hint="cs"/>
+        </w:rPr>
+        <w:t xml:space="preserve">י </w:t>
+      </w:r>
+      <w:r>
+        <w:rPr>
+          <w:rFonts w:cs="Segoe UI"/>
+        </w:rPr>
+        <w:t xml:space="preserve">קבוצות בעלות מאפיינים משותפים, כדי להבין אילו "טיפוסי" </w:t>
+      </w:r>
+      <w:proofErr w:type="spellStart"/>
+      <w:r>
+        <w:rPr>
+          <w:rFonts w:cs="Segoe UI"/>
+        </w:rPr>
+        <w:t>פנינות</w:t>
+      </w:r>
+      <w:proofErr w:type="spellEnd"/>
+      <w:r>
+        <w:rPr>
+          <w:rFonts w:cs="Segoe UI"/>
+        </w:rPr>
+        <w:t xml:space="preserve"> נסתרות קיימים בשוק, והאם הם נבדלים זה מזה באזור הגיאוגרפי או במאפיינים הפיזיים שלהם.</w:t>
       </w:r>
     </w:p>
     <w:p>
@@ -3361,44 +4307,14 @@
       <w:pPr>
         <w:spacing w:after="120"/>
         <w:rPr>
-          <w:rFonts w:hint="cs"/>
-        </w:rPr>
-      </w:pPr>
-      <w:r>
-        <w:rPr>
-          <w:rFonts w:cs="Segoe UI"/>
-        </w:rPr>
-        <w:t xml:space="preserve">לצורך זיהוי תתי־קבוצות השתמשנו באלגוריתם K-means על 453 הנכסים שסווגו כ־Hidden Gems בשלב הקודם. החלוקה בוצעה על בסיס מיקום הנכס (קווי רוחב ואורך), מספר האורחים שהוא יכול לארח, מספר חדרי השינה ומספר השירותים שהוא מציע </w:t>
-      </w:r>
-      <w:r>
-        <w:rPr>
-          <w:rFonts w:cs="Segoe UI" w:hint="cs"/>
-        </w:rPr>
-        <w:t>-</w:t>
-      </w:r>
-      <w:r>
-        <w:rPr>
-          <w:rFonts w:cs="Segoe UI"/>
-        </w:rPr>
-        <w:t xml:space="preserve"> חמישה משתנים.</w:t>
-      </w:r>
-      <w:r>
-        <w:rPr>
-          <w:rFonts w:hint="cs"/>
-        </w:rPr>
-        <w:t xml:space="preserve"> </w:t>
-      </w:r>
-      <w:r>
-        <w:rPr>
-          <w:rFonts w:cs="Segoe UI" w:hint="cs"/>
-        </w:rPr>
-        <w:t>בחרנו במשתנים אלו כי</w:t>
-      </w:r>
-      <w:r>
-        <w:rPr>
-          <w:rFonts w:cs="Segoe UI"/>
-        </w:rPr>
-        <w:t xml:space="preserve"> שאפנו לבסס את החלוקה על מאפייני הליבה הפיזיים של הנכס, ללא השפעת מדדי ביקוש או מחיר. מבחינה אלגוריתמית, כל חמשת המשתנים הם מספריים (כמותיים) – תנאי הכרחי לשימוש באלגוריתם </w:t>
+          <w:rFonts w:cs="Segoe UI"/>
+        </w:rPr>
+      </w:pPr>
+      <w:r>
+        <w:rPr>
+          <w:rFonts w:cs="Segoe UI"/>
+        </w:rPr>
+        <w:t xml:space="preserve">לצורך זיהוי תתי-הקבוצות הפעלנו אלגוריתם </w:t>
       </w:r>
       <w:r>
         <w:rPr>
@@ -3409,25 +4325,154 @@
       </w:r>
       <w:r>
         <w:rPr>
-          <w:rFonts w:cs="Segoe UI" w:hint="cs"/>
-        </w:rPr>
-        <w:t>.</w:t>
+          <w:rFonts w:cs="Segoe UI"/>
+        </w:rPr>
+        <w:t xml:space="preserve"> על 452 מתוך 453 נכסי ה-</w:t>
+      </w:r>
+      <w:r>
+        <w:rPr>
+          <w:rFonts w:cs="Segoe UI"/>
+          <w:rtl w:val="0"/>
+        </w:rPr>
+        <w:t>Hidden Gems</w:t>
+      </w:r>
+      <w:r>
+        <w:rPr>
+          <w:rFonts w:cs="Segoe UI"/>
+        </w:rPr>
+        <w:t xml:space="preserve"> (נכס אחד הוסר עקב נתון חסר). החלוקה התבססה על חמישה מאפיינים כמותיים: מיקום גיאוגרפי (קווי רוחב ואורך), קיבולת אורחים, מספר חדרי שינה ומספר שירותים (</w:t>
+      </w:r>
+      <w:r>
+        <w:rPr>
+          <w:rFonts w:cs="Segoe UI"/>
+          <w:rtl w:val="0"/>
+        </w:rPr>
+        <w:t>Amenities</w:t>
+      </w:r>
+      <w:r>
+        <w:rPr>
+          <w:rFonts w:cs="Segoe UI"/>
+        </w:rPr>
+        <w:t>).</w:t>
       </w:r>
     </w:p>
     <w:p>
       <w:pPr>
         <w:spacing w:after="120"/>
-      </w:pPr>
-      <w:r>
-        <w:rPr>
-          <w:rFonts w:cs="Segoe UI"/>
-        </w:rPr>
-        <w:t>לפני הפעלת האלגוריתם בוצעה סטנדרטיזציה של כל חמשת המשתנים, מאחר ש־K-means מבוסס על מרחקים ורגיש להבדלים בסקאלה. לנכס אחד חסר מספר חדרי השינה, ולכן 452 מתוך 453 הנכסים נכללו בניתוח.</w:t>
+        <w:rPr>
+          <w:rFonts w:cs="Segoe UI"/>
+        </w:rPr>
+      </w:pPr>
+      <w:r>
+        <w:rPr>
+          <w:rFonts w:cs="Segoe UI"/>
+        </w:rPr>
+        <w:t xml:space="preserve">תחילה, ביצענו סטנדרטיזציה (נרמול הנתונים) לכל המשתנים כדי להביאם לסולם אחיד. שלב זה קריטי, שכן </w:t>
+      </w:r>
+      <w:r>
+        <w:rPr>
+          <w:rFonts w:cs="Segoe UI"/>
+          <w:rtl w:val="0"/>
+        </w:rPr>
+        <w:t>K-means</w:t>
+      </w:r>
+      <w:r>
+        <w:rPr>
+          <w:rFonts w:cs="Segoe UI"/>
+        </w:rPr>
+        <w:t xml:space="preserve"> מבוסס על מרחקים </w:t>
+      </w:r>
+      <w:proofErr w:type="spellStart"/>
+      <w:r>
+        <w:rPr>
+          <w:rFonts w:cs="Segoe UI"/>
+        </w:rPr>
+        <w:t>אוקלידיים</w:t>
+      </w:r>
+      <w:proofErr w:type="spellEnd"/>
+      <w:r>
+        <w:rPr>
+          <w:rFonts w:cs="Segoe UI" w:hint="cs"/>
+        </w:rPr>
+        <w:t>,</w:t>
+      </w:r>
+      <w:r>
+        <w:rPr>
+          <w:rFonts w:cs="Segoe UI"/>
+        </w:rPr>
+        <w:t xml:space="preserve"> ללא הסטנדרטיזציה, משתנה בעל טווח רחב (כמו מספר שירותים, שנע בין 4 ל-88) היה מכתיב לבדו את התוצאה ומעוות את החלוקה.</w:t>
       </w:r>
     </w:p>
     <w:p>
       <w:pPr>
+        <w:spacing w:after="120"/>
+      </w:pPr>
+      <w:r>
+        <w:rPr>
+          <w:rFonts w:cs="Segoe UI"/>
+        </w:rPr>
+        <w:t>כדי למנוע תלות באתחול אקראי, מרכזי הקבוצות (</w:t>
+      </w:r>
+      <w:proofErr w:type="spellStart"/>
+      <w:r>
+        <w:rPr>
+          <w:rFonts w:cs="Segoe UI"/>
+        </w:rPr>
+        <w:t>צנטרואידים</w:t>
+      </w:r>
+      <w:proofErr w:type="spellEnd"/>
+      <w:r>
+        <w:rPr>
+          <w:rFonts w:cs="Segoe UI"/>
+        </w:rPr>
+        <w:t xml:space="preserve">) נבחרו בשיטת </w:t>
+      </w:r>
+      <w:r>
+        <w:rPr>
+          <w:rFonts w:cs="Segoe UI"/>
+          <w:rtl w:val="0"/>
+        </w:rPr>
+        <w:t>K-Means</w:t>
+      </w:r>
+      <w:r>
+        <w:rPr>
+          <w:rFonts w:cs="Segoe UI" w:hint="cs"/>
+        </w:rPr>
+        <w:t>,</w:t>
+      </w:r>
+      <w:r>
+        <w:rPr>
+          <w:rFonts w:cs="Segoe UI"/>
+        </w:rPr>
+        <w:t xml:space="preserve"> והאלגוריתם הורץ 10 פעמים לבחירת התוצאה בעלת השגיאה המינימלית. מנקודה זו האלגוריתם פעל בלולאה של שיוך נכסים למרכז הקרוב ביותר אליהם ועדכון מיקומו מחדש. הלולאה נעצרה כשהמערכת התכנסה (אף נכס לא החליף קבוצה). בפועל, ההתכנסות הייתה יעילה ומהירה והושגה תוך 6 עד 12 </w:t>
+      </w:r>
+      <w:proofErr w:type="spellStart"/>
+      <w:r>
+        <w:rPr>
+          <w:rFonts w:cs="Segoe UI"/>
+        </w:rPr>
+        <w:t>איטרציות</w:t>
+      </w:r>
+      <w:proofErr w:type="spellEnd"/>
+      <w:r>
+        <w:rPr>
+          <w:rFonts w:cs="Segoe UI"/>
+        </w:rPr>
+        <w:t xml:space="preserve"> בלבד</w:t>
+      </w:r>
+      <w:r>
+        <w:rPr>
+          <w:rFonts w:cs="Segoe UI" w:hint="cs"/>
+        </w:rPr>
+        <w:t>.</w:t>
+      </w:r>
+    </w:p>
+    <w:p>
+      <w:pPr>
         <w:spacing w:after="20"/>
+        <w:rPr>
+          <w:rtl w:val="0"/>
+        </w:rPr>
       </w:pPr>
       <w:r>
         <w:rPr>
@@ -3441,1395 +4486,29 @@
     <w:p>
       <w:pPr>
         <w:spacing w:after="120"/>
-      </w:pPr>
-      <w:r>
-        <w:rPr>
-          <w:rFonts w:cs="Segoe UI"/>
-        </w:rPr>
-        <w:t>השווינו בין פתרונות הכוללים שתיים עד שש קבוצות. ההשוואה התבססה על ציון Silhouette, וכן על בחינה איכותנית של גודל הקבוצות ושל המידה שבה הן ניתנות לפרשנות.</w:t>
-      </w:r>
-      <w:r>
-        <w:rPr>
-          <w:rFonts w:hint="cs"/>
-        </w:rPr>
-        <w:t xml:space="preserve"> </w:t>
-      </w:r>
-      <w:r>
-        <w:rPr>
-          <w:rFonts w:cs="Segoe UI"/>
-        </w:rPr>
-        <w:t>על פי עקרונות ההערכה ש</w:t>
-      </w:r>
-      <w:r>
-        <w:rPr>
-          <w:rFonts w:cs="Segoe UI" w:hint="cs"/>
-        </w:rPr>
-        <w:t xml:space="preserve">נלמדו, </w:t>
-      </w:r>
-      <w:r>
-        <w:rPr>
-          <w:rFonts w:cs="Segoe UI"/>
-        </w:rPr>
-        <w:t>חלוקה אידיאלית מתאפיינת בלכידות (</w:t>
-      </w:r>
-      <w:r>
-        <w:rPr>
-          <w:rFonts w:cs="Segoe UI"/>
+        <w:rPr>
+          <w:rFonts w:cs="Segoe UI"/>
+        </w:rPr>
+      </w:pPr>
+      <w:r>
+        <w:rPr>
+          <w:rFonts w:cs="Segoe UI"/>
+          <w:noProof/>
           <w:rtl w:val="0"/>
         </w:rPr>
-        <w:t>Cohesion</w:t>
-      </w:r>
-      <w:r>
-        <w:rPr>
-          <w:rFonts w:cs="Segoe UI"/>
-        </w:rPr>
-        <w:t>) גבוהה בתוך כל קבוצה, ובהפרדה (</w:t>
-      </w:r>
-      <w:r>
-        <w:rPr>
-          <w:rFonts w:cs="Segoe UI"/>
-          <w:rtl w:val="0"/>
-        </w:rPr>
-        <w:t>Separation</w:t>
-      </w:r>
-      <w:r>
-        <w:rPr>
-          <w:rFonts w:cs="Segoe UI"/>
-        </w:rPr>
-        <w:t>) ברורה בין הקבוצות השונות. כדי למדוד זאת השתמשנו בציון ה-</w:t>
-      </w:r>
-      <w:r>
-        <w:rPr>
-          <w:rFonts w:cs="Segoe UI"/>
-          <w:rtl w:val="0"/>
-        </w:rPr>
-        <w:t>Silhouette</w:t>
-      </w:r>
-      <w:r>
-        <w:rPr>
-          <w:rFonts w:cs="Segoe UI"/>
-        </w:rPr>
-        <w:t>, המשלב את שני המדדים הללו לציון אחד.</w:t>
-      </w:r>
-    </w:p>
-    <w:p>
-      <w:pPr>
-        <w:spacing w:after="120"/>
-      </w:pPr>
-      <w:r>
-        <w:rPr>
-          <w:rFonts w:cs="Segoe UI"/>
-        </w:rPr>
-        <w:t>ציו</w:t>
-      </w:r>
-      <w:r>
-        <w:rPr>
-          <w:rFonts w:cs="Segoe UI" w:hint="cs"/>
-        </w:rPr>
-        <w:t>ני</w:t>
-      </w:r>
-      <w:r>
-        <w:rPr>
-          <w:rFonts w:cs="Segoe UI"/>
-        </w:rPr>
-        <w:t xml:space="preserve"> ה־Silhouette </w:t>
-      </w:r>
-      <w:r>
-        <w:rPr>
-          <w:rFonts w:cs="Segoe UI" w:hint="cs"/>
-        </w:rPr>
-        <w:t xml:space="preserve">שהתקבלו </w:t>
-      </w:r>
-      <w:r>
-        <w:rPr>
-          <w:rFonts w:cs="Segoe UI"/>
-        </w:rPr>
-        <w:t>אינ</w:t>
-      </w:r>
-      <w:r>
-        <w:rPr>
-          <w:rFonts w:cs="Segoe UI" w:hint="cs"/>
-        </w:rPr>
-        <w:t>ם</w:t>
-      </w:r>
-      <w:r>
-        <w:rPr>
-          <w:rFonts w:cs="Segoe UI"/>
-        </w:rPr>
-        <w:t xml:space="preserve"> מונוטוני</w:t>
-      </w:r>
-      <w:r>
-        <w:rPr>
-          <w:rFonts w:cs="Segoe UI" w:hint="cs"/>
-        </w:rPr>
-        <w:t>ים</w:t>
-      </w:r>
-      <w:r>
-        <w:rPr>
-          <w:rFonts w:cs="Segoe UI"/>
-        </w:rPr>
-        <w:t xml:space="preserve">: 0.27 לשתי קבוצות, 0.30 לשלוש (הציון הגבוה ביותר בטווח שנבדק), 0.22 לארבע, 0.24 לחמש ו־0.24 לשש. עם זאת, כלל הציונים נמוכים וקרובים זה לזה (0.22–0.30) </w:t>
-      </w:r>
-      <w:r>
-        <w:rPr>
-          <w:rFonts w:cs="Segoe UI" w:hint="cs"/>
-        </w:rPr>
-        <w:t>-</w:t>
-      </w:r>
-      <w:r>
-        <w:rPr>
-          <w:rFonts w:cs="Segoe UI"/>
-        </w:rPr>
-        <w:t xml:space="preserve"> סימן לכך שנכסי ה־Hidden Gems נפרשים על רצף רציף ולא נחלקים לקבוצות מופרדות היטב, ושה־Silhouette לבדו אינו קריטריון מכריע כאן.</w:t>
-      </w:r>
-    </w:p>
-    <w:p>
-      <w:pPr>
-        <w:spacing w:after="120"/>
-      </w:pPr>
-      <w:r>
-        <w:rPr>
-          <w:rFonts w:cs="Segoe UI"/>
-        </w:rPr>
-        <w:t xml:space="preserve">בחרנו בפתרון של ארבע קבוצות על בסיס פרשנות: זהו מספר הקבוצות הקטן ביותר שבו נפרדים כל שלושת טיפוסי הנכס </w:t>
-      </w:r>
-      <w:r>
-        <w:rPr>
-          <w:rFonts w:cs="Segoe UI" w:hint="cs"/>
-        </w:rPr>
-        <w:t>-</w:t>
-      </w:r>
-      <w:r>
-        <w:rPr>
-          <w:rFonts w:cs="Segoe UI"/>
-        </w:rPr>
-        <w:t xml:space="preserve"> קומפקטי ובסיסי, קומפקטי אך מאובזר היטב, וגדול לקבוצות </w:t>
-      </w:r>
-      <w:r>
-        <w:rPr>
-          <w:rFonts w:cs="Segoe UI" w:hint="cs"/>
-        </w:rPr>
-        <w:t>-</w:t>
-      </w:r>
-      <w:r>
-        <w:rPr>
-          <w:rFonts w:cs="Segoe UI"/>
-        </w:rPr>
-        <w:t xml:space="preserve"> לצד קבוצת החוף. בפתרון של שלוש קבוצות (שהשיג את ציון ה־Silhouette הגבוה ביותר) שני הטיפוסים הקומפקטיים מתמזגים לקבוצה אחת גדולה ומאבדים את ההבחנה לפי רמת אבזור; בפתרונות של חמש ושש קבוצות הפיצול הנוסף נעשה לפי כמות השירותים בלבד ואינו מוסיף הבחנה שניתן לפרש.</w:t>
-      </w:r>
-    </w:p>
-    <w:p>
-      <w:pPr>
-        <w:spacing w:after="20"/>
-      </w:pPr>
-      <w:r>
-        <w:rPr>
-          <w:rFonts w:cs="Segoe UI"/>
-          <w:b/>
-          <w:color w:val="0072B2"/>
-        </w:rPr>
-        <w:t>תוצאות:</w:t>
-      </w:r>
-    </w:p>
-    <w:p>
-      <w:pPr>
-        <w:spacing w:after="120"/>
-      </w:pPr>
-      <w:r>
-        <w:rPr>
-          <w:rFonts w:cs="Segoe UI"/>
-        </w:rPr>
-        <w:t xml:space="preserve"> ה־Clustering הצביע על כך שנכסי ה־Hidden Gems נחלקים בעיקר לפי מאפייני הנכס עצמו — גודל ורמת אבזור — ולא לפי מיקום. רק קבוצה אחת מתוך הארבע מוגדרת גיאוגרפית.</w:t>
-      </w:r>
-    </w:p>
-    <w:tbl>
-      <w:tblPr>
-        <w:tblStyle w:val="aff2"/>
-        <w:tblW w:w="0" w:type="auto"/>
-        <w:jc w:val="center"/>
-        <w:tblLook w:val="04A0" w:firstRow="1" w:lastRow="0" w:firstColumn="1" w:lastColumn="0" w:noHBand="0" w:noVBand="1"/>
-      </w:tblPr>
-      <w:tblGrid>
-        <w:gridCol w:w="937"/>
-        <w:gridCol w:w="1848"/>
-        <w:gridCol w:w="911"/>
-        <w:gridCol w:w="938"/>
-        <w:gridCol w:w="1001"/>
-        <w:gridCol w:w="934"/>
-        <w:gridCol w:w="994"/>
-        <w:gridCol w:w="994"/>
-        <w:gridCol w:w="948"/>
-        <w:gridCol w:w="973"/>
-      </w:tblGrid>
-      <w:tr>
-        <w:trPr>
-          <w:jc w:val="center"/>
-        </w:trPr>
-        <w:tc>
-          <w:tcPr>
-            <w:tcW w:w="941" w:type="dxa"/>
-            <w:shd w:val="clear" w:color="auto" w:fill="0072B2"/>
-          </w:tcPr>
-          <w:p>
-            <w:pPr>
-              <w:jc w:val="center"/>
-              <w:rPr>
-                <w:highlight w:val="yellow"/>
-              </w:rPr>
-            </w:pPr>
-            <w:r>
-              <w:rPr>
-                <w:rFonts w:cs="Segoe UI"/>
-                <w:b/>
-                <w:color w:val="FFFFFF"/>
-                <w:sz w:val="20"/>
-                <w:highlight w:val="yellow"/>
-              </w:rPr>
-              <w:lastRenderedPageBreak/>
-              <w:t>Cluster</w:t>
-            </w:r>
-          </w:p>
-        </w:tc>
-        <w:tc>
-          <w:tcPr>
-            <w:tcW w:w="941" w:type="dxa"/>
-            <w:shd w:val="clear" w:color="auto" w:fill="0072B2"/>
-          </w:tcPr>
-          <w:p>
-            <w:pPr>
-              <w:jc w:val="center"/>
-              <w:rPr>
-                <w:highlight w:val="yellow"/>
-              </w:rPr>
-            </w:pPr>
-            <w:r>
-              <w:rPr>
-                <w:rFonts w:cs="Segoe UI"/>
-                <w:b/>
-                <w:color w:val="FFFFFF"/>
-                <w:sz w:val="20"/>
-                <w:highlight w:val="yellow"/>
-              </w:rPr>
-              <w:t>שם</w:t>
-            </w:r>
-          </w:p>
-        </w:tc>
-        <w:tc>
-          <w:tcPr>
-            <w:tcW w:w="941" w:type="dxa"/>
-            <w:shd w:val="clear" w:color="auto" w:fill="0072B2"/>
-          </w:tcPr>
-          <w:p>
-            <w:pPr>
-              <w:jc w:val="center"/>
-              <w:rPr>
-                <w:highlight w:val="yellow"/>
-              </w:rPr>
-            </w:pPr>
-            <w:r>
-              <w:rPr>
-                <w:rFonts w:cs="Segoe UI"/>
-                <w:b/>
-                <w:color w:val="FFFFFF"/>
-                <w:sz w:val="20"/>
-                <w:highlight w:val="yellow"/>
-              </w:rPr>
-              <w:t>n</w:t>
-            </w:r>
-          </w:p>
-        </w:tc>
-        <w:tc>
-          <w:tcPr>
-            <w:tcW w:w="941" w:type="dxa"/>
-            <w:shd w:val="clear" w:color="auto" w:fill="0072B2"/>
-          </w:tcPr>
-          <w:p>
-            <w:pPr>
-              <w:jc w:val="center"/>
-              <w:rPr>
-                <w:highlight w:val="yellow"/>
-              </w:rPr>
-            </w:pPr>
-            <w:r>
-              <w:rPr>
-                <w:rFonts w:cs="Segoe UI"/>
-                <w:b/>
-                <w:color w:val="FFFFFF"/>
-                <w:sz w:val="20"/>
-                <w:highlight w:val="yellow"/>
-              </w:rPr>
-              <w:t>אורחים</w:t>
-            </w:r>
-          </w:p>
-        </w:tc>
-        <w:tc>
-          <w:tcPr>
-            <w:tcW w:w="941" w:type="dxa"/>
-            <w:shd w:val="clear" w:color="auto" w:fill="0072B2"/>
-          </w:tcPr>
-          <w:p>
-            <w:pPr>
-              <w:jc w:val="center"/>
-              <w:rPr>
-                <w:highlight w:val="yellow"/>
-              </w:rPr>
-            </w:pPr>
-            <w:r>
-              <w:rPr>
-                <w:rFonts w:cs="Segoe UI"/>
-                <w:b/>
-                <w:color w:val="FFFFFF"/>
-                <w:sz w:val="20"/>
-                <w:highlight w:val="yellow"/>
-              </w:rPr>
-              <w:t>שירותים</w:t>
-            </w:r>
-          </w:p>
-        </w:tc>
-        <w:tc>
-          <w:tcPr>
-            <w:tcW w:w="941" w:type="dxa"/>
-            <w:shd w:val="clear" w:color="auto" w:fill="0072B2"/>
-          </w:tcPr>
-          <w:p>
-            <w:pPr>
-              <w:jc w:val="center"/>
-              <w:rPr>
-                <w:highlight w:val="yellow"/>
-              </w:rPr>
-            </w:pPr>
-            <w:r>
-              <w:rPr>
-                <w:rFonts w:cs="Segoe UI"/>
-                <w:b/>
-                <w:color w:val="FFFFFF"/>
-                <w:sz w:val="20"/>
-                <w:highlight w:val="yellow"/>
-              </w:rPr>
-              <w:t>מחיר ממוצע</w:t>
-            </w:r>
-          </w:p>
-        </w:tc>
-        <w:tc>
-          <w:tcPr>
-            <w:tcW w:w="941" w:type="dxa"/>
-            <w:shd w:val="clear" w:color="auto" w:fill="0072B2"/>
-          </w:tcPr>
-          <w:p>
-            <w:pPr>
-              <w:jc w:val="center"/>
-              <w:rPr>
-                <w:highlight w:val="yellow"/>
-              </w:rPr>
-            </w:pPr>
-            <w:r>
-              <w:rPr>
-                <w:rFonts w:cs="Segoe UI"/>
-                <w:b/>
-                <w:color w:val="FFFFFF"/>
-                <w:sz w:val="20"/>
-                <w:highlight w:val="yellow"/>
-              </w:rPr>
-              <w:t>הנחה ממוצעת</w:t>
-            </w:r>
-          </w:p>
-        </w:tc>
-        <w:tc>
-          <w:tcPr>
-            <w:tcW w:w="941" w:type="dxa"/>
-            <w:shd w:val="clear" w:color="auto" w:fill="0072B2"/>
-          </w:tcPr>
-          <w:p>
-            <w:pPr>
-              <w:jc w:val="center"/>
-              <w:rPr>
-                <w:highlight w:val="yellow"/>
-              </w:rPr>
-            </w:pPr>
-            <w:r>
-              <w:rPr>
-                <w:rFonts w:cs="Segoe UI"/>
-                <w:b/>
-                <w:color w:val="FFFFFF"/>
-                <w:sz w:val="20"/>
-                <w:highlight w:val="yellow"/>
-              </w:rPr>
-              <w:t>חיוביות ממוצעת</w:t>
-            </w:r>
-          </w:p>
-        </w:tc>
-        <w:tc>
-          <w:tcPr>
-            <w:tcW w:w="941" w:type="dxa"/>
-            <w:shd w:val="clear" w:color="auto" w:fill="0072B2"/>
-          </w:tcPr>
-          <w:p>
-            <w:pPr>
-              <w:jc w:val="center"/>
-              <w:rPr>
-                <w:highlight w:val="yellow"/>
-              </w:rPr>
-            </w:pPr>
-            <w:r>
-              <w:rPr>
-                <w:rFonts w:cs="Segoe UI"/>
-                <w:b/>
-                <w:color w:val="FFFFFF"/>
-                <w:sz w:val="20"/>
-                <w:highlight w:val="yellow"/>
-              </w:rPr>
-              <w:t>ביקורות ממוצע</w:t>
-            </w:r>
-          </w:p>
-        </w:tc>
-        <w:tc>
-          <w:tcPr>
-            <w:tcW w:w="941" w:type="dxa"/>
-            <w:shd w:val="clear" w:color="auto" w:fill="0072B2"/>
-          </w:tcPr>
-          <w:p>
-            <w:pPr>
-              <w:jc w:val="center"/>
-              <w:rPr>
-                <w:highlight w:val="yellow"/>
-              </w:rPr>
-            </w:pPr>
-            <w:r>
-              <w:rPr>
-                <w:rFonts w:cs="Segoe UI"/>
-                <w:b/>
-                <w:color w:val="FFFFFF"/>
-                <w:sz w:val="20"/>
-                <w:highlight w:val="yellow"/>
-              </w:rPr>
-              <w:t>סוג נכס דומיננטי</w:t>
-            </w:r>
-          </w:p>
-        </w:tc>
-      </w:tr>
-      <w:tr>
-        <w:trPr>
-          <w:jc w:val="center"/>
-        </w:trPr>
-        <w:tc>
-          <w:tcPr>
-            <w:tcW w:w="941" w:type="dxa"/>
-          </w:tcPr>
-          <w:p>
-            <w:pPr>
-              <w:jc w:val="center"/>
-              <w:rPr>
-                <w:highlight w:val="yellow"/>
-              </w:rPr>
-            </w:pPr>
-            <w:r>
-              <w:rPr>
-                <w:rFonts w:cs="Segoe UI"/>
-                <w:sz w:val="20"/>
-                <w:highlight w:val="yellow"/>
-              </w:rPr>
-              <w:t>0</w:t>
-            </w:r>
-          </w:p>
-        </w:tc>
-        <w:tc>
-          <w:tcPr>
-            <w:tcW w:w="941" w:type="dxa"/>
-          </w:tcPr>
-          <w:p>
-            <w:pPr>
-              <w:jc w:val="center"/>
-              <w:rPr>
-                <w:highlight w:val="yellow"/>
-              </w:rPr>
-            </w:pPr>
-            <w:r>
-              <w:rPr>
-                <w:rFonts w:cs="Segoe UI"/>
-                <w:sz w:val="20"/>
-                <w:highlight w:val="yellow"/>
-              </w:rPr>
-              <w:t>פנינות החוף השקטות (אוסטיה/אצ'יליה)</w:t>
-            </w:r>
-          </w:p>
-        </w:tc>
-        <w:tc>
-          <w:tcPr>
-            <w:tcW w:w="941" w:type="dxa"/>
-          </w:tcPr>
-          <w:p>
-            <w:pPr>
-              <w:jc w:val="center"/>
-              <w:rPr>
-                <w:highlight w:val="yellow"/>
-              </w:rPr>
-            </w:pPr>
-            <w:r>
-              <w:rPr>
-                <w:rFonts w:cs="Segoe UI"/>
-                <w:sz w:val="20"/>
-                <w:highlight w:val="yellow"/>
-              </w:rPr>
-              <w:t>18</w:t>
-            </w:r>
-          </w:p>
-        </w:tc>
-        <w:tc>
-          <w:tcPr>
-            <w:tcW w:w="941" w:type="dxa"/>
-          </w:tcPr>
-          <w:p>
-            <w:pPr>
-              <w:jc w:val="center"/>
-              <w:rPr>
-                <w:highlight w:val="yellow"/>
-              </w:rPr>
-            </w:pPr>
-            <w:r>
-              <w:rPr>
-                <w:rFonts w:cs="Segoe UI"/>
-                <w:sz w:val="20"/>
-                <w:highlight w:val="yellow"/>
-              </w:rPr>
-              <w:t>4.56</w:t>
-            </w:r>
-          </w:p>
-        </w:tc>
-        <w:tc>
-          <w:tcPr>
-            <w:tcW w:w="941" w:type="dxa"/>
-          </w:tcPr>
-          <w:p>
-            <w:pPr>
-              <w:jc w:val="center"/>
-              <w:rPr>
-                <w:highlight w:val="yellow"/>
-              </w:rPr>
-            </w:pPr>
-            <w:r>
-              <w:rPr>
-                <w:rFonts w:cs="Segoe UI"/>
-                <w:sz w:val="20"/>
-                <w:highlight w:val="yellow"/>
-              </w:rPr>
-              <w:t>29.4</w:t>
-            </w:r>
-          </w:p>
-        </w:tc>
-        <w:tc>
-          <w:tcPr>
-            <w:tcW w:w="941" w:type="dxa"/>
-          </w:tcPr>
-          <w:p>
-            <w:pPr>
-              <w:jc w:val="center"/>
-              <w:rPr>
-                <w:highlight w:val="yellow"/>
-              </w:rPr>
-            </w:pPr>
-            <w:r>
-              <w:rPr>
-                <w:rFonts w:cs="Segoe UI"/>
-                <w:sz w:val="20"/>
-                <w:highlight w:val="yellow"/>
-              </w:rPr>
-              <w:t>€75.3</w:t>
-            </w:r>
-          </w:p>
-        </w:tc>
-        <w:tc>
-          <w:tcPr>
-            <w:tcW w:w="941" w:type="dxa"/>
-          </w:tcPr>
-          <w:p>
-            <w:pPr>
-              <w:jc w:val="center"/>
-              <w:rPr>
-                <w:highlight w:val="yellow"/>
-              </w:rPr>
-            </w:pPr>
-            <w:r>
-              <w:rPr>
-                <w:rFonts w:cs="Segoe UI"/>
-                <w:sz w:val="20"/>
-                <w:highlight w:val="yellow"/>
-              </w:rPr>
-              <w:t>36.6%</w:t>
-            </w:r>
-          </w:p>
-        </w:tc>
-        <w:tc>
-          <w:tcPr>
-            <w:tcW w:w="941" w:type="dxa"/>
-          </w:tcPr>
-          <w:p>
-            <w:pPr>
-              <w:jc w:val="center"/>
-              <w:rPr>
-                <w:highlight w:val="yellow"/>
-              </w:rPr>
-            </w:pPr>
-            <w:r>
-              <w:rPr>
-                <w:rFonts w:cs="Segoe UI"/>
-                <w:sz w:val="20"/>
-                <w:highlight w:val="yellow"/>
-              </w:rPr>
-              <w:t>98.4%</w:t>
-            </w:r>
-          </w:p>
-        </w:tc>
-        <w:tc>
-          <w:tcPr>
-            <w:tcW w:w="941" w:type="dxa"/>
-          </w:tcPr>
-          <w:p>
-            <w:pPr>
-              <w:jc w:val="center"/>
-              <w:rPr>
-                <w:highlight w:val="yellow"/>
-              </w:rPr>
-            </w:pPr>
-            <w:r>
-              <w:rPr>
-                <w:rFonts w:cs="Segoe UI"/>
-                <w:sz w:val="20"/>
-                <w:highlight w:val="yellow"/>
-              </w:rPr>
-              <w:t>21.2</w:t>
-            </w:r>
-          </w:p>
-        </w:tc>
-        <w:tc>
-          <w:tcPr>
-            <w:tcW w:w="941" w:type="dxa"/>
-          </w:tcPr>
-          <w:p>
-            <w:pPr>
-              <w:jc w:val="center"/>
-              <w:rPr>
-                <w:highlight w:val="yellow"/>
-              </w:rPr>
-            </w:pPr>
-            <w:r>
-              <w:rPr>
-                <w:rFonts w:cs="Segoe UI"/>
-                <w:sz w:val="20"/>
-                <w:highlight w:val="yellow"/>
-              </w:rPr>
-              <w:t>83.3% דירה שלמה</w:t>
-            </w:r>
-          </w:p>
-        </w:tc>
-      </w:tr>
-      <w:tr>
-        <w:trPr>
-          <w:jc w:val="center"/>
-        </w:trPr>
-        <w:tc>
-          <w:tcPr>
-            <w:tcW w:w="941" w:type="dxa"/>
-            <w:shd w:val="clear" w:color="auto" w:fill="F4F8FA"/>
-          </w:tcPr>
-          <w:p>
-            <w:pPr>
-              <w:jc w:val="center"/>
-              <w:rPr>
-                <w:highlight w:val="yellow"/>
-              </w:rPr>
-            </w:pPr>
-            <w:r>
-              <w:rPr>
-                <w:rFonts w:cs="Segoe UI"/>
-                <w:sz w:val="20"/>
-                <w:highlight w:val="yellow"/>
-              </w:rPr>
-              <w:t>1</w:t>
-            </w:r>
-          </w:p>
-        </w:tc>
-        <w:tc>
-          <w:tcPr>
-            <w:tcW w:w="941" w:type="dxa"/>
-            <w:shd w:val="clear" w:color="auto" w:fill="F4F8FA"/>
-          </w:tcPr>
-          <w:p>
-            <w:pPr>
-              <w:jc w:val="center"/>
-              <w:rPr>
-                <w:highlight w:val="yellow"/>
-              </w:rPr>
-            </w:pPr>
-            <w:r>
-              <w:rPr>
-                <w:rFonts w:cs="Segoe UI"/>
-                <w:sz w:val="20"/>
-                <w:highlight w:val="yellow"/>
-              </w:rPr>
-              <w:t>דירות מרכזיות קומפקטיות ובסיסיות</w:t>
-            </w:r>
-          </w:p>
-        </w:tc>
-        <w:tc>
-          <w:tcPr>
-            <w:tcW w:w="941" w:type="dxa"/>
-            <w:shd w:val="clear" w:color="auto" w:fill="F4F8FA"/>
-          </w:tcPr>
-          <w:p>
-            <w:pPr>
-              <w:jc w:val="center"/>
-              <w:rPr>
-                <w:highlight w:val="yellow"/>
-              </w:rPr>
-            </w:pPr>
-            <w:r>
-              <w:rPr>
-                <w:rFonts w:cs="Segoe UI"/>
-                <w:sz w:val="20"/>
-                <w:highlight w:val="yellow"/>
-              </w:rPr>
-              <w:t>170</w:t>
-            </w:r>
-          </w:p>
-        </w:tc>
-        <w:tc>
-          <w:tcPr>
-            <w:tcW w:w="941" w:type="dxa"/>
-            <w:shd w:val="clear" w:color="auto" w:fill="F4F8FA"/>
-          </w:tcPr>
-          <w:p>
-            <w:pPr>
-              <w:jc w:val="center"/>
-              <w:rPr>
-                <w:highlight w:val="yellow"/>
-              </w:rPr>
-            </w:pPr>
-            <w:r>
-              <w:rPr>
-                <w:rFonts w:cs="Segoe UI"/>
-                <w:sz w:val="20"/>
-                <w:highlight w:val="yellow"/>
-              </w:rPr>
-              <w:t>3.03</w:t>
-            </w:r>
-          </w:p>
-        </w:tc>
-        <w:tc>
-          <w:tcPr>
-            <w:tcW w:w="941" w:type="dxa"/>
-            <w:shd w:val="clear" w:color="auto" w:fill="F4F8FA"/>
-          </w:tcPr>
-          <w:p>
-            <w:pPr>
-              <w:jc w:val="center"/>
-              <w:rPr>
-                <w:highlight w:val="yellow"/>
-              </w:rPr>
-            </w:pPr>
-            <w:r>
-              <w:rPr>
-                <w:rFonts w:cs="Segoe UI"/>
-                <w:sz w:val="20"/>
-                <w:highlight w:val="yellow"/>
-              </w:rPr>
-              <w:t>20.8</w:t>
-            </w:r>
-          </w:p>
-        </w:tc>
-        <w:tc>
-          <w:tcPr>
-            <w:tcW w:w="941" w:type="dxa"/>
-            <w:shd w:val="clear" w:color="auto" w:fill="F4F8FA"/>
-          </w:tcPr>
-          <w:p>
-            <w:pPr>
-              <w:jc w:val="center"/>
-              <w:rPr>
-                <w:highlight w:val="yellow"/>
-              </w:rPr>
-            </w:pPr>
-            <w:r>
-              <w:rPr>
-                <w:rFonts w:cs="Segoe UI"/>
-                <w:sz w:val="20"/>
-                <w:highlight w:val="yellow"/>
-              </w:rPr>
-              <w:t>€97.9</w:t>
-            </w:r>
-          </w:p>
-        </w:tc>
-        <w:tc>
-          <w:tcPr>
-            <w:tcW w:w="941" w:type="dxa"/>
-            <w:shd w:val="clear" w:color="auto" w:fill="F4F8FA"/>
-          </w:tcPr>
-          <w:p>
-            <w:pPr>
-              <w:jc w:val="center"/>
-              <w:rPr>
-                <w:highlight w:val="yellow"/>
-              </w:rPr>
-            </w:pPr>
-            <w:r>
-              <w:rPr>
-                <w:rFonts w:cs="Segoe UI"/>
-                <w:sz w:val="20"/>
-                <w:highlight w:val="yellow"/>
-              </w:rPr>
-              <w:t>32.4%</w:t>
-            </w:r>
-          </w:p>
-        </w:tc>
-        <w:tc>
-          <w:tcPr>
-            <w:tcW w:w="941" w:type="dxa"/>
-            <w:shd w:val="clear" w:color="auto" w:fill="F4F8FA"/>
-          </w:tcPr>
-          <w:p>
-            <w:pPr>
-              <w:jc w:val="center"/>
-              <w:rPr>
-                <w:highlight w:val="yellow"/>
-              </w:rPr>
-            </w:pPr>
-            <w:r>
-              <w:rPr>
-                <w:rFonts w:cs="Segoe UI"/>
-                <w:sz w:val="20"/>
-                <w:highlight w:val="yellow"/>
-              </w:rPr>
-              <w:t>95.4%</w:t>
-            </w:r>
-          </w:p>
-        </w:tc>
-        <w:tc>
-          <w:tcPr>
-            <w:tcW w:w="941" w:type="dxa"/>
-            <w:shd w:val="clear" w:color="auto" w:fill="F4F8FA"/>
-          </w:tcPr>
-          <w:p>
-            <w:pPr>
-              <w:jc w:val="center"/>
-              <w:rPr>
-                <w:highlight w:val="yellow"/>
-              </w:rPr>
-            </w:pPr>
-            <w:r>
-              <w:rPr>
-                <w:rFonts w:cs="Segoe UI"/>
-                <w:sz w:val="20"/>
-                <w:highlight w:val="yellow"/>
-              </w:rPr>
-              <w:t>35.4</w:t>
-            </w:r>
-          </w:p>
-        </w:tc>
-        <w:tc>
-          <w:tcPr>
-            <w:tcW w:w="941" w:type="dxa"/>
-            <w:shd w:val="clear" w:color="auto" w:fill="F4F8FA"/>
-          </w:tcPr>
-          <w:p>
-            <w:pPr>
-              <w:jc w:val="center"/>
-              <w:rPr>
-                <w:highlight w:val="yellow"/>
-              </w:rPr>
-            </w:pPr>
-            <w:r>
-              <w:rPr>
-                <w:rFonts w:cs="Segoe UI"/>
-                <w:sz w:val="20"/>
-                <w:highlight w:val="yellow"/>
-              </w:rPr>
-              <w:t>61.8% דירה שלמה, 37.1% חדר פרטי</w:t>
-            </w:r>
-          </w:p>
-        </w:tc>
-      </w:tr>
-      <w:tr>
-        <w:trPr>
-          <w:jc w:val="center"/>
-        </w:trPr>
-        <w:tc>
-          <w:tcPr>
-            <w:tcW w:w="941" w:type="dxa"/>
-          </w:tcPr>
-          <w:p>
-            <w:pPr>
-              <w:jc w:val="center"/>
-              <w:rPr>
-                <w:highlight w:val="yellow"/>
-              </w:rPr>
-            </w:pPr>
-            <w:r>
-              <w:rPr>
-                <w:rFonts w:cs="Segoe UI"/>
-                <w:sz w:val="20"/>
-                <w:highlight w:val="yellow"/>
-              </w:rPr>
-              <w:t>2</w:t>
-            </w:r>
-          </w:p>
-        </w:tc>
-        <w:tc>
-          <w:tcPr>
-            <w:tcW w:w="941" w:type="dxa"/>
-          </w:tcPr>
-          <w:p>
-            <w:pPr>
-              <w:jc w:val="center"/>
-              <w:rPr>
-                <w:highlight w:val="yellow"/>
-              </w:rPr>
-            </w:pPr>
-            <w:r>
-              <w:rPr>
-                <w:rFonts w:cs="Segoe UI"/>
-                <w:sz w:val="20"/>
-                <w:highlight w:val="yellow"/>
-              </w:rPr>
-              <w:t>נכסים גדולים לקבוצות</w:t>
-            </w:r>
-          </w:p>
-        </w:tc>
-        <w:tc>
-          <w:tcPr>
-            <w:tcW w:w="941" w:type="dxa"/>
-          </w:tcPr>
-          <w:p>
-            <w:pPr>
-              <w:jc w:val="center"/>
-              <w:rPr>
-                <w:highlight w:val="yellow"/>
-              </w:rPr>
-            </w:pPr>
-            <w:r>
-              <w:rPr>
-                <w:rFonts w:cs="Segoe UI"/>
-                <w:sz w:val="20"/>
-                <w:highlight w:val="yellow"/>
-              </w:rPr>
-              <w:t>86</w:t>
-            </w:r>
-          </w:p>
-        </w:tc>
-        <w:tc>
-          <w:tcPr>
-            <w:tcW w:w="941" w:type="dxa"/>
-          </w:tcPr>
-          <w:p>
-            <w:pPr>
-              <w:jc w:val="center"/>
-              <w:rPr>
-                <w:highlight w:val="yellow"/>
-              </w:rPr>
-            </w:pPr>
-            <w:r>
-              <w:rPr>
-                <w:rFonts w:cs="Segoe UI"/>
-                <w:sz w:val="20"/>
-                <w:highlight w:val="yellow"/>
-              </w:rPr>
-              <w:t>7.13</w:t>
-            </w:r>
-          </w:p>
-        </w:tc>
-        <w:tc>
-          <w:tcPr>
-            <w:tcW w:w="941" w:type="dxa"/>
-          </w:tcPr>
-          <w:p>
-            <w:pPr>
-              <w:jc w:val="center"/>
-              <w:rPr>
-                <w:highlight w:val="yellow"/>
-              </w:rPr>
-            </w:pPr>
-            <w:r>
-              <w:rPr>
-                <w:rFonts w:cs="Segoe UI"/>
-                <w:sz w:val="20"/>
-                <w:highlight w:val="yellow"/>
-              </w:rPr>
-              <w:t>41.8</w:t>
-            </w:r>
-          </w:p>
-        </w:tc>
-        <w:tc>
-          <w:tcPr>
-            <w:tcW w:w="941" w:type="dxa"/>
-          </w:tcPr>
-          <w:p>
-            <w:pPr>
-              <w:jc w:val="center"/>
-              <w:rPr>
-                <w:highlight w:val="yellow"/>
-              </w:rPr>
-            </w:pPr>
-            <w:r>
-              <w:rPr>
-                <w:rFonts w:cs="Segoe UI"/>
-                <w:sz w:val="20"/>
-                <w:highlight w:val="yellow"/>
-              </w:rPr>
-              <w:t>€220.6</w:t>
-            </w:r>
-          </w:p>
-        </w:tc>
-        <w:tc>
-          <w:tcPr>
-            <w:tcW w:w="941" w:type="dxa"/>
-          </w:tcPr>
-          <w:p>
-            <w:pPr>
-              <w:jc w:val="center"/>
-              <w:rPr>
-                <w:highlight w:val="yellow"/>
-              </w:rPr>
-            </w:pPr>
-            <w:r>
-              <w:rPr>
-                <w:rFonts w:cs="Segoe UI"/>
-                <w:sz w:val="20"/>
-                <w:highlight w:val="yellow"/>
-              </w:rPr>
-              <w:t>34.7%</w:t>
-            </w:r>
-          </w:p>
-        </w:tc>
-        <w:tc>
-          <w:tcPr>
-            <w:tcW w:w="941" w:type="dxa"/>
-          </w:tcPr>
-          <w:p>
-            <w:pPr>
-              <w:jc w:val="center"/>
-              <w:rPr>
-                <w:highlight w:val="yellow"/>
-              </w:rPr>
-            </w:pPr>
-            <w:r>
-              <w:rPr>
-                <w:rFonts w:cs="Segoe UI"/>
-                <w:sz w:val="20"/>
-                <w:highlight w:val="yellow"/>
-              </w:rPr>
-              <w:t>92.8%</w:t>
-            </w:r>
-          </w:p>
-        </w:tc>
-        <w:tc>
-          <w:tcPr>
-            <w:tcW w:w="941" w:type="dxa"/>
-          </w:tcPr>
-          <w:p>
-            <w:pPr>
-              <w:jc w:val="center"/>
-              <w:rPr>
-                <w:highlight w:val="yellow"/>
-              </w:rPr>
-            </w:pPr>
-            <w:r>
-              <w:rPr>
-                <w:rFonts w:cs="Segoe UI"/>
-                <w:sz w:val="20"/>
-                <w:highlight w:val="yellow"/>
-              </w:rPr>
-              <w:t>58.3</w:t>
-            </w:r>
-          </w:p>
-        </w:tc>
-        <w:tc>
-          <w:tcPr>
-            <w:tcW w:w="941" w:type="dxa"/>
-          </w:tcPr>
-          <w:p>
-            <w:pPr>
-              <w:jc w:val="center"/>
-              <w:rPr>
-                <w:highlight w:val="yellow"/>
-              </w:rPr>
-            </w:pPr>
-            <w:r>
-              <w:rPr>
-                <w:rFonts w:cs="Segoe UI"/>
-                <w:sz w:val="20"/>
-                <w:highlight w:val="yellow"/>
-              </w:rPr>
-              <w:t>98.8% דירה שלמה</w:t>
-            </w:r>
-          </w:p>
-        </w:tc>
-      </w:tr>
-      <w:tr>
-        <w:trPr>
-          <w:jc w:val="center"/>
-        </w:trPr>
-        <w:tc>
-          <w:tcPr>
-            <w:tcW w:w="941" w:type="dxa"/>
-            <w:shd w:val="clear" w:color="auto" w:fill="F4F8FA"/>
-          </w:tcPr>
-          <w:p>
-            <w:pPr>
-              <w:jc w:val="center"/>
-              <w:rPr>
-                <w:highlight w:val="yellow"/>
-              </w:rPr>
-            </w:pPr>
-            <w:r>
-              <w:rPr>
-                <w:rFonts w:cs="Segoe UI"/>
-                <w:sz w:val="20"/>
-                <w:highlight w:val="yellow"/>
-              </w:rPr>
-              <w:t>3</w:t>
-            </w:r>
-          </w:p>
-        </w:tc>
-        <w:tc>
-          <w:tcPr>
-            <w:tcW w:w="941" w:type="dxa"/>
-            <w:shd w:val="clear" w:color="auto" w:fill="F4F8FA"/>
-          </w:tcPr>
-          <w:p>
-            <w:pPr>
-              <w:jc w:val="center"/>
-              <w:rPr>
-                <w:highlight w:val="yellow"/>
-              </w:rPr>
-            </w:pPr>
-            <w:r>
-              <w:rPr>
-                <w:rFonts w:cs="Segoe UI"/>
-                <w:sz w:val="20"/>
-                <w:highlight w:val="yellow"/>
-              </w:rPr>
-              <w:t>דירות מרכזיות מאובזרות היטב</w:t>
-            </w:r>
-          </w:p>
-        </w:tc>
-        <w:tc>
-          <w:tcPr>
-            <w:tcW w:w="941" w:type="dxa"/>
-            <w:shd w:val="clear" w:color="auto" w:fill="F4F8FA"/>
-          </w:tcPr>
-          <w:p>
-            <w:pPr>
-              <w:jc w:val="center"/>
-              <w:rPr>
-                <w:highlight w:val="yellow"/>
-              </w:rPr>
-            </w:pPr>
-            <w:r>
-              <w:rPr>
-                <w:rFonts w:cs="Segoe UI"/>
-                <w:sz w:val="20"/>
-                <w:highlight w:val="yellow"/>
-              </w:rPr>
-              <w:t>178</w:t>
-            </w:r>
-          </w:p>
-        </w:tc>
-        <w:tc>
-          <w:tcPr>
-            <w:tcW w:w="941" w:type="dxa"/>
-            <w:shd w:val="clear" w:color="auto" w:fill="F4F8FA"/>
-          </w:tcPr>
-          <w:p>
-            <w:pPr>
-              <w:jc w:val="center"/>
-              <w:rPr>
-                <w:highlight w:val="yellow"/>
-              </w:rPr>
-            </w:pPr>
-            <w:r>
-              <w:rPr>
-                <w:rFonts w:cs="Segoe UI"/>
-                <w:sz w:val="20"/>
-                <w:highlight w:val="yellow"/>
-              </w:rPr>
-              <w:t>3.47</w:t>
-            </w:r>
-          </w:p>
-        </w:tc>
-        <w:tc>
-          <w:tcPr>
-            <w:tcW w:w="941" w:type="dxa"/>
-            <w:shd w:val="clear" w:color="auto" w:fill="F4F8FA"/>
-          </w:tcPr>
-          <w:p>
-            <w:pPr>
-              <w:jc w:val="center"/>
-              <w:rPr>
-                <w:highlight w:val="yellow"/>
-              </w:rPr>
-            </w:pPr>
-            <w:r>
-              <w:rPr>
-                <w:rFonts w:cs="Segoe UI"/>
-                <w:sz w:val="20"/>
-                <w:highlight w:val="yellow"/>
-              </w:rPr>
-              <w:t>44.0</w:t>
-            </w:r>
-          </w:p>
-        </w:tc>
-        <w:tc>
-          <w:tcPr>
-            <w:tcW w:w="941" w:type="dxa"/>
-            <w:shd w:val="clear" w:color="auto" w:fill="F4F8FA"/>
-          </w:tcPr>
-          <w:p>
-            <w:pPr>
-              <w:jc w:val="center"/>
-              <w:rPr>
-                <w:highlight w:val="yellow"/>
-              </w:rPr>
-            </w:pPr>
-            <w:r>
-              <w:rPr>
-                <w:rFonts w:cs="Segoe UI"/>
-                <w:sz w:val="20"/>
-                <w:highlight w:val="yellow"/>
-              </w:rPr>
-              <w:t>€113.4</w:t>
-            </w:r>
-          </w:p>
-        </w:tc>
-        <w:tc>
-          <w:tcPr>
-            <w:tcW w:w="941" w:type="dxa"/>
-            <w:shd w:val="clear" w:color="auto" w:fill="F4F8FA"/>
-          </w:tcPr>
-          <w:p>
-            <w:pPr>
-              <w:jc w:val="center"/>
-              <w:rPr>
-                <w:highlight w:val="yellow"/>
-              </w:rPr>
-            </w:pPr>
-            <w:r>
-              <w:rPr>
-                <w:rFonts w:cs="Segoe UI"/>
-                <w:sz w:val="20"/>
-                <w:highlight w:val="yellow"/>
-              </w:rPr>
-              <w:t>31.5%</w:t>
-            </w:r>
-          </w:p>
-        </w:tc>
-        <w:tc>
-          <w:tcPr>
-            <w:tcW w:w="941" w:type="dxa"/>
-            <w:shd w:val="clear" w:color="auto" w:fill="F4F8FA"/>
-          </w:tcPr>
-          <w:p>
-            <w:pPr>
-              <w:jc w:val="center"/>
-              <w:rPr>
-                <w:highlight w:val="yellow"/>
-              </w:rPr>
-            </w:pPr>
-            <w:r>
-              <w:rPr>
-                <w:rFonts w:cs="Segoe UI"/>
-                <w:sz w:val="20"/>
-                <w:highlight w:val="yellow"/>
-              </w:rPr>
-              <w:t>93.9%</w:t>
-            </w:r>
-          </w:p>
-        </w:tc>
-        <w:tc>
-          <w:tcPr>
-            <w:tcW w:w="941" w:type="dxa"/>
-            <w:shd w:val="clear" w:color="auto" w:fill="F4F8FA"/>
-          </w:tcPr>
-          <w:p>
-            <w:pPr>
-              <w:jc w:val="center"/>
-              <w:rPr>
-                <w:highlight w:val="yellow"/>
-              </w:rPr>
-            </w:pPr>
-            <w:r>
-              <w:rPr>
-                <w:rFonts w:cs="Segoe UI"/>
-                <w:sz w:val="20"/>
-                <w:highlight w:val="yellow"/>
-              </w:rPr>
-              <w:t>49.5</w:t>
-            </w:r>
-          </w:p>
-        </w:tc>
-        <w:tc>
-          <w:tcPr>
-            <w:tcW w:w="941" w:type="dxa"/>
-            <w:shd w:val="clear" w:color="auto" w:fill="F4F8FA"/>
-          </w:tcPr>
-          <w:p>
-            <w:pPr>
-              <w:jc w:val="center"/>
-              <w:rPr>
-                <w:highlight w:val="yellow"/>
-              </w:rPr>
-            </w:pPr>
-            <w:r>
-              <w:rPr>
-                <w:rFonts w:cs="Segoe UI"/>
-                <w:sz w:val="20"/>
-                <w:highlight w:val="yellow"/>
-              </w:rPr>
-              <w:t>80.9% דירה שלמה, 19.1% חדר פרטי</w:t>
-            </w:r>
-          </w:p>
-        </w:tc>
-      </w:tr>
-    </w:tbl>
-    <w:p>
-      <w:pPr>
-        <w:spacing w:after="80"/>
-      </w:pPr>
-    </w:p>
-    <w:p>
-      <w:pPr>
-        <w:spacing w:after="20"/>
-      </w:pPr>
-      <w:r>
-        <w:rPr>
-          <w:rFonts w:cs="Segoe UI"/>
-          <w:b/>
-          <w:color w:val="0072B2"/>
-        </w:rPr>
-        <w:t>ויזואליזציה:</w:t>
-      </w:r>
-    </w:p>
-    <w:p>
-      <w:pPr>
-        <w:spacing w:after="120"/>
-      </w:pPr>
-      <w:r>
-        <w:rPr>
-          <w:rFonts w:cs="Segoe UI"/>
-        </w:rPr>
-        <w:t xml:space="preserve"> החלוקה הוצגה על גבי מפת רומא, שבה כל נכס סומן לפי הקבוצה שאליה שויך, לצד מרכזי הקבוצות. הצגה זו אפשרה לפרש את תוצאות האלגוריתם בהקשר גיאוגרפי ממשי ולא רק באמצעות המרחקים המספריים בין הנקודות.</w:t>
-      </w:r>
-    </w:p>
-    <w:p>
-      <w:pPr>
-        <w:jc w:val="center"/>
-      </w:pPr>
-      <w:r>
-        <w:rPr>
-          <w:noProof/>
-        </w:rPr>
         <w:drawing>
-          <wp:inline distT="0" distB="0" distL="0" distR="0" wp14:anchorId="2751653D" wp14:editId="78A59E36">
-            <wp:extent cx="5400000" cy="4860000"/>
-            <wp:effectExtent l="0" t="0" r="0" b="0"/>
-            <wp:docPr id="3" name="Picture 3"/>
+          <wp:anchor distT="0" distB="0" distL="114300" distR="114300" simplePos="0" relativeHeight="251660288" behindDoc="0" locked="0" layoutInCell="1" allowOverlap="1" wp14:anchorId="138A7841" wp14:editId="77A34177">
+            <wp:simplePos x="0" y="0"/>
+            <wp:positionH relativeFrom="margin">
+              <wp:align>right</wp:align>
+            </wp:positionH>
+            <wp:positionV relativeFrom="paragraph">
+              <wp:posOffset>451264</wp:posOffset>
+            </wp:positionV>
+            <wp:extent cx="4216400" cy="2527935"/>
+            <wp:effectExtent l="0" t="0" r="0" b="5715"/>
+            <wp:wrapSquare wrapText="bothSides"/>
+            <wp:docPr id="149677165" name="תמונה 1"/>
             <wp:cNvGraphicFramePr>
               <a:graphicFrameLocks xmlns:a="http://schemas.openxmlformats.org/drawingml/2006/main" noChangeAspect="1"/>
             </wp:cNvGraphicFramePr>
@@ -4837,43 +4516,518 @@
               <a:graphicData uri="http://schemas.openxmlformats.org/drawingml/2006/picture">
                 <pic:pic xmlns:pic="http://schemas.openxmlformats.org/drawingml/2006/picture">
                   <pic:nvPicPr>
-                    <pic:cNvPr id="0" name="map_k4.png"/>
-                    <pic:cNvPicPr/>
+                    <pic:cNvPr id="0" name="Picture 1"/>
+                    <pic:cNvPicPr>
+                      <a:picLocks noChangeAspect="1" noChangeArrowheads="1"/>
+                    </pic:cNvPicPr>
                   </pic:nvPicPr>
                   <pic:blipFill>
-                    <a:blip r:embed="rId10"/>
+                    <a:blip r:embed="rId10">
+                      <a:extLst>
+                        <a:ext uri="{28A0092B-C50C-407E-A947-70E740481C1C}">
+                          <a14:useLocalDpi xmlns:a14="http://schemas.microsoft.com/office/drawing/2010/main" val="0"/>
+                        </a:ext>
+                      </a:extLst>
+                    </a:blip>
+                    <a:srcRect/>
                     <a:stretch>
                       <a:fillRect/>
                     </a:stretch>
                   </pic:blipFill>
-                  <pic:spPr>
+                  <pic:spPr bwMode="auto">
                     <a:xfrm>
                       <a:off x="0" y="0"/>
-                      <a:ext cx="5400000" cy="4860000"/>
+                      <a:ext cx="4216400" cy="2527935"/>
                     </a:xfrm>
                     <a:prstGeom prst="rect">
                       <a:avLst/>
                     </a:prstGeom>
+                    <a:noFill/>
+                    <a:ln>
+                      <a:noFill/>
+                    </a:ln>
                   </pic:spPr>
                 </pic:pic>
               </a:graphicData>
             </a:graphic>
-          </wp:inline>
+            <wp14:sizeRelH relativeFrom="page">
+              <wp14:pctWidth>0</wp14:pctWidth>
+            </wp14:sizeRelH>
+            <wp14:sizeRelV relativeFrom="page">
+              <wp14:pctHeight>0</wp14:pctHeight>
+            </wp14:sizeRelV>
+          </wp:anchor>
         </w:drawing>
       </w:r>
+      <w:r>
+        <w:rPr>
+          <w:rFonts w:cs="Segoe UI"/>
+        </w:rPr>
+        <w:t>את מספר האשכולות (</w:t>
+      </w:r>
+      <m:oMath>
+        <m:r>
+          <w:rPr>
+            <w:rFonts w:ascii="Cambria Math" w:hAnsi="Cambria Math" w:cs="Cambria Math" w:hint="cs"/>
+          </w:rPr>
+          <m:t>k</m:t>
+        </m:r>
+      </m:oMath>
+      <w:r>
+        <w:rPr>
+          <w:rFonts w:cs="Segoe UI"/>
+        </w:rPr>
+        <w:t>) קבענו באמצעות "שיטת המרפק" (</w:t>
+      </w:r>
+      <w:proofErr w:type="spellStart"/>
+      <w:r>
+        <w:rPr>
+          <w:rFonts w:cs="Segoe UI"/>
+        </w:rPr>
+        <w:t>Elbow</w:t>
+      </w:r>
+      <w:proofErr w:type="spellEnd"/>
+      <w:r>
+        <w:rPr>
+          <w:rFonts w:cs="Segoe UI"/>
+        </w:rPr>
+        <w:t xml:space="preserve"> </w:t>
+      </w:r>
+      <w:proofErr w:type="spellStart"/>
+      <w:r>
+        <w:rPr>
+          <w:rFonts w:cs="Segoe UI"/>
+        </w:rPr>
+        <w:t>Method</w:t>
+      </w:r>
+      <w:proofErr w:type="spellEnd"/>
+      <w:r>
+        <w:rPr>
+          <w:rFonts w:cs="Segoe UI"/>
+        </w:rPr>
+        <w:t>). הרצנו את האלגוריתם עבור ערכי</w:t>
+      </w:r>
+      <w:r>
+        <w:rPr>
+          <w:rFonts w:cs="Segoe UI"/>
+          <w:rtl w:val="0"/>
+        </w:rPr>
+        <w:t xml:space="preserve"> </w:t>
+      </w:r>
+      <m:oMath>
+        <m:r>
+          <w:rPr>
+            <w:rFonts w:ascii="Cambria Math" w:hAnsi="Cambria Math" w:cs="Cambria Math" w:hint="cs"/>
+          </w:rPr>
+          <m:t>k</m:t>
+        </m:r>
+      </m:oMath>
+      <w:r>
+        <w:rPr>
+          <w:rFonts w:cs="Segoe UI"/>
+        </w:rPr>
+        <w:t xml:space="preserve"> בין 1 ל-7, וחישבנו לכל הרצה את מדד ה-SSE (סכום ריבועי המרחקים של הנכסים מ</w:t>
+      </w:r>
+      <w:r>
+        <w:rPr>
+          <w:rFonts w:cs="Segoe UI" w:hint="cs"/>
+        </w:rPr>
+        <w:t>מ</w:t>
+      </w:r>
+      <w:r>
+        <w:rPr>
+          <w:rFonts w:cs="Segoe UI"/>
+        </w:rPr>
+        <w:t xml:space="preserve">רכזי </w:t>
+      </w:r>
+      <w:r>
+        <w:rPr>
+          <w:rFonts w:cs="Segoe UI" w:hint="cs"/>
+        </w:rPr>
+        <w:t>ה</w:t>
+      </w:r>
+      <w:r>
+        <w:rPr>
+          <w:rFonts w:cs="Segoe UI"/>
+        </w:rPr>
+        <w:t>קבוצות שלהם). הערך</w:t>
+      </w:r>
+      <w:r>
+        <w:rPr>
+          <w:rFonts w:cs="Segoe UI"/>
+          <w:rtl w:val="0"/>
+        </w:rPr>
+        <w:t xml:space="preserve"> </w:t>
+      </w:r>
+      <m:oMath>
+        <m:r>
+          <w:rPr>
+            <w:rFonts w:ascii="Cambria Math" w:hAnsi="Cambria Math" w:cs="Cambria Math" w:hint="cs"/>
+          </w:rPr>
+          <m:t>k</m:t>
+        </m:r>
+        <m:r>
+          <m:rPr>
+            <m:sty m:val="p"/>
+          </m:rPr>
+          <w:rPr>
+            <w:rFonts w:ascii="Cambria Math" w:hAnsi="Cambria Math" w:cs="Segoe UI"/>
+          </w:rPr>
+          <m:t>=1</m:t>
+        </m:r>
+      </m:oMath>
+      <w:r>
+        <w:rPr>
+          <w:rFonts w:cs="Segoe UI"/>
+        </w:rPr>
+        <w:t xml:space="preserve"> נכלל בניתוח בכוונה כדי לשמש כקו בסיס, שכן ה-SSE שלו מייצג את הפיזור הכולל והטבעי של הנתונים ללא כל חלוקה.</w:t>
+      </w:r>
     </w:p>
-    <w:p/>
     <w:p>
       <w:pPr>
-        <w:spacing w:after="20"/>
-      </w:pPr>
-      <w:r>
+        <w:spacing w:after="120"/>
+        <w:rPr>
+          <w:rFonts w:cs="Segoe UI"/>
+        </w:rPr>
+      </w:pPr>
+      <w:r>
+        <w:rPr>
+          <w:rFonts w:cs="Segoe UI"/>
+        </w:rPr>
+        <w:t xml:space="preserve">האיור הראשון מציג את ירידת ה-SSE ככל שמספר האשכולות גדל. הירידה תלולה בתחילה – מ-2,260 (ללא חלוקה כלל), ל-1,739 (שתי קבוצות), ול-1,281 (שלוש קבוצות) – ומשם ואילך העקומה מתיישרת בהדרגה. "נקודת המרפק", כלומר הנקודה שבה נעצרת הירידה </w:t>
+      </w:r>
+      <w:r>
+        <w:rPr>
+          <w:rFonts w:cs="Segoe UI"/>
+        </w:rPr>
+        <w:lastRenderedPageBreak/>
+        <w:t>התלולה, נמצאת ב-</w:t>
+      </w:r>
+      <m:oMath>
+        <m:r>
+          <w:rPr>
+            <w:rFonts w:ascii="Cambria Math" w:hAnsi="Cambria Math" w:cs="Cambria Math" w:hint="cs"/>
+          </w:rPr>
+          <m:t>k</m:t>
+        </m:r>
+        <m:r>
+          <w:rPr>
+            <w:rFonts w:ascii="Cambria Math" w:hAnsi="Cambria Math" w:cs="Segoe UI"/>
+          </w:rPr>
+          <m:t>=3</m:t>
+        </m:r>
+      </m:oMath>
+      <w:r>
+        <w:rPr>
+          <w:rFonts w:cs="Segoe UI"/>
+        </w:rPr>
+        <w:t>. כדי לגבות זאת מתמטית ולא להסתמך רק על מראה עיניים, בחנו את עקמומיות העקומה (המחושבת כהפרש השני של ה-SSE): ב-</w:t>
+      </w:r>
+      <m:oMath>
+        <m:r>
+          <w:rPr>
+            <w:rFonts w:ascii="Cambria Math" w:hAnsi="Cambria Math" w:cs="Cambria Math" w:hint="cs"/>
+          </w:rPr>
+          <m:t>k</m:t>
+        </m:r>
+        <m:r>
+          <w:rPr>
+            <w:rFonts w:ascii="Cambria Math" w:hAnsi="Cambria Math" w:cs="Segoe UI"/>
+          </w:rPr>
+          <m:t>=3</m:t>
+        </m:r>
+      </m:oMath>
+      <w:r>
+        <w:rPr>
+          <w:rFonts w:cs="Segoe UI"/>
+        </w:rPr>
+        <w:t xml:space="preserve"> מגיע המדד לערך של 250.6, הגבוה פי ארבעה מכל נקודה אחרת על הגרף (לשם השוואה, הערכים הבאים נעים בין 17.9 ל-66.0).</w:t>
+      </w:r>
+    </w:p>
+    <w:p>
+      <w:pPr>
+        <w:spacing w:after="120"/>
+        <w:rPr>
+          <w:rFonts w:cs="Segoe UI"/>
+        </w:rPr>
+      </w:pPr>
+      <w:r>
+        <w:rPr>
+          <w:rFonts w:cs="Segoe UI" w:hint="cs"/>
+          <w:rtl w:val="0"/>
+        </w:rPr>
+        <w:drawing>
+          <wp:anchor distT="0" distB="0" distL="114300" distR="114300" simplePos="0" relativeHeight="251661312" behindDoc="0" locked="0" layoutInCell="1" allowOverlap="1" wp14:anchorId="141C4DF0" wp14:editId="0876D454">
+            <wp:simplePos x="0" y="0"/>
+            <wp:positionH relativeFrom="page">
+              <wp:posOffset>317500</wp:posOffset>
+            </wp:positionH>
+            <wp:positionV relativeFrom="paragraph">
+              <wp:posOffset>167640</wp:posOffset>
+            </wp:positionV>
+            <wp:extent cx="4297680" cy="2360930"/>
+            <wp:effectExtent l="0" t="0" r="7620" b="1270"/>
+            <wp:wrapSquare wrapText="bothSides"/>
+            <wp:docPr id="481284050" name="תמונה 2"/>
+            <wp:cNvGraphicFramePr>
+              <a:graphicFrameLocks xmlns:a="http://schemas.openxmlformats.org/drawingml/2006/main" noChangeAspect="1"/>
+            </wp:cNvGraphicFramePr>
+            <a:graphic xmlns:a="http://schemas.openxmlformats.org/drawingml/2006/main">
+              <a:graphicData uri="http://schemas.openxmlformats.org/drawingml/2006/picture">
+                <pic:pic xmlns:pic="http://schemas.openxmlformats.org/drawingml/2006/picture">
+                  <pic:nvPicPr>
+                    <pic:cNvPr id="0" name="Picture 2"/>
+                    <pic:cNvPicPr>
+                      <a:picLocks noChangeAspect="1" noChangeArrowheads="1"/>
+                    </pic:cNvPicPr>
+                  </pic:nvPicPr>
+                  <pic:blipFill>
+                    <a:blip r:embed="rId11">
+                      <a:extLst>
+                        <a:ext uri="{28A0092B-C50C-407E-A947-70E740481C1C}">
+                          <a14:useLocalDpi xmlns:a14="http://schemas.microsoft.com/office/drawing/2010/main" val="0"/>
+                        </a:ext>
+                      </a:extLst>
+                    </a:blip>
+                    <a:srcRect/>
+                    <a:stretch>
+                      <a:fillRect/>
+                    </a:stretch>
+                  </pic:blipFill>
+                  <pic:spPr bwMode="auto">
+                    <a:xfrm>
+                      <a:off x="0" y="0"/>
+                      <a:ext cx="4297680" cy="2360930"/>
+                    </a:xfrm>
+                    <a:prstGeom prst="rect">
+                      <a:avLst/>
+                    </a:prstGeom>
+                    <a:noFill/>
+                    <a:ln>
+                      <a:noFill/>
+                    </a:ln>
+                  </pic:spPr>
+                </pic:pic>
+              </a:graphicData>
+            </a:graphic>
+            <wp14:sizeRelH relativeFrom="page">
+              <wp14:pctWidth>0</wp14:pctWidth>
+            </wp14:sizeRelH>
+            <wp14:sizeRelV relativeFrom="page">
+              <wp14:pctHeight>0</wp14:pctHeight>
+            </wp14:sizeRelV>
+          </wp:anchor>
+        </w:drawing>
+      </w:r>
+      <w:r>
+        <w:rPr>
+          <w:rFonts w:cs="Segoe UI"/>
+        </w:rPr>
+        <w:t>מכיוון שלעקומה אין פינה חדה לחלוטין וקריאתה עלולה להיות סובייקטיבית, הוספנו בחינה של התרומה השולית – כלומר, איזה אחוז מהשגיאה שנותרה מסיר כל אשכול נוסף. האיור השני מראה כי השיפור נותר גבוה עד שלוש קבוצות (26.3% במעבר ל-</w:t>
+      </w:r>
+      <m:oMath>
+        <m:r>
+          <w:rPr>
+            <w:rFonts w:ascii="Cambria Math" w:hAnsi="Cambria Math" w:cs="Cambria Math" w:hint="cs"/>
+          </w:rPr>
+          <m:t>k</m:t>
+        </m:r>
+        <m:r>
+          <m:rPr>
+            <m:sty m:val="p"/>
+          </m:rPr>
+          <w:rPr>
+            <w:rFonts w:ascii="Cambria Math" w:hAnsi="Cambria Math" w:cs="Segoe UI"/>
+          </w:rPr>
+          <m:t>=3</m:t>
+        </m:r>
+      </m:oMath>
+      <w:r>
+        <w:rPr>
+          <w:rFonts w:cs="Segoe UI"/>
+        </w:rPr>
+        <w:t>, שזהו השיפור הגדול ביותר), צונח ל-16.2% במעבר לארבע קבוצות, ומשם ממשיך לרדת לאזורים זניחים יותר (13.2% ומטה). תצוגה זו הופכת את השאלה "היכן העקומה מתיישרת" מרושם ויזואלי למספר שניתן לכמת.</w:t>
+      </w:r>
+    </w:p>
+    <w:p>
+      <w:pPr>
+        <w:spacing w:after="120"/>
+        <w:rPr>
+          <w:rFonts w:cs="Segoe UI"/>
+          <w:b/>
+          <w:bCs/>
+          <w:rtl w:val="0"/>
+        </w:rPr>
+      </w:pPr>
+      <w:r>
+        <w:rPr>
+          <w:rFonts w:cs="Segoe UI"/>
+          <w:b/>
+          <w:bCs/>
+        </w:rPr>
+        <w:t>ההחלטה לחרוג מנקודת המרפק:</w:t>
+      </w:r>
+    </w:p>
+    <w:p>
+      <w:pPr>
+        <w:spacing w:after="120"/>
+        <w:rPr>
+          <w:rFonts w:cs="Segoe UI"/>
+        </w:rPr>
+      </w:pPr>
+      <w:r>
+        <w:rPr>
+          <w:rFonts w:cs="Segoe UI"/>
+        </w:rPr>
+        <w:t>אף שהמדד הכמותי מצביע על שלוש קבוצות, בחרנו לחלק את הנתונים ל-4 קבוצות. חריגה מודעת זו נעשתה מטעמי פרשנות עסקית, ונשענת על שני נימוקים:</w:t>
+      </w:r>
+    </w:p>
+    <w:p>
+      <w:pPr>
+        <w:pStyle w:val="ae"/>
+        <w:numPr>
+          <w:ilvl w:val="0"/>
+          <w:numId w:val="18"/>
+        </w:numPr>
+        <w:tabs>
+          <w:tab w:val="num" w:pos="720"/>
+        </w:tabs>
+        <w:spacing w:after="120"/>
+        <w:rPr>
+          <w:rFonts w:cs="Segoe UI"/>
+          <w:rtl w:val="0"/>
+        </w:rPr>
+      </w:pPr>
+      <w:r>
+        <w:rPr>
+          <w:rFonts w:cs="Segoe UI"/>
+          <w:u w:val="single"/>
+        </w:rPr>
+        <w:t>הצדקה כמותית</w:t>
+      </w:r>
+      <w:r>
+        <w:rPr>
+          <w:rFonts w:cs="Segoe UI"/>
+        </w:rPr>
+        <w:t>: האשכול הרביעי עדיין מסיר 16.2% מהשגיאה הנותרת – שיפור שאינו זניח. צניחה לשיפורים שוליים באמת מתרחשת רק החל מ-</w:t>
+      </w:r>
+      <m:oMath>
+        <m:r>
+          <w:rPr>
+            <w:rFonts w:ascii="Cambria Math" w:hAnsi="Cambria Math" w:cs="Cambria Math" w:hint="cs"/>
+          </w:rPr>
+          <m:t>k</m:t>
+        </m:r>
+        <m:r>
+          <m:rPr>
+            <m:sty m:val="p"/>
+          </m:rPr>
+          <w:rPr>
+            <w:rFonts w:ascii="Cambria Math" w:hAnsi="Cambria Math" w:cs="Segoe UI"/>
+          </w:rPr>
+          <m:t>=5</m:t>
+        </m:r>
+      </m:oMath>
+      <w:r>
+        <w:rPr>
+          <w:rFonts w:cs="Segoe UI"/>
+        </w:rPr>
+        <w:t>.</w:t>
+      </w:r>
+    </w:p>
+    <w:p>
+      <w:pPr>
+        <w:pStyle w:val="ae"/>
+        <w:numPr>
+          <w:ilvl w:val="0"/>
+          <w:numId w:val="18"/>
+        </w:numPr>
+        <w:tabs>
+          <w:tab w:val="num" w:pos="720"/>
+        </w:tabs>
+        <w:spacing w:after="120"/>
+        <w:rPr>
+          <w:rFonts w:cs="Segoe UI" w:hint="cs"/>
+          <w:rtl w:val="0"/>
+        </w:rPr>
+      </w:pPr>
+      <w:r>
+        <w:rPr>
+          <w:rFonts w:cs="Segoe UI"/>
+          <w:u w:val="single"/>
+        </w:rPr>
+        <w:t>הצדקה מהותית:</w:t>
+      </w:r>
+      <w:r>
+        <w:rPr>
+          <w:rFonts w:cs="Segoe UI"/>
+        </w:rPr>
+        <w:t xml:space="preserve"> רק ב-</w:t>
+      </w:r>
+      <m:oMath>
+        <m:r>
+          <w:rPr>
+            <w:rFonts w:ascii="Cambria Math" w:hAnsi="Cambria Math" w:cs="Cambria Math" w:hint="cs"/>
+          </w:rPr>
+          <m:t>k</m:t>
+        </m:r>
+        <m:r>
+          <m:rPr>
+            <m:sty m:val="p"/>
+          </m:rPr>
+          <w:rPr>
+            <w:rFonts w:ascii="Cambria Math" w:hAnsi="Cambria Math" w:cs="Segoe UI"/>
+          </w:rPr>
+          <m:t>=4</m:t>
+        </m:r>
+      </m:oMath>
+      <w:r>
+        <w:rPr>
+          <w:rFonts w:cs="Segoe UI"/>
+        </w:rPr>
+        <w:t xml:space="preserve"> מתקבלת הפרדה ברורה ברמת האבזור. הנכסים הקומפקטיים מתפצלים לשתי קבוצות מובחנות, הנבדלות פי שניים בכמות השירותים (22.1 מול 44.2). ב-</w:t>
+      </w:r>
+      <m:oMath>
+        <m:r>
+          <w:rPr>
+            <w:rFonts w:ascii="Cambria Math" w:hAnsi="Cambria Math" w:cs="Cambria Math" w:hint="cs"/>
+          </w:rPr>
+          <m:t>k</m:t>
+        </m:r>
+        <m:r>
+          <m:rPr>
+            <m:sty m:val="p"/>
+          </m:rPr>
+          <w:rPr>
+            <w:rFonts w:ascii="Cambria Math" w:hAnsi="Cambria Math" w:cs="Segoe UI"/>
+          </w:rPr>
+          <m:t>=3</m:t>
+        </m:r>
+      </m:oMath>
+      <w:r>
+        <w:rPr>
+          <w:rFonts w:cs="Segoe UI"/>
+        </w:rPr>
+        <w:t xml:space="preserve"> ההבחנה החשובה הזו נבלעת, והחלוקה מצטמצמת להפרדה פשטנית של "נכסים גדולים", "נכסים קטנים" ו"נכסי חוף".</w:t>
+      </w:r>
+    </w:p>
+    <w:p>
+      <w:pPr>
+        <w:bidi w:val="0"/>
         <w:rPr>
           <w:rFonts w:cs="Segoe UI"/>
           <w:b/>
           <w:color w:val="0072B2"/>
-        </w:rPr>
-        <w:t>קשיים ומגבלות:</w:t>
+          <w:rtl w:val="0"/>
+        </w:rPr>
+      </w:pPr>
+      <w:r>
+        <w:rPr>
+          <w:rFonts w:cs="Segoe UI"/>
+          <w:b/>
+          <w:color w:val="0072B2"/>
+        </w:rPr>
+        <w:br w:type="page"/>
       </w:r>
     </w:p>
     <w:p>
@@ -4883,8 +5037,2111 @@
       <w:r>
         <w:rPr>
           <w:rFonts w:cs="Segoe UI"/>
-        </w:rPr>
-        <w:t xml:space="preserve"> המגבלה המרכזית של הניתוח היא ציוני ה־Silhouette הנמוכים (0.22–0.30). הם מעידים על כך שהקבוצות אינן מופרדות היטב במרחב חמשת המשתנים, אלא מהוות חיתוך של ענן רציף. לכן יש להתייחס לחלוקה כאל תיאור שימושי של טיפוסי נכס, ולא כאל מבנה טבעי חד־משמעי הקיים בנתונים.</w:t>
+          <w:b/>
+          <w:color w:val="0072B2"/>
+        </w:rPr>
+        <w:lastRenderedPageBreak/>
+        <w:t>תוצאות:</w:t>
+      </w:r>
+    </w:p>
+    <w:p>
+      <w:pPr>
+        <w:spacing w:after="120"/>
+        <w:rPr>
+          <w:rFonts w:cs="Segoe UI"/>
+        </w:rPr>
+      </w:pPr>
+      <w:r>
+        <w:rPr>
+          <w:rFonts w:cs="Segoe UI"/>
+        </w:rPr>
+        <w:t xml:space="preserve"> </w:t>
+      </w:r>
+      <w:r>
+        <w:rPr>
+          <w:rFonts w:cs="Segoe UI"/>
+        </w:rPr>
+        <w:t>ניתוח הקבוצות מעלה ממצא מעניין: חלוקת נכסי ה-</w:t>
+      </w:r>
+      <w:r>
+        <w:rPr>
+          <w:rFonts w:cs="Segoe UI"/>
+          <w:rtl w:val="0"/>
+        </w:rPr>
+        <w:t>Hidden Gems</w:t>
+      </w:r>
+      <w:r>
+        <w:rPr>
+          <w:rFonts w:cs="Segoe UI"/>
+        </w:rPr>
+        <w:t xml:space="preserve"> מושפעת בעיקר ממאפייני הנכס עצמו (גודל ורמת אבזור) ופחות ממיקומו.</w:t>
+      </w:r>
+    </w:p>
+    <w:tbl>
+      <w:tblPr>
+        <w:tblStyle w:val="4-1"/>
+        <w:tblW w:w="0" w:type="auto"/>
+        <w:tblLook w:val="04A0" w:firstRow="1" w:lastRow="0" w:firstColumn="1" w:lastColumn="0" w:noHBand="0" w:noVBand="1"/>
+      </w:tblPr>
+      <w:tblGrid>
+        <w:gridCol w:w="926"/>
+        <w:gridCol w:w="897"/>
+        <w:gridCol w:w="843"/>
+        <w:gridCol w:w="766"/>
+        <w:gridCol w:w="775"/>
+        <w:gridCol w:w="821"/>
+        <w:gridCol w:w="939"/>
+        <w:gridCol w:w="644"/>
+        <w:gridCol w:w="854"/>
+        <w:gridCol w:w="527"/>
+        <w:gridCol w:w="1640"/>
+        <w:gridCol w:w="846"/>
+      </w:tblGrid>
+      <w:tr>
+        <w:trPr>
+          <w:cnfStyle w:val="100000000000" w:firstRow="1" w:lastRow="0" w:firstColumn="0" w:lastColumn="0" w:oddVBand="0" w:evenVBand="0" w:oddHBand="0" w:evenHBand="0" w:firstRowFirstColumn="0" w:firstRowLastColumn="0" w:lastRowFirstColumn="0" w:lastRowLastColumn="0"/>
+        </w:trPr>
+        <w:tc>
+          <w:tcPr>
+            <w:cnfStyle w:val="001000000000" w:firstRow="0" w:lastRow="0" w:firstColumn="1" w:lastColumn="0" w:oddVBand="0" w:evenVBand="0" w:oddHBand="0" w:evenHBand="0" w:firstRowFirstColumn="0" w:firstRowLastColumn="0" w:lastRowFirstColumn="0" w:lastRowLastColumn="0"/>
+            <w:tcW w:w="0" w:type="auto"/>
+            <w:vAlign w:val="center"/>
+            <w:hideMark/>
+          </w:tcPr>
+          <w:p>
+            <w:pPr>
+              <w:spacing w:after="120" w:line="276" w:lineRule="auto"/>
+              <w:jc w:val="center"/>
+              <w:rPr>
+                <w:rFonts w:cs="Segoe UI"/>
+                <w:rtl w:val="0"/>
+              </w:rPr>
+            </w:pPr>
+            <w:r>
+              <w:rPr>
+                <w:rFonts w:cs="Segoe UI"/>
+              </w:rPr>
+              <w:t>סוג נכס דומיננטי</w:t>
+            </w:r>
+          </w:p>
+        </w:tc>
+        <w:tc>
+          <w:tcPr>
+            <w:tcW w:w="0" w:type="auto"/>
+            <w:vAlign w:val="center"/>
+            <w:hideMark/>
+          </w:tcPr>
+          <w:p>
+            <w:pPr>
+              <w:spacing w:after="120" w:line="276" w:lineRule="auto"/>
+              <w:jc w:val="center"/>
+              <w:cnfStyle w:val="100000000000" w:firstRow="1" w:lastRow="0" w:firstColumn="0" w:lastColumn="0" w:oddVBand="0" w:evenVBand="0" w:oddHBand="0" w:evenHBand="0" w:firstRowFirstColumn="0" w:firstRowLastColumn="0" w:lastRowFirstColumn="0" w:lastRowLastColumn="0"/>
+              <w:rPr>
+                <w:rFonts w:cs="Segoe UI"/>
+              </w:rPr>
+            </w:pPr>
+            <w:r>
+              <w:rPr>
+                <w:rFonts w:cs="Segoe UI"/>
+              </w:rPr>
+              <w:t>ביקורות</w:t>
+            </w:r>
+          </w:p>
+        </w:tc>
+        <w:tc>
+          <w:tcPr>
+            <w:tcW w:w="0" w:type="auto"/>
+            <w:vAlign w:val="center"/>
+            <w:hideMark/>
+          </w:tcPr>
+          <w:p>
+            <w:pPr>
+              <w:spacing w:after="120" w:line="276" w:lineRule="auto"/>
+              <w:jc w:val="center"/>
+              <w:cnfStyle w:val="100000000000" w:firstRow="1" w:lastRow="0" w:firstColumn="0" w:lastColumn="0" w:oddVBand="0" w:evenVBand="0" w:oddHBand="0" w:evenHBand="0" w:firstRowFirstColumn="0" w:firstRowLastColumn="0" w:lastRowFirstColumn="0" w:lastRowLastColumn="0"/>
+              <w:rPr>
+                <w:rFonts w:cs="Segoe UI"/>
+              </w:rPr>
+            </w:pPr>
+            <w:r>
+              <w:rPr>
+                <w:rFonts w:cs="Segoe UI"/>
+              </w:rPr>
+              <w:t>חיוביות</w:t>
+            </w:r>
+          </w:p>
+        </w:tc>
+        <w:tc>
+          <w:tcPr>
+            <w:tcW w:w="0" w:type="auto"/>
+            <w:vAlign w:val="center"/>
+            <w:hideMark/>
+          </w:tcPr>
+          <w:p>
+            <w:pPr>
+              <w:spacing w:after="120" w:line="276" w:lineRule="auto"/>
+              <w:jc w:val="center"/>
+              <w:cnfStyle w:val="100000000000" w:firstRow="1" w:lastRow="0" w:firstColumn="0" w:lastColumn="0" w:oddVBand="0" w:evenVBand="0" w:oddHBand="0" w:evenHBand="0" w:firstRowFirstColumn="0" w:firstRowLastColumn="0" w:lastRowFirstColumn="0" w:lastRowLastColumn="0"/>
+              <w:rPr>
+                <w:rFonts w:cs="Segoe UI"/>
+              </w:rPr>
+            </w:pPr>
+            <w:r>
+              <w:rPr>
+                <w:rFonts w:cs="Segoe UI"/>
+              </w:rPr>
+              <w:t>הנחה</w:t>
+            </w:r>
+          </w:p>
+        </w:tc>
+        <w:tc>
+          <w:tcPr>
+            <w:tcW w:w="0" w:type="auto"/>
+            <w:vAlign w:val="center"/>
+            <w:hideMark/>
+          </w:tcPr>
+          <w:p>
+            <w:pPr>
+              <w:spacing w:after="120" w:line="276" w:lineRule="auto"/>
+              <w:jc w:val="center"/>
+              <w:cnfStyle w:val="100000000000" w:firstRow="1" w:lastRow="0" w:firstColumn="0" w:lastColumn="0" w:oddVBand="0" w:evenVBand="0" w:oddHBand="0" w:evenHBand="0" w:firstRowFirstColumn="0" w:firstRowLastColumn="0" w:lastRowFirstColumn="0" w:lastRowLastColumn="0"/>
+              <w:rPr>
+                <w:rFonts w:cs="Segoe UI"/>
+              </w:rPr>
+            </w:pPr>
+            <w:r>
+              <w:rPr>
+                <w:rFonts w:cs="Segoe UI"/>
+              </w:rPr>
+              <w:t>מחיר חזוי</w:t>
+            </w:r>
+          </w:p>
+        </w:tc>
+        <w:tc>
+          <w:tcPr>
+            <w:tcW w:w="0" w:type="auto"/>
+            <w:vAlign w:val="center"/>
+            <w:hideMark/>
+          </w:tcPr>
+          <w:p>
+            <w:pPr>
+              <w:spacing w:after="120" w:line="276" w:lineRule="auto"/>
+              <w:jc w:val="center"/>
+              <w:cnfStyle w:val="100000000000" w:firstRow="1" w:lastRow="0" w:firstColumn="0" w:lastColumn="0" w:oddVBand="0" w:evenVBand="0" w:oddHBand="0" w:evenHBand="0" w:firstRowFirstColumn="0" w:firstRowLastColumn="0" w:lastRowFirstColumn="0" w:lastRowLastColumn="0"/>
+              <w:rPr>
+                <w:rFonts w:cs="Segoe UI"/>
+              </w:rPr>
+            </w:pPr>
+            <w:r>
+              <w:rPr>
+                <w:rFonts w:cs="Segoe UI"/>
+              </w:rPr>
+              <w:t>מחיר ממוצע</w:t>
+            </w:r>
+          </w:p>
+        </w:tc>
+        <w:tc>
+          <w:tcPr>
+            <w:tcW w:w="0" w:type="auto"/>
+            <w:vAlign w:val="center"/>
+            <w:hideMark/>
+          </w:tcPr>
+          <w:p>
+            <w:pPr>
+              <w:spacing w:after="120" w:line="276" w:lineRule="auto"/>
+              <w:jc w:val="center"/>
+              <w:cnfStyle w:val="100000000000" w:firstRow="1" w:lastRow="0" w:firstColumn="0" w:lastColumn="0" w:oddVBand="0" w:evenVBand="0" w:oddHBand="0" w:evenHBand="0" w:firstRowFirstColumn="0" w:firstRowLastColumn="0" w:lastRowFirstColumn="0" w:lastRowLastColumn="0"/>
+              <w:rPr>
+                <w:rFonts w:cs="Segoe UI"/>
+              </w:rPr>
+            </w:pPr>
+            <w:r>
+              <w:rPr>
+                <w:rFonts w:cs="Segoe UI"/>
+              </w:rPr>
+              <w:t>שירותים</w:t>
+            </w:r>
+          </w:p>
+        </w:tc>
+        <w:tc>
+          <w:tcPr>
+            <w:tcW w:w="0" w:type="auto"/>
+            <w:vAlign w:val="center"/>
+            <w:hideMark/>
+          </w:tcPr>
+          <w:p>
+            <w:pPr>
+              <w:spacing w:after="120" w:line="276" w:lineRule="auto"/>
+              <w:jc w:val="center"/>
+              <w:cnfStyle w:val="100000000000" w:firstRow="1" w:lastRow="0" w:firstColumn="0" w:lastColumn="0" w:oddVBand="0" w:evenVBand="0" w:oddHBand="0" w:evenHBand="0" w:firstRowFirstColumn="0" w:firstRowLastColumn="0" w:lastRowFirstColumn="0" w:lastRowLastColumn="0"/>
+              <w:rPr>
+                <w:rFonts w:cs="Segoe UI"/>
+              </w:rPr>
+            </w:pPr>
+            <w:r>
+              <w:rPr>
+                <w:rFonts w:cs="Segoe UI"/>
+              </w:rPr>
+              <w:t>חדרי שינה</w:t>
+            </w:r>
+          </w:p>
+        </w:tc>
+        <w:tc>
+          <w:tcPr>
+            <w:tcW w:w="0" w:type="auto"/>
+            <w:vAlign w:val="center"/>
+            <w:hideMark/>
+          </w:tcPr>
+          <w:p>
+            <w:pPr>
+              <w:spacing w:after="120" w:line="276" w:lineRule="auto"/>
+              <w:jc w:val="center"/>
+              <w:cnfStyle w:val="100000000000" w:firstRow="1" w:lastRow="0" w:firstColumn="0" w:lastColumn="0" w:oddVBand="0" w:evenVBand="0" w:oddHBand="0" w:evenHBand="0" w:firstRowFirstColumn="0" w:firstRowLastColumn="0" w:lastRowFirstColumn="0" w:lastRowLastColumn="0"/>
+              <w:rPr>
+                <w:rFonts w:cs="Segoe UI"/>
+              </w:rPr>
+            </w:pPr>
+            <w:r>
+              <w:rPr>
+                <w:rFonts w:cs="Segoe UI"/>
+              </w:rPr>
+              <w:t>אורחים</w:t>
+            </w:r>
+          </w:p>
+        </w:tc>
+        <w:tc>
+          <w:tcPr>
+            <w:tcW w:w="0" w:type="auto"/>
+            <w:vAlign w:val="center"/>
+            <w:hideMark/>
+          </w:tcPr>
+          <w:p>
+            <w:pPr>
+              <w:spacing w:after="120" w:line="276" w:lineRule="auto"/>
+              <w:jc w:val="center"/>
+              <w:cnfStyle w:val="100000000000" w:firstRow="1" w:lastRow="0" w:firstColumn="0" w:lastColumn="0" w:oddVBand="0" w:evenVBand="0" w:oddHBand="0" w:evenHBand="0" w:firstRowFirstColumn="0" w:firstRowLastColumn="0" w:lastRowFirstColumn="0" w:lastRowLastColumn="0"/>
+              <w:rPr>
+                <w:rFonts w:cs="Segoe UI"/>
+              </w:rPr>
+            </w:pPr>
+            <w:r>
+              <w:rPr>
+                <w:rFonts w:cs="Segoe UI"/>
+              </w:rPr>
+              <w:t>n</w:t>
+            </w:r>
+          </w:p>
+        </w:tc>
+        <w:tc>
+          <w:tcPr>
+            <w:tcW w:w="0" w:type="auto"/>
+            <w:vAlign w:val="center"/>
+            <w:hideMark/>
+          </w:tcPr>
+          <w:p>
+            <w:pPr>
+              <w:spacing w:after="120" w:line="276" w:lineRule="auto"/>
+              <w:jc w:val="center"/>
+              <w:cnfStyle w:val="100000000000" w:firstRow="1" w:lastRow="0" w:firstColumn="0" w:lastColumn="0" w:oddVBand="0" w:evenVBand="0" w:oddHBand="0" w:evenHBand="0" w:firstRowFirstColumn="0" w:firstRowLastColumn="0" w:lastRowFirstColumn="0" w:lastRowLastColumn="0"/>
+              <w:rPr>
+                <w:rFonts w:cs="Segoe UI"/>
+              </w:rPr>
+            </w:pPr>
+            <w:r>
+              <w:rPr>
+                <w:rFonts w:cs="Segoe UI"/>
+              </w:rPr>
+              <w:t>שם</w:t>
+            </w:r>
+          </w:p>
+        </w:tc>
+        <w:tc>
+          <w:tcPr>
+            <w:tcW w:w="0" w:type="auto"/>
+            <w:vAlign w:val="center"/>
+            <w:hideMark/>
+          </w:tcPr>
+          <w:p>
+            <w:pPr>
+              <w:spacing w:after="120" w:line="276" w:lineRule="auto"/>
+              <w:jc w:val="center"/>
+              <w:cnfStyle w:val="100000000000" w:firstRow="1" w:lastRow="0" w:firstColumn="0" w:lastColumn="0" w:oddVBand="0" w:evenVBand="0" w:oddHBand="0" w:evenHBand="0" w:firstRowFirstColumn="0" w:firstRowLastColumn="0" w:lastRowFirstColumn="0" w:lastRowLastColumn="0"/>
+              <w:rPr>
+                <w:rFonts w:cs="Segoe UI"/>
+              </w:rPr>
+            </w:pPr>
+            <w:proofErr w:type="spellStart"/>
+            <w:r>
+              <w:rPr>
+                <w:rFonts w:cs="Segoe UI"/>
+              </w:rPr>
+              <w:t>Cluster</w:t>
+            </w:r>
+            <w:proofErr w:type="spellEnd"/>
+          </w:p>
+        </w:tc>
+      </w:tr>
+      <w:tr>
+        <w:trPr>
+          <w:cnfStyle w:val="000000100000" w:firstRow="0" w:lastRow="0" w:firstColumn="0" w:lastColumn="0" w:oddVBand="0" w:evenVBand="0" w:oddHBand="1" w:evenHBand="0" w:firstRowFirstColumn="0" w:firstRowLastColumn="0" w:lastRowFirstColumn="0" w:lastRowLastColumn="0"/>
+        </w:trPr>
+        <w:tc>
+          <w:tcPr>
+            <w:cnfStyle w:val="001000000000" w:firstRow="0" w:lastRow="0" w:firstColumn="1" w:lastColumn="0" w:oddVBand="0" w:evenVBand="0" w:oddHBand="0" w:evenHBand="0" w:firstRowFirstColumn="0" w:firstRowLastColumn="0" w:lastRowFirstColumn="0" w:lastRowLastColumn="0"/>
+            <w:tcW w:w="0" w:type="auto"/>
+            <w:vAlign w:val="center"/>
+            <w:hideMark/>
+          </w:tcPr>
+          <w:p>
+            <w:pPr>
+              <w:spacing w:after="120" w:line="276" w:lineRule="auto"/>
+              <w:jc w:val="center"/>
+              <w:rPr>
+                <w:rFonts w:cs="Segoe UI"/>
+              </w:rPr>
+            </w:pPr>
+            <w:r>
+              <w:rPr>
+                <w:rFonts w:cs="Segoe UI"/>
+              </w:rPr>
+              <w:t>59.8% דירה שלמה, 39.1% חדר פרטי</w:t>
+            </w:r>
+          </w:p>
+        </w:tc>
+        <w:tc>
+          <w:tcPr>
+            <w:tcW w:w="0" w:type="auto"/>
+            <w:vAlign w:val="center"/>
+            <w:hideMark/>
+          </w:tcPr>
+          <w:p>
+            <w:pPr>
+              <w:spacing w:after="120" w:line="276" w:lineRule="auto"/>
+              <w:jc w:val="center"/>
+              <w:cnfStyle w:val="000000100000" w:firstRow="0" w:lastRow="0" w:firstColumn="0" w:lastColumn="0" w:oddVBand="0" w:evenVBand="0" w:oddHBand="1" w:evenHBand="0" w:firstRowFirstColumn="0" w:firstRowLastColumn="0" w:lastRowFirstColumn="0" w:lastRowLastColumn="0"/>
+              <w:rPr>
+                <w:rFonts w:cs="Segoe UI"/>
+              </w:rPr>
+            </w:pPr>
+            <w:r>
+              <w:rPr>
+                <w:rFonts w:cs="Segoe UI"/>
+              </w:rPr>
+              <w:t>38.1</w:t>
+            </w:r>
+          </w:p>
+        </w:tc>
+        <w:tc>
+          <w:tcPr>
+            <w:tcW w:w="0" w:type="auto"/>
+            <w:vAlign w:val="center"/>
+            <w:hideMark/>
+          </w:tcPr>
+          <w:p>
+            <w:pPr>
+              <w:spacing w:after="120" w:line="276" w:lineRule="auto"/>
+              <w:jc w:val="center"/>
+              <w:cnfStyle w:val="000000100000" w:firstRow="0" w:lastRow="0" w:firstColumn="0" w:lastColumn="0" w:oddVBand="0" w:evenVBand="0" w:oddHBand="1" w:evenHBand="0" w:firstRowFirstColumn="0" w:firstRowLastColumn="0" w:lastRowFirstColumn="0" w:lastRowLastColumn="0"/>
+              <w:rPr>
+                <w:rFonts w:cs="Segoe UI"/>
+              </w:rPr>
+            </w:pPr>
+            <w:r>
+              <w:rPr>
+                <w:rFonts w:cs="Segoe UI"/>
+              </w:rPr>
+              <w:t>95.4%</w:t>
+            </w:r>
+          </w:p>
+        </w:tc>
+        <w:tc>
+          <w:tcPr>
+            <w:tcW w:w="0" w:type="auto"/>
+            <w:vAlign w:val="center"/>
+            <w:hideMark/>
+          </w:tcPr>
+          <w:p>
+            <w:pPr>
+              <w:spacing w:after="120" w:line="276" w:lineRule="auto"/>
+              <w:jc w:val="center"/>
+              <w:cnfStyle w:val="000000100000" w:firstRow="0" w:lastRow="0" w:firstColumn="0" w:lastColumn="0" w:oddVBand="0" w:evenVBand="0" w:oddHBand="1" w:evenHBand="0" w:firstRowFirstColumn="0" w:firstRowLastColumn="0" w:lastRowFirstColumn="0" w:lastRowLastColumn="0"/>
+              <w:rPr>
+                <w:rFonts w:cs="Segoe UI"/>
+              </w:rPr>
+            </w:pPr>
+            <w:r>
+              <w:rPr>
+                <w:rFonts w:cs="Segoe UI"/>
+              </w:rPr>
+              <w:t>32.4%</w:t>
+            </w:r>
+          </w:p>
+        </w:tc>
+        <w:tc>
+          <w:tcPr>
+            <w:tcW w:w="0" w:type="auto"/>
+            <w:vAlign w:val="center"/>
+            <w:hideMark/>
+          </w:tcPr>
+          <w:p>
+            <w:pPr>
+              <w:spacing w:after="120" w:line="276" w:lineRule="auto"/>
+              <w:jc w:val="center"/>
+              <w:cnfStyle w:val="000000100000" w:firstRow="0" w:lastRow="0" w:firstColumn="0" w:lastColumn="0" w:oddVBand="0" w:evenVBand="0" w:oddHBand="1" w:evenHBand="0" w:firstRowFirstColumn="0" w:firstRowLastColumn="0" w:lastRowFirstColumn="0" w:lastRowLastColumn="0"/>
+              <w:rPr>
+                <w:rFonts w:cs="Segoe UI"/>
+              </w:rPr>
+            </w:pPr>
+            <w:r>
+              <w:rPr>
+                <w:rFonts w:cs="Segoe UI"/>
+              </w:rPr>
+              <w:t>€141.3</w:t>
+            </w:r>
+          </w:p>
+        </w:tc>
+        <w:tc>
+          <w:tcPr>
+            <w:tcW w:w="0" w:type="auto"/>
+            <w:vAlign w:val="center"/>
+            <w:hideMark/>
+          </w:tcPr>
+          <w:p>
+            <w:pPr>
+              <w:spacing w:after="120" w:line="276" w:lineRule="auto"/>
+              <w:jc w:val="center"/>
+              <w:cnfStyle w:val="000000100000" w:firstRow="0" w:lastRow="0" w:firstColumn="0" w:lastColumn="0" w:oddVBand="0" w:evenVBand="0" w:oddHBand="1" w:evenHBand="0" w:firstRowFirstColumn="0" w:firstRowLastColumn="0" w:lastRowFirstColumn="0" w:lastRowLastColumn="0"/>
+              <w:rPr>
+                <w:rFonts w:cs="Segoe UI"/>
+              </w:rPr>
+            </w:pPr>
+            <w:r>
+              <w:rPr>
+                <w:rFonts w:cs="Segoe UI"/>
+              </w:rPr>
+              <w:t>€96.3</w:t>
+            </w:r>
+          </w:p>
+        </w:tc>
+        <w:tc>
+          <w:tcPr>
+            <w:tcW w:w="0" w:type="auto"/>
+            <w:vAlign w:val="center"/>
+            <w:hideMark/>
+          </w:tcPr>
+          <w:p>
+            <w:pPr>
+              <w:spacing w:after="120" w:line="276" w:lineRule="auto"/>
+              <w:jc w:val="center"/>
+              <w:cnfStyle w:val="000000100000" w:firstRow="0" w:lastRow="0" w:firstColumn="0" w:lastColumn="0" w:oddVBand="0" w:evenVBand="0" w:oddHBand="1" w:evenHBand="0" w:firstRowFirstColumn="0" w:firstRowLastColumn="0" w:lastRowFirstColumn="0" w:lastRowLastColumn="0"/>
+              <w:rPr>
+                <w:rFonts w:cs="Segoe UI"/>
+              </w:rPr>
+            </w:pPr>
+            <w:r>
+              <w:rPr>
+                <w:rFonts w:cs="Segoe UI"/>
+                <w:b/>
+                <w:bCs/>
+              </w:rPr>
+              <w:t>22.1</w:t>
+            </w:r>
+          </w:p>
+        </w:tc>
+        <w:tc>
+          <w:tcPr>
+            <w:tcW w:w="0" w:type="auto"/>
+            <w:vAlign w:val="center"/>
+            <w:hideMark/>
+          </w:tcPr>
+          <w:p>
+            <w:pPr>
+              <w:spacing w:after="120" w:line="276" w:lineRule="auto"/>
+              <w:jc w:val="center"/>
+              <w:cnfStyle w:val="000000100000" w:firstRow="0" w:lastRow="0" w:firstColumn="0" w:lastColumn="0" w:oddVBand="0" w:evenVBand="0" w:oddHBand="1" w:evenHBand="0" w:firstRowFirstColumn="0" w:firstRowLastColumn="0" w:lastRowFirstColumn="0" w:lastRowLastColumn="0"/>
+              <w:rPr>
+                <w:rFonts w:cs="Segoe UI"/>
+              </w:rPr>
+            </w:pPr>
+            <w:r>
+              <w:rPr>
+                <w:rFonts w:cs="Segoe UI"/>
+              </w:rPr>
+              <w:t>1.15</w:t>
+            </w:r>
+          </w:p>
+        </w:tc>
+        <w:tc>
+          <w:tcPr>
+            <w:tcW w:w="0" w:type="auto"/>
+            <w:vAlign w:val="center"/>
+            <w:hideMark/>
+          </w:tcPr>
+          <w:p>
+            <w:pPr>
+              <w:spacing w:after="120" w:line="276" w:lineRule="auto"/>
+              <w:jc w:val="center"/>
+              <w:cnfStyle w:val="000000100000" w:firstRow="0" w:lastRow="0" w:firstColumn="0" w:lastColumn="0" w:oddVBand="0" w:evenVBand="0" w:oddHBand="1" w:evenHBand="0" w:firstRowFirstColumn="0" w:firstRowLastColumn="0" w:lastRowFirstColumn="0" w:lastRowLastColumn="0"/>
+              <w:rPr>
+                <w:rFonts w:cs="Segoe UI"/>
+              </w:rPr>
+            </w:pPr>
+            <w:r>
+              <w:rPr>
+                <w:rFonts w:cs="Segoe UI"/>
+              </w:rPr>
+              <w:t>2.95</w:t>
+            </w:r>
+          </w:p>
+        </w:tc>
+        <w:tc>
+          <w:tcPr>
+            <w:tcW w:w="0" w:type="auto"/>
+            <w:vAlign w:val="center"/>
+            <w:hideMark/>
+          </w:tcPr>
+          <w:p>
+            <w:pPr>
+              <w:spacing w:after="120" w:line="276" w:lineRule="auto"/>
+              <w:jc w:val="center"/>
+              <w:cnfStyle w:val="000000100000" w:firstRow="0" w:lastRow="0" w:firstColumn="0" w:lastColumn="0" w:oddVBand="0" w:evenVBand="0" w:oddHBand="1" w:evenHBand="0" w:firstRowFirstColumn="0" w:firstRowLastColumn="0" w:lastRowFirstColumn="0" w:lastRowLastColumn="0"/>
+              <w:rPr>
+                <w:rFonts w:cs="Segoe UI"/>
+              </w:rPr>
+            </w:pPr>
+            <w:r>
+              <w:rPr>
+                <w:rFonts w:cs="Segoe UI"/>
+              </w:rPr>
+              <w:t>184</w:t>
+            </w:r>
+          </w:p>
+        </w:tc>
+        <w:tc>
+          <w:tcPr>
+            <w:tcW w:w="0" w:type="auto"/>
+            <w:vAlign w:val="center"/>
+            <w:hideMark/>
+          </w:tcPr>
+          <w:p>
+            <w:pPr>
+              <w:spacing w:after="120" w:line="276" w:lineRule="auto"/>
+              <w:jc w:val="center"/>
+              <w:cnfStyle w:val="000000100000" w:firstRow="0" w:lastRow="0" w:firstColumn="0" w:lastColumn="0" w:oddVBand="0" w:evenVBand="0" w:oddHBand="1" w:evenHBand="0" w:firstRowFirstColumn="0" w:firstRowLastColumn="0" w:lastRowFirstColumn="0" w:lastRowLastColumn="0"/>
+              <w:rPr>
+                <w:rFonts w:cs="Segoe UI"/>
+              </w:rPr>
+            </w:pPr>
+            <w:r>
+              <w:rPr>
+                <w:rFonts w:cs="Segoe UI"/>
+              </w:rPr>
+              <w:t>דירות מרכזיות קומפקטיות ובסיסיות</w:t>
+            </w:r>
+          </w:p>
+        </w:tc>
+        <w:tc>
+          <w:tcPr>
+            <w:tcW w:w="0" w:type="auto"/>
+            <w:vAlign w:val="center"/>
+            <w:hideMark/>
+          </w:tcPr>
+          <w:p>
+            <w:pPr>
+              <w:spacing w:after="120" w:line="276" w:lineRule="auto"/>
+              <w:jc w:val="center"/>
+              <w:cnfStyle w:val="000000100000" w:firstRow="0" w:lastRow="0" w:firstColumn="0" w:lastColumn="0" w:oddVBand="0" w:evenVBand="0" w:oddHBand="1" w:evenHBand="0" w:firstRowFirstColumn="0" w:firstRowLastColumn="0" w:lastRowFirstColumn="0" w:lastRowLastColumn="0"/>
+              <w:rPr>
+                <w:rFonts w:cs="Segoe UI"/>
+              </w:rPr>
+            </w:pPr>
+            <w:r>
+              <w:rPr>
+                <w:rFonts w:cs="Segoe UI"/>
+              </w:rPr>
+              <w:t>3</w:t>
+            </w:r>
+          </w:p>
+        </w:tc>
+      </w:tr>
+      <w:tr>
+        <w:tc>
+          <w:tcPr>
+            <w:cnfStyle w:val="001000000000" w:firstRow="0" w:lastRow="0" w:firstColumn="1" w:lastColumn="0" w:oddVBand="0" w:evenVBand="0" w:oddHBand="0" w:evenHBand="0" w:firstRowFirstColumn="0" w:firstRowLastColumn="0" w:lastRowFirstColumn="0" w:lastRowLastColumn="0"/>
+            <w:tcW w:w="0" w:type="auto"/>
+            <w:vAlign w:val="center"/>
+            <w:hideMark/>
+          </w:tcPr>
+          <w:p>
+            <w:pPr>
+              <w:spacing w:after="120" w:line="276" w:lineRule="auto"/>
+              <w:jc w:val="center"/>
+              <w:rPr>
+                <w:rFonts w:cs="Segoe UI"/>
+              </w:rPr>
+            </w:pPr>
+            <w:r>
+              <w:rPr>
+                <w:rFonts w:cs="Segoe UI"/>
+              </w:rPr>
+              <w:t>87.2% דירה שלמה</w:t>
+            </w:r>
+          </w:p>
+        </w:tc>
+        <w:tc>
+          <w:tcPr>
+            <w:tcW w:w="0" w:type="auto"/>
+            <w:vAlign w:val="center"/>
+            <w:hideMark/>
+          </w:tcPr>
+          <w:p>
+            <w:pPr>
+              <w:spacing w:after="120" w:line="276" w:lineRule="auto"/>
+              <w:jc w:val="center"/>
+              <w:cnfStyle w:val="000000000000" w:firstRow="0" w:lastRow="0" w:firstColumn="0" w:lastColumn="0" w:oddVBand="0" w:evenVBand="0" w:oddHBand="0" w:evenHBand="0" w:firstRowFirstColumn="0" w:firstRowLastColumn="0" w:lastRowFirstColumn="0" w:lastRowLastColumn="0"/>
+              <w:rPr>
+                <w:rFonts w:cs="Segoe UI"/>
+              </w:rPr>
+            </w:pPr>
+            <w:r>
+              <w:rPr>
+                <w:rFonts w:cs="Segoe UI"/>
+              </w:rPr>
+              <w:t>50.2</w:t>
+            </w:r>
+          </w:p>
+        </w:tc>
+        <w:tc>
+          <w:tcPr>
+            <w:tcW w:w="0" w:type="auto"/>
+            <w:vAlign w:val="center"/>
+            <w:hideMark/>
+          </w:tcPr>
+          <w:p>
+            <w:pPr>
+              <w:spacing w:after="120" w:line="276" w:lineRule="auto"/>
+              <w:jc w:val="center"/>
+              <w:cnfStyle w:val="000000000000" w:firstRow="0" w:lastRow="0" w:firstColumn="0" w:lastColumn="0" w:oddVBand="0" w:evenVBand="0" w:oddHBand="0" w:evenHBand="0" w:firstRowFirstColumn="0" w:firstRowLastColumn="0" w:lastRowFirstColumn="0" w:lastRowLastColumn="0"/>
+              <w:rPr>
+                <w:rFonts w:cs="Segoe UI"/>
+              </w:rPr>
+            </w:pPr>
+            <w:r>
+              <w:rPr>
+                <w:rFonts w:cs="Segoe UI"/>
+              </w:rPr>
+              <w:t>93.3%</w:t>
+            </w:r>
+          </w:p>
+        </w:tc>
+        <w:tc>
+          <w:tcPr>
+            <w:tcW w:w="0" w:type="auto"/>
+            <w:vAlign w:val="center"/>
+            <w:hideMark/>
+          </w:tcPr>
+          <w:p>
+            <w:pPr>
+              <w:spacing w:after="120" w:line="276" w:lineRule="auto"/>
+              <w:jc w:val="center"/>
+              <w:cnfStyle w:val="000000000000" w:firstRow="0" w:lastRow="0" w:firstColumn="0" w:lastColumn="0" w:oddVBand="0" w:evenVBand="0" w:oddHBand="0" w:evenHBand="0" w:firstRowFirstColumn="0" w:firstRowLastColumn="0" w:lastRowFirstColumn="0" w:lastRowLastColumn="0"/>
+              <w:rPr>
+                <w:rFonts w:cs="Segoe UI"/>
+              </w:rPr>
+            </w:pPr>
+            <w:r>
+              <w:rPr>
+                <w:rFonts w:cs="Segoe UI"/>
+              </w:rPr>
+              <w:t>31.8%</w:t>
+            </w:r>
+          </w:p>
+        </w:tc>
+        <w:tc>
+          <w:tcPr>
+            <w:tcW w:w="0" w:type="auto"/>
+            <w:vAlign w:val="center"/>
+            <w:hideMark/>
+          </w:tcPr>
+          <w:p>
+            <w:pPr>
+              <w:spacing w:after="120" w:line="276" w:lineRule="auto"/>
+              <w:jc w:val="center"/>
+              <w:cnfStyle w:val="000000000000" w:firstRow="0" w:lastRow="0" w:firstColumn="0" w:lastColumn="0" w:oddVBand="0" w:evenVBand="0" w:oddHBand="0" w:evenHBand="0" w:firstRowFirstColumn="0" w:firstRowLastColumn="0" w:lastRowFirstColumn="0" w:lastRowLastColumn="0"/>
+              <w:rPr>
+                <w:rFonts w:cs="Segoe UI"/>
+              </w:rPr>
+            </w:pPr>
+            <w:r>
+              <w:rPr>
+                <w:rFonts w:cs="Segoe UI"/>
+              </w:rPr>
+              <w:t>€188.0</w:t>
+            </w:r>
+          </w:p>
+        </w:tc>
+        <w:tc>
+          <w:tcPr>
+            <w:tcW w:w="0" w:type="auto"/>
+            <w:vAlign w:val="center"/>
+            <w:hideMark/>
+          </w:tcPr>
+          <w:p>
+            <w:pPr>
+              <w:spacing w:after="120" w:line="276" w:lineRule="auto"/>
+              <w:jc w:val="center"/>
+              <w:cnfStyle w:val="000000000000" w:firstRow="0" w:lastRow="0" w:firstColumn="0" w:lastColumn="0" w:oddVBand="0" w:evenVBand="0" w:oddHBand="0" w:evenHBand="0" w:firstRowFirstColumn="0" w:firstRowLastColumn="0" w:lastRowFirstColumn="0" w:lastRowLastColumn="0"/>
+              <w:rPr>
+                <w:rFonts w:cs="Segoe UI"/>
+              </w:rPr>
+            </w:pPr>
+            <w:r>
+              <w:rPr>
+                <w:rFonts w:cs="Segoe UI"/>
+              </w:rPr>
+              <w:t>€128.2</w:t>
+            </w:r>
+          </w:p>
+        </w:tc>
+        <w:tc>
+          <w:tcPr>
+            <w:tcW w:w="0" w:type="auto"/>
+            <w:vAlign w:val="center"/>
+            <w:hideMark/>
+          </w:tcPr>
+          <w:p>
+            <w:pPr>
+              <w:spacing w:after="120" w:line="276" w:lineRule="auto"/>
+              <w:jc w:val="center"/>
+              <w:cnfStyle w:val="000000000000" w:firstRow="0" w:lastRow="0" w:firstColumn="0" w:lastColumn="0" w:oddVBand="0" w:evenVBand="0" w:oddHBand="0" w:evenHBand="0" w:firstRowFirstColumn="0" w:firstRowLastColumn="0" w:lastRowFirstColumn="0" w:lastRowLastColumn="0"/>
+              <w:rPr>
+                <w:rFonts w:cs="Segoe UI"/>
+              </w:rPr>
+            </w:pPr>
+            <w:r>
+              <w:rPr>
+                <w:rFonts w:cs="Segoe UI"/>
+                <w:b/>
+                <w:bCs/>
+              </w:rPr>
+              <w:t>44.2</w:t>
+            </w:r>
+          </w:p>
+        </w:tc>
+        <w:tc>
+          <w:tcPr>
+            <w:tcW w:w="0" w:type="auto"/>
+            <w:vAlign w:val="center"/>
+            <w:hideMark/>
+          </w:tcPr>
+          <w:p>
+            <w:pPr>
+              <w:spacing w:after="120" w:line="276" w:lineRule="auto"/>
+              <w:jc w:val="center"/>
+              <w:cnfStyle w:val="000000000000" w:firstRow="0" w:lastRow="0" w:firstColumn="0" w:lastColumn="0" w:oddVBand="0" w:evenVBand="0" w:oddHBand="0" w:evenHBand="0" w:firstRowFirstColumn="0" w:firstRowLastColumn="0" w:lastRowFirstColumn="0" w:lastRowLastColumn="0"/>
+              <w:rPr>
+                <w:rFonts w:cs="Segoe UI"/>
+              </w:rPr>
+            </w:pPr>
+            <w:r>
+              <w:rPr>
+                <w:rFonts w:cs="Segoe UI"/>
+              </w:rPr>
+              <w:t>1.52</w:t>
+            </w:r>
+          </w:p>
+        </w:tc>
+        <w:tc>
+          <w:tcPr>
+            <w:tcW w:w="0" w:type="auto"/>
+            <w:vAlign w:val="center"/>
+            <w:hideMark/>
+          </w:tcPr>
+          <w:p>
+            <w:pPr>
+              <w:spacing w:after="120" w:line="276" w:lineRule="auto"/>
+              <w:jc w:val="center"/>
+              <w:cnfStyle w:val="000000000000" w:firstRow="0" w:lastRow="0" w:firstColumn="0" w:lastColumn="0" w:oddVBand="0" w:evenVBand="0" w:oddHBand="0" w:evenHBand="0" w:firstRowFirstColumn="0" w:firstRowLastColumn="0" w:lastRowFirstColumn="0" w:lastRowLastColumn="0"/>
+              <w:rPr>
+                <w:rFonts w:cs="Segoe UI"/>
+              </w:rPr>
+            </w:pPr>
+            <w:r>
+              <w:rPr>
+                <w:rFonts w:cs="Segoe UI"/>
+              </w:rPr>
+              <w:t>4.04</w:t>
+            </w:r>
+          </w:p>
+        </w:tc>
+        <w:tc>
+          <w:tcPr>
+            <w:tcW w:w="0" w:type="auto"/>
+            <w:vAlign w:val="center"/>
+            <w:hideMark/>
+          </w:tcPr>
+          <w:p>
+            <w:pPr>
+              <w:spacing w:after="120" w:line="276" w:lineRule="auto"/>
+              <w:jc w:val="center"/>
+              <w:cnfStyle w:val="000000000000" w:firstRow="0" w:lastRow="0" w:firstColumn="0" w:lastColumn="0" w:oddVBand="0" w:evenVBand="0" w:oddHBand="0" w:evenHBand="0" w:firstRowFirstColumn="0" w:firstRowLastColumn="0" w:lastRowFirstColumn="0" w:lastRowLastColumn="0"/>
+              <w:rPr>
+                <w:rFonts w:cs="Segoe UI"/>
+              </w:rPr>
+            </w:pPr>
+            <w:r>
+              <w:rPr>
+                <w:rFonts w:cs="Segoe UI"/>
+              </w:rPr>
+              <w:t>203</w:t>
+            </w:r>
+          </w:p>
+        </w:tc>
+        <w:tc>
+          <w:tcPr>
+            <w:tcW w:w="0" w:type="auto"/>
+            <w:vAlign w:val="center"/>
+            <w:hideMark/>
+          </w:tcPr>
+          <w:p>
+            <w:pPr>
+              <w:spacing w:after="120" w:line="276" w:lineRule="auto"/>
+              <w:jc w:val="center"/>
+              <w:cnfStyle w:val="000000000000" w:firstRow="0" w:lastRow="0" w:firstColumn="0" w:lastColumn="0" w:oddVBand="0" w:evenVBand="0" w:oddHBand="0" w:evenHBand="0" w:firstRowFirstColumn="0" w:firstRowLastColumn="0" w:lastRowFirstColumn="0" w:lastRowLastColumn="0"/>
+              <w:rPr>
+                <w:rFonts w:cs="Segoe UI"/>
+              </w:rPr>
+            </w:pPr>
+            <w:r>
+              <w:rPr>
+                <w:rFonts w:cs="Segoe UI"/>
+              </w:rPr>
+              <w:t>דירות מרכזיות מאובזרות היטב</w:t>
+            </w:r>
+          </w:p>
+        </w:tc>
+        <w:tc>
+          <w:tcPr>
+            <w:tcW w:w="0" w:type="auto"/>
+            <w:vAlign w:val="center"/>
+            <w:hideMark/>
+          </w:tcPr>
+          <w:p>
+            <w:pPr>
+              <w:spacing w:after="120" w:line="276" w:lineRule="auto"/>
+              <w:jc w:val="center"/>
+              <w:cnfStyle w:val="000000000000" w:firstRow="0" w:lastRow="0" w:firstColumn="0" w:lastColumn="0" w:oddVBand="0" w:evenVBand="0" w:oddHBand="0" w:evenHBand="0" w:firstRowFirstColumn="0" w:firstRowLastColumn="0" w:lastRowFirstColumn="0" w:lastRowLastColumn="0"/>
+              <w:rPr>
+                <w:rFonts w:cs="Segoe UI"/>
+              </w:rPr>
+            </w:pPr>
+            <w:r>
+              <w:rPr>
+                <w:rFonts w:cs="Segoe UI"/>
+              </w:rPr>
+              <w:t>1</w:t>
+            </w:r>
+          </w:p>
+        </w:tc>
+      </w:tr>
+      <w:tr>
+        <w:trPr>
+          <w:cnfStyle w:val="000000100000" w:firstRow="0" w:lastRow="0" w:firstColumn="0" w:lastColumn="0" w:oddVBand="0" w:evenVBand="0" w:oddHBand="1" w:evenHBand="0" w:firstRowFirstColumn="0" w:firstRowLastColumn="0" w:lastRowFirstColumn="0" w:lastRowLastColumn="0"/>
+        </w:trPr>
+        <w:tc>
+          <w:tcPr>
+            <w:cnfStyle w:val="001000000000" w:firstRow="0" w:lastRow="0" w:firstColumn="1" w:lastColumn="0" w:oddVBand="0" w:evenVBand="0" w:oddHBand="0" w:evenHBand="0" w:firstRowFirstColumn="0" w:firstRowLastColumn="0" w:lastRowFirstColumn="0" w:lastRowLastColumn="0"/>
+            <w:tcW w:w="0" w:type="auto"/>
+            <w:vAlign w:val="center"/>
+            <w:hideMark/>
+          </w:tcPr>
+          <w:p>
+            <w:pPr>
+              <w:spacing w:after="120" w:line="276" w:lineRule="auto"/>
+              <w:jc w:val="center"/>
+              <w:rPr>
+                <w:rFonts w:cs="Segoe UI"/>
+              </w:rPr>
+            </w:pPr>
+            <w:r>
+              <w:rPr>
+                <w:rFonts w:cs="Segoe UI"/>
+              </w:rPr>
+              <w:t>100% דירה שלמה</w:t>
+            </w:r>
+          </w:p>
+        </w:tc>
+        <w:tc>
+          <w:tcPr>
+            <w:tcW w:w="0" w:type="auto"/>
+            <w:vAlign w:val="center"/>
+            <w:hideMark/>
+          </w:tcPr>
+          <w:p>
+            <w:pPr>
+              <w:spacing w:after="120" w:line="276" w:lineRule="auto"/>
+              <w:jc w:val="center"/>
+              <w:cnfStyle w:val="000000100000" w:firstRow="0" w:lastRow="0" w:firstColumn="0" w:lastColumn="0" w:oddVBand="0" w:evenVBand="0" w:oddHBand="1" w:evenHBand="0" w:firstRowFirstColumn="0" w:firstRowLastColumn="0" w:lastRowFirstColumn="0" w:lastRowLastColumn="0"/>
+              <w:rPr>
+                <w:rFonts w:cs="Segoe UI"/>
+              </w:rPr>
+            </w:pPr>
+            <w:r>
+              <w:rPr>
+                <w:rFonts w:cs="Segoe UI"/>
+              </w:rPr>
+              <w:t>56.0</w:t>
+            </w:r>
+          </w:p>
+        </w:tc>
+        <w:tc>
+          <w:tcPr>
+            <w:tcW w:w="0" w:type="auto"/>
+            <w:vAlign w:val="center"/>
+            <w:hideMark/>
+          </w:tcPr>
+          <w:p>
+            <w:pPr>
+              <w:spacing w:after="120" w:line="276" w:lineRule="auto"/>
+              <w:jc w:val="center"/>
+              <w:cnfStyle w:val="000000100000" w:firstRow="0" w:lastRow="0" w:firstColumn="0" w:lastColumn="0" w:oddVBand="0" w:evenVBand="0" w:oddHBand="1" w:evenHBand="0" w:firstRowFirstColumn="0" w:firstRowLastColumn="0" w:lastRowFirstColumn="0" w:lastRowLastColumn="0"/>
+              <w:rPr>
+                <w:rFonts w:cs="Segoe UI"/>
+              </w:rPr>
+            </w:pPr>
+            <w:r>
+              <w:rPr>
+                <w:rFonts w:cs="Segoe UI"/>
+              </w:rPr>
+              <w:t>93.9%</w:t>
+            </w:r>
+          </w:p>
+        </w:tc>
+        <w:tc>
+          <w:tcPr>
+            <w:tcW w:w="0" w:type="auto"/>
+            <w:vAlign w:val="center"/>
+            <w:hideMark/>
+          </w:tcPr>
+          <w:p>
+            <w:pPr>
+              <w:spacing w:after="120" w:line="276" w:lineRule="auto"/>
+              <w:jc w:val="center"/>
+              <w:cnfStyle w:val="000000100000" w:firstRow="0" w:lastRow="0" w:firstColumn="0" w:lastColumn="0" w:oddVBand="0" w:evenVBand="0" w:oddHBand="1" w:evenHBand="0" w:firstRowFirstColumn="0" w:firstRowLastColumn="0" w:lastRowFirstColumn="0" w:lastRowLastColumn="0"/>
+              <w:rPr>
+                <w:rFonts w:cs="Segoe UI"/>
+              </w:rPr>
+            </w:pPr>
+            <w:r>
+              <w:rPr>
+                <w:rFonts w:cs="Segoe UI"/>
+              </w:rPr>
+              <w:t>35.8%</w:t>
+            </w:r>
+          </w:p>
+        </w:tc>
+        <w:tc>
+          <w:tcPr>
+            <w:tcW w:w="0" w:type="auto"/>
+            <w:vAlign w:val="center"/>
+            <w:hideMark/>
+          </w:tcPr>
+          <w:p>
+            <w:pPr>
+              <w:spacing w:after="120" w:line="276" w:lineRule="auto"/>
+              <w:jc w:val="center"/>
+              <w:cnfStyle w:val="000000100000" w:firstRow="0" w:lastRow="0" w:firstColumn="0" w:lastColumn="0" w:oddVBand="0" w:evenVBand="0" w:oddHBand="1" w:evenHBand="0" w:firstRowFirstColumn="0" w:firstRowLastColumn="0" w:lastRowFirstColumn="0" w:lastRowLastColumn="0"/>
+              <w:rPr>
+                <w:rFonts w:cs="Segoe UI"/>
+              </w:rPr>
+            </w:pPr>
+            <w:r>
+              <w:rPr>
+                <w:rFonts w:cs="Segoe UI"/>
+              </w:rPr>
+              <w:t>€415.4</w:t>
+            </w:r>
+          </w:p>
+        </w:tc>
+        <w:tc>
+          <w:tcPr>
+            <w:tcW w:w="0" w:type="auto"/>
+            <w:vAlign w:val="center"/>
+            <w:hideMark/>
+          </w:tcPr>
+          <w:p>
+            <w:pPr>
+              <w:spacing w:after="120" w:line="276" w:lineRule="auto"/>
+              <w:jc w:val="center"/>
+              <w:cnfStyle w:val="000000100000" w:firstRow="0" w:lastRow="0" w:firstColumn="0" w:lastColumn="0" w:oddVBand="0" w:evenVBand="0" w:oddHBand="1" w:evenHBand="0" w:firstRowFirstColumn="0" w:firstRowLastColumn="0" w:lastRowFirstColumn="0" w:lastRowLastColumn="0"/>
+              <w:rPr>
+                <w:rFonts w:cs="Segoe UI"/>
+              </w:rPr>
+            </w:pPr>
+            <w:r>
+              <w:rPr>
+                <w:rFonts w:cs="Segoe UI"/>
+                <w:b/>
+                <w:bCs/>
+              </w:rPr>
+              <w:t>€256.7</w:t>
+            </w:r>
+          </w:p>
+        </w:tc>
+        <w:tc>
+          <w:tcPr>
+            <w:tcW w:w="0" w:type="auto"/>
+            <w:vAlign w:val="center"/>
+            <w:hideMark/>
+          </w:tcPr>
+          <w:p>
+            <w:pPr>
+              <w:spacing w:after="120" w:line="276" w:lineRule="auto"/>
+              <w:jc w:val="center"/>
+              <w:cnfStyle w:val="000000100000" w:firstRow="0" w:lastRow="0" w:firstColumn="0" w:lastColumn="0" w:oddVBand="0" w:evenVBand="0" w:oddHBand="1" w:evenHBand="0" w:firstRowFirstColumn="0" w:firstRowLastColumn="0" w:lastRowFirstColumn="0" w:lastRowLastColumn="0"/>
+              <w:rPr>
+                <w:rFonts w:cs="Segoe UI"/>
+              </w:rPr>
+            </w:pPr>
+            <w:r>
+              <w:rPr>
+                <w:rFonts w:cs="Segoe UI"/>
+              </w:rPr>
+              <w:t>40.9</w:t>
+            </w:r>
+          </w:p>
+        </w:tc>
+        <w:tc>
+          <w:tcPr>
+            <w:tcW w:w="0" w:type="auto"/>
+            <w:vAlign w:val="center"/>
+            <w:hideMark/>
+          </w:tcPr>
+          <w:p>
+            <w:pPr>
+              <w:spacing w:after="120" w:line="276" w:lineRule="auto"/>
+              <w:jc w:val="center"/>
+              <w:cnfStyle w:val="000000100000" w:firstRow="0" w:lastRow="0" w:firstColumn="0" w:lastColumn="0" w:oddVBand="0" w:evenVBand="0" w:oddHBand="1" w:evenHBand="0" w:firstRowFirstColumn="0" w:firstRowLastColumn="0" w:lastRowFirstColumn="0" w:lastRowLastColumn="0"/>
+              <w:rPr>
+                <w:rFonts w:cs="Segoe UI"/>
+              </w:rPr>
+            </w:pPr>
+            <w:r>
+              <w:rPr>
+                <w:rFonts w:cs="Segoe UI"/>
+                <w:b/>
+                <w:bCs/>
+              </w:rPr>
+              <w:t>3.32</w:t>
+            </w:r>
+          </w:p>
+        </w:tc>
+        <w:tc>
+          <w:tcPr>
+            <w:tcW w:w="0" w:type="auto"/>
+            <w:vAlign w:val="center"/>
+            <w:hideMark/>
+          </w:tcPr>
+          <w:p>
+            <w:pPr>
+              <w:spacing w:after="120" w:line="276" w:lineRule="auto"/>
+              <w:jc w:val="center"/>
+              <w:cnfStyle w:val="000000100000" w:firstRow="0" w:lastRow="0" w:firstColumn="0" w:lastColumn="0" w:oddVBand="0" w:evenVBand="0" w:oddHBand="1" w:evenHBand="0" w:firstRowFirstColumn="0" w:firstRowLastColumn="0" w:lastRowFirstColumn="0" w:lastRowLastColumn="0"/>
+              <w:rPr>
+                <w:rFonts w:cs="Segoe UI"/>
+              </w:rPr>
+            </w:pPr>
+            <w:r>
+              <w:rPr>
+                <w:rFonts w:cs="Segoe UI"/>
+                <w:b/>
+                <w:bCs/>
+              </w:rPr>
+              <w:t>8.15</w:t>
+            </w:r>
+          </w:p>
+        </w:tc>
+        <w:tc>
+          <w:tcPr>
+            <w:tcW w:w="0" w:type="auto"/>
+            <w:vAlign w:val="center"/>
+            <w:hideMark/>
+          </w:tcPr>
+          <w:p>
+            <w:pPr>
+              <w:spacing w:after="120" w:line="276" w:lineRule="auto"/>
+              <w:jc w:val="center"/>
+              <w:cnfStyle w:val="000000100000" w:firstRow="0" w:lastRow="0" w:firstColumn="0" w:lastColumn="0" w:oddVBand="0" w:evenVBand="0" w:oddHBand="1" w:evenHBand="0" w:firstRowFirstColumn="0" w:firstRowLastColumn="0" w:lastRowFirstColumn="0" w:lastRowLastColumn="0"/>
+              <w:rPr>
+                <w:rFonts w:cs="Segoe UI"/>
+              </w:rPr>
+            </w:pPr>
+            <w:r>
+              <w:rPr>
+                <w:rFonts w:cs="Segoe UI"/>
+              </w:rPr>
+              <w:t>47</w:t>
+            </w:r>
+          </w:p>
+        </w:tc>
+        <w:tc>
+          <w:tcPr>
+            <w:tcW w:w="0" w:type="auto"/>
+            <w:vAlign w:val="center"/>
+            <w:hideMark/>
+          </w:tcPr>
+          <w:p>
+            <w:pPr>
+              <w:spacing w:after="120" w:line="276" w:lineRule="auto"/>
+              <w:jc w:val="center"/>
+              <w:cnfStyle w:val="000000100000" w:firstRow="0" w:lastRow="0" w:firstColumn="0" w:lastColumn="0" w:oddVBand="0" w:evenVBand="0" w:oddHBand="1" w:evenHBand="0" w:firstRowFirstColumn="0" w:firstRowLastColumn="0" w:lastRowFirstColumn="0" w:lastRowLastColumn="0"/>
+              <w:rPr>
+                <w:rFonts w:cs="Segoe UI"/>
+              </w:rPr>
+            </w:pPr>
+            <w:r>
+              <w:rPr>
+                <w:rFonts w:cs="Segoe UI"/>
+              </w:rPr>
+              <w:t>נכסים גדולים לקבוצות</w:t>
+            </w:r>
+          </w:p>
+        </w:tc>
+        <w:tc>
+          <w:tcPr>
+            <w:tcW w:w="0" w:type="auto"/>
+            <w:vAlign w:val="center"/>
+            <w:hideMark/>
+          </w:tcPr>
+          <w:p>
+            <w:pPr>
+              <w:spacing w:after="120" w:line="276" w:lineRule="auto"/>
+              <w:jc w:val="center"/>
+              <w:cnfStyle w:val="000000100000" w:firstRow="0" w:lastRow="0" w:firstColumn="0" w:lastColumn="0" w:oddVBand="0" w:evenVBand="0" w:oddHBand="1" w:evenHBand="0" w:firstRowFirstColumn="0" w:firstRowLastColumn="0" w:lastRowFirstColumn="0" w:lastRowLastColumn="0"/>
+              <w:rPr>
+                <w:rFonts w:cs="Segoe UI"/>
+              </w:rPr>
+            </w:pPr>
+            <w:r>
+              <w:rPr>
+                <w:rFonts w:cs="Segoe UI"/>
+              </w:rPr>
+              <w:t>2</w:t>
+            </w:r>
+          </w:p>
+        </w:tc>
+      </w:tr>
+      <w:tr>
+        <w:tc>
+          <w:tcPr>
+            <w:cnfStyle w:val="001000000000" w:firstRow="0" w:lastRow="0" w:firstColumn="1" w:lastColumn="0" w:oddVBand="0" w:evenVBand="0" w:oddHBand="0" w:evenHBand="0" w:firstRowFirstColumn="0" w:firstRowLastColumn="0" w:lastRowFirstColumn="0" w:lastRowLastColumn="0"/>
+            <w:tcW w:w="0" w:type="auto"/>
+            <w:vAlign w:val="center"/>
+            <w:hideMark/>
+          </w:tcPr>
+          <w:p>
+            <w:pPr>
+              <w:spacing w:after="120" w:line="276" w:lineRule="auto"/>
+              <w:jc w:val="center"/>
+              <w:rPr>
+                <w:rFonts w:cs="Segoe UI"/>
+              </w:rPr>
+            </w:pPr>
+            <w:r>
+              <w:rPr>
+                <w:rFonts w:cs="Segoe UI"/>
+              </w:rPr>
+              <w:t>83.3% דירה שלמה</w:t>
+            </w:r>
+          </w:p>
+        </w:tc>
+        <w:tc>
+          <w:tcPr>
+            <w:tcW w:w="0" w:type="auto"/>
+            <w:vAlign w:val="center"/>
+            <w:hideMark/>
+          </w:tcPr>
+          <w:p>
+            <w:pPr>
+              <w:spacing w:after="120" w:line="276" w:lineRule="auto"/>
+              <w:jc w:val="center"/>
+              <w:cnfStyle w:val="000000000000" w:firstRow="0" w:lastRow="0" w:firstColumn="0" w:lastColumn="0" w:oddVBand="0" w:evenVBand="0" w:oddHBand="0" w:evenHBand="0" w:firstRowFirstColumn="0" w:firstRowLastColumn="0" w:lastRowFirstColumn="0" w:lastRowLastColumn="0"/>
+              <w:rPr>
+                <w:rFonts w:cs="Segoe UI"/>
+              </w:rPr>
+            </w:pPr>
+            <w:r>
+              <w:rPr>
+                <w:rFonts w:cs="Segoe UI"/>
+                <w:b/>
+                <w:bCs/>
+              </w:rPr>
+              <w:t>21.2</w:t>
+            </w:r>
+          </w:p>
+        </w:tc>
+        <w:tc>
+          <w:tcPr>
+            <w:tcW w:w="0" w:type="auto"/>
+            <w:vAlign w:val="center"/>
+            <w:hideMark/>
+          </w:tcPr>
+          <w:p>
+            <w:pPr>
+              <w:spacing w:after="120" w:line="276" w:lineRule="auto"/>
+              <w:jc w:val="center"/>
+              <w:cnfStyle w:val="000000000000" w:firstRow="0" w:lastRow="0" w:firstColumn="0" w:lastColumn="0" w:oddVBand="0" w:evenVBand="0" w:oddHBand="0" w:evenHBand="0" w:firstRowFirstColumn="0" w:firstRowLastColumn="0" w:lastRowFirstColumn="0" w:lastRowLastColumn="0"/>
+              <w:rPr>
+                <w:rFonts w:cs="Segoe UI"/>
+              </w:rPr>
+            </w:pPr>
+            <w:r>
+              <w:rPr>
+                <w:rFonts w:cs="Segoe UI"/>
+                <w:b/>
+                <w:bCs/>
+              </w:rPr>
+              <w:t>98.4%</w:t>
+            </w:r>
+          </w:p>
+        </w:tc>
+        <w:tc>
+          <w:tcPr>
+            <w:tcW w:w="0" w:type="auto"/>
+            <w:vAlign w:val="center"/>
+            <w:hideMark/>
+          </w:tcPr>
+          <w:p>
+            <w:pPr>
+              <w:spacing w:after="120" w:line="276" w:lineRule="auto"/>
+              <w:jc w:val="center"/>
+              <w:cnfStyle w:val="000000000000" w:firstRow="0" w:lastRow="0" w:firstColumn="0" w:lastColumn="0" w:oddVBand="0" w:evenVBand="0" w:oddHBand="0" w:evenHBand="0" w:firstRowFirstColumn="0" w:firstRowLastColumn="0" w:lastRowFirstColumn="0" w:lastRowLastColumn="0"/>
+              <w:rPr>
+                <w:rFonts w:cs="Segoe UI"/>
+              </w:rPr>
+            </w:pPr>
+            <w:r>
+              <w:rPr>
+                <w:rFonts w:cs="Segoe UI"/>
+                <w:b/>
+                <w:bCs/>
+              </w:rPr>
+              <w:t>36.6%</w:t>
+            </w:r>
+          </w:p>
+        </w:tc>
+        <w:tc>
+          <w:tcPr>
+            <w:tcW w:w="0" w:type="auto"/>
+            <w:vAlign w:val="center"/>
+            <w:hideMark/>
+          </w:tcPr>
+          <w:p>
+            <w:pPr>
+              <w:spacing w:after="120" w:line="276" w:lineRule="auto"/>
+              <w:jc w:val="center"/>
+              <w:cnfStyle w:val="000000000000" w:firstRow="0" w:lastRow="0" w:firstColumn="0" w:lastColumn="0" w:oddVBand="0" w:evenVBand="0" w:oddHBand="0" w:evenHBand="0" w:firstRowFirstColumn="0" w:firstRowLastColumn="0" w:lastRowFirstColumn="0" w:lastRowLastColumn="0"/>
+              <w:rPr>
+                <w:rFonts w:cs="Segoe UI"/>
+              </w:rPr>
+            </w:pPr>
+            <w:r>
+              <w:rPr>
+                <w:rFonts w:cs="Segoe UI"/>
+              </w:rPr>
+              <w:t>€120.8</w:t>
+            </w:r>
+          </w:p>
+        </w:tc>
+        <w:tc>
+          <w:tcPr>
+            <w:tcW w:w="0" w:type="auto"/>
+            <w:vAlign w:val="center"/>
+            <w:hideMark/>
+          </w:tcPr>
+          <w:p>
+            <w:pPr>
+              <w:spacing w:after="120" w:line="276" w:lineRule="auto"/>
+              <w:jc w:val="center"/>
+              <w:cnfStyle w:val="000000000000" w:firstRow="0" w:lastRow="0" w:firstColumn="0" w:lastColumn="0" w:oddVBand="0" w:evenVBand="0" w:oddHBand="0" w:evenHBand="0" w:firstRowFirstColumn="0" w:firstRowLastColumn="0" w:lastRowFirstColumn="0" w:lastRowLastColumn="0"/>
+              <w:rPr>
+                <w:rFonts w:cs="Segoe UI"/>
+              </w:rPr>
+            </w:pPr>
+            <w:r>
+              <w:rPr>
+                <w:rFonts w:cs="Segoe UI"/>
+              </w:rPr>
+              <w:t>€75.3</w:t>
+            </w:r>
+          </w:p>
+        </w:tc>
+        <w:tc>
+          <w:tcPr>
+            <w:tcW w:w="0" w:type="auto"/>
+            <w:vAlign w:val="center"/>
+            <w:hideMark/>
+          </w:tcPr>
+          <w:p>
+            <w:pPr>
+              <w:spacing w:after="120" w:line="276" w:lineRule="auto"/>
+              <w:jc w:val="center"/>
+              <w:cnfStyle w:val="000000000000" w:firstRow="0" w:lastRow="0" w:firstColumn="0" w:lastColumn="0" w:oddVBand="0" w:evenVBand="0" w:oddHBand="0" w:evenHBand="0" w:firstRowFirstColumn="0" w:firstRowLastColumn="0" w:lastRowFirstColumn="0" w:lastRowLastColumn="0"/>
+              <w:rPr>
+                <w:rFonts w:cs="Segoe UI"/>
+              </w:rPr>
+            </w:pPr>
+            <w:r>
+              <w:rPr>
+                <w:rFonts w:cs="Segoe UI"/>
+              </w:rPr>
+              <w:t>29.4</w:t>
+            </w:r>
+          </w:p>
+        </w:tc>
+        <w:tc>
+          <w:tcPr>
+            <w:tcW w:w="0" w:type="auto"/>
+            <w:vAlign w:val="center"/>
+            <w:hideMark/>
+          </w:tcPr>
+          <w:p>
+            <w:pPr>
+              <w:spacing w:after="120" w:line="276" w:lineRule="auto"/>
+              <w:jc w:val="center"/>
+              <w:cnfStyle w:val="000000000000" w:firstRow="0" w:lastRow="0" w:firstColumn="0" w:lastColumn="0" w:oddVBand="0" w:evenVBand="0" w:oddHBand="0" w:evenHBand="0" w:firstRowFirstColumn="0" w:firstRowLastColumn="0" w:lastRowFirstColumn="0" w:lastRowLastColumn="0"/>
+              <w:rPr>
+                <w:rFonts w:cs="Segoe UI"/>
+              </w:rPr>
+            </w:pPr>
+            <w:r>
+              <w:rPr>
+                <w:rFonts w:cs="Segoe UI"/>
+              </w:rPr>
+              <w:t>1.83</w:t>
+            </w:r>
+          </w:p>
+        </w:tc>
+        <w:tc>
+          <w:tcPr>
+            <w:tcW w:w="0" w:type="auto"/>
+            <w:vAlign w:val="center"/>
+            <w:hideMark/>
+          </w:tcPr>
+          <w:p>
+            <w:pPr>
+              <w:spacing w:after="120" w:line="276" w:lineRule="auto"/>
+              <w:jc w:val="center"/>
+              <w:cnfStyle w:val="000000000000" w:firstRow="0" w:lastRow="0" w:firstColumn="0" w:lastColumn="0" w:oddVBand="0" w:evenVBand="0" w:oddHBand="0" w:evenHBand="0" w:firstRowFirstColumn="0" w:firstRowLastColumn="0" w:lastRowFirstColumn="0" w:lastRowLastColumn="0"/>
+              <w:rPr>
+                <w:rFonts w:cs="Segoe UI"/>
+              </w:rPr>
+            </w:pPr>
+            <w:r>
+              <w:rPr>
+                <w:rFonts w:cs="Segoe UI"/>
+              </w:rPr>
+              <w:t>4.56</w:t>
+            </w:r>
+          </w:p>
+        </w:tc>
+        <w:tc>
+          <w:tcPr>
+            <w:tcW w:w="0" w:type="auto"/>
+            <w:vAlign w:val="center"/>
+            <w:hideMark/>
+          </w:tcPr>
+          <w:p>
+            <w:pPr>
+              <w:spacing w:after="120" w:line="276" w:lineRule="auto"/>
+              <w:jc w:val="center"/>
+              <w:cnfStyle w:val="000000000000" w:firstRow="0" w:lastRow="0" w:firstColumn="0" w:lastColumn="0" w:oddVBand="0" w:evenVBand="0" w:oddHBand="0" w:evenHBand="0" w:firstRowFirstColumn="0" w:firstRowLastColumn="0" w:lastRowFirstColumn="0" w:lastRowLastColumn="0"/>
+              <w:rPr>
+                <w:rFonts w:cs="Segoe UI"/>
+              </w:rPr>
+            </w:pPr>
+            <w:r>
+              <w:rPr>
+                <w:rFonts w:cs="Segoe UI"/>
+              </w:rPr>
+              <w:t>18</w:t>
+            </w:r>
+          </w:p>
+        </w:tc>
+        <w:tc>
+          <w:tcPr>
+            <w:tcW w:w="0" w:type="auto"/>
+            <w:vAlign w:val="center"/>
+            <w:hideMark/>
+          </w:tcPr>
+          <w:p>
+            <w:pPr>
+              <w:spacing w:after="120" w:line="276" w:lineRule="auto"/>
+              <w:jc w:val="center"/>
+              <w:cnfStyle w:val="000000000000" w:firstRow="0" w:lastRow="0" w:firstColumn="0" w:lastColumn="0" w:oddVBand="0" w:evenVBand="0" w:oddHBand="0" w:evenHBand="0" w:firstRowFirstColumn="0" w:firstRowLastColumn="0" w:lastRowFirstColumn="0" w:lastRowLastColumn="0"/>
+              <w:rPr>
+                <w:rFonts w:cs="Segoe UI"/>
+              </w:rPr>
+            </w:pPr>
+            <w:proofErr w:type="spellStart"/>
+            <w:r>
+              <w:rPr>
+                <w:rFonts w:cs="Segoe UI"/>
+              </w:rPr>
+              <w:t>פנינות</w:t>
+            </w:r>
+            <w:proofErr w:type="spellEnd"/>
+            <w:r>
+              <w:rPr>
+                <w:rFonts w:cs="Segoe UI"/>
+              </w:rPr>
+              <w:t xml:space="preserve"> החוף השקטות (</w:t>
+            </w:r>
+            <w:proofErr w:type="spellStart"/>
+            <w:r>
+              <w:rPr>
+                <w:rFonts w:cs="Segoe UI"/>
+              </w:rPr>
+              <w:t>אוסטיה</w:t>
+            </w:r>
+            <w:proofErr w:type="spellEnd"/>
+            <w:r>
+              <w:rPr>
+                <w:rFonts w:cs="Segoe UI"/>
+              </w:rPr>
+              <w:t>/</w:t>
+            </w:r>
+            <w:proofErr w:type="spellStart"/>
+            <w:r>
+              <w:rPr>
+                <w:rFonts w:cs="Segoe UI"/>
+              </w:rPr>
+              <w:t>אצ'יליה</w:t>
+            </w:r>
+            <w:proofErr w:type="spellEnd"/>
+            <w:r>
+              <w:rPr>
+                <w:rFonts w:cs="Segoe UI"/>
+              </w:rPr>
+              <w:t>)</w:t>
+            </w:r>
+          </w:p>
+        </w:tc>
+        <w:tc>
+          <w:tcPr>
+            <w:tcW w:w="0" w:type="auto"/>
+            <w:vAlign w:val="center"/>
+            <w:hideMark/>
+          </w:tcPr>
+          <w:p>
+            <w:pPr>
+              <w:spacing w:after="120" w:line="276" w:lineRule="auto"/>
+              <w:jc w:val="center"/>
+              <w:cnfStyle w:val="000000000000" w:firstRow="0" w:lastRow="0" w:firstColumn="0" w:lastColumn="0" w:oddVBand="0" w:evenVBand="0" w:oddHBand="0" w:evenHBand="0" w:firstRowFirstColumn="0" w:firstRowLastColumn="0" w:lastRowFirstColumn="0" w:lastRowLastColumn="0"/>
+              <w:rPr>
+                <w:rFonts w:cs="Segoe UI"/>
+              </w:rPr>
+            </w:pPr>
+            <w:r>
+              <w:rPr>
+                <w:rFonts w:cs="Segoe UI"/>
+              </w:rPr>
+              <w:t>0</w:t>
+            </w:r>
+          </w:p>
+        </w:tc>
+      </w:tr>
+    </w:tbl>
+    <w:p>
+      <w:pPr>
+        <w:spacing w:after="120"/>
+        <w:rPr>
+          <w:rFonts w:cs="Segoe UI"/>
+        </w:rPr>
+      </w:pPr>
+    </w:p>
+    <w:p>
+      <w:pPr>
+        <w:spacing w:after="120"/>
+      </w:pPr>
+      <w:r>
+        <w:rPr>
+          <w:rFonts w:cs="Segoe UI"/>
+        </w:rPr>
+        <w:t>עוצמת הממצא ניכרת במרחקים הגיאוגרפיים: שלוש מתוך ארבע הקבוצות ממוקמות למעשה באותו אזור במרכז רומא, כאשר מרכזי הקבוצות שלהן מרוחקים פחות מקילומטר זה מזה. הקבוצה הרביעית היא היחידה שנבדלת גיאוגרפית, וממוקמת באזור החוף (כ-21 ק"מ ממרכז שאר הנכסים).</w:t>
+      </w:r>
+    </w:p>
+    <w:p>
+      <w:pPr>
+        <w:bidi w:val="0"/>
+        <w:rPr>
+          <w:rtl w:val="0"/>
+        </w:rPr>
+      </w:pPr>
+    </w:p>
+    <w:tbl>
+      <w:tblPr>
+        <w:tblStyle w:val="4-1"/>
+        <w:tblW w:w="0" w:type="auto"/>
+        <w:tblLook w:val="04A0" w:firstRow="1" w:lastRow="0" w:firstColumn="1" w:lastColumn="0" w:noHBand="0" w:noVBand="1"/>
+      </w:tblPr>
+      <w:tblGrid>
+        <w:gridCol w:w="1848"/>
+        <w:gridCol w:w="1369"/>
+        <w:gridCol w:w="840"/>
+        <w:gridCol w:w="1458"/>
+        <w:gridCol w:w="896"/>
+        <w:gridCol w:w="1048"/>
+        <w:gridCol w:w="1666"/>
+      </w:tblGrid>
+      <w:tr>
+        <w:trPr>
+          <w:cnfStyle w:val="100000000000" w:firstRow="1" w:lastRow="0" w:firstColumn="0" w:lastColumn="0" w:oddVBand="0" w:evenVBand="0" w:oddHBand="0" w:evenHBand="0" w:firstRowFirstColumn="0" w:firstRowLastColumn="0" w:lastRowFirstColumn="0" w:lastRowLastColumn="0"/>
+        </w:trPr>
+        <w:tc>
+          <w:tcPr>
+            <w:cnfStyle w:val="001000000000" w:firstRow="0" w:lastRow="0" w:firstColumn="1" w:lastColumn="0" w:oddVBand="0" w:evenVBand="0" w:oddHBand="0" w:evenHBand="0" w:firstRowFirstColumn="0" w:firstRowLastColumn="0" w:lastRowFirstColumn="0" w:lastRowLastColumn="0"/>
+            <w:tcW w:w="0" w:type="auto"/>
+            <w:hideMark/>
+          </w:tcPr>
+          <w:p>
+            <w:pPr>
+              <w:bidi w:val="0"/>
+              <w:spacing w:after="200" w:line="276" w:lineRule="auto"/>
+            </w:pPr>
+            <w:r>
+              <w:t>משתנה חיצוני</w:t>
+            </w:r>
+          </w:p>
+        </w:tc>
+        <w:tc>
+          <w:tcPr>
+            <w:tcW w:w="0" w:type="auto"/>
+            <w:hideMark/>
+          </w:tcPr>
+          <w:p>
+            <w:pPr>
+              <w:bidi w:val="0"/>
+              <w:spacing w:after="200" w:line="276" w:lineRule="auto"/>
+              <w:cnfStyle w:val="100000000000" w:firstRow="1" w:lastRow="0" w:firstColumn="0" w:lastColumn="0" w:oddVBand="0" w:evenVBand="0" w:oddHBand="0" w:evenHBand="0" w:firstRowFirstColumn="0" w:firstRowLastColumn="0" w:lastRowFirstColumn="0" w:lastRowLastColumn="0"/>
+            </w:pPr>
+            <w:r>
+              <w:t>תפקיד</w:t>
+            </w:r>
+          </w:p>
+        </w:tc>
+        <w:tc>
+          <w:tcPr>
+            <w:tcW w:w="0" w:type="auto"/>
+            <w:hideMark/>
+          </w:tcPr>
+          <w:p>
+            <w:pPr>
+              <w:bidi w:val="0"/>
+              <w:spacing w:after="200" w:line="276" w:lineRule="auto"/>
+              <w:cnfStyle w:val="100000000000" w:firstRow="1" w:lastRow="0" w:firstColumn="0" w:lastColumn="0" w:oddVBand="0" w:evenVBand="0" w:oddHBand="0" w:evenHBand="0" w:firstRowFirstColumn="0" w:firstRowLastColumn="0" w:lastRowFirstColumn="0" w:lastRowLastColumn="0"/>
+            </w:pPr>
+            <w:proofErr w:type="spellStart"/>
+            <w:r>
+              <w:t>Purity</w:t>
+            </w:r>
+            <w:proofErr w:type="spellEnd"/>
+          </w:p>
+        </w:tc>
+        <w:tc>
+          <w:tcPr>
+            <w:tcW w:w="0" w:type="auto"/>
+            <w:hideMark/>
+          </w:tcPr>
+          <w:p>
+            <w:pPr>
+              <w:bidi w:val="0"/>
+              <w:spacing w:after="200" w:line="276" w:lineRule="auto"/>
+              <w:cnfStyle w:val="100000000000" w:firstRow="1" w:lastRow="0" w:firstColumn="0" w:lastColumn="0" w:oddVBand="0" w:evenVBand="0" w:oddHBand="0" w:evenHBand="0" w:firstRowFirstColumn="0" w:firstRowLastColumn="0" w:lastRowFirstColumn="0" w:lastRowLastColumn="0"/>
+            </w:pPr>
+            <w:proofErr w:type="spellStart"/>
+            <w:r>
+              <w:t>Purity</w:t>
+            </w:r>
+            <w:proofErr w:type="spellEnd"/>
+            <w:r>
+              <w:t xml:space="preserve"> אקראי</w:t>
+            </w:r>
+          </w:p>
+        </w:tc>
+        <w:tc>
+          <w:tcPr>
+            <w:tcW w:w="0" w:type="auto"/>
+            <w:hideMark/>
+          </w:tcPr>
+          <w:p>
+            <w:pPr>
+              <w:bidi w:val="0"/>
+              <w:spacing w:after="200" w:line="276" w:lineRule="auto"/>
+              <w:cnfStyle w:val="100000000000" w:firstRow="1" w:lastRow="0" w:firstColumn="0" w:lastColumn="0" w:oddVBand="0" w:evenVBand="0" w:oddHBand="0" w:evenHBand="0" w:firstRowFirstColumn="0" w:firstRowLastColumn="0" w:lastRowFirstColumn="0" w:lastRowLastColumn="0"/>
+            </w:pPr>
+            <w:r>
+              <w:t>הפרש</w:t>
+            </w:r>
+          </w:p>
+        </w:tc>
+        <w:tc>
+          <w:tcPr>
+            <w:tcW w:w="0" w:type="auto"/>
+            <w:hideMark/>
+          </w:tcPr>
+          <w:p>
+            <w:pPr>
+              <w:bidi w:val="0"/>
+              <w:spacing w:after="200" w:line="276" w:lineRule="auto"/>
+              <w:cnfStyle w:val="100000000000" w:firstRow="1" w:lastRow="0" w:firstColumn="0" w:lastColumn="0" w:oddVBand="0" w:evenVBand="0" w:oddHBand="0" w:evenHBand="0" w:firstRowFirstColumn="0" w:firstRowLastColumn="0" w:lastRowFirstColumn="0" w:lastRowLastColumn="0"/>
+            </w:pPr>
+            <w:proofErr w:type="spellStart"/>
+            <w:r>
+              <w:t>Entropy</w:t>
+            </w:r>
+            <w:proofErr w:type="spellEnd"/>
+          </w:p>
+        </w:tc>
+        <w:tc>
+          <w:tcPr>
+            <w:tcW w:w="0" w:type="auto"/>
+            <w:hideMark/>
+          </w:tcPr>
+          <w:p>
+            <w:pPr>
+              <w:bidi w:val="0"/>
+              <w:spacing w:after="200" w:line="276" w:lineRule="auto"/>
+              <w:cnfStyle w:val="100000000000" w:firstRow="1" w:lastRow="0" w:firstColumn="0" w:lastColumn="0" w:oddVBand="0" w:evenVBand="0" w:oddHBand="0" w:evenHBand="0" w:firstRowFirstColumn="0" w:firstRowLastColumn="0" w:lastRowFirstColumn="0" w:lastRowLastColumn="0"/>
+            </w:pPr>
+            <w:proofErr w:type="spellStart"/>
+            <w:r>
+              <w:t>Entropy</w:t>
+            </w:r>
+            <w:proofErr w:type="spellEnd"/>
+            <w:r>
+              <w:t xml:space="preserve"> אקראי</w:t>
+            </w:r>
+          </w:p>
+        </w:tc>
+      </w:tr>
+      <w:tr>
+        <w:trPr>
+          <w:cnfStyle w:val="000000100000" w:firstRow="0" w:lastRow="0" w:firstColumn="0" w:lastColumn="0" w:oddVBand="0" w:evenVBand="0" w:oddHBand="1" w:evenHBand="0" w:firstRowFirstColumn="0" w:firstRowLastColumn="0" w:lastRowFirstColumn="0" w:lastRowLastColumn="0"/>
+        </w:trPr>
+        <w:tc>
+          <w:tcPr>
+            <w:cnfStyle w:val="001000000000" w:firstRow="0" w:lastRow="0" w:firstColumn="1" w:lastColumn="0" w:oddVBand="0" w:evenVBand="0" w:oddHBand="0" w:evenHBand="0" w:firstRowFirstColumn="0" w:firstRowLastColumn="0" w:lastRowFirstColumn="0" w:lastRowLastColumn="0"/>
+            <w:tcW w:w="0" w:type="auto"/>
+            <w:hideMark/>
+          </w:tcPr>
+          <w:p>
+            <w:pPr>
+              <w:bidi w:val="0"/>
+              <w:spacing w:after="200" w:line="276" w:lineRule="auto"/>
+            </w:pPr>
+            <w:r>
+              <w:t>שלישון מחיר</w:t>
+            </w:r>
+          </w:p>
+        </w:tc>
+        <w:tc>
+          <w:tcPr>
+            <w:tcW w:w="0" w:type="auto"/>
+            <w:hideMark/>
+          </w:tcPr>
+          <w:p>
+            <w:pPr>
+              <w:bidi w:val="0"/>
+              <w:spacing w:after="200" w:line="276" w:lineRule="auto"/>
+              <w:cnfStyle w:val="000000100000" w:firstRow="0" w:lastRow="0" w:firstColumn="0" w:lastColumn="0" w:oddVBand="0" w:evenVBand="0" w:oddHBand="1" w:evenHBand="0" w:firstRowFirstColumn="0" w:firstRowLastColumn="0" w:lastRowFirstColumn="0" w:lastRowLastColumn="0"/>
+            </w:pPr>
+            <w:r>
+              <w:t>בקרה חיובית</w:t>
+            </w:r>
+          </w:p>
+        </w:tc>
+        <w:tc>
+          <w:tcPr>
+            <w:tcW w:w="0" w:type="auto"/>
+            <w:hideMark/>
+          </w:tcPr>
+          <w:p>
+            <w:pPr>
+              <w:bidi w:val="0"/>
+              <w:spacing w:after="200" w:line="276" w:lineRule="auto"/>
+              <w:cnfStyle w:val="000000100000" w:firstRow="0" w:lastRow="0" w:firstColumn="0" w:lastColumn="0" w:oddVBand="0" w:evenVBand="0" w:oddHBand="1" w:evenHBand="0" w:firstRowFirstColumn="0" w:firstRowLastColumn="0" w:lastRowFirstColumn="0" w:lastRowLastColumn="0"/>
+            </w:pPr>
+            <w:r>
+              <w:t>0.462</w:t>
+            </w:r>
+          </w:p>
+        </w:tc>
+        <w:tc>
+          <w:tcPr>
+            <w:tcW w:w="0" w:type="auto"/>
+            <w:hideMark/>
+          </w:tcPr>
+          <w:p>
+            <w:pPr>
+              <w:bidi w:val="0"/>
+              <w:spacing w:after="200" w:line="276" w:lineRule="auto"/>
+              <w:cnfStyle w:val="000000100000" w:firstRow="0" w:lastRow="0" w:firstColumn="0" w:lastColumn="0" w:oddVBand="0" w:evenVBand="0" w:oddHBand="1" w:evenHBand="0" w:firstRowFirstColumn="0" w:firstRowLastColumn="0" w:lastRowFirstColumn="0" w:lastRowLastColumn="0"/>
+            </w:pPr>
+            <w:r>
+              <w:t>0.367</w:t>
+            </w:r>
+          </w:p>
+        </w:tc>
+        <w:tc>
+          <w:tcPr>
+            <w:tcW w:w="0" w:type="auto"/>
+            <w:hideMark/>
+          </w:tcPr>
+          <w:p>
+            <w:pPr>
+              <w:bidi w:val="0"/>
+              <w:spacing w:after="200" w:line="276" w:lineRule="auto"/>
+              <w:cnfStyle w:val="000000100000" w:firstRow="0" w:lastRow="0" w:firstColumn="0" w:lastColumn="0" w:oddVBand="0" w:evenVBand="0" w:oddHBand="1" w:evenHBand="0" w:firstRowFirstColumn="0" w:firstRowLastColumn="0" w:lastRowFirstColumn="0" w:lastRowLastColumn="0"/>
+            </w:pPr>
+            <w:r>
+              <w:rPr>
+                <w:b/>
+                <w:bCs/>
+              </w:rPr>
+              <w:t>+0.095</w:t>
+            </w:r>
+          </w:p>
+        </w:tc>
+        <w:tc>
+          <w:tcPr>
+            <w:tcW w:w="0" w:type="auto"/>
+            <w:hideMark/>
+          </w:tcPr>
+          <w:p>
+            <w:pPr>
+              <w:bidi w:val="0"/>
+              <w:spacing w:after="200" w:line="276" w:lineRule="auto"/>
+              <w:cnfStyle w:val="000000100000" w:firstRow="0" w:lastRow="0" w:firstColumn="0" w:lastColumn="0" w:oddVBand="0" w:evenVBand="0" w:oddHBand="1" w:evenHBand="0" w:firstRowFirstColumn="0" w:firstRowLastColumn="0" w:lastRowFirstColumn="0" w:lastRowLastColumn="0"/>
+            </w:pPr>
+            <w:r>
+              <w:t>0.907</w:t>
+            </w:r>
+          </w:p>
+        </w:tc>
+        <w:tc>
+          <w:tcPr>
+            <w:tcW w:w="0" w:type="auto"/>
+            <w:hideMark/>
+          </w:tcPr>
+          <w:p>
+            <w:pPr>
+              <w:bidi w:val="0"/>
+              <w:spacing w:after="200" w:line="276" w:lineRule="auto"/>
+              <w:cnfStyle w:val="000000100000" w:firstRow="0" w:lastRow="0" w:firstColumn="0" w:lastColumn="0" w:oddVBand="0" w:evenVBand="0" w:oddHBand="1" w:evenHBand="0" w:firstRowFirstColumn="0" w:firstRowLastColumn="0" w:lastRowFirstColumn="0" w:lastRowLastColumn="0"/>
+            </w:pPr>
+            <w:r>
+              <w:t>0.994</w:t>
+            </w:r>
+          </w:p>
+        </w:tc>
+      </w:tr>
+      <w:tr>
+        <w:tc>
+          <w:tcPr>
+            <w:cnfStyle w:val="001000000000" w:firstRow="0" w:lastRow="0" w:firstColumn="1" w:lastColumn="0" w:oddVBand="0" w:evenVBand="0" w:oddHBand="0" w:evenHBand="0" w:firstRowFirstColumn="0" w:firstRowLastColumn="0" w:lastRowFirstColumn="0" w:lastRowLastColumn="0"/>
+            <w:tcW w:w="0" w:type="auto"/>
+            <w:hideMark/>
+          </w:tcPr>
+          <w:p>
+            <w:pPr>
+              <w:bidi w:val="0"/>
+              <w:spacing w:after="200" w:line="276" w:lineRule="auto"/>
+            </w:pPr>
+            <w:proofErr w:type="spellStart"/>
+            <w:r>
+              <w:t>room_type</w:t>
+            </w:r>
+            <w:proofErr w:type="spellEnd"/>
+          </w:p>
+        </w:tc>
+        <w:tc>
+          <w:tcPr>
+            <w:tcW w:w="0" w:type="auto"/>
+            <w:hideMark/>
+          </w:tcPr>
+          <w:p>
+            <w:pPr>
+              <w:bidi w:val="0"/>
+              <w:spacing w:after="200" w:line="276" w:lineRule="auto"/>
+              <w:cnfStyle w:val="000000000000" w:firstRow="0" w:lastRow="0" w:firstColumn="0" w:lastColumn="0" w:oddVBand="0" w:evenVBand="0" w:oddHBand="0" w:evenHBand="0" w:firstRowFirstColumn="0" w:firstRowLastColumn="0" w:lastRowFirstColumn="0" w:lastRowLastColumn="0"/>
+            </w:pPr>
+            <w:r>
+              <w:t>בקרה חיובית</w:t>
+            </w:r>
+          </w:p>
+        </w:tc>
+        <w:tc>
+          <w:tcPr>
+            <w:tcW w:w="0" w:type="auto"/>
+            <w:hideMark/>
+          </w:tcPr>
+          <w:p>
+            <w:pPr>
+              <w:bidi w:val="0"/>
+              <w:spacing w:after="200" w:line="276" w:lineRule="auto"/>
+              <w:cnfStyle w:val="000000000000" w:firstRow="0" w:lastRow="0" w:firstColumn="0" w:lastColumn="0" w:oddVBand="0" w:evenVBand="0" w:oddHBand="0" w:evenHBand="0" w:firstRowFirstColumn="0" w:firstRowLastColumn="0" w:lastRowFirstColumn="0" w:lastRowLastColumn="0"/>
+            </w:pPr>
+            <w:r>
+              <w:t>0.772</w:t>
+            </w:r>
+          </w:p>
+        </w:tc>
+        <w:tc>
+          <w:tcPr>
+            <w:tcW w:w="0" w:type="auto"/>
+            <w:hideMark/>
+          </w:tcPr>
+          <w:p>
+            <w:pPr>
+              <w:bidi w:val="0"/>
+              <w:spacing w:after="200" w:line="276" w:lineRule="auto"/>
+              <w:cnfStyle w:val="000000000000" w:firstRow="0" w:lastRow="0" w:firstColumn="0" w:lastColumn="0" w:oddVBand="0" w:evenVBand="0" w:oddHBand="0" w:evenHBand="0" w:firstRowFirstColumn="0" w:firstRowLastColumn="0" w:lastRowFirstColumn="0" w:lastRowLastColumn="0"/>
+            </w:pPr>
+            <w:r>
+              <w:t>0.772</w:t>
+            </w:r>
+          </w:p>
+        </w:tc>
+        <w:tc>
+          <w:tcPr>
+            <w:tcW w:w="0" w:type="auto"/>
+            <w:hideMark/>
+          </w:tcPr>
+          <w:p>
+            <w:pPr>
+              <w:bidi w:val="0"/>
+              <w:spacing w:after="200" w:line="276" w:lineRule="auto"/>
+              <w:cnfStyle w:val="000000000000" w:firstRow="0" w:lastRow="0" w:firstColumn="0" w:lastColumn="0" w:oddVBand="0" w:evenVBand="0" w:oddHBand="0" w:evenHBand="0" w:firstRowFirstColumn="0" w:firstRowLastColumn="0" w:lastRowFirstColumn="0" w:lastRowLastColumn="0"/>
+            </w:pPr>
+            <w:r>
+              <w:t>−0.000</w:t>
+            </w:r>
+          </w:p>
+        </w:tc>
+        <w:tc>
+          <w:tcPr>
+            <w:tcW w:w="0" w:type="auto"/>
+            <w:hideMark/>
+          </w:tcPr>
+          <w:p>
+            <w:pPr>
+              <w:bidi w:val="0"/>
+              <w:spacing w:after="200" w:line="276" w:lineRule="auto"/>
+              <w:cnfStyle w:val="000000000000" w:firstRow="0" w:lastRow="0" w:firstColumn="0" w:lastColumn="0" w:oddVBand="0" w:evenVBand="0" w:oddHBand="0" w:evenHBand="0" w:firstRowFirstColumn="0" w:firstRowLastColumn="0" w:lastRowFirstColumn="0" w:lastRowLastColumn="0"/>
+            </w:pPr>
+            <w:r>
+              <w:rPr>
+                <w:b/>
+                <w:bCs/>
+              </w:rPr>
+              <w:t>0.441</w:t>
+            </w:r>
+          </w:p>
+        </w:tc>
+        <w:tc>
+          <w:tcPr>
+            <w:tcW w:w="0" w:type="auto"/>
+            <w:hideMark/>
+          </w:tcPr>
+          <w:p>
+            <w:pPr>
+              <w:bidi w:val="0"/>
+              <w:spacing w:after="200" w:line="276" w:lineRule="auto"/>
+              <w:cnfStyle w:val="000000000000" w:firstRow="0" w:lastRow="0" w:firstColumn="0" w:lastColumn="0" w:oddVBand="0" w:evenVBand="0" w:oddHBand="0" w:evenHBand="0" w:firstRowFirstColumn="0" w:firstRowLastColumn="0" w:lastRowFirstColumn="0" w:lastRowLastColumn="0"/>
+            </w:pPr>
+            <w:r>
+              <w:t>0.503</w:t>
+            </w:r>
+          </w:p>
+        </w:tc>
+      </w:tr>
+      <w:tr>
+        <w:trPr>
+          <w:cnfStyle w:val="000000100000" w:firstRow="0" w:lastRow="0" w:firstColumn="0" w:lastColumn="0" w:oddVBand="0" w:evenVBand="0" w:oddHBand="1" w:evenHBand="0" w:firstRowFirstColumn="0" w:firstRowLastColumn="0" w:lastRowFirstColumn="0" w:lastRowLastColumn="0"/>
+        </w:trPr>
+        <w:tc>
+          <w:tcPr>
+            <w:cnfStyle w:val="001000000000" w:firstRow="0" w:lastRow="0" w:firstColumn="1" w:lastColumn="0" w:oddVBand="0" w:evenVBand="0" w:oddHBand="0" w:evenHBand="0" w:firstRowFirstColumn="0" w:firstRowLastColumn="0" w:lastRowFirstColumn="0" w:lastRowLastColumn="0"/>
+            <w:tcW w:w="0" w:type="auto"/>
+            <w:hideMark/>
+          </w:tcPr>
+          <w:p>
+            <w:pPr>
+              <w:bidi w:val="0"/>
+              <w:spacing w:after="200" w:line="276" w:lineRule="auto"/>
+            </w:pPr>
+            <w:r>
+              <w:t>שלישון אחוז הנחה</w:t>
+            </w:r>
+          </w:p>
+        </w:tc>
+        <w:tc>
+          <w:tcPr>
+            <w:tcW w:w="0" w:type="auto"/>
+            <w:hideMark/>
+          </w:tcPr>
+          <w:p>
+            <w:pPr>
+              <w:bidi w:val="0"/>
+              <w:spacing w:after="200" w:line="276" w:lineRule="auto"/>
+              <w:cnfStyle w:val="000000100000" w:firstRow="0" w:lastRow="0" w:firstColumn="0" w:lastColumn="0" w:oddVBand="0" w:evenVBand="0" w:oddHBand="1" w:evenHBand="0" w:firstRowFirstColumn="0" w:firstRowLastColumn="0" w:lastRowFirstColumn="0" w:lastRowLastColumn="0"/>
+            </w:pPr>
+            <w:r>
+              <w:t>בקרה שלילית</w:t>
+            </w:r>
+          </w:p>
+        </w:tc>
+        <w:tc>
+          <w:tcPr>
+            <w:tcW w:w="0" w:type="auto"/>
+            <w:hideMark/>
+          </w:tcPr>
+          <w:p>
+            <w:pPr>
+              <w:bidi w:val="0"/>
+              <w:spacing w:after="200" w:line="276" w:lineRule="auto"/>
+              <w:cnfStyle w:val="000000100000" w:firstRow="0" w:lastRow="0" w:firstColumn="0" w:lastColumn="0" w:oddVBand="0" w:evenVBand="0" w:oddHBand="1" w:evenHBand="0" w:firstRowFirstColumn="0" w:firstRowLastColumn="0" w:lastRowFirstColumn="0" w:lastRowLastColumn="0"/>
+            </w:pPr>
+            <w:r>
+              <w:t>0.367</w:t>
+            </w:r>
+          </w:p>
+        </w:tc>
+        <w:tc>
+          <w:tcPr>
+            <w:tcW w:w="0" w:type="auto"/>
+            <w:hideMark/>
+          </w:tcPr>
+          <w:p>
+            <w:pPr>
+              <w:bidi w:val="0"/>
+              <w:spacing w:after="200" w:line="276" w:lineRule="auto"/>
+              <w:cnfStyle w:val="000000100000" w:firstRow="0" w:lastRow="0" w:firstColumn="0" w:lastColumn="0" w:oddVBand="0" w:evenVBand="0" w:oddHBand="1" w:evenHBand="0" w:firstRowFirstColumn="0" w:firstRowLastColumn="0" w:lastRowFirstColumn="0" w:lastRowLastColumn="0"/>
+            </w:pPr>
+            <w:r>
+              <w:t>0.368</w:t>
+            </w:r>
+          </w:p>
+        </w:tc>
+        <w:tc>
+          <w:tcPr>
+            <w:tcW w:w="0" w:type="auto"/>
+            <w:hideMark/>
+          </w:tcPr>
+          <w:p>
+            <w:pPr>
+              <w:bidi w:val="0"/>
+              <w:spacing w:after="200" w:line="276" w:lineRule="auto"/>
+              <w:cnfStyle w:val="000000100000" w:firstRow="0" w:lastRow="0" w:firstColumn="0" w:lastColumn="0" w:oddVBand="0" w:evenVBand="0" w:oddHBand="1" w:evenHBand="0" w:firstRowFirstColumn="0" w:firstRowLastColumn="0" w:lastRowFirstColumn="0" w:lastRowLastColumn="0"/>
+            </w:pPr>
+            <w:r>
+              <w:t>−0.001</w:t>
+            </w:r>
+          </w:p>
+        </w:tc>
+        <w:tc>
+          <w:tcPr>
+            <w:tcW w:w="0" w:type="auto"/>
+            <w:hideMark/>
+          </w:tcPr>
+          <w:p>
+            <w:pPr>
+              <w:bidi w:val="0"/>
+              <w:spacing w:after="200" w:line="276" w:lineRule="auto"/>
+              <w:cnfStyle w:val="000000100000" w:firstRow="0" w:lastRow="0" w:firstColumn="0" w:lastColumn="0" w:oddVBand="0" w:evenVBand="0" w:oddHBand="1" w:evenHBand="0" w:firstRowFirstColumn="0" w:firstRowLastColumn="0" w:lastRowFirstColumn="0" w:lastRowLastColumn="0"/>
+            </w:pPr>
+            <w:r>
+              <w:t>0.995</w:t>
+            </w:r>
+          </w:p>
+        </w:tc>
+        <w:tc>
+          <w:tcPr>
+            <w:tcW w:w="0" w:type="auto"/>
+            <w:hideMark/>
+          </w:tcPr>
+          <w:p>
+            <w:pPr>
+              <w:bidi w:val="0"/>
+              <w:spacing w:after="200" w:line="276" w:lineRule="auto"/>
+              <w:cnfStyle w:val="000000100000" w:firstRow="0" w:lastRow="0" w:firstColumn="0" w:lastColumn="0" w:oddVBand="0" w:evenVBand="0" w:oddHBand="1" w:evenHBand="0" w:firstRowFirstColumn="0" w:firstRowLastColumn="0" w:lastRowFirstColumn="0" w:lastRowLastColumn="0"/>
+            </w:pPr>
+            <w:r>
+              <w:t>0.994</w:t>
+            </w:r>
+          </w:p>
+        </w:tc>
+      </w:tr>
+    </w:tbl>
+    <w:p>
+      <w:pPr>
+        <w:bidi w:val="0"/>
+        <w:rPr>
+          <w:rtl w:val="0"/>
+        </w:rPr>
+      </w:pPr>
+    </w:p>
+    <w:p>
+      <w:pPr>
+        <w:spacing w:after="20"/>
+      </w:pPr>
+      <w:r>
+        <w:rPr>
+          <w:rFonts w:cs="Segoe UI"/>
+          <w:b/>
+          <w:color w:val="0072B2"/>
+        </w:rPr>
+        <w:t>קשיים ומגבלות:</w:t>
+      </w:r>
+    </w:p>
+    <w:p>
+      <w:pPr>
+        <w:spacing w:after="120"/>
+      </w:pPr>
+      <w:r>
+        <w:rPr>
+          <w:rFonts w:cs="Segoe UI"/>
+        </w:rPr>
+        <w:t xml:space="preserve"> המגבלה המרכזית של הניתוח היא ציוני </w:t>
+      </w:r>
+      <w:proofErr w:type="spellStart"/>
+      <w:r>
+        <w:rPr>
+          <w:rFonts w:cs="Segoe UI"/>
+        </w:rPr>
+        <w:t>ה־Silhouette</w:t>
+      </w:r>
+      <w:proofErr w:type="spellEnd"/>
+      <w:r>
+        <w:rPr>
+          <w:rFonts w:cs="Segoe UI"/>
+        </w:rPr>
+        <w:t xml:space="preserve"> הנמוכים (0.22–0.30). הם מעידים על כך שהקבוצות אינן מופרדות היטב במרחב חמשת המשתנים, אלא מהוות חיתוך של ענן רציף. לכן יש להתייחס לחלוקה כאל תיאור שימושי של טיפוסי נכס, ולא כאל מבנה טבעי </w:t>
+      </w:r>
+      <w:proofErr w:type="spellStart"/>
+      <w:r>
+        <w:rPr>
+          <w:rFonts w:cs="Segoe UI"/>
+        </w:rPr>
+        <w:t>חד־משמעי</w:t>
+      </w:r>
+      <w:proofErr w:type="spellEnd"/>
+      <w:r>
+        <w:rPr>
+          <w:rFonts w:cs="Segoe UI"/>
+        </w:rPr>
+        <w:t xml:space="preserve"> הקיים בנתונים.</w:t>
       </w:r>
     </w:p>
     <w:p>
@@ -4912,7 +7169,48 @@
           <w:color w:val="0B3D4D"/>
           <w:sz w:val="30"/>
         </w:rPr>
-        <w:t>בעיה 4 – אילו מאפיינים עולים משפת הביקורות על Hidden Gems?</w:t>
+        <w:lastRenderedPageBreak/>
+        <w:t xml:space="preserve">בעיה 4 – אילו מאפיינים עולים משפת הביקורות על </w:t>
+      </w:r>
+      <w:proofErr w:type="spellStart"/>
+      <w:r>
+        <w:rPr>
+          <w:rFonts w:cs="Segoe UI"/>
+          <w:b/>
+          <w:color w:val="0B3D4D"/>
+          <w:sz w:val="30"/>
+        </w:rPr>
+        <w:t>Hidden</w:t>
+      </w:r>
+      <w:proofErr w:type="spellEnd"/>
+      <w:r>
+        <w:rPr>
+          <w:rFonts w:cs="Segoe UI"/>
+          <w:b/>
+          <w:color w:val="0B3D4D"/>
+          <w:sz w:val="30"/>
+        </w:rPr>
+        <w:t xml:space="preserve"> </w:t>
+      </w:r>
+      <w:proofErr w:type="spellStart"/>
+      <w:r>
+        <w:rPr>
+          <w:rFonts w:cs="Segoe UI"/>
+          <w:b/>
+          <w:color w:val="0B3D4D"/>
+          <w:sz w:val="30"/>
+        </w:rPr>
+        <w:t>Gems</w:t>
+      </w:r>
+      <w:proofErr w:type="spellEnd"/>
+      <w:r>
+        <w:rPr>
+          <w:rFonts w:cs="Segoe UI"/>
+          <w:b/>
+          <w:color w:val="0B3D4D"/>
+          <w:sz w:val="30"/>
+        </w:rPr>
+        <w:t>?</w:t>
       </w:r>
     </w:p>
     <w:p>
@@ -4936,7 +7234,35 @@
         <w:rPr>
           <w:rFonts w:cs="Segoe UI"/>
         </w:rPr>
-        <w:t xml:space="preserve"> לאחר זיהוי נכסי ה־Hidden Gems ביקשנו לבחון האם האופן שבו אורחים מתארים אותם שונה מהאופן שבו מתוארים יתר הנכסים. הנחנו כי ניתוח השפה בביקורות עשוי לחשוף מאפיינים איכותניים של חוויית האירוח, שאינם באים לידי ביטוי בקריטריונים הכמותיים ששימשו לזיהוי הנכסים.</w:t>
+        <w:t xml:space="preserve"> לאחר זיהוי נכסי </w:t>
+      </w:r>
+      <w:proofErr w:type="spellStart"/>
+      <w:r>
+        <w:rPr>
+          <w:rFonts w:cs="Segoe UI"/>
+        </w:rPr>
+        <w:t>ה־Hidden</w:t>
+      </w:r>
+      <w:proofErr w:type="spellEnd"/>
+      <w:r>
+        <w:rPr>
+          <w:rFonts w:cs="Segoe UI"/>
+        </w:rPr>
+        <w:t xml:space="preserve"> </w:t>
+      </w:r>
+      <w:proofErr w:type="spellStart"/>
+      <w:r>
+        <w:rPr>
+          <w:rFonts w:cs="Segoe UI"/>
+        </w:rPr>
+        <w:t>Gems</w:t>
+      </w:r>
+      <w:proofErr w:type="spellEnd"/>
+      <w:r>
+        <w:rPr>
+          <w:rFonts w:cs="Segoe UI"/>
+        </w:rPr>
+        <w:t xml:space="preserve"> ביקשנו לבחון האם האופן שבו אורחים מתארים אותם שונה מהאופן שבו מתוארים יתר הנכסים. הנחנו כי ניתוח השפה בביקורות עשוי לחשוף מאפיינים איכותניים של חוויית האירוח, שאינם באים לידי ביטוי בקריטריונים הכמותיים ששימשו לזיהוי הנכסים.</w:t>
       </w:r>
     </w:p>
     <w:p>
@@ -4960,7 +7286,77 @@
         <w:rPr>
           <w:rFonts w:cs="Segoe UI"/>
         </w:rPr>
-        <w:t xml:space="preserve"> השווינו בין טקסט הביקורות של 453 נכסי ה־Hidden Gems לבין הביקורות על יתר הנכסים. מאחר שהניתוח התבסס על מבנים לשוניים באנגלית, בוצע תחילה סינון שפה באמצעות langdetect, ולאחריו נכללו 1,675 ביקורות באנגלית על נכסי Hidden Gem ו־269,075 ביקורות באנגלית בקבוצת ההשוואה.</w:t>
+        <w:t xml:space="preserve"> השווינו בין טקסט הביקורות של 453 נכסי </w:t>
+      </w:r>
+      <w:proofErr w:type="spellStart"/>
+      <w:r>
+        <w:rPr>
+          <w:rFonts w:cs="Segoe UI"/>
+        </w:rPr>
+        <w:t>ה־Hidden</w:t>
+      </w:r>
+      <w:proofErr w:type="spellEnd"/>
+      <w:r>
+        <w:rPr>
+          <w:rFonts w:cs="Segoe UI"/>
+        </w:rPr>
+        <w:t xml:space="preserve"> </w:t>
+      </w:r>
+      <w:proofErr w:type="spellStart"/>
+      <w:r>
+        <w:rPr>
+          <w:rFonts w:cs="Segoe UI"/>
+        </w:rPr>
+        <w:t>Gems</w:t>
+      </w:r>
+      <w:proofErr w:type="spellEnd"/>
+      <w:r>
+        <w:rPr>
+          <w:rFonts w:cs="Segoe UI"/>
+        </w:rPr>
+        <w:t xml:space="preserve"> לבין הביקורות על יתר הנכסים. מאחר שהניתוח התבסס על מבנים לשוניים באנגלית, בוצע תחילה סינון שפה באמצעות </w:t>
+      </w:r>
+      <w:proofErr w:type="spellStart"/>
+      <w:r>
+        <w:rPr>
+          <w:rFonts w:cs="Segoe UI"/>
+        </w:rPr>
+        <w:t>langdetect</w:t>
+      </w:r>
+      <w:proofErr w:type="spellEnd"/>
+      <w:r>
+        <w:rPr>
+          <w:rFonts w:cs="Segoe UI"/>
+        </w:rPr>
+        <w:t xml:space="preserve">, ולאחריו נכללו 1,675 ביקורות באנגלית על נכסי </w:t>
+      </w:r>
+      <w:proofErr w:type="spellStart"/>
+      <w:r>
+        <w:rPr>
+          <w:rFonts w:cs="Segoe UI"/>
+        </w:rPr>
+        <w:t>Hidden</w:t>
+      </w:r>
+      <w:proofErr w:type="spellEnd"/>
+      <w:r>
+        <w:rPr>
+          <w:rFonts w:cs="Segoe UI"/>
+        </w:rPr>
+        <w:t xml:space="preserve"> </w:t>
+      </w:r>
+      <w:proofErr w:type="spellStart"/>
+      <w:r>
+        <w:rPr>
+          <w:rFonts w:cs="Segoe UI"/>
+        </w:rPr>
+        <w:t>Gem</w:t>
+      </w:r>
+      <w:proofErr w:type="spellEnd"/>
+      <w:r>
+        <w:rPr>
+          <w:rFonts w:cs="Segoe UI"/>
+        </w:rPr>
+        <w:t xml:space="preserve"> ו־269,075 ביקורות באנגלית בקבוצת ההשוואה.</w:t>
       </w:r>
     </w:p>
     <w:p>
@@ -4971,7 +7367,49 @@
         <w:rPr>
           <w:rFonts w:cs="Segoe UI"/>
         </w:rPr>
-        <w:t>הטקסטים עברו עיבוד מקדים שכלל פירוק למילים, תיוג חלקי דיבר והסרת מילות עצירה. בנוסף הוסרו מילים נפוצות הקשורות ישירות לתחום, כגון Rome, apartment ו־Airbnb, מאחר שהן הופיעו בתדירות גבוהה אך לא תרמו להבחנה בין הקבוצות.</w:t>
+        <w:t xml:space="preserve">הטקסטים עברו עיבוד מקדים שכלל פירוק למילים, תיוג חלקי דיבר והסרת מילות עצירה. בנוסף הוסרו מילים נפוצות הקשורות ישירות לתחום, כגון </w:t>
+      </w:r>
+      <w:proofErr w:type="spellStart"/>
+      <w:r>
+        <w:rPr>
+          <w:rFonts w:cs="Segoe UI"/>
+        </w:rPr>
+        <w:t>Rome</w:t>
+      </w:r>
+      <w:proofErr w:type="spellEnd"/>
+      <w:r>
+        <w:rPr>
+          <w:rFonts w:cs="Segoe UI"/>
+        </w:rPr>
+        <w:t xml:space="preserve">, </w:t>
+      </w:r>
+      <w:proofErr w:type="spellStart"/>
+      <w:r>
+        <w:rPr>
+          <w:rFonts w:cs="Segoe UI"/>
+        </w:rPr>
+        <w:t>apartment</w:t>
+      </w:r>
+      <w:proofErr w:type="spellEnd"/>
+      <w:r>
+        <w:rPr>
+          <w:rFonts w:cs="Segoe UI"/>
+        </w:rPr>
+        <w:t xml:space="preserve"> </w:t>
+      </w:r>
+      <w:proofErr w:type="spellStart"/>
+      <w:r>
+        <w:rPr>
+          <w:rFonts w:cs="Segoe UI"/>
+        </w:rPr>
+        <w:t>ו־Airbnb</w:t>
+      </w:r>
+      <w:proofErr w:type="spellEnd"/>
+      <w:r>
+        <w:rPr>
+          <w:rFonts w:cs="Segoe UI"/>
+        </w:rPr>
+        <w:t>, מאחר שהן הופיעו בתדירות גבוהה אך לא תרמו להבחנה בין הקבוצות.</w:t>
       </w:r>
     </w:p>
     <w:p>
@@ -4982,7 +7420,77 @@
         <w:rPr>
           <w:rFonts w:cs="Segoe UI"/>
         </w:rPr>
-        <w:t>לצורך הניתוח נשמרו צירופים סמוכים של תואר ושם עצם, כגון great location ו־quiet neighborhood. המילים הומרו לצורת הבסיס שלהן באמצעות Lemmatization, כדי לאחד הטיות שונות של אותה מילה תוך שמירה על צורות קריאות. תדירות הצירופים חושבה בנפרד בכל קבוצה, ולאחר מכן הוצגה באמצעות ענני מילים שנבנו באותן הגדרות עיצוב.</w:t>
+        <w:t xml:space="preserve">לצורך הניתוח נשמרו צירופים סמוכים של תואר ושם עצם, כגון </w:t>
+      </w:r>
+      <w:proofErr w:type="spellStart"/>
+      <w:r>
+        <w:rPr>
+          <w:rFonts w:cs="Segoe UI"/>
+        </w:rPr>
+        <w:t>great</w:t>
+      </w:r>
+      <w:proofErr w:type="spellEnd"/>
+      <w:r>
+        <w:rPr>
+          <w:rFonts w:cs="Segoe UI"/>
+        </w:rPr>
+        <w:t xml:space="preserve"> </w:t>
+      </w:r>
+      <w:proofErr w:type="spellStart"/>
+      <w:r>
+        <w:rPr>
+          <w:rFonts w:cs="Segoe UI"/>
+        </w:rPr>
+        <w:t>location</w:t>
+      </w:r>
+      <w:proofErr w:type="spellEnd"/>
+      <w:r>
+        <w:rPr>
+          <w:rFonts w:cs="Segoe UI"/>
+        </w:rPr>
+        <w:t xml:space="preserve"> </w:t>
+      </w:r>
+      <w:proofErr w:type="spellStart"/>
+      <w:r>
+        <w:rPr>
+          <w:rFonts w:cs="Segoe UI"/>
+        </w:rPr>
+        <w:t>ו־quiet</w:t>
+      </w:r>
+      <w:proofErr w:type="spellEnd"/>
+      <w:r>
+        <w:rPr>
+          <w:rFonts w:cs="Segoe UI"/>
+        </w:rPr>
+        <w:t xml:space="preserve"> </w:t>
+      </w:r>
+      <w:proofErr w:type="spellStart"/>
+      <w:r>
+        <w:rPr>
+          <w:rFonts w:cs="Segoe UI"/>
+        </w:rPr>
+        <w:t>neighborhood</w:t>
+      </w:r>
+      <w:proofErr w:type="spellEnd"/>
+      <w:r>
+        <w:rPr>
+          <w:rFonts w:cs="Segoe UI"/>
+        </w:rPr>
+        <w:t xml:space="preserve">. המילים הומרו לצורת הבסיס שלהן באמצעות </w:t>
+      </w:r>
+      <w:proofErr w:type="spellStart"/>
+      <w:r>
+        <w:rPr>
+          <w:rFonts w:cs="Segoe UI"/>
+        </w:rPr>
+        <w:t>Lemmatization</w:t>
+      </w:r>
+      <w:proofErr w:type="spellEnd"/>
+      <w:r>
+        <w:rPr>
+          <w:rFonts w:cs="Segoe UI"/>
+        </w:rPr>
+        <w:t>, כדי לאחד הטיות שונות של אותה מילה תוך שמירה על צורות קריאות. תדירות הצירופים חושבה בנפרד בכל קבוצה, ולאחר מכן הוצגה באמצעות ענני מילים שנבנו באותן הגדרות עיצוב.</w:t>
       </w:r>
     </w:p>
     <w:p>
@@ -5041,7 +7549,35 @@
         <w:rPr>
           <w:rFonts w:cs="Segoe UI"/>
         </w:rPr>
-        <w:t xml:space="preserve"> צירופים הקשורים למיקום היו בולטים בשתי הקבוצות, דבר המצביע על חשיבותו הכללית של המיקום בחוויית האירוח. שיעורם היה דומה מאוד בשתיהן: מבין הופעות 50 הצירופים המובילים, כ־30.1% ב-Hidden Gem היו קשורים למיקום/שכונה, לעומת כ־28.9% בקבוצת ההשוואה. גם חמשת הצירופים המובילים זהים בשתי הקבוצות.</w:t>
+        <w:t xml:space="preserve"> צירופים הקשורים למיקום היו בולטים בשתי הקבוצות, דבר המצביע על חשיבותו הכללית של המיקום בחוויית האירוח. שיעורם היה דומה מאוד בשתיהן: מבין הופעות 50 הצירופים המובילים, כ־30.1% ב-</w:t>
+      </w:r>
+      <w:proofErr w:type="spellStart"/>
+      <w:r>
+        <w:rPr>
+          <w:rFonts w:cs="Segoe UI"/>
+        </w:rPr>
+        <w:t>Hidden</w:t>
+      </w:r>
+      <w:proofErr w:type="spellEnd"/>
+      <w:r>
+        <w:rPr>
+          <w:rFonts w:cs="Segoe UI"/>
+        </w:rPr>
+        <w:t xml:space="preserve"> </w:t>
+      </w:r>
+      <w:proofErr w:type="spellStart"/>
+      <w:r>
+        <w:rPr>
+          <w:rFonts w:cs="Segoe UI"/>
+        </w:rPr>
+        <w:t>Gem</w:t>
+      </w:r>
+      <w:proofErr w:type="spellEnd"/>
+      <w:r>
+        <w:rPr>
+          <w:rFonts w:cs="Segoe UI"/>
+        </w:rPr>
+        <w:t xml:space="preserve"> היו קשורים למיקום/שכונה, לעומת כ־28.9% בקבוצת ההשוואה. גם חמשת הצירופים המובילים זהים בשתי הקבוצות.</w:t>
       </w:r>
     </w:p>
     <w:p>
@@ -5052,7 +7588,49 @@
         <w:rPr>
           <w:rFonts w:cs="Segoe UI"/>
         </w:rPr>
-        <w:t>הממצא המרכזי הוא אפוא ממצא שלילי: ניתוח שכיחות של צירופי תואר+שם עצם אינו מבחין בין נכסי Hidden Gem לבין יתר הנכסים. כדי לבדוק אם קיימת בכל זאת הטיה, חישבנו לכל צירוף המשותף לשתי רשימות הטופ-50 את התדירות המנורמלת לכל 1,000 ביקורות בכל קבוצה ואת היחס ביניהן. כל היחסים נמצאו בטווח צר של 0.66 עד 1.58, כלומר אין אף צירוף המאפיין קבוצה אחת באופן מובהק.</w:t>
+        <w:t xml:space="preserve">הממצא המרכזי הוא אפוא ממצא שלילי: ניתוח שכיחות של צירופי </w:t>
+      </w:r>
+      <w:proofErr w:type="spellStart"/>
+      <w:r>
+        <w:rPr>
+          <w:rFonts w:cs="Segoe UI"/>
+        </w:rPr>
+        <w:t>תואר+שם</w:t>
+      </w:r>
+      <w:proofErr w:type="spellEnd"/>
+      <w:r>
+        <w:rPr>
+          <w:rFonts w:cs="Segoe UI"/>
+        </w:rPr>
+        <w:t xml:space="preserve"> עצם אינו מבחין בין נכסי </w:t>
+      </w:r>
+      <w:proofErr w:type="spellStart"/>
+      <w:r>
+        <w:rPr>
+          <w:rFonts w:cs="Segoe UI"/>
+        </w:rPr>
+        <w:t>Hidden</w:t>
+      </w:r>
+      <w:proofErr w:type="spellEnd"/>
+      <w:r>
+        <w:rPr>
+          <w:rFonts w:cs="Segoe UI"/>
+        </w:rPr>
+        <w:t xml:space="preserve"> </w:t>
+      </w:r>
+      <w:proofErr w:type="spellStart"/>
+      <w:r>
+        <w:rPr>
+          <w:rFonts w:cs="Segoe UI"/>
+        </w:rPr>
+        <w:t>Gem</w:t>
+      </w:r>
+      <w:proofErr w:type="spellEnd"/>
+      <w:r>
+        <w:rPr>
+          <w:rFonts w:cs="Segoe UI"/>
+        </w:rPr>
+        <w:t xml:space="preserve"> לבין יתר הנכסים. כדי לבדוק אם קיימת בכל זאת הטיה, חישבנו לכל צירוף המשותף לשתי רשימות הטופ-50 את התדירות המנורמלת לכל 1,000 ביקורות בכל קבוצה ואת היחס ביניהן. כל היחסים נמצאו בטווח צר של 0.66 עד 1.58, כלומר אין אף צירוף המאפיין קבוצה אחת באופן מובהק.</w:t>
       </w:r>
     </w:p>
     <w:p>
@@ -5063,14 +7641,203 @@
         <w:rPr>
           <w:rFonts w:cs="Segoe UI"/>
         </w:rPr>
-        <w:t xml:space="preserve">המגמה החלשה שכן נצפתה: בביקורות על נכסי Hidden Gem בלטו מעט יותר צירופים המתייחסים לשכונה ולסביבה ולתגובתיות המארח, כגון great area, super responsive ו־easy walk. לעומת זאת, בביקורות על יתר </w:t>
-      </w:r>
-      <w:r>
-        <w:rPr>
-          <w:rFonts w:cs="Segoe UI"/>
-        </w:rPr>
-        <w:lastRenderedPageBreak/>
-        <w:t>הנכסים בלטו מעט יותר צירופים הקשורים לאתרי תיירות מרכזיים ולתשתית, כגון main attraction, public transportation ו־hot water.</w:t>
+        <w:t xml:space="preserve">המגמה החלשה שכן נצפתה: בביקורות על נכסי </w:t>
+      </w:r>
+      <w:proofErr w:type="spellStart"/>
+      <w:r>
+        <w:rPr>
+          <w:rFonts w:cs="Segoe UI"/>
+        </w:rPr>
+        <w:t>Hidden</w:t>
+      </w:r>
+      <w:proofErr w:type="spellEnd"/>
+      <w:r>
+        <w:rPr>
+          <w:rFonts w:cs="Segoe UI"/>
+        </w:rPr>
+        <w:t xml:space="preserve"> </w:t>
+      </w:r>
+      <w:proofErr w:type="spellStart"/>
+      <w:r>
+        <w:rPr>
+          <w:rFonts w:cs="Segoe UI"/>
+        </w:rPr>
+        <w:t>Gem</w:t>
+      </w:r>
+      <w:proofErr w:type="spellEnd"/>
+      <w:r>
+        <w:rPr>
+          <w:rFonts w:cs="Segoe UI"/>
+        </w:rPr>
+        <w:t xml:space="preserve"> בלטו מעט יותר צירופים המתייחסים לשכונה ולסביבה ולתגובתיות המארח, כגון </w:t>
+      </w:r>
+      <w:proofErr w:type="spellStart"/>
+      <w:r>
+        <w:rPr>
+          <w:rFonts w:cs="Segoe UI"/>
+        </w:rPr>
+        <w:t>great</w:t>
+      </w:r>
+      <w:proofErr w:type="spellEnd"/>
+      <w:r>
+        <w:rPr>
+          <w:rFonts w:cs="Segoe UI"/>
+        </w:rPr>
+        <w:t xml:space="preserve"> </w:t>
+      </w:r>
+      <w:proofErr w:type="spellStart"/>
+      <w:r>
+        <w:rPr>
+          <w:rFonts w:cs="Segoe UI"/>
+        </w:rPr>
+        <w:t>area</w:t>
+      </w:r>
+      <w:proofErr w:type="spellEnd"/>
+      <w:r>
+        <w:rPr>
+          <w:rFonts w:cs="Segoe UI"/>
+        </w:rPr>
+        <w:t xml:space="preserve">, </w:t>
+      </w:r>
+      <w:proofErr w:type="spellStart"/>
+      <w:r>
+        <w:rPr>
+          <w:rFonts w:cs="Segoe UI"/>
+        </w:rPr>
+        <w:t>super</w:t>
+      </w:r>
+      <w:proofErr w:type="spellEnd"/>
+      <w:r>
+        <w:rPr>
+          <w:rFonts w:cs="Segoe UI"/>
+        </w:rPr>
+        <w:t xml:space="preserve"> </w:t>
+      </w:r>
+      <w:proofErr w:type="spellStart"/>
+      <w:r>
+        <w:rPr>
+          <w:rFonts w:cs="Segoe UI"/>
+        </w:rPr>
+        <w:t>responsive</w:t>
+      </w:r>
+      <w:proofErr w:type="spellEnd"/>
+      <w:r>
+        <w:rPr>
+          <w:rFonts w:cs="Segoe UI"/>
+        </w:rPr>
+        <w:t xml:space="preserve"> </w:t>
+      </w:r>
+      <w:proofErr w:type="spellStart"/>
+      <w:r>
+        <w:rPr>
+          <w:rFonts w:cs="Segoe UI"/>
+        </w:rPr>
+        <w:t>ו־easy</w:t>
+      </w:r>
+      <w:proofErr w:type="spellEnd"/>
+      <w:r>
+        <w:rPr>
+          <w:rFonts w:cs="Segoe UI"/>
+        </w:rPr>
+        <w:t xml:space="preserve"> </w:t>
+      </w:r>
+      <w:proofErr w:type="spellStart"/>
+      <w:r>
+        <w:rPr>
+          <w:rFonts w:cs="Segoe UI"/>
+        </w:rPr>
+        <w:t>walk</w:t>
+      </w:r>
+      <w:proofErr w:type="spellEnd"/>
+      <w:r>
+        <w:rPr>
+          <w:rFonts w:cs="Segoe UI"/>
+        </w:rPr>
+        <w:t xml:space="preserve">. לעומת זאת, בביקורות על יתר הנכסים בלטו מעט יותר צירופים הקשורים לאתרי תיירות מרכזיים ולתשתית, כגון </w:t>
+      </w:r>
+      <w:proofErr w:type="spellStart"/>
+      <w:r>
+        <w:rPr>
+          <w:rFonts w:cs="Segoe UI"/>
+        </w:rPr>
+        <w:t>main</w:t>
+      </w:r>
+      <w:proofErr w:type="spellEnd"/>
+      <w:r>
+        <w:rPr>
+          <w:rFonts w:cs="Segoe UI"/>
+        </w:rPr>
+        <w:t xml:space="preserve"> </w:t>
+      </w:r>
+      <w:proofErr w:type="spellStart"/>
+      <w:r>
+        <w:rPr>
+          <w:rFonts w:cs="Segoe UI"/>
+        </w:rPr>
+        <w:t>attraction</w:t>
+      </w:r>
+      <w:proofErr w:type="spellEnd"/>
+      <w:r>
+        <w:rPr>
+          <w:rFonts w:cs="Segoe UI"/>
+        </w:rPr>
+        <w:t xml:space="preserve">, </w:t>
+      </w:r>
+      <w:proofErr w:type="spellStart"/>
+      <w:r>
+        <w:rPr>
+          <w:rFonts w:cs="Segoe UI"/>
+        </w:rPr>
+        <w:t>public</w:t>
+      </w:r>
+      <w:proofErr w:type="spellEnd"/>
+      <w:r>
+        <w:rPr>
+          <w:rFonts w:cs="Segoe UI"/>
+        </w:rPr>
+        <w:t xml:space="preserve"> </w:t>
+      </w:r>
+      <w:proofErr w:type="spellStart"/>
+      <w:r>
+        <w:rPr>
+          <w:rFonts w:cs="Segoe UI"/>
+        </w:rPr>
+        <w:t>transportation</w:t>
+      </w:r>
+      <w:proofErr w:type="spellEnd"/>
+      <w:r>
+        <w:rPr>
+          <w:rFonts w:cs="Segoe UI"/>
+        </w:rPr>
+        <w:t xml:space="preserve"> </w:t>
+      </w:r>
+      <w:proofErr w:type="spellStart"/>
+      <w:r>
+        <w:rPr>
+          <w:rFonts w:cs="Segoe UI"/>
+        </w:rPr>
+        <w:t>ו־hot</w:t>
+      </w:r>
+      <w:proofErr w:type="spellEnd"/>
+      <w:r>
+        <w:rPr>
+          <w:rFonts w:cs="Segoe UI"/>
+        </w:rPr>
+        <w:t xml:space="preserve"> </w:t>
+      </w:r>
+      <w:proofErr w:type="spellStart"/>
+      <w:r>
+        <w:rPr>
+          <w:rFonts w:cs="Segoe UI"/>
+        </w:rPr>
+        <w:t>water</w:t>
+      </w:r>
+      <w:proofErr w:type="spellEnd"/>
+      <w:r>
+        <w:rPr>
+          <w:rFonts w:cs="Segoe UI"/>
+        </w:rPr>
+        <w:t>.</w:t>
       </w:r>
     </w:p>
     <w:p>
@@ -5094,7 +7861,35 @@
         <w:rPr>
           <w:rFonts w:cs="Segoe UI"/>
         </w:rPr>
-        <w:t xml:space="preserve"> האיור הבא מציג את ענן המילים של נכסי ה־Hidden Gems, ואחריו את ענן המילים של יתר הנכסים. שני העננים נבנו באותן הגדרות, כך שההבדלים החזותיים משקפים את שכיחות הצירופים בכל קבוצה ולא הבדלים באופן ההצגה.</w:t>
+        <w:t xml:space="preserve"> האיור הבא מציג את ענן המילים של נכסי </w:t>
+      </w:r>
+      <w:proofErr w:type="spellStart"/>
+      <w:r>
+        <w:rPr>
+          <w:rFonts w:cs="Segoe UI"/>
+        </w:rPr>
+        <w:t>ה־Hidden</w:t>
+      </w:r>
+      <w:proofErr w:type="spellEnd"/>
+      <w:r>
+        <w:rPr>
+          <w:rFonts w:cs="Segoe UI"/>
+        </w:rPr>
+        <w:t xml:space="preserve"> </w:t>
+      </w:r>
+      <w:proofErr w:type="spellStart"/>
+      <w:r>
+        <w:rPr>
+          <w:rFonts w:cs="Segoe UI"/>
+        </w:rPr>
+        <w:t>Gems</w:t>
+      </w:r>
+      <w:proofErr w:type="spellEnd"/>
+      <w:r>
+        <w:rPr>
+          <w:rFonts w:cs="Segoe UI"/>
+        </w:rPr>
+        <w:t>, ואחריו את ענן המילים של יתר הנכסים. שני העננים נבנו באותן הגדרות, כך שההבדלים החזותיים משקפים את שכיחות הצירופים בכל קבוצה ולא הבדלים באופן ההצגה.</w:t>
       </w:r>
     </w:p>
     <w:p>
@@ -5105,6 +7900,7 @@
         <w:rPr>
           <w:noProof/>
         </w:rPr>
+        <w:lastRenderedPageBreak/>
         <w:drawing>
           <wp:inline distT="0" distB="0" distL="0" distR="0" wp14:anchorId="04B381A5" wp14:editId="75814C5D">
             <wp:extent cx="5400000" cy="3248474"/>
@@ -5121,7 +7917,7 @@
                     <pic:cNvPicPr/>
                   </pic:nvPicPr>
                   <pic:blipFill>
-                    <a:blip r:embed="rId11"/>
+                    <a:blip r:embed="rId12"/>
                     <a:stretch>
                       <a:fillRect/>
                     </a:stretch>
@@ -5150,8 +7946,39 @@
           <w:color w:val="555555"/>
           <w:sz w:val="19"/>
         </w:rPr>
-        <w:t>ענן מילים - Hidden Gems</w:t>
-      </w:r>
+        <w:t xml:space="preserve">ענן מילים - </w:t>
+      </w:r>
+      <w:proofErr w:type="spellStart"/>
+      <w:r>
+        <w:rPr>
+          <w:rFonts w:cs="Segoe UI"/>
+          <w:i/>
+          <w:color w:val="555555"/>
+          <w:sz w:val="19"/>
+        </w:rPr>
+        <w:t>Hidden</w:t>
+      </w:r>
+      <w:proofErr w:type="spellEnd"/>
+      <w:r>
+        <w:rPr>
+          <w:rFonts w:cs="Segoe UI"/>
+          <w:i/>
+          <w:color w:val="555555"/>
+          <w:sz w:val="19"/>
+        </w:rPr>
+        <w:t xml:space="preserve"> </w:t>
+      </w:r>
+      <w:proofErr w:type="spellStart"/>
+      <w:r>
+        <w:rPr>
+          <w:rFonts w:cs="Segoe UI"/>
+          <w:i/>
+          <w:color w:val="555555"/>
+          <w:sz w:val="19"/>
+        </w:rPr>
+        <w:t>Gems</w:t>
+      </w:r>
+      <w:proofErr w:type="spellEnd"/>
     </w:p>
     <w:p>
       <w:pPr>
@@ -5163,7 +7990,43 @@
           <w:b/>
           <w:color w:val="0072B2"/>
         </w:rPr>
-        <w:t>10 הצירופים המובילים — Hidden Gems:</w:t>
+        <w:t xml:space="preserve">10 הצירופים המובילים — </w:t>
+      </w:r>
+      <w:proofErr w:type="spellStart"/>
+      <w:r>
+        <w:rPr>
+          <w:rFonts w:cs="Segoe UI"/>
+          <w:b/>
+          <w:color w:val="0072B2"/>
+        </w:rPr>
+        <w:t>Hidden</w:t>
+      </w:r>
+      <w:proofErr w:type="spellEnd"/>
+      <w:r>
+        <w:rPr>
+          <w:rFonts w:cs="Segoe UI"/>
+          <w:b/>
+          <w:color w:val="0072B2"/>
+        </w:rPr>
+        <w:t xml:space="preserve"> </w:t>
+      </w:r>
+      <w:proofErr w:type="spellStart"/>
+      <w:r>
+        <w:rPr>
+          <w:rFonts w:cs="Segoe UI"/>
+          <w:b/>
+          <w:color w:val="0072B2"/>
+        </w:rPr>
+        <w:t>Gems</w:t>
+      </w:r>
+      <w:proofErr w:type="spellEnd"/>
+      <w:r>
+        <w:rPr>
+          <w:rFonts w:cs="Segoe UI"/>
+          <w:b/>
+          <w:color w:val="0072B2"/>
+        </w:rPr>
+        <w:t>:</w:t>
       </w:r>
     </w:p>
     <w:p>
@@ -5277,13 +8140,31 @@
             <w:pPr>
               <w:jc w:val="center"/>
             </w:pPr>
+            <w:proofErr w:type="spellStart"/>
             <w:r>
               <w:rPr>
                 <w:rFonts w:cs="Segoe UI"/>
                 <w:sz w:val="20"/>
               </w:rPr>
-              <w:t>great location</w:t>
+              <w:t>great</w:t>
             </w:r>
+            <w:proofErr w:type="spellEnd"/>
+            <w:r>
+              <w:rPr>
+                <w:rFonts w:cs="Segoe UI"/>
+                <w:sz w:val="20"/>
+              </w:rPr>
+              <w:t xml:space="preserve"> </w:t>
+            </w:r>
+            <w:proofErr w:type="spellStart"/>
+            <w:r>
+              <w:rPr>
+                <w:rFonts w:cs="Segoe UI"/>
+                <w:sz w:val="20"/>
+              </w:rPr>
+              <w:t>location</w:t>
+            </w:r>
+            <w:proofErr w:type="spellEnd"/>
           </w:p>
         </w:tc>
         <w:tc>
@@ -5335,13 +8216,31 @@
             <w:pPr>
               <w:jc w:val="center"/>
             </w:pPr>
+            <w:proofErr w:type="spellStart"/>
             <w:r>
               <w:rPr>
                 <w:rFonts w:cs="Segoe UI"/>
                 <w:sz w:val="20"/>
               </w:rPr>
-              <w:t>great restaurant</w:t>
+              <w:t>great</w:t>
             </w:r>
+            <w:proofErr w:type="spellEnd"/>
+            <w:r>
+              <w:rPr>
+                <w:rFonts w:cs="Segoe UI"/>
+                <w:sz w:val="20"/>
+              </w:rPr>
+              <w:t xml:space="preserve"> </w:t>
+            </w:r>
+            <w:proofErr w:type="spellStart"/>
+            <w:r>
+              <w:rPr>
+                <w:rFonts w:cs="Segoe UI"/>
+                <w:sz w:val="20"/>
+              </w:rPr>
+              <w:t>restaurant</w:t>
+            </w:r>
+            <w:proofErr w:type="spellEnd"/>
           </w:p>
         </w:tc>
         <w:tc>
@@ -5392,13 +8291,31 @@
             <w:pPr>
               <w:jc w:val="center"/>
             </w:pPr>
+            <w:proofErr w:type="spellStart"/>
             <w:r>
               <w:rPr>
                 <w:rFonts w:cs="Segoe UI"/>
                 <w:sz w:val="20"/>
               </w:rPr>
-              <w:t>good location</w:t>
+              <w:t>good</w:t>
             </w:r>
+            <w:proofErr w:type="spellEnd"/>
+            <w:r>
+              <w:rPr>
+                <w:rFonts w:cs="Segoe UI"/>
+                <w:sz w:val="20"/>
+              </w:rPr>
+              <w:t xml:space="preserve"> </w:t>
+            </w:r>
+            <w:proofErr w:type="spellStart"/>
+            <w:r>
+              <w:rPr>
+                <w:rFonts w:cs="Segoe UI"/>
+                <w:sz w:val="20"/>
+              </w:rPr>
+              <w:t>location</w:t>
+            </w:r>
+            <w:proofErr w:type="spellEnd"/>
           </w:p>
         </w:tc>
         <w:tc>
@@ -5450,13 +8367,31 @@
             <w:pPr>
               <w:jc w:val="center"/>
             </w:pPr>
+            <w:proofErr w:type="spellStart"/>
             <w:r>
               <w:rPr>
                 <w:rFonts w:cs="Segoe UI"/>
                 <w:sz w:val="20"/>
               </w:rPr>
-              <w:t>perfect location</w:t>
+              <w:t>perfect</w:t>
             </w:r>
+            <w:proofErr w:type="spellEnd"/>
+            <w:r>
+              <w:rPr>
+                <w:rFonts w:cs="Segoe UI"/>
+                <w:sz w:val="20"/>
+              </w:rPr>
+              <w:t xml:space="preserve"> </w:t>
+            </w:r>
+            <w:proofErr w:type="spellStart"/>
+            <w:r>
+              <w:rPr>
+                <w:rFonts w:cs="Segoe UI"/>
+                <w:sz w:val="20"/>
+              </w:rPr>
+              <w:t>location</w:t>
+            </w:r>
+            <w:proofErr w:type="spellEnd"/>
           </w:p>
         </w:tc>
         <w:tc>
@@ -5507,13 +8442,31 @@
             <w:pPr>
               <w:jc w:val="center"/>
             </w:pPr>
+            <w:proofErr w:type="spellStart"/>
             <w:r>
               <w:rPr>
                 <w:rFonts w:cs="Segoe UI"/>
                 <w:sz w:val="20"/>
               </w:rPr>
-              <w:t>short walk</w:t>
+              <w:t>short</w:t>
             </w:r>
+            <w:proofErr w:type="spellEnd"/>
+            <w:r>
+              <w:rPr>
+                <w:rFonts w:cs="Segoe UI"/>
+                <w:sz w:val="20"/>
+              </w:rPr>
+              <w:t xml:space="preserve"> </w:t>
+            </w:r>
+            <w:proofErr w:type="spellStart"/>
+            <w:r>
+              <w:rPr>
+                <w:rFonts w:cs="Segoe UI"/>
+                <w:sz w:val="20"/>
+              </w:rPr>
+              <w:t>walk</w:t>
+            </w:r>
+            <w:proofErr w:type="spellEnd"/>
           </w:p>
         </w:tc>
         <w:tc>
@@ -5565,13 +8518,31 @@
             <w:pPr>
               <w:jc w:val="center"/>
             </w:pPr>
+            <w:proofErr w:type="spellStart"/>
             <w:r>
               <w:rPr>
                 <w:rFonts w:cs="Segoe UI"/>
                 <w:sz w:val="20"/>
               </w:rPr>
-              <w:t>easy access</w:t>
+              <w:t>easy</w:t>
             </w:r>
+            <w:proofErr w:type="spellEnd"/>
+            <w:r>
+              <w:rPr>
+                <w:rFonts w:cs="Segoe UI"/>
+                <w:sz w:val="20"/>
+              </w:rPr>
+              <w:t xml:space="preserve"> </w:t>
+            </w:r>
+            <w:proofErr w:type="spellStart"/>
+            <w:r>
+              <w:rPr>
+                <w:rFonts w:cs="Segoe UI"/>
+                <w:sz w:val="20"/>
+              </w:rPr>
+              <w:t>access</w:t>
+            </w:r>
+            <w:proofErr w:type="spellEnd"/>
           </w:p>
         </w:tc>
         <w:tc>
@@ -5622,13 +8593,31 @@
             <w:pPr>
               <w:jc w:val="center"/>
             </w:pPr>
+            <w:proofErr w:type="spellStart"/>
             <w:r>
               <w:rPr>
                 <w:rFonts w:cs="Segoe UI"/>
                 <w:sz w:val="20"/>
               </w:rPr>
-              <w:t>public transport</w:t>
+              <w:t>public</w:t>
             </w:r>
+            <w:proofErr w:type="spellEnd"/>
+            <w:r>
+              <w:rPr>
+                <w:rFonts w:cs="Segoe UI"/>
+                <w:sz w:val="20"/>
+              </w:rPr>
+              <w:t xml:space="preserve"> </w:t>
+            </w:r>
+            <w:proofErr w:type="spellStart"/>
+            <w:r>
+              <w:rPr>
+                <w:rFonts w:cs="Segoe UI"/>
+                <w:sz w:val="20"/>
+              </w:rPr>
+              <w:t>transport</w:t>
+            </w:r>
+            <w:proofErr w:type="spellEnd"/>
           </w:p>
         </w:tc>
         <w:tc>
@@ -5680,13 +8669,31 @@
             <w:pPr>
               <w:jc w:val="center"/>
             </w:pPr>
+            <w:proofErr w:type="spellStart"/>
             <w:r>
               <w:rPr>
                 <w:rFonts w:cs="Segoe UI"/>
                 <w:sz w:val="20"/>
               </w:rPr>
-              <w:t>great recommendation</w:t>
+              <w:t>great</w:t>
             </w:r>
+            <w:proofErr w:type="spellEnd"/>
+            <w:r>
+              <w:rPr>
+                <w:rFonts w:cs="Segoe UI"/>
+                <w:sz w:val="20"/>
+              </w:rPr>
+              <w:t xml:space="preserve"> </w:t>
+            </w:r>
+            <w:proofErr w:type="spellStart"/>
+            <w:r>
+              <w:rPr>
+                <w:rFonts w:cs="Segoe UI"/>
+                <w:sz w:val="20"/>
+              </w:rPr>
+              <w:t>recommendation</w:t>
+            </w:r>
+            <w:proofErr w:type="spellEnd"/>
           </w:p>
         </w:tc>
         <w:tc>
@@ -5737,13 +8744,31 @@
             <w:pPr>
               <w:jc w:val="center"/>
             </w:pPr>
+            <w:proofErr w:type="spellStart"/>
             <w:r>
               <w:rPr>
                 <w:rFonts w:cs="Segoe UI"/>
                 <w:sz w:val="20"/>
               </w:rPr>
-              <w:t>local restaurant</w:t>
+              <w:t>local</w:t>
             </w:r>
+            <w:proofErr w:type="spellEnd"/>
+            <w:r>
+              <w:rPr>
+                <w:rFonts w:cs="Segoe UI"/>
+                <w:sz w:val="20"/>
+              </w:rPr>
+              <w:t xml:space="preserve"> </w:t>
+            </w:r>
+            <w:proofErr w:type="spellStart"/>
+            <w:r>
+              <w:rPr>
+                <w:rFonts w:cs="Segoe UI"/>
+                <w:sz w:val="20"/>
+              </w:rPr>
+              <w:t>restaurant</w:t>
+            </w:r>
+            <w:proofErr w:type="spellEnd"/>
           </w:p>
         </w:tc>
         <w:tc>
@@ -5795,13 +8820,31 @@
             <w:pPr>
               <w:jc w:val="center"/>
             </w:pPr>
+            <w:proofErr w:type="spellStart"/>
             <w:r>
               <w:rPr>
                 <w:rFonts w:cs="Segoe UI"/>
                 <w:sz w:val="20"/>
               </w:rPr>
-              <w:t>many restaurant</w:t>
+              <w:t>many</w:t>
             </w:r>
+            <w:proofErr w:type="spellEnd"/>
+            <w:r>
+              <w:rPr>
+                <w:rFonts w:cs="Segoe UI"/>
+                <w:sz w:val="20"/>
+              </w:rPr>
+              <w:t xml:space="preserve"> </w:t>
+            </w:r>
+            <w:proofErr w:type="spellStart"/>
+            <w:r>
+              <w:rPr>
+                <w:rFonts w:cs="Segoe UI"/>
+                <w:sz w:val="20"/>
+              </w:rPr>
+              <w:t>restaurant</w:t>
+            </w:r>
+            <w:proofErr w:type="spellEnd"/>
           </w:p>
         </w:tc>
         <w:tc>
@@ -5837,7 +8880,6 @@
         <w:rPr>
           <w:noProof/>
         </w:rPr>
-        <w:lastRenderedPageBreak/>
         <w:drawing>
           <wp:inline distT="0" distB="0" distL="0" distR="0" wp14:anchorId="7C5B792D" wp14:editId="5C44BB0B">
             <wp:extent cx="5400000" cy="3248474"/>
@@ -5854,7 +8896,7 @@
                     <pic:cNvPicPr/>
                   </pic:nvPicPr>
                   <pic:blipFill>
-                    <a:blip r:embed="rId12"/>
+                    <a:blip r:embed="rId13"/>
                     <a:stretch>
                       <a:fillRect/>
                     </a:stretch>
@@ -5883,6 +8925,7 @@
           <w:color w:val="555555"/>
           <w:sz w:val="19"/>
         </w:rPr>
+        <w:lastRenderedPageBreak/>
         <w:t>ענן מילים - שאר הנכסים</w:t>
       </w:r>
     </w:p>
@@ -6010,13 +9053,31 @@
             <w:pPr>
               <w:jc w:val="center"/>
             </w:pPr>
+            <w:proofErr w:type="spellStart"/>
             <w:r>
               <w:rPr>
                 <w:rFonts w:cs="Segoe UI"/>
                 <w:sz w:val="20"/>
               </w:rPr>
-              <w:t>great location</w:t>
+              <w:t>great</w:t>
             </w:r>
+            <w:proofErr w:type="spellEnd"/>
+            <w:r>
+              <w:rPr>
+                <w:rFonts w:cs="Segoe UI"/>
+                <w:sz w:val="20"/>
+              </w:rPr>
+              <w:t xml:space="preserve"> </w:t>
+            </w:r>
+            <w:proofErr w:type="spellStart"/>
+            <w:r>
+              <w:rPr>
+                <w:rFonts w:cs="Segoe UI"/>
+                <w:sz w:val="20"/>
+              </w:rPr>
+              <w:t>location</w:t>
+            </w:r>
+            <w:proofErr w:type="spellEnd"/>
           </w:p>
         </w:tc>
         <w:tc>
@@ -6068,13 +9129,31 @@
             <w:pPr>
               <w:jc w:val="center"/>
             </w:pPr>
+            <w:proofErr w:type="spellStart"/>
             <w:r>
               <w:rPr>
                 <w:rFonts w:cs="Segoe UI"/>
                 <w:sz w:val="20"/>
               </w:rPr>
-              <w:t>great restaurant</w:t>
+              <w:t>great</w:t>
             </w:r>
+            <w:proofErr w:type="spellEnd"/>
+            <w:r>
+              <w:rPr>
+                <w:rFonts w:cs="Segoe UI"/>
+                <w:sz w:val="20"/>
+              </w:rPr>
+              <w:t xml:space="preserve"> </w:t>
+            </w:r>
+            <w:proofErr w:type="spellStart"/>
+            <w:r>
+              <w:rPr>
+                <w:rFonts w:cs="Segoe UI"/>
+                <w:sz w:val="20"/>
+              </w:rPr>
+              <w:t>restaurant</w:t>
+            </w:r>
+            <w:proofErr w:type="spellEnd"/>
           </w:p>
         </w:tc>
         <w:tc>
@@ -6125,13 +9204,31 @@
             <w:pPr>
               <w:jc w:val="center"/>
             </w:pPr>
+            <w:proofErr w:type="spellStart"/>
             <w:r>
               <w:rPr>
                 <w:rFonts w:cs="Segoe UI"/>
                 <w:sz w:val="20"/>
               </w:rPr>
-              <w:t>good location</w:t>
+              <w:t>good</w:t>
             </w:r>
+            <w:proofErr w:type="spellEnd"/>
+            <w:r>
+              <w:rPr>
+                <w:rFonts w:cs="Segoe UI"/>
+                <w:sz w:val="20"/>
+              </w:rPr>
+              <w:t xml:space="preserve"> </w:t>
+            </w:r>
+            <w:proofErr w:type="spellStart"/>
+            <w:r>
+              <w:rPr>
+                <w:rFonts w:cs="Segoe UI"/>
+                <w:sz w:val="20"/>
+              </w:rPr>
+              <w:t>location</w:t>
+            </w:r>
+            <w:proofErr w:type="spellEnd"/>
           </w:p>
         </w:tc>
         <w:tc>
@@ -6183,13 +9280,31 @@
             <w:pPr>
               <w:jc w:val="center"/>
             </w:pPr>
+            <w:proofErr w:type="spellStart"/>
             <w:r>
               <w:rPr>
                 <w:rFonts w:cs="Segoe UI"/>
                 <w:sz w:val="20"/>
               </w:rPr>
-              <w:t>perfect location</w:t>
+              <w:t>perfect</w:t>
             </w:r>
+            <w:proofErr w:type="spellEnd"/>
+            <w:r>
+              <w:rPr>
+                <w:rFonts w:cs="Segoe UI"/>
+                <w:sz w:val="20"/>
+              </w:rPr>
+              <w:t xml:space="preserve"> </w:t>
+            </w:r>
+            <w:proofErr w:type="spellStart"/>
+            <w:r>
+              <w:rPr>
+                <w:rFonts w:cs="Segoe UI"/>
+                <w:sz w:val="20"/>
+              </w:rPr>
+              <w:t>location</w:t>
+            </w:r>
+            <w:proofErr w:type="spellEnd"/>
           </w:p>
         </w:tc>
         <w:tc>
@@ -6240,13 +9355,31 @@
             <w:pPr>
               <w:jc w:val="center"/>
             </w:pPr>
+            <w:proofErr w:type="spellStart"/>
             <w:r>
               <w:rPr>
                 <w:rFonts w:cs="Segoe UI"/>
                 <w:sz w:val="20"/>
               </w:rPr>
-              <w:t>short walk</w:t>
+              <w:t>short</w:t>
             </w:r>
+            <w:proofErr w:type="spellEnd"/>
+            <w:r>
+              <w:rPr>
+                <w:rFonts w:cs="Segoe UI"/>
+                <w:sz w:val="20"/>
+              </w:rPr>
+              <w:t xml:space="preserve"> </w:t>
+            </w:r>
+            <w:proofErr w:type="spellStart"/>
+            <w:r>
+              <w:rPr>
+                <w:rFonts w:cs="Segoe UI"/>
+                <w:sz w:val="20"/>
+              </w:rPr>
+              <w:t>walk</w:t>
+            </w:r>
+            <w:proofErr w:type="spellEnd"/>
           </w:p>
         </w:tc>
         <w:tc>
@@ -6298,13 +9431,31 @@
             <w:pPr>
               <w:jc w:val="center"/>
             </w:pPr>
+            <w:proofErr w:type="spellStart"/>
             <w:r>
               <w:rPr>
                 <w:rFonts w:cs="Segoe UI"/>
                 <w:sz w:val="20"/>
               </w:rPr>
-              <w:t>public transport</w:t>
+              <w:t>public</w:t>
             </w:r>
+            <w:proofErr w:type="spellEnd"/>
+            <w:r>
+              <w:rPr>
+                <w:rFonts w:cs="Segoe UI"/>
+                <w:sz w:val="20"/>
+              </w:rPr>
+              <w:t xml:space="preserve"> </w:t>
+            </w:r>
+            <w:proofErr w:type="spellStart"/>
+            <w:r>
+              <w:rPr>
+                <w:rFonts w:cs="Segoe UI"/>
+                <w:sz w:val="20"/>
+              </w:rPr>
+              <w:t>transport</w:t>
+            </w:r>
+            <w:proofErr w:type="spellEnd"/>
           </w:p>
         </w:tc>
         <w:tc>
@@ -6355,13 +9506,31 @@
             <w:pPr>
               <w:jc w:val="center"/>
             </w:pPr>
+            <w:proofErr w:type="spellStart"/>
             <w:r>
               <w:rPr>
                 <w:rFonts w:cs="Segoe UI"/>
                 <w:sz w:val="20"/>
               </w:rPr>
-              <w:t>easy access</w:t>
+              <w:t>easy</w:t>
             </w:r>
+            <w:proofErr w:type="spellEnd"/>
+            <w:r>
+              <w:rPr>
+                <w:rFonts w:cs="Segoe UI"/>
+                <w:sz w:val="20"/>
+              </w:rPr>
+              <w:t xml:space="preserve"> </w:t>
+            </w:r>
+            <w:proofErr w:type="spellStart"/>
+            <w:r>
+              <w:rPr>
+                <w:rFonts w:cs="Segoe UI"/>
+                <w:sz w:val="20"/>
+              </w:rPr>
+              <w:t>access</w:t>
+            </w:r>
+            <w:proofErr w:type="spellEnd"/>
           </w:p>
         </w:tc>
         <w:tc>
@@ -6413,13 +9582,31 @@
             <w:pPr>
               <w:jc w:val="center"/>
             </w:pPr>
+            <w:proofErr w:type="spellStart"/>
             <w:r>
               <w:rPr>
                 <w:rFonts w:cs="Segoe UI"/>
                 <w:sz w:val="20"/>
               </w:rPr>
-              <w:t>main attraction</w:t>
+              <w:t>main</w:t>
             </w:r>
+            <w:proofErr w:type="spellEnd"/>
+            <w:r>
+              <w:rPr>
+                <w:rFonts w:cs="Segoe UI"/>
+                <w:sz w:val="20"/>
+              </w:rPr>
+              <w:t xml:space="preserve"> </w:t>
+            </w:r>
+            <w:proofErr w:type="spellStart"/>
+            <w:r>
+              <w:rPr>
+                <w:rFonts w:cs="Segoe UI"/>
+                <w:sz w:val="20"/>
+              </w:rPr>
+              <w:t>attraction</w:t>
+            </w:r>
+            <w:proofErr w:type="spellEnd"/>
           </w:p>
         </w:tc>
         <w:tc>
@@ -6470,13 +9657,31 @@
             <w:pPr>
               <w:jc w:val="center"/>
             </w:pPr>
+            <w:proofErr w:type="spellStart"/>
             <w:r>
               <w:rPr>
                 <w:rFonts w:cs="Segoe UI"/>
                 <w:sz w:val="20"/>
               </w:rPr>
-              <w:t>comfortable bed</w:t>
+              <w:t>comfortable</w:t>
             </w:r>
+            <w:proofErr w:type="spellEnd"/>
+            <w:r>
+              <w:rPr>
+                <w:rFonts w:cs="Segoe UI"/>
+                <w:sz w:val="20"/>
+              </w:rPr>
+              <w:t xml:space="preserve"> </w:t>
+            </w:r>
+            <w:proofErr w:type="spellStart"/>
+            <w:r>
+              <w:rPr>
+                <w:rFonts w:cs="Segoe UI"/>
+                <w:sz w:val="20"/>
+              </w:rPr>
+              <w:t>bed</w:t>
+            </w:r>
+            <w:proofErr w:type="spellEnd"/>
           </w:p>
         </w:tc>
         <w:tc>
@@ -6528,13 +9733,31 @@
             <w:pPr>
               <w:jc w:val="center"/>
             </w:pPr>
+            <w:proofErr w:type="spellStart"/>
             <w:r>
               <w:rPr>
                 <w:rFonts w:cs="Segoe UI"/>
                 <w:sz w:val="20"/>
               </w:rPr>
-              <w:t>great time</w:t>
+              <w:t>great</w:t>
             </w:r>
+            <w:proofErr w:type="spellEnd"/>
+            <w:r>
+              <w:rPr>
+                <w:rFonts w:cs="Segoe UI"/>
+                <w:sz w:val="20"/>
+              </w:rPr>
+              <w:t xml:space="preserve"> </w:t>
+            </w:r>
+            <w:proofErr w:type="spellStart"/>
+            <w:r>
+              <w:rPr>
+                <w:rFonts w:cs="Segoe UI"/>
+                <w:sz w:val="20"/>
+              </w:rPr>
+              <w:t>time</w:t>
+            </w:r>
+            <w:proofErr w:type="spellEnd"/>
           </w:p>
         </w:tc>
         <w:tc>
@@ -6583,7 +9806,63 @@
         <w:rPr>
           <w:rFonts w:cs="Segoe UI"/>
         </w:rPr>
-        <w:t xml:space="preserve"> קבוצת ה־Hidden Gems כללה 1,675 ביקורות באנגלית, לעומת יותר מ־269 אלף ביקורות בקבוצת ההשוואה. חוסר האיזון בין הקבוצות מגדיל את הרגישות של ענן ה־Hidden Gems לצירופים נדירים ולמקרים בודדים. צירופים בתחתית רשימת הטופ-50 מבוססים על ספירות חד-ספרתיות בלבד; לכן יש לפרש בעיקר צירופים שחזרו עשרות עד מאות פעמים והציגו דפוס עקבי, ולא להסיק מסקנות מצירופים נדירים.</w:t>
+        <w:t xml:space="preserve"> קבוצת </w:t>
+      </w:r>
+      <w:proofErr w:type="spellStart"/>
+      <w:r>
+        <w:rPr>
+          <w:rFonts w:cs="Segoe UI"/>
+        </w:rPr>
+        <w:t>ה־Hidden</w:t>
+      </w:r>
+      <w:proofErr w:type="spellEnd"/>
+      <w:r>
+        <w:rPr>
+          <w:rFonts w:cs="Segoe UI"/>
+        </w:rPr>
+        <w:t xml:space="preserve"> </w:t>
+      </w:r>
+      <w:proofErr w:type="spellStart"/>
+      <w:r>
+        <w:rPr>
+          <w:rFonts w:cs="Segoe UI"/>
+        </w:rPr>
+        <w:t>Gems</w:t>
+      </w:r>
+      <w:proofErr w:type="spellEnd"/>
+      <w:r>
+        <w:rPr>
+          <w:rFonts w:cs="Segoe UI"/>
+        </w:rPr>
+        <w:t xml:space="preserve"> כללה 1,675 ביקורות באנגלית, לעומת יותר מ־269 אלף ביקורות בקבוצת ההשוואה. חוסר האיזון בין הקבוצות מגדיל את הרגישות של ענן </w:t>
+      </w:r>
+      <w:proofErr w:type="spellStart"/>
+      <w:r>
+        <w:rPr>
+          <w:rFonts w:cs="Segoe UI"/>
+        </w:rPr>
+        <w:t>ה־Hidden</w:t>
+      </w:r>
+      <w:proofErr w:type="spellEnd"/>
+      <w:r>
+        <w:rPr>
+          <w:rFonts w:cs="Segoe UI"/>
+        </w:rPr>
+        <w:t xml:space="preserve"> </w:t>
+      </w:r>
+      <w:proofErr w:type="spellStart"/>
+      <w:r>
+        <w:rPr>
+          <w:rFonts w:cs="Segoe UI"/>
+        </w:rPr>
+        <w:t>Gems</w:t>
+      </w:r>
+      <w:proofErr w:type="spellEnd"/>
+      <w:r>
+        <w:rPr>
+          <w:rFonts w:cs="Segoe UI"/>
+        </w:rPr>
+        <w:t xml:space="preserve"> לצירופים נדירים ולמקרים בודדים. צירופים בתחתית רשימת הטופ-50 מבוססים על ספירות חד-ספרתיות בלבד; לכן יש לפרש בעיקר צירופים שחזרו עשרות עד מאות פעמים והציגו דפוס עקבי, ולא להסיק מסקנות מצירופים נדירים.</w:t>
       </w:r>
     </w:p>
     <w:p>
@@ -6624,7 +9903,63 @@
         <w:rPr>
           <w:rFonts w:cs="Segoe UI"/>
         </w:rPr>
-        <w:t>לנסות מודל אנסמבל (Random Forest / Gradient Boosting) במקום עץ החלטה בודד, כדי לשפר עוד את דיוק החיזוי ולקבל סימן פער-מחיר מהימן יותר.</w:t>
+        <w:t>לנסות מודל אנסמבל (</w:t>
+      </w:r>
+      <w:proofErr w:type="spellStart"/>
+      <w:r>
+        <w:rPr>
+          <w:rFonts w:cs="Segoe UI"/>
+        </w:rPr>
+        <w:t>Random</w:t>
+      </w:r>
+      <w:proofErr w:type="spellEnd"/>
+      <w:r>
+        <w:rPr>
+          <w:rFonts w:cs="Segoe UI"/>
+        </w:rPr>
+        <w:t xml:space="preserve"> </w:t>
+      </w:r>
+      <w:proofErr w:type="spellStart"/>
+      <w:r>
+        <w:rPr>
+          <w:rFonts w:cs="Segoe UI"/>
+        </w:rPr>
+        <w:t>Forest</w:t>
+      </w:r>
+      <w:proofErr w:type="spellEnd"/>
+      <w:r>
+        <w:rPr>
+          <w:rFonts w:cs="Segoe UI"/>
+        </w:rPr>
+        <w:t xml:space="preserve"> / </w:t>
+      </w:r>
+      <w:proofErr w:type="spellStart"/>
+      <w:r>
+        <w:rPr>
+          <w:rFonts w:cs="Segoe UI"/>
+        </w:rPr>
+        <w:t>Gradient</w:t>
+      </w:r>
+      <w:proofErr w:type="spellEnd"/>
+      <w:r>
+        <w:rPr>
+          <w:rFonts w:cs="Segoe UI"/>
+        </w:rPr>
+        <w:t xml:space="preserve"> </w:t>
+      </w:r>
+      <w:proofErr w:type="spellStart"/>
+      <w:r>
+        <w:rPr>
+          <w:rFonts w:cs="Segoe UI"/>
+        </w:rPr>
+        <w:t>Boosting</w:t>
+      </w:r>
+      <w:proofErr w:type="spellEnd"/>
+      <w:r>
+        <w:rPr>
+          <w:rFonts w:cs="Segoe UI"/>
+        </w:rPr>
+        <w:t>) במקום עץ החלטה בודד, כדי לשפר עוד את דיוק החיזוי ולקבל סימן פער-מחיר מהימן יותר.</w:t>
       </w:r>
     </w:p>
     <w:p>
@@ -6637,7 +9972,63 @@
         <w:rPr>
           <w:rFonts w:cs="Segoe UI"/>
         </w:rPr>
-        <w:t>לבחון שיטות clustering שאינן מניחות קבוצות כדוריות (למשל DBSCAN או clustering היררכי), לאור ציוני ה-Silhouette הנמוכים שהתקבלו ב-K-means.</w:t>
+        <w:t xml:space="preserve">לבחון שיטות </w:t>
+      </w:r>
+      <w:proofErr w:type="spellStart"/>
+      <w:r>
+        <w:rPr>
+          <w:rFonts w:cs="Segoe UI"/>
+        </w:rPr>
+        <w:t>clustering</w:t>
+      </w:r>
+      <w:proofErr w:type="spellEnd"/>
+      <w:r>
+        <w:rPr>
+          <w:rFonts w:cs="Segoe UI"/>
+        </w:rPr>
+        <w:t xml:space="preserve"> שאינן מניחות קבוצות כדוריות (למשל DBSCAN או </w:t>
+      </w:r>
+      <w:proofErr w:type="spellStart"/>
+      <w:r>
+        <w:rPr>
+          <w:rFonts w:cs="Segoe UI"/>
+        </w:rPr>
+        <w:t>clustering</w:t>
+      </w:r>
+      <w:proofErr w:type="spellEnd"/>
+      <w:r>
+        <w:rPr>
+          <w:rFonts w:cs="Segoe UI"/>
+        </w:rPr>
+        <w:t xml:space="preserve"> היררכי), לאור ציוני ה-</w:t>
+      </w:r>
+      <w:proofErr w:type="spellStart"/>
+      <w:r>
+        <w:rPr>
+          <w:rFonts w:cs="Segoe UI"/>
+        </w:rPr>
+        <w:t>Silhouette</w:t>
+      </w:r>
+      <w:proofErr w:type="spellEnd"/>
+      <w:r>
+        <w:rPr>
+          <w:rFonts w:cs="Segoe UI"/>
+        </w:rPr>
+        <w:t xml:space="preserve"> הנמוכים שהתקבלו ב-K-</w:t>
+      </w:r>
+      <w:proofErr w:type="spellStart"/>
+      <w:r>
+        <w:rPr>
+          <w:rFonts w:cs="Segoe UI"/>
+        </w:rPr>
+        <w:t>means</w:t>
+      </w:r>
+      <w:proofErr w:type="spellEnd"/>
+      <w:r>
+        <w:rPr>
+          <w:rFonts w:cs="Segoe UI"/>
+        </w:rPr>
+        <w:t>.</w:t>
       </w:r>
     </w:p>
     <w:p>
@@ -6650,7 +10041,6 @@
         <w:rPr>
           <w:rFonts w:cs="Segoe UI"/>
         </w:rPr>
-        <w:lastRenderedPageBreak/>
         <w:t>להעביר את סינון השפה שהוספנו לצעד המקדים עצמו (clean_reviews.py), כך שכל הקבצים בהמשך ייהנו מסינון אנגלית מדויק, לא רק שלב ענני המילים.</w:t>
       </w:r>
     </w:p>
@@ -6664,7 +10054,49 @@
         <w:rPr>
           <w:rFonts w:cs="Segoe UI"/>
         </w:rPr>
-        <w:t>לוודא את הגדרת ה-Hidden Gem מול איתות חיצוני אם יימצא (למשל בדיקה ידנית של מדגם מ-453 הנכסים, או השוואה מול סטטוס Superhost וקצב תגובה).</w:t>
+        <w:t>לוודא את הגדרת ה-</w:t>
+      </w:r>
+      <w:proofErr w:type="spellStart"/>
+      <w:r>
+        <w:rPr>
+          <w:rFonts w:cs="Segoe UI"/>
+        </w:rPr>
+        <w:t>Hidden</w:t>
+      </w:r>
+      <w:proofErr w:type="spellEnd"/>
+      <w:r>
+        <w:rPr>
+          <w:rFonts w:cs="Segoe UI"/>
+        </w:rPr>
+        <w:t xml:space="preserve"> </w:t>
+      </w:r>
+      <w:proofErr w:type="spellStart"/>
+      <w:r>
+        <w:rPr>
+          <w:rFonts w:cs="Segoe UI"/>
+        </w:rPr>
+        <w:t>Gem</w:t>
+      </w:r>
+      <w:proofErr w:type="spellEnd"/>
+      <w:r>
+        <w:rPr>
+          <w:rFonts w:cs="Segoe UI"/>
+        </w:rPr>
+        <w:t xml:space="preserve"> מול איתות חיצוני אם יימצא (למשל בדיקה ידנית של מדגם מ-453 הנכסים, או השוואה מול סטטוס </w:t>
+      </w:r>
+      <w:proofErr w:type="spellStart"/>
+      <w:r>
+        <w:rPr>
+          <w:rFonts w:cs="Segoe UI"/>
+        </w:rPr>
+        <w:t>Superhost</w:t>
+      </w:r>
+      <w:proofErr w:type="spellEnd"/>
+      <w:r>
+        <w:rPr>
+          <w:rFonts w:cs="Segoe UI"/>
+        </w:rPr>
+        <w:t xml:space="preserve"> וקצב תגובה).</w:t>
       </w:r>
     </w:p>
     <w:p>
@@ -6677,7 +10109,49 @@
         <w:rPr>
           <w:rFonts w:cs="Segoe UI"/>
         </w:rPr>
-        <w:t>להרחיב את ניתוח ענני המילים לכל cluster בנפרד (שילוב בעיה 3 עם בעיה 4), ולבדוק האם הבדלים בשפת הביקורות מתגלים דווקא בהשוואה בין טיפוסי הנכס השונים, גם אם לא נמצאו בין נכסי Hidden Gem ליתר הנכסים.</w:t>
+        <w:t xml:space="preserve">להרחיב את ניתוח ענני המילים לכל </w:t>
+      </w:r>
+      <w:proofErr w:type="spellStart"/>
+      <w:r>
+        <w:rPr>
+          <w:rFonts w:cs="Segoe UI"/>
+        </w:rPr>
+        <w:t>cluster</w:t>
+      </w:r>
+      <w:proofErr w:type="spellEnd"/>
+      <w:r>
+        <w:rPr>
+          <w:rFonts w:cs="Segoe UI"/>
+        </w:rPr>
+        <w:t xml:space="preserve"> בנפרד (שילוב בעיה 3 עם בעיה 4), ולבדוק האם הבדלים בשפת הביקורות מתגלים דווקא בהשוואה בין טיפוסי הנכס השונים, גם אם לא נמצאו בין נכסי </w:t>
+      </w:r>
+      <w:proofErr w:type="spellStart"/>
+      <w:r>
+        <w:rPr>
+          <w:rFonts w:cs="Segoe UI"/>
+        </w:rPr>
+        <w:t>Hidden</w:t>
+      </w:r>
+      <w:proofErr w:type="spellEnd"/>
+      <w:r>
+        <w:rPr>
+          <w:rFonts w:cs="Segoe UI"/>
+        </w:rPr>
+        <w:t xml:space="preserve"> </w:t>
+      </w:r>
+      <w:proofErr w:type="spellStart"/>
+      <w:r>
+        <w:rPr>
+          <w:rFonts w:cs="Segoe UI"/>
+        </w:rPr>
+        <w:t>Gem</w:t>
+      </w:r>
+      <w:proofErr w:type="spellEnd"/>
+      <w:r>
+        <w:rPr>
+          <w:rFonts w:cs="Segoe UI"/>
+        </w:rPr>
+        <w:t xml:space="preserve"> ליתר הנכסים.</w:t>
       </w:r>
     </w:p>
     <w:p>
@@ -6705,7 +10179,84 @@
         <w:rPr>
           <w:rFonts w:cs="Segoe UI"/>
         </w:rPr>
-        <w:t>התחלנו מנתוני נכסים וטקסט ביקורות גולמיים, ובנינו פייפליין מקצה-לקצה ש-(1) לומד קו בסיס לחיזוי מחיר על בסיס מאפיינים מבניים של הנכס בלבד, מאומן על 20% מהנכסים ונבדק על 80% כדי להבטיח הערכת out-of-sample אמינה לאוכלוסייה הגדולה ביותר האפשרית, (2) משלב נפח ביקורות, סנטימנט, ופער מחיר-מול-חיזוי — הנבדק רק על נכסים בקבוצת הבדיקה — להגדרה עקבית של "Hidden Gem", (3) מראה ש-453 הנכסים שהתקבלו מתחלקים לארבע תתי-סוגים נבדלים לפי גודל הנכס ורמת האבזור שלו, ו-(4) משתמש בכריית טקסט כדי לבדוק האם ההבדל הזה בא לידי ביטוי גם בשפת הביקורות — ומוצא שלא. הקפדה על טיפול נכון במזהי נכסים ארוכים (מחרוזת ולא מספר עשרוני), סינון שפה מדויק (langdetect) והערכת מודל אך ורק על נתונים בלתי-נראים באימון, חיזקה את מהימנות התוצאות הסופיות.</w:t>
+        <w:t xml:space="preserve">התחלנו מנתוני נכסים וטקסט ביקורות גולמיים, ובנינו </w:t>
+      </w:r>
+      <w:proofErr w:type="spellStart"/>
+      <w:r>
+        <w:rPr>
+          <w:rFonts w:cs="Segoe UI"/>
+        </w:rPr>
+        <w:t>פייפליין</w:t>
+      </w:r>
+      <w:proofErr w:type="spellEnd"/>
+      <w:r>
+        <w:rPr>
+          <w:rFonts w:cs="Segoe UI"/>
+        </w:rPr>
+        <w:t xml:space="preserve"> מקצה-לקצה ש-(1) לומד קו בסיס לחיזוי מחיר על בסיס מאפיינים מבניים של הנכס בלבד, מאומן על 20% מהנכסים ונבדק על 80% כדי להבטיח הערכת </w:t>
+      </w:r>
+      <w:proofErr w:type="spellStart"/>
+      <w:r>
+        <w:rPr>
+          <w:rFonts w:cs="Segoe UI"/>
+        </w:rPr>
+        <w:t>out-of-sample</w:t>
+      </w:r>
+      <w:proofErr w:type="spellEnd"/>
+      <w:r>
+        <w:rPr>
+          <w:rFonts w:cs="Segoe UI"/>
+        </w:rPr>
+        <w:t xml:space="preserve"> אמינה לאוכלוסייה הגדולה ביותר האפשרית, (2) משלב נפח ביקורות, סנטימנט, ופער מחיר-מול-חיזוי — הנבדק רק על נכסים בקבוצת הבדיקה — להגדרה עקבית של "</w:t>
+      </w:r>
+      <w:proofErr w:type="spellStart"/>
+      <w:r>
+        <w:rPr>
+          <w:rFonts w:cs="Segoe UI"/>
+        </w:rPr>
+        <w:t>Hidden</w:t>
+      </w:r>
+      <w:proofErr w:type="spellEnd"/>
+      <w:r>
+        <w:rPr>
+          <w:rFonts w:cs="Segoe UI"/>
+        </w:rPr>
+        <w:t xml:space="preserve"> </w:t>
+      </w:r>
+      <w:proofErr w:type="spellStart"/>
+      <w:r>
+        <w:rPr>
+          <w:rFonts w:cs="Segoe UI"/>
+        </w:rPr>
+        <w:t>Gem</w:t>
+      </w:r>
+      <w:proofErr w:type="spellEnd"/>
+      <w:r>
+        <w:rPr>
+          <w:rFonts w:cs="Segoe UI"/>
+        </w:rPr>
+        <w:t xml:space="preserve">", (3) מראה ש-453 הנכסים שהתקבלו מתחלקים לארבע תתי-סוגים נבדלים לפי גודל הנכס ורמת האבזור שלו, ו-(4) משתמש בכריית טקסט כדי לבדוק האם ההבדל הזה בא לידי ביטוי גם בשפת הביקורות — ומוצא שלא. הקפדה על טיפול נכון במזהי נכסים </w:t>
+      </w:r>
+      <w:r>
+        <w:rPr>
+          <w:rFonts w:cs="Segoe UI"/>
+        </w:rPr>
+        <w:lastRenderedPageBreak/>
+        <w:t>ארוכים (מחרוזת ולא מספר עשרוני), סינון שפה מדויק (</w:t>
+      </w:r>
+      <w:proofErr w:type="spellStart"/>
+      <w:r>
+        <w:rPr>
+          <w:rFonts w:cs="Segoe UI"/>
+        </w:rPr>
+        <w:t>langdetect</w:t>
+      </w:r>
+      <w:proofErr w:type="spellEnd"/>
+      <w:r>
+        <w:rPr>
+          <w:rFonts w:cs="Segoe UI"/>
+        </w:rPr>
+        <w:t>) והערכת מודל אך ורק על נתונים בלתי-נראים באימון, חיזקה את מהימנות התוצאות הסופיות.</w:t>
       </w:r>
     </w:p>
     <w:sectPr>
@@ -7113,6 +10664,232 @@
     </w:lvl>
   </w:abstractNum>
   <w:abstractNum w:abstractNumId="9" w15:restartNumberingAfterBreak="0">
+    <w:nsid w:val="006F3FD7"/>
+    <w:multiLevelType w:val="multilevel"/>
+    <w:tmpl w:val="D0CC9B48"/>
+    <w:lvl w:ilvl="0">
+      <w:start w:val="1"/>
+      <w:numFmt w:val="decimal"/>
+      <w:lvlText w:val="%1."/>
+      <w:lvlJc w:val="left"/>
+      <w:pPr>
+        <w:tabs>
+          <w:tab w:val="num" w:pos="720"/>
+        </w:tabs>
+        <w:ind w:left="720" w:hanging="360"/>
+      </w:pPr>
+    </w:lvl>
+    <w:lvl w:ilvl="1" w:tentative="1">
+      <w:start w:val="1"/>
+      <w:numFmt w:val="decimal"/>
+      <w:lvlText w:val="%2."/>
+      <w:lvlJc w:val="left"/>
+      <w:pPr>
+        <w:tabs>
+          <w:tab w:val="num" w:pos="1440"/>
+        </w:tabs>
+        <w:ind w:left="1440" w:hanging="360"/>
+      </w:pPr>
+    </w:lvl>
+    <w:lvl w:ilvl="2" w:tentative="1">
+      <w:start w:val="1"/>
+      <w:numFmt w:val="decimal"/>
+      <w:lvlText w:val="%3."/>
+      <w:lvlJc w:val="left"/>
+      <w:pPr>
+        <w:tabs>
+          <w:tab w:val="num" w:pos="2160"/>
+        </w:tabs>
+        <w:ind w:left="2160" w:hanging="360"/>
+      </w:pPr>
+    </w:lvl>
+    <w:lvl w:ilvl="3" w:tentative="1">
+      <w:start w:val="1"/>
+      <w:numFmt w:val="decimal"/>
+      <w:lvlText w:val="%4."/>
+      <w:lvlJc w:val="left"/>
+      <w:pPr>
+        <w:tabs>
+          <w:tab w:val="num" w:pos="2880"/>
+        </w:tabs>
+        <w:ind w:left="2880" w:hanging="360"/>
+      </w:pPr>
+    </w:lvl>
+    <w:lvl w:ilvl="4" w:tentative="1">
+      <w:start w:val="1"/>
+      <w:numFmt w:val="decimal"/>
+      <w:lvlText w:val="%5."/>
+      <w:lvlJc w:val="left"/>
+      <w:pPr>
+        <w:tabs>
+          <w:tab w:val="num" w:pos="3600"/>
+        </w:tabs>
+        <w:ind w:left="3600" w:hanging="360"/>
+      </w:pPr>
+    </w:lvl>
+    <w:lvl w:ilvl="5" w:tentative="1">
+      <w:start w:val="1"/>
+      <w:numFmt w:val="decimal"/>
+      <w:lvlText w:val="%6."/>
+      <w:lvlJc w:val="left"/>
+      <w:pPr>
+        <w:tabs>
+          <w:tab w:val="num" w:pos="4320"/>
+        </w:tabs>
+        <w:ind w:left="4320" w:hanging="360"/>
+      </w:pPr>
+    </w:lvl>
+    <w:lvl w:ilvl="6" w:tentative="1">
+      <w:start w:val="1"/>
+      <w:numFmt w:val="decimal"/>
+      <w:lvlText w:val="%7."/>
+      <w:lvlJc w:val="left"/>
+      <w:pPr>
+        <w:tabs>
+          <w:tab w:val="num" w:pos="5040"/>
+        </w:tabs>
+        <w:ind w:left="5040" w:hanging="360"/>
+      </w:pPr>
+    </w:lvl>
+    <w:lvl w:ilvl="7" w:tentative="1">
+      <w:start w:val="1"/>
+      <w:numFmt w:val="decimal"/>
+      <w:lvlText w:val="%8."/>
+      <w:lvlJc w:val="left"/>
+      <w:pPr>
+        <w:tabs>
+          <w:tab w:val="num" w:pos="5760"/>
+        </w:tabs>
+        <w:ind w:left="5760" w:hanging="360"/>
+      </w:pPr>
+    </w:lvl>
+    <w:lvl w:ilvl="8" w:tentative="1">
+      <w:start w:val="1"/>
+      <w:numFmt w:val="decimal"/>
+      <w:lvlText w:val="%9."/>
+      <w:lvlJc w:val="left"/>
+      <w:pPr>
+        <w:tabs>
+          <w:tab w:val="num" w:pos="6480"/>
+        </w:tabs>
+        <w:ind w:left="6480" w:hanging="360"/>
+      </w:pPr>
+    </w:lvl>
+  </w:abstractNum>
+  <w:abstractNum w:abstractNumId="10" w15:restartNumberingAfterBreak="0">
+    <w:nsid w:val="09786C40"/>
+    <w:multiLevelType w:val="multilevel"/>
+    <w:tmpl w:val="42C4C792"/>
+    <w:lvl w:ilvl="0">
+      <w:start w:val="1"/>
+      <w:numFmt w:val="decimal"/>
+      <w:lvlText w:val="%1."/>
+      <w:lvlJc w:val="left"/>
+      <w:pPr>
+        <w:tabs>
+          <w:tab w:val="num" w:pos="720"/>
+        </w:tabs>
+        <w:ind w:left="720" w:hanging="360"/>
+      </w:pPr>
+    </w:lvl>
+    <w:lvl w:ilvl="1" w:tentative="1">
+      <w:start w:val="1"/>
+      <w:numFmt w:val="decimal"/>
+      <w:lvlText w:val="%2."/>
+      <w:lvlJc w:val="left"/>
+      <w:pPr>
+        <w:tabs>
+          <w:tab w:val="num" w:pos="1440"/>
+        </w:tabs>
+        <w:ind w:left="1440" w:hanging="360"/>
+      </w:pPr>
+    </w:lvl>
+    <w:lvl w:ilvl="2" w:tentative="1">
+      <w:start w:val="1"/>
+      <w:numFmt w:val="decimal"/>
+      <w:lvlText w:val="%3."/>
+      <w:lvlJc w:val="left"/>
+      <w:pPr>
+        <w:tabs>
+          <w:tab w:val="num" w:pos="2160"/>
+        </w:tabs>
+        <w:ind w:left="2160" w:hanging="360"/>
+      </w:pPr>
+    </w:lvl>
+    <w:lvl w:ilvl="3" w:tentative="1">
+      <w:start w:val="1"/>
+      <w:numFmt w:val="decimal"/>
+      <w:lvlText w:val="%4."/>
+      <w:lvlJc w:val="left"/>
+      <w:pPr>
+        <w:tabs>
+          <w:tab w:val="num" w:pos="2880"/>
+        </w:tabs>
+        <w:ind w:left="2880" w:hanging="360"/>
+      </w:pPr>
+    </w:lvl>
+    <w:lvl w:ilvl="4" w:tentative="1">
+      <w:start w:val="1"/>
+      <w:numFmt w:val="decimal"/>
+      <w:lvlText w:val="%5."/>
+      <w:lvlJc w:val="left"/>
+      <w:pPr>
+        <w:tabs>
+          <w:tab w:val="num" w:pos="3600"/>
+        </w:tabs>
+        <w:ind w:left="3600" w:hanging="360"/>
+      </w:pPr>
+    </w:lvl>
+    <w:lvl w:ilvl="5" w:tentative="1">
+      <w:start w:val="1"/>
+      <w:numFmt w:val="decimal"/>
+      <w:lvlText w:val="%6."/>
+      <w:lvlJc w:val="left"/>
+      <w:pPr>
+        <w:tabs>
+          <w:tab w:val="num" w:pos="4320"/>
+        </w:tabs>
+        <w:ind w:left="4320" w:hanging="360"/>
+      </w:pPr>
+    </w:lvl>
+    <w:lvl w:ilvl="6" w:tentative="1">
+      <w:start w:val="1"/>
+      <w:numFmt w:val="decimal"/>
+      <w:lvlText w:val="%7."/>
+      <w:lvlJc w:val="left"/>
+      <w:pPr>
+        <w:tabs>
+          <w:tab w:val="num" w:pos="5040"/>
+        </w:tabs>
+        <w:ind w:left="5040" w:hanging="360"/>
+      </w:pPr>
+    </w:lvl>
+    <w:lvl w:ilvl="7" w:tentative="1">
+      <w:start w:val="1"/>
+      <w:numFmt w:val="decimal"/>
+      <w:lvlText w:val="%8."/>
+      <w:lvlJc w:val="left"/>
+      <w:pPr>
+        <w:tabs>
+          <w:tab w:val="num" w:pos="5760"/>
+        </w:tabs>
+        <w:ind w:left="5760" w:hanging="360"/>
+      </w:pPr>
+    </w:lvl>
+    <w:lvl w:ilvl="8" w:tentative="1">
+      <w:start w:val="1"/>
+      <w:numFmt w:val="decimal"/>
+      <w:lvlText w:val="%9."/>
+      <w:lvlJc w:val="left"/>
+      <w:pPr>
+        <w:tabs>
+          <w:tab w:val="num" w:pos="6480"/>
+        </w:tabs>
+        <w:ind w:left="6480" w:hanging="360"/>
+      </w:pPr>
+    </w:lvl>
+  </w:abstractNum>
+  <w:abstractNum w:abstractNumId="11" w15:restartNumberingAfterBreak="0">
     <w:nsid w:val="0F863743"/>
     <w:multiLevelType w:val="multilevel"/>
     <w:tmpl w:val="8B629C90"/>
@@ -7261,7 +11038,7 @@
       </w:rPr>
     </w:lvl>
   </w:abstractNum>
-  <w:abstractNum w:abstractNumId="10" w15:restartNumberingAfterBreak="0">
+  <w:abstractNum w:abstractNumId="12" w15:restartNumberingAfterBreak="0">
     <w:nsid w:val="250445BC"/>
     <w:multiLevelType w:val="multilevel"/>
     <w:tmpl w:val="21B809AE"/>
@@ -7410,7 +11187,96 @@
       </w:rPr>
     </w:lvl>
   </w:abstractNum>
-  <w:abstractNum w:abstractNumId="11" w15:restartNumberingAfterBreak="0">
+  <w:abstractNum w:abstractNumId="13" w15:restartNumberingAfterBreak="0">
+    <w:nsid w:val="258F064E"/>
+    <w:multiLevelType w:val="hybridMultilevel"/>
+    <w:tmpl w:val="723A84C0"/>
+    <w:lvl w:ilvl="0" w:tplc="0409000F">
+      <w:start w:val="1"/>
+      <w:numFmt w:val="decimal"/>
+      <w:lvlText w:val="%1."/>
+      <w:lvlJc w:val="left"/>
+      <w:pPr>
+        <w:ind w:left="720" w:hanging="360"/>
+      </w:pPr>
+      <w:rPr>
+        <w:rFonts w:hint="default"/>
+      </w:rPr>
+    </w:lvl>
+    <w:lvl w:ilvl="1" w:tplc="04090019" w:tentative="1">
+      <w:start w:val="1"/>
+      <w:numFmt w:val="lowerLetter"/>
+      <w:lvlText w:val="%2."/>
+      <w:lvlJc w:val="left"/>
+      <w:pPr>
+        <w:ind w:left="1440" w:hanging="360"/>
+      </w:pPr>
+    </w:lvl>
+    <w:lvl w:ilvl="2" w:tplc="0409001B" w:tentative="1">
+      <w:start w:val="1"/>
+      <w:numFmt w:val="lowerRoman"/>
+      <w:lvlText w:val="%3."/>
+      <w:lvlJc w:val="right"/>
+      <w:pPr>
+        <w:ind w:left="2160" w:hanging="180"/>
+      </w:pPr>
+    </w:lvl>
+    <w:lvl w:ilvl="3" w:tplc="0409000F" w:tentative="1">
+      <w:start w:val="1"/>
+      <w:numFmt w:val="decimal"/>
+      <w:lvlText w:val="%4."/>
+      <w:lvlJc w:val="left"/>
+      <w:pPr>
+        <w:ind w:left="2880" w:hanging="360"/>
+      </w:pPr>
+    </w:lvl>
+    <w:lvl w:ilvl="4" w:tplc="04090019" w:tentative="1">
+      <w:start w:val="1"/>
+      <w:numFmt w:val="lowerLetter"/>
+      <w:lvlText w:val="%5."/>
+      <w:lvlJc w:val="left"/>
+      <w:pPr>
+        <w:ind w:left="3600" w:hanging="360"/>
+      </w:pPr>
+    </w:lvl>
+    <w:lvl w:ilvl="5" w:tplc="0409001B" w:tentative="1">
+      <w:start w:val="1"/>
+      <w:numFmt w:val="lowerRoman"/>
+      <w:lvlText w:val="%6."/>
+      <w:lvlJc w:val="right"/>
+      <w:pPr>
+        <w:ind w:left="4320" w:hanging="180"/>
+      </w:pPr>
+    </w:lvl>
+    <w:lvl w:ilvl="6" w:tplc="0409000F" w:tentative="1">
+      <w:start w:val="1"/>
+      <w:numFmt w:val="decimal"/>
+      <w:lvlText w:val="%7."/>
+      <w:lvlJc w:val="left"/>
+      <w:pPr>
+        <w:ind w:left="5040" w:hanging="360"/>
+      </w:pPr>
+    </w:lvl>
+    <w:lvl w:ilvl="7" w:tplc="04090019" w:tentative="1">
+      <w:start w:val="1"/>
+      <w:numFmt w:val="lowerLetter"/>
+      <w:lvlText w:val="%8."/>
+      <w:lvlJc w:val="left"/>
+      <w:pPr>
+        <w:ind w:left="5760" w:hanging="360"/>
+      </w:pPr>
+    </w:lvl>
+    <w:lvl w:ilvl="8" w:tplc="0409001B" w:tentative="1">
+      <w:start w:val="1"/>
+      <w:numFmt w:val="lowerRoman"/>
+      <w:lvlText w:val="%9."/>
+      <w:lvlJc w:val="right"/>
+      <w:pPr>
+        <w:ind w:left="6480" w:hanging="180"/>
+      </w:pPr>
+    </w:lvl>
+  </w:abstractNum>
+  <w:abstractNum w:abstractNumId="14" w15:restartNumberingAfterBreak="0">
     <w:nsid w:val="2DD2120C"/>
     <w:multiLevelType w:val="multilevel"/>
     <w:tmpl w:val="F9A86378"/>
@@ -7523,7 +11389,7 @@
       </w:pPr>
     </w:lvl>
   </w:abstractNum>
-  <w:abstractNum w:abstractNumId="12" w15:restartNumberingAfterBreak="0">
+  <w:abstractNum w:abstractNumId="15" w15:restartNumberingAfterBreak="0">
     <w:nsid w:val="4CE94B82"/>
     <w:multiLevelType w:val="multilevel"/>
     <w:tmpl w:val="F89882E6"/>
@@ -7672,7 +11538,7 @@
       </w:rPr>
     </w:lvl>
   </w:abstractNum>
-  <w:abstractNum w:abstractNumId="13" w15:restartNumberingAfterBreak="0">
+  <w:abstractNum w:abstractNumId="16" w15:restartNumberingAfterBreak="0">
     <w:nsid w:val="7BD3276C"/>
     <w:multiLevelType w:val="hybridMultilevel"/>
     <w:tmpl w:val="D9D691D4"/>
@@ -7816,18 +11682,27 @@
     <w:abstractNumId w:val="7"/>
   </w:num>
   <w:num w:numId="11" w16cid:durableId="836306477">
+    <w:abstractNumId w:val="14"/>
+  </w:num>
+  <w:num w:numId="12" w16cid:durableId="1669870828">
+    <w:abstractNumId w:val="12"/>
+  </w:num>
+  <w:num w:numId="13" w16cid:durableId="2008093198">
     <w:abstractNumId w:val="11"/>
   </w:num>
-  <w:num w:numId="12" w16cid:durableId="1669870828">
+  <w:num w:numId="14" w16cid:durableId="394666151">
+    <w:abstractNumId w:val="15"/>
+  </w:num>
+  <w:num w:numId="15" w16cid:durableId="1523013830">
+    <w:abstractNumId w:val="16"/>
+  </w:num>
+  <w:num w:numId="16" w16cid:durableId="1403022009">
+    <w:abstractNumId w:val="9"/>
+  </w:num>
+  <w:num w:numId="17" w16cid:durableId="1631934563">
     <w:abstractNumId w:val="10"/>
   </w:num>
-  <w:num w:numId="13" w16cid:durableId="2008093198">
-    <w:abstractNumId w:val="9"/>
-  </w:num>
-  <w:num w:numId="14" w16cid:durableId="394666151">
-    <w:abstractNumId w:val="12"/>
-  </w:num>
-  <w:num w:numId="15" w16cid:durableId="1523013830">
+  <w:num w:numId="18" w16cid:durableId="1616909384">
     <w:abstractNumId w:val="13"/>
   </w:num>
 </w:numbering>

--- a/docs/writeup_lastlyupdated08.08.docx
+++ b/docs/writeup_lastlyupdated08.08.docx
@@ -15,55 +15,7 @@
           <w:sz w:val="36"/>
           <w:szCs w:val="36"/>
         </w:rPr>
-        <w:t xml:space="preserve">בעקבות הפנינים הנסתרות: זיהוי </w:t>
-      </w:r>
-      <w:proofErr w:type="spellStart"/>
-      <w:r>
-        <w:rPr>
-          <w:sz w:val="36"/>
-          <w:szCs w:val="36"/>
-        </w:rPr>
-        <w:t>Hidden</w:t>
-      </w:r>
-      <w:proofErr w:type="spellEnd"/>
-      <w:r>
-        <w:rPr>
-          <w:sz w:val="36"/>
-          <w:szCs w:val="36"/>
-        </w:rPr>
-        <w:t xml:space="preserve"> </w:t>
-      </w:r>
-      <w:proofErr w:type="spellStart"/>
-      <w:r>
-        <w:rPr>
-          <w:sz w:val="36"/>
-          <w:szCs w:val="36"/>
-        </w:rPr>
-        <w:t>Gems</w:t>
-      </w:r>
-      <w:proofErr w:type="spellEnd"/>
-      <w:r>
-        <w:rPr>
-          <w:sz w:val="36"/>
-          <w:szCs w:val="36"/>
-        </w:rPr>
-        <w:t xml:space="preserve"> בשוק ה-</w:t>
-      </w:r>
-      <w:proofErr w:type="spellStart"/>
-      <w:r>
-        <w:rPr>
-          <w:sz w:val="36"/>
-          <w:szCs w:val="36"/>
-        </w:rPr>
-        <w:t>Airbnb</w:t>
-      </w:r>
-      <w:proofErr w:type="spellEnd"/>
-      <w:r>
-        <w:rPr>
-          <w:sz w:val="36"/>
-          <w:szCs w:val="36"/>
-        </w:rPr>
-        <w:t xml:space="preserve"> ברומא</w:t>
+        <w:t>בעקבות הפנינים הנסתרות: זיהוי Hidden Gems בשוק ה-Airbnb ברומא</w:t>
       </w:r>
     </w:p>
     <w:p>
@@ -71,35 +23,7 @@
         <w:rPr>
           <w:rFonts w:hint="cs"/>
         </w:rPr>
-        <w:t xml:space="preserve">עדי אוזנה | נויה </w:t>
-      </w:r>
-      <w:proofErr w:type="spellStart"/>
-      <w:r>
-        <w:rPr>
-          <w:rFonts w:hint="cs"/>
-        </w:rPr>
-        <w:t>ליכט</w:t>
-      </w:r>
-      <w:proofErr w:type="spellEnd"/>
-      <w:r>
-        <w:rPr>
-          <w:rFonts w:hint="cs"/>
-        </w:rPr>
-        <w:t xml:space="preserve"> | הילה </w:t>
-      </w:r>
-      <w:proofErr w:type="spellStart"/>
-      <w:r>
-        <w:rPr>
-          <w:rFonts w:hint="cs"/>
-        </w:rPr>
-        <w:t>צאיג</w:t>
-      </w:r>
-      <w:proofErr w:type="spellEnd"/>
-      <w:r>
-        <w:rPr>
-          <w:rFonts w:hint="cs"/>
-        </w:rPr>
-        <w:t xml:space="preserve"> | נעה גרוס</w:t>
+        <w:t>עדי אוזנה | נויה ליכט | הילה צאיג | נעה גרוס</w:t>
       </w:r>
     </w:p>
     <w:p>
@@ -131,35 +55,7 @@
         <w:rPr>
           <w:rFonts w:cs="Segoe UI"/>
         </w:rPr>
-        <w:t xml:space="preserve">פלטפורמות להשכרה </w:t>
-      </w:r>
-      <w:proofErr w:type="spellStart"/>
-      <w:r>
-        <w:rPr>
-          <w:rFonts w:cs="Segoe UI"/>
-        </w:rPr>
-        <w:t>קצרת־טווח</w:t>
-      </w:r>
-      <w:proofErr w:type="spellEnd"/>
-      <w:r>
-        <w:rPr>
-          <w:rFonts w:cs="Segoe UI"/>
-        </w:rPr>
-        <w:t xml:space="preserve">, כגון </w:t>
-      </w:r>
-      <w:proofErr w:type="spellStart"/>
-      <w:r>
-        <w:rPr>
-          <w:rFonts w:cs="Segoe UI"/>
-        </w:rPr>
-        <w:t>Airbnb</w:t>
-      </w:r>
-      <w:proofErr w:type="spellEnd"/>
-      <w:r>
-        <w:rPr>
-          <w:rFonts w:cs="Segoe UI"/>
-        </w:rPr>
-        <w:t>, מציעות מגוון רחב של נכסים הנבדלים זה מזה במחיר, במיקום, בדירוגים ובמאפיינים נוספים. עבור המשתמש, ההיצע הרחב מקשה לעיתים לזהות אילו נכסים באמת מציעים תמורה טובה, ולכן הבחירה יכולה להרגיש כמו</w:t>
+        <w:t>פלטפורמות להשכרה קצרת־טווח, כגון Airbnb, מציעות מגוון רחב של נכסים הנבדלים זה מזה במחיר, במיקום, בדירוגים ובמאפיינים נוספים. עבור המשתמש, ההיצע הרחב מקשה לעיתים לזהות אילו נכסים באמת מציעים תמורה טובה, ולכן הבחירה יכולה להרגיש כמו</w:t>
       </w:r>
       <w:r>
         <w:rPr>
@@ -175,42 +71,12 @@
         </w:rPr>
         <w:t xml:space="preserve"> </w:t>
       </w:r>
-      <w:proofErr w:type="spellStart"/>
-      <w:r>
-        <w:rPr>
-          <w:rFonts w:cs="Segoe UI"/>
-        </w:rPr>
-        <w:t>hit</w:t>
-      </w:r>
-      <w:proofErr w:type="spellEnd"/>
-      <w:r>
-        <w:rPr>
-          <w:rFonts w:cs="Segoe UI"/>
-        </w:rPr>
-        <w:t xml:space="preserve"> </w:t>
-      </w:r>
-      <w:proofErr w:type="spellStart"/>
-      <w:r>
-        <w:rPr>
-          <w:rFonts w:cs="Segoe UI"/>
-        </w:rPr>
-        <w:t>or</w:t>
-      </w:r>
-      <w:proofErr w:type="spellEnd"/>
-      <w:r>
-        <w:rPr>
-          <w:rFonts w:cs="Segoe UI"/>
-        </w:rPr>
-        <w:t xml:space="preserve"> </w:t>
-      </w:r>
-      <w:proofErr w:type="spellStart"/>
-      <w:r>
-        <w:rPr>
-          <w:rFonts w:cs="Segoe UI"/>
-        </w:rPr>
-        <w:t>miss</w:t>
-      </w:r>
-      <w:proofErr w:type="spellEnd"/>
+      <w:r>
+        <w:rPr>
+          <w:rFonts w:cs="Segoe UI"/>
+        </w:rPr>
+        <w:t>hit or miss</w:t>
+      </w:r>
       <w:r>
         <w:rPr>
           <w:rFonts w:cs="Segoe UI"/>
@@ -237,21 +103,7 @@
         <w:rPr>
           <w:rFonts w:cs="Segoe UI"/>
         </w:rPr>
-        <w:t xml:space="preserve">בפרויקט זה התמקדנו בשוק </w:t>
-      </w:r>
-      <w:proofErr w:type="spellStart"/>
-      <w:r>
-        <w:rPr>
-          <w:rFonts w:cs="Segoe UI"/>
-        </w:rPr>
-        <w:t>ה־Airbnb</w:t>
-      </w:r>
-      <w:proofErr w:type="spellEnd"/>
-      <w:r>
-        <w:rPr>
-          <w:rFonts w:cs="Segoe UI"/>
-        </w:rPr>
-        <w:t xml:space="preserve"> ברומא, איטליה, וביקשנו לזהות נכסים מסוג</w:t>
+        <w:t>בפרויקט זה התמקדנו בשוק ה־Airbnb ברומא, איטליה, וביקשנו לזהות נכסים מסוג</w:t>
       </w:r>
       <w:r>
         <w:rPr>
@@ -264,44 +116,15 @@
         <w:rPr>
           <w:rFonts w:cs="Segoe UI"/>
         </w:rPr>
-        <w:t>“</w:t>
-      </w:r>
-      <w:proofErr w:type="spellStart"/>
-      <w:r>
-        <w:rPr>
-          <w:rFonts w:cs="Segoe UI"/>
-        </w:rPr>
-        <w:t>Hidden</w:t>
-      </w:r>
-      <w:proofErr w:type="spellEnd"/>
-      <w:r>
-        <w:rPr>
-          <w:rFonts w:cs="Segoe UI"/>
+        <w:t>“Hidden Gems”. לצורך הגדרת המושג הסתמכנו על הגדרת</w:t>
+      </w:r>
+      <w:r>
+        <w:rPr>
+          <w:rFonts w:cs="Segoe UI"/>
+          <w:rtl w:val="0"/>
         </w:rPr>
         <w:t xml:space="preserve"> </w:t>
       </w:r>
-      <w:proofErr w:type="spellStart"/>
-      <w:r>
-        <w:rPr>
-          <w:rFonts w:cs="Segoe UI"/>
-        </w:rPr>
-        <w:t>Gems</w:t>
-      </w:r>
-      <w:proofErr w:type="spellEnd"/>
-      <w:r>
-        <w:rPr>
-          <w:rFonts w:cs="Segoe UI"/>
-        </w:rPr>
-        <w:t>”. לצורך הגדרת המושג הסתמכנו על הגדרת</w:t>
-      </w:r>
-      <w:r>
-        <w:rPr>
-          <w:rFonts w:cs="Segoe UI"/>
-          <w:rtl w:val="0"/>
-        </w:rPr>
-        <w:t xml:space="preserve"> </w:t>
-      </w:r>
-      <w:proofErr w:type="spellStart"/>
       <w:r>
         <w:rPr>
           <w:rFonts w:cs="Segoe UI"/>
@@ -310,7 +133,6 @@
         </w:rPr>
         <w:t>Wiktionary</w:t>
       </w:r>
-      <w:proofErr w:type="spellEnd"/>
       <w:r>
         <w:rPr>
           <w:rStyle w:val="affc"/>
@@ -322,49 +144,7 @@
         <w:rPr>
           <w:rFonts w:cs="Segoe UI"/>
         </w:rPr>
-        <w:t xml:space="preserve">, המתארת </w:t>
-      </w:r>
-      <w:proofErr w:type="spellStart"/>
-      <w:r>
-        <w:rPr>
-          <w:rFonts w:cs="Segoe UI"/>
-        </w:rPr>
-        <w:t>Hidden</w:t>
-      </w:r>
-      <w:proofErr w:type="spellEnd"/>
-      <w:r>
-        <w:rPr>
-          <w:rFonts w:cs="Segoe UI"/>
-        </w:rPr>
-        <w:t xml:space="preserve"> </w:t>
-      </w:r>
-      <w:proofErr w:type="spellStart"/>
-      <w:r>
-        <w:rPr>
-          <w:rFonts w:cs="Segoe UI"/>
-        </w:rPr>
-        <w:t>Gem</w:t>
-      </w:r>
-      <w:proofErr w:type="spellEnd"/>
-      <w:r>
-        <w:rPr>
-          <w:rFonts w:cs="Segoe UI"/>
-        </w:rPr>
-        <w:t xml:space="preserve"> כדבר בעל ערך או איכות שאינו זוכה להכרה התואמת את ערכו. מתוך הגדרה זו גזרנו שלושה קריטריונים מדידים המתאימים לעולם </w:t>
-      </w:r>
-      <w:proofErr w:type="spellStart"/>
-      <w:r>
-        <w:rPr>
-          <w:rFonts w:cs="Segoe UI"/>
-        </w:rPr>
-        <w:t>ה־Airbnb</w:t>
-      </w:r>
-      <w:proofErr w:type="spellEnd"/>
-      <w:r>
-        <w:rPr>
-          <w:rFonts w:cs="Segoe UI"/>
-        </w:rPr>
-        <w:t>: מחיר אטרקטיבי ביחס לנכסים דומים, ביקורות חיוביות ורמת פופולריות נמוכה יחסית. כלומר, חיפשנו נכסים המציעים תמורה ואיכות גבוהות, אך עדיין זוכים לפחות הכרה מנכסים דומים בשוק.</w:t>
+        <w:t>, המתארת Hidden Gem כדבר בעל ערך או איכות שאינו זוכה להכרה התואמת את ערכו. מתוך הגדרה זו גזרנו שלושה קריטריונים מדידים המתאימים לעולם ה־Airbnb: מחיר אטרקטיבי ביחס לנכסים דומים, ביקורות חיוביות ורמת פופולריות נמוכה יחסית. כלומר, חיפשנו נכסים המציעים תמורה ואיכות גבוהות, אך עדיין זוכים לפחות הכרה מנכסים דומים בשוק.</w:t>
       </w:r>
     </w:p>
     <w:p>
@@ -378,21 +158,7 @@
         <w:rPr>
           <w:rFonts w:cs="Segoe UI"/>
         </w:rPr>
-        <w:t xml:space="preserve">מטרת הפרויקט הייתה לבחון האם ניתן לזהות נכסים כאלה באופן אוטומטי באמצעות נתוני נכסים וביקורות ציבוריות, להבין אילו מאפיינים מייחדים אותם משאר השוק, ולבדוק האם ניתן לזהות בתוכם </w:t>
-      </w:r>
-      <w:proofErr w:type="spellStart"/>
-      <w:r>
-        <w:rPr>
-          <w:rFonts w:cs="Segoe UI"/>
-        </w:rPr>
-        <w:t>תת־קבוצות</w:t>
-      </w:r>
-      <w:proofErr w:type="spellEnd"/>
-      <w:r>
-        <w:rPr>
-          <w:rFonts w:cs="Segoe UI"/>
-        </w:rPr>
-        <w:t xml:space="preserve"> בעלות מאפיינים משותפים.</w:t>
+        <w:t>מטרת הפרויקט הייתה לבחון האם ניתן לזהות נכסים כאלה באופן אוטומטי באמצעות נתוני נכסים וביקורות ציבוריות, להבין אילו מאפיינים מייחדים אותם משאר השוק, ולבדוק האם ניתן לזהות בתוכם תת־קבוצות בעלות מאפיינים משותפים.</w:t>
       </w:r>
     </w:p>
     <w:p>
@@ -732,61 +498,11 @@
         </w:rPr>
         <w:t>ה-</w:t>
       </w:r>
-      <w:proofErr w:type="spellStart"/>
-      <w:r>
-        <w:rPr>
-          <w:rFonts w:cs="Segoe UI"/>
-        </w:rPr>
-        <w:t>Hidden</w:t>
-      </w:r>
-      <w:proofErr w:type="spellEnd"/>
-      <w:r>
-        <w:rPr>
-          <w:rFonts w:cs="Segoe UI"/>
-        </w:rPr>
-        <w:t xml:space="preserve"> </w:t>
-      </w:r>
-      <w:proofErr w:type="spellStart"/>
-      <w:r>
-        <w:rPr>
-          <w:rFonts w:cs="Segoe UI"/>
-        </w:rPr>
-        <w:t>Gems</w:t>
-      </w:r>
-      <w:proofErr w:type="spellEnd"/>
-      <w:r>
-        <w:rPr>
-          <w:rFonts w:cs="Segoe UI"/>
-        </w:rPr>
-        <w:t xml:space="preserve"> היה להעריך מהו המחיר הצפוי של כל נכס בהתאם למאפייניו. הנחנו כי מחירו של נכס מושפע ממאפיינים נצפים, ובהם מיקומו, סוג הנכס, קיבולתו ורמת האבזור שלו. בהתאם לכך, פער בין המחיר בפועל לבין המחיר שחזה המודל עשוי להעיד על כך שהנכס מתומחר בחסר או ביתר ביחס לנכסים בעלי מאפיינים דומים. מדד זה שימש בהמשך כאחד הקריטריונים לזיהוי נכסי </w:t>
-      </w:r>
-      <w:proofErr w:type="spellStart"/>
-      <w:r>
-        <w:rPr>
-          <w:rFonts w:cs="Segoe UI"/>
-        </w:rPr>
-        <w:t>Hidden</w:t>
-      </w:r>
-      <w:proofErr w:type="spellEnd"/>
-      <w:r>
-        <w:rPr>
-          <w:rFonts w:cs="Segoe UI"/>
-        </w:rPr>
-        <w:t xml:space="preserve"> </w:t>
-      </w:r>
-      <w:proofErr w:type="spellStart"/>
-      <w:r>
-        <w:rPr>
-          <w:rFonts w:cs="Segoe UI"/>
-        </w:rPr>
-        <w:t>Gem</w:t>
-      </w:r>
-      <w:proofErr w:type="spellEnd"/>
-      <w:r>
-        <w:rPr>
-          <w:rFonts w:cs="Segoe UI"/>
-        </w:rPr>
-        <w:t>.</w:t>
+      <w:r>
+        <w:rPr>
+          <w:rFonts w:cs="Segoe UI"/>
+        </w:rPr>
+        <w:t>Hidden Gems היה להעריך מהו המחיר הצפוי של כל נכס בהתאם למאפייניו. הנחנו כי מחירו של נכס מושפע ממאפיינים נצפים, ובהם מיקומו, סוג הנכס, קיבולתו ורמת האבזור שלו. בהתאם לכך, פער בין המחיר בפועל לבין המחיר שחזה המודל עשוי להעיד על כך שהנכס מתומחר בחסר או ביתר ביחס לנכסים בעלי מאפיינים דומים. מדד זה שימש בהמשך כאחד הקריטריונים לזיהוי נכסי Hidden Gem.</w:t>
       </w:r>
     </w:p>
     <w:p>
@@ -814,35 +530,7 @@
         <w:rPr>
           <w:rFonts w:cs="Segoe UI"/>
         </w:rPr>
-        <w:t>לצורך חיזוי המחיר השתמשנו במודל עץ החלטה. מכיוון שהתפלגות המחירים הייתה מוטה וכללה גם מחירים חריגים, המודל נבנה לחיזוי הלוגריתם של מחיר הנכס ולא המחיר עצמו. כך צמצמנו את השפעתם של ערכים קיצוניים על החיזוי. כדי למנוע מהעץ להפוך למורכב מדי, הגבלנו את עומקו ואת מספר הדגימות המינימלי בכל עלה (</w:t>
-      </w:r>
-      <w:proofErr w:type="spellStart"/>
-      <w:r>
-        <w:rPr>
-          <w:rFonts w:cs="Segoe UI"/>
-        </w:rPr>
-        <w:t>max_depth</w:t>
-      </w:r>
-      <w:proofErr w:type="spellEnd"/>
-      <w:r>
-        <w:rPr>
-          <w:rFonts w:cs="Segoe UI"/>
-        </w:rPr>
-        <w:t xml:space="preserve">=8, </w:t>
-      </w:r>
-      <w:proofErr w:type="spellStart"/>
-      <w:r>
-        <w:rPr>
-          <w:rFonts w:cs="Segoe UI"/>
-        </w:rPr>
-        <w:t>min_samples_leaf</w:t>
-      </w:r>
-      <w:proofErr w:type="spellEnd"/>
-      <w:r>
-        <w:rPr>
-          <w:rFonts w:cs="Segoe UI"/>
-        </w:rPr>
-        <w:t>=20). ערכים אלה נבחרו באמצעות</w:t>
+        <w:t>לצורך חיזוי המחיר השתמשנו במודל עץ החלטה. מכיוון שהתפלגות המחירים הייתה מוטה וכללה גם מחירים חריגים, המודל נבנה לחיזוי הלוגריתם של מחיר הנכס ולא המחיר עצמו. כך צמצמנו את השפעתם של ערכים קיצוניים על החיזוי. כדי למנוע מהעץ להפוך למורכב מדי, הגבלנו את עומקו ואת מספר הדגימות המינימלי בכל עלה (max_depth=8, min_samples_leaf=20). ערכים אלה נבחרו באמצעות</w:t>
       </w:r>
       <w:r>
         <w:rPr>
@@ -851,19 +539,11 @@
         </w:rPr>
         <w:t xml:space="preserve"> </w:t>
       </w:r>
-      <w:proofErr w:type="spellStart"/>
-      <w:r>
-        <w:rPr>
-          <w:rFonts w:cs="Segoe UI"/>
-        </w:rPr>
-        <w:t>cross-validation</w:t>
-      </w:r>
-      <w:proofErr w:type="spellEnd"/>
-      <w:r>
-        <w:rPr>
-          <w:rFonts w:cs="Segoe UI"/>
-        </w:rPr>
-        <w:t xml:space="preserve"> על קבוצת האימון בלבד.</w:t>
+      <w:r>
+        <w:rPr>
+          <w:rFonts w:cs="Segoe UI"/>
+        </w:rPr>
+        <w:t>cross-validation על קבוצת האימון בלבד.</w:t>
       </w:r>
     </w:p>
     <w:p>
@@ -913,33 +593,11 @@
         </w:rPr>
         <w:t xml:space="preserve"> </w:t>
       </w:r>
-      <w:proofErr w:type="spellStart"/>
-      <w:r>
-        <w:rPr>
-          <w:rFonts w:cs="Segoe UI"/>
-        </w:rPr>
-        <w:t>Hidden</w:t>
-      </w:r>
-      <w:proofErr w:type="spellEnd"/>
-      <w:r>
-        <w:rPr>
-          <w:rFonts w:cs="Segoe UI"/>
-        </w:rPr>
-        <w:t xml:space="preserve"> </w:t>
-      </w:r>
-      <w:proofErr w:type="spellStart"/>
-      <w:r>
-        <w:rPr>
-          <w:rFonts w:cs="Segoe UI"/>
-        </w:rPr>
-        <w:t>Gems</w:t>
-      </w:r>
-      <w:proofErr w:type="spellEnd"/>
-      <w:r>
-        <w:rPr>
-          <w:rFonts w:cs="Segoe UI"/>
-        </w:rPr>
-        <w:t>, ולכן רצינו שמודל חיזוי המחיר יתבסס ככל האפשר על מאפייני הנכס עצמו ולא על מידת ההצלחה או הביקוש שלו בפועל. מאותה סיבה הוסר גם המשתנה</w:t>
+      <w:r>
+        <w:rPr>
+          <w:rFonts w:cs="Segoe UI"/>
+        </w:rPr>
+        <w:t>Hidden Gems, ולכן רצינו שמודל חיזוי המחיר יתבסס ככל האפשר על מאפייני הנכס עצמו ולא על מידת ההצלחה או הביקוש שלו בפועל. מאותה סיבה הוסר גם המשתנה</w:t>
       </w:r>
       <w:r>
         <w:rPr>
@@ -1050,23 +708,13 @@
           <w:rFonts w:cs="Segoe UI"/>
         </w:rPr>
       </w:pPr>
-      <w:proofErr w:type="spellStart"/>
       <w:r>
         <w:rPr>
           <w:rFonts w:cs="Segoe UI"/>
           <w:b/>
           <w:color w:val="0072B2"/>
         </w:rPr>
-        <w:t>Setup</w:t>
-      </w:r>
-      <w:proofErr w:type="spellEnd"/>
-      <w:r>
-        <w:rPr>
-          <w:rFonts w:cs="Segoe UI"/>
-          <w:b/>
-          <w:color w:val="0072B2"/>
-        </w:rPr>
-        <w:t>:</w:t>
+        <w:t>Setup:</w:t>
       </w:r>
     </w:p>
     <w:p>
@@ -1090,19 +738,11 @@
         </w:rPr>
         <w:t xml:space="preserve"> </w:t>
       </w:r>
-      <w:proofErr w:type="spellStart"/>
-      <w:r>
-        <w:rPr>
-          <w:rFonts w:cs="Segoe UI"/>
-        </w:rPr>
-        <w:t>cross-validation</w:t>
-      </w:r>
-      <w:proofErr w:type="spellEnd"/>
-      <w:r>
-        <w:rPr>
-          <w:rFonts w:cs="Segoe UI"/>
-        </w:rPr>
-        <w:t>, בעוד שקבוצת הבדיקה נשמרה להערכת הביצועים הסופית ולחיזוי מחירים עבור נכסים שלא נכללו בתהליך האימון.</w:t>
+      <w:r>
+        <w:rPr>
+          <w:rFonts w:cs="Segoe UI"/>
+        </w:rPr>
+        <w:t>cross-validation, בעוד שקבוצת הבדיקה נשמרה להערכת הביצועים הסופית ולחיזוי מחירים עבור נכסים שלא נכללו בתהליך האימון.</w:t>
       </w:r>
     </w:p>
     <w:p>
@@ -1625,21 +1265,7 @@
         <w:rPr>
           <w:rFonts w:cs="Segoe UI"/>
         </w:rPr>
-        <w:t xml:space="preserve">ניתוח תוצאות המודל מצביע על רמת דיוק טובה, במיוחד לאור העובדה שהחיזוי מתבסס אך ורק על מאפיינים פיזיים ותפעוליים, ללא שילוב של משתני ביקוש או פופולריות. בחינת השגיאה המוחלטת הממוצעת (MAE) מעלה כי המודל חורג בממוצע </w:t>
-      </w:r>
-      <w:proofErr w:type="spellStart"/>
-      <w:r>
-        <w:rPr>
-          <w:rFonts w:cs="Segoe UI"/>
-        </w:rPr>
-        <w:t>בכ</w:t>
-      </w:r>
-      <w:proofErr w:type="spellEnd"/>
-      <w:r>
-        <w:rPr>
-          <w:rFonts w:cs="Segoe UI"/>
-        </w:rPr>
-        <w:t>-€64.12 בלבד ממחיר הלילה בפועל של הנכסים. במקביל, מדד הסטייה היחסית (MAPE) מראה כי תחזית המודל סוטה בממוצע בכ-30.08% מהמחיר האמיתי, נתון סביר המעיד על יכולת טובה להעריך את מחיר השוק ההוגן של הנכס.</w:t>
+        <w:t>ניתוח תוצאות המודל מצביע על רמת דיוק טובה, במיוחד לאור העובדה שהחיזוי מתבסס אך ורק על מאפיינים פיזיים ותפעוליים, ללא שילוב של משתני ביקוש או פופולריות. בחינת השגיאה המוחלטת הממוצעת (MAE) מעלה כי המודל חורג בממוצע בכ-€64.12 בלבד ממחיר הלילה בפועל של הנכסים. במקביל, מדד הסטייה היחסית (MAPE) מראה כי תחזית המודל סוטה בממוצע בכ-30.08% מהמחיר האמיתי, נתון סביר המעיד על יכולת טובה להעריך את מחיר השוק ההוגן של הנכס.</w:t>
       </w:r>
     </w:p>
     <w:p>
@@ -1715,21 +1341,7 @@
         <w:rPr>
           <w:rFonts w:cs="Segoe UI"/>
         </w:rPr>
-        <w:t>(</w:t>
-      </w:r>
-      <w:proofErr w:type="spellStart"/>
-      <w:r>
-        <w:rPr>
-          <w:rFonts w:cs="Segoe UI"/>
-        </w:rPr>
-        <w:t>Overfitting</w:t>
-      </w:r>
-      <w:proofErr w:type="spellEnd"/>
-      <w:r>
-        <w:rPr>
-          <w:rFonts w:cs="Segoe UI"/>
-        </w:rPr>
-        <w:t>). המשמעות היא שהמודל לא פשוט "שינן" את נתוני האימון, אלא למד חוקיות אמיתית המאפשרת לו לחזות מחירים של נכסים חדשים באותה רמת דיוק.</w:t>
+        <w:t>(Overfitting). המשמעות היא שהמודל לא פשוט "שינן" את נתוני האימון, אלא למד חוקיות אמיתית המאפשרת לו לחזות מחירים של נכסים חדשים באותה רמת דיוק.</w:t>
       </w:r>
     </w:p>
     <w:p>
@@ -1743,49 +1355,7 @@
         <w:rPr>
           <w:rFonts w:cs="Segoe UI"/>
         </w:rPr>
-        <w:t>לבסוף, חשוב להדגיש כי תפקיד המודל בשלב זה אינו למצוא ישירות את נכסי ה-</w:t>
-      </w:r>
-      <w:proofErr w:type="spellStart"/>
-      <w:r>
-        <w:rPr>
-          <w:rFonts w:cs="Segoe UI"/>
-        </w:rPr>
-        <w:t>Hidden</w:t>
-      </w:r>
-      <w:proofErr w:type="spellEnd"/>
-      <w:r>
-        <w:rPr>
-          <w:rFonts w:cs="Segoe UI"/>
-        </w:rPr>
-        <w:t xml:space="preserve"> </w:t>
-      </w:r>
-      <w:proofErr w:type="spellStart"/>
-      <w:r>
-        <w:rPr>
-          <w:rFonts w:cs="Segoe UI"/>
-        </w:rPr>
-        <w:t>Gems</w:t>
-      </w:r>
-      <w:proofErr w:type="spellEnd"/>
-      <w:r>
-        <w:rPr>
-          <w:rFonts w:cs="Segoe UI"/>
-        </w:rPr>
-        <w:t>, אלא לייצר "מחיר שוק צפוי" שיהווה בסיס להשוואה. הפער בין המחיר האמיתי למחיר החזוי מוגדר כשארית (</w:t>
-      </w:r>
-      <w:proofErr w:type="spellStart"/>
-      <w:r>
-        <w:rPr>
-          <w:rFonts w:cs="Segoe UI"/>
-        </w:rPr>
-        <w:t>Residual</w:t>
-      </w:r>
-      <w:proofErr w:type="spellEnd"/>
-      <w:r>
-        <w:rPr>
-          <w:rFonts w:cs="Segoe UI"/>
-        </w:rPr>
-        <w:t>):</w:t>
+        <w:t>לבסוף, חשוב להדגיש כי תפקיד המודל בשלב זה אינו למצוא ישירות את נכסי ה-Hidden Gems, אלא לייצר "מחיר שוק צפוי" שיהווה בסיס להשוואה. הפער בין המחיר האמיתי למחיר החזוי מוגדר כשארית (Residual):</w:t>
       </w:r>
     </w:p>
     <w:p>
@@ -1795,7 +1365,6 @@
           <w:rFonts w:cs="Segoe UI"/>
         </w:rPr>
       </w:pPr>
-      <w:proofErr w:type="spellStart"/>
       <m:oMathPara>
         <m:oMath>
           <m:r>
@@ -1807,7 +1376,6 @@
             </w:rPr>
             <m:t>Residual</m:t>
           </m:r>
-          <w:proofErr w:type="spellEnd"/>
           <m:r>
             <m:rPr>
               <m:sty m:val="p"/>
@@ -1866,7 +1434,6 @@
                       </m:r>
                     </m:e>
                     <m:sub>
-                      <w:proofErr w:type="spellStart"/>
                       <m:r>
                         <m:rPr>
                           <m:nor/>
@@ -1876,7 +1443,6 @@
                         </w:rPr>
                         <m:t>actual</m:t>
                       </m:r>
-                      <w:proofErr w:type="spellEnd"/>
                     </m:sub>
                   </m:sSub>
                 </m:e>
@@ -1941,7 +1507,6 @@
                       </m:r>
                     </m:e>
                     <m:sub>
-                      <w:proofErr w:type="spellStart"/>
                       <m:r>
                         <m:rPr>
                           <m:nor/>
@@ -1951,7 +1516,6 @@
                         </w:rPr>
                         <m:t>predicted</m:t>
                       </m:r>
-                      <w:proofErr w:type="spellEnd"/>
                     </m:sub>
                   </m:sSub>
                 </m:e>
@@ -2036,21 +1600,7 @@
         <w:rPr>
           <w:rFonts w:cs="Segoe UI"/>
         </w:rPr>
-        <w:t xml:space="preserve">התרשים מציג את תחזיות מודל עץ ההחלטה מול מחירי הנכסים בפועל (בסולם לוגריתמי) עבור קבוצת הבדיקה. קו </w:t>
-      </w:r>
-      <w:proofErr w:type="spellStart"/>
-      <w:r>
-        <w:rPr>
-          <w:rFonts w:cs="Segoe UI"/>
-        </w:rPr>
-        <w:t>הרפרנס</w:t>
-      </w:r>
-      <w:proofErr w:type="spellEnd"/>
-      <w:r>
-        <w:rPr>
-          <w:rFonts w:cs="Segoe UI"/>
-        </w:rPr>
-        <w:t xml:space="preserve"> האפור (</w:t>
+        <w:t>התרשים מציג את תחזיות מודל עץ ההחלטה מול מחירי הנכסים בפועל (בסולם לוגריתמי) עבור קבוצת הבדיקה. קו הרפרנס האפור (</w:t>
       </w:r>
       <m:oMath>
         <m:r>
@@ -2091,49 +1641,7 @@
         <w:rPr>
           <w:rFonts w:cs="Segoe UI"/>
         </w:rPr>
-        <w:t xml:space="preserve"> 453 הנכסים שסווגו כ-</w:t>
-      </w:r>
-      <w:proofErr w:type="spellStart"/>
-      <w:r>
-        <w:rPr>
-          <w:rFonts w:cs="Segoe UI"/>
-        </w:rPr>
-        <w:t>Hidden</w:t>
-      </w:r>
-      <w:proofErr w:type="spellEnd"/>
-      <w:r>
-        <w:rPr>
-          <w:rFonts w:cs="Segoe UI"/>
-        </w:rPr>
-        <w:t xml:space="preserve"> </w:t>
-      </w:r>
-      <w:proofErr w:type="spellStart"/>
-      <w:r>
-        <w:rPr>
-          <w:rFonts w:cs="Segoe UI"/>
-        </w:rPr>
-        <w:t>Gems</w:t>
-      </w:r>
-      <w:proofErr w:type="spellEnd"/>
-      <w:r>
-        <w:rPr>
-          <w:rFonts w:cs="Segoe UI"/>
-        </w:rPr>
-        <w:t xml:space="preserve">. כפי שניתן לראות, נכסים אלו מרוכזים בבירור מתחת לקו </w:t>
-      </w:r>
-      <w:proofErr w:type="spellStart"/>
-      <w:r>
-        <w:rPr>
-          <w:rFonts w:cs="Segoe UI"/>
-        </w:rPr>
-        <w:t>הרפרנס</w:t>
-      </w:r>
-      <w:proofErr w:type="spellEnd"/>
-      <w:r>
-        <w:rPr>
-          <w:rFonts w:cs="Segoe UI"/>
-        </w:rPr>
-        <w:t xml:space="preserve">, מיקום הממחיש חזותית את היותם מתומחרים </w:t>
+        <w:t xml:space="preserve"> 453 הנכסים שסווגו כ-Hidden Gems. כפי שניתן לראות, נכסים אלו מרוכזים בבירור מתחת לקו הרפרנס, מיקום הממחיש חזותית את היותם מתומחרים </w:t>
       </w:r>
       <w:r>
         <w:rPr>
@@ -2145,21 +1653,7 @@
         <w:rPr>
           <w:rFonts w:cs="Segoe UI"/>
         </w:rPr>
-        <w:t xml:space="preserve"> (בעלי </w:t>
-      </w:r>
-      <w:proofErr w:type="spellStart"/>
-      <w:r>
-        <w:rPr>
-          <w:rFonts w:cs="Segoe UI"/>
-        </w:rPr>
-        <w:t>Residual</w:t>
-      </w:r>
-      <w:proofErr w:type="spellEnd"/>
-      <w:r>
-        <w:rPr>
-          <w:rFonts w:cs="Segoe UI"/>
-        </w:rPr>
-        <w:t xml:space="preserve"> שלילי) ביחס למחיר השוק הצפוי להם.</w:t>
+        <w:t xml:space="preserve"> (בעלי Residual שלילי) ביחס למחיר השוק הצפוי להם.</w:t>
       </w:r>
     </w:p>
     <w:p>
@@ -2762,21 +2256,7 @@
         <w:rPr>
           <w:rFonts w:cs="Segoe UI"/>
         </w:rPr>
-        <w:t xml:space="preserve">כדי לבחון האם יש צורך להגביל את מורכבות עץ ההחלטה, השווינו תחילה בין עץ ללא הגבלת מורכבות לבין העץ המוגבל ששימש במודל הסופי. העץ </w:t>
-      </w:r>
-      <w:proofErr w:type="spellStart"/>
-      <w:r>
-        <w:rPr>
-          <w:rFonts w:cs="Segoe UI"/>
-        </w:rPr>
-        <w:t>הלא־מוגבל</w:t>
-      </w:r>
-      <w:proofErr w:type="spellEnd"/>
-      <w:r>
-        <w:rPr>
-          <w:rFonts w:cs="Segoe UI"/>
-        </w:rPr>
-        <w:t xml:space="preserve">, שאומן על 4,588 נכסים, יצר 4,440 עלים </w:t>
+        <w:t xml:space="preserve">כדי לבחון האם יש צורך להגביל את מורכבות עץ ההחלטה, השווינו תחילה בין עץ ללא הגבלת מורכבות לבין העץ המוגבל ששימש במודל הסופי. העץ הלא־מוגבל, שאומן על 4,588 נכסים, יצר 4,440 עלים </w:t>
       </w:r>
       <w:r>
         <w:rPr>
@@ -2797,19 +2277,11 @@
         </w:rPr>
         <w:t xml:space="preserve"> </w:t>
       </w:r>
-      <w:proofErr w:type="spellStart"/>
-      <w:r>
-        <w:rPr>
-          <w:rFonts w:cs="Segoe UI"/>
-        </w:rPr>
-        <w:t>overfitting</w:t>
-      </w:r>
-      <w:proofErr w:type="spellEnd"/>
-      <w:r>
-        <w:rPr>
-          <w:rFonts w:cs="Segoe UI"/>
-        </w:rPr>
-        <w:t xml:space="preserve"> משמעותי.</w:t>
+      <w:r>
+        <w:rPr>
+          <w:rFonts w:cs="Segoe UI"/>
+        </w:rPr>
+        <w:t>overfitting משמעותי.</w:t>
       </w:r>
     </w:p>
     <w:p>
@@ -2832,33 +2304,11 @@
         </w:rPr>
         <w:t xml:space="preserve"> </w:t>
       </w:r>
-      <w:proofErr w:type="spellStart"/>
-      <w:r>
-        <w:rPr>
-          <w:rFonts w:cs="Segoe UI"/>
-        </w:rPr>
-        <w:t>max_depth</w:t>
-      </w:r>
-      <w:proofErr w:type="spellEnd"/>
-      <w:r>
-        <w:rPr>
-          <w:rFonts w:cs="Segoe UI"/>
-        </w:rPr>
-        <w:t xml:space="preserve">=8 </w:t>
-      </w:r>
-      <w:proofErr w:type="spellStart"/>
-      <w:r>
-        <w:rPr>
-          <w:rFonts w:cs="Segoe UI"/>
-        </w:rPr>
-        <w:t>ו־min_samples_leaf</w:t>
-      </w:r>
-      <w:proofErr w:type="spellEnd"/>
-      <w:r>
-        <w:rPr>
-          <w:rFonts w:cs="Segoe UI"/>
-        </w:rPr>
-        <w:t>=20 נבחרו באמצעות</w:t>
+      <w:r>
+        <w:rPr>
+          <w:rFonts w:cs="Segoe UI"/>
+        </w:rPr>
+        <w:t>max_depth=8 ו־min_samples_leaf=20 נבחרו באמצעות</w:t>
       </w:r>
       <w:r>
         <w:rPr>
@@ -2871,21 +2321,7 @@
         <w:rPr>
           <w:rFonts w:cs="Segoe UI"/>
         </w:rPr>
-        <w:t xml:space="preserve">5-fold </w:t>
-      </w:r>
-      <w:proofErr w:type="spellStart"/>
-      <w:r>
-        <w:rPr>
-          <w:rFonts w:cs="Segoe UI"/>
-        </w:rPr>
-        <w:t>cross-validation</w:t>
-      </w:r>
-      <w:proofErr w:type="spellEnd"/>
-      <w:r>
-        <w:rPr>
-          <w:rFonts w:cs="Segoe UI"/>
-        </w:rPr>
-        <w:t xml:space="preserve"> על קבוצת האימון בלבד. העץ המוגבל כלל 91 עלים בלבד. לאחר ההגבלה, הפער בין טעות האימון לטעות הבדיקה הצטמצם מ־0.551 ל־0.035, ובמקביל טעות הבדיקה השתפרה מ־0.555 ל־0.427.</w:t>
+        <w:t>5-fold cross-validation על קבוצת האימון בלבד. העץ המוגבל כלל 91 עלים בלבד. לאחר ההגבלה, הפער בין טעות האימון לטעות הבדיקה הצטמצם מ־0.551 ל־0.035, ובמקביל טעות הבדיקה השתפרה מ־0.555 ל־0.427.</w:t>
       </w:r>
     </w:p>
     <w:p>
@@ -2899,35 +2335,7 @@
         <w:rPr>
           <w:rFonts w:cs="Segoe UI"/>
         </w:rPr>
-        <w:t xml:space="preserve">השוואה זו הראתה כי הגבלת מורכבות העץ משפרת את יכולתו להכליל לנכסים שלא ראה במהלך האימון. מסיבה זו, זיהוי </w:t>
-      </w:r>
-      <w:proofErr w:type="spellStart"/>
-      <w:r>
-        <w:rPr>
-          <w:rFonts w:cs="Segoe UI"/>
-        </w:rPr>
-        <w:t>ה־Hidden</w:t>
-      </w:r>
-      <w:proofErr w:type="spellEnd"/>
-      <w:r>
-        <w:rPr>
-          <w:rFonts w:cs="Segoe UI"/>
-        </w:rPr>
-        <w:t xml:space="preserve"> </w:t>
-      </w:r>
-      <w:proofErr w:type="spellStart"/>
-      <w:r>
-        <w:rPr>
-          <w:rFonts w:cs="Segoe UI"/>
-        </w:rPr>
-        <w:t>Gems</w:t>
-      </w:r>
-      <w:proofErr w:type="spellEnd"/>
-      <w:r>
-        <w:rPr>
-          <w:rFonts w:cs="Segoe UI"/>
-        </w:rPr>
-        <w:t xml:space="preserve"> בוצע רק על נכסים מקבוצת הבדיקה, כך שפער המחיר שעליו מבוסס הקריטריון חושב תמיד עבור נכס שלא שימש לאימון המודל.</w:t>
+        <w:t>השוואה זו הראתה כי הגבלת מורכבות העץ משפרת את יכולתו להכליל לנכסים שלא ראה במהלך האימון. מסיבה זו, זיהוי ה־Hidden Gems בוצע רק על נכסים מקבוצת הבדיקה, כך שפער המחיר שעליו מבוסס הקריטריון חושב תמיד עבור נכס שלא שימש לאימון המודל.</w:t>
       </w:r>
     </w:p>
     <w:p>
@@ -3115,33 +2523,11 @@
         </w:rPr>
         <w:t>-</w:t>
       </w:r>
-      <w:proofErr w:type="spellStart"/>
-      <w:r>
-        <w:rPr>
-          <w:rFonts w:cs="Segoe UI"/>
-        </w:rPr>
-        <w:t>Hidden</w:t>
-      </w:r>
-      <w:proofErr w:type="spellEnd"/>
-      <w:r>
-        <w:rPr>
-          <w:rFonts w:cs="Segoe UI"/>
-        </w:rPr>
-        <w:t xml:space="preserve"> </w:t>
-      </w:r>
-      <w:proofErr w:type="spellStart"/>
-      <w:r>
-        <w:rPr>
-          <w:rFonts w:cs="Segoe UI"/>
-        </w:rPr>
-        <w:t>Gem</w:t>
-      </w:r>
-      <w:proofErr w:type="spellEnd"/>
-      <w:r>
-        <w:rPr>
-          <w:rFonts w:cs="Segoe UI"/>
-        </w:rPr>
-        <w:t xml:space="preserve"> אם עמד בשלושת התנאים הבאים:</w:t>
+      <w:r>
+        <w:rPr>
+          <w:rFonts w:cs="Segoe UI"/>
+        </w:rPr>
+        <w:t>Hidden Gem אם עמד בשלושת התנאים הבאים:</w:t>
       </w:r>
     </w:p>
     <w:p>
@@ -3336,23 +2722,13 @@
       <w:pPr>
         <w:spacing w:after="20"/>
       </w:pPr>
-      <w:proofErr w:type="spellStart"/>
       <w:r>
         <w:rPr>
           <w:rFonts w:cs="Segoe UI"/>
           <w:b/>
           <w:color w:val="0072B2"/>
         </w:rPr>
-        <w:t>Setup</w:t>
-      </w:r>
-      <w:proofErr w:type="spellEnd"/>
-      <w:r>
-        <w:rPr>
-          <w:rFonts w:cs="Segoe UI"/>
-          <w:b/>
-          <w:color w:val="0072B2"/>
-        </w:rPr>
-        <w:t>:</w:t>
+        <w:t>Setup:</w:t>
       </w:r>
     </w:p>
     <w:p>
@@ -3376,19 +2752,11 @@
         </w:rPr>
         <w:t xml:space="preserve"> </w:t>
       </w:r>
-      <w:proofErr w:type="spellStart"/>
-      <w:r>
-        <w:rPr>
-          <w:rFonts w:cs="Segoe UI"/>
-        </w:rPr>
-        <w:t>listing_id</w:t>
-      </w:r>
-      <w:proofErr w:type="spellEnd"/>
-      <w:r>
-        <w:rPr>
-          <w:rFonts w:cs="Segoe UI"/>
-        </w:rPr>
-        <w:t>, כך שלכל נכס היו זמינים נתוני הנכס, נתוני הביקורות ותחזית המחיר מהמודל של בעיה 1. לאחר האיחוד התקבלו</w:t>
+      <w:r>
+        <w:rPr>
+          <w:rFonts w:cs="Segoe UI"/>
+        </w:rPr>
+        <w:t>listing_id, כך שלכל נכס היו זמינים נתוני הנכס, נתוני הביקורות ותחזית המחיר מהמודל של בעיה 1. לאחר האיחוד התקבלו</w:t>
       </w:r>
       <w:r>
         <w:rPr>
@@ -3428,35 +2796,7 @@
         <w:rPr>
           <w:rFonts w:cs="Segoe UI"/>
         </w:rPr>
-        <w:t xml:space="preserve">מכיוון שתחזית המחיר משמשת כחלק מהגדרת </w:t>
-      </w:r>
-      <w:proofErr w:type="spellStart"/>
-      <w:r>
-        <w:rPr>
-          <w:rFonts w:cs="Segoe UI"/>
-        </w:rPr>
-        <w:t>ה־Hidden</w:t>
-      </w:r>
-      <w:proofErr w:type="spellEnd"/>
-      <w:r>
-        <w:rPr>
-          <w:rFonts w:cs="Segoe UI"/>
-        </w:rPr>
-        <w:t xml:space="preserve"> </w:t>
-      </w:r>
-      <w:proofErr w:type="spellStart"/>
-      <w:r>
-        <w:rPr>
-          <w:rFonts w:cs="Segoe UI"/>
-        </w:rPr>
-        <w:t>Gem</w:t>
-      </w:r>
-      <w:proofErr w:type="spellEnd"/>
-      <w:r>
-        <w:rPr>
-          <w:rFonts w:cs="Segoe UI"/>
-        </w:rPr>
-        <w:t>, רק נכסים שנכללו בקבוצת הבדיקה של מודל חיזוי המחיר היו זכאים להיכלל בקבוצה הסופית.</w:t>
+        <w:t>מכיוון שתחזית המחיר משמשת כחלק מהגדרת ה־Hidden Gem, רק נכסים שנכללו בקבוצת הבדיקה של מודל חיזוי המחיר היו זכאים להיכלל בקבוצה הסופית.</w:t>
       </w:r>
     </w:p>
     <w:p>
@@ -3594,36 +2934,8 @@
           <w:b/>
           <w:bCs/>
         </w:rPr>
-        <w:t xml:space="preserve">453 נכסים (2.0%), שהוגדרו </w:t>
-      </w:r>
-      <w:proofErr w:type="spellStart"/>
-      <w:r>
-        <w:rPr>
-          <w:rFonts w:cs="Segoe UI"/>
-          <w:b/>
-          <w:bCs/>
-        </w:rPr>
-        <w:t>כ־Hidden</w:t>
-      </w:r>
-      <w:proofErr w:type="spellEnd"/>
-      <w:r>
-        <w:rPr>
-          <w:rFonts w:cs="Segoe UI"/>
-          <w:b/>
-          <w:bCs/>
-        </w:rPr>
-        <w:t xml:space="preserve"> </w:t>
-      </w:r>
-      <w:proofErr w:type="spellStart"/>
-      <w:r>
-        <w:rPr>
-          <w:rFonts w:cs="Segoe UI"/>
-          <w:b/>
-          <w:bCs/>
-        </w:rPr>
-        <w:t>Gems</w:t>
-      </w:r>
-      <w:proofErr w:type="spellEnd"/>
+        <w:t>453 נכסים (2.0%), שהוגדרו כ־Hidden Gems</w:t>
+      </w:r>
       <w:r>
         <w:rPr>
           <w:rFonts w:cs="Segoe UI"/>
@@ -3932,96 +3244,37 @@
         </w:rPr>
         <w:t xml:space="preserve"> </w:t>
       </w:r>
-      <w:proofErr w:type="spellStart"/>
-      <w:r>
-        <w:rPr>
-          <w:rFonts w:cs="Segoe UI"/>
-        </w:rPr>
-        <w:t>Ground</w:t>
-      </w:r>
-      <w:proofErr w:type="spellEnd"/>
-      <w:r>
-        <w:rPr>
-          <w:rFonts w:cs="Segoe UI"/>
+      <w:r>
+        <w:rPr>
+          <w:rFonts w:cs="Segoe UI"/>
+        </w:rPr>
+        <w:t>Ground Truth המגדיר אילו נכסים הם באמת Hidden Gems. כתוצאה מכך, לא ניתן היה להעריך את הזיהוי באמצעות מדדים מקובלים כגון</w:t>
+      </w:r>
+      <w:r>
+        <w:rPr>
+          <w:rFonts w:cs="Segoe UI"/>
+          <w:rtl w:val="0"/>
         </w:rPr>
         <w:t xml:space="preserve"> </w:t>
       </w:r>
-      <w:proofErr w:type="spellStart"/>
-      <w:r>
-        <w:rPr>
-          <w:rFonts w:cs="Segoe UI"/>
-        </w:rPr>
-        <w:t>Truth</w:t>
-      </w:r>
-      <w:proofErr w:type="spellEnd"/>
-      <w:r>
-        <w:rPr>
-          <w:rFonts w:cs="Segoe UI"/>
-        </w:rPr>
-        <w:t xml:space="preserve"> המגדיר אילו נכסים הם באמת </w:t>
-      </w:r>
-      <w:proofErr w:type="spellStart"/>
-      <w:r>
-        <w:rPr>
-          <w:rFonts w:cs="Segoe UI"/>
-        </w:rPr>
-        <w:t>Hidden</w:t>
-      </w:r>
-      <w:proofErr w:type="spellEnd"/>
-      <w:r>
-        <w:rPr>
-          <w:rFonts w:cs="Segoe UI"/>
-        </w:rPr>
-        <w:t xml:space="preserve"> </w:t>
-      </w:r>
-      <w:proofErr w:type="spellStart"/>
-      <w:r>
-        <w:rPr>
-          <w:rFonts w:cs="Segoe UI"/>
-        </w:rPr>
-        <w:t>Gems</w:t>
-      </w:r>
-      <w:proofErr w:type="spellEnd"/>
-      <w:r>
-        <w:rPr>
-          <w:rFonts w:cs="Segoe UI"/>
-        </w:rPr>
-        <w:t>. כתוצאה מכך, לא ניתן היה להעריך את הזיהוי באמצעות מדדים מקובלים כגון</w:t>
+      <w:r>
+        <w:rPr>
+          <w:rFonts w:cs="Segoe UI"/>
+        </w:rPr>
+        <w:t xml:space="preserve">Precision ו־Recall. הספים שנבחרו </w:t>
       </w:r>
       <w:r>
         <w:rPr>
           <w:rFonts w:cs="Segoe UI"/>
           <w:rtl w:val="0"/>
         </w:rPr>
-        <w:t xml:space="preserve"> </w:t>
-      </w:r>
-      <w:proofErr w:type="spellStart"/>
-      <w:r>
-        <w:rPr>
-          <w:rFonts w:cs="Segoe UI"/>
-        </w:rPr>
-        <w:t>Precision</w:t>
-      </w:r>
-      <w:proofErr w:type="spellEnd"/>
-      <w:r>
-        <w:rPr>
-          <w:rFonts w:cs="Segoe UI"/>
-        </w:rPr>
-        <w:t xml:space="preserve"> </w:t>
-      </w:r>
-      <w:proofErr w:type="spellStart"/>
-      <w:r>
-        <w:rPr>
-          <w:rFonts w:cs="Segoe UI"/>
-        </w:rPr>
-        <w:t>ו־Recall</w:t>
-      </w:r>
-      <w:proofErr w:type="spellEnd"/>
-      <w:r>
-        <w:rPr>
-          <w:rFonts w:cs="Segoe UI"/>
-        </w:rPr>
-        <w:t xml:space="preserve">. הספים שנבחרו </w:t>
+        <w:t>-</w:t>
+      </w:r>
+      <w:r>
+        <w:rPr>
+          <w:rFonts w:cs="Segoe UI"/>
+        </w:rPr>
+        <w:t xml:space="preserve"> מספר ביקורות הנמוך מהחציון, שיעור של למעלה מ־75% ביקורות חיוביות ומחיר הנמוך בלפחות 15% מהמחיר החזוי </w:t>
       </w:r>
       <w:r>
         <w:rPr>
@@ -4034,48 +3287,7 @@
         <w:rPr>
           <w:rFonts w:cs="Segoe UI"/>
         </w:rPr>
-        <w:t xml:space="preserve"> מספר ביקורות הנמוך מהחציון, שיעור של למעלה מ־75% ביקורות חיוביות ומחיר הנמוך בלפחות 15% מהמחיר החזוי </w:t>
-      </w:r>
-      <w:r>
-        <w:rPr>
-          <w:rFonts w:cs="Segoe UI"/>
-          <w:rtl w:val="0"/>
-        </w:rPr>
-        <w:t>-</w:t>
-      </w:r>
-      <w:r>
-        <w:rPr>
-          <w:rFonts w:cs="Segoe UI"/>
-        </w:rPr>
-        <w:t xml:space="preserve"> נבחרו כך שישקפו את שלושת המרכיבים של הגדרת </w:t>
-      </w:r>
-      <w:proofErr w:type="spellStart"/>
-      <w:r>
-        <w:rPr>
-          <w:rFonts w:cs="Segoe UI"/>
-        </w:rPr>
-        <w:t>ה־Hidden</w:t>
-      </w:r>
-      <w:proofErr w:type="spellEnd"/>
-      <w:r>
-        <w:rPr>
-          <w:rFonts w:cs="Segoe UI"/>
-        </w:rPr>
-        <w:t xml:space="preserve"> </w:t>
-      </w:r>
-      <w:proofErr w:type="spellStart"/>
-      <w:r>
-        <w:rPr>
-          <w:rFonts w:cs="Segoe UI"/>
-        </w:rPr>
-        <w:t>Gem</w:t>
-      </w:r>
-      <w:proofErr w:type="spellEnd"/>
-      <w:r>
-        <w:rPr>
-          <w:rFonts w:cs="Segoe UI"/>
-        </w:rPr>
-        <w:t>, אך לא ניתן היה לכייל אותם מול מדגם מתויג.</w:t>
+        <w:t xml:space="preserve"> נבחרו כך שישקפו את שלושת המרכיבים של הגדרת ה־Hidden Gem, אך לא ניתן היה לכייל אותם מול מדגם מתויג.</w:t>
       </w:r>
     </w:p>
     <w:p>
@@ -4089,56 +3301,20 @@
         <w:rPr>
           <w:rFonts w:cs="Segoe UI"/>
         </w:rPr>
-        <w:t xml:space="preserve">מגבלה נוספת היא שקריטריון המחיר תלוי באיכות מודל חיזוי המחיר מבעיה 1, ולכן טעויות בחיזוי עשויות להשפיע גם על זיהוי </w:t>
-      </w:r>
-      <w:proofErr w:type="spellStart"/>
-      <w:r>
-        <w:rPr>
-          <w:rFonts w:cs="Segoe UI"/>
-        </w:rPr>
-        <w:t>ה־Hidden</w:t>
-      </w:r>
-      <w:proofErr w:type="spellEnd"/>
-      <w:r>
-        <w:rPr>
-          <w:rFonts w:cs="Segoe UI"/>
+        <w:t>מגבלה נוספת היא שקריטריון המחיר תלוי באיכות מודל חיזוי המחיר מבעיה 1, ולכן טעויות בחיזוי עשויות להשפיע גם על זיהוי ה־Hidden Gems. כדי לצמצם מגבלה זו, הזיהוי הסופי הוגבל לנכסים מקבוצת הבדיקה בלבד, כך שכל פער מחיר התבסס על תחזית</w:t>
+      </w:r>
+      <w:r>
+        <w:rPr>
+          <w:rFonts w:cs="Segoe UI"/>
+          <w:rtl w:val="0"/>
         </w:rPr>
         <w:t xml:space="preserve"> </w:t>
       </w:r>
-      <w:proofErr w:type="spellStart"/>
-      <w:r>
-        <w:rPr>
-          <w:rFonts w:cs="Segoe UI"/>
-        </w:rPr>
-        <w:t>Gems</w:t>
-      </w:r>
-      <w:proofErr w:type="spellEnd"/>
-      <w:r>
-        <w:rPr>
-          <w:rFonts w:cs="Segoe UI"/>
-        </w:rPr>
-        <w:t>. כדי לצמצם מגבלה זו, הזיהוי הסופי הוגבל לנכסים מקבוצת הבדיקה בלבד, כך שכל פער מחיר התבסס על תחזית</w:t>
-      </w:r>
-      <w:r>
-        <w:rPr>
-          <w:rFonts w:cs="Segoe UI"/>
-          <w:rtl w:val="0"/>
-        </w:rPr>
-        <w:t xml:space="preserve"> </w:t>
-      </w:r>
-      <w:proofErr w:type="spellStart"/>
-      <w:r>
-        <w:rPr>
-          <w:rFonts w:cs="Segoe UI"/>
-        </w:rPr>
-        <w:t>out-of-sample</w:t>
-      </w:r>
-      <w:proofErr w:type="spellEnd"/>
-      <w:r>
-        <w:rPr>
-          <w:rFonts w:cs="Segoe UI"/>
-        </w:rPr>
-        <w:t xml:space="preserve"> עבור נכס שלא שימש לאימון המודל. עם זאת, גם תחזיות אלה אינן מושלמות, ולכן יש להתייחס לקריטריון המחיר כאומדן ולא כמדד מוחלט.</w:t>
+      <w:r>
+        <w:rPr>
+          <w:rFonts w:cs="Segoe UI"/>
+        </w:rPr>
+        <w:t>out-of-sample עבור נכס שלא שימש לאימון המודל. עם זאת, גם תחזיות אלה אינן מושלמות, ולכן יש להתייחס לקריטריון המחיר כאומדן ולא כמדד מוחלט.</w:t>
       </w:r>
     </w:p>
     <w:p>
@@ -4158,59 +3334,8 @@
           <w:color w:val="0B3D4D"/>
           <w:sz w:val="30"/>
         </w:rPr>
-        <w:t xml:space="preserve">בעיה 3 – אפיון </w:t>
-      </w:r>
-      <w:proofErr w:type="spellStart"/>
-      <w:r>
-        <w:rPr>
-          <w:rFonts w:cs="Segoe UI"/>
-          <w:bCs/>
-          <w:color w:val="0B3D4D"/>
-          <w:sz w:val="30"/>
-        </w:rPr>
-        <w:t>תתי־קבוצות</w:t>
-      </w:r>
-      <w:proofErr w:type="spellEnd"/>
-      <w:r>
-        <w:rPr>
-          <w:rFonts w:cs="Segoe UI"/>
-          <w:bCs/>
-          <w:color w:val="0B3D4D"/>
-          <w:sz w:val="30"/>
-        </w:rPr>
-        <w:t xml:space="preserve"> של נכסי </w:t>
-      </w:r>
-      <w:proofErr w:type="spellStart"/>
-      <w:r>
-        <w:rPr>
-          <w:rFonts w:cs="Segoe UI"/>
-          <w:bCs/>
-          <w:color w:val="0B3D4D"/>
-          <w:sz w:val="30"/>
-        </w:rPr>
-        <w:t>Hidden</w:t>
-      </w:r>
-      <w:proofErr w:type="spellEnd"/>
-      <w:r>
-        <w:rPr>
-          <w:rFonts w:cs="Segoe UI"/>
-          <w:bCs/>
-          <w:color w:val="0B3D4D"/>
-          <w:sz w:val="30"/>
-        </w:rPr>
-        <w:t xml:space="preserve"> </w:t>
-      </w:r>
-      <w:proofErr w:type="spellStart"/>
-      <w:r>
-        <w:rPr>
-          <w:rFonts w:cs="Segoe UI"/>
-          <w:bCs/>
-          <w:color w:val="0B3D4D"/>
-          <w:sz w:val="30"/>
-        </w:rPr>
-        <w:t>Gem</w:t>
-      </w:r>
-      <w:proofErr w:type="spellEnd"/>
+        <w:t>בעיה 3 – אפיון תתי־קבוצות של נכסי Hidden Gem</w:t>
+      </w:r>
     </w:p>
     <w:p>
       <w:pPr>
@@ -4273,21 +3398,7 @@
         <w:rPr>
           <w:rFonts w:cs="Segoe UI"/>
         </w:rPr>
-        <w:t xml:space="preserve">קבוצות בעלות מאפיינים משותפים, כדי להבין אילו "טיפוסי" </w:t>
-      </w:r>
-      <w:proofErr w:type="spellStart"/>
-      <w:r>
-        <w:rPr>
-          <w:rFonts w:cs="Segoe UI"/>
-        </w:rPr>
-        <w:t>פנינות</w:t>
-      </w:r>
-      <w:proofErr w:type="spellEnd"/>
-      <w:r>
-        <w:rPr>
-          <w:rFonts w:cs="Segoe UI"/>
-        </w:rPr>
-        <w:t xml:space="preserve"> נסתרות קיימים בשוק, והאם הם נבדלים זה מזה באזור הגיאוגרפי או במאפיינים הפיזיים שלהם.</w:t>
+        <w:t>קבוצות בעלות מאפיינים משותפים, כדי להבין אילו "טיפוסי" פנינות נסתרות קיימים בשוק, והאם הם נבדלים זה מזה באזור הגיאוגרפי או במאפיינים הפיזיים שלהם.</w:t>
       </w:r>
     </w:p>
     <w:p>
@@ -4340,7 +3451,19 @@
         <w:rPr>
           <w:rFonts w:cs="Segoe UI"/>
         </w:rPr>
-        <w:t xml:space="preserve"> (נכס אחד הוסר עקב נתון חסר). החלוקה התבססה על חמישה מאפיינים כמותיים: מיקום גיאוגרפי (קווי רוחב ואורך), קיבולת אורחים, מספר חדרי שינה ומספר שירותים (</w:t>
+        <w:t xml:space="preserve"> (נכס אחד הוסר עקב נתון חסר). החלוקה התבססה על </w:t>
+      </w:r>
+      <w:r>
+        <w:rPr>
+          <w:rFonts w:cs="Segoe UI" w:hint="cs"/>
+        </w:rPr>
+        <w:t xml:space="preserve">חמישה </w:t>
+      </w:r>
+      <w:r>
+        <w:rPr>
+          <w:rFonts w:cs="Segoe UI"/>
+        </w:rPr>
+        <w:t>מאפיינים כמותיים: מיקום גיאוגרפי (קווי רוחב ואורך), קיבולת אורחים, מספר חדרי שינה ומספר שירותים (</w:t>
       </w:r>
       <w:r>
         <w:rPr>
@@ -4360,14 +3483,14 @@
       <w:pPr>
         <w:spacing w:after="120"/>
         <w:rPr>
-          <w:rFonts w:cs="Segoe UI"/>
-        </w:rPr>
-      </w:pPr>
-      <w:r>
-        <w:rPr>
-          <w:rFonts w:cs="Segoe UI"/>
-        </w:rPr>
-        <w:t xml:space="preserve">תחילה, ביצענו סטנדרטיזציה (נרמול הנתונים) לכל המשתנים כדי להביאם לסולם אחיד. שלב זה קריטי, שכן </w:t>
+          <w:rFonts w:cs="Segoe UI" w:hint="cs"/>
+        </w:rPr>
+      </w:pPr>
+      <w:r>
+        <w:rPr>
+          <w:rFonts w:cs="Segoe UI"/>
+        </w:rPr>
+        <w:t xml:space="preserve">תחילה, ביצענו סטנדרטיזציה לכל המשתנים כדי להביאם לסולם אחיד. שלב זה קריטי, שכן </w:t>
       </w:r>
       <w:r>
         <w:rPr>
@@ -4380,16 +3503,8 @@
         <w:rPr>
           <w:rFonts w:cs="Segoe UI"/>
         </w:rPr>
-        <w:t xml:space="preserve"> מבוסס על מרחקים </w:t>
-      </w:r>
-      <w:proofErr w:type="spellStart"/>
-      <w:r>
-        <w:rPr>
-          <w:rFonts w:cs="Segoe UI"/>
-        </w:rPr>
-        <w:t>אוקלידיים</w:t>
-      </w:r>
-      <w:proofErr w:type="spellEnd"/>
+        <w:t xml:space="preserve"> מבוסס על מרחקים אוקלידיים</w:t>
+      </w:r>
       <w:r>
         <w:rPr>
           <w:rFonts w:cs="Segoe UI" w:hint="cs"/>
@@ -4411,21 +3526,7 @@
         <w:rPr>
           <w:rFonts w:cs="Segoe UI"/>
         </w:rPr>
-        <w:t>כדי למנוע תלות באתחול אקראי, מרכזי הקבוצות (</w:t>
-      </w:r>
-      <w:proofErr w:type="spellStart"/>
-      <w:r>
-        <w:rPr>
-          <w:rFonts w:cs="Segoe UI"/>
-        </w:rPr>
-        <w:t>צנטרואידים</w:t>
-      </w:r>
-      <w:proofErr w:type="spellEnd"/>
-      <w:r>
-        <w:rPr>
-          <w:rFonts w:cs="Segoe UI"/>
-        </w:rPr>
-        <w:t xml:space="preserve">) נבחרו בשיטת </w:t>
+        <w:t xml:space="preserve">כדי למנוע תלות באתחול אקראי, מרכזי הקבוצות (צנטרואידים) נבחרו בשיטת </w:t>
       </w:r>
       <w:r>
         <w:rPr>
@@ -4444,21 +3545,7 @@
         <w:rPr>
           <w:rFonts w:cs="Segoe UI"/>
         </w:rPr>
-        <w:t xml:space="preserve"> והאלגוריתם הורץ 10 פעמים לבחירת התוצאה בעלת השגיאה המינימלית. מנקודה זו האלגוריתם פעל בלולאה של שיוך נכסים למרכז הקרוב ביותר אליהם ועדכון מיקומו מחדש. הלולאה נעצרה כשהמערכת התכנסה (אף נכס לא החליף קבוצה). בפועל, ההתכנסות הייתה יעילה ומהירה והושגה תוך 6 עד 12 </w:t>
-      </w:r>
-      <w:proofErr w:type="spellStart"/>
-      <w:r>
-        <w:rPr>
-          <w:rFonts w:cs="Segoe UI"/>
-        </w:rPr>
-        <w:t>איטרציות</w:t>
-      </w:r>
-      <w:proofErr w:type="spellEnd"/>
-      <w:r>
-        <w:rPr>
-          <w:rFonts w:cs="Segoe UI"/>
-        </w:rPr>
-        <w:t xml:space="preserve"> בלבד</w:t>
+        <w:t xml:space="preserve"> והאלגוריתם הורץ 10 פעמים לבחירת התוצאה בעלת השגיאה המינימלית. מנקודה זו האלגוריתם פעל בלולאה של שיוך נכסים למרכז הקרוב ביותר אליהם ועדכון מיקומו מחדש. הלולאה נעצרה כשהמערכת התכנסה (אף נכס לא החליף קבוצה). בפועל, ההתכנסות הייתה יעילה ומהירה והושגה תוך 6 עד 12 איטרציות בלבד</w:t>
       </w:r>
       <w:r>
         <w:rPr>
@@ -4493,17 +3580,194 @@
       <w:r>
         <w:rPr>
           <w:rFonts w:cs="Segoe UI"/>
+        </w:rPr>
+        <w:t>את מספר האשכולות (</w:t>
+      </w:r>
+      <m:oMath>
+        <m:r>
+          <w:rPr>
+            <w:rFonts w:ascii="Cambria Math" w:hAnsi="Cambria Math" w:cs="Cambria Math" w:hint="cs"/>
+          </w:rPr>
+          <m:t>k</m:t>
+        </m:r>
+      </m:oMath>
+      <w:r>
+        <w:rPr>
+          <w:rFonts w:cs="Segoe UI"/>
+        </w:rPr>
+        <w:t>) קבענו באמצעות "שיטת המרפק" (Elbow Method). הרצנו את האלגוריתם עבור ערכי</w:t>
+      </w:r>
+      <w:r>
+        <w:rPr>
+          <w:rFonts w:cs="Segoe UI"/>
+          <w:rtl w:val="0"/>
+        </w:rPr>
+        <w:t xml:space="preserve"> </w:t>
+      </w:r>
+      <m:oMath>
+        <m:r>
+          <w:rPr>
+            <w:rFonts w:ascii="Cambria Math" w:hAnsi="Cambria Math" w:cs="Cambria Math" w:hint="cs"/>
+          </w:rPr>
+          <m:t>k</m:t>
+        </m:r>
+        <m:r>
+          <w:rPr>
+            <w:rFonts w:ascii="Cambria Math" w:hAnsi="Cambria Math" w:cs="Cambria Math"/>
+            <w:rtl w:val="0"/>
+          </w:rPr>
+          <m:t xml:space="preserve"> </m:t>
+        </m:r>
+      </m:oMath>
+      <w:r>
+        <w:rPr>
+          <w:rFonts w:cs="Segoe UI"/>
+        </w:rPr>
+        <w:t xml:space="preserve"> בין 1 ל-7, וחישבנו לכל הרצה את מדד ה-SSE (סכום ריבועי המרחקים של הנכסים מ</w:t>
+      </w:r>
+      <w:r>
+        <w:rPr>
+          <w:rFonts w:cs="Segoe UI" w:hint="cs"/>
+        </w:rPr>
+        <w:t>מ</w:t>
+      </w:r>
+      <w:r>
+        <w:rPr>
+          <w:rFonts w:cs="Segoe UI"/>
+        </w:rPr>
+        <w:t xml:space="preserve">רכזי </w:t>
+      </w:r>
+      <w:r>
+        <w:rPr>
+          <w:rFonts w:cs="Segoe UI" w:hint="cs"/>
+        </w:rPr>
+        <w:t>ה</w:t>
+      </w:r>
+      <w:r>
+        <w:rPr>
+          <w:rFonts w:cs="Segoe UI"/>
+        </w:rPr>
+        <w:t>קבוצות שלהם). הערך</w:t>
+      </w:r>
+      <w:r>
+        <w:rPr>
+          <w:rFonts w:cs="Segoe UI"/>
+          <w:rtl w:val="0"/>
+        </w:rPr>
+        <w:t xml:space="preserve"> </w:t>
+      </w:r>
+      <m:oMath>
+        <m:r>
+          <w:rPr>
+            <w:rFonts w:ascii="Cambria Math" w:hAnsi="Cambria Math" w:cs="Cambria Math" w:hint="cs"/>
+          </w:rPr>
+          <m:t>k</m:t>
+        </m:r>
+        <m:r>
+          <m:rPr>
+            <m:sty m:val="p"/>
+          </m:rPr>
+          <w:rPr>
+            <w:rFonts w:ascii="Cambria Math" w:hAnsi="Cambria Math" w:cs="Segoe UI"/>
+          </w:rPr>
+          <m:t>=1</m:t>
+        </m:r>
+      </m:oMath>
+      <w:r>
+        <w:rPr>
+          <w:rFonts w:cs="Segoe UI"/>
+        </w:rPr>
+        <w:t xml:space="preserve"> נכלל בניתוח בכוונה כדי לשמש כקו בסיס, שכן ה-SSE שלו מייצג את הפיזור הכולל והטבעי של הנתונים ללא כל חלוקה.</w:t>
+      </w:r>
+    </w:p>
+    <w:p>
+      <w:pPr>
+        <w:spacing w:after="120"/>
+        <w:rPr>
+          <w:rFonts w:cs="Segoe UI"/>
+        </w:rPr>
+      </w:pPr>
+      <w:r>
+        <w:rPr>
+          <w:rFonts w:cs="Segoe UI"/>
+        </w:rPr>
+        <w:t xml:space="preserve">האיור הראשון מציג את ירידת ה-SSE ככל שמספר האשכולות גדל. הירידה תלולה בתחילה – מ-2,260 (ללא חלוקה כלל), ל-1,739 (שתי קבוצות), ול-1,281 (שלוש קבוצות) </w:t>
+      </w:r>
+      <w:r>
+        <w:rPr>
+          <w:rFonts w:cs="Segoe UI" w:hint="cs"/>
+        </w:rPr>
+        <w:t>-</w:t>
+      </w:r>
+      <w:r>
+        <w:rPr>
+          <w:rFonts w:cs="Segoe UI"/>
+        </w:rPr>
+        <w:t xml:space="preserve"> ומשם ואילך העקומה מתיישרת בהדרגה. "נקודת המרפק", כלומר הנקודה שבה נעצרת הירידה התלולה, נמצאת ב-</w:t>
+      </w:r>
+      <m:oMath>
+        <m:r>
+          <w:rPr>
+            <w:rFonts w:ascii="Cambria Math" w:hAnsi="Cambria Math" w:cs="Cambria Math" w:hint="cs"/>
+          </w:rPr>
+          <m:t>k</m:t>
+        </m:r>
+        <m:r>
+          <w:rPr>
+            <w:rFonts w:ascii="Cambria Math" w:hAnsi="Cambria Math" w:cs="Segoe UI"/>
+          </w:rPr>
+          <m:t>=3</m:t>
+        </m:r>
+      </m:oMath>
+      <w:r>
+        <w:rPr>
+          <w:rFonts w:cs="Segoe UI"/>
+        </w:rPr>
+        <w:t>. כדי לגבות זאת מתמטית ולא להסתמך רק על מראה עיניים, בחנו את עקמומיות העקומה (המחושבת כהפרש השני של ה-SSE): ב-</w:t>
+      </w:r>
+      <m:oMath>
+        <m:r>
+          <w:rPr>
+            <w:rFonts w:ascii="Cambria Math" w:hAnsi="Cambria Math" w:cs="Cambria Math" w:hint="cs"/>
+          </w:rPr>
+          <m:t>k</m:t>
+        </m:r>
+        <m:r>
+          <w:rPr>
+            <w:rFonts w:ascii="Cambria Math" w:hAnsi="Cambria Math" w:cs="Segoe UI"/>
+          </w:rPr>
+          <m:t>=3</m:t>
+        </m:r>
+      </m:oMath>
+      <w:r>
+        <w:rPr>
+          <w:rFonts w:cs="Segoe UI"/>
+        </w:rPr>
+        <w:t xml:space="preserve"> מגיע המדד לערך של 250.6, הגבוה פי ארבעה מכל נקודה אחרת על הגרף (לשם השוואה, הערכים הבאים נעים בין 17.9 ל-66.0).</w:t>
+      </w:r>
+    </w:p>
+    <w:p>
+      <w:pPr>
+        <w:spacing w:after="120"/>
+        <w:rPr>
+          <w:rFonts w:cs="Segoe UI"/>
+        </w:rPr>
+      </w:pPr>
+      <w:r>
+        <w:rPr>
+          <w:rFonts w:cs="Segoe UI"/>
           <w:noProof/>
           <w:rtl w:val="0"/>
         </w:rPr>
+        <w:lastRenderedPageBreak/>
         <w:drawing>
-          <wp:anchor distT="0" distB="0" distL="114300" distR="114300" simplePos="0" relativeHeight="251660288" behindDoc="0" locked="0" layoutInCell="1" allowOverlap="1" wp14:anchorId="138A7841" wp14:editId="77A34177">
+          <wp:anchor distT="0" distB="0" distL="114300" distR="114300" simplePos="0" relativeHeight="251660288" behindDoc="0" locked="0" layoutInCell="1" allowOverlap="1" wp14:anchorId="138A7841" wp14:editId="335A679E">
             <wp:simplePos x="0" y="0"/>
             <wp:positionH relativeFrom="margin">
-              <wp:align>right</wp:align>
+              <wp:posOffset>373628</wp:posOffset>
             </wp:positionH>
             <wp:positionV relativeFrom="paragraph">
-              <wp:posOffset>451264</wp:posOffset>
+              <wp:posOffset>11319</wp:posOffset>
             </wp:positionV>
             <wp:extent cx="4216400" cy="2527935"/>
             <wp:effectExtent l="0" t="0" r="0" b="5715"/>
@@ -4559,105 +3823,83 @@
           </wp:anchor>
         </w:drawing>
       </w:r>
-      <w:r>
-        <w:rPr>
-          <w:rFonts w:cs="Segoe UI"/>
-        </w:rPr>
-        <w:t>את מספר האשכולות (</w:t>
-      </w:r>
-      <m:oMath>
-        <m:r>
-          <w:rPr>
-            <w:rFonts w:ascii="Cambria Math" w:hAnsi="Cambria Math" w:cs="Cambria Math" w:hint="cs"/>
-          </w:rPr>
-          <m:t>k</m:t>
-        </m:r>
-      </m:oMath>
-      <w:r>
-        <w:rPr>
-          <w:rFonts w:cs="Segoe UI"/>
-        </w:rPr>
-        <w:t>) קבענו באמצעות "שיטת המרפק" (</w:t>
-      </w:r>
-      <w:proofErr w:type="spellStart"/>
-      <w:r>
-        <w:rPr>
-          <w:rFonts w:cs="Segoe UI"/>
-        </w:rPr>
-        <w:t>Elbow</w:t>
-      </w:r>
-      <w:proofErr w:type="spellEnd"/>
-      <w:r>
-        <w:rPr>
-          <w:rFonts w:cs="Segoe UI"/>
-        </w:rPr>
-        <w:t xml:space="preserve"> </w:t>
-      </w:r>
-      <w:proofErr w:type="spellStart"/>
-      <w:r>
-        <w:rPr>
-          <w:rFonts w:cs="Segoe UI"/>
-        </w:rPr>
-        <w:t>Method</w:t>
-      </w:r>
-      <w:proofErr w:type="spellEnd"/>
-      <w:r>
-        <w:rPr>
-          <w:rFonts w:cs="Segoe UI"/>
-        </w:rPr>
-        <w:t>). הרצנו את האלגוריתם עבור ערכי</w:t>
-      </w:r>
-      <w:r>
-        <w:rPr>
-          <w:rFonts w:cs="Segoe UI"/>
-          <w:rtl w:val="0"/>
-        </w:rPr>
-        <w:t xml:space="preserve"> </w:t>
-      </w:r>
-      <m:oMath>
-        <m:r>
-          <w:rPr>
-            <w:rFonts w:ascii="Cambria Math" w:hAnsi="Cambria Math" w:cs="Cambria Math" w:hint="cs"/>
-          </w:rPr>
-          <m:t>k</m:t>
-        </m:r>
-      </m:oMath>
-      <w:r>
-        <w:rPr>
-          <w:rFonts w:cs="Segoe UI"/>
-        </w:rPr>
-        <w:t xml:space="preserve"> בין 1 ל-7, וחישבנו לכל הרצה את מדד ה-SSE (סכום ריבועי המרחקים של הנכסים מ</w:t>
-      </w:r>
-      <w:r>
-        <w:rPr>
-          <w:rFonts w:cs="Segoe UI" w:hint="cs"/>
-        </w:rPr>
-        <w:t>מ</w:t>
-      </w:r>
-      <w:r>
-        <w:rPr>
-          <w:rFonts w:cs="Segoe UI"/>
-        </w:rPr>
-        <w:t xml:space="preserve">רכזי </w:t>
-      </w:r>
-      <w:r>
-        <w:rPr>
-          <w:rFonts w:cs="Segoe UI" w:hint="cs"/>
-        </w:rPr>
-        <w:t>ה</w:t>
-      </w:r>
-      <w:r>
-        <w:rPr>
-          <w:rFonts w:cs="Segoe UI"/>
-        </w:rPr>
-        <w:t>קבוצות שלהם). הערך</w:t>
-      </w:r>
-      <w:r>
-        <w:rPr>
-          <w:rFonts w:cs="Segoe UI"/>
-          <w:rtl w:val="0"/>
-        </w:rPr>
-        <w:t xml:space="preserve"> </w:t>
+    </w:p>
+    <w:p>
+      <w:pPr>
+        <w:spacing w:after="120"/>
+        <w:rPr>
+          <w:rFonts w:cs="Segoe UI"/>
+        </w:rPr>
+      </w:pPr>
+    </w:p>
+    <w:p>
+      <w:pPr>
+        <w:spacing w:after="120"/>
+        <w:rPr>
+          <w:rFonts w:cs="Segoe UI"/>
+        </w:rPr>
+      </w:pPr>
+    </w:p>
+    <w:p>
+      <w:pPr>
+        <w:spacing w:after="120"/>
+        <w:rPr>
+          <w:rFonts w:cs="Segoe UI"/>
+        </w:rPr>
+      </w:pPr>
+    </w:p>
+    <w:p>
+      <w:pPr>
+        <w:spacing w:after="120"/>
+        <w:rPr>
+          <w:rFonts w:cs="Segoe UI"/>
+        </w:rPr>
+      </w:pPr>
+    </w:p>
+    <w:p>
+      <w:pPr>
+        <w:spacing w:after="120"/>
+        <w:rPr>
+          <w:rFonts w:cs="Segoe UI"/>
+        </w:rPr>
+      </w:pPr>
+    </w:p>
+    <w:p>
+      <w:pPr>
+        <w:spacing w:after="120"/>
+        <w:rPr>
+          <w:rFonts w:cs="Segoe UI"/>
+        </w:rPr>
+      </w:pPr>
+    </w:p>
+    <w:p>
+      <w:pPr>
+        <w:spacing w:after="120"/>
+        <w:rPr>
+          <w:rFonts w:cs="Segoe UI"/>
+        </w:rPr>
+      </w:pPr>
+    </w:p>
+    <w:p>
+      <w:pPr>
+        <w:spacing w:after="120"/>
+        <w:rPr>
+          <w:rFonts w:cs="Segoe UI"/>
+        </w:rPr>
+      </w:pPr>
+    </w:p>
+    <w:p>
+      <w:pPr>
+        <w:spacing w:after="120"/>
+        <w:rPr>
+          <w:rFonts w:cs="Segoe UI"/>
+        </w:rPr>
+      </w:pPr>
+      <w:r>
+        <w:rPr>
+          <w:rFonts w:cs="Segoe UI"/>
+        </w:rPr>
+        <w:t>מכיוון שלעקומה אין פינה חדה לחלוטין וקריאתה עלולה להיות סובייקטיבית, הוספנו בחינה של התרומה השולית – כלומר, איזה אחוז מהשגיאה שנותרה מסיר כל אשכול נוסף. האיור השני מראה כי השיפור נותר גבוה עד שלוש קבוצות (26.3% במעבר ל-</w:t>
       </w:r>
       <m:oMath>
         <m:r>
@@ -4673,47 +3915,6 @@
           <w:rPr>
             <w:rFonts w:ascii="Cambria Math" w:hAnsi="Cambria Math" w:cs="Segoe UI"/>
           </w:rPr>
-          <m:t>=1</m:t>
-        </m:r>
-      </m:oMath>
-      <w:r>
-        <w:rPr>
-          <w:rFonts w:cs="Segoe UI"/>
-        </w:rPr>
-        <w:t xml:space="preserve"> נכלל בניתוח בכוונה כדי לשמש כקו בסיס, שכן ה-SSE שלו מייצג את הפיזור הכולל והטבעי של הנתונים ללא כל חלוקה.</w:t>
-      </w:r>
-    </w:p>
-    <w:p>
-      <w:pPr>
-        <w:spacing w:after="120"/>
-        <w:rPr>
-          <w:rFonts w:cs="Segoe UI"/>
-        </w:rPr>
-      </w:pPr>
-      <w:r>
-        <w:rPr>
-          <w:rFonts w:cs="Segoe UI"/>
-        </w:rPr>
-        <w:t xml:space="preserve">האיור הראשון מציג את ירידת ה-SSE ככל שמספר האשכולות גדל. הירידה תלולה בתחילה – מ-2,260 (ללא חלוקה כלל), ל-1,739 (שתי קבוצות), ול-1,281 (שלוש קבוצות) – ומשם ואילך העקומה מתיישרת בהדרגה. "נקודת המרפק", כלומר הנקודה שבה נעצרת הירידה </w:t>
-      </w:r>
-      <w:r>
-        <w:rPr>
-          <w:rFonts w:cs="Segoe UI"/>
-        </w:rPr>
-        <w:lastRenderedPageBreak/>
-        <w:t>התלולה, נמצאת ב-</w:t>
-      </w:r>
-      <m:oMath>
-        <m:r>
-          <w:rPr>
-            <w:rFonts w:ascii="Cambria Math" w:hAnsi="Cambria Math" w:cs="Cambria Math" w:hint="cs"/>
-          </w:rPr>
-          <m:t>k</m:t>
-        </m:r>
-        <m:r>
-          <w:rPr>
-            <w:rFonts w:ascii="Cambria Math" w:hAnsi="Cambria Math" w:cs="Segoe UI"/>
-          </w:rPr>
           <m:t>=3</m:t>
         </m:r>
       </m:oMath>
@@ -4721,27 +3922,7 @@
         <w:rPr>
           <w:rFonts w:cs="Segoe UI"/>
         </w:rPr>
-        <w:t>. כדי לגבות זאת מתמטית ולא להסתמך רק על מראה עיניים, בחנו את עקמומיות העקומה (המחושבת כהפרש השני של ה-SSE): ב-</w:t>
-      </w:r>
-      <m:oMath>
-        <m:r>
-          <w:rPr>
-            <w:rFonts w:ascii="Cambria Math" w:hAnsi="Cambria Math" w:cs="Cambria Math" w:hint="cs"/>
-          </w:rPr>
-          <m:t>k</m:t>
-        </m:r>
-        <m:r>
-          <w:rPr>
-            <w:rFonts w:ascii="Cambria Math" w:hAnsi="Cambria Math" w:cs="Segoe UI"/>
-          </w:rPr>
-          <m:t>=3</m:t>
-        </m:r>
-      </m:oMath>
-      <w:r>
-        <w:rPr>
-          <w:rFonts w:cs="Segoe UI"/>
-        </w:rPr>
-        <w:t xml:space="preserve"> מגיע המדד לערך של 250.6, הגבוה פי ארבעה מכל נקודה אחרת על הגרף (לשם השוואה, הערכים הבאים נעים בין 17.9 ל-66.0).</w:t>
+        <w:t>, שזהו השיפור הגדול ביותר), צונח ל-16.2% במעבר לארבע קבוצות, ומשם ממשיך לרדת לאזורים זניחים יותר (13.2% ומטה). תצוגה זו הופכת את השאלה "היכן העקומה מתיישרת" מרושם ויזואלי למספר שניתן לכמת.</w:t>
       </w:r>
     </w:p>
     <w:p>
@@ -4754,16 +3935,17 @@
       <w:r>
         <w:rPr>
           <w:rFonts w:cs="Segoe UI" w:hint="cs"/>
+          <w:noProof/>
           <w:rtl w:val="0"/>
         </w:rPr>
         <w:drawing>
-          <wp:anchor distT="0" distB="0" distL="114300" distR="114300" simplePos="0" relativeHeight="251661312" behindDoc="0" locked="0" layoutInCell="1" allowOverlap="1" wp14:anchorId="141C4DF0" wp14:editId="0876D454">
+          <wp:anchor distT="0" distB="0" distL="114300" distR="114300" simplePos="0" relativeHeight="251661312" behindDoc="0" locked="0" layoutInCell="1" allowOverlap="1" wp14:anchorId="141C4DF0" wp14:editId="02291E42">
             <wp:simplePos x="0" y="0"/>
             <wp:positionH relativeFrom="page">
-              <wp:posOffset>317500</wp:posOffset>
+              <wp:posOffset>1986694</wp:posOffset>
             </wp:positionH>
             <wp:positionV relativeFrom="paragraph">
-              <wp:posOffset>167640</wp:posOffset>
+              <wp:posOffset>120539</wp:posOffset>
             </wp:positionV>
             <wp:extent cx="4297680" cy="2360930"/>
             <wp:effectExtent l="0" t="0" r="7620" b="1270"/>
@@ -4819,35 +4001,70 @@
           </wp:anchor>
         </w:drawing>
       </w:r>
-      <w:r>
-        <w:rPr>
-          <w:rFonts w:cs="Segoe UI"/>
-        </w:rPr>
-        <w:t>מכיוון שלעקומה אין פינה חדה לחלוטין וקריאתה עלולה להיות סובייקטיבית, הוספנו בחינה של התרומה השולית – כלומר, איזה אחוז מהשגיאה שנותרה מסיר כל אשכול נוסף. האיור השני מראה כי השיפור נותר גבוה עד שלוש קבוצות (26.3% במעבר ל-</w:t>
-      </w:r>
-      <m:oMath>
-        <m:r>
-          <w:rPr>
-            <w:rFonts w:ascii="Cambria Math" w:hAnsi="Cambria Math" w:cs="Cambria Math" w:hint="cs"/>
-          </w:rPr>
-          <m:t>k</m:t>
-        </m:r>
-        <m:r>
-          <m:rPr>
-            <m:sty m:val="p"/>
-          </m:rPr>
-          <w:rPr>
-            <w:rFonts w:ascii="Cambria Math" w:hAnsi="Cambria Math" w:cs="Segoe UI"/>
-          </w:rPr>
-          <m:t>=3</m:t>
-        </m:r>
-      </m:oMath>
-      <w:r>
-        <w:rPr>
-          <w:rFonts w:cs="Segoe UI"/>
-        </w:rPr>
-        <w:t>, שזהו השיפור הגדול ביותר), צונח ל-16.2% במעבר לארבע קבוצות, ומשם ממשיך לרדת לאזורים זניחים יותר (13.2% ומטה). תצוגה זו הופכת את השאלה "היכן העקומה מתיישרת" מרושם ויזואלי למספר שניתן לכמת.</w:t>
-      </w:r>
+    </w:p>
+    <w:p>
+      <w:pPr>
+        <w:spacing w:after="120"/>
+        <w:rPr>
+          <w:rFonts w:cs="Segoe UI"/>
+        </w:rPr>
+      </w:pPr>
+    </w:p>
+    <w:p>
+      <w:pPr>
+        <w:spacing w:after="120"/>
+        <w:rPr>
+          <w:rFonts w:cs="Segoe UI"/>
+        </w:rPr>
+      </w:pPr>
+    </w:p>
+    <w:p>
+      <w:pPr>
+        <w:spacing w:after="120"/>
+        <w:rPr>
+          <w:rFonts w:cs="Segoe UI"/>
+        </w:rPr>
+      </w:pPr>
+    </w:p>
+    <w:p>
+      <w:pPr>
+        <w:spacing w:after="120"/>
+        <w:rPr>
+          <w:rFonts w:cs="Segoe UI"/>
+        </w:rPr>
+      </w:pPr>
+    </w:p>
+    <w:p>
+      <w:pPr>
+        <w:spacing w:after="120"/>
+        <w:rPr>
+          <w:rFonts w:cs="Segoe UI"/>
+        </w:rPr>
+      </w:pPr>
+    </w:p>
+    <w:p>
+      <w:pPr>
+        <w:spacing w:after="120"/>
+        <w:rPr>
+          <w:rFonts w:cs="Segoe UI"/>
+        </w:rPr>
+      </w:pPr>
+    </w:p>
+    <w:p>
+      <w:pPr>
+        <w:spacing w:after="120"/>
+        <w:rPr>
+          <w:rFonts w:cs="Segoe UI"/>
+        </w:rPr>
+      </w:pPr>
+    </w:p>
+    <w:p>
+      <w:pPr>
+        <w:spacing w:after="120"/>
+        <w:rPr>
+          <w:rFonts w:cs="Segoe UI"/>
+        </w:rPr>
+      </w:pPr>
     </w:p>
     <w:p>
       <w:pPr>
@@ -4947,7 +4164,7 @@
         </w:tabs>
         <w:spacing w:after="120"/>
         <w:rPr>
-          <w:rFonts w:cs="Segoe UI" w:hint="cs"/>
+          <w:rFonts w:cs="Segoe UI"/>
           <w:rtl w:val="0"/>
         </w:rPr>
       </w:pPr>
@@ -5370,14 +4587,12 @@
                 <w:rFonts w:cs="Segoe UI"/>
               </w:rPr>
             </w:pPr>
-            <w:proofErr w:type="spellStart"/>
             <w:r>
               <w:rPr>
                 <w:rFonts w:cs="Segoe UI"/>
               </w:rPr>
               <w:t>Cluster</w:t>
             </w:r>
-            <w:proofErr w:type="spellEnd"/>
           </w:p>
         </w:tc>
       </w:tr>
@@ -6483,47 +5698,11 @@
                 <w:rFonts w:cs="Segoe UI"/>
               </w:rPr>
             </w:pPr>
-            <w:proofErr w:type="spellStart"/>
             <w:r>
               <w:rPr>
                 <w:rFonts w:cs="Segoe UI"/>
               </w:rPr>
-              <w:t>פנינות</w:t>
-            </w:r>
-            <w:proofErr w:type="spellEnd"/>
-            <w:r>
-              <w:rPr>
-                <w:rFonts w:cs="Segoe UI"/>
-              </w:rPr>
-              <w:t xml:space="preserve"> החוף השקטות (</w:t>
-            </w:r>
-            <w:proofErr w:type="spellStart"/>
-            <w:r>
-              <w:rPr>
-                <w:rFonts w:cs="Segoe UI"/>
-              </w:rPr>
-              <w:t>אוסטיה</w:t>
-            </w:r>
-            <w:proofErr w:type="spellEnd"/>
-            <w:r>
-              <w:rPr>
-                <w:rFonts w:cs="Segoe UI"/>
-              </w:rPr>
-              <w:t>/</w:t>
-            </w:r>
-            <w:proofErr w:type="spellStart"/>
-            <w:r>
-              <w:rPr>
-                <w:rFonts w:cs="Segoe UI"/>
-              </w:rPr>
-              <w:t>אצ'יליה</w:t>
-            </w:r>
-            <w:proofErr w:type="spellEnd"/>
-            <w:r>
-              <w:rPr>
-                <w:rFonts w:cs="Segoe UI"/>
-              </w:rPr>
-              <w:t>)</w:t>
+              <w:t>פנינות החוף השקטות (אוסטיה/אצ'יליה)</w:t>
             </w:r>
           </w:p>
         </w:tc>
@@ -6641,11 +5820,9 @@
               <w:spacing w:after="200" w:line="276" w:lineRule="auto"/>
               <w:cnfStyle w:val="100000000000" w:firstRow="1" w:lastRow="0" w:firstColumn="0" w:lastColumn="0" w:oddVBand="0" w:evenVBand="0" w:oddHBand="0" w:evenHBand="0" w:firstRowFirstColumn="0" w:firstRowLastColumn="0" w:lastRowFirstColumn="0" w:lastRowLastColumn="0"/>
             </w:pPr>
-            <w:proofErr w:type="spellStart"/>
             <w:r>
               <w:t>Purity</w:t>
             </w:r>
-            <w:proofErr w:type="spellEnd"/>
           </w:p>
         </w:tc>
         <w:tc>
@@ -6659,13 +5836,8 @@
               <w:spacing w:after="200" w:line="276" w:lineRule="auto"/>
               <w:cnfStyle w:val="100000000000" w:firstRow="1" w:lastRow="0" w:firstColumn="0" w:lastColumn="0" w:oddVBand="0" w:evenVBand="0" w:oddHBand="0" w:evenHBand="0" w:firstRowFirstColumn="0" w:firstRowLastColumn="0" w:lastRowFirstColumn="0" w:lastRowLastColumn="0"/>
             </w:pPr>
-            <w:proofErr w:type="spellStart"/>
             <w:r>
-              <w:t>Purity</w:t>
-            </w:r>
-            <w:proofErr w:type="spellEnd"/>
-            <w:r>
-              <w:t xml:space="preserve"> אקראי</w:t>
+              <w:t>Purity אקראי</w:t>
             </w:r>
           </w:p>
         </w:tc>
@@ -6696,11 +5868,9 @@
               <w:spacing w:after="200" w:line="276" w:lineRule="auto"/>
               <w:cnfStyle w:val="100000000000" w:firstRow="1" w:lastRow="0" w:firstColumn="0" w:lastColumn="0" w:oddVBand="0" w:evenVBand="0" w:oddHBand="0" w:evenHBand="0" w:firstRowFirstColumn="0" w:firstRowLastColumn="0" w:lastRowFirstColumn="0" w:lastRowLastColumn="0"/>
             </w:pPr>
-            <w:proofErr w:type="spellStart"/>
             <w:r>
               <w:t>Entropy</w:t>
             </w:r>
-            <w:proofErr w:type="spellEnd"/>
           </w:p>
         </w:tc>
         <w:tc>
@@ -6714,13 +5884,8 @@
               <w:spacing w:after="200" w:line="276" w:lineRule="auto"/>
               <w:cnfStyle w:val="100000000000" w:firstRow="1" w:lastRow="0" w:firstColumn="0" w:lastColumn="0" w:oddVBand="0" w:evenVBand="0" w:oddHBand="0" w:evenHBand="0" w:firstRowFirstColumn="0" w:firstRowLastColumn="0" w:lastRowFirstColumn="0" w:lastRowLastColumn="0"/>
             </w:pPr>
-            <w:proofErr w:type="spellStart"/>
             <w:r>
-              <w:t>Entropy</w:t>
-            </w:r>
-            <w:proofErr w:type="spellEnd"/>
-            <w:r>
-              <w:t xml:space="preserve"> אקראי</w:t>
+              <w:t>Entropy אקראי</w:t>
             </w:r>
           </w:p>
         </w:tc>
@@ -6858,11 +6023,9 @@
               <w:bidi w:val="0"/>
               <w:spacing w:after="200" w:line="276" w:lineRule="auto"/>
             </w:pPr>
-            <w:proofErr w:type="spellStart"/>
             <w:r>
               <w:t>room_type</w:t>
             </w:r>
-            <w:proofErr w:type="spellEnd"/>
           </w:p>
         </w:tc>
         <w:tc>
@@ -7113,35 +6276,7 @@
         <w:rPr>
           <w:rFonts w:cs="Segoe UI"/>
         </w:rPr>
-        <w:t xml:space="preserve"> המגבלה המרכזית של הניתוח היא ציוני </w:t>
-      </w:r>
-      <w:proofErr w:type="spellStart"/>
-      <w:r>
-        <w:rPr>
-          <w:rFonts w:cs="Segoe UI"/>
-        </w:rPr>
-        <w:t>ה־Silhouette</w:t>
-      </w:r>
-      <w:proofErr w:type="spellEnd"/>
-      <w:r>
-        <w:rPr>
-          <w:rFonts w:cs="Segoe UI"/>
-        </w:rPr>
-        <w:t xml:space="preserve"> הנמוכים (0.22–0.30). הם מעידים על כך שהקבוצות אינן מופרדות היטב במרחב חמשת המשתנים, אלא מהוות חיתוך של ענן רציף. לכן יש להתייחס לחלוקה כאל תיאור שימושי של טיפוסי נכס, ולא כאל מבנה טבעי </w:t>
-      </w:r>
-      <w:proofErr w:type="spellStart"/>
-      <w:r>
-        <w:rPr>
-          <w:rFonts w:cs="Segoe UI"/>
-        </w:rPr>
-        <w:t>חד־משמעי</w:t>
-      </w:r>
-      <w:proofErr w:type="spellEnd"/>
-      <w:r>
-        <w:rPr>
-          <w:rFonts w:cs="Segoe UI"/>
-        </w:rPr>
-        <w:t xml:space="preserve"> הקיים בנתונים.</w:t>
+        <w:t xml:space="preserve"> המגבלה המרכזית של הניתוח היא ציוני ה־Silhouette הנמוכים (0.22–0.30). הם מעידים על כך שהקבוצות אינן מופרדות היטב במרחב חמשת המשתנים, אלא מהוות חיתוך של ענן רציף. לכן יש להתייחס לחלוקה כאל תיאור שימושי של טיפוסי נכס, ולא כאל מבנה טבעי חד־משמעי הקיים בנתונים.</w:t>
       </w:r>
     </w:p>
     <w:p>
@@ -7170,47 +6305,7 @@
           <w:sz w:val="30"/>
         </w:rPr>
         <w:lastRenderedPageBreak/>
-        <w:t xml:space="preserve">בעיה 4 – אילו מאפיינים עולים משפת הביקורות על </w:t>
-      </w:r>
-      <w:proofErr w:type="spellStart"/>
-      <w:r>
-        <w:rPr>
-          <w:rFonts w:cs="Segoe UI"/>
-          <w:b/>
-          <w:color w:val="0B3D4D"/>
-          <w:sz w:val="30"/>
-        </w:rPr>
-        <w:t>Hidden</w:t>
-      </w:r>
-      <w:proofErr w:type="spellEnd"/>
-      <w:r>
-        <w:rPr>
-          <w:rFonts w:cs="Segoe UI"/>
-          <w:b/>
-          <w:color w:val="0B3D4D"/>
-          <w:sz w:val="30"/>
-        </w:rPr>
-        <w:t xml:space="preserve"> </w:t>
-      </w:r>
-      <w:proofErr w:type="spellStart"/>
-      <w:r>
-        <w:rPr>
-          <w:rFonts w:cs="Segoe UI"/>
-          <w:b/>
-          <w:color w:val="0B3D4D"/>
-          <w:sz w:val="30"/>
-        </w:rPr>
-        <w:t>Gems</w:t>
-      </w:r>
-      <w:proofErr w:type="spellEnd"/>
-      <w:r>
-        <w:rPr>
-          <w:rFonts w:cs="Segoe UI"/>
-          <w:b/>
-          <w:color w:val="0B3D4D"/>
-          <w:sz w:val="30"/>
-        </w:rPr>
-        <w:t>?</w:t>
+        <w:t>בעיה 4 – אילו מאפיינים עולים משפת הביקורות על Hidden Gems?</w:t>
       </w:r>
     </w:p>
     <w:p>
@@ -7234,35 +6329,7 @@
         <w:rPr>
           <w:rFonts w:cs="Segoe UI"/>
         </w:rPr>
-        <w:t xml:space="preserve"> לאחר זיהוי נכסי </w:t>
-      </w:r>
-      <w:proofErr w:type="spellStart"/>
-      <w:r>
-        <w:rPr>
-          <w:rFonts w:cs="Segoe UI"/>
-        </w:rPr>
-        <w:t>ה־Hidden</w:t>
-      </w:r>
-      <w:proofErr w:type="spellEnd"/>
-      <w:r>
-        <w:rPr>
-          <w:rFonts w:cs="Segoe UI"/>
-        </w:rPr>
-        <w:t xml:space="preserve"> </w:t>
-      </w:r>
-      <w:proofErr w:type="spellStart"/>
-      <w:r>
-        <w:rPr>
-          <w:rFonts w:cs="Segoe UI"/>
-        </w:rPr>
-        <w:t>Gems</w:t>
-      </w:r>
-      <w:proofErr w:type="spellEnd"/>
-      <w:r>
-        <w:rPr>
-          <w:rFonts w:cs="Segoe UI"/>
-        </w:rPr>
-        <w:t xml:space="preserve"> ביקשנו לבחון האם האופן שבו אורחים מתארים אותם שונה מהאופן שבו מתוארים יתר הנכסים. הנחנו כי ניתוח השפה בביקורות עשוי לחשוף מאפיינים איכותניים של חוויית האירוח, שאינם באים לידי ביטוי בקריטריונים הכמותיים ששימשו לזיהוי הנכסים.</w:t>
+        <w:t>לאחר זיהוי נכסי ה־Hidden Gems ביקשנו לבחון האם האופן שבו אורחים מתארים אותם שונה מהאופן שבו מתוארים יתר הנכסים. הנחנו כי ניתוח השפה בביקורות עשוי לחשוף מאפיינים איכותניים של חוויית האירוח, שאינם באים לידי ביטוי בקריטריונים הכמותיים ששימשו לזיהוי הנכסים.</w:t>
       </w:r>
     </w:p>
     <w:p>
@@ -7271,11 +6338,19 @@
       </w:pPr>
       <w:r>
         <w:rPr>
-          <w:rFonts w:cs="Segoe UI"/>
+          <w:rFonts w:cs="Segoe UI" w:hint="cs"/>
           <w:b/>
           <w:color w:val="0072B2"/>
         </w:rPr>
-        <w:t>השיטה:</w:t>
+        <w:t>ה</w:t>
+      </w:r>
+      <w:r>
+        <w:rPr>
+          <w:rFonts w:cs="Segoe UI"/>
+          <w:b/>
+          <w:color w:val="0072B2"/>
+        </w:rPr>
+        <w:t>שיטה:</w:t>
       </w:r>
     </w:p>
     <w:p>
@@ -7286,626 +6361,120 @@
         <w:rPr>
           <w:rFonts w:cs="Segoe UI"/>
         </w:rPr>
-        <w:t xml:space="preserve"> השווינו בין טקסט הביקורות של 453 נכסי </w:t>
-      </w:r>
-      <w:proofErr w:type="spellStart"/>
-      <w:r>
-        <w:rPr>
-          <w:rFonts w:cs="Segoe UI"/>
-        </w:rPr>
-        <w:t>ה־Hidden</w:t>
-      </w:r>
-      <w:proofErr w:type="spellEnd"/>
-      <w:r>
-        <w:rPr>
-          <w:rFonts w:cs="Segoe UI"/>
+        <w:t xml:space="preserve">לצורך ניתוח שפת הביקורות הופרדו הביקורות לשתי קבוצות </w:t>
+      </w:r>
+      <w:r>
+        <w:rPr>
+          <w:rFonts w:cs="Segoe UI" w:hint="cs"/>
+        </w:rPr>
+        <w:t>-</w:t>
+      </w:r>
+      <w:r>
+        <w:rPr>
+          <w:rFonts w:cs="Segoe UI"/>
+        </w:rPr>
+        <w:t xml:space="preserve"> ביקורות על 453 נכסי ה-Hidden Gems וביקורות על יתר הנכסים. תחילה בוצע סינון שפה באמצעות הספרייה langdetect, שהופעלה על כל ביקורת בנפרד, ונשמרו רק ביקורות שזוהו </w:t>
+      </w:r>
+      <w:r>
+        <w:rPr>
+          <w:rFonts w:cs="Segoe UI" w:hint="cs"/>
+        </w:rPr>
+        <w:t>בשפה האנגלית</w:t>
+      </w:r>
+      <w:r>
+        <w:rPr>
+          <w:rFonts w:cs="Segoe UI"/>
+        </w:rPr>
+        <w:t xml:space="preserve"> (1,915 מתוך 2,365 ביקורות על נכסי Hidden Gem, ו-337,721 מתוך 618,660 ביקורות על יתר הנכסים). לאחר מכן עברו הביקורות שלב עיבוד מקדים שכלל פירוק למילים (Tokenization), תיוג חלקי דיבר (POS-Tagging) על הטקסט המקורי לצורך דיוק התיוג, והמרה לאותיות קטנות (lowercase) של כל מילה לפני שהיא נבדקת ונספרת – כך שאותו צירוף באותיות שונות (למשל "Great Location" ו-"great location") ממוזג לרשומה אחת בלבד ואינו נספר או מוצג בענן פעמיים. מהטקסט הוסרו מילות עצירה סטנדרטיות, וכן מילות רעש הקשורות ישירות לתחום (כגון Rome, apartment, Airbnb, host, room) שאינן תורמות להבחנה בין הקבוצות.</w:t>
+      </w:r>
+      <w:r>
+        <w:rPr>
+          <w:rFonts w:hint="cs"/>
         </w:rPr>
         <w:t xml:space="preserve"> </w:t>
       </w:r>
-      <w:proofErr w:type="spellStart"/>
-      <w:r>
-        <w:rPr>
-          <w:rFonts w:cs="Segoe UI"/>
-        </w:rPr>
-        <w:t>Gems</w:t>
-      </w:r>
-      <w:proofErr w:type="spellEnd"/>
-      <w:r>
-        <w:rPr>
-          <w:rFonts w:cs="Segoe UI"/>
-        </w:rPr>
-        <w:t xml:space="preserve"> לבין הביקורות על יתר הנכסים. מאחר שהניתוח התבסס על מבנים לשוניים באנגלית, בוצע תחילה סינון שפה באמצעות </w:t>
-      </w:r>
-      <w:proofErr w:type="spellStart"/>
-      <w:r>
-        <w:rPr>
-          <w:rFonts w:cs="Segoe UI"/>
-        </w:rPr>
-        <w:t>langdetect</w:t>
-      </w:r>
-      <w:proofErr w:type="spellEnd"/>
-      <w:r>
-        <w:rPr>
-          <w:rFonts w:cs="Segoe UI"/>
-        </w:rPr>
-        <w:t xml:space="preserve">, ולאחריו נכללו 1,675 ביקורות באנגלית על נכסי </w:t>
-      </w:r>
-      <w:proofErr w:type="spellStart"/>
-      <w:r>
-        <w:rPr>
-          <w:rFonts w:cs="Segoe UI"/>
-        </w:rPr>
-        <w:t>Hidden</w:t>
-      </w:r>
-      <w:proofErr w:type="spellEnd"/>
-      <w:r>
-        <w:rPr>
-          <w:rFonts w:cs="Segoe UI"/>
-        </w:rPr>
-        <w:t xml:space="preserve"> </w:t>
-      </w:r>
-      <w:proofErr w:type="spellStart"/>
-      <w:r>
-        <w:rPr>
-          <w:rFonts w:cs="Segoe UI"/>
-        </w:rPr>
-        <w:t>Gem</w:t>
-      </w:r>
-      <w:proofErr w:type="spellEnd"/>
-      <w:r>
-        <w:rPr>
-          <w:rFonts w:cs="Segoe UI"/>
-        </w:rPr>
-        <w:t xml:space="preserve"> ו־269,075 ביקורות באנגלית בקבוצת ההשוואה.</w:t>
+      <w:r>
+        <w:rPr>
+          <w:rFonts w:cs="Segoe UI"/>
+        </w:rPr>
+        <w:t>מתוך כל ביקורת חולצו צירופים סמוכים המורכבים אך ורק ממילים המתויגות כתואר או כשם עצם, ובלבד שהצירוף מכיל לפחות תואר אחד ולפחות שם עצם אחד</w:t>
+      </w:r>
+      <w:r>
+        <w:rPr>
+          <w:rFonts w:cs="Segoe UI" w:hint="cs"/>
+        </w:rPr>
+        <w:t xml:space="preserve">. </w:t>
+      </w:r>
+      <w:r>
+        <w:rPr>
+          <w:rFonts w:cs="Segoe UI"/>
+        </w:rPr>
+        <w:t xml:space="preserve">כל מילה בצירוף עברה בסוף התהליך Lemmatization לצורת הבסיס שלה. </w:t>
       </w:r>
     </w:p>
     <w:p>
       <w:pPr>
-        <w:spacing w:after="120"/>
-      </w:pPr>
-      <w:r>
-        <w:rPr>
-          <w:rFonts w:cs="Segoe UI"/>
-        </w:rPr>
-        <w:t xml:space="preserve">הטקסטים עברו עיבוד מקדים שכלל פירוק למילים, תיוג חלקי דיבר והסרת מילות עצירה. בנוסף הוסרו מילים נפוצות הקשורות ישירות לתחום, כגון </w:t>
-      </w:r>
-      <w:proofErr w:type="spellStart"/>
-      <w:r>
-        <w:rPr>
-          <w:rFonts w:cs="Segoe UI"/>
-        </w:rPr>
-        <w:t>Rome</w:t>
-      </w:r>
-      <w:proofErr w:type="spellEnd"/>
-      <w:r>
-        <w:rPr>
-          <w:rFonts w:cs="Segoe UI"/>
-        </w:rPr>
-        <w:t xml:space="preserve">, </w:t>
-      </w:r>
-      <w:proofErr w:type="spellStart"/>
-      <w:r>
-        <w:rPr>
-          <w:rFonts w:cs="Segoe UI"/>
-        </w:rPr>
-        <w:t>apartment</w:t>
-      </w:r>
-      <w:proofErr w:type="spellEnd"/>
-      <w:r>
-        <w:rPr>
-          <w:rFonts w:cs="Segoe UI"/>
+        <w:spacing w:after="20"/>
+      </w:pPr>
+      <w:r>
+        <w:rPr>
+          <w:rFonts w:cs="Segoe UI"/>
+          <w:b/>
+          <w:color w:val="0072B2"/>
+        </w:rPr>
+        <w:t>תוצאות</w:t>
+      </w:r>
+      <w:r>
+        <w:rPr>
+          <w:rFonts w:cs="Segoe UI" w:hint="cs"/>
+          <w:b/>
+          <w:color w:val="0072B2"/>
+        </w:rPr>
+        <w:t xml:space="preserve"> ו</w:t>
+      </w:r>
+      <w:r>
+        <w:rPr>
+          <w:rFonts w:cs="Segoe UI"/>
+          <w:b/>
+          <w:color w:val="0072B2"/>
+        </w:rPr>
+        <w:t>ויזואליזציה</w:t>
+      </w:r>
+      <w:r>
+        <w:rPr>
+          <w:rFonts w:cs="Segoe UI" w:hint="cs"/>
+          <w:b/>
+          <w:color w:val="0072B2"/>
         </w:rPr>
         <w:t xml:space="preserve"> </w:t>
       </w:r>
-      <w:proofErr w:type="spellStart"/>
-      <w:r>
-        <w:rPr>
-          <w:rFonts w:cs="Segoe UI"/>
-        </w:rPr>
-        <w:t>ו־Airbnb</w:t>
-      </w:r>
-      <w:proofErr w:type="spellEnd"/>
-      <w:r>
-        <w:rPr>
-          <w:rFonts w:cs="Segoe UI"/>
-        </w:rPr>
-        <w:t>, מאחר שהן הופיעו בתדירות גבוהה אך לא תרמו להבחנה בין הקבוצות.</w:t>
+      <w:r>
+        <w:rPr>
+          <w:rFonts w:cs="Segoe UI"/>
+          <w:b/>
+          <w:color w:val="0072B2"/>
+        </w:rPr>
+        <w:t>:</w:t>
       </w:r>
     </w:p>
     <w:p>
-      <w:pPr>
-        <w:spacing w:after="120"/>
-      </w:pPr>
-      <w:r>
-        <w:rPr>
-          <w:rFonts w:cs="Segoe UI"/>
-        </w:rPr>
-        <w:t xml:space="preserve">לצורך הניתוח נשמרו צירופים סמוכים של תואר ושם עצם, כגון </w:t>
-      </w:r>
-      <w:proofErr w:type="spellStart"/>
-      <w:r>
-        <w:rPr>
-          <w:rFonts w:cs="Segoe UI"/>
-        </w:rPr>
-        <w:t>great</w:t>
-      </w:r>
-      <w:proofErr w:type="spellEnd"/>
-      <w:r>
-        <w:rPr>
-          <w:rFonts w:cs="Segoe UI"/>
-        </w:rPr>
-        <w:t xml:space="preserve"> </w:t>
-      </w:r>
-      <w:proofErr w:type="spellStart"/>
-      <w:r>
-        <w:rPr>
-          <w:rFonts w:cs="Segoe UI"/>
-        </w:rPr>
-        <w:t>location</w:t>
-      </w:r>
-      <w:proofErr w:type="spellEnd"/>
-      <w:r>
-        <w:rPr>
-          <w:rFonts w:cs="Segoe UI"/>
-        </w:rPr>
-        <w:t xml:space="preserve"> </w:t>
-      </w:r>
-      <w:proofErr w:type="spellStart"/>
-      <w:r>
-        <w:rPr>
-          <w:rFonts w:cs="Segoe UI"/>
-        </w:rPr>
-        <w:t>ו־quiet</w:t>
-      </w:r>
-      <w:proofErr w:type="spellEnd"/>
-      <w:r>
-        <w:rPr>
-          <w:rFonts w:cs="Segoe UI"/>
-        </w:rPr>
-        <w:t xml:space="preserve"> </w:t>
-      </w:r>
-      <w:proofErr w:type="spellStart"/>
-      <w:r>
-        <w:rPr>
-          <w:rFonts w:cs="Segoe UI"/>
-        </w:rPr>
-        <w:t>neighborhood</w:t>
-      </w:r>
-      <w:proofErr w:type="spellEnd"/>
-      <w:r>
-        <w:rPr>
-          <w:rFonts w:cs="Segoe UI"/>
-        </w:rPr>
-        <w:t xml:space="preserve">. המילים הומרו לצורת הבסיס שלהן באמצעות </w:t>
-      </w:r>
-      <w:proofErr w:type="spellStart"/>
-      <w:r>
-        <w:rPr>
-          <w:rFonts w:cs="Segoe UI"/>
-        </w:rPr>
-        <w:t>Lemmatization</w:t>
-      </w:r>
-      <w:proofErr w:type="spellEnd"/>
-      <w:r>
-        <w:rPr>
-          <w:rFonts w:cs="Segoe UI"/>
-        </w:rPr>
-        <w:t>, כדי לאחד הטיות שונות של אותה מילה תוך שמירה על צורות קריאות. תדירות הצירופים חושבה בנפרד בכל קבוצה, ולאחר מכן הוצגה באמצעות ענני מילים שנבנו באותן הגדרות עיצוב.</w:t>
-      </w:r>
-    </w:p>
-    <w:p>
-      <w:pPr>
-        <w:spacing w:after="20"/>
-      </w:pPr>
-      <w:r>
-        <w:rPr>
-          <w:rFonts w:cs="Segoe UI"/>
-          <w:b/>
-          <w:color w:val="0072B2"/>
-        </w:rPr>
-        <w:t>הערכה:</w:t>
-      </w:r>
-    </w:p>
-    <w:p>
-      <w:pPr>
-        <w:spacing w:after="120"/>
-      </w:pPr>
-      <w:r>
-        <w:rPr>
-          <w:rFonts w:cs="Segoe UI"/>
-        </w:rPr>
-        <w:t xml:space="preserve"> מאחר שמדובר בניתוח איכותני ללא תיוג אמת, ההערכה התבססה על פרשנות סמנטית של הצירופים הבולטים בכל קבוצה. בחנו האם ענני המילים מציגים נושאים ברורים ועקביים, והאם הם מוסיפים הסבר איכותני להבדלים שנמצאו בשלבים הכמותיים של הפרויקט.</w:t>
-      </w:r>
-    </w:p>
-    <w:p>
-      <w:pPr>
-        <w:spacing w:after="120"/>
-      </w:pPr>
-      <w:r>
-        <w:rPr>
-          <w:rFonts w:cs="Segoe UI"/>
-        </w:rPr>
-        <w:t>חשוב להדגיש כי ענני המילים אינם מוכיחים הבדל סטטיסטי בין הקבוצות, אלא משמשים כלי חקרני להצגת דפוסים אפשריים בשפה.</w:t>
-      </w:r>
-    </w:p>
-    <w:p>
-      <w:pPr>
-        <w:spacing w:after="20"/>
-      </w:pPr>
-      <w:r>
-        <w:rPr>
-          <w:rFonts w:cs="Segoe UI"/>
-          <w:b/>
-          <w:color w:val="0072B2"/>
-        </w:rPr>
-        <w:t>תוצאות:</w:t>
-      </w:r>
-    </w:p>
-    <w:p>
-      <w:pPr>
-        <w:spacing w:after="120"/>
-      </w:pPr>
-      <w:r>
-        <w:rPr>
-          <w:rFonts w:cs="Segoe UI"/>
-        </w:rPr>
-        <w:t xml:space="preserve"> צירופים הקשורים למיקום היו בולטים בשתי הקבוצות, דבר המצביע על חשיבותו הכללית של המיקום בחוויית האירוח. שיעורם היה דומה מאוד בשתיהן: מבין הופעות 50 הצירופים המובילים, כ־30.1% ב-</w:t>
-      </w:r>
-      <w:proofErr w:type="spellStart"/>
-      <w:r>
-        <w:rPr>
-          <w:rFonts w:cs="Segoe UI"/>
-        </w:rPr>
-        <w:t>Hidden</w:t>
-      </w:r>
-      <w:proofErr w:type="spellEnd"/>
-      <w:r>
-        <w:rPr>
-          <w:rFonts w:cs="Segoe UI"/>
-        </w:rPr>
-        <w:t xml:space="preserve"> </w:t>
-      </w:r>
-      <w:proofErr w:type="spellStart"/>
-      <w:r>
-        <w:rPr>
-          <w:rFonts w:cs="Segoe UI"/>
-        </w:rPr>
-        <w:t>Gem</w:t>
-      </w:r>
-      <w:proofErr w:type="spellEnd"/>
-      <w:r>
-        <w:rPr>
-          <w:rFonts w:cs="Segoe UI"/>
-        </w:rPr>
-        <w:t xml:space="preserve"> היו קשורים למיקום/שכונה, לעומת כ־28.9% בקבוצת ההשוואה. גם חמשת הצירופים המובילים זהים בשתי הקבוצות.</w:t>
-      </w:r>
-    </w:p>
-    <w:p>
-      <w:pPr>
-        <w:spacing w:after="120"/>
-      </w:pPr>
-      <w:r>
-        <w:rPr>
-          <w:rFonts w:cs="Segoe UI"/>
-        </w:rPr>
-        <w:t xml:space="preserve">הממצא המרכזי הוא אפוא ממצא שלילי: ניתוח שכיחות של צירופי </w:t>
-      </w:r>
-      <w:proofErr w:type="spellStart"/>
-      <w:r>
-        <w:rPr>
-          <w:rFonts w:cs="Segoe UI"/>
-        </w:rPr>
-        <w:t>תואר+שם</w:t>
-      </w:r>
-      <w:proofErr w:type="spellEnd"/>
-      <w:r>
-        <w:rPr>
-          <w:rFonts w:cs="Segoe UI"/>
-        </w:rPr>
-        <w:t xml:space="preserve"> עצם אינו מבחין בין נכסי </w:t>
-      </w:r>
-      <w:proofErr w:type="spellStart"/>
-      <w:r>
-        <w:rPr>
-          <w:rFonts w:cs="Segoe UI"/>
-        </w:rPr>
-        <w:t>Hidden</w:t>
-      </w:r>
-      <w:proofErr w:type="spellEnd"/>
-      <w:r>
-        <w:rPr>
-          <w:rFonts w:cs="Segoe UI"/>
-        </w:rPr>
-        <w:t xml:space="preserve"> </w:t>
-      </w:r>
-      <w:proofErr w:type="spellStart"/>
-      <w:r>
-        <w:rPr>
-          <w:rFonts w:cs="Segoe UI"/>
-        </w:rPr>
-        <w:t>Gem</w:t>
-      </w:r>
-      <w:proofErr w:type="spellEnd"/>
-      <w:r>
-        <w:rPr>
-          <w:rFonts w:cs="Segoe UI"/>
-        </w:rPr>
-        <w:t xml:space="preserve"> לבין יתר הנכסים. כדי לבדוק אם קיימת בכל זאת הטיה, חישבנו לכל צירוף המשותף לשתי רשימות הטופ-50 את התדירות המנורמלת לכל 1,000 ביקורות בכל קבוצה ואת היחס ביניהן. כל היחסים נמצאו בטווח צר של 0.66 עד 1.58, כלומר אין אף צירוף המאפיין קבוצה אחת באופן מובהק.</w:t>
-      </w:r>
-    </w:p>
-    <w:p>
-      <w:pPr>
-        <w:spacing w:after="120"/>
-      </w:pPr>
-      <w:r>
-        <w:rPr>
-          <w:rFonts w:cs="Segoe UI"/>
-        </w:rPr>
-        <w:t xml:space="preserve">המגמה החלשה שכן נצפתה: בביקורות על נכסי </w:t>
-      </w:r>
-      <w:proofErr w:type="spellStart"/>
-      <w:r>
-        <w:rPr>
-          <w:rFonts w:cs="Segoe UI"/>
-        </w:rPr>
-        <w:t>Hidden</w:t>
-      </w:r>
-      <w:proofErr w:type="spellEnd"/>
-      <w:r>
-        <w:rPr>
-          <w:rFonts w:cs="Segoe UI"/>
-        </w:rPr>
-        <w:t xml:space="preserve"> </w:t>
-      </w:r>
-      <w:proofErr w:type="spellStart"/>
-      <w:r>
-        <w:rPr>
-          <w:rFonts w:cs="Segoe UI"/>
-        </w:rPr>
-        <w:t>Gem</w:t>
-      </w:r>
-      <w:proofErr w:type="spellEnd"/>
-      <w:r>
-        <w:rPr>
-          <w:rFonts w:cs="Segoe UI"/>
-        </w:rPr>
-        <w:t xml:space="preserve"> בלטו מעט יותר צירופים המתייחסים לשכונה ולסביבה ולתגובתיות המארח, כגון </w:t>
-      </w:r>
-      <w:proofErr w:type="spellStart"/>
-      <w:r>
-        <w:rPr>
-          <w:rFonts w:cs="Segoe UI"/>
-        </w:rPr>
-        <w:t>great</w:t>
-      </w:r>
-      <w:proofErr w:type="spellEnd"/>
-      <w:r>
-        <w:rPr>
-          <w:rFonts w:cs="Segoe UI"/>
-        </w:rPr>
-        <w:t xml:space="preserve"> </w:t>
-      </w:r>
-      <w:proofErr w:type="spellStart"/>
-      <w:r>
-        <w:rPr>
-          <w:rFonts w:cs="Segoe UI"/>
-        </w:rPr>
-        <w:t>area</w:t>
-      </w:r>
-      <w:proofErr w:type="spellEnd"/>
-      <w:r>
-        <w:rPr>
-          <w:rFonts w:cs="Segoe UI"/>
-        </w:rPr>
-        <w:t xml:space="preserve">, </w:t>
-      </w:r>
-      <w:proofErr w:type="spellStart"/>
-      <w:r>
-        <w:rPr>
-          <w:rFonts w:cs="Segoe UI"/>
-        </w:rPr>
-        <w:t>super</w:t>
-      </w:r>
-      <w:proofErr w:type="spellEnd"/>
-      <w:r>
-        <w:rPr>
-          <w:rFonts w:cs="Segoe UI"/>
-        </w:rPr>
-        <w:t xml:space="preserve"> </w:t>
-      </w:r>
-      <w:proofErr w:type="spellStart"/>
-      <w:r>
-        <w:rPr>
-          <w:rFonts w:cs="Segoe UI"/>
-        </w:rPr>
-        <w:t>responsive</w:t>
-      </w:r>
-      <w:proofErr w:type="spellEnd"/>
-      <w:r>
-        <w:rPr>
-          <w:rFonts w:cs="Segoe UI"/>
-        </w:rPr>
-        <w:t xml:space="preserve"> </w:t>
-      </w:r>
-      <w:proofErr w:type="spellStart"/>
-      <w:r>
-        <w:rPr>
-          <w:rFonts w:cs="Segoe UI"/>
-        </w:rPr>
-        <w:t>ו־easy</w:t>
-      </w:r>
-      <w:proofErr w:type="spellEnd"/>
-      <w:r>
-        <w:rPr>
-          <w:rFonts w:cs="Segoe UI"/>
-        </w:rPr>
-        <w:t xml:space="preserve"> </w:t>
-      </w:r>
-      <w:proofErr w:type="spellStart"/>
-      <w:r>
-        <w:rPr>
-          <w:rFonts w:cs="Segoe UI"/>
-        </w:rPr>
-        <w:t>walk</w:t>
-      </w:r>
-      <w:proofErr w:type="spellEnd"/>
-      <w:r>
-        <w:rPr>
-          <w:rFonts w:cs="Segoe UI"/>
-        </w:rPr>
-        <w:t xml:space="preserve">. לעומת זאת, בביקורות על יתר הנכסים בלטו מעט יותר צירופים הקשורים לאתרי תיירות מרכזיים ולתשתית, כגון </w:t>
-      </w:r>
-      <w:proofErr w:type="spellStart"/>
-      <w:r>
-        <w:rPr>
-          <w:rFonts w:cs="Segoe UI"/>
-        </w:rPr>
-        <w:t>main</w:t>
-      </w:r>
-      <w:proofErr w:type="spellEnd"/>
-      <w:r>
-        <w:rPr>
-          <w:rFonts w:cs="Segoe UI"/>
-        </w:rPr>
-        <w:t xml:space="preserve"> </w:t>
-      </w:r>
-      <w:proofErr w:type="spellStart"/>
-      <w:r>
-        <w:rPr>
-          <w:rFonts w:cs="Segoe UI"/>
-        </w:rPr>
-        <w:t>attraction</w:t>
-      </w:r>
-      <w:proofErr w:type="spellEnd"/>
-      <w:r>
-        <w:rPr>
-          <w:rFonts w:cs="Segoe UI"/>
-        </w:rPr>
-        <w:t xml:space="preserve">, </w:t>
-      </w:r>
-      <w:proofErr w:type="spellStart"/>
-      <w:r>
-        <w:rPr>
-          <w:rFonts w:cs="Segoe UI"/>
-        </w:rPr>
-        <w:t>public</w:t>
-      </w:r>
-      <w:proofErr w:type="spellEnd"/>
-      <w:r>
-        <w:rPr>
-          <w:rFonts w:cs="Segoe UI"/>
-        </w:rPr>
-        <w:t xml:space="preserve"> </w:t>
-      </w:r>
-      <w:proofErr w:type="spellStart"/>
-      <w:r>
-        <w:rPr>
-          <w:rFonts w:cs="Segoe UI"/>
-        </w:rPr>
-        <w:t>transportation</w:t>
-      </w:r>
-      <w:proofErr w:type="spellEnd"/>
-      <w:r>
-        <w:rPr>
-          <w:rFonts w:cs="Segoe UI"/>
-        </w:rPr>
-        <w:t xml:space="preserve"> </w:t>
-      </w:r>
-      <w:proofErr w:type="spellStart"/>
-      <w:r>
-        <w:rPr>
-          <w:rFonts w:cs="Segoe UI"/>
-        </w:rPr>
-        <w:t>ו־hot</w:t>
-      </w:r>
-      <w:proofErr w:type="spellEnd"/>
-      <w:r>
-        <w:rPr>
-          <w:rFonts w:cs="Segoe UI"/>
-        </w:rPr>
-        <w:t xml:space="preserve"> </w:t>
-      </w:r>
-      <w:proofErr w:type="spellStart"/>
-      <w:r>
-        <w:rPr>
-          <w:rFonts w:cs="Segoe UI"/>
-        </w:rPr>
-        <w:t>water</w:t>
-      </w:r>
-      <w:proofErr w:type="spellEnd"/>
-      <w:r>
-        <w:rPr>
-          <w:rFonts w:cs="Segoe UI"/>
-        </w:rPr>
-        <w:t>.</w:t>
-      </w:r>
-    </w:p>
-    <w:p>
-      <w:pPr>
-        <w:spacing w:after="20"/>
-      </w:pPr>
-      <w:r>
-        <w:rPr>
-          <w:rFonts w:cs="Segoe UI"/>
-          <w:b/>
-          <w:color w:val="0072B2"/>
-        </w:rPr>
-        <w:t>ויזואליזציה:</w:t>
-      </w:r>
-    </w:p>
-    <w:p>
-      <w:pPr>
-        <w:spacing w:after="120"/>
-      </w:pPr>
-      <w:r>
-        <w:rPr>
-          <w:rFonts w:cs="Segoe UI"/>
-        </w:rPr>
-        <w:t xml:space="preserve"> האיור הבא מציג את ענן המילים של נכסי </w:t>
-      </w:r>
-      <w:proofErr w:type="spellStart"/>
-      <w:r>
-        <w:rPr>
-          <w:rFonts w:cs="Segoe UI"/>
-        </w:rPr>
-        <w:t>ה־Hidden</w:t>
-      </w:r>
-      <w:proofErr w:type="spellEnd"/>
-      <w:r>
-        <w:rPr>
-          <w:rFonts w:cs="Segoe UI"/>
-        </w:rPr>
-        <w:t xml:space="preserve"> </w:t>
-      </w:r>
-      <w:proofErr w:type="spellStart"/>
-      <w:r>
-        <w:rPr>
-          <w:rFonts w:cs="Segoe UI"/>
-        </w:rPr>
-        <w:t>Gems</w:t>
-      </w:r>
-      <w:proofErr w:type="spellEnd"/>
-      <w:r>
-        <w:rPr>
-          <w:rFonts w:cs="Segoe UI"/>
-        </w:rPr>
-        <w:t>, ואחריו את ענן המילים של יתר הנכסים. שני העננים נבנו באותן הגדרות, כך שההבדלים החזותיים משקפים את שכיחות הצירופים בכל קבוצה ולא הבדלים באופן ההצגה.</w:t>
-      </w:r>
-    </w:p>
-    <w:p>
-      <w:pPr>
-        <w:jc w:val="center"/>
-      </w:pPr>
       <w:r>
         <w:rPr>
           <w:noProof/>
         </w:rPr>
-        <w:lastRenderedPageBreak/>
         <w:drawing>
-          <wp:inline distT="0" distB="0" distL="0" distR="0" wp14:anchorId="04B381A5" wp14:editId="75814C5D">
-            <wp:extent cx="5400000" cy="3248474"/>
+          <wp:anchor distT="0" distB="0" distL="114300" distR="114300" simplePos="0" relativeHeight="251662336" behindDoc="1" locked="0" layoutInCell="1" allowOverlap="1" wp14:anchorId="5186EE34" wp14:editId="221CA301">
+            <wp:simplePos x="0" y="0"/>
+            <wp:positionH relativeFrom="margin">
+              <wp:posOffset>219748</wp:posOffset>
+            </wp:positionH>
+            <wp:positionV relativeFrom="paragraph">
+              <wp:posOffset>6306</wp:posOffset>
+            </wp:positionV>
+            <wp:extent cx="4381878" cy="2637543"/>
             <wp:effectExtent l="0" t="0" r="0" b="0"/>
-            <wp:docPr id="4" name="Picture 4"/>
+            <wp:wrapNone/>
+            <wp:docPr id="1" name="Picture 1"/>
             <wp:cNvGraphicFramePr>
               <a:graphicFrameLocks xmlns:a="http://schemas.openxmlformats.org/drawingml/2006/main" noChangeAspect="1"/>
             </wp:cNvGraphicFramePr>
@@ -7913,7 +6482,7 @@
               <a:graphicData uri="http://schemas.openxmlformats.org/drawingml/2006/picture">
                 <pic:pic xmlns:pic="http://schemas.openxmlformats.org/drawingml/2006/picture">
                   <pic:nvPicPr>
-                    <pic:cNvPr id="0" name="wordcloud_hidden_gems.png"/>
+                    <pic:cNvPr id="0" name="wordcloud_hidden_gems_v2.png"/>
                     <pic:cNvPicPr/>
                   </pic:nvPicPr>
                   <pic:blipFill>
@@ -7925,7 +6494,7 @@
                   <pic:spPr>
                     <a:xfrm>
                       <a:off x="0" y="0"/>
-                      <a:ext cx="5400000" cy="3248474"/>
+                      <a:ext cx="4381878" cy="2637543"/>
                     </a:xfrm>
                     <a:prstGeom prst="rect">
                       <a:avLst/>
@@ -7934,11 +6503,15 @@
                 </pic:pic>
               </a:graphicData>
             </a:graphic>
-          </wp:inline>
+            <wp14:sizeRelH relativeFrom="margin">
+              <wp14:pctWidth>0</wp14:pctWidth>
+            </wp14:sizeRelH>
+            <wp14:sizeRelV relativeFrom="margin">
+              <wp14:pctHeight>0</wp14:pctHeight>
+            </wp14:sizeRelV>
+          </wp:anchor>
         </w:drawing>
       </w:r>
-    </w:p>
-    <w:p>
       <w:r>
         <w:rPr>
           <w:rFonts w:cs="Segoe UI"/>
@@ -7946,42 +6519,87 @@
           <w:color w:val="555555"/>
           <w:sz w:val="19"/>
         </w:rPr>
-        <w:t xml:space="preserve">ענן מילים - </w:t>
-      </w:r>
-      <w:proofErr w:type="spellStart"/>
-      <w:r>
+        <w:t>ענן מילים - Hidden Gems</w:t>
+      </w:r>
+    </w:p>
+    <w:p>
+      <w:pPr>
+        <w:spacing w:after="120"/>
+      </w:pPr>
+      <w:r>
+        <w:rPr>
+          <w:rFonts w:cs="Segoe UI"/>
+        </w:rPr>
+        <w:t xml:space="preserve"> </w:t>
+      </w:r>
+    </w:p>
+    <w:p>
+      <w:pPr>
+        <w:jc w:val="center"/>
+      </w:pPr>
+    </w:p>
+    <w:p>
+      <w:pPr>
         <w:rPr>
           <w:rFonts w:cs="Segoe UI"/>
           <w:i/>
           <w:color w:val="555555"/>
           <w:sz w:val="19"/>
         </w:rPr>
-        <w:t>Hidden</w:t>
-      </w:r>
-      <w:proofErr w:type="spellEnd"/>
-      <w:r>
+      </w:pPr>
+    </w:p>
+    <w:p>
+      <w:pPr>
         <w:rPr>
           <w:rFonts w:cs="Segoe UI"/>
           <w:i/>
           <w:color w:val="555555"/>
           <w:sz w:val="19"/>
         </w:rPr>
-        <w:t xml:space="preserve"> </w:t>
-      </w:r>
-      <w:proofErr w:type="spellStart"/>
-      <w:r>
+      </w:pPr>
+    </w:p>
+    <w:p>
+      <w:pPr>
         <w:rPr>
           <w:rFonts w:cs="Segoe UI"/>
           <w:i/>
           <w:color w:val="555555"/>
           <w:sz w:val="19"/>
         </w:rPr>
-        <w:t>Gems</w:t>
-      </w:r>
-      <w:proofErr w:type="spellEnd"/>
+      </w:pPr>
     </w:p>
     <w:p>
       <w:pPr>
+        <w:rPr>
+          <w:rFonts w:cs="Segoe UI"/>
+          <w:i/>
+          <w:color w:val="555555"/>
+          <w:sz w:val="19"/>
+        </w:rPr>
+      </w:pPr>
+    </w:p>
+    <w:p>
+      <w:pPr>
+        <w:rPr>
+          <w:rFonts w:cs="Segoe UI"/>
+          <w:i/>
+          <w:color w:val="555555"/>
+          <w:sz w:val="19"/>
+        </w:rPr>
+      </w:pPr>
+    </w:p>
+    <w:p>
+      <w:pPr>
+        <w:rPr>
+          <w:rFonts w:cs="Segoe UI"/>
+          <w:i/>
+          <w:color w:val="555555"/>
+          <w:sz w:val="19"/>
+        </w:rPr>
+      </w:pPr>
+    </w:p>
+    <w:p>
+      <w:pPr>
         <w:spacing w:after="20"/>
       </w:pPr>
       <w:r>
@@ -7990,43 +6608,23 @@
           <w:b/>
           <w:color w:val="0072B2"/>
         </w:rPr>
-        <w:t xml:space="preserve">10 הצירופים המובילים — </w:t>
-      </w:r>
-      <w:proofErr w:type="spellStart"/>
-      <w:r>
-        <w:rPr>
-          <w:rFonts w:cs="Segoe UI"/>
+        <w:t xml:space="preserve">10 הצירופים המובילים </w:t>
+      </w:r>
+      <w:r>
+        <w:rPr>
+          <w:rFonts w:cs="Segoe UI" w:hint="cs"/>
           <w:b/>
           <w:color w:val="0072B2"/>
         </w:rPr>
-        <w:t>Hidden</w:t>
-      </w:r>
-      <w:proofErr w:type="spellEnd"/>
+        <w:t>-</w:t>
+      </w:r>
       <w:r>
         <w:rPr>
           <w:rFonts w:cs="Segoe UI"/>
           <w:b/>
           <w:color w:val="0072B2"/>
         </w:rPr>
-        <w:t xml:space="preserve"> </w:t>
-      </w:r>
-      <w:proofErr w:type="spellStart"/>
-      <w:r>
-        <w:rPr>
-          <w:rFonts w:cs="Segoe UI"/>
-          <w:b/>
-          <w:color w:val="0072B2"/>
-        </w:rPr>
-        <w:t>Gems</w:t>
-      </w:r>
-      <w:proofErr w:type="spellEnd"/>
-      <w:r>
-        <w:rPr>
-          <w:rFonts w:cs="Segoe UI"/>
-          <w:b/>
-          <w:color w:val="0072B2"/>
-        </w:rPr>
-        <w:t>:</w:t>
+        <w:t xml:space="preserve"> Hidden Gems:</w:t>
       </w:r>
     </w:p>
     <w:p>
@@ -8043,8 +6641,8 @@
       </w:tblPr>
       <w:tblGrid>
         <w:gridCol w:w="3137"/>
-        <w:gridCol w:w="3137"/>
-        <w:gridCol w:w="3137"/>
+        <w:gridCol w:w="4088"/>
+        <w:gridCol w:w="2186"/>
       </w:tblGrid>
       <w:tr>
         <w:trPr>
@@ -8054,6 +6652,7 @@
           <w:tcPr>
             <w:tcW w:w="3137" w:type="dxa"/>
             <w:shd w:val="clear" w:color="auto" w:fill="0072B2"/>
+            <w:vAlign w:val="center"/>
           </w:tcPr>
           <w:p>
             <w:pPr>
@@ -8061,19 +6660,20 @@
             </w:pPr>
             <w:r>
               <w:rPr>
-                <w:rFonts w:cs="Segoe UI"/>
-                <w:b/>
-                <w:color w:val="FFFFFF"/>
-                <w:sz w:val="20"/>
-              </w:rPr>
-              <w:t>#</w:t>
+                <w:rStyle w:val="af8"/>
+                <w:rFonts w:ascii="Arial" w:hAnsi="Arial" w:cs="Arial"/>
+                <w:color w:val="1F1F1F"/>
+                <w:bdr w:val="none" w:sz="0" w:space="0" w:color="auto" w:frame="1"/>
+              </w:rPr>
+              <w:t>מספר הופעות</w:t>
             </w:r>
           </w:p>
         </w:tc>
         <w:tc>
           <w:tcPr>
-            <w:tcW w:w="3137" w:type="dxa"/>
+            <w:tcW w:w="4088" w:type="dxa"/>
             <w:shd w:val="clear" w:color="auto" w:fill="0072B2"/>
+            <w:vAlign w:val="center"/>
           </w:tcPr>
           <w:p>
             <w:pPr>
@@ -8081,10 +6681,10 @@
             </w:pPr>
             <w:r>
               <w:rPr>
-                <w:rFonts w:cs="Segoe UI"/>
-                <w:b/>
-                <w:color w:val="FFFFFF"/>
-                <w:sz w:val="20"/>
+                <w:rStyle w:val="af8"/>
+                <w:rFonts w:ascii="Arial" w:hAnsi="Arial" w:cs="Arial"/>
+                <w:color w:val="1F1F1F"/>
+                <w:bdr w:val="none" w:sz="0" w:space="0" w:color="auto" w:frame="1"/>
               </w:rPr>
               <w:t>צירוף</w:t>
             </w:r>
@@ -8092,8 +6692,9 @@
         </w:tc>
         <w:tc>
           <w:tcPr>
-            <w:tcW w:w="3137" w:type="dxa"/>
+            <w:tcW w:w="2186" w:type="dxa"/>
             <w:shd w:val="clear" w:color="auto" w:fill="0072B2"/>
+            <w:vAlign w:val="center"/>
           </w:tcPr>
           <w:p>
             <w:pPr>
@@ -8101,12 +6702,12 @@
             </w:pPr>
             <w:r>
               <w:rPr>
-                <w:rFonts w:cs="Segoe UI"/>
-                <w:b/>
-                <w:color w:val="FFFFFF"/>
-                <w:sz w:val="20"/>
-              </w:rPr>
-              <w:t>מספר הופעות</w:t>
+                <w:rStyle w:val="af8"/>
+                <w:rFonts w:ascii="Arial" w:hAnsi="Arial" w:cs="Arial"/>
+                <w:color w:val="1F1F1F"/>
+                <w:bdr w:val="none" w:sz="0" w:space="0" w:color="auto" w:frame="1"/>
+              </w:rPr>
+              <w:t>#</w:t>
             </w:r>
           </w:p>
         </w:tc>
@@ -8118,6 +6719,7 @@
         <w:tc>
           <w:tcPr>
             <w:tcW w:w="3137" w:type="dxa"/>
+            <w:vAlign w:val="center"/>
           </w:tcPr>
           <w:p>
             <w:pPr>
@@ -8125,51 +6727,18 @@
             </w:pPr>
             <w:r>
               <w:rPr>
-                <w:rFonts w:cs="Segoe UI"/>
-                <w:sz w:val="20"/>
-              </w:rPr>
-              <w:t>1</w:t>
+                <w:rFonts w:ascii="Arial" w:hAnsi="Arial" w:cs="Arial"/>
+                <w:color w:val="1F1F1F"/>
+                <w:bdr w:val="none" w:sz="0" w:space="0" w:color="auto" w:frame="1"/>
+              </w:rPr>
+              <w:t>98</w:t>
             </w:r>
           </w:p>
         </w:tc>
         <w:tc>
           <w:tcPr>
-            <w:tcW w:w="3137" w:type="dxa"/>
-          </w:tcPr>
-          <w:p>
-            <w:pPr>
-              <w:jc w:val="center"/>
-            </w:pPr>
-            <w:proofErr w:type="spellStart"/>
-            <w:r>
-              <w:rPr>
-                <w:rFonts w:cs="Segoe UI"/>
-                <w:sz w:val="20"/>
-              </w:rPr>
-              <w:t>great</w:t>
-            </w:r>
-            <w:proofErr w:type="spellEnd"/>
-            <w:r>
-              <w:rPr>
-                <w:rFonts w:cs="Segoe UI"/>
-                <w:sz w:val="20"/>
-              </w:rPr>
-              <w:t xml:space="preserve"> </w:t>
-            </w:r>
-            <w:proofErr w:type="spellStart"/>
-            <w:r>
-              <w:rPr>
-                <w:rFonts w:cs="Segoe UI"/>
-                <w:sz w:val="20"/>
-              </w:rPr>
-              <w:t>location</w:t>
-            </w:r>
-            <w:proofErr w:type="spellEnd"/>
-          </w:p>
-        </w:tc>
-        <w:tc>
-          <w:tcPr>
-            <w:tcW w:w="3137" w:type="dxa"/>
+            <w:tcW w:w="4088" w:type="dxa"/>
+            <w:vAlign w:val="center"/>
           </w:tcPr>
           <w:p>
             <w:pPr>
@@ -8177,10 +6746,30 @@
             </w:pPr>
             <w:r>
               <w:rPr>
-                <w:rFonts w:cs="Segoe UI"/>
-                <w:sz w:val="20"/>
-              </w:rPr>
-              <w:t>87</w:t>
+                <w:rFonts w:ascii="Arial" w:hAnsi="Arial" w:cs="Arial"/>
+                <w:color w:val="1F1F1F"/>
+                <w:bdr w:val="none" w:sz="0" w:space="0" w:color="auto" w:frame="1"/>
+              </w:rPr>
+              <w:t>great location</w:t>
+            </w:r>
+          </w:p>
+        </w:tc>
+        <w:tc>
+          <w:tcPr>
+            <w:tcW w:w="2186" w:type="dxa"/>
+            <w:vAlign w:val="center"/>
+          </w:tcPr>
+          <w:p>
+            <w:pPr>
+              <w:jc w:val="center"/>
+            </w:pPr>
+            <w:r>
+              <w:rPr>
+                <w:rFonts w:ascii="Arial" w:hAnsi="Arial" w:cs="Arial"/>
+                <w:color w:val="1F1F1F"/>
+                <w:bdr w:val="none" w:sz="0" w:space="0" w:color="auto" w:frame="1"/>
+              </w:rPr>
+              <w:t>1</w:t>
             </w:r>
           </w:p>
         </w:tc>
@@ -8193,6 +6782,7 @@
           <w:tcPr>
             <w:tcW w:w="3137" w:type="dxa"/>
             <w:shd w:val="clear" w:color="auto" w:fill="F4F8FA"/>
+            <w:vAlign w:val="center"/>
           </w:tcPr>
           <w:p>
             <w:pPr>
@@ -8200,53 +6790,19 @@
             </w:pPr>
             <w:r>
               <w:rPr>
-                <w:rFonts w:cs="Segoe UI"/>
-                <w:sz w:val="20"/>
-              </w:rPr>
-              <w:t>2</w:t>
+                <w:rFonts w:ascii="Arial" w:hAnsi="Arial" w:cs="Arial"/>
+                <w:color w:val="1F1F1F"/>
+                <w:bdr w:val="none" w:sz="0" w:space="0" w:color="auto" w:frame="1"/>
+              </w:rPr>
+              <w:t>57</w:t>
             </w:r>
           </w:p>
         </w:tc>
         <w:tc>
           <w:tcPr>
-            <w:tcW w:w="3137" w:type="dxa"/>
+            <w:tcW w:w="4088" w:type="dxa"/>
             <w:shd w:val="clear" w:color="auto" w:fill="F4F8FA"/>
-          </w:tcPr>
-          <w:p>
-            <w:pPr>
-              <w:jc w:val="center"/>
-            </w:pPr>
-            <w:proofErr w:type="spellStart"/>
-            <w:r>
-              <w:rPr>
-                <w:rFonts w:cs="Segoe UI"/>
-                <w:sz w:val="20"/>
-              </w:rPr>
-              <w:t>great</w:t>
-            </w:r>
-            <w:proofErr w:type="spellEnd"/>
-            <w:r>
-              <w:rPr>
-                <w:rFonts w:cs="Segoe UI"/>
-                <w:sz w:val="20"/>
-              </w:rPr>
-              <w:t xml:space="preserve"> </w:t>
-            </w:r>
-            <w:proofErr w:type="spellStart"/>
-            <w:r>
-              <w:rPr>
-                <w:rFonts w:cs="Segoe UI"/>
-                <w:sz w:val="20"/>
-              </w:rPr>
-              <w:t>restaurant</w:t>
-            </w:r>
-            <w:proofErr w:type="spellEnd"/>
-          </w:p>
-        </w:tc>
-        <w:tc>
-          <w:tcPr>
-            <w:tcW w:w="3137" w:type="dxa"/>
-            <w:shd w:val="clear" w:color="auto" w:fill="F4F8FA"/>
+            <w:vAlign w:val="center"/>
           </w:tcPr>
           <w:p>
             <w:pPr>
@@ -8254,10 +6810,31 @@
             </w:pPr>
             <w:r>
               <w:rPr>
-                <w:rFonts w:cs="Segoe UI"/>
-                <w:sz w:val="20"/>
-              </w:rPr>
-              <w:t>51</w:t>
+                <w:rFonts w:ascii="Arial" w:hAnsi="Arial" w:cs="Arial"/>
+                <w:color w:val="1F1F1F"/>
+                <w:bdr w:val="none" w:sz="0" w:space="0" w:color="auto" w:frame="1"/>
+              </w:rPr>
+              <w:t>great restaurant</w:t>
+            </w:r>
+          </w:p>
+        </w:tc>
+        <w:tc>
+          <w:tcPr>
+            <w:tcW w:w="2186" w:type="dxa"/>
+            <w:shd w:val="clear" w:color="auto" w:fill="F4F8FA"/>
+            <w:vAlign w:val="center"/>
+          </w:tcPr>
+          <w:p>
+            <w:pPr>
+              <w:jc w:val="center"/>
+            </w:pPr>
+            <w:r>
+              <w:rPr>
+                <w:rFonts w:ascii="Arial" w:hAnsi="Arial" w:cs="Arial"/>
+                <w:color w:val="1F1F1F"/>
+                <w:bdr w:val="none" w:sz="0" w:space="0" w:color="auto" w:frame="1"/>
+              </w:rPr>
+              <w:t>2</w:t>
             </w:r>
           </w:p>
         </w:tc>
@@ -8269,6 +6846,7 @@
         <w:tc>
           <w:tcPr>
             <w:tcW w:w="3137" w:type="dxa"/>
+            <w:vAlign w:val="center"/>
           </w:tcPr>
           <w:p>
             <w:pPr>
@@ -8276,51 +6854,18 @@
             </w:pPr>
             <w:r>
               <w:rPr>
-                <w:rFonts w:cs="Segoe UI"/>
-                <w:sz w:val="20"/>
-              </w:rPr>
-              <w:t>3</w:t>
+                <w:rFonts w:ascii="Arial" w:hAnsi="Arial" w:cs="Arial"/>
+                <w:color w:val="1F1F1F"/>
+                <w:bdr w:val="none" w:sz="0" w:space="0" w:color="auto" w:frame="1"/>
+              </w:rPr>
+              <w:t>44</w:t>
             </w:r>
           </w:p>
         </w:tc>
         <w:tc>
           <w:tcPr>
-            <w:tcW w:w="3137" w:type="dxa"/>
-          </w:tcPr>
-          <w:p>
-            <w:pPr>
-              <w:jc w:val="center"/>
-            </w:pPr>
-            <w:proofErr w:type="spellStart"/>
-            <w:r>
-              <w:rPr>
-                <w:rFonts w:cs="Segoe UI"/>
-                <w:sz w:val="20"/>
-              </w:rPr>
-              <w:t>good</w:t>
-            </w:r>
-            <w:proofErr w:type="spellEnd"/>
-            <w:r>
-              <w:rPr>
-                <w:rFonts w:cs="Segoe UI"/>
-                <w:sz w:val="20"/>
-              </w:rPr>
-              <w:t xml:space="preserve"> </w:t>
-            </w:r>
-            <w:proofErr w:type="spellStart"/>
-            <w:r>
-              <w:rPr>
-                <w:rFonts w:cs="Segoe UI"/>
-                <w:sz w:val="20"/>
-              </w:rPr>
-              <w:t>location</w:t>
-            </w:r>
-            <w:proofErr w:type="spellEnd"/>
-          </w:p>
-        </w:tc>
-        <w:tc>
-          <w:tcPr>
-            <w:tcW w:w="3137" w:type="dxa"/>
+            <w:tcW w:w="4088" w:type="dxa"/>
+            <w:vAlign w:val="center"/>
           </w:tcPr>
           <w:p>
             <w:pPr>
@@ -8328,10 +6873,30 @@
             </w:pPr>
             <w:r>
               <w:rPr>
-                <w:rFonts w:cs="Segoe UI"/>
-                <w:sz w:val="20"/>
-              </w:rPr>
-              <w:t>38</w:t>
+                <w:rFonts w:ascii="Arial" w:hAnsi="Arial" w:cs="Arial"/>
+                <w:color w:val="1F1F1F"/>
+                <w:bdr w:val="none" w:sz="0" w:space="0" w:color="auto" w:frame="1"/>
+              </w:rPr>
+              <w:t>good location</w:t>
+            </w:r>
+          </w:p>
+        </w:tc>
+        <w:tc>
+          <w:tcPr>
+            <w:tcW w:w="2186" w:type="dxa"/>
+            <w:vAlign w:val="center"/>
+          </w:tcPr>
+          <w:p>
+            <w:pPr>
+              <w:jc w:val="center"/>
+            </w:pPr>
+            <w:r>
+              <w:rPr>
+                <w:rFonts w:ascii="Arial" w:hAnsi="Arial" w:cs="Arial"/>
+                <w:color w:val="1F1F1F"/>
+                <w:bdr w:val="none" w:sz="0" w:space="0" w:color="auto" w:frame="1"/>
+              </w:rPr>
+              <w:t>3</w:t>
             </w:r>
           </w:p>
         </w:tc>
@@ -8344,6 +6909,7 @@
           <w:tcPr>
             <w:tcW w:w="3137" w:type="dxa"/>
             <w:shd w:val="clear" w:color="auto" w:fill="F4F8FA"/>
+            <w:vAlign w:val="center"/>
           </w:tcPr>
           <w:p>
             <w:pPr>
@@ -8351,53 +6917,19 @@
             </w:pPr>
             <w:r>
               <w:rPr>
-                <w:rFonts w:cs="Segoe UI"/>
-                <w:sz w:val="20"/>
-              </w:rPr>
-              <w:t>4</w:t>
+                <w:rFonts w:ascii="Arial" w:hAnsi="Arial" w:cs="Arial"/>
+                <w:color w:val="1F1F1F"/>
+                <w:bdr w:val="none" w:sz="0" w:space="0" w:color="auto" w:frame="1"/>
+              </w:rPr>
+              <w:t>41</w:t>
             </w:r>
           </w:p>
         </w:tc>
         <w:tc>
           <w:tcPr>
-            <w:tcW w:w="3137" w:type="dxa"/>
+            <w:tcW w:w="4088" w:type="dxa"/>
             <w:shd w:val="clear" w:color="auto" w:fill="F4F8FA"/>
-          </w:tcPr>
-          <w:p>
-            <w:pPr>
-              <w:jc w:val="center"/>
-            </w:pPr>
-            <w:proofErr w:type="spellStart"/>
-            <w:r>
-              <w:rPr>
-                <w:rFonts w:cs="Segoe UI"/>
-                <w:sz w:val="20"/>
-              </w:rPr>
-              <w:t>perfect</w:t>
-            </w:r>
-            <w:proofErr w:type="spellEnd"/>
-            <w:r>
-              <w:rPr>
-                <w:rFonts w:cs="Segoe UI"/>
-                <w:sz w:val="20"/>
-              </w:rPr>
-              <w:t xml:space="preserve"> </w:t>
-            </w:r>
-            <w:proofErr w:type="spellStart"/>
-            <w:r>
-              <w:rPr>
-                <w:rFonts w:cs="Segoe UI"/>
-                <w:sz w:val="20"/>
-              </w:rPr>
-              <w:t>location</w:t>
-            </w:r>
-            <w:proofErr w:type="spellEnd"/>
-          </w:p>
-        </w:tc>
-        <w:tc>
-          <w:tcPr>
-            <w:tcW w:w="3137" w:type="dxa"/>
-            <w:shd w:val="clear" w:color="auto" w:fill="F4F8FA"/>
+            <w:vAlign w:val="center"/>
           </w:tcPr>
           <w:p>
             <w:pPr>
@@ -8405,10 +6937,31 @@
             </w:pPr>
             <w:r>
               <w:rPr>
-                <w:rFonts w:cs="Segoe UI"/>
-                <w:sz w:val="20"/>
-              </w:rPr>
-              <w:t>37</w:t>
+                <w:rFonts w:ascii="Arial" w:hAnsi="Arial" w:cs="Arial"/>
+                <w:color w:val="1F1F1F"/>
+                <w:bdr w:val="none" w:sz="0" w:space="0" w:color="auto" w:frame="1"/>
+              </w:rPr>
+              <w:t>perfect location</w:t>
+            </w:r>
+          </w:p>
+        </w:tc>
+        <w:tc>
+          <w:tcPr>
+            <w:tcW w:w="2186" w:type="dxa"/>
+            <w:shd w:val="clear" w:color="auto" w:fill="F4F8FA"/>
+            <w:vAlign w:val="center"/>
+          </w:tcPr>
+          <w:p>
+            <w:pPr>
+              <w:jc w:val="center"/>
+            </w:pPr>
+            <w:r>
+              <w:rPr>
+                <w:rFonts w:ascii="Arial" w:hAnsi="Arial" w:cs="Arial"/>
+                <w:color w:val="1F1F1F"/>
+                <w:bdr w:val="none" w:sz="0" w:space="0" w:color="auto" w:frame="1"/>
+              </w:rPr>
+              <w:t>4</w:t>
             </w:r>
           </w:p>
         </w:tc>
@@ -8420,6 +6973,7 @@
         <w:tc>
           <w:tcPr>
             <w:tcW w:w="3137" w:type="dxa"/>
+            <w:vAlign w:val="center"/>
           </w:tcPr>
           <w:p>
             <w:pPr>
@@ -8427,51 +6981,18 @@
             </w:pPr>
             <w:r>
               <w:rPr>
-                <w:rFonts w:cs="Segoe UI"/>
-                <w:sz w:val="20"/>
-              </w:rPr>
-              <w:t>5</w:t>
+                <w:rFonts w:ascii="Arial" w:hAnsi="Arial" w:cs="Arial"/>
+                <w:color w:val="1F1F1F"/>
+                <w:bdr w:val="none" w:sz="0" w:space="0" w:color="auto" w:frame="1"/>
+              </w:rPr>
+              <w:t>38</w:t>
             </w:r>
           </w:p>
         </w:tc>
         <w:tc>
           <w:tcPr>
-            <w:tcW w:w="3137" w:type="dxa"/>
-          </w:tcPr>
-          <w:p>
-            <w:pPr>
-              <w:jc w:val="center"/>
-            </w:pPr>
-            <w:proofErr w:type="spellStart"/>
-            <w:r>
-              <w:rPr>
-                <w:rFonts w:cs="Segoe UI"/>
-                <w:sz w:val="20"/>
-              </w:rPr>
-              <w:t>short</w:t>
-            </w:r>
-            <w:proofErr w:type="spellEnd"/>
-            <w:r>
-              <w:rPr>
-                <w:rFonts w:cs="Segoe UI"/>
-                <w:sz w:val="20"/>
-              </w:rPr>
-              <w:t xml:space="preserve"> </w:t>
-            </w:r>
-            <w:proofErr w:type="spellStart"/>
-            <w:r>
-              <w:rPr>
-                <w:rFonts w:cs="Segoe UI"/>
-                <w:sz w:val="20"/>
-              </w:rPr>
-              <w:t>walk</w:t>
-            </w:r>
-            <w:proofErr w:type="spellEnd"/>
-          </w:p>
-        </w:tc>
-        <w:tc>
-          <w:tcPr>
-            <w:tcW w:w="3137" w:type="dxa"/>
+            <w:tcW w:w="4088" w:type="dxa"/>
+            <w:vAlign w:val="center"/>
           </w:tcPr>
           <w:p>
             <w:pPr>
@@ -8479,10 +7000,30 @@
             </w:pPr>
             <w:r>
               <w:rPr>
-                <w:rFonts w:cs="Segoe UI"/>
-                <w:sz w:val="20"/>
-              </w:rPr>
-              <w:t>35</w:t>
+                <w:rFonts w:ascii="Arial" w:hAnsi="Arial" w:cs="Arial"/>
+                <w:color w:val="1F1F1F"/>
+                <w:bdr w:val="none" w:sz="0" w:space="0" w:color="auto" w:frame="1"/>
+              </w:rPr>
+              <w:t>short walk</w:t>
+            </w:r>
+          </w:p>
+        </w:tc>
+        <w:tc>
+          <w:tcPr>
+            <w:tcW w:w="2186" w:type="dxa"/>
+            <w:vAlign w:val="center"/>
+          </w:tcPr>
+          <w:p>
+            <w:pPr>
+              <w:jc w:val="center"/>
+            </w:pPr>
+            <w:r>
+              <w:rPr>
+                <w:rFonts w:ascii="Arial" w:hAnsi="Arial" w:cs="Arial"/>
+                <w:color w:val="1F1F1F"/>
+                <w:bdr w:val="none" w:sz="0" w:space="0" w:color="auto" w:frame="1"/>
+              </w:rPr>
+              <w:t>5</w:t>
             </w:r>
           </w:p>
         </w:tc>
@@ -8495,6 +7036,7 @@
           <w:tcPr>
             <w:tcW w:w="3137" w:type="dxa"/>
             <w:shd w:val="clear" w:color="auto" w:fill="F4F8FA"/>
+            <w:vAlign w:val="center"/>
           </w:tcPr>
           <w:p>
             <w:pPr>
@@ -8502,53 +7044,19 @@
             </w:pPr>
             <w:r>
               <w:rPr>
-                <w:rFonts w:cs="Segoe UI"/>
-                <w:sz w:val="20"/>
-              </w:rPr>
-              <w:t>6</w:t>
+                <w:rFonts w:ascii="Arial" w:hAnsi="Arial" w:cs="Arial"/>
+                <w:color w:val="1F1F1F"/>
+                <w:bdr w:val="none" w:sz="0" w:space="0" w:color="auto" w:frame="1"/>
+              </w:rPr>
+              <w:t>38</w:t>
             </w:r>
           </w:p>
         </w:tc>
         <w:tc>
           <w:tcPr>
-            <w:tcW w:w="3137" w:type="dxa"/>
+            <w:tcW w:w="4088" w:type="dxa"/>
             <w:shd w:val="clear" w:color="auto" w:fill="F4F8FA"/>
-          </w:tcPr>
-          <w:p>
-            <w:pPr>
-              <w:jc w:val="center"/>
-            </w:pPr>
-            <w:proofErr w:type="spellStart"/>
-            <w:r>
-              <w:rPr>
-                <w:rFonts w:cs="Segoe UI"/>
-                <w:sz w:val="20"/>
-              </w:rPr>
-              <w:t>easy</w:t>
-            </w:r>
-            <w:proofErr w:type="spellEnd"/>
-            <w:r>
-              <w:rPr>
-                <w:rFonts w:cs="Segoe UI"/>
-                <w:sz w:val="20"/>
-              </w:rPr>
-              <w:t xml:space="preserve"> </w:t>
-            </w:r>
-            <w:proofErr w:type="spellStart"/>
-            <w:r>
-              <w:rPr>
-                <w:rFonts w:cs="Segoe UI"/>
-                <w:sz w:val="20"/>
-              </w:rPr>
-              <w:t>access</w:t>
-            </w:r>
-            <w:proofErr w:type="spellEnd"/>
-          </w:p>
-        </w:tc>
-        <w:tc>
-          <w:tcPr>
-            <w:tcW w:w="3137" w:type="dxa"/>
-            <w:shd w:val="clear" w:color="auto" w:fill="F4F8FA"/>
+            <w:vAlign w:val="center"/>
           </w:tcPr>
           <w:p>
             <w:pPr>
@@ -8556,10 +7064,31 @@
             </w:pPr>
             <w:r>
               <w:rPr>
-                <w:rFonts w:cs="Segoe UI"/>
-                <w:sz w:val="20"/>
-              </w:rPr>
-              <w:t>31</w:t>
+                <w:rFonts w:ascii="Arial" w:hAnsi="Arial" w:cs="Arial"/>
+                <w:color w:val="1F1F1F"/>
+                <w:bdr w:val="none" w:sz="0" w:space="0" w:color="auto" w:frame="1"/>
+              </w:rPr>
+              <w:t>easy access</w:t>
+            </w:r>
+          </w:p>
+        </w:tc>
+        <w:tc>
+          <w:tcPr>
+            <w:tcW w:w="2186" w:type="dxa"/>
+            <w:shd w:val="clear" w:color="auto" w:fill="F4F8FA"/>
+            <w:vAlign w:val="center"/>
+          </w:tcPr>
+          <w:p>
+            <w:pPr>
+              <w:jc w:val="center"/>
+            </w:pPr>
+            <w:r>
+              <w:rPr>
+                <w:rFonts w:ascii="Arial" w:hAnsi="Arial" w:cs="Arial"/>
+                <w:color w:val="1F1F1F"/>
+                <w:bdr w:val="none" w:sz="0" w:space="0" w:color="auto" w:frame="1"/>
+              </w:rPr>
+              <w:t>6</w:t>
             </w:r>
           </w:p>
         </w:tc>
@@ -8571,6 +7100,7 @@
         <w:tc>
           <w:tcPr>
             <w:tcW w:w="3137" w:type="dxa"/>
+            <w:vAlign w:val="center"/>
           </w:tcPr>
           <w:p>
             <w:pPr>
@@ -8578,51 +7108,18 @@
             </w:pPr>
             <w:r>
               <w:rPr>
-                <w:rFonts w:cs="Segoe UI"/>
-                <w:sz w:val="20"/>
-              </w:rPr>
-              <w:t>7</w:t>
+                <w:rFonts w:ascii="Arial" w:hAnsi="Arial" w:cs="Arial"/>
+                <w:color w:val="1F1F1F"/>
+                <w:bdr w:val="none" w:sz="0" w:space="0" w:color="auto" w:frame="1"/>
+              </w:rPr>
+              <w:t>31</w:t>
             </w:r>
           </w:p>
         </w:tc>
         <w:tc>
           <w:tcPr>
-            <w:tcW w:w="3137" w:type="dxa"/>
-          </w:tcPr>
-          <w:p>
-            <w:pPr>
-              <w:jc w:val="center"/>
-            </w:pPr>
-            <w:proofErr w:type="spellStart"/>
-            <w:r>
-              <w:rPr>
-                <w:rFonts w:cs="Segoe UI"/>
-                <w:sz w:val="20"/>
-              </w:rPr>
-              <w:t>public</w:t>
-            </w:r>
-            <w:proofErr w:type="spellEnd"/>
-            <w:r>
-              <w:rPr>
-                <w:rFonts w:cs="Segoe UI"/>
-                <w:sz w:val="20"/>
-              </w:rPr>
-              <w:t xml:space="preserve"> </w:t>
-            </w:r>
-            <w:proofErr w:type="spellStart"/>
-            <w:r>
-              <w:rPr>
-                <w:rFonts w:cs="Segoe UI"/>
-                <w:sz w:val="20"/>
-              </w:rPr>
-              <w:t>transport</w:t>
-            </w:r>
-            <w:proofErr w:type="spellEnd"/>
-          </w:p>
-        </w:tc>
-        <w:tc>
-          <w:tcPr>
-            <w:tcW w:w="3137" w:type="dxa"/>
+            <w:tcW w:w="4088" w:type="dxa"/>
+            <w:vAlign w:val="center"/>
           </w:tcPr>
           <w:p>
             <w:pPr>
@@ -8630,10 +7127,30 @@
             </w:pPr>
             <w:r>
               <w:rPr>
-                <w:rFonts w:cs="Segoe UI"/>
-                <w:sz w:val="20"/>
-              </w:rPr>
-              <w:t>28</w:t>
+                <w:rFonts w:ascii="Arial" w:hAnsi="Arial" w:cs="Arial"/>
+                <w:color w:val="1F1F1F"/>
+                <w:bdr w:val="none" w:sz="0" w:space="0" w:color="auto" w:frame="1"/>
+              </w:rPr>
+              <w:t>public transport</w:t>
+            </w:r>
+          </w:p>
+        </w:tc>
+        <w:tc>
+          <w:tcPr>
+            <w:tcW w:w="2186" w:type="dxa"/>
+            <w:vAlign w:val="center"/>
+          </w:tcPr>
+          <w:p>
+            <w:pPr>
+              <w:jc w:val="center"/>
+            </w:pPr>
+            <w:r>
+              <w:rPr>
+                <w:rFonts w:ascii="Arial" w:hAnsi="Arial" w:cs="Arial"/>
+                <w:color w:val="1F1F1F"/>
+                <w:bdr w:val="none" w:sz="0" w:space="0" w:color="auto" w:frame="1"/>
+              </w:rPr>
+              <w:t>7</w:t>
             </w:r>
           </w:p>
         </w:tc>
@@ -8646,6 +7163,7 @@
           <w:tcPr>
             <w:tcW w:w="3137" w:type="dxa"/>
             <w:shd w:val="clear" w:color="auto" w:fill="F4F8FA"/>
+            <w:vAlign w:val="center"/>
           </w:tcPr>
           <w:p>
             <w:pPr>
@@ -8653,53 +7171,19 @@
             </w:pPr>
             <w:r>
               <w:rPr>
-                <w:rFonts w:cs="Segoe UI"/>
-                <w:sz w:val="20"/>
-              </w:rPr>
-              <w:t>8</w:t>
+                <w:rFonts w:ascii="Arial" w:hAnsi="Arial" w:cs="Arial"/>
+                <w:color w:val="1F1F1F"/>
+                <w:bdr w:val="none" w:sz="0" w:space="0" w:color="auto" w:frame="1"/>
+              </w:rPr>
+              <w:t>27</w:t>
             </w:r>
           </w:p>
         </w:tc>
         <w:tc>
           <w:tcPr>
-            <w:tcW w:w="3137" w:type="dxa"/>
+            <w:tcW w:w="4088" w:type="dxa"/>
             <w:shd w:val="clear" w:color="auto" w:fill="F4F8FA"/>
-          </w:tcPr>
-          <w:p>
-            <w:pPr>
-              <w:jc w:val="center"/>
-            </w:pPr>
-            <w:proofErr w:type="spellStart"/>
-            <w:r>
-              <w:rPr>
-                <w:rFonts w:cs="Segoe UI"/>
-                <w:sz w:val="20"/>
-              </w:rPr>
-              <w:t>great</w:t>
-            </w:r>
-            <w:proofErr w:type="spellEnd"/>
-            <w:r>
-              <w:rPr>
-                <w:rFonts w:cs="Segoe UI"/>
-                <w:sz w:val="20"/>
-              </w:rPr>
-              <w:t xml:space="preserve"> </w:t>
-            </w:r>
-            <w:proofErr w:type="spellStart"/>
-            <w:r>
-              <w:rPr>
-                <w:rFonts w:cs="Segoe UI"/>
-                <w:sz w:val="20"/>
-              </w:rPr>
-              <w:t>recommendation</w:t>
-            </w:r>
-            <w:proofErr w:type="spellEnd"/>
-          </w:p>
-        </w:tc>
-        <w:tc>
-          <w:tcPr>
-            <w:tcW w:w="3137" w:type="dxa"/>
-            <w:shd w:val="clear" w:color="auto" w:fill="F4F8FA"/>
+            <w:vAlign w:val="center"/>
           </w:tcPr>
           <w:p>
             <w:pPr>
@@ -8707,10 +7191,31 @@
             </w:pPr>
             <w:r>
               <w:rPr>
-                <w:rFonts w:cs="Segoe UI"/>
-                <w:sz w:val="20"/>
-              </w:rPr>
-              <w:t>22</w:t>
+                <w:rFonts w:ascii="Arial" w:hAnsi="Arial" w:cs="Arial"/>
+                <w:color w:val="1F1F1F"/>
+                <w:bdr w:val="none" w:sz="0" w:space="0" w:color="auto" w:frame="1"/>
+              </w:rPr>
+              <w:t>great recommendation</w:t>
+            </w:r>
+          </w:p>
+        </w:tc>
+        <w:tc>
+          <w:tcPr>
+            <w:tcW w:w="2186" w:type="dxa"/>
+            <w:shd w:val="clear" w:color="auto" w:fill="F4F8FA"/>
+            <w:vAlign w:val="center"/>
+          </w:tcPr>
+          <w:p>
+            <w:pPr>
+              <w:jc w:val="center"/>
+            </w:pPr>
+            <w:r>
+              <w:rPr>
+                <w:rFonts w:ascii="Arial" w:hAnsi="Arial" w:cs="Arial"/>
+                <w:color w:val="1F1F1F"/>
+                <w:bdr w:val="none" w:sz="0" w:space="0" w:color="auto" w:frame="1"/>
+              </w:rPr>
+              <w:t>8</w:t>
             </w:r>
           </w:p>
         </w:tc>
@@ -8722,6 +7227,7 @@
         <w:tc>
           <w:tcPr>
             <w:tcW w:w="3137" w:type="dxa"/>
+            <w:vAlign w:val="center"/>
           </w:tcPr>
           <w:p>
             <w:pPr>
@@ -8729,51 +7235,18 @@
             </w:pPr>
             <w:r>
               <w:rPr>
-                <w:rFonts w:cs="Segoe UI"/>
-                <w:sz w:val="20"/>
-              </w:rPr>
-              <w:t>9</w:t>
+                <w:rFonts w:ascii="Arial" w:hAnsi="Arial" w:cs="Arial"/>
+                <w:color w:val="1F1F1F"/>
+                <w:bdr w:val="none" w:sz="0" w:space="0" w:color="auto" w:frame="1"/>
+              </w:rPr>
+              <w:t>26</w:t>
             </w:r>
           </w:p>
         </w:tc>
         <w:tc>
           <w:tcPr>
-            <w:tcW w:w="3137" w:type="dxa"/>
-          </w:tcPr>
-          <w:p>
-            <w:pPr>
-              <w:jc w:val="center"/>
-            </w:pPr>
-            <w:proofErr w:type="spellStart"/>
-            <w:r>
-              <w:rPr>
-                <w:rFonts w:cs="Segoe UI"/>
-                <w:sz w:val="20"/>
-              </w:rPr>
-              <w:t>local</w:t>
-            </w:r>
-            <w:proofErr w:type="spellEnd"/>
-            <w:r>
-              <w:rPr>
-                <w:rFonts w:cs="Segoe UI"/>
-                <w:sz w:val="20"/>
-              </w:rPr>
-              <w:t xml:space="preserve"> </w:t>
-            </w:r>
-            <w:proofErr w:type="spellStart"/>
-            <w:r>
-              <w:rPr>
-                <w:rFonts w:cs="Segoe UI"/>
-                <w:sz w:val="20"/>
-              </w:rPr>
-              <w:t>restaurant</w:t>
-            </w:r>
-            <w:proofErr w:type="spellEnd"/>
-          </w:p>
-        </w:tc>
-        <w:tc>
-          <w:tcPr>
-            <w:tcW w:w="3137" w:type="dxa"/>
+            <w:tcW w:w="4088" w:type="dxa"/>
+            <w:vAlign w:val="center"/>
           </w:tcPr>
           <w:p>
             <w:pPr>
@@ -8781,10 +7254,30 @@
             </w:pPr>
             <w:r>
               <w:rPr>
-                <w:rFonts w:cs="Segoe UI"/>
-                <w:sz w:val="20"/>
-              </w:rPr>
-              <w:t>22</w:t>
+                <w:rFonts w:ascii="Arial" w:hAnsi="Arial" w:cs="Arial"/>
+                <w:color w:val="1F1F1F"/>
+                <w:bdr w:val="none" w:sz="0" w:space="0" w:color="auto" w:frame="1"/>
+              </w:rPr>
+              <w:t>next time</w:t>
+            </w:r>
+          </w:p>
+        </w:tc>
+        <w:tc>
+          <w:tcPr>
+            <w:tcW w:w="2186" w:type="dxa"/>
+            <w:vAlign w:val="center"/>
+          </w:tcPr>
+          <w:p>
+            <w:pPr>
+              <w:jc w:val="center"/>
+            </w:pPr>
+            <w:r>
+              <w:rPr>
+                <w:rFonts w:ascii="Arial" w:hAnsi="Arial" w:cs="Arial"/>
+                <w:color w:val="1F1F1F"/>
+                <w:bdr w:val="none" w:sz="0" w:space="0" w:color="auto" w:frame="1"/>
+              </w:rPr>
+              <w:t>9</w:t>
             </w:r>
           </w:p>
         </w:tc>
@@ -8797,6 +7290,7 @@
           <w:tcPr>
             <w:tcW w:w="3137" w:type="dxa"/>
             <w:shd w:val="clear" w:color="auto" w:fill="F4F8FA"/>
+            <w:vAlign w:val="center"/>
           </w:tcPr>
           <w:p>
             <w:pPr>
@@ -8804,53 +7298,19 @@
             </w:pPr>
             <w:r>
               <w:rPr>
-                <w:rFonts w:cs="Segoe UI"/>
-                <w:sz w:val="20"/>
-              </w:rPr>
-              <w:t>10</w:t>
+                <w:rFonts w:ascii="Arial" w:hAnsi="Arial" w:cs="Arial"/>
+                <w:color w:val="1F1F1F"/>
+                <w:bdr w:val="none" w:sz="0" w:space="0" w:color="auto" w:frame="1"/>
+              </w:rPr>
+              <w:t>26</w:t>
             </w:r>
           </w:p>
         </w:tc>
         <w:tc>
           <w:tcPr>
-            <w:tcW w:w="3137" w:type="dxa"/>
+            <w:tcW w:w="4088" w:type="dxa"/>
             <w:shd w:val="clear" w:color="auto" w:fill="F4F8FA"/>
-          </w:tcPr>
-          <w:p>
-            <w:pPr>
-              <w:jc w:val="center"/>
-            </w:pPr>
-            <w:proofErr w:type="spellStart"/>
-            <w:r>
-              <w:rPr>
-                <w:rFonts w:cs="Segoe UI"/>
-                <w:sz w:val="20"/>
-              </w:rPr>
-              <w:t>many</w:t>
-            </w:r>
-            <w:proofErr w:type="spellEnd"/>
-            <w:r>
-              <w:rPr>
-                <w:rFonts w:cs="Segoe UI"/>
-                <w:sz w:val="20"/>
-              </w:rPr>
-              <w:t xml:space="preserve"> </w:t>
-            </w:r>
-            <w:proofErr w:type="spellStart"/>
-            <w:r>
-              <w:rPr>
-                <w:rFonts w:cs="Segoe UI"/>
-                <w:sz w:val="20"/>
-              </w:rPr>
-              <w:t>restaurant</w:t>
-            </w:r>
-            <w:proofErr w:type="spellEnd"/>
-          </w:p>
-        </w:tc>
-        <w:tc>
-          <w:tcPr>
-            <w:tcW w:w="3137" w:type="dxa"/>
-            <w:shd w:val="clear" w:color="auto" w:fill="F4F8FA"/>
+            <w:vAlign w:val="center"/>
           </w:tcPr>
           <w:p>
             <w:pPr>
@@ -8858,10 +7318,31 @@
             </w:pPr>
             <w:r>
               <w:rPr>
-                <w:rFonts w:cs="Segoe UI"/>
-                <w:sz w:val="20"/>
-              </w:rPr>
-              <w:t>22</w:t>
+                <w:rFonts w:ascii="Arial" w:hAnsi="Arial" w:cs="Arial"/>
+                <w:color w:val="1F1F1F"/>
+                <w:bdr w:val="none" w:sz="0" w:space="0" w:color="auto" w:frame="1"/>
+              </w:rPr>
+              <w:t>many restaurant</w:t>
+            </w:r>
+          </w:p>
+        </w:tc>
+        <w:tc>
+          <w:tcPr>
+            <w:tcW w:w="2186" w:type="dxa"/>
+            <w:shd w:val="clear" w:color="auto" w:fill="F4F8FA"/>
+            <w:vAlign w:val="center"/>
+          </w:tcPr>
+          <w:p>
+            <w:pPr>
+              <w:jc w:val="center"/>
+            </w:pPr>
+            <w:r>
+              <w:rPr>
+                <w:rFonts w:ascii="Arial" w:hAnsi="Arial" w:cs="Arial"/>
+                <w:color w:val="1F1F1F"/>
+                <w:bdr w:val="none" w:sz="0" w:space="0" w:color="auto" w:frame="1"/>
+              </w:rPr>
+              <w:t>10</w:t>
             </w:r>
           </w:p>
         </w:tc>
@@ -8876,15 +7357,25 @@
       <w:pPr>
         <w:jc w:val="center"/>
       </w:pPr>
+    </w:p>
+    <w:p>
       <w:r>
         <w:rPr>
           <w:noProof/>
         </w:rPr>
         <w:drawing>
-          <wp:inline distT="0" distB="0" distL="0" distR="0" wp14:anchorId="7C5B792D" wp14:editId="5C44BB0B">
-            <wp:extent cx="5400000" cy="3248474"/>
-            <wp:effectExtent l="0" t="0" r="0" b="0"/>
-            <wp:docPr id="5" name="Picture 5"/>
+          <wp:anchor distT="0" distB="0" distL="114300" distR="114300" simplePos="0" relativeHeight="251663360" behindDoc="1" locked="0" layoutInCell="1" allowOverlap="1" wp14:anchorId="10901967" wp14:editId="0C72A95B">
+            <wp:simplePos x="0" y="0"/>
+            <wp:positionH relativeFrom="column">
+              <wp:posOffset>93358</wp:posOffset>
+            </wp:positionH>
+            <wp:positionV relativeFrom="paragraph">
+              <wp:posOffset>7544</wp:posOffset>
+            </wp:positionV>
+            <wp:extent cx="4671588" cy="2811925"/>
+            <wp:effectExtent l="0" t="0" r="0" b="7620"/>
+            <wp:wrapNone/>
+            <wp:docPr id="2" name="Picture 2"/>
             <wp:cNvGraphicFramePr>
               <a:graphicFrameLocks xmlns:a="http://schemas.openxmlformats.org/drawingml/2006/main" noChangeAspect="1"/>
             </wp:cNvGraphicFramePr>
@@ -8892,7 +7383,7 @@
               <a:graphicData uri="http://schemas.openxmlformats.org/drawingml/2006/picture">
                 <pic:pic xmlns:pic="http://schemas.openxmlformats.org/drawingml/2006/picture">
                   <pic:nvPicPr>
-                    <pic:cNvPr id="0" name="wordcloud_other_listings.png"/>
+                    <pic:cNvPr id="0" name="wordcloud_other_listings_v2.png"/>
                     <pic:cNvPicPr/>
                   </pic:nvPicPr>
                   <pic:blipFill>
@@ -8904,7 +7395,7 @@
                   <pic:spPr>
                     <a:xfrm>
                       <a:off x="0" y="0"/>
-                      <a:ext cx="5400000" cy="3248474"/>
+                      <a:ext cx="4676722" cy="2815015"/>
                     </a:xfrm>
                     <a:prstGeom prst="rect">
                       <a:avLst/>
@@ -8913,11 +7404,15 @@
                 </pic:pic>
               </a:graphicData>
             </a:graphic>
-          </wp:inline>
+            <wp14:sizeRelH relativeFrom="margin">
+              <wp14:pctWidth>0</wp14:pctWidth>
+            </wp14:sizeRelH>
+            <wp14:sizeRelV relativeFrom="margin">
+              <wp14:pctHeight>0</wp14:pctHeight>
+            </wp14:sizeRelV>
+          </wp:anchor>
         </w:drawing>
       </w:r>
-    </w:p>
-    <w:p>
       <w:r>
         <w:rPr>
           <w:rFonts w:cs="Segoe UI"/>
@@ -8925,21 +7420,161 @@
           <w:color w:val="555555"/>
           <w:sz w:val="19"/>
         </w:rPr>
-        <w:lastRenderedPageBreak/>
         <w:t>ענן מילים - שאר הנכסים</w:t>
       </w:r>
     </w:p>
     <w:p>
       <w:pPr>
+        <w:rPr>
+          <w:noProof/>
+        </w:rPr>
+      </w:pPr>
+    </w:p>
+    <w:p>
+      <w:pPr>
         <w:spacing w:after="20"/>
-      </w:pPr>
-      <w:r>
         <w:rPr>
           <w:rFonts w:cs="Segoe UI"/>
           <w:b/>
           <w:color w:val="0072B2"/>
         </w:rPr>
-        <w:t>10 הצירופים המובילים — שאר הנכסים:</w:t>
+      </w:pPr>
+    </w:p>
+    <w:p>
+      <w:pPr>
+        <w:spacing w:after="20"/>
+        <w:rPr>
+          <w:rFonts w:cs="Segoe UI"/>
+          <w:b/>
+          <w:color w:val="0072B2"/>
+        </w:rPr>
+      </w:pPr>
+    </w:p>
+    <w:p>
+      <w:pPr>
+        <w:spacing w:after="20"/>
+        <w:rPr>
+          <w:rFonts w:cs="Segoe UI"/>
+          <w:b/>
+          <w:color w:val="0072B2"/>
+        </w:rPr>
+      </w:pPr>
+    </w:p>
+    <w:p>
+      <w:pPr>
+        <w:spacing w:after="20"/>
+        <w:rPr>
+          <w:rFonts w:cs="Segoe UI"/>
+          <w:b/>
+          <w:color w:val="0072B2"/>
+        </w:rPr>
+      </w:pPr>
+    </w:p>
+    <w:p>
+      <w:pPr>
+        <w:spacing w:after="20"/>
+        <w:rPr>
+          <w:rFonts w:cs="Segoe UI"/>
+          <w:b/>
+          <w:color w:val="0072B2"/>
+        </w:rPr>
+      </w:pPr>
+    </w:p>
+    <w:p>
+      <w:pPr>
+        <w:spacing w:after="20"/>
+        <w:rPr>
+          <w:rFonts w:cs="Segoe UI"/>
+          <w:b/>
+          <w:color w:val="0072B2"/>
+        </w:rPr>
+      </w:pPr>
+    </w:p>
+    <w:p>
+      <w:pPr>
+        <w:spacing w:after="20"/>
+        <w:rPr>
+          <w:rFonts w:cs="Segoe UI"/>
+          <w:b/>
+          <w:color w:val="0072B2"/>
+        </w:rPr>
+      </w:pPr>
+    </w:p>
+    <w:p>
+      <w:pPr>
+        <w:spacing w:after="20"/>
+        <w:rPr>
+          <w:rFonts w:cs="Segoe UI"/>
+          <w:b/>
+          <w:color w:val="0072B2"/>
+        </w:rPr>
+      </w:pPr>
+    </w:p>
+    <w:p>
+      <w:pPr>
+        <w:spacing w:after="20"/>
+        <w:rPr>
+          <w:rFonts w:cs="Segoe UI"/>
+          <w:b/>
+          <w:color w:val="0072B2"/>
+        </w:rPr>
+      </w:pPr>
+    </w:p>
+    <w:p>
+      <w:pPr>
+        <w:spacing w:after="20"/>
+        <w:rPr>
+          <w:rFonts w:cs="Segoe UI"/>
+          <w:b/>
+          <w:color w:val="0072B2"/>
+        </w:rPr>
+      </w:pPr>
+    </w:p>
+    <w:p>
+      <w:pPr>
+        <w:spacing w:after="20"/>
+        <w:rPr>
+          <w:rFonts w:cs="Segoe UI"/>
+          <w:b/>
+          <w:color w:val="0072B2"/>
+        </w:rPr>
+      </w:pPr>
+    </w:p>
+    <w:p>
+      <w:pPr>
+        <w:spacing w:after="20"/>
+      </w:pPr>
+      <w:r>
+        <w:rPr>
+          <w:rFonts w:cs="Segoe UI" w:hint="cs"/>
+          <w:b/>
+          <w:color w:val="0072B2"/>
+        </w:rPr>
+        <w:t>1</w:t>
+      </w:r>
+      <w:r>
+        <w:rPr>
+          <w:rFonts w:cs="Segoe UI"/>
+          <w:b/>
+          <w:color w:val="0072B2"/>
+        </w:rPr>
+        <w:t>0 הצירופים המובילים</w:t>
+      </w:r>
+      <w:r>
+        <w:rPr>
+          <w:rFonts w:cs="Segoe UI" w:hint="cs"/>
+          <w:b/>
+          <w:color w:val="0072B2"/>
+        </w:rPr>
+        <w:t xml:space="preserve"> - </w:t>
+      </w:r>
+      <w:r>
+        <w:rPr>
+          <w:rFonts w:cs="Segoe UI"/>
+          <w:b/>
+          <w:color w:val="0072B2"/>
+        </w:rPr>
+        <w:t>שאר הנכסים:</w:t>
       </w:r>
     </w:p>
     <w:p>
@@ -8956,8 +7591,8 @@
       </w:tblPr>
       <w:tblGrid>
         <w:gridCol w:w="3137"/>
-        <w:gridCol w:w="3137"/>
-        <w:gridCol w:w="3137"/>
+        <w:gridCol w:w="4371"/>
+        <w:gridCol w:w="1903"/>
       </w:tblGrid>
       <w:tr>
         <w:trPr>
@@ -8967,6 +7602,7 @@
           <w:tcPr>
             <w:tcW w:w="3137" w:type="dxa"/>
             <w:shd w:val="clear" w:color="auto" w:fill="0072B2"/>
+            <w:vAlign w:val="center"/>
           </w:tcPr>
           <w:p>
             <w:pPr>
@@ -8974,19 +7610,21 @@
             </w:pPr>
             <w:r>
               <w:rPr>
-                <w:rFonts w:cs="Segoe UI"/>
-                <w:b/>
-                <w:color w:val="FFFFFF"/>
-                <w:sz w:val="20"/>
-              </w:rPr>
-              <w:t>#</w:t>
+                <w:rStyle w:val="af8"/>
+                <w:rFonts w:ascii="Arial" w:hAnsi="Arial" w:cs="Arial"/>
+                <w:color w:val="1F1F1F"/>
+                <w:bdr w:val="none" w:sz="0" w:space="0" w:color="auto" w:frame="1"/>
+                <w:rtl w:val="0"/>
+              </w:rPr>
+              <w:t>מספר הופעות</w:t>
             </w:r>
           </w:p>
         </w:tc>
         <w:tc>
           <w:tcPr>
-            <w:tcW w:w="3137" w:type="dxa"/>
+            <w:tcW w:w="4371" w:type="dxa"/>
             <w:shd w:val="clear" w:color="auto" w:fill="0072B2"/>
+            <w:vAlign w:val="center"/>
           </w:tcPr>
           <w:p>
             <w:pPr>
@@ -8994,10 +7632,11 @@
             </w:pPr>
             <w:r>
               <w:rPr>
-                <w:rFonts w:cs="Segoe UI"/>
-                <w:b/>
-                <w:color w:val="FFFFFF"/>
-                <w:sz w:val="20"/>
+                <w:rStyle w:val="af8"/>
+                <w:rFonts w:ascii="Arial" w:hAnsi="Arial" w:cs="Arial"/>
+                <w:color w:val="1F1F1F"/>
+                <w:bdr w:val="none" w:sz="0" w:space="0" w:color="auto" w:frame="1"/>
+                <w:rtl w:val="0"/>
               </w:rPr>
               <w:t>צירוף</w:t>
             </w:r>
@@ -9005,8 +7644,9 @@
         </w:tc>
         <w:tc>
           <w:tcPr>
-            <w:tcW w:w="3137" w:type="dxa"/>
+            <w:tcW w:w="1903" w:type="dxa"/>
             <w:shd w:val="clear" w:color="auto" w:fill="0072B2"/>
+            <w:vAlign w:val="center"/>
           </w:tcPr>
           <w:p>
             <w:pPr>
@@ -9014,12 +7654,13 @@
             </w:pPr>
             <w:r>
               <w:rPr>
-                <w:rFonts w:cs="Segoe UI"/>
-                <w:b/>
-                <w:color w:val="FFFFFF"/>
-                <w:sz w:val="20"/>
-              </w:rPr>
-              <w:t>מספר הופעות</w:t>
+                <w:rStyle w:val="af8"/>
+                <w:rFonts w:ascii="Arial" w:hAnsi="Arial" w:cs="Arial"/>
+                <w:color w:val="1F1F1F"/>
+                <w:bdr w:val="none" w:sz="0" w:space="0" w:color="auto" w:frame="1"/>
+                <w:rtl w:val="0"/>
+              </w:rPr>
+              <w:t>#</w:t>
             </w:r>
           </w:p>
         </w:tc>
@@ -9031,6 +7672,7 @@
         <w:tc>
           <w:tcPr>
             <w:tcW w:w="3137" w:type="dxa"/>
+            <w:vAlign w:val="center"/>
           </w:tcPr>
           <w:p>
             <w:pPr>
@@ -9038,51 +7680,19 @@
             </w:pPr>
             <w:r>
               <w:rPr>
-                <w:rFonts w:cs="Segoe UI"/>
-                <w:sz w:val="20"/>
-              </w:rPr>
-              <w:t>1</w:t>
+                <w:rFonts w:ascii="Arial" w:hAnsi="Arial" w:cs="Arial"/>
+                <w:color w:val="1F1F1F"/>
+                <w:bdr w:val="none" w:sz="0" w:space="0" w:color="auto" w:frame="1"/>
+                <w:rtl w:val="0"/>
+              </w:rPr>
+              <w:t>17,148</w:t>
             </w:r>
           </w:p>
         </w:tc>
         <w:tc>
           <w:tcPr>
-            <w:tcW w:w="3137" w:type="dxa"/>
-          </w:tcPr>
-          <w:p>
-            <w:pPr>
-              <w:jc w:val="center"/>
-            </w:pPr>
-            <w:proofErr w:type="spellStart"/>
-            <w:r>
-              <w:rPr>
-                <w:rFonts w:cs="Segoe UI"/>
-                <w:sz w:val="20"/>
-              </w:rPr>
-              <w:t>great</w:t>
-            </w:r>
-            <w:proofErr w:type="spellEnd"/>
-            <w:r>
-              <w:rPr>
-                <w:rFonts w:cs="Segoe UI"/>
-                <w:sz w:val="20"/>
-              </w:rPr>
-              <w:t xml:space="preserve"> </w:t>
-            </w:r>
-            <w:proofErr w:type="spellStart"/>
-            <w:r>
-              <w:rPr>
-                <w:rFonts w:cs="Segoe UI"/>
-                <w:sz w:val="20"/>
-              </w:rPr>
-              <w:t>location</w:t>
-            </w:r>
-            <w:proofErr w:type="spellEnd"/>
-          </w:p>
-        </w:tc>
-        <w:tc>
-          <w:tcPr>
-            <w:tcW w:w="3137" w:type="dxa"/>
+            <w:tcW w:w="4371" w:type="dxa"/>
+            <w:vAlign w:val="center"/>
           </w:tcPr>
           <w:p>
             <w:pPr>
@@ -9090,10 +7700,32 @@
             </w:pPr>
             <w:r>
               <w:rPr>
-                <w:rFonts w:cs="Segoe UI"/>
-                <w:sz w:val="20"/>
-              </w:rPr>
-              <w:t>13,971</w:t>
+                <w:rFonts w:ascii="Arial" w:hAnsi="Arial" w:cs="Arial"/>
+                <w:color w:val="1F1F1F"/>
+                <w:bdr w:val="none" w:sz="0" w:space="0" w:color="auto" w:frame="1"/>
+                <w:rtl w:val="0"/>
+              </w:rPr>
+              <w:t>great location</w:t>
+            </w:r>
+          </w:p>
+        </w:tc>
+        <w:tc>
+          <w:tcPr>
+            <w:tcW w:w="1903" w:type="dxa"/>
+            <w:vAlign w:val="center"/>
+          </w:tcPr>
+          <w:p>
+            <w:pPr>
+              <w:jc w:val="center"/>
+            </w:pPr>
+            <w:r>
+              <w:rPr>
+                <w:rFonts w:ascii="Arial" w:hAnsi="Arial" w:cs="Arial"/>
+                <w:color w:val="1F1F1F"/>
+                <w:bdr w:val="none" w:sz="0" w:space="0" w:color="auto" w:frame="1"/>
+                <w:rtl w:val="0"/>
+              </w:rPr>
+              <w:t>1</w:t>
             </w:r>
           </w:p>
         </w:tc>
@@ -9106,6 +7738,7 @@
           <w:tcPr>
             <w:tcW w:w="3137" w:type="dxa"/>
             <w:shd w:val="clear" w:color="auto" w:fill="F4F8FA"/>
+            <w:vAlign w:val="center"/>
           </w:tcPr>
           <w:p>
             <w:pPr>
@@ -9113,53 +7746,20 @@
             </w:pPr>
             <w:r>
               <w:rPr>
-                <w:rFonts w:cs="Segoe UI"/>
-                <w:sz w:val="20"/>
-              </w:rPr>
-              <w:t>2</w:t>
+                <w:rFonts w:ascii="Arial" w:hAnsi="Arial" w:cs="Arial"/>
+                <w:color w:val="1F1F1F"/>
+                <w:bdr w:val="none" w:sz="0" w:space="0" w:color="auto" w:frame="1"/>
+                <w:rtl w:val="0"/>
+              </w:rPr>
+              <w:t>7,967</w:t>
             </w:r>
           </w:p>
         </w:tc>
         <w:tc>
           <w:tcPr>
-            <w:tcW w:w="3137" w:type="dxa"/>
+            <w:tcW w:w="4371" w:type="dxa"/>
             <w:shd w:val="clear" w:color="auto" w:fill="F4F8FA"/>
-          </w:tcPr>
-          <w:p>
-            <w:pPr>
-              <w:jc w:val="center"/>
-            </w:pPr>
-            <w:proofErr w:type="spellStart"/>
-            <w:r>
-              <w:rPr>
-                <w:rFonts w:cs="Segoe UI"/>
-                <w:sz w:val="20"/>
-              </w:rPr>
-              <w:t>great</w:t>
-            </w:r>
-            <w:proofErr w:type="spellEnd"/>
-            <w:r>
-              <w:rPr>
-                <w:rFonts w:cs="Segoe UI"/>
-                <w:sz w:val="20"/>
-              </w:rPr>
-              <w:t xml:space="preserve"> </w:t>
-            </w:r>
-            <w:proofErr w:type="spellStart"/>
-            <w:r>
-              <w:rPr>
-                <w:rFonts w:cs="Segoe UI"/>
-                <w:sz w:val="20"/>
-              </w:rPr>
-              <w:t>restaurant</w:t>
-            </w:r>
-            <w:proofErr w:type="spellEnd"/>
-          </w:p>
-        </w:tc>
-        <w:tc>
-          <w:tcPr>
-            <w:tcW w:w="3137" w:type="dxa"/>
-            <w:shd w:val="clear" w:color="auto" w:fill="F4F8FA"/>
+            <w:vAlign w:val="center"/>
           </w:tcPr>
           <w:p>
             <w:pPr>
@@ -9167,10 +7767,33 @@
             </w:pPr>
             <w:r>
               <w:rPr>
-                <w:rFonts w:cs="Segoe UI"/>
-                <w:sz w:val="20"/>
-              </w:rPr>
-              <w:t>6,486</w:t>
+                <w:rFonts w:ascii="Arial" w:hAnsi="Arial" w:cs="Arial"/>
+                <w:color w:val="1F1F1F"/>
+                <w:bdr w:val="none" w:sz="0" w:space="0" w:color="auto" w:frame="1"/>
+                <w:rtl w:val="0"/>
+              </w:rPr>
+              <w:t>great restaurant</w:t>
+            </w:r>
+          </w:p>
+        </w:tc>
+        <w:tc>
+          <w:tcPr>
+            <w:tcW w:w="1903" w:type="dxa"/>
+            <w:shd w:val="clear" w:color="auto" w:fill="F4F8FA"/>
+            <w:vAlign w:val="center"/>
+          </w:tcPr>
+          <w:p>
+            <w:pPr>
+              <w:jc w:val="center"/>
+            </w:pPr>
+            <w:r>
+              <w:rPr>
+                <w:rFonts w:ascii="Arial" w:hAnsi="Arial" w:cs="Arial"/>
+                <w:color w:val="1F1F1F"/>
+                <w:bdr w:val="none" w:sz="0" w:space="0" w:color="auto" w:frame="1"/>
+                <w:rtl w:val="0"/>
+              </w:rPr>
+              <w:t>2</w:t>
             </w:r>
           </w:p>
         </w:tc>
@@ -9182,6 +7805,7 @@
         <w:tc>
           <w:tcPr>
             <w:tcW w:w="3137" w:type="dxa"/>
+            <w:vAlign w:val="center"/>
           </w:tcPr>
           <w:p>
             <w:pPr>
@@ -9189,51 +7813,19 @@
             </w:pPr>
             <w:r>
               <w:rPr>
-                <w:rFonts w:cs="Segoe UI"/>
-                <w:sz w:val="20"/>
-              </w:rPr>
-              <w:t>3</w:t>
+                <w:rFonts w:ascii="Arial" w:hAnsi="Arial" w:cs="Arial"/>
+                <w:color w:val="1F1F1F"/>
+                <w:bdr w:val="none" w:sz="0" w:space="0" w:color="auto" w:frame="1"/>
+                <w:rtl w:val="0"/>
+              </w:rPr>
+              <w:t>7,208</w:t>
             </w:r>
           </w:p>
         </w:tc>
         <w:tc>
           <w:tcPr>
-            <w:tcW w:w="3137" w:type="dxa"/>
-          </w:tcPr>
-          <w:p>
-            <w:pPr>
-              <w:jc w:val="center"/>
-            </w:pPr>
-            <w:proofErr w:type="spellStart"/>
-            <w:r>
-              <w:rPr>
-                <w:rFonts w:cs="Segoe UI"/>
-                <w:sz w:val="20"/>
-              </w:rPr>
-              <w:t>good</w:t>
-            </w:r>
-            <w:proofErr w:type="spellEnd"/>
-            <w:r>
-              <w:rPr>
-                <w:rFonts w:cs="Segoe UI"/>
-                <w:sz w:val="20"/>
-              </w:rPr>
-              <w:t xml:space="preserve"> </w:t>
-            </w:r>
-            <w:proofErr w:type="spellStart"/>
-            <w:r>
-              <w:rPr>
-                <w:rFonts w:cs="Segoe UI"/>
-                <w:sz w:val="20"/>
-              </w:rPr>
-              <w:t>location</w:t>
-            </w:r>
-            <w:proofErr w:type="spellEnd"/>
-          </w:p>
-        </w:tc>
-        <w:tc>
-          <w:tcPr>
-            <w:tcW w:w="3137" w:type="dxa"/>
+            <w:tcW w:w="4371" w:type="dxa"/>
+            <w:vAlign w:val="center"/>
           </w:tcPr>
           <w:p>
             <w:pPr>
@@ -9241,10 +7833,32 @@
             </w:pPr>
             <w:r>
               <w:rPr>
-                <w:rFonts w:cs="Segoe UI"/>
-                <w:sz w:val="20"/>
-              </w:rPr>
-              <w:t>5,763</w:t>
+                <w:rFonts w:ascii="Arial" w:hAnsi="Arial" w:cs="Arial"/>
+                <w:color w:val="1F1F1F"/>
+                <w:bdr w:val="none" w:sz="0" w:space="0" w:color="auto" w:frame="1"/>
+                <w:rtl w:val="0"/>
+              </w:rPr>
+              <w:t>good location</w:t>
+            </w:r>
+          </w:p>
+        </w:tc>
+        <w:tc>
+          <w:tcPr>
+            <w:tcW w:w="1903" w:type="dxa"/>
+            <w:vAlign w:val="center"/>
+          </w:tcPr>
+          <w:p>
+            <w:pPr>
+              <w:jc w:val="center"/>
+            </w:pPr>
+            <w:r>
+              <w:rPr>
+                <w:rFonts w:ascii="Arial" w:hAnsi="Arial" w:cs="Arial"/>
+                <w:color w:val="1F1F1F"/>
+                <w:bdr w:val="none" w:sz="0" w:space="0" w:color="auto" w:frame="1"/>
+                <w:rtl w:val="0"/>
+              </w:rPr>
+              <w:t>3</w:t>
             </w:r>
           </w:p>
         </w:tc>
@@ -9257,6 +7871,7 @@
           <w:tcPr>
             <w:tcW w:w="3137" w:type="dxa"/>
             <w:shd w:val="clear" w:color="auto" w:fill="F4F8FA"/>
+            <w:vAlign w:val="center"/>
           </w:tcPr>
           <w:p>
             <w:pPr>
@@ -9264,53 +7879,20 @@
             </w:pPr>
             <w:r>
               <w:rPr>
-                <w:rFonts w:cs="Segoe UI"/>
-                <w:sz w:val="20"/>
-              </w:rPr>
-              <w:t>4</w:t>
+                <w:rFonts w:ascii="Arial" w:hAnsi="Arial" w:cs="Arial"/>
+                <w:color w:val="1F1F1F"/>
+                <w:bdr w:val="none" w:sz="0" w:space="0" w:color="auto" w:frame="1"/>
+                <w:rtl w:val="0"/>
+              </w:rPr>
+              <w:t>6,641</w:t>
             </w:r>
           </w:p>
         </w:tc>
         <w:tc>
           <w:tcPr>
-            <w:tcW w:w="3137" w:type="dxa"/>
+            <w:tcW w:w="4371" w:type="dxa"/>
             <w:shd w:val="clear" w:color="auto" w:fill="F4F8FA"/>
-          </w:tcPr>
-          <w:p>
-            <w:pPr>
-              <w:jc w:val="center"/>
-            </w:pPr>
-            <w:proofErr w:type="spellStart"/>
-            <w:r>
-              <w:rPr>
-                <w:rFonts w:cs="Segoe UI"/>
-                <w:sz w:val="20"/>
-              </w:rPr>
-              <w:t>perfect</w:t>
-            </w:r>
-            <w:proofErr w:type="spellEnd"/>
-            <w:r>
-              <w:rPr>
-                <w:rFonts w:cs="Segoe UI"/>
-                <w:sz w:val="20"/>
-              </w:rPr>
-              <w:t xml:space="preserve"> </w:t>
-            </w:r>
-            <w:proofErr w:type="spellStart"/>
-            <w:r>
-              <w:rPr>
-                <w:rFonts w:cs="Segoe UI"/>
-                <w:sz w:val="20"/>
-              </w:rPr>
-              <w:t>location</w:t>
-            </w:r>
-            <w:proofErr w:type="spellEnd"/>
-          </w:p>
-        </w:tc>
-        <w:tc>
-          <w:tcPr>
-            <w:tcW w:w="3137" w:type="dxa"/>
-            <w:shd w:val="clear" w:color="auto" w:fill="F4F8FA"/>
+            <w:vAlign w:val="center"/>
           </w:tcPr>
           <w:p>
             <w:pPr>
@@ -9318,10 +7900,33 @@
             </w:pPr>
             <w:r>
               <w:rPr>
-                <w:rFonts w:cs="Segoe UI"/>
-                <w:sz w:val="20"/>
-              </w:rPr>
-              <w:t>5,250</w:t>
+                <w:rFonts w:ascii="Arial" w:hAnsi="Arial" w:cs="Arial"/>
+                <w:color w:val="1F1F1F"/>
+                <w:bdr w:val="none" w:sz="0" w:space="0" w:color="auto" w:frame="1"/>
+                <w:rtl w:val="0"/>
+              </w:rPr>
+              <w:t>short walk</w:t>
+            </w:r>
+          </w:p>
+        </w:tc>
+        <w:tc>
+          <w:tcPr>
+            <w:tcW w:w="1903" w:type="dxa"/>
+            <w:shd w:val="clear" w:color="auto" w:fill="F4F8FA"/>
+            <w:vAlign w:val="center"/>
+          </w:tcPr>
+          <w:p>
+            <w:pPr>
+              <w:jc w:val="center"/>
+            </w:pPr>
+            <w:r>
+              <w:rPr>
+                <w:rFonts w:ascii="Arial" w:hAnsi="Arial" w:cs="Arial"/>
+                <w:color w:val="1F1F1F"/>
+                <w:bdr w:val="none" w:sz="0" w:space="0" w:color="auto" w:frame="1"/>
+                <w:rtl w:val="0"/>
+              </w:rPr>
+              <w:t>4</w:t>
             </w:r>
           </w:p>
         </w:tc>
@@ -9333,6 +7938,7 @@
         <w:tc>
           <w:tcPr>
             <w:tcW w:w="3137" w:type="dxa"/>
+            <w:vAlign w:val="center"/>
           </w:tcPr>
           <w:p>
             <w:pPr>
@@ -9340,51 +7946,19 @@
             </w:pPr>
             <w:r>
               <w:rPr>
-                <w:rFonts w:cs="Segoe UI"/>
-                <w:sz w:val="20"/>
-              </w:rPr>
-              <w:t>5</w:t>
+                <w:rFonts w:ascii="Arial" w:hAnsi="Arial" w:cs="Arial"/>
+                <w:color w:val="1F1F1F"/>
+                <w:bdr w:val="none" w:sz="0" w:space="0" w:color="auto" w:frame="1"/>
+                <w:rtl w:val="0"/>
+              </w:rPr>
+              <w:t>6,390</w:t>
             </w:r>
           </w:p>
         </w:tc>
         <w:tc>
           <w:tcPr>
-            <w:tcW w:w="3137" w:type="dxa"/>
-          </w:tcPr>
-          <w:p>
-            <w:pPr>
-              <w:jc w:val="center"/>
-            </w:pPr>
-            <w:proofErr w:type="spellStart"/>
-            <w:r>
-              <w:rPr>
-                <w:rFonts w:cs="Segoe UI"/>
-                <w:sz w:val="20"/>
-              </w:rPr>
-              <w:t>short</w:t>
-            </w:r>
-            <w:proofErr w:type="spellEnd"/>
-            <w:r>
-              <w:rPr>
-                <w:rFonts w:cs="Segoe UI"/>
-                <w:sz w:val="20"/>
-              </w:rPr>
-              <w:t xml:space="preserve"> </w:t>
-            </w:r>
-            <w:proofErr w:type="spellStart"/>
-            <w:r>
-              <w:rPr>
-                <w:rFonts w:cs="Segoe UI"/>
-                <w:sz w:val="20"/>
-              </w:rPr>
-              <w:t>walk</w:t>
-            </w:r>
-            <w:proofErr w:type="spellEnd"/>
-          </w:p>
-        </w:tc>
-        <w:tc>
-          <w:tcPr>
-            <w:tcW w:w="3137" w:type="dxa"/>
+            <w:tcW w:w="4371" w:type="dxa"/>
+            <w:vAlign w:val="center"/>
           </w:tcPr>
           <w:p>
             <w:pPr>
@@ -9392,10 +7966,32 @@
             </w:pPr>
             <w:r>
               <w:rPr>
-                <w:rFonts w:cs="Segoe UI"/>
-                <w:sz w:val="20"/>
-              </w:rPr>
-              <w:t>5,227</w:t>
+                <w:rFonts w:ascii="Arial" w:hAnsi="Arial" w:cs="Arial"/>
+                <w:color w:val="1F1F1F"/>
+                <w:bdr w:val="none" w:sz="0" w:space="0" w:color="auto" w:frame="1"/>
+                <w:rtl w:val="0"/>
+              </w:rPr>
+              <w:t>perfect location</w:t>
+            </w:r>
+          </w:p>
+        </w:tc>
+        <w:tc>
+          <w:tcPr>
+            <w:tcW w:w="1903" w:type="dxa"/>
+            <w:vAlign w:val="center"/>
+          </w:tcPr>
+          <w:p>
+            <w:pPr>
+              <w:jc w:val="center"/>
+            </w:pPr>
+            <w:r>
+              <w:rPr>
+                <w:rFonts w:ascii="Arial" w:hAnsi="Arial" w:cs="Arial"/>
+                <w:color w:val="1F1F1F"/>
+                <w:bdr w:val="none" w:sz="0" w:space="0" w:color="auto" w:frame="1"/>
+                <w:rtl w:val="0"/>
+              </w:rPr>
+              <w:t>5</w:t>
             </w:r>
           </w:p>
         </w:tc>
@@ -9408,6 +8004,7 @@
           <w:tcPr>
             <w:tcW w:w="3137" w:type="dxa"/>
             <w:shd w:val="clear" w:color="auto" w:fill="F4F8FA"/>
+            <w:vAlign w:val="center"/>
           </w:tcPr>
           <w:p>
             <w:pPr>
@@ -9415,53 +8012,20 @@
             </w:pPr>
             <w:r>
               <w:rPr>
-                <w:rFonts w:cs="Segoe UI"/>
-                <w:sz w:val="20"/>
-              </w:rPr>
-              <w:t>6</w:t>
+                <w:rFonts w:ascii="Arial" w:hAnsi="Arial" w:cs="Arial"/>
+                <w:color w:val="1F1F1F"/>
+                <w:bdr w:val="none" w:sz="0" w:space="0" w:color="auto" w:frame="1"/>
+                <w:rtl w:val="0"/>
+              </w:rPr>
+              <w:t>6,355</w:t>
             </w:r>
           </w:p>
         </w:tc>
         <w:tc>
           <w:tcPr>
-            <w:tcW w:w="3137" w:type="dxa"/>
+            <w:tcW w:w="4371" w:type="dxa"/>
             <w:shd w:val="clear" w:color="auto" w:fill="F4F8FA"/>
-          </w:tcPr>
-          <w:p>
-            <w:pPr>
-              <w:jc w:val="center"/>
-            </w:pPr>
-            <w:proofErr w:type="spellStart"/>
-            <w:r>
-              <w:rPr>
-                <w:rFonts w:cs="Segoe UI"/>
-                <w:sz w:val="20"/>
-              </w:rPr>
-              <w:t>public</w:t>
-            </w:r>
-            <w:proofErr w:type="spellEnd"/>
-            <w:r>
-              <w:rPr>
-                <w:rFonts w:cs="Segoe UI"/>
-                <w:sz w:val="20"/>
-              </w:rPr>
-              <w:t xml:space="preserve"> </w:t>
-            </w:r>
-            <w:proofErr w:type="spellStart"/>
-            <w:r>
-              <w:rPr>
-                <w:rFonts w:cs="Segoe UI"/>
-                <w:sz w:val="20"/>
-              </w:rPr>
-              <w:t>transport</w:t>
-            </w:r>
-            <w:proofErr w:type="spellEnd"/>
-          </w:p>
-        </w:tc>
-        <w:tc>
-          <w:tcPr>
-            <w:tcW w:w="3137" w:type="dxa"/>
-            <w:shd w:val="clear" w:color="auto" w:fill="F4F8FA"/>
+            <w:vAlign w:val="center"/>
           </w:tcPr>
           <w:p>
             <w:pPr>
@@ -9469,10 +8033,33 @@
             </w:pPr>
             <w:r>
               <w:rPr>
-                <w:rFonts w:cs="Segoe UI"/>
-                <w:sz w:val="20"/>
-              </w:rPr>
-              <w:t>4,904</w:t>
+                <w:rFonts w:ascii="Arial" w:hAnsi="Arial" w:cs="Arial"/>
+                <w:color w:val="1F1F1F"/>
+                <w:bdr w:val="none" w:sz="0" w:space="0" w:color="auto" w:frame="1"/>
+                <w:rtl w:val="0"/>
+              </w:rPr>
+              <w:t>public transport</w:t>
+            </w:r>
+          </w:p>
+        </w:tc>
+        <w:tc>
+          <w:tcPr>
+            <w:tcW w:w="1903" w:type="dxa"/>
+            <w:shd w:val="clear" w:color="auto" w:fill="F4F8FA"/>
+            <w:vAlign w:val="center"/>
+          </w:tcPr>
+          <w:p>
+            <w:pPr>
+              <w:jc w:val="center"/>
+            </w:pPr>
+            <w:r>
+              <w:rPr>
+                <w:rFonts w:ascii="Arial" w:hAnsi="Arial" w:cs="Arial"/>
+                <w:color w:val="1F1F1F"/>
+                <w:bdr w:val="none" w:sz="0" w:space="0" w:color="auto" w:frame="1"/>
+                <w:rtl w:val="0"/>
+              </w:rPr>
+              <w:t>6</w:t>
             </w:r>
           </w:p>
         </w:tc>
@@ -9484,6 +8071,7 @@
         <w:tc>
           <w:tcPr>
             <w:tcW w:w="3137" w:type="dxa"/>
+            <w:vAlign w:val="center"/>
           </w:tcPr>
           <w:p>
             <w:pPr>
@@ -9491,51 +8079,19 @@
             </w:pPr>
             <w:r>
               <w:rPr>
-                <w:rFonts w:cs="Segoe UI"/>
-                <w:sz w:val="20"/>
-              </w:rPr>
-              <w:t>7</w:t>
+                <w:rFonts w:ascii="Arial" w:hAnsi="Arial" w:cs="Arial"/>
+                <w:color w:val="1F1F1F"/>
+                <w:bdr w:val="none" w:sz="0" w:space="0" w:color="auto" w:frame="1"/>
+                <w:rtl w:val="0"/>
+              </w:rPr>
+              <w:t>5,045</w:t>
             </w:r>
           </w:p>
         </w:tc>
         <w:tc>
           <w:tcPr>
-            <w:tcW w:w="3137" w:type="dxa"/>
-          </w:tcPr>
-          <w:p>
-            <w:pPr>
-              <w:jc w:val="center"/>
-            </w:pPr>
-            <w:proofErr w:type="spellStart"/>
-            <w:r>
-              <w:rPr>
-                <w:rFonts w:cs="Segoe UI"/>
-                <w:sz w:val="20"/>
-              </w:rPr>
-              <w:t>easy</w:t>
-            </w:r>
-            <w:proofErr w:type="spellEnd"/>
-            <w:r>
-              <w:rPr>
-                <w:rFonts w:cs="Segoe UI"/>
-                <w:sz w:val="20"/>
-              </w:rPr>
-              <w:t xml:space="preserve"> </w:t>
-            </w:r>
-            <w:proofErr w:type="spellStart"/>
-            <w:r>
-              <w:rPr>
-                <w:rFonts w:cs="Segoe UI"/>
-                <w:sz w:val="20"/>
-              </w:rPr>
-              <w:t>access</w:t>
-            </w:r>
-            <w:proofErr w:type="spellEnd"/>
-          </w:p>
-        </w:tc>
-        <w:tc>
-          <w:tcPr>
-            <w:tcW w:w="3137" w:type="dxa"/>
+            <w:tcW w:w="4371" w:type="dxa"/>
+            <w:vAlign w:val="center"/>
           </w:tcPr>
           <w:p>
             <w:pPr>
@@ -9543,10 +8099,32 @@
             </w:pPr>
             <w:r>
               <w:rPr>
-                <w:rFonts w:cs="Segoe UI"/>
-                <w:sz w:val="20"/>
-              </w:rPr>
-              <w:t>3,919</w:t>
+                <w:rFonts w:ascii="Arial" w:hAnsi="Arial" w:cs="Arial"/>
+                <w:color w:val="1F1F1F"/>
+                <w:bdr w:val="none" w:sz="0" w:space="0" w:color="auto" w:frame="1"/>
+                <w:rtl w:val="0"/>
+              </w:rPr>
+              <w:t>easy access</w:t>
+            </w:r>
+          </w:p>
+        </w:tc>
+        <w:tc>
+          <w:tcPr>
+            <w:tcW w:w="1903" w:type="dxa"/>
+            <w:vAlign w:val="center"/>
+          </w:tcPr>
+          <w:p>
+            <w:pPr>
+              <w:jc w:val="center"/>
+            </w:pPr>
+            <w:r>
+              <w:rPr>
+                <w:rFonts w:ascii="Arial" w:hAnsi="Arial" w:cs="Arial"/>
+                <w:color w:val="1F1F1F"/>
+                <w:bdr w:val="none" w:sz="0" w:space="0" w:color="auto" w:frame="1"/>
+                <w:rtl w:val="0"/>
+              </w:rPr>
+              <w:t>7</w:t>
             </w:r>
           </w:p>
         </w:tc>
@@ -9559,6 +8137,7 @@
           <w:tcPr>
             <w:tcW w:w="3137" w:type="dxa"/>
             <w:shd w:val="clear" w:color="auto" w:fill="F4F8FA"/>
+            <w:vAlign w:val="center"/>
           </w:tcPr>
           <w:p>
             <w:pPr>
@@ -9566,53 +8145,20 @@
             </w:pPr>
             <w:r>
               <w:rPr>
-                <w:rFonts w:cs="Segoe UI"/>
-                <w:sz w:val="20"/>
-              </w:rPr>
-              <w:t>8</w:t>
+                <w:rFonts w:ascii="Arial" w:hAnsi="Arial" w:cs="Arial"/>
+                <w:color w:val="1F1F1F"/>
+                <w:bdr w:val="none" w:sz="0" w:space="0" w:color="auto" w:frame="1"/>
+                <w:rtl w:val="0"/>
+              </w:rPr>
+              <w:t>4,825</w:t>
             </w:r>
           </w:p>
         </w:tc>
         <w:tc>
           <w:tcPr>
-            <w:tcW w:w="3137" w:type="dxa"/>
+            <w:tcW w:w="4371" w:type="dxa"/>
             <w:shd w:val="clear" w:color="auto" w:fill="F4F8FA"/>
-          </w:tcPr>
-          <w:p>
-            <w:pPr>
-              <w:jc w:val="center"/>
-            </w:pPr>
-            <w:proofErr w:type="spellStart"/>
-            <w:r>
-              <w:rPr>
-                <w:rFonts w:cs="Segoe UI"/>
-                <w:sz w:val="20"/>
-              </w:rPr>
-              <w:t>main</w:t>
-            </w:r>
-            <w:proofErr w:type="spellEnd"/>
-            <w:r>
-              <w:rPr>
-                <w:rFonts w:cs="Segoe UI"/>
-                <w:sz w:val="20"/>
-              </w:rPr>
-              <w:t xml:space="preserve"> </w:t>
-            </w:r>
-            <w:proofErr w:type="spellStart"/>
-            <w:r>
-              <w:rPr>
-                <w:rFonts w:cs="Segoe UI"/>
-                <w:sz w:val="20"/>
-              </w:rPr>
-              <w:t>attraction</w:t>
-            </w:r>
-            <w:proofErr w:type="spellEnd"/>
-          </w:p>
-        </w:tc>
-        <w:tc>
-          <w:tcPr>
-            <w:tcW w:w="3137" w:type="dxa"/>
-            <w:shd w:val="clear" w:color="auto" w:fill="F4F8FA"/>
+            <w:vAlign w:val="center"/>
           </w:tcPr>
           <w:p>
             <w:pPr>
@@ -9620,10 +8166,33 @@
             </w:pPr>
             <w:r>
               <w:rPr>
-                <w:rFonts w:cs="Segoe UI"/>
-                <w:sz w:val="20"/>
-              </w:rPr>
-              <w:t>3,914</w:t>
+                <w:rFonts w:ascii="Arial" w:hAnsi="Arial" w:cs="Arial"/>
+                <w:color w:val="1F1F1F"/>
+                <w:bdr w:val="none" w:sz="0" w:space="0" w:color="auto" w:frame="1"/>
+                <w:rtl w:val="0"/>
+              </w:rPr>
+              <w:t>main attraction</w:t>
+            </w:r>
+          </w:p>
+        </w:tc>
+        <w:tc>
+          <w:tcPr>
+            <w:tcW w:w="1903" w:type="dxa"/>
+            <w:shd w:val="clear" w:color="auto" w:fill="F4F8FA"/>
+            <w:vAlign w:val="center"/>
+          </w:tcPr>
+          <w:p>
+            <w:pPr>
+              <w:jc w:val="center"/>
+            </w:pPr>
+            <w:r>
+              <w:rPr>
+                <w:rFonts w:ascii="Arial" w:hAnsi="Arial" w:cs="Arial"/>
+                <w:color w:val="1F1F1F"/>
+                <w:bdr w:val="none" w:sz="0" w:space="0" w:color="auto" w:frame="1"/>
+                <w:rtl w:val="0"/>
+              </w:rPr>
+              <w:t>8</w:t>
             </w:r>
           </w:p>
         </w:tc>
@@ -9635,6 +8204,7 @@
         <w:tc>
           <w:tcPr>
             <w:tcW w:w="3137" w:type="dxa"/>
+            <w:vAlign w:val="center"/>
           </w:tcPr>
           <w:p>
             <w:pPr>
@@ -9642,51 +8212,19 @@
             </w:pPr>
             <w:r>
               <w:rPr>
-                <w:rFonts w:cs="Segoe UI"/>
-                <w:sz w:val="20"/>
-              </w:rPr>
-              <w:t>9</w:t>
+                <w:rFonts w:ascii="Arial" w:hAnsi="Arial" w:cs="Arial"/>
+                <w:color w:val="1F1F1F"/>
+                <w:bdr w:val="none" w:sz="0" w:space="0" w:color="auto" w:frame="1"/>
+                <w:rtl w:val="0"/>
+              </w:rPr>
+              <w:t>4,377</w:t>
             </w:r>
           </w:p>
         </w:tc>
         <w:tc>
           <w:tcPr>
-            <w:tcW w:w="3137" w:type="dxa"/>
-          </w:tcPr>
-          <w:p>
-            <w:pPr>
-              <w:jc w:val="center"/>
-            </w:pPr>
-            <w:proofErr w:type="spellStart"/>
-            <w:r>
-              <w:rPr>
-                <w:rFonts w:cs="Segoe UI"/>
-                <w:sz w:val="20"/>
-              </w:rPr>
-              <w:t>comfortable</w:t>
-            </w:r>
-            <w:proofErr w:type="spellEnd"/>
-            <w:r>
-              <w:rPr>
-                <w:rFonts w:cs="Segoe UI"/>
-                <w:sz w:val="20"/>
-              </w:rPr>
-              <w:t xml:space="preserve"> </w:t>
-            </w:r>
-            <w:proofErr w:type="spellStart"/>
-            <w:r>
-              <w:rPr>
-                <w:rFonts w:cs="Segoe UI"/>
-                <w:sz w:val="20"/>
-              </w:rPr>
-              <w:t>bed</w:t>
-            </w:r>
-            <w:proofErr w:type="spellEnd"/>
-          </w:p>
-        </w:tc>
-        <w:tc>
-          <w:tcPr>
-            <w:tcW w:w="3137" w:type="dxa"/>
+            <w:tcW w:w="4371" w:type="dxa"/>
+            <w:vAlign w:val="center"/>
           </w:tcPr>
           <w:p>
             <w:pPr>
@@ -9694,22 +8232,46 @@
             </w:pPr>
             <w:r>
               <w:rPr>
-                <w:rFonts w:cs="Segoe UI"/>
-                <w:sz w:val="20"/>
-              </w:rPr>
-              <w:t>3,450</w:t>
+                <w:rFonts w:ascii="Arial" w:hAnsi="Arial" w:cs="Arial"/>
+                <w:color w:val="1F1F1F"/>
+                <w:bdr w:val="none" w:sz="0" w:space="0" w:color="auto" w:frame="1"/>
+                <w:rtl w:val="0"/>
+              </w:rPr>
+              <w:t>comfortable bed</w:t>
+            </w:r>
+          </w:p>
+        </w:tc>
+        <w:tc>
+          <w:tcPr>
+            <w:tcW w:w="1903" w:type="dxa"/>
+            <w:vAlign w:val="center"/>
+          </w:tcPr>
+          <w:p>
+            <w:pPr>
+              <w:jc w:val="center"/>
+            </w:pPr>
+            <w:r>
+              <w:rPr>
+                <w:rFonts w:ascii="Arial" w:hAnsi="Arial" w:cs="Arial"/>
+                <w:color w:val="1F1F1F"/>
+                <w:bdr w:val="none" w:sz="0" w:space="0" w:color="auto" w:frame="1"/>
+                <w:rtl w:val="0"/>
+              </w:rPr>
+              <w:t>9</w:t>
             </w:r>
           </w:p>
         </w:tc>
       </w:tr>
       <w:tr>
         <w:trPr>
+          <w:trHeight w:val="77"/>
           <w:jc w:val="center"/>
         </w:trPr>
         <w:tc>
           <w:tcPr>
             <w:tcW w:w="3137" w:type="dxa"/>
             <w:shd w:val="clear" w:color="auto" w:fill="F4F8FA"/>
+            <w:vAlign w:val="center"/>
           </w:tcPr>
           <w:p>
             <w:pPr>
@@ -9717,53 +8279,20 @@
             </w:pPr>
             <w:r>
               <w:rPr>
-                <w:rFonts w:cs="Segoe UI"/>
-                <w:sz w:val="20"/>
-              </w:rPr>
-              <w:t>10</w:t>
+                <w:rFonts w:ascii="Arial" w:hAnsi="Arial" w:cs="Arial"/>
+                <w:color w:val="1F1F1F"/>
+                <w:bdr w:val="none" w:sz="0" w:space="0" w:color="auto" w:frame="1"/>
+                <w:rtl w:val="0"/>
+              </w:rPr>
+              <w:t>4,203</w:t>
             </w:r>
           </w:p>
         </w:tc>
         <w:tc>
           <w:tcPr>
-            <w:tcW w:w="3137" w:type="dxa"/>
+            <w:tcW w:w="4371" w:type="dxa"/>
             <w:shd w:val="clear" w:color="auto" w:fill="F4F8FA"/>
-          </w:tcPr>
-          <w:p>
-            <w:pPr>
-              <w:jc w:val="center"/>
-            </w:pPr>
-            <w:proofErr w:type="spellStart"/>
-            <w:r>
-              <w:rPr>
-                <w:rFonts w:cs="Segoe UI"/>
-                <w:sz w:val="20"/>
-              </w:rPr>
-              <w:t>great</w:t>
-            </w:r>
-            <w:proofErr w:type="spellEnd"/>
-            <w:r>
-              <w:rPr>
-                <w:rFonts w:cs="Segoe UI"/>
-                <w:sz w:val="20"/>
-              </w:rPr>
-              <w:t xml:space="preserve"> </w:t>
-            </w:r>
-            <w:proofErr w:type="spellStart"/>
-            <w:r>
-              <w:rPr>
-                <w:rFonts w:cs="Segoe UI"/>
-                <w:sz w:val="20"/>
-              </w:rPr>
-              <w:t>time</w:t>
-            </w:r>
-            <w:proofErr w:type="spellEnd"/>
-          </w:p>
-        </w:tc>
-        <w:tc>
-          <w:tcPr>
-            <w:tcW w:w="3137" w:type="dxa"/>
-            <w:shd w:val="clear" w:color="auto" w:fill="F4F8FA"/>
+            <w:vAlign w:val="center"/>
           </w:tcPr>
           <w:p>
             <w:pPr>
@@ -9771,10 +8300,33 @@
             </w:pPr>
             <w:r>
               <w:rPr>
-                <w:rFonts w:cs="Segoe UI"/>
-                <w:sz w:val="20"/>
-              </w:rPr>
-              <w:t>3,392</w:t>
+                <w:rFonts w:ascii="Arial" w:hAnsi="Arial" w:cs="Arial"/>
+                <w:color w:val="1F1F1F"/>
+                <w:bdr w:val="none" w:sz="0" w:space="0" w:color="auto" w:frame="1"/>
+                <w:rtl w:val="0"/>
+              </w:rPr>
+              <w:t>great time</w:t>
+            </w:r>
+          </w:p>
+        </w:tc>
+        <w:tc>
+          <w:tcPr>
+            <w:tcW w:w="1903" w:type="dxa"/>
+            <w:shd w:val="clear" w:color="auto" w:fill="F4F8FA"/>
+            <w:vAlign w:val="center"/>
+          </w:tcPr>
+          <w:p>
+            <w:pPr>
+              <w:jc w:val="center"/>
+            </w:pPr>
+            <w:r>
+              <w:rPr>
+                <w:rFonts w:ascii="Arial" w:hAnsi="Arial" w:cs="Arial"/>
+                <w:color w:val="1F1F1F"/>
+                <w:bdr w:val="none" w:sz="0" w:space="0" w:color="auto" w:frame="1"/>
+                <w:rtl w:val="0"/>
+              </w:rPr>
+              <w:t>10</w:t>
             </w:r>
           </w:p>
         </w:tc>
@@ -9791,11 +8343,19 @@
       </w:pPr>
       <w:r>
         <w:rPr>
-          <w:rFonts w:cs="Segoe UI"/>
+          <w:rFonts w:cs="Segoe UI" w:hint="cs"/>
           <w:b/>
           <w:color w:val="0072B2"/>
         </w:rPr>
-        <w:t>קשיים ומגבלות:</w:t>
+        <w:t>מסקנות</w:t>
+      </w:r>
+      <w:r>
+        <w:rPr>
+          <w:rFonts w:cs="Segoe UI"/>
+          <w:b/>
+          <w:color w:val="0072B2"/>
+        </w:rPr>
+        <w:t>:</w:t>
       </w:r>
     </w:p>
     <w:p>
@@ -9806,75 +8366,110 @@
         <w:rPr>
           <w:rFonts w:cs="Segoe UI"/>
         </w:rPr>
-        <w:t xml:space="preserve"> קבוצת </w:t>
-      </w:r>
-      <w:proofErr w:type="spellStart"/>
-      <w:r>
-        <w:rPr>
-          <w:rFonts w:cs="Segoe UI"/>
-        </w:rPr>
-        <w:t>ה־Hidden</w:t>
-      </w:r>
-      <w:proofErr w:type="spellEnd"/>
-      <w:r>
-        <w:rPr>
-          <w:rFonts w:cs="Segoe UI"/>
-        </w:rPr>
-        <w:t xml:space="preserve"> </w:t>
-      </w:r>
-      <w:proofErr w:type="spellStart"/>
-      <w:r>
-        <w:rPr>
-          <w:rFonts w:cs="Segoe UI"/>
-        </w:rPr>
-        <w:t>Gems</w:t>
-      </w:r>
-      <w:proofErr w:type="spellEnd"/>
-      <w:r>
-        <w:rPr>
-          <w:rFonts w:cs="Segoe UI"/>
-        </w:rPr>
-        <w:t xml:space="preserve"> כללה 1,675 ביקורות באנגלית, לעומת יותר מ־269 אלף ביקורות בקבוצת ההשוואה. חוסר האיזון בין הקבוצות מגדיל את הרגישות של ענן </w:t>
-      </w:r>
-      <w:proofErr w:type="spellStart"/>
-      <w:r>
-        <w:rPr>
-          <w:rFonts w:cs="Segoe UI"/>
-        </w:rPr>
-        <w:t>ה־Hidden</w:t>
-      </w:r>
-      <w:proofErr w:type="spellEnd"/>
-      <w:r>
-        <w:rPr>
-          <w:rFonts w:cs="Segoe UI"/>
-        </w:rPr>
-        <w:t xml:space="preserve"> </w:t>
-      </w:r>
-      <w:proofErr w:type="spellStart"/>
-      <w:r>
-        <w:rPr>
-          <w:rFonts w:cs="Segoe UI"/>
-        </w:rPr>
-        <w:t>Gems</w:t>
-      </w:r>
-      <w:proofErr w:type="spellEnd"/>
-      <w:r>
-        <w:rPr>
-          <w:rFonts w:cs="Segoe UI"/>
-        </w:rPr>
-        <w:t xml:space="preserve"> לצירופים נדירים ולמקרים בודדים. צירופים בתחתית רשימת הטופ-50 מבוססים על ספירות חד-ספרתיות בלבד; לכן יש לפרש בעיקר צירופים שחזרו עשרות עד מאות פעמים והציגו דפוס עקבי, ולא להסיק מסקנות מצירופים נדירים.</w:t>
+        <w:t>השוואת שתי הטבלאות מראה קודם כול קווי דמיון בולטים: שבעה מתוך עשרת הצירופים המובילים משותפים לשתי הקבוצות וברוב המקרים גם סדר הדירוג ביניהם כמעט זהה. בשתי הקבוצות צירופים הקשורים למיקום ולנגישות תופסים את רוב המקומות המובילים, מה שמצביע על כך שמיקום נוח הוא הגורם הבולט ביותר בשפת הביקורות של אורחי Airbnb ברומא, ללא קשר לשאלה אם הנכס הוגדר כ-Hidden Gem.</w:t>
       </w:r>
     </w:p>
     <w:p>
       <w:pPr>
         <w:spacing w:after="120"/>
-      </w:pPr>
-      <w:r>
-        <w:rPr>
-          <w:rFonts w:cs="Segoe UI"/>
-        </w:rPr>
-        <w:t>בנוסף, ענני מילים מציגים שכיחות אך אינם מביאים בחשבון באופן מלא הקשר, שלילה או מובהקות סטטיסטית. לפיכך, הניתוח משמש השלמה איכותנית לתוצאות הכמותיות ולא תחליף לבדיקת הבדלים סטטיסטית. מתודולוגיה מלאה והרחבה על המגבלות מתועדות בנפרד בקובץ wordcloud_analysis.md.</w:t>
-      </w:r>
+        <w:rPr>
+          <w:rFonts w:cs="Segoe UI"/>
+        </w:rPr>
+      </w:pPr>
+      <w:r>
+        <w:rPr>
+          <w:rFonts w:cs="Segoe UI"/>
+        </w:rPr>
+        <w:t>ההבדלים בין הקבוצות עדינים יותר. בביקורות על נכסי Hidden Gem מופיעים בעשירייה הפותחת הצירופים "great recommendation" ו-"many restaurant", שאינם מופיעים בעשירייה המקבילה של יתר הנכסים – רמז אפשרי להיבט אישי יותר של אינטראקציה עם המארח ושל היכרות עם מסעדות בסביבה, מעבר לתיאור המיקום</w:t>
+      </w:r>
+      <w:r>
+        <w:rPr>
+          <w:rFonts w:cs="Segoe UI" w:hint="cs"/>
+        </w:rPr>
+        <w:t xml:space="preserve">.      </w:t>
+      </w:r>
+      <w:r>
+        <w:rPr>
+          <w:rFonts w:cs="Segoe UI"/>
+        </w:rPr>
+        <w:t>לעומת זאת, בביקורות על יתר הנכסים מופיעים "main attraction"</w:t>
+      </w:r>
+      <w:r>
+        <w:rPr>
+          <w:rFonts w:cs="Segoe UI" w:hint="cs"/>
+        </w:rPr>
+        <w:t xml:space="preserve"> ,</w:t>
+      </w:r>
+      <w:r>
+        <w:rPr>
+          <w:rFonts w:cs="Segoe UI"/>
+        </w:rPr>
+        <w:t xml:space="preserve"> </w:t>
+      </w:r>
+      <w:r>
+        <w:rPr>
+          <w:rFonts w:cs="Segoe UI" w:hint="cs"/>
+        </w:rPr>
+        <w:t>"</w:t>
+      </w:r>
+      <w:r>
+        <w:rPr>
+          <w:rFonts w:cs="Segoe UI"/>
+        </w:rPr>
+        <w:t>comfortable bed" ו-"great time", המתמקדים יותר באתרי תיירות מרכזיים ובסטנדרט הפיזי של הנכס.</w:t>
+      </w:r>
+    </w:p>
+    <w:p>
+      <w:pPr>
+        <w:spacing w:after="120"/>
+      </w:pPr>
+      <w:r>
+        <w:rPr>
+          <w:rFonts w:cs="Segoe UI"/>
+        </w:rPr>
+        <w:t xml:space="preserve"> יש לפרש הבדלים אלה בזהירות רבה: קבוצת ה-Hidden Gems כוללת 1,915 ביקורות בלבד לעומת 337,721 ביקורות בקבוצת ההשוואה, ואי-איזון בסדר גודל כזה מגדיל את הרגישות לתנודות אקראיות בצירופים הנמצאים קרוב לתחתית העשירייה. לכן אין לראות בהבדלים אלה ממצא מובהק</w:t>
+      </w:r>
+      <w:r>
+        <w:rPr>
+          <w:rFonts w:cs="Segoe UI" w:hint="cs"/>
+        </w:rPr>
+        <w:t xml:space="preserve">, </w:t>
+      </w:r>
+      <w:r>
+        <w:rPr>
+          <w:rFonts w:cs="Segoe UI"/>
+        </w:rPr>
+        <w:t xml:space="preserve">אלא לכל היותר מגמה </w:t>
+      </w:r>
+      <w:r>
+        <w:rPr>
+          <w:rFonts w:cs="Segoe UI" w:hint="cs"/>
+        </w:rPr>
+        <w:t>שיכולה להעיד כי</w:t>
+      </w:r>
+      <w:r>
+        <w:rPr>
+          <w:rFonts w:cs="Segoe UI"/>
+        </w:rPr>
+        <w:t xml:space="preserve"> ההבדל בין נכסי Hidden Gem לשאר הנכסים בא לידי ביטוי בעיקר במאפיינים הכמותיים של הנכס ולא בשפה שבה אורחים מתארים את חוויית האיר</w:t>
+      </w:r>
+      <w:r>
+        <w:rPr>
+          <w:rFonts w:cs="Segoe UI" w:hint="cs"/>
+        </w:rPr>
+        <w:t>ו</w:t>
+      </w:r>
+      <w:r>
+        <w:rPr>
+          <w:rFonts w:cs="Segoe UI"/>
+        </w:rPr>
+        <w:t>ח.</w:t>
+      </w:r>
+    </w:p>
+    <w:p>
+      <w:pPr>
+        <w:spacing w:after="120"/>
+      </w:pPr>
     </w:p>
     <w:p>
       <w:pPr>
@@ -9890,7 +8485,139 @@
           <w:color w:val="0B3D4D"/>
           <w:sz w:val="30"/>
         </w:rPr>
+        <w:lastRenderedPageBreak/>
         <w:t>עבודה עתידית</w:t>
+      </w:r>
+    </w:p>
+    <w:p>
+      <w:pPr>
+        <w:pStyle w:val="a0"/>
+        <w:rPr>
+          <w:rFonts w:cs="Segoe UI"/>
+        </w:rPr>
+      </w:pPr>
+      <w:r>
+        <w:rPr>
+          <w:rFonts w:cs="Segoe UI"/>
+        </w:rPr>
+        <w:t>לנסות גם את שיטת ה-</w:t>
+      </w:r>
+      <w:r>
+        <w:rPr>
+          <w:rFonts w:cs="Segoe UI"/>
+          <w:rtl w:val="0"/>
+        </w:rPr>
+        <w:t xml:space="preserve"> </w:t>
+      </w:r>
+      <w:r>
+        <w:rPr>
+          <w:rFonts w:cs="Segoe UI"/>
+          <w:rtl w:val="0"/>
+        </w:rPr>
+        <w:t>k-Nearest Neighbors (kNN)</w:t>
+      </w:r>
+      <w:r>
+        <w:rPr>
+          <w:rFonts w:cs="Segoe UI"/>
+          <w:rtl w:val="0"/>
+        </w:rPr>
+        <w:t xml:space="preserve"> </w:t>
+      </w:r>
+      <w:r>
+        <w:rPr>
+          <w:rFonts w:cs="Segoe UI"/>
+        </w:rPr>
+        <w:t>כשיטה נוספת לחיזוי, ולהשוות את הדיוק שלה מול עץ ההחלטה שבנינו.</w:t>
+      </w:r>
+    </w:p>
+    <w:p>
+      <w:pPr>
+        <w:pStyle w:val="a0"/>
+        <w:rPr>
+          <w:rFonts w:cs="Segoe UI"/>
+        </w:rPr>
+      </w:pPr>
+      <w:r>
+        <w:rPr>
+          <w:rFonts w:cs="Segoe UI"/>
+        </w:rPr>
+        <w:t xml:space="preserve">לבדוק שיטות </w:t>
+      </w:r>
+      <w:r>
+        <w:rPr>
+          <w:rFonts w:cs="Segoe UI"/>
+          <w:rtl w:val="0"/>
+        </w:rPr>
+        <w:t>clustering</w:t>
+      </w:r>
+      <w:r>
+        <w:rPr>
+          <w:rFonts w:cs="Segoe UI"/>
+        </w:rPr>
+        <w:t xml:space="preserve"> נוספות </w:t>
+      </w:r>
+      <w:r>
+        <w:rPr>
+          <w:rFonts w:cs="Segoe UI" w:hint="cs"/>
+        </w:rPr>
+        <w:t>ש</w:t>
+      </w:r>
+      <w:r>
+        <w:rPr>
+          <w:rFonts w:cs="Segoe UI"/>
+        </w:rPr>
+        <w:t xml:space="preserve">אינן מניחות קבוצות עגולות, כמו </w:t>
+      </w:r>
+      <w:r>
+        <w:rPr>
+          <w:rFonts w:cs="Segoe UI"/>
+          <w:rtl w:val="0"/>
+        </w:rPr>
+        <w:t>DBSCAN</w:t>
+      </w:r>
+      <w:r>
+        <w:rPr>
+          <w:rFonts w:cs="Segoe UI"/>
+        </w:rPr>
+        <w:t xml:space="preserve"> או </w:t>
+      </w:r>
+      <w:r>
+        <w:rPr>
+          <w:rFonts w:cs="Segoe UI"/>
+          <w:rtl w:val="0"/>
+        </w:rPr>
+        <w:t>clustering</w:t>
+      </w:r>
+      <w:r>
+        <w:rPr>
+          <w:rFonts w:cs="Segoe UI"/>
+        </w:rPr>
+        <w:t xml:space="preserve"> היררכי </w:t>
+      </w:r>
+      <w:r>
+        <w:rPr>
+          <w:rFonts w:cs="Segoe UI" w:hint="cs"/>
+        </w:rPr>
+        <w:t>-</w:t>
+      </w:r>
+      <w:r>
+        <w:rPr>
+          <w:rFonts w:cs="Segoe UI"/>
+        </w:rPr>
+        <w:t xml:space="preserve"> מכיוון שערכי ה-</w:t>
+      </w:r>
+      <w:r>
+        <w:rPr>
+          <w:rFonts w:cs="Segoe UI"/>
+          <w:rtl w:val="0"/>
+        </w:rPr>
+        <w:t>SSE</w:t>
+      </w:r>
+      <w:r>
+        <w:rPr>
+          <w:rFonts w:cs="Segoe UI"/>
+        </w:rPr>
+        <w:t xml:space="preserve"> בשיטת המרפק יורדים בהדרגה ולא מצביעים על הפרדה חדה במיוחד.</w:t>
       </w:r>
     </w:p>
     <w:p>
@@ -9903,63 +8630,13 @@
         <w:rPr>
           <w:rFonts w:cs="Segoe UI"/>
         </w:rPr>
-        <w:t>לנסות מודל אנסמבל (</w:t>
-      </w:r>
-      <w:proofErr w:type="spellStart"/>
-      <w:r>
-        <w:rPr>
-          <w:rFonts w:cs="Segoe UI"/>
-        </w:rPr>
-        <w:t>Random</w:t>
-      </w:r>
-      <w:proofErr w:type="spellEnd"/>
-      <w:r>
-        <w:rPr>
-          <w:rFonts w:cs="Segoe UI"/>
-        </w:rPr>
-        <w:t xml:space="preserve"> </w:t>
-      </w:r>
-      <w:proofErr w:type="spellStart"/>
-      <w:r>
-        <w:rPr>
-          <w:rFonts w:cs="Segoe UI"/>
-        </w:rPr>
-        <w:t>Forest</w:t>
-      </w:r>
-      <w:proofErr w:type="spellEnd"/>
-      <w:r>
-        <w:rPr>
-          <w:rFonts w:cs="Segoe UI"/>
-        </w:rPr>
-        <w:t xml:space="preserve"> / </w:t>
-      </w:r>
-      <w:proofErr w:type="spellStart"/>
-      <w:r>
-        <w:rPr>
-          <w:rFonts w:cs="Segoe UI"/>
-        </w:rPr>
-        <w:t>Gradient</w:t>
-      </w:r>
-      <w:proofErr w:type="spellEnd"/>
-      <w:r>
-        <w:rPr>
-          <w:rFonts w:cs="Segoe UI"/>
-        </w:rPr>
-        <w:t xml:space="preserve"> </w:t>
-      </w:r>
-      <w:proofErr w:type="spellStart"/>
-      <w:r>
-        <w:rPr>
-          <w:rFonts w:cs="Segoe UI"/>
-        </w:rPr>
-        <w:t>Boosting</w:t>
-      </w:r>
-      <w:proofErr w:type="spellEnd"/>
-      <w:r>
-        <w:rPr>
-          <w:rFonts w:cs="Segoe UI"/>
-        </w:rPr>
-        <w:t>) במקום עץ החלטה בודד, כדי לשפר עוד את דיוק החיזוי ולקבל סימן פער-מחיר מהימן יותר.</w:t>
+        <w:t xml:space="preserve">לוודא את הגדרת ה-Hidden Gem מול </w:t>
+      </w:r>
+      <w:r>
+        <w:rPr>
+          <w:rFonts w:cs="Segoe UI" w:hint="cs"/>
+        </w:rPr>
+        <w:t>גורמים נוספים.</w:t>
       </w:r>
     </w:p>
     <w:p>
@@ -9972,186 +8649,19 @@
         <w:rPr>
           <w:rFonts w:cs="Segoe UI"/>
         </w:rPr>
-        <w:t xml:space="preserve">לבחון שיטות </w:t>
-      </w:r>
-      <w:proofErr w:type="spellStart"/>
-      <w:r>
-        <w:rPr>
-          <w:rFonts w:cs="Segoe UI"/>
-        </w:rPr>
-        <w:t>clustering</w:t>
-      </w:r>
-      <w:proofErr w:type="spellEnd"/>
-      <w:r>
-        <w:rPr>
-          <w:rFonts w:cs="Segoe UI"/>
-        </w:rPr>
-        <w:t xml:space="preserve"> שאינן מניחות קבוצות כדוריות (למשל DBSCAN או </w:t>
-      </w:r>
-      <w:proofErr w:type="spellStart"/>
-      <w:r>
-        <w:rPr>
-          <w:rFonts w:cs="Segoe UI"/>
-        </w:rPr>
-        <w:t>clustering</w:t>
-      </w:r>
-      <w:proofErr w:type="spellEnd"/>
-      <w:r>
-        <w:rPr>
-          <w:rFonts w:cs="Segoe UI"/>
-        </w:rPr>
-        <w:t xml:space="preserve"> היררכי), לאור ציוני ה-</w:t>
-      </w:r>
-      <w:proofErr w:type="spellStart"/>
-      <w:r>
-        <w:rPr>
-          <w:rFonts w:cs="Segoe UI"/>
-        </w:rPr>
-        <w:t>Silhouette</w:t>
-      </w:r>
-      <w:proofErr w:type="spellEnd"/>
-      <w:r>
-        <w:rPr>
-          <w:rFonts w:cs="Segoe UI"/>
-        </w:rPr>
-        <w:t xml:space="preserve"> הנמוכים שהתקבלו ב-K-</w:t>
-      </w:r>
-      <w:proofErr w:type="spellStart"/>
-      <w:r>
-        <w:rPr>
-          <w:rFonts w:cs="Segoe UI"/>
-        </w:rPr>
-        <w:t>means</w:t>
-      </w:r>
-      <w:proofErr w:type="spellEnd"/>
-      <w:r>
-        <w:rPr>
-          <w:rFonts w:cs="Segoe UI"/>
-        </w:rPr>
-        <w:t>.</w:t>
-      </w:r>
-    </w:p>
-    <w:p>
-      <w:pPr>
-        <w:pStyle w:val="a0"/>
-        <w:spacing w:after="60"/>
-        <w:ind w:left="0" w:firstLine="0"/>
-      </w:pPr>
-      <w:r>
-        <w:rPr>
-          <w:rFonts w:cs="Segoe UI"/>
-        </w:rPr>
-        <w:t>להעביר את סינון השפה שהוספנו לצעד המקדים עצמו (clean_reviews.py), כך שכל הקבצים בהמשך ייהנו מסינון אנגלית מדויק, לא רק שלב ענני המילים.</w:t>
-      </w:r>
-    </w:p>
-    <w:p>
-      <w:pPr>
-        <w:pStyle w:val="a0"/>
-        <w:spacing w:after="60"/>
-        <w:ind w:left="0" w:firstLine="0"/>
-      </w:pPr>
-      <w:r>
-        <w:rPr>
-          <w:rFonts w:cs="Segoe UI"/>
-        </w:rPr>
-        <w:t>לוודא את הגדרת ה-</w:t>
-      </w:r>
-      <w:proofErr w:type="spellStart"/>
-      <w:r>
-        <w:rPr>
-          <w:rFonts w:cs="Segoe UI"/>
-        </w:rPr>
-        <w:t>Hidden</w:t>
-      </w:r>
-      <w:proofErr w:type="spellEnd"/>
-      <w:r>
-        <w:rPr>
-          <w:rFonts w:cs="Segoe UI"/>
-        </w:rPr>
-        <w:t xml:space="preserve"> </w:t>
-      </w:r>
-      <w:proofErr w:type="spellStart"/>
-      <w:r>
-        <w:rPr>
-          <w:rFonts w:cs="Segoe UI"/>
-        </w:rPr>
-        <w:t>Gem</w:t>
-      </w:r>
-      <w:proofErr w:type="spellEnd"/>
-      <w:r>
-        <w:rPr>
-          <w:rFonts w:cs="Segoe UI"/>
-        </w:rPr>
-        <w:t xml:space="preserve"> מול איתות חיצוני אם יימצא (למשל בדיקה ידנית של מדגם מ-453 הנכסים, או השוואה מול סטטוס </w:t>
-      </w:r>
-      <w:proofErr w:type="spellStart"/>
-      <w:r>
-        <w:rPr>
-          <w:rFonts w:cs="Segoe UI"/>
-        </w:rPr>
-        <w:t>Superhost</w:t>
-      </w:r>
-      <w:proofErr w:type="spellEnd"/>
-      <w:r>
-        <w:rPr>
-          <w:rFonts w:cs="Segoe UI"/>
-        </w:rPr>
-        <w:t xml:space="preserve"> וקצב תגובה).</w:t>
-      </w:r>
-    </w:p>
-    <w:p>
-      <w:pPr>
-        <w:pStyle w:val="a0"/>
-        <w:spacing w:after="60"/>
-        <w:ind w:left="0" w:firstLine="0"/>
-      </w:pPr>
-      <w:r>
-        <w:rPr>
-          <w:rFonts w:cs="Segoe UI"/>
-        </w:rPr>
-        <w:t xml:space="preserve">להרחיב את ניתוח ענני המילים לכל </w:t>
-      </w:r>
-      <w:proofErr w:type="spellStart"/>
-      <w:r>
-        <w:rPr>
-          <w:rFonts w:cs="Segoe UI"/>
-        </w:rPr>
-        <w:t>cluster</w:t>
-      </w:r>
-      <w:proofErr w:type="spellEnd"/>
-      <w:r>
-        <w:rPr>
-          <w:rFonts w:cs="Segoe UI"/>
-        </w:rPr>
-        <w:t xml:space="preserve"> בנפרד (שילוב בעיה 3 עם בעיה 4), ולבדוק האם הבדלים בשפת הביקורות מתגלים דווקא בהשוואה בין טיפוסי הנכס השונים, גם אם לא נמצאו בין נכסי </w:t>
-      </w:r>
-      <w:proofErr w:type="spellStart"/>
-      <w:r>
-        <w:rPr>
-          <w:rFonts w:cs="Segoe UI"/>
-        </w:rPr>
-        <w:t>Hidden</w:t>
-      </w:r>
-      <w:proofErr w:type="spellEnd"/>
-      <w:r>
-        <w:rPr>
-          <w:rFonts w:cs="Segoe UI"/>
-        </w:rPr>
-        <w:t xml:space="preserve"> </w:t>
-      </w:r>
-      <w:proofErr w:type="spellStart"/>
-      <w:r>
-        <w:rPr>
-          <w:rFonts w:cs="Segoe UI"/>
-        </w:rPr>
-        <w:t>Gem</w:t>
-      </w:r>
-      <w:proofErr w:type="spellEnd"/>
-      <w:r>
-        <w:rPr>
-          <w:rFonts w:cs="Segoe UI"/>
-        </w:rPr>
-        <w:t xml:space="preserve"> ליתר הנכסים.</w:t>
+        <w:t xml:space="preserve">להרחיב את ניתוח ענני המילים לכל cluster </w:t>
+      </w:r>
+      <w:r>
+        <w:rPr>
+          <w:rFonts w:cs="Segoe UI" w:hint="cs"/>
+        </w:rPr>
+        <w:t xml:space="preserve">שמצאנו </w:t>
+      </w:r>
+      <w:r>
+        <w:rPr>
+          <w:rFonts w:cs="Segoe UI"/>
+        </w:rPr>
+        <w:t>בנפרד ולבדוק האם הבדלים בשפת הביקורות מתגלים דווקא בהשוואה בין טיפוסי הנכס השונים, גם אם לא נמצאו בין נכסי Hidden Gem ליתר הנכסים.</w:t>
       </w:r>
     </w:p>
     <w:p>
@@ -10177,87 +8687,122 @@
       </w:pPr>
       <w:r>
         <w:rPr>
-          <w:rFonts w:cs="Segoe UI"/>
-        </w:rPr>
-        <w:t xml:space="preserve">התחלנו מנתוני נכסים וטקסט ביקורות גולמיים, ובנינו </w:t>
-      </w:r>
-      <w:proofErr w:type="spellStart"/>
-      <w:r>
-        <w:rPr>
-          <w:rFonts w:cs="Segoe UI"/>
-        </w:rPr>
-        <w:t>פייפליין</w:t>
-      </w:r>
-      <w:proofErr w:type="spellEnd"/>
-      <w:r>
-        <w:rPr>
-          <w:rFonts w:cs="Segoe UI"/>
-        </w:rPr>
-        <w:t xml:space="preserve"> מקצה-לקצה ש-(1) לומד קו בסיס לחיזוי מחיר על בסיס מאפיינים מבניים של הנכס בלבד, מאומן על 20% מהנכסים ונבדק על 80% כדי להבטיח הערכת </w:t>
-      </w:r>
-      <w:proofErr w:type="spellStart"/>
-      <w:r>
-        <w:rPr>
-          <w:rFonts w:cs="Segoe UI"/>
-        </w:rPr>
-        <w:t>out-of-sample</w:t>
-      </w:r>
-      <w:proofErr w:type="spellEnd"/>
-      <w:r>
-        <w:rPr>
-          <w:rFonts w:cs="Segoe UI"/>
-        </w:rPr>
-        <w:t xml:space="preserve"> אמינה לאוכלוסייה הגדולה ביותר האפשרית, (2) משלב נפח ביקורות, סנטימנט, ופער מחיר-מול-חיזוי — הנבדק רק על נכסים בקבוצת הבדיקה — להגדרה עקבית של "</w:t>
-      </w:r>
-      <w:proofErr w:type="spellStart"/>
-      <w:r>
-        <w:rPr>
-          <w:rFonts w:cs="Segoe UI"/>
-        </w:rPr>
-        <w:t>Hidden</w:t>
-      </w:r>
-      <w:proofErr w:type="spellEnd"/>
-      <w:r>
-        <w:rPr>
-          <w:rFonts w:cs="Segoe UI"/>
-        </w:rPr>
-        <w:t xml:space="preserve"> </w:t>
-      </w:r>
-      <w:proofErr w:type="spellStart"/>
-      <w:r>
-        <w:rPr>
-          <w:rFonts w:cs="Segoe UI"/>
-        </w:rPr>
-        <w:t>Gem</w:t>
-      </w:r>
-      <w:proofErr w:type="spellEnd"/>
-      <w:r>
-        <w:rPr>
-          <w:rFonts w:cs="Segoe UI"/>
-        </w:rPr>
-        <w:t xml:space="preserve">", (3) מראה ש-453 הנכסים שהתקבלו מתחלקים לארבע תתי-סוגים נבדלים לפי גודל הנכס ורמת האבזור שלו, ו-(4) משתמש בכריית טקסט כדי לבדוק האם ההבדל הזה בא לידי ביטוי גם בשפת הביקורות — ומוצא שלא. הקפדה על טיפול נכון במזהי נכסים </w:t>
-      </w:r>
-      <w:r>
-        <w:rPr>
-          <w:rFonts w:cs="Segoe UI"/>
-        </w:rPr>
-        <w:lastRenderedPageBreak/>
-        <w:t>ארוכים (מחרוזת ולא מספר עשרוני), סינון שפה מדויק (</w:t>
-      </w:r>
-      <w:proofErr w:type="spellStart"/>
-      <w:r>
-        <w:rPr>
-          <w:rFonts w:cs="Segoe UI"/>
-        </w:rPr>
-        <w:t>langdetect</w:t>
-      </w:r>
-      <w:proofErr w:type="spellEnd"/>
-      <w:r>
-        <w:rPr>
-          <w:rFonts w:cs="Segoe UI"/>
-        </w:rPr>
-        <w:t>) והערכת מודל אך ורק על נתונים בלתי-נראים באימון, חיזקה את מהימנות התוצאות הסופיות.</w:t>
-      </w:r>
+          <w:rFonts w:cs="Segoe UI" w:hint="cs"/>
+        </w:rPr>
+        <w:t>התהליך שעשינו כלל</w:t>
+      </w:r>
+      <w:r>
+        <w:rPr>
+          <w:rFonts w:cs="Segoe UI"/>
+        </w:rPr>
+        <w:t xml:space="preserve"> ניקוי הנתונים הגולמיים, בניית מודל חיזוי מחיר, זיהוי נכסי </w:t>
+      </w:r>
+      <w:r>
+        <w:rPr>
+          <w:rFonts w:cs="Segoe UI"/>
+          <w:rtl w:val="0"/>
+        </w:rPr>
+        <w:t>Hidden Gem</w:t>
+      </w:r>
+      <w:r>
+        <w:rPr>
+          <w:rFonts w:cs="Segoe UI"/>
+        </w:rPr>
+        <w:t xml:space="preserve">, חלוקתם לתתי-קבוצות, ולבסוף בדיקת שפת הביקורות עליהם. בבעיה 1 בנינו עץ החלטה לחיזוי מחיר, והקפדנו על חלוקה לקבוצת אימון ובדיקה כדי למנוע </w:t>
+      </w:r>
+      <w:r>
+        <w:rPr>
+          <w:rFonts w:cs="Segoe UI"/>
+          <w:rtl w:val="0"/>
+        </w:rPr>
+        <w:t>Overfitting</w:t>
+      </w:r>
+      <w:r>
+        <w:rPr>
+          <w:rFonts w:cs="Segoe UI"/>
+        </w:rPr>
+        <w:t>. בבעיה 3 חילקנו את ה-</w:t>
+      </w:r>
+      <w:r>
+        <w:rPr>
+          <w:rFonts w:cs="Segoe UI"/>
+          <w:rtl w:val="0"/>
+        </w:rPr>
+        <w:t>Hidden Gems</w:t>
+      </w:r>
+      <w:r>
+        <w:rPr>
+          <w:rFonts w:cs="Segoe UI"/>
+        </w:rPr>
+        <w:t xml:space="preserve"> לארבע קבוצות באמצעות </w:t>
+      </w:r>
+      <w:r>
+        <w:rPr>
+          <w:rFonts w:cs="Segoe UI"/>
+          <w:rtl w:val="0"/>
+        </w:rPr>
+        <w:t>K-means</w:t>
+      </w:r>
+      <w:r>
+        <w:rPr>
+          <w:rFonts w:cs="Segoe UI"/>
+        </w:rPr>
+        <w:t>, כאשר מספר הקבוצות נבחר בעזרת שיטת המרפק</w:t>
+      </w:r>
+      <w:r>
+        <w:rPr>
+          <w:rFonts w:cs="Segoe UI" w:hint="cs"/>
+        </w:rPr>
+        <w:t xml:space="preserve">. </w:t>
+      </w:r>
+      <w:r>
+        <w:rPr>
+          <w:rFonts w:cs="Segoe UI"/>
+        </w:rPr>
+        <w:t xml:space="preserve">תיקוף החלוקה מול משתנים חיצוניים הראה שהיא קשורה בעיקר למחיר הנכס ולא לסוג החדר </w:t>
+      </w:r>
+      <w:r>
+        <w:rPr>
+          <w:rFonts w:cs="Segoe UI" w:hint="cs"/>
+        </w:rPr>
+        <w:t>-</w:t>
+      </w:r>
+      <w:r>
+        <w:rPr>
+          <w:rFonts w:cs="Segoe UI"/>
+        </w:rPr>
+        <w:t xml:space="preserve"> סימן שהקבוצות משקפות הבדל אמיתי בגודל ובאבזור הנכס, ולא חלוקה מקרית. הממצא המפתיע ביותר התגלה בבעיה 4</w:t>
+      </w:r>
+      <w:r>
+        <w:rPr>
+          <w:rFonts w:cs="Segoe UI" w:hint="cs"/>
+        </w:rPr>
+        <w:t xml:space="preserve"> -</w:t>
+      </w:r>
+      <w:r>
+        <w:rPr>
+          <w:rFonts w:cs="Segoe UI"/>
+        </w:rPr>
+        <w:t xml:space="preserve"> בניגוד לציפייה, שפת הביקורות כמעט זהה בין נכסי </w:t>
+      </w:r>
+      <w:r>
+        <w:rPr>
+          <w:rFonts w:cs="Segoe UI"/>
+          <w:rtl w:val="0"/>
+        </w:rPr>
+        <w:t>Hidden Gem</w:t>
+      </w:r>
+      <w:r>
+        <w:rPr>
+          <w:rFonts w:cs="Segoe UI"/>
+        </w:rPr>
+        <w:t xml:space="preserve"> לשאר הנכסים. כלומר, מה שמייחד את הנכסים האלה מתבטא בנתונים הכמותיים שלהם, ולא באופן שבו אורחים בוחרים לתאר את השהות.</w:t>
+      </w:r>
+    </w:p>
+    <w:p>
+      <w:pPr>
+        <w:spacing w:after="120"/>
+      </w:pPr>
     </w:p>
     <w:sectPr>
       <w:pgSz w:w="11906" w:h="16838"/>
@@ -10890,6 +9435,155 @@
     </w:lvl>
   </w:abstractNum>
   <w:abstractNum w:abstractNumId="11" w15:restartNumberingAfterBreak="0">
+    <w:nsid w:val="0C1A03D8"/>
+    <w:multiLevelType w:val="multilevel"/>
+    <w:tmpl w:val="6772E2DE"/>
+    <w:lvl w:ilvl="0">
+      <w:start w:val="1"/>
+      <w:numFmt w:val="bullet"/>
+      <w:lvlText w:val=""/>
+      <w:lvlJc w:val="left"/>
+      <w:pPr>
+        <w:tabs>
+          <w:tab w:val="num" w:pos="720"/>
+        </w:tabs>
+        <w:ind w:left="720" w:hanging="360"/>
+      </w:pPr>
+      <w:rPr>
+        <w:rFonts w:ascii="Symbol" w:hAnsi="Symbol" w:hint="default"/>
+        <w:sz w:val="20"/>
+      </w:rPr>
+    </w:lvl>
+    <w:lvl w:ilvl="1" w:tentative="1">
+      <w:start w:val="1"/>
+      <w:numFmt w:val="bullet"/>
+      <w:lvlText w:val="o"/>
+      <w:lvlJc w:val="left"/>
+      <w:pPr>
+        <w:tabs>
+          <w:tab w:val="num" w:pos="1440"/>
+        </w:tabs>
+        <w:ind w:left="1440" w:hanging="360"/>
+      </w:pPr>
+      <w:rPr>
+        <w:rFonts w:ascii="Courier New" w:hAnsi="Courier New" w:hint="default"/>
+        <w:sz w:val="20"/>
+      </w:rPr>
+    </w:lvl>
+    <w:lvl w:ilvl="2" w:tentative="1">
+      <w:start w:val="1"/>
+      <w:numFmt w:val="bullet"/>
+      <w:lvlText w:val=""/>
+      <w:lvlJc w:val="left"/>
+      <w:pPr>
+        <w:tabs>
+          <w:tab w:val="num" w:pos="2160"/>
+        </w:tabs>
+        <w:ind w:left="2160" w:hanging="360"/>
+      </w:pPr>
+      <w:rPr>
+        <w:rFonts w:ascii="Wingdings" w:hAnsi="Wingdings" w:hint="default"/>
+        <w:sz w:val="20"/>
+      </w:rPr>
+    </w:lvl>
+    <w:lvl w:ilvl="3" w:tentative="1">
+      <w:start w:val="1"/>
+      <w:numFmt w:val="bullet"/>
+      <w:lvlText w:val=""/>
+      <w:lvlJc w:val="left"/>
+      <w:pPr>
+        <w:tabs>
+          <w:tab w:val="num" w:pos="2880"/>
+        </w:tabs>
+        <w:ind w:left="2880" w:hanging="360"/>
+      </w:pPr>
+      <w:rPr>
+        <w:rFonts w:ascii="Wingdings" w:hAnsi="Wingdings" w:hint="default"/>
+        <w:sz w:val="20"/>
+      </w:rPr>
+    </w:lvl>
+    <w:lvl w:ilvl="4" w:tentative="1">
+      <w:start w:val="1"/>
+      <w:numFmt w:val="bullet"/>
+      <w:lvlText w:val=""/>
+      <w:lvlJc w:val="left"/>
+      <w:pPr>
+        <w:tabs>
+          <w:tab w:val="num" w:pos="3600"/>
+        </w:tabs>
+        <w:ind w:left="3600" w:hanging="360"/>
+      </w:pPr>
+      <w:rPr>
+        <w:rFonts w:ascii="Wingdings" w:hAnsi="Wingdings" w:hint="default"/>
+        <w:sz w:val="20"/>
+      </w:rPr>
+    </w:lvl>
+    <w:lvl w:ilvl="5" w:tentative="1">
+      <w:start w:val="1"/>
+      <w:numFmt w:val="bullet"/>
+      <w:lvlText w:val=""/>
+      <w:lvlJc w:val="left"/>
+      <w:pPr>
+        <w:tabs>
+          <w:tab w:val="num" w:pos="4320"/>
+        </w:tabs>
+        <w:ind w:left="4320" w:hanging="360"/>
+      </w:pPr>
+      <w:rPr>
+        <w:rFonts w:ascii="Wingdings" w:hAnsi="Wingdings" w:hint="default"/>
+        <w:sz w:val="20"/>
+      </w:rPr>
+    </w:lvl>
+    <w:lvl w:ilvl="6" w:tentative="1">
+      <w:start w:val="1"/>
+      <w:numFmt w:val="bullet"/>
+      <w:lvlText w:val=""/>
+      <w:lvlJc w:val="left"/>
+      <w:pPr>
+        <w:tabs>
+          <w:tab w:val="num" w:pos="5040"/>
+        </w:tabs>
+        <w:ind w:left="5040" w:hanging="360"/>
+      </w:pPr>
+      <w:rPr>
+        <w:rFonts w:ascii="Wingdings" w:hAnsi="Wingdings" w:hint="default"/>
+        <w:sz w:val="20"/>
+      </w:rPr>
+    </w:lvl>
+    <w:lvl w:ilvl="7" w:tentative="1">
+      <w:start w:val="1"/>
+      <w:numFmt w:val="bullet"/>
+      <w:lvlText w:val=""/>
+      <w:lvlJc w:val="left"/>
+      <w:pPr>
+        <w:tabs>
+          <w:tab w:val="num" w:pos="5760"/>
+        </w:tabs>
+        <w:ind w:left="5760" w:hanging="360"/>
+      </w:pPr>
+      <w:rPr>
+        <w:rFonts w:ascii="Wingdings" w:hAnsi="Wingdings" w:hint="default"/>
+        <w:sz w:val="20"/>
+      </w:rPr>
+    </w:lvl>
+    <w:lvl w:ilvl="8" w:tentative="1">
+      <w:start w:val="1"/>
+      <w:numFmt w:val="bullet"/>
+      <w:lvlText w:val=""/>
+      <w:lvlJc w:val="left"/>
+      <w:pPr>
+        <w:tabs>
+          <w:tab w:val="num" w:pos="6480"/>
+        </w:tabs>
+        <w:ind w:left="6480" w:hanging="360"/>
+      </w:pPr>
+      <w:rPr>
+        <w:rFonts w:ascii="Wingdings" w:hAnsi="Wingdings" w:hint="default"/>
+        <w:sz w:val="20"/>
+      </w:rPr>
+    </w:lvl>
+  </w:abstractNum>
+  <w:abstractNum w:abstractNumId="12" w15:restartNumberingAfterBreak="0">
     <w:nsid w:val="0F863743"/>
     <w:multiLevelType w:val="multilevel"/>
     <w:tmpl w:val="8B629C90"/>
@@ -11038,7 +9732,7 @@
       </w:rPr>
     </w:lvl>
   </w:abstractNum>
-  <w:abstractNum w:abstractNumId="12" w15:restartNumberingAfterBreak="0">
+  <w:abstractNum w:abstractNumId="13" w15:restartNumberingAfterBreak="0">
     <w:nsid w:val="250445BC"/>
     <w:multiLevelType w:val="multilevel"/>
     <w:tmpl w:val="21B809AE"/>
@@ -11187,7 +9881,7 @@
       </w:rPr>
     </w:lvl>
   </w:abstractNum>
-  <w:abstractNum w:abstractNumId="13" w15:restartNumberingAfterBreak="0">
+  <w:abstractNum w:abstractNumId="14" w15:restartNumberingAfterBreak="0">
     <w:nsid w:val="258F064E"/>
     <w:multiLevelType w:val="hybridMultilevel"/>
     <w:tmpl w:val="723A84C0"/>
@@ -11276,7 +9970,7 @@
       </w:pPr>
     </w:lvl>
   </w:abstractNum>
-  <w:abstractNum w:abstractNumId="14" w15:restartNumberingAfterBreak="0">
+  <w:abstractNum w:abstractNumId="15" w15:restartNumberingAfterBreak="0">
     <w:nsid w:val="2DD2120C"/>
     <w:multiLevelType w:val="multilevel"/>
     <w:tmpl w:val="F9A86378"/>
@@ -11389,7 +10083,7 @@
       </w:pPr>
     </w:lvl>
   </w:abstractNum>
-  <w:abstractNum w:abstractNumId="15" w15:restartNumberingAfterBreak="0">
+  <w:abstractNum w:abstractNumId="16" w15:restartNumberingAfterBreak="0">
     <w:nsid w:val="4CE94B82"/>
     <w:multiLevelType w:val="multilevel"/>
     <w:tmpl w:val="F89882E6"/>
@@ -11538,7 +10232,7 @@
       </w:rPr>
     </w:lvl>
   </w:abstractNum>
-  <w:abstractNum w:abstractNumId="16" w15:restartNumberingAfterBreak="0">
+  <w:abstractNum w:abstractNumId="17" w15:restartNumberingAfterBreak="0">
     <w:nsid w:val="7BD3276C"/>
     <w:multiLevelType w:val="hybridMultilevel"/>
     <w:tmpl w:val="D9D691D4"/>
@@ -11682,19 +10376,19 @@
     <w:abstractNumId w:val="7"/>
   </w:num>
   <w:num w:numId="11" w16cid:durableId="836306477">
-    <w:abstractNumId w:val="14"/>
+    <w:abstractNumId w:val="15"/>
   </w:num>
   <w:num w:numId="12" w16cid:durableId="1669870828">
+    <w:abstractNumId w:val="13"/>
+  </w:num>
+  <w:num w:numId="13" w16cid:durableId="2008093198">
     <w:abstractNumId w:val="12"/>
   </w:num>
-  <w:num w:numId="13" w16cid:durableId="2008093198">
-    <w:abstractNumId w:val="11"/>
-  </w:num>
   <w:num w:numId="14" w16cid:durableId="394666151">
-    <w:abstractNumId w:val="15"/>
+    <w:abstractNumId w:val="16"/>
   </w:num>
   <w:num w:numId="15" w16cid:durableId="1523013830">
-    <w:abstractNumId w:val="16"/>
+    <w:abstractNumId w:val="17"/>
   </w:num>
   <w:num w:numId="16" w16cid:durableId="1403022009">
     <w:abstractNumId w:val="9"/>
@@ -11703,7 +10397,10 @@
     <w:abstractNumId w:val="10"/>
   </w:num>
   <w:num w:numId="18" w16cid:durableId="1616909384">
-    <w:abstractNumId w:val="13"/>
+    <w:abstractNumId w:val="14"/>
+  </w:num>
+  <w:num w:numId="19" w16cid:durableId="1936552636">
+    <w:abstractNumId w:val="11"/>
   </w:num>
 </w:numbering>
 </file>
@@ -12097,7 +10794,7 @@
   <w:style w:type="paragraph" w:default="1" w:styleId="a1">
     <w:name w:val="Normal"/>
     <w:qFormat/>
-    <w:rsid w:val="00FC693F"/>
+    <w:rsid w:val="0058315E"/>
     <w:pPr>
       <w:bidi/>
     </w:pPr>

--- a/docs/writeup_lastlyupdated08.08.docx
+++ b/docs/writeup_lastlyupdated08.08.docx
@@ -15,7 +15,55 @@
           <w:sz w:val="36"/>
           <w:szCs w:val="36"/>
         </w:rPr>
-        <w:t>בעקבות הפנינים הנסתרות: זיהוי Hidden Gems בשוק ה-Airbnb ברומא</w:t>
+        <w:t xml:space="preserve">בעקבות הפנינים הנסתרות: זיהוי </w:t>
+      </w:r>
+      <w:proofErr w:type="spellStart"/>
+      <w:r>
+        <w:rPr>
+          <w:sz w:val="36"/>
+          <w:szCs w:val="36"/>
+        </w:rPr>
+        <w:t>Hidden</w:t>
+      </w:r>
+      <w:proofErr w:type="spellEnd"/>
+      <w:r>
+        <w:rPr>
+          <w:sz w:val="36"/>
+          <w:szCs w:val="36"/>
+        </w:rPr>
+        <w:t xml:space="preserve"> </w:t>
+      </w:r>
+      <w:proofErr w:type="spellStart"/>
+      <w:r>
+        <w:rPr>
+          <w:sz w:val="36"/>
+          <w:szCs w:val="36"/>
+        </w:rPr>
+        <w:t>Gems</w:t>
+      </w:r>
+      <w:proofErr w:type="spellEnd"/>
+      <w:r>
+        <w:rPr>
+          <w:sz w:val="36"/>
+          <w:szCs w:val="36"/>
+        </w:rPr>
+        <w:t xml:space="preserve"> בשוק ה-</w:t>
+      </w:r>
+      <w:proofErr w:type="spellStart"/>
+      <w:r>
+        <w:rPr>
+          <w:sz w:val="36"/>
+          <w:szCs w:val="36"/>
+        </w:rPr>
+        <w:t>Airbnb</w:t>
+      </w:r>
+      <w:proofErr w:type="spellEnd"/>
+      <w:r>
+        <w:rPr>
+          <w:sz w:val="36"/>
+          <w:szCs w:val="36"/>
+        </w:rPr>
+        <w:t xml:space="preserve"> ברומא</w:t>
       </w:r>
     </w:p>
     <w:p>
@@ -23,7 +71,21 @@
         <w:rPr>
           <w:rFonts w:hint="cs"/>
         </w:rPr>
-        <w:t>עדי אוזנה | נויה ליכט | הילה צאיג | נעה גרוס</w:t>
+        <w:t xml:space="preserve">עדי אוזנה | נויה </w:t>
+      </w:r>
+      <w:proofErr w:type="spellStart"/>
+      <w:r>
+        <w:rPr>
+          <w:rFonts w:hint="cs"/>
+        </w:rPr>
+        <w:t>ליכט</w:t>
+      </w:r>
+      <w:proofErr w:type="spellEnd"/>
+      <w:r>
+        <w:rPr>
+          <w:rFonts w:hint="cs"/>
+        </w:rPr>
+        <w:t xml:space="preserve"> | הילה צאיג | נעה גרוס</w:t>
       </w:r>
     </w:p>
     <w:p>
@@ -55,7 +117,35 @@
         <w:rPr>
           <w:rFonts w:cs="Segoe UI"/>
         </w:rPr>
-        <w:t>פלטפורמות להשכרה קצרת־טווח, כגון Airbnb, מציעות מגוון רחב של נכסים הנבדלים זה מזה במחיר, במיקום, בדירוגים ובמאפיינים נוספים. עבור המשתמש, ההיצע הרחב מקשה לעיתים לזהות אילו נכסים באמת מציעים תמורה טובה, ולכן הבחירה יכולה להרגיש כמו</w:t>
+        <w:t xml:space="preserve">פלטפורמות להשכרה </w:t>
+      </w:r>
+      <w:proofErr w:type="spellStart"/>
+      <w:r>
+        <w:rPr>
+          <w:rFonts w:cs="Segoe UI"/>
+        </w:rPr>
+        <w:t>קצרת־טווח</w:t>
+      </w:r>
+      <w:proofErr w:type="spellEnd"/>
+      <w:r>
+        <w:rPr>
+          <w:rFonts w:cs="Segoe UI"/>
+        </w:rPr>
+        <w:t xml:space="preserve">, כגון </w:t>
+      </w:r>
+      <w:proofErr w:type="spellStart"/>
+      <w:r>
+        <w:rPr>
+          <w:rFonts w:cs="Segoe UI"/>
+        </w:rPr>
+        <w:t>Airbnb</w:t>
+      </w:r>
+      <w:proofErr w:type="spellEnd"/>
+      <w:r>
+        <w:rPr>
+          <w:rFonts w:cs="Segoe UI"/>
+        </w:rPr>
+        <w:t>, מציעות מגוון רחב של נכסים הנבדלים זה מזה במחיר, במיקום, בדירוגים ובמאפיינים נוספים. עבור המשתמש, ההיצע הרחב מקשה לעיתים לזהות אילו נכסים באמת מציעים תמורה טובה, ולכן הבחירה יכולה להרגיש כמו</w:t>
       </w:r>
       <w:r>
         <w:rPr>
@@ -71,12 +161,42 @@
         </w:rPr>
         <w:t xml:space="preserve"> </w:t>
       </w:r>
-      <w:r>
-        <w:rPr>
-          <w:rFonts w:cs="Segoe UI"/>
-        </w:rPr>
-        <w:t>hit or miss</w:t>
-      </w:r>
+      <w:proofErr w:type="spellStart"/>
+      <w:r>
+        <w:rPr>
+          <w:rFonts w:cs="Segoe UI"/>
+        </w:rPr>
+        <w:t>hit</w:t>
+      </w:r>
+      <w:proofErr w:type="spellEnd"/>
+      <w:r>
+        <w:rPr>
+          <w:rFonts w:cs="Segoe UI"/>
+        </w:rPr>
+        <w:t xml:space="preserve"> </w:t>
+      </w:r>
+      <w:proofErr w:type="spellStart"/>
+      <w:r>
+        <w:rPr>
+          <w:rFonts w:cs="Segoe UI"/>
+        </w:rPr>
+        <w:t>or</w:t>
+      </w:r>
+      <w:proofErr w:type="spellEnd"/>
+      <w:r>
+        <w:rPr>
+          <w:rFonts w:cs="Segoe UI"/>
+        </w:rPr>
+        <w:t xml:space="preserve"> </w:t>
+      </w:r>
+      <w:proofErr w:type="spellStart"/>
+      <w:r>
+        <w:rPr>
+          <w:rFonts w:cs="Segoe UI"/>
+        </w:rPr>
+        <w:t>miss</w:t>
+      </w:r>
+      <w:proofErr w:type="spellEnd"/>
       <w:r>
         <w:rPr>
           <w:rFonts w:cs="Segoe UI"/>
@@ -103,7 +223,21 @@
         <w:rPr>
           <w:rFonts w:cs="Segoe UI"/>
         </w:rPr>
-        <w:t>בפרויקט זה התמקדנו בשוק ה־Airbnb ברומא, איטליה, וביקשנו לזהות נכסים מסוג</w:t>
+        <w:t xml:space="preserve">בפרויקט זה התמקדנו בשוק </w:t>
+      </w:r>
+      <w:proofErr w:type="spellStart"/>
+      <w:r>
+        <w:rPr>
+          <w:rFonts w:cs="Segoe UI"/>
+        </w:rPr>
+        <w:t>ה־Airbnb</w:t>
+      </w:r>
+      <w:proofErr w:type="spellEnd"/>
+      <w:r>
+        <w:rPr>
+          <w:rFonts w:cs="Segoe UI"/>
+        </w:rPr>
+        <w:t xml:space="preserve"> ברומא, איטליה, וביקשנו לזהות נכסים מסוג</w:t>
       </w:r>
       <w:r>
         <w:rPr>
@@ -116,7 +250,35 @@
         <w:rPr>
           <w:rFonts w:cs="Segoe UI"/>
         </w:rPr>
-        <w:t>“Hidden Gems”. לצורך הגדרת המושג הסתמכנו על הגדרת</w:t>
+        <w:t>“</w:t>
+      </w:r>
+      <w:proofErr w:type="spellStart"/>
+      <w:r>
+        <w:rPr>
+          <w:rFonts w:cs="Segoe UI"/>
+        </w:rPr>
+        <w:t>Hidden</w:t>
+      </w:r>
+      <w:proofErr w:type="spellEnd"/>
+      <w:r>
+        <w:rPr>
+          <w:rFonts w:cs="Segoe UI"/>
+        </w:rPr>
+        <w:t xml:space="preserve"> </w:t>
+      </w:r>
+      <w:proofErr w:type="spellStart"/>
+      <w:r>
+        <w:rPr>
+          <w:rFonts w:cs="Segoe UI"/>
+        </w:rPr>
+        <w:t>Gems</w:t>
+      </w:r>
+      <w:proofErr w:type="spellEnd"/>
+      <w:r>
+        <w:rPr>
+          <w:rFonts w:cs="Segoe UI"/>
+        </w:rPr>
+        <w:t>”. לצורך הגדרת המושג הסתמכנו על הגדרת</w:t>
       </w:r>
       <w:r>
         <w:rPr>
@@ -125,6 +287,7 @@
         </w:rPr>
         <w:t xml:space="preserve"> </w:t>
       </w:r>
+      <w:proofErr w:type="spellStart"/>
       <w:r>
         <w:rPr>
           <w:rFonts w:cs="Segoe UI"/>
@@ -133,6 +296,7 @@
         </w:rPr>
         <w:t>Wiktionary</w:t>
       </w:r>
+      <w:proofErr w:type="spellEnd"/>
       <w:r>
         <w:rPr>
           <w:rStyle w:val="affc"/>
@@ -144,7 +308,49 @@
         <w:rPr>
           <w:rFonts w:cs="Segoe UI"/>
         </w:rPr>
-        <w:t>, המתארת Hidden Gem כדבר בעל ערך או איכות שאינו זוכה להכרה התואמת את ערכו. מתוך הגדרה זו גזרנו שלושה קריטריונים מדידים המתאימים לעולם ה־Airbnb: מחיר אטרקטיבי ביחס לנכסים דומים, ביקורות חיוביות ורמת פופולריות נמוכה יחסית. כלומר, חיפשנו נכסים המציעים תמורה ואיכות גבוהות, אך עדיין זוכים לפחות הכרה מנכסים דומים בשוק.</w:t>
+        <w:t xml:space="preserve">, המתארת </w:t>
+      </w:r>
+      <w:proofErr w:type="spellStart"/>
+      <w:r>
+        <w:rPr>
+          <w:rFonts w:cs="Segoe UI"/>
+        </w:rPr>
+        <w:t>Hidden</w:t>
+      </w:r>
+      <w:proofErr w:type="spellEnd"/>
+      <w:r>
+        <w:rPr>
+          <w:rFonts w:cs="Segoe UI"/>
+        </w:rPr>
+        <w:t xml:space="preserve"> </w:t>
+      </w:r>
+      <w:proofErr w:type="spellStart"/>
+      <w:r>
+        <w:rPr>
+          <w:rFonts w:cs="Segoe UI"/>
+        </w:rPr>
+        <w:t>Gem</w:t>
+      </w:r>
+      <w:proofErr w:type="spellEnd"/>
+      <w:r>
+        <w:rPr>
+          <w:rFonts w:cs="Segoe UI"/>
+        </w:rPr>
+        <w:t xml:space="preserve"> כדבר בעל ערך או איכות שאינו זוכה להכרה התואמת את ערכו. מתוך הגדרה זו גזרנו שלושה קריטריונים מדידים המתאימים לעולם </w:t>
+      </w:r>
+      <w:proofErr w:type="spellStart"/>
+      <w:r>
+        <w:rPr>
+          <w:rFonts w:cs="Segoe UI"/>
+        </w:rPr>
+        <w:t>ה־Airbnb</w:t>
+      </w:r>
+      <w:proofErr w:type="spellEnd"/>
+      <w:r>
+        <w:rPr>
+          <w:rFonts w:cs="Segoe UI"/>
+        </w:rPr>
+        <w:t>: מחיר אטרקטיבי ביחס לנכסים דומים, ביקורות חיוביות ורמת פופולריות נמוכה יחסית. כלומר, חיפשנו נכסים המציעים תמורה ואיכות גבוהות, אך עדיין זוכים לפחות הכרה מנכסים דומים בשוק.</w:t>
       </w:r>
     </w:p>
     <w:p>
@@ -158,7 +364,21 @@
         <w:rPr>
           <w:rFonts w:cs="Segoe UI"/>
         </w:rPr>
-        <w:t>מטרת הפרויקט הייתה לבחון האם ניתן לזהות נכסים כאלה באופן אוטומטי באמצעות נתוני נכסים וביקורות ציבוריות, להבין אילו מאפיינים מייחדים אותם משאר השוק, ולבדוק האם ניתן לזהות בתוכם תת־קבוצות בעלות מאפיינים משותפים.</w:t>
+        <w:t xml:space="preserve">מטרת הפרויקט הייתה לבחון האם ניתן לזהות נכסים כאלה באופן אוטומטי באמצעות נתוני נכסים וביקורות ציבוריות, להבין אילו מאפיינים מייחדים אותם משאר השוק, ולבדוק האם ניתן לזהות בתוכם </w:t>
+      </w:r>
+      <w:proofErr w:type="spellStart"/>
+      <w:r>
+        <w:rPr>
+          <w:rFonts w:cs="Segoe UI"/>
+        </w:rPr>
+        <w:t>תת־קבוצות</w:t>
+      </w:r>
+      <w:proofErr w:type="spellEnd"/>
+      <w:r>
+        <w:rPr>
+          <w:rFonts w:cs="Segoe UI"/>
+        </w:rPr>
+        <w:t xml:space="preserve"> בעלות מאפיינים משותפים.</w:t>
       </w:r>
     </w:p>
     <w:p>
@@ -347,17 +567,6 @@
     <w:p>
       <w:pPr>
         <w:spacing w:after="20"/>
-        <w:rPr>
-          <w:rFonts w:cs="Segoe UI"/>
-          <w:b/>
-          <w:color w:val="0072B2"/>
-          <w:rtl w:val="0"/>
-        </w:rPr>
-      </w:pPr>
-    </w:p>
-    <w:p>
-      <w:pPr>
-        <w:spacing w:after="20"/>
       </w:pPr>
       <w:r>
         <w:rPr>
@@ -498,11 +707,61 @@
         </w:rPr>
         <w:t>ה-</w:t>
       </w:r>
-      <w:r>
-        <w:rPr>
-          <w:rFonts w:cs="Segoe UI"/>
-        </w:rPr>
-        <w:t>Hidden Gems היה להעריך מהו המחיר הצפוי של כל נכס בהתאם למאפייניו. הנחנו כי מחירו של נכס מושפע ממאפיינים נצפים, ובהם מיקומו, סוג הנכס, קיבולתו ורמת האבזור שלו. בהתאם לכך, פער בין המחיר בפועל לבין המחיר שחזה המודל עשוי להעיד על כך שהנכס מתומחר בחסר או ביתר ביחס לנכסים בעלי מאפיינים דומים. מדד זה שימש בהמשך כאחד הקריטריונים לזיהוי נכסי Hidden Gem.</w:t>
+      <w:proofErr w:type="spellStart"/>
+      <w:r>
+        <w:rPr>
+          <w:rFonts w:cs="Segoe UI"/>
+        </w:rPr>
+        <w:t>Hidden</w:t>
+      </w:r>
+      <w:proofErr w:type="spellEnd"/>
+      <w:r>
+        <w:rPr>
+          <w:rFonts w:cs="Segoe UI"/>
+        </w:rPr>
+        <w:t xml:space="preserve"> </w:t>
+      </w:r>
+      <w:proofErr w:type="spellStart"/>
+      <w:r>
+        <w:rPr>
+          <w:rFonts w:cs="Segoe UI"/>
+        </w:rPr>
+        <w:t>Gems</w:t>
+      </w:r>
+      <w:proofErr w:type="spellEnd"/>
+      <w:r>
+        <w:rPr>
+          <w:rFonts w:cs="Segoe UI"/>
+        </w:rPr>
+        <w:t xml:space="preserve"> היה להעריך מהו המחיר הצפוי של כל נכס בהתאם למאפייניו. הנחנו כי מחירו של נכס מושפע ממאפיינים נצפים, ובהם מיקומו, סוג הנכס, קיבולתו ורמת האבזור שלו. בהתאם לכך, פער בין המחיר בפועל לבין המחיר שחזה המודל עשוי להעיד על כך שהנכס מתומחר בחסר או ביתר ביחס לנכסים בעלי מאפיינים דומים. מדד זה שימש בהמשך כאחד הקריטריונים לזיהוי נכסי </w:t>
+      </w:r>
+      <w:proofErr w:type="spellStart"/>
+      <w:r>
+        <w:rPr>
+          <w:rFonts w:cs="Segoe UI"/>
+        </w:rPr>
+        <w:t>Hidden</w:t>
+      </w:r>
+      <w:proofErr w:type="spellEnd"/>
+      <w:r>
+        <w:rPr>
+          <w:rFonts w:cs="Segoe UI"/>
+        </w:rPr>
+        <w:t xml:space="preserve"> </w:t>
+      </w:r>
+      <w:proofErr w:type="spellStart"/>
+      <w:r>
+        <w:rPr>
+          <w:rFonts w:cs="Segoe UI"/>
+        </w:rPr>
+        <w:t>Gem</w:t>
+      </w:r>
+      <w:proofErr w:type="spellEnd"/>
+      <w:r>
+        <w:rPr>
+          <w:rFonts w:cs="Segoe UI"/>
+        </w:rPr>
+        <w:t>.</w:t>
       </w:r>
     </w:p>
     <w:p>
@@ -530,7 +789,35 @@
         <w:rPr>
           <w:rFonts w:cs="Segoe UI"/>
         </w:rPr>
-        <w:t>לצורך חיזוי המחיר השתמשנו במודל עץ החלטה. מכיוון שהתפלגות המחירים הייתה מוטה וכללה גם מחירים חריגים, המודל נבנה לחיזוי הלוגריתם של מחיר הנכס ולא המחיר עצמו. כך צמצמנו את השפעתם של ערכים קיצוניים על החיזוי. כדי למנוע מהעץ להפוך למורכב מדי, הגבלנו את עומקו ואת מספר הדגימות המינימלי בכל עלה (max_depth=8, min_samples_leaf=20). ערכים אלה נבחרו באמצעות</w:t>
+        <w:t>לצורך חיזוי המחיר השתמשנו במודל עץ החלטה. מכיוון שהתפלגות המחירים הייתה מוטה וכללה גם מחירים חריגים, המודל נבנה לחיזוי הלוגריתם של מחיר הנכס ולא המחיר עצמו. כך צמצמנו את השפעתם של ערכים קיצוניים על החיזוי. כדי למנוע מהעץ להפוך למורכב מדי, הגבלנו את עומקו ואת מספר הדגימות המינימלי בכל עלה (</w:t>
+      </w:r>
+      <w:proofErr w:type="spellStart"/>
+      <w:r>
+        <w:rPr>
+          <w:rFonts w:cs="Segoe UI"/>
+        </w:rPr>
+        <w:t>max_depth</w:t>
+      </w:r>
+      <w:proofErr w:type="spellEnd"/>
+      <w:r>
+        <w:rPr>
+          <w:rFonts w:cs="Segoe UI"/>
+        </w:rPr>
+        <w:t xml:space="preserve">=8, </w:t>
+      </w:r>
+      <w:proofErr w:type="spellStart"/>
+      <w:r>
+        <w:rPr>
+          <w:rFonts w:cs="Segoe UI"/>
+        </w:rPr>
+        <w:t>min_samples_leaf</w:t>
+      </w:r>
+      <w:proofErr w:type="spellEnd"/>
+      <w:r>
+        <w:rPr>
+          <w:rFonts w:cs="Segoe UI"/>
+        </w:rPr>
+        <w:t>=20). ערכים אלה נבחרו באמצעות</w:t>
       </w:r>
       <w:r>
         <w:rPr>
@@ -539,11 +826,19 @@
         </w:rPr>
         <w:t xml:space="preserve"> </w:t>
       </w:r>
-      <w:r>
-        <w:rPr>
-          <w:rFonts w:cs="Segoe UI"/>
-        </w:rPr>
-        <w:t>cross-validation על קבוצת האימון בלבד.</w:t>
+      <w:proofErr w:type="spellStart"/>
+      <w:r>
+        <w:rPr>
+          <w:rFonts w:cs="Segoe UI"/>
+        </w:rPr>
+        <w:t>cross-validation</w:t>
+      </w:r>
+      <w:proofErr w:type="spellEnd"/>
+      <w:r>
+        <w:rPr>
+          <w:rFonts w:cs="Segoe UI"/>
+        </w:rPr>
+        <w:t xml:space="preserve"> על קבוצת האימון בלבד.</w:t>
       </w:r>
     </w:p>
     <w:p>
@@ -593,11 +888,33 @@
         </w:rPr>
         <w:t xml:space="preserve"> </w:t>
       </w:r>
-      <w:r>
-        <w:rPr>
-          <w:rFonts w:cs="Segoe UI"/>
-        </w:rPr>
-        <w:t>Hidden Gems, ולכן רצינו שמודל חיזוי המחיר יתבסס ככל האפשר על מאפייני הנכס עצמו ולא על מידת ההצלחה או הביקוש שלו בפועל. מאותה סיבה הוסר גם המשתנה</w:t>
+      <w:proofErr w:type="spellStart"/>
+      <w:r>
+        <w:rPr>
+          <w:rFonts w:cs="Segoe UI"/>
+        </w:rPr>
+        <w:t>Hidden</w:t>
+      </w:r>
+      <w:proofErr w:type="spellEnd"/>
+      <w:r>
+        <w:rPr>
+          <w:rFonts w:cs="Segoe UI"/>
+        </w:rPr>
+        <w:t xml:space="preserve"> </w:t>
+      </w:r>
+      <w:proofErr w:type="spellStart"/>
+      <w:r>
+        <w:rPr>
+          <w:rFonts w:cs="Segoe UI"/>
+        </w:rPr>
+        <w:t>Gems</w:t>
+      </w:r>
+      <w:proofErr w:type="spellEnd"/>
+      <w:r>
+        <w:rPr>
+          <w:rFonts w:cs="Segoe UI"/>
+        </w:rPr>
+        <w:t>, ולכן רצינו שמודל חיזוי המחיר יתבסס ככל האפשר על מאפייני הנכס עצמו ולא על מידת ההצלחה או הביקוש שלו בפועל. מאותה סיבה הוסר גם המשתנה</w:t>
       </w:r>
       <w:r>
         <w:rPr>
@@ -708,13 +1025,23 @@
           <w:rFonts w:cs="Segoe UI"/>
         </w:rPr>
       </w:pPr>
+      <w:proofErr w:type="spellStart"/>
       <w:r>
         <w:rPr>
           <w:rFonts w:cs="Segoe UI"/>
           <w:b/>
           <w:color w:val="0072B2"/>
         </w:rPr>
-        <w:t>Setup:</w:t>
+        <w:t>Setup</w:t>
+      </w:r>
+      <w:proofErr w:type="spellEnd"/>
+      <w:r>
+        <w:rPr>
+          <w:rFonts w:cs="Segoe UI"/>
+          <w:b/>
+          <w:color w:val="0072B2"/>
+        </w:rPr>
+        <w:t>:</w:t>
       </w:r>
     </w:p>
     <w:p>
@@ -738,11 +1065,19 @@
         </w:rPr>
         <w:t xml:space="preserve"> </w:t>
       </w:r>
-      <w:r>
-        <w:rPr>
-          <w:rFonts w:cs="Segoe UI"/>
-        </w:rPr>
-        <w:t>cross-validation, בעוד שקבוצת הבדיקה נשמרה להערכת הביצועים הסופית ולחיזוי מחירים עבור נכסים שלא נכללו בתהליך האימון.</w:t>
+      <w:proofErr w:type="spellStart"/>
+      <w:r>
+        <w:rPr>
+          <w:rFonts w:cs="Segoe UI"/>
+        </w:rPr>
+        <w:t>cross-validation</w:t>
+      </w:r>
+      <w:proofErr w:type="spellEnd"/>
+      <w:r>
+        <w:rPr>
+          <w:rFonts w:cs="Segoe UI"/>
+        </w:rPr>
+        <w:t>, בעוד שקבוצת הבדיקה נשמרה להערכת הביצועים הסופית ולחיזוי מחירים עבור נכסים שלא נכללו בתהליך האימון.</w:t>
       </w:r>
     </w:p>
     <w:p>
@@ -1265,7 +1600,21 @@
         <w:rPr>
           <w:rFonts w:cs="Segoe UI"/>
         </w:rPr>
-        <w:t>ניתוח תוצאות המודל מצביע על רמת דיוק טובה, במיוחד לאור העובדה שהחיזוי מתבסס אך ורק על מאפיינים פיזיים ותפעוליים, ללא שילוב של משתני ביקוש או פופולריות. בחינת השגיאה המוחלטת הממוצעת (MAE) מעלה כי המודל חורג בממוצע בכ-€64.12 בלבד ממחיר הלילה בפועל של הנכסים. במקביל, מדד הסטייה היחסית (MAPE) מראה כי תחזית המודל סוטה בממוצע בכ-30.08% מהמחיר האמיתי, נתון סביר המעיד על יכולת טובה להעריך את מחיר השוק ההוגן של הנכס.</w:t>
+        <w:t xml:space="preserve">ניתוח תוצאות המודל מצביע על רמת דיוק טובה, במיוחד לאור העובדה שהחיזוי מתבסס אך ורק על מאפיינים פיזיים ותפעוליים, ללא שילוב של משתני ביקוש או פופולריות. בחינת השגיאה המוחלטת הממוצעת (MAE) מעלה כי המודל חורג בממוצע </w:t>
+      </w:r>
+      <w:proofErr w:type="spellStart"/>
+      <w:r>
+        <w:rPr>
+          <w:rFonts w:cs="Segoe UI"/>
+        </w:rPr>
+        <w:t>בכ</w:t>
+      </w:r>
+      <w:proofErr w:type="spellEnd"/>
+      <w:r>
+        <w:rPr>
+          <w:rFonts w:cs="Segoe UI"/>
+        </w:rPr>
+        <w:t>-€64.12 בלבד ממחיר הלילה בפועל של הנכסים. במקביל, מדד הסטייה היחסית (MAPE) מראה כי תחזית המודל סוטה בממוצע בכ-30.08% מהמחיר האמיתי, נתון סביר המעיד על יכולת טובה להעריך את מחיר השוק ההוגן של הנכס.</w:t>
       </w:r>
     </w:p>
     <w:p>
@@ -1341,7 +1690,21 @@
         <w:rPr>
           <w:rFonts w:cs="Segoe UI"/>
         </w:rPr>
-        <w:t>(Overfitting). המשמעות היא שהמודל לא פשוט "שינן" את נתוני האימון, אלא למד חוקיות אמיתית המאפשרת לו לחזות מחירים של נכסים חדשים באותה רמת דיוק.</w:t>
+        <w:t>(</w:t>
+      </w:r>
+      <w:proofErr w:type="spellStart"/>
+      <w:r>
+        <w:rPr>
+          <w:rFonts w:cs="Segoe UI"/>
+        </w:rPr>
+        <w:t>Overfitting</w:t>
+      </w:r>
+      <w:proofErr w:type="spellEnd"/>
+      <w:r>
+        <w:rPr>
+          <w:rFonts w:cs="Segoe UI"/>
+        </w:rPr>
+        <w:t>). המשמעות היא שהמודל לא פשוט "שינן" את נתוני האימון, אלא למד חוקיות אמיתית המאפשרת לו לחזות מחירים של נכסים חדשים באותה רמת דיוק.</w:t>
       </w:r>
     </w:p>
     <w:p>
@@ -1355,7 +1718,49 @@
         <w:rPr>
           <w:rFonts w:cs="Segoe UI"/>
         </w:rPr>
-        <w:t>לבסוף, חשוב להדגיש כי תפקיד המודל בשלב זה אינו למצוא ישירות את נכסי ה-Hidden Gems, אלא לייצר "מחיר שוק צפוי" שיהווה בסיס להשוואה. הפער בין המחיר האמיתי למחיר החזוי מוגדר כשארית (Residual):</w:t>
+        <w:t>לבסוף, חשוב להדגיש כי תפקיד המודל בשלב זה אינו למצוא ישירות את נכסי ה-</w:t>
+      </w:r>
+      <w:proofErr w:type="spellStart"/>
+      <w:r>
+        <w:rPr>
+          <w:rFonts w:cs="Segoe UI"/>
+        </w:rPr>
+        <w:t>Hidden</w:t>
+      </w:r>
+      <w:proofErr w:type="spellEnd"/>
+      <w:r>
+        <w:rPr>
+          <w:rFonts w:cs="Segoe UI"/>
+        </w:rPr>
+        <w:t xml:space="preserve"> </w:t>
+      </w:r>
+      <w:proofErr w:type="spellStart"/>
+      <w:r>
+        <w:rPr>
+          <w:rFonts w:cs="Segoe UI"/>
+        </w:rPr>
+        <w:t>Gems</w:t>
+      </w:r>
+      <w:proofErr w:type="spellEnd"/>
+      <w:r>
+        <w:rPr>
+          <w:rFonts w:cs="Segoe UI"/>
+        </w:rPr>
+        <w:t>, אלא לייצר "מחיר שוק צפוי" שיהווה בסיס להשוואה. הפער בין המחיר האמיתי למחיר החזוי מוגדר כשארית (</w:t>
+      </w:r>
+      <w:proofErr w:type="spellStart"/>
+      <w:r>
+        <w:rPr>
+          <w:rFonts w:cs="Segoe UI"/>
+        </w:rPr>
+        <w:t>Residual</w:t>
+      </w:r>
+      <w:proofErr w:type="spellEnd"/>
+      <w:r>
+        <w:rPr>
+          <w:rFonts w:cs="Segoe UI"/>
+        </w:rPr>
+        <w:t>):</w:t>
       </w:r>
     </w:p>
     <w:p>
@@ -1365,6 +1770,7 @@
           <w:rFonts w:cs="Segoe UI"/>
         </w:rPr>
       </w:pPr>
+      <w:proofErr w:type="spellStart"/>
       <m:oMathPara>
         <m:oMath>
           <m:r>
@@ -1376,6 +1782,7 @@
             </w:rPr>
             <m:t>Residual</m:t>
           </m:r>
+          <w:proofErr w:type="spellEnd"/>
           <m:r>
             <m:rPr>
               <m:sty m:val="p"/>
@@ -1434,6 +1841,7 @@
                       </m:r>
                     </m:e>
                     <m:sub>
+                      <w:proofErr w:type="spellStart"/>
                       <m:r>
                         <m:rPr>
                           <m:nor/>
@@ -1443,6 +1851,7 @@
                         </w:rPr>
                         <m:t>actual</m:t>
                       </m:r>
+                      <w:proofErr w:type="spellEnd"/>
                     </m:sub>
                   </m:sSub>
                 </m:e>
@@ -1507,6 +1916,7 @@
                       </m:r>
                     </m:e>
                     <m:sub>
+                      <w:proofErr w:type="spellStart"/>
                       <m:r>
                         <m:rPr>
                           <m:nor/>
@@ -1516,6 +1926,7 @@
                         </w:rPr>
                         <m:t>predicted</m:t>
                       </m:r>
+                      <w:proofErr w:type="spellEnd"/>
                     </m:sub>
                   </m:sSub>
                 </m:e>
@@ -1560,36 +1971,27 @@
     <w:p>
       <w:pPr>
         <w:spacing w:after="20"/>
-        <w:rPr>
-          <w:rFonts w:cs="Segoe UI"/>
-          <w:noProof/>
-          <w:lang w:val="he-IL"/>
-        </w:rPr>
-      </w:pPr>
+      </w:pPr>
+      <w:r>
+        <w:rPr>
+          <w:rFonts w:cs="Segoe UI"/>
+          <w:b/>
+          <w:color w:val="0072B2"/>
+        </w:rPr>
+        <w:lastRenderedPageBreak/>
+        <w:t>בחינה חזותית של תוצאות מודל החיזוי</w:t>
+      </w:r>
+      <w:r>
+        <w:rPr>
+          <w:rFonts w:cs="Segoe UI"/>
+          <w:b/>
+          <w:color w:val="0072B2"/>
+        </w:rPr>
+        <w:t>:</w:t>
+      </w:r>
     </w:p>
     <w:p>
       <w:pPr>
-        <w:spacing w:after="20"/>
-      </w:pPr>
-      <w:r>
-        <w:rPr>
-          <w:rFonts w:cs="Segoe UI"/>
-          <w:b/>
-          <w:color w:val="0072B2"/>
-        </w:rPr>
-        <w:t>בחינה חזותית של תוצאות מודל החיזוי</w:t>
-      </w:r>
-      <w:r>
-        <w:rPr>
-          <w:rFonts w:cs="Segoe UI"/>
-          <w:b/>
-          <w:color w:val="0072B2"/>
-        </w:rPr>
-        <w:t>:</w:t>
-      </w:r>
-    </w:p>
-    <w:p>
-      <w:pPr>
         <w:spacing w:after="120"/>
         <w:rPr>
           <w:rFonts w:cs="Segoe UI"/>
@@ -1600,7 +2002,21 @@
         <w:rPr>
           <w:rFonts w:cs="Segoe UI"/>
         </w:rPr>
-        <w:t>התרשים מציג את תחזיות מודל עץ ההחלטה מול מחירי הנכסים בפועל (בסולם לוגריתמי) עבור קבוצת הבדיקה. קו הרפרנס האפור (</w:t>
+        <w:t xml:space="preserve">התרשים מציג את תחזיות מודל עץ ההחלטה מול מחירי הנכסים בפועל (בסולם לוגריתמי) עבור קבוצת הבדיקה. קו </w:t>
+      </w:r>
+      <w:proofErr w:type="spellStart"/>
+      <w:r>
+        <w:rPr>
+          <w:rFonts w:cs="Segoe UI"/>
+        </w:rPr>
+        <w:t>הרפרנס</w:t>
+      </w:r>
+      <w:proofErr w:type="spellEnd"/>
+      <w:r>
+        <w:rPr>
+          <w:rFonts w:cs="Segoe UI"/>
+        </w:rPr>
+        <w:t xml:space="preserve"> האפור (</w:t>
       </w:r>
       <m:oMath>
         <m:r>
@@ -1641,7 +2057,49 @@
         <w:rPr>
           <w:rFonts w:cs="Segoe UI"/>
         </w:rPr>
-        <w:t xml:space="preserve"> 453 הנכסים שסווגו כ-Hidden Gems. כפי שניתן לראות, נכסים אלו מרוכזים בבירור מתחת לקו הרפרנס, מיקום הממחיש חזותית את היותם מתומחרים </w:t>
+        <w:t xml:space="preserve"> 453 הנכסים שסווגו כ-</w:t>
+      </w:r>
+      <w:proofErr w:type="spellStart"/>
+      <w:r>
+        <w:rPr>
+          <w:rFonts w:cs="Segoe UI"/>
+        </w:rPr>
+        <w:t>Hidden</w:t>
+      </w:r>
+      <w:proofErr w:type="spellEnd"/>
+      <w:r>
+        <w:rPr>
+          <w:rFonts w:cs="Segoe UI"/>
+        </w:rPr>
+        <w:t xml:space="preserve"> </w:t>
+      </w:r>
+      <w:proofErr w:type="spellStart"/>
+      <w:r>
+        <w:rPr>
+          <w:rFonts w:cs="Segoe UI"/>
+        </w:rPr>
+        <w:t>Gems</w:t>
+      </w:r>
+      <w:proofErr w:type="spellEnd"/>
+      <w:r>
+        <w:rPr>
+          <w:rFonts w:cs="Segoe UI"/>
+        </w:rPr>
+        <w:t xml:space="preserve">. כפי שניתן לראות, נכסים אלו מרוכזים בבירור מתחת לקו </w:t>
+      </w:r>
+      <w:proofErr w:type="spellStart"/>
+      <w:r>
+        <w:rPr>
+          <w:rFonts w:cs="Segoe UI"/>
+        </w:rPr>
+        <w:t>הרפרנס</w:t>
+      </w:r>
+      <w:proofErr w:type="spellEnd"/>
+      <w:r>
+        <w:rPr>
+          <w:rFonts w:cs="Segoe UI"/>
+        </w:rPr>
+        <w:t xml:space="preserve">, מיקום הממחיש חזותית את היותם מתומחרים </w:t>
       </w:r>
       <w:r>
         <w:rPr>
@@ -1653,7 +2111,21 @@
         <w:rPr>
           <w:rFonts w:cs="Segoe UI"/>
         </w:rPr>
-        <w:t xml:space="preserve"> (בעלי Residual שלילי) ביחס למחיר השוק הצפוי להם.</w:t>
+        <w:t xml:space="preserve"> (בעלי </w:t>
+      </w:r>
+      <w:proofErr w:type="spellStart"/>
+      <w:r>
+        <w:rPr>
+          <w:rFonts w:cs="Segoe UI"/>
+        </w:rPr>
+        <w:t>Residual</w:t>
+      </w:r>
+      <w:proofErr w:type="spellEnd"/>
+      <w:r>
+        <w:rPr>
+          <w:rFonts w:cs="Segoe UI"/>
+        </w:rPr>
+        <w:t xml:space="preserve"> שלילי) ביחס למחיר השוק הצפוי להם.</w:t>
       </w:r>
     </w:p>
     <w:p>
@@ -2256,7 +2728,21 @@
         <w:rPr>
           <w:rFonts w:cs="Segoe UI"/>
         </w:rPr>
-        <w:t xml:space="preserve">כדי לבחון האם יש צורך להגביל את מורכבות עץ ההחלטה, השווינו תחילה בין עץ ללא הגבלת מורכבות לבין העץ המוגבל ששימש במודל הסופי. העץ הלא־מוגבל, שאומן על 4,588 נכסים, יצר 4,440 עלים </w:t>
+        <w:t xml:space="preserve">כדי לבחון האם יש צורך להגביל את מורכבות עץ ההחלטה, השווינו תחילה בין עץ ללא הגבלת מורכבות לבין העץ המוגבל ששימש במודל הסופי. העץ </w:t>
+      </w:r>
+      <w:proofErr w:type="spellStart"/>
+      <w:r>
+        <w:rPr>
+          <w:rFonts w:cs="Segoe UI"/>
+        </w:rPr>
+        <w:t>הלא־מוגבל</w:t>
+      </w:r>
+      <w:proofErr w:type="spellEnd"/>
+      <w:r>
+        <w:rPr>
+          <w:rFonts w:cs="Segoe UI"/>
+        </w:rPr>
+        <w:t xml:space="preserve">, שאומן על 4,588 נכסים, יצר 4,440 עלים </w:t>
       </w:r>
       <w:r>
         <w:rPr>
@@ -2277,11 +2763,19 @@
         </w:rPr>
         <w:t xml:space="preserve"> </w:t>
       </w:r>
-      <w:r>
-        <w:rPr>
-          <w:rFonts w:cs="Segoe UI"/>
-        </w:rPr>
-        <w:t>overfitting משמעותי.</w:t>
+      <w:proofErr w:type="spellStart"/>
+      <w:r>
+        <w:rPr>
+          <w:rFonts w:cs="Segoe UI"/>
+        </w:rPr>
+        <w:t>overfitting</w:t>
+      </w:r>
+      <w:proofErr w:type="spellEnd"/>
+      <w:r>
+        <w:rPr>
+          <w:rFonts w:cs="Segoe UI"/>
+        </w:rPr>
+        <w:t xml:space="preserve"> משמעותי.</w:t>
       </w:r>
     </w:p>
     <w:p>
@@ -2304,11 +2798,33 @@
         </w:rPr>
         <w:t xml:space="preserve"> </w:t>
       </w:r>
-      <w:r>
-        <w:rPr>
-          <w:rFonts w:cs="Segoe UI"/>
-        </w:rPr>
-        <w:t>max_depth=8 ו־min_samples_leaf=20 נבחרו באמצעות</w:t>
+      <w:proofErr w:type="spellStart"/>
+      <w:r>
+        <w:rPr>
+          <w:rFonts w:cs="Segoe UI"/>
+        </w:rPr>
+        <w:t>max_depth</w:t>
+      </w:r>
+      <w:proofErr w:type="spellEnd"/>
+      <w:r>
+        <w:rPr>
+          <w:rFonts w:cs="Segoe UI"/>
+        </w:rPr>
+        <w:t xml:space="preserve">=8 </w:t>
+      </w:r>
+      <w:proofErr w:type="spellStart"/>
+      <w:r>
+        <w:rPr>
+          <w:rFonts w:cs="Segoe UI"/>
+        </w:rPr>
+        <w:t>ו־min_samples_leaf</w:t>
+      </w:r>
+      <w:proofErr w:type="spellEnd"/>
+      <w:r>
+        <w:rPr>
+          <w:rFonts w:cs="Segoe UI"/>
+        </w:rPr>
+        <w:t>=20 נבחרו באמצעות</w:t>
       </w:r>
       <w:r>
         <w:rPr>
@@ -2321,7 +2837,21 @@
         <w:rPr>
           <w:rFonts w:cs="Segoe UI"/>
         </w:rPr>
-        <w:t>5-fold cross-validation על קבוצת האימון בלבד. העץ המוגבל כלל 91 עלים בלבד. לאחר ההגבלה, הפער בין טעות האימון לטעות הבדיקה הצטמצם מ־0.551 ל־0.035, ובמקביל טעות הבדיקה השתפרה מ־0.555 ל־0.427.</w:t>
+        <w:t xml:space="preserve">5-fold </w:t>
+      </w:r>
+      <w:proofErr w:type="spellStart"/>
+      <w:r>
+        <w:rPr>
+          <w:rFonts w:cs="Segoe UI"/>
+        </w:rPr>
+        <w:t>cross-validation</w:t>
+      </w:r>
+      <w:proofErr w:type="spellEnd"/>
+      <w:r>
+        <w:rPr>
+          <w:rFonts w:cs="Segoe UI"/>
+        </w:rPr>
+        <w:t xml:space="preserve"> על קבוצת האימון בלבד. העץ המוגבל כלל 91 עלים בלבד. לאחר ההגבלה, הפער בין טעות האימון לטעות הבדיקה הצטמצם מ־0.551 ל־0.035, ובמקביל טעות הבדיקה השתפרה מ־0.555 ל־0.427.</w:t>
       </w:r>
     </w:p>
     <w:p>
@@ -2335,7 +2865,35 @@
         <w:rPr>
           <w:rFonts w:cs="Segoe UI"/>
         </w:rPr>
-        <w:t>השוואה זו הראתה כי הגבלת מורכבות העץ משפרת את יכולתו להכליל לנכסים שלא ראה במהלך האימון. מסיבה זו, זיהוי ה־Hidden Gems בוצע רק על נכסים מקבוצת הבדיקה, כך שפער המחיר שעליו מבוסס הקריטריון חושב תמיד עבור נכס שלא שימש לאימון המודל.</w:t>
+        <w:t xml:space="preserve">השוואה זו הראתה כי הגבלת מורכבות העץ משפרת את יכולתו להכליל לנכסים שלא ראה במהלך האימון. מסיבה זו, זיהוי </w:t>
+      </w:r>
+      <w:proofErr w:type="spellStart"/>
+      <w:r>
+        <w:rPr>
+          <w:rFonts w:cs="Segoe UI"/>
+        </w:rPr>
+        <w:t>ה־Hidden</w:t>
+      </w:r>
+      <w:proofErr w:type="spellEnd"/>
+      <w:r>
+        <w:rPr>
+          <w:rFonts w:cs="Segoe UI"/>
+        </w:rPr>
+        <w:t xml:space="preserve"> </w:t>
+      </w:r>
+      <w:proofErr w:type="spellStart"/>
+      <w:r>
+        <w:rPr>
+          <w:rFonts w:cs="Segoe UI"/>
+        </w:rPr>
+        <w:t>Gems</w:t>
+      </w:r>
+      <w:proofErr w:type="spellEnd"/>
+      <w:r>
+        <w:rPr>
+          <w:rFonts w:cs="Segoe UI"/>
+        </w:rPr>
+        <w:t xml:space="preserve"> בוצע רק על נכסים מקבוצת הבדיקה, כך שפער המחיר שעליו מבוסס הקריטריון חושב תמיד עבור נכס שלא שימש לאימון המודל.</w:t>
       </w:r>
     </w:p>
     <w:p>
@@ -2523,11 +3081,33 @@
         </w:rPr>
         <w:t>-</w:t>
       </w:r>
-      <w:r>
-        <w:rPr>
-          <w:rFonts w:cs="Segoe UI"/>
-        </w:rPr>
-        <w:t>Hidden Gem אם עמד בשלושת התנאים הבאים:</w:t>
+      <w:proofErr w:type="spellStart"/>
+      <w:r>
+        <w:rPr>
+          <w:rFonts w:cs="Segoe UI"/>
+        </w:rPr>
+        <w:t>Hidden</w:t>
+      </w:r>
+      <w:proofErr w:type="spellEnd"/>
+      <w:r>
+        <w:rPr>
+          <w:rFonts w:cs="Segoe UI"/>
+        </w:rPr>
+        <w:t xml:space="preserve"> </w:t>
+      </w:r>
+      <w:proofErr w:type="spellStart"/>
+      <w:r>
+        <w:rPr>
+          <w:rFonts w:cs="Segoe UI"/>
+        </w:rPr>
+        <w:t>Gem</w:t>
+      </w:r>
+      <w:proofErr w:type="spellEnd"/>
+      <w:r>
+        <w:rPr>
+          <w:rFonts w:cs="Segoe UI"/>
+        </w:rPr>
+        <w:t xml:space="preserve"> אם עמד בשלושת התנאים הבאים:</w:t>
       </w:r>
     </w:p>
     <w:p>
@@ -2702,106 +3282,333 @@
         <w:rPr>
           <w:rFonts w:cs="Segoe UI"/>
         </w:rPr>
-        <w:t>שנית, עשינו בדיקה "בעיניים" (הערכה איכותנית) לנכסים שעברו את הסינון הסופי. עברנו על המחירים, הדירוגים והטקסט החופשי של הביקורות שלהם, פשוט כדי לוודא שהנכסים שהמודל זיהה באמת נראים במציאות כמו מציאה ששווה להמליץ עליה. כדי להשלים את התמונה, ניתוח ממוקד של השפה שבה משתמשים אורחים בביקורות על נכסי ה-</w:t>
-      </w:r>
-      <w:r>
-        <w:rPr>
-          <w:rFonts w:cs="Segoe UI"/>
-          <w:rtl w:val="0"/>
-        </w:rPr>
-        <w:t>Hidden Gems</w:t>
-      </w:r>
-      <w:r>
-        <w:rPr>
-          <w:rFonts w:cs="Segoe UI"/>
-        </w:rPr>
-        <w:t xml:space="preserve"> מוצג בהמשך בבעיה 4, באמצעות ענני מילים.</w:t>
+        <w:t xml:space="preserve">שנית, עשינו בדיקה "בעיניים" (הערכה איכותנית) לנכסים שעברו את הסינון הסופי. עברנו על המחירים, הדירוגים והטקסט החופשי של הביקורות שלהם, פשוט כדי לוודא שהנכסים שהמודל זיהה באמת נראים במציאות כמו מציאה ששווה להמליץ עליה. </w:t>
       </w:r>
     </w:p>
     <w:p>
       <w:pPr>
+        <w:spacing w:after="0"/>
+        <w:rPr>
+          <w:rFonts w:cs="Segoe UI"/>
+        </w:rPr>
+      </w:pPr>
+      <w:r>
+        <w:rPr>
+          <w:rFonts w:cs="Segoe UI" w:hint="cs"/>
+        </w:rPr>
+        <w:t>בנוסף, כדי</w:t>
+      </w:r>
+      <w:r>
+        <w:rPr>
+          <w:rFonts w:cs="Segoe UI"/>
+        </w:rPr>
+        <w:t xml:space="preserve"> לבדוק האם ה־</w:t>
+      </w:r>
+      <w:r>
+        <w:rPr>
+          <w:rFonts w:cs="Segoe UI"/>
+          <w:rtl w:val="0"/>
+        </w:rPr>
+        <w:t>Hidden Gems</w:t>
+      </w:r>
+      <w:r>
+        <w:rPr>
+          <w:rFonts w:cs="Segoe UI"/>
+        </w:rPr>
+        <w:t xml:space="preserve"> שמצאנו אכן משקפים מקומות פחות מוכרים אך איכותיים, ביצענו אימות נוסף מול בר אשל, חברה שמתגוררת באיטליה ומכירה היטב את שוק הדירות והתיירות המקומי. </w:t>
+      </w:r>
+    </w:p>
+    <w:p>
+      <w:pPr>
+        <w:spacing w:after="0"/>
+        <w:rPr>
+          <w:rFonts w:cs="Segoe UI"/>
+        </w:rPr>
+      </w:pPr>
+      <w:r>
+        <w:rPr>
+          <w:rFonts w:cs="Segoe UI"/>
+        </w:rPr>
+        <w:t xml:space="preserve">הצגנו לה את הדירות שעלו בניתוח שלנו, כולל המאפיינים והציונים שהובילו לבחירה שלהן, </w:t>
+      </w:r>
+    </w:p>
+    <w:p>
+      <w:pPr>
+        <w:spacing w:after="0"/>
+        <w:rPr>
+          <w:rFonts w:cs="Segoe UI"/>
+        </w:rPr>
+      </w:pPr>
+      <w:r>
+        <w:rPr>
+          <w:rFonts w:cs="Segoe UI"/>
+        </w:rPr>
+        <w:t xml:space="preserve">וביקשנו ממנה להעריך אותן מנקודת מבט של מישהי שמכירה את השוק האיטלקי. </w:t>
+      </w:r>
+    </w:p>
+    <w:p>
+      <w:pPr>
+        <w:spacing w:after="0"/>
+        <w:rPr>
+          <w:rFonts w:cs="Segoe UI"/>
+        </w:rPr>
+      </w:pPr>
+      <w:r>
+        <w:rPr>
+          <w:rFonts w:cs="Segoe UI"/>
+        </w:rPr>
+        <w:t xml:space="preserve">בר אישרה שהדירות שבחרנו נראות כמו אפשרויות איכותיות ושוות, ואף ציינה שחלק מהן נמצאות באזורים שהיא </w:t>
+      </w:r>
+    </w:p>
+    <w:p>
+      <w:pPr>
+        <w:spacing w:after="0"/>
+        <w:rPr>
+          <w:rFonts w:cs="Segoe UI"/>
+        </w:rPr>
+      </w:pPr>
+      <w:r>
+        <w:rPr>
+          <w:rFonts w:cs="Segoe UI"/>
+        </w:rPr>
+        <w:t xml:space="preserve">עצמה הייתה ממליצה עליהם למי שמחפש חוויה טובה באיטליה. </w:t>
+      </w:r>
+    </w:p>
+    <w:p>
+      <w:pPr>
+        <w:spacing w:after="0"/>
+        <w:rPr>
+          <w:rFonts w:cs="Segoe UI"/>
+        </w:rPr>
+      </w:pPr>
+      <w:r>
+        <w:rPr>
+          <w:rFonts w:cs="Segoe UI"/>
+        </w:rPr>
+        <w:t xml:space="preserve">בנוסף, היא הופתעה לגלות שהיא לא הכירה את רוב הדירות שהצגנו לה, למרות היכרותה עם שוק הדירות המקומי. </w:t>
+      </w:r>
+    </w:p>
+    <w:p>
+      <w:pPr>
+        <w:spacing w:after="0"/>
+        <w:rPr>
+          <w:rFonts w:cs="Segoe UI"/>
+        </w:rPr>
+      </w:pPr>
+      <w:r>
+        <w:rPr>
+          <w:rFonts w:cs="Segoe UI"/>
+        </w:rPr>
+        <w:t xml:space="preserve">היא גם ציינה שהדירות הללו לא בהכרח היו מופיעות לה בחיפוש רגיל, בעיקר משום שהן אינן בין הנכסים הבולטים </w:t>
+      </w:r>
+    </w:p>
+    <w:p>
+      <w:pPr>
+        <w:spacing w:after="0"/>
+        <w:rPr>
+          <w:rFonts w:cs="Segoe UI"/>
+        </w:rPr>
+      </w:pPr>
+      <w:r>
+        <w:rPr>
+          <w:rFonts w:cs="Segoe UI"/>
+        </w:rPr>
+        <w:t xml:space="preserve">והפופולריים ביותר. מבחינתנו, המשוב הזה חיזק את המסקנה שהמודל שלנו מצליח למצוא נכסים איכותיים </w:t>
+      </w:r>
+    </w:p>
+    <w:p>
+      <w:pPr>
+        <w:spacing w:after="0"/>
+        <w:rPr>
+          <w:rFonts w:cs="Segoe UI"/>
+        </w:rPr>
+      </w:pPr>
+      <w:r>
+        <w:rPr>
+          <w:rFonts w:cs="Segoe UI"/>
+        </w:rPr>
+        <w:t xml:space="preserve">שלא בהכרח מקבלים את החשיפה שהם ראויים לה, ובכך מממש בפועל את הרעיון של </w:t>
+      </w:r>
+      <w:r>
+        <w:rPr>
+          <w:rFonts w:cs="Segoe UI"/>
+          <w:rtl w:val="0"/>
+        </w:rPr>
+        <w:t>Hidden Gems</w:t>
+      </w:r>
+      <w:r>
+        <w:rPr>
+          <w:rFonts w:cs="Segoe UI"/>
+        </w:rPr>
+        <w:t>.</w:t>
+      </w:r>
+    </w:p>
+    <w:p>
+      <w:pPr>
+        <w:spacing w:after="0"/>
+        <w:rPr>
+          <w:rFonts w:cs="Segoe UI"/>
+        </w:rPr>
+      </w:pPr>
+    </w:p>
+    <w:p>
+      <w:pPr>
+        <w:spacing w:after="0"/>
+        <w:rPr>
+          <w:rFonts w:cs="Segoe UI"/>
+        </w:rPr>
+      </w:pPr>
+    </w:p>
+    <w:p>
+      <w:pPr>
+        <w:spacing w:after="0"/>
+        <w:rPr>
+          <w:rFonts w:cs="Segoe UI"/>
+        </w:rPr>
+      </w:pPr>
+    </w:p>
+    <w:p>
+      <w:pPr>
         <w:spacing w:after="20"/>
-      </w:pPr>
-      <w:r>
         <w:rPr>
           <w:rFonts w:cs="Segoe UI"/>
           <w:b/>
           <w:color w:val="0072B2"/>
         </w:rPr>
-        <w:t>Setup:</w:t>
+      </w:pPr>
+      <w:proofErr w:type="spellStart"/>
+      <w:r>
+        <w:rPr>
+          <w:rFonts w:cs="Segoe UI"/>
+          <w:b/>
+          <w:color w:val="0072B2"/>
+        </w:rPr>
+        <w:lastRenderedPageBreak/>
+        <w:t>Setup</w:t>
+      </w:r>
+      <w:proofErr w:type="spellEnd"/>
+      <w:r>
+        <w:rPr>
+          <w:rFonts w:cs="Segoe UI"/>
+          <w:b/>
+          <w:color w:val="0072B2"/>
+        </w:rPr>
+        <w:t>:</w:t>
       </w:r>
     </w:p>
     <w:p>
       <w:pPr>
-        <w:spacing w:after="120"/>
-        <w:rPr>
-          <w:rFonts w:cs="Segoe UI"/>
-          <w:rtl w:val="0"/>
-        </w:rPr>
-      </w:pPr>
-      <w:r>
-        <w:rPr>
-          <w:rFonts w:cs="Segoe UI"/>
-        </w:rPr>
-        <w:t>לצורך הזיהוי אוחדו מקורות המידע לפי</w:t>
-      </w:r>
-      <w:r>
-        <w:rPr>
-          <w:rFonts w:cs="Segoe UI"/>
-          <w:rtl w:val="0"/>
-        </w:rPr>
-        <w:t xml:space="preserve"> </w:t>
-      </w:r>
-      <w:r>
-        <w:rPr>
-          <w:rFonts w:cs="Segoe UI"/>
-        </w:rPr>
-        <w:t>listing_id, כך שלכל נכס היו זמינים נתוני הנכס, נתוני הביקורות ותחזית המחיר מהמודל של בעיה 1. לאחר האיחוד התקבלו</w:t>
-      </w:r>
-      <w:r>
-        <w:rPr>
-          <w:rFonts w:cs="Segoe UI"/>
-          <w:rtl w:val="0"/>
-        </w:rPr>
-        <w:t xml:space="preserve"> </w:t>
-      </w:r>
-      <w:r>
-        <w:rPr>
-          <w:rFonts w:cs="Segoe UI"/>
-        </w:rPr>
-        <w:t>22,943 נכסים</w:t>
-      </w:r>
-      <w:r>
-        <w:rPr>
-          <w:rFonts w:cs="Segoe UI"/>
-          <w:rtl w:val="0"/>
-        </w:rPr>
-        <w:t xml:space="preserve"> </w:t>
-      </w:r>
-      <w:r>
-        <w:rPr>
-          <w:rFonts w:cs="Segoe UI"/>
-        </w:rPr>
-        <w:t>שניתן היה להעריך לפי שלושת הקריטריונים.</w:t>
-      </w:r>
+        <w:spacing w:after="20"/>
+      </w:pPr>
     </w:p>
     <w:p>
       <w:pPr>
         <w:spacing w:after="120"/>
         <w:rPr>
           <w:rFonts w:cs="Segoe UI"/>
-        </w:rPr>
-      </w:pPr>
-      <w:r>
-        <w:rPr>
-          <w:rFonts w:cs="Segoe UI"/>
-        </w:rPr>
-        <w:t>מכיוון שתחזית המחיר משמשת כחלק מהגדרת ה־Hidden Gem, רק נכסים שנכללו בקבוצת הבדיקה של מודל חיזוי המחיר היו זכאים להיכלל בקבוצה הסופית.</w:t>
+          <w:rtl w:val="0"/>
+        </w:rPr>
+      </w:pPr>
+      <w:r>
+        <w:rPr>
+          <w:rFonts w:cs="Segoe UI"/>
+        </w:rPr>
+        <w:t>לצורך הזיהוי אוחדו מקורות המידע לפי</w:t>
+      </w:r>
+      <w:r>
+        <w:rPr>
+          <w:rFonts w:cs="Segoe UI"/>
+          <w:rtl w:val="0"/>
+        </w:rPr>
+        <w:t xml:space="preserve"> </w:t>
+      </w:r>
+      <w:proofErr w:type="spellStart"/>
+      <w:r>
+        <w:rPr>
+          <w:rFonts w:cs="Segoe UI"/>
+        </w:rPr>
+        <w:t>listing_id</w:t>
+      </w:r>
+      <w:proofErr w:type="spellEnd"/>
+      <w:r>
+        <w:rPr>
+          <w:rFonts w:cs="Segoe UI"/>
+        </w:rPr>
+        <w:t>, כך שלכל נכס היו זמינים נתוני הנכס, נתוני הביקורות ותחזית המחיר מהמודל של בעיה 1. לאחר האיחוד התקבלו</w:t>
+      </w:r>
+      <w:r>
+        <w:rPr>
+          <w:rFonts w:cs="Segoe UI"/>
+          <w:rtl w:val="0"/>
+        </w:rPr>
+        <w:t xml:space="preserve"> </w:t>
+      </w:r>
+      <w:r>
+        <w:rPr>
+          <w:rFonts w:cs="Segoe UI"/>
+        </w:rPr>
+        <w:t>22,943 נכסים</w:t>
+      </w:r>
+      <w:r>
+        <w:rPr>
+          <w:rFonts w:cs="Segoe UI"/>
+          <w:rtl w:val="0"/>
+        </w:rPr>
+        <w:t xml:space="preserve"> </w:t>
+      </w:r>
+      <w:r>
+        <w:rPr>
+          <w:rFonts w:cs="Segoe UI"/>
+        </w:rPr>
+        <w:t>שניתן היה להעריך לפי שלושת הקריטריונים.</w:t>
       </w:r>
     </w:p>
     <w:p>
       <w:pPr>
+        <w:spacing w:after="120"/>
+        <w:rPr>
+          <w:rFonts w:cs="Segoe UI"/>
+        </w:rPr>
+      </w:pPr>
+      <w:r>
+        <w:rPr>
+          <w:rFonts w:cs="Segoe UI"/>
+        </w:rPr>
+        <w:t xml:space="preserve">מכיוון שתחזית המחיר משמשת כחלק מהגדרת </w:t>
+      </w:r>
+      <w:proofErr w:type="spellStart"/>
+      <w:r>
+        <w:rPr>
+          <w:rFonts w:cs="Segoe UI"/>
+        </w:rPr>
+        <w:t>ה־Hidden</w:t>
+      </w:r>
+      <w:proofErr w:type="spellEnd"/>
+      <w:r>
+        <w:rPr>
+          <w:rFonts w:cs="Segoe UI"/>
+        </w:rPr>
+        <w:t xml:space="preserve"> </w:t>
+      </w:r>
+      <w:proofErr w:type="spellStart"/>
+      <w:r>
+        <w:rPr>
+          <w:rFonts w:cs="Segoe UI"/>
+        </w:rPr>
+        <w:t>Gem</w:t>
+      </w:r>
+      <w:proofErr w:type="spellEnd"/>
+      <w:r>
+        <w:rPr>
+          <w:rFonts w:cs="Segoe UI"/>
+        </w:rPr>
+        <w:t>, רק נכסים שנכללו בקבוצת הבדיקה של מודל חיזוי המחיר היו זכאים להיכלל בקבוצה הסופית.</w:t>
+      </w:r>
+    </w:p>
+    <w:p>
+      <w:pPr>
         <w:bidi w:val="0"/>
+        <w:jc w:val="right"/>
         <w:rPr>
           <w:rFonts w:cs="Segoe UI"/>
           <w:b/>
@@ -2814,20 +3621,6 @@
           <w:b/>
           <w:color w:val="0072B2"/>
         </w:rPr>
-        <w:br w:type="page"/>
-      </w:r>
-    </w:p>
-    <w:p>
-      <w:pPr>
-        <w:spacing w:after="120"/>
-      </w:pPr>
-      <w:r>
-        <w:rPr>
-          <w:rFonts w:cs="Segoe UI"/>
-          <w:b/>
-          <w:color w:val="0072B2"/>
-        </w:rPr>
-        <w:lastRenderedPageBreak/>
         <w:t>תוצאות:</w:t>
       </w:r>
     </w:p>
@@ -2934,8 +3727,36 @@
           <w:b/>
           <w:bCs/>
         </w:rPr>
-        <w:t>453 נכסים (2.0%), שהוגדרו כ־Hidden Gems</w:t>
-      </w:r>
+        <w:t xml:space="preserve">453 נכסים (2.0%), שהוגדרו </w:t>
+      </w:r>
+      <w:proofErr w:type="spellStart"/>
+      <w:r>
+        <w:rPr>
+          <w:rFonts w:cs="Segoe UI"/>
+          <w:b/>
+          <w:bCs/>
+        </w:rPr>
+        <w:t>כ־Hidden</w:t>
+      </w:r>
+      <w:proofErr w:type="spellEnd"/>
+      <w:r>
+        <w:rPr>
+          <w:rFonts w:cs="Segoe UI"/>
+          <w:b/>
+          <w:bCs/>
+        </w:rPr>
+        <w:t xml:space="preserve"> </w:t>
+      </w:r>
+      <w:proofErr w:type="spellStart"/>
+      <w:r>
+        <w:rPr>
+          <w:rFonts w:cs="Segoe UI"/>
+          <w:b/>
+          <w:bCs/>
+        </w:rPr>
+        <w:t>Gems</w:t>
+      </w:r>
+      <w:proofErr w:type="spellEnd"/>
       <w:r>
         <w:rPr>
           <w:rFonts w:cs="Segoe UI"/>
@@ -3110,6 +3931,7 @@
           <w:noProof/>
           <w:lang w:val="he-IL"/>
         </w:rPr>
+        <w:lastRenderedPageBreak/>
         <w:drawing>
           <wp:anchor distT="0" distB="0" distL="114300" distR="114300" simplePos="0" relativeHeight="251659264" behindDoc="0" locked="0" layoutInCell="1" allowOverlap="1" wp14:anchorId="550CBE11" wp14:editId="32468A48">
             <wp:simplePos x="0" y="0"/>
@@ -3166,7 +3988,23 @@
           <w:b/>
           <w:bCs/>
         </w:rPr>
-        <w:t xml:space="preserve">פאנל </w:t>
+        <w:t>פאנ</w:t>
+      </w:r>
+      <w:r>
+        <w:rPr>
+          <w:rFonts w:cs="Segoe UI" w:hint="cs"/>
+          <w:b/>
+          <w:bCs/>
+        </w:rPr>
+        <w:t>ל</w:t>
+      </w:r>
+      <w:r>
+        <w:rPr>
+          <w:rFonts w:cs="Segoe UI"/>
+          <w:b/>
+          <w:bCs/>
+        </w:rPr>
+        <w:t xml:space="preserve"> </w:t>
       </w:r>
       <w:r>
         <w:rPr>
@@ -3244,11 +4082,61 @@
         </w:rPr>
         <w:t xml:space="preserve"> </w:t>
       </w:r>
-      <w:r>
-        <w:rPr>
-          <w:rFonts w:cs="Segoe UI"/>
-        </w:rPr>
-        <w:t>Ground Truth המגדיר אילו נכסים הם באמת Hidden Gems. כתוצאה מכך, לא ניתן היה להעריך את הזיהוי באמצעות מדדים מקובלים כגון</w:t>
+      <w:proofErr w:type="spellStart"/>
+      <w:r>
+        <w:rPr>
+          <w:rFonts w:cs="Segoe UI"/>
+        </w:rPr>
+        <w:t>Ground</w:t>
+      </w:r>
+      <w:proofErr w:type="spellEnd"/>
+      <w:r>
+        <w:rPr>
+          <w:rFonts w:cs="Segoe UI"/>
+        </w:rPr>
+        <w:t xml:space="preserve"> </w:t>
+      </w:r>
+      <w:proofErr w:type="spellStart"/>
+      <w:r>
+        <w:rPr>
+          <w:rFonts w:cs="Segoe UI"/>
+        </w:rPr>
+        <w:t>Truth</w:t>
+      </w:r>
+      <w:proofErr w:type="spellEnd"/>
+      <w:r>
+        <w:rPr>
+          <w:rFonts w:cs="Segoe UI"/>
+        </w:rPr>
+        <w:t xml:space="preserve"> המגדיר אילו נכסים הם באמת </w:t>
+      </w:r>
+      <w:proofErr w:type="spellStart"/>
+      <w:r>
+        <w:rPr>
+          <w:rFonts w:cs="Segoe UI"/>
+        </w:rPr>
+        <w:t>Hidden</w:t>
+      </w:r>
+      <w:proofErr w:type="spellEnd"/>
+      <w:r>
+        <w:rPr>
+          <w:rFonts w:cs="Segoe UI"/>
+        </w:rPr>
+        <w:t xml:space="preserve"> </w:t>
+      </w:r>
+      <w:proofErr w:type="spellStart"/>
+      <w:r>
+        <w:rPr>
+          <w:rFonts w:cs="Segoe UI"/>
+        </w:rPr>
+        <w:t>Gems</w:t>
+      </w:r>
+      <w:proofErr w:type="spellEnd"/>
+      <w:r>
+        <w:rPr>
+          <w:rFonts w:cs="Segoe UI"/>
+        </w:rPr>
+        <w:t>. כתוצאה מכך, לא ניתן היה להעריך את הזיהוי באמצעות מדדים מקובלים כגון</w:t>
       </w:r>
       <w:r>
         <w:rPr>
@@ -3257,11 +4145,33 @@
         </w:rPr>
         <w:t xml:space="preserve"> </w:t>
       </w:r>
-      <w:r>
-        <w:rPr>
-          <w:rFonts w:cs="Segoe UI"/>
-        </w:rPr>
-        <w:t xml:space="preserve">Precision ו־Recall. הספים שנבחרו </w:t>
+      <w:proofErr w:type="spellStart"/>
+      <w:r>
+        <w:rPr>
+          <w:rFonts w:cs="Segoe UI"/>
+        </w:rPr>
+        <w:t>Precision</w:t>
+      </w:r>
+      <w:proofErr w:type="spellEnd"/>
+      <w:r>
+        <w:rPr>
+          <w:rFonts w:cs="Segoe UI"/>
+        </w:rPr>
+        <w:t xml:space="preserve"> </w:t>
+      </w:r>
+      <w:proofErr w:type="spellStart"/>
+      <w:r>
+        <w:rPr>
+          <w:rFonts w:cs="Segoe UI"/>
+        </w:rPr>
+        <w:t>ו־Recall</w:t>
+      </w:r>
+      <w:proofErr w:type="spellEnd"/>
+      <w:r>
+        <w:rPr>
+          <w:rFonts w:cs="Segoe UI"/>
+        </w:rPr>
+        <w:t xml:space="preserve">. הספים שנבחרו </w:t>
       </w:r>
       <w:r>
         <w:rPr>
@@ -3287,7 +4197,35 @@
         <w:rPr>
           <w:rFonts w:cs="Segoe UI"/>
         </w:rPr>
-        <w:t xml:space="preserve"> נבחרו כך שישקפו את שלושת המרכיבים של הגדרת ה־Hidden Gem, אך לא ניתן היה לכייל אותם מול מדגם מתויג.</w:t>
+        <w:t xml:space="preserve"> נבחרו כך שישקפו את שלושת המרכיבים של הגדרת </w:t>
+      </w:r>
+      <w:proofErr w:type="spellStart"/>
+      <w:r>
+        <w:rPr>
+          <w:rFonts w:cs="Segoe UI"/>
+        </w:rPr>
+        <w:t>ה־Hidden</w:t>
+      </w:r>
+      <w:proofErr w:type="spellEnd"/>
+      <w:r>
+        <w:rPr>
+          <w:rFonts w:cs="Segoe UI"/>
+        </w:rPr>
+        <w:t xml:space="preserve"> </w:t>
+      </w:r>
+      <w:proofErr w:type="spellStart"/>
+      <w:r>
+        <w:rPr>
+          <w:rFonts w:cs="Segoe UI"/>
+        </w:rPr>
+        <w:t>Gem</w:t>
+      </w:r>
+      <w:proofErr w:type="spellEnd"/>
+      <w:r>
+        <w:rPr>
+          <w:rFonts w:cs="Segoe UI"/>
+        </w:rPr>
+        <w:t>, אך לא ניתן היה לכייל אותם מול מדגם מתויג.</w:t>
       </w:r>
     </w:p>
     <w:p>
@@ -3301,7 +4239,35 @@
         <w:rPr>
           <w:rFonts w:cs="Segoe UI"/>
         </w:rPr>
-        <w:t>מגבלה נוספת היא שקריטריון המחיר תלוי באיכות מודל חיזוי המחיר מבעיה 1, ולכן טעויות בחיזוי עשויות להשפיע גם על זיהוי ה־Hidden Gems. כדי לצמצם מגבלה זו, הזיהוי הסופי הוגבל לנכסים מקבוצת הבדיקה בלבד, כך שכל פער מחיר התבסס על תחזית</w:t>
+        <w:t xml:space="preserve">מגבלה נוספת היא שקריטריון המחיר תלוי באיכות מודל חיזוי המחיר מבעיה 1, ולכן טעויות בחיזוי עשויות להשפיע גם על זיהוי </w:t>
+      </w:r>
+      <w:proofErr w:type="spellStart"/>
+      <w:r>
+        <w:rPr>
+          <w:rFonts w:cs="Segoe UI"/>
+        </w:rPr>
+        <w:t>ה־Hidden</w:t>
+      </w:r>
+      <w:proofErr w:type="spellEnd"/>
+      <w:r>
+        <w:rPr>
+          <w:rFonts w:cs="Segoe UI"/>
+        </w:rPr>
+        <w:t xml:space="preserve"> </w:t>
+      </w:r>
+      <w:proofErr w:type="spellStart"/>
+      <w:r>
+        <w:rPr>
+          <w:rFonts w:cs="Segoe UI"/>
+        </w:rPr>
+        <w:t>Gems</w:t>
+      </w:r>
+      <w:proofErr w:type="spellEnd"/>
+      <w:r>
+        <w:rPr>
+          <w:rFonts w:cs="Segoe UI"/>
+        </w:rPr>
+        <w:t>. כדי לצמצם מגבלה זו, הזיהוי הסופי הוגבל לנכסים מקבוצת הבדיקה בלבד, כך שכל פער מחיר התבסס על תחזית</w:t>
       </w:r>
       <w:r>
         <w:rPr>
@@ -3310,11 +4276,19 @@
         </w:rPr>
         <w:t xml:space="preserve"> </w:t>
       </w:r>
-      <w:r>
-        <w:rPr>
-          <w:rFonts w:cs="Segoe UI"/>
-        </w:rPr>
-        <w:t>out-of-sample עבור נכס שלא שימש לאימון המודל. עם זאת, גם תחזיות אלה אינן מושלמות, ולכן יש להתייחס לקריטריון המחיר כאומדן ולא כמדד מוחלט.</w:t>
+      <w:proofErr w:type="spellStart"/>
+      <w:r>
+        <w:rPr>
+          <w:rFonts w:cs="Segoe UI"/>
+        </w:rPr>
+        <w:t>out-of-sample</w:t>
+      </w:r>
+      <w:proofErr w:type="spellEnd"/>
+      <w:r>
+        <w:rPr>
+          <w:rFonts w:cs="Segoe UI"/>
+        </w:rPr>
+        <w:t xml:space="preserve"> עבור נכס שלא שימש לאימון המודל. עם זאת, גם תחזיות אלה אינן מושלמות, ולכן יש להתייחס לקריטריון המחיר כאומדן ולא כמדד מוחלט.</w:t>
       </w:r>
     </w:p>
     <w:p>
@@ -3334,8 +4308,59 @@
           <w:color w:val="0B3D4D"/>
           <w:sz w:val="30"/>
         </w:rPr>
-        <w:t>בעיה 3 – אפיון תתי־קבוצות של נכסי Hidden Gem</w:t>
-      </w:r>
+        <w:t xml:space="preserve">בעיה 3 – אפיון </w:t>
+      </w:r>
+      <w:proofErr w:type="spellStart"/>
+      <w:r>
+        <w:rPr>
+          <w:rFonts w:cs="Segoe UI"/>
+          <w:bCs/>
+          <w:color w:val="0B3D4D"/>
+          <w:sz w:val="30"/>
+        </w:rPr>
+        <w:t>תתי־קבוצות</w:t>
+      </w:r>
+      <w:proofErr w:type="spellEnd"/>
+      <w:r>
+        <w:rPr>
+          <w:rFonts w:cs="Segoe UI"/>
+          <w:bCs/>
+          <w:color w:val="0B3D4D"/>
+          <w:sz w:val="30"/>
+        </w:rPr>
+        <w:t xml:space="preserve"> של נכסי </w:t>
+      </w:r>
+      <w:proofErr w:type="spellStart"/>
+      <w:r>
+        <w:rPr>
+          <w:rFonts w:cs="Segoe UI"/>
+          <w:bCs/>
+          <w:color w:val="0B3D4D"/>
+          <w:sz w:val="30"/>
+        </w:rPr>
+        <w:t>Hidden</w:t>
+      </w:r>
+      <w:proofErr w:type="spellEnd"/>
+      <w:r>
+        <w:rPr>
+          <w:rFonts w:cs="Segoe UI"/>
+          <w:bCs/>
+          <w:color w:val="0B3D4D"/>
+          <w:sz w:val="30"/>
+        </w:rPr>
+        <w:t xml:space="preserve"> </w:t>
+      </w:r>
+      <w:proofErr w:type="spellStart"/>
+      <w:r>
+        <w:rPr>
+          <w:rFonts w:cs="Segoe UI"/>
+          <w:bCs/>
+          <w:color w:val="0B3D4D"/>
+          <w:sz w:val="30"/>
+        </w:rPr>
+        <w:t>Gem</w:t>
+      </w:r>
+      <w:proofErr w:type="spellEnd"/>
     </w:p>
     <w:p>
       <w:pPr>
@@ -3398,7 +4423,21 @@
         <w:rPr>
           <w:rFonts w:cs="Segoe UI"/>
         </w:rPr>
-        <w:t>קבוצות בעלות מאפיינים משותפים, כדי להבין אילו "טיפוסי" פנינות נסתרות קיימים בשוק, והאם הם נבדלים זה מזה באזור הגיאוגרפי או במאפיינים הפיזיים שלהם.</w:t>
+        <w:t xml:space="preserve">קבוצות בעלות מאפיינים משותפים, כדי להבין אילו "טיפוסי" </w:t>
+      </w:r>
+      <w:proofErr w:type="spellStart"/>
+      <w:r>
+        <w:rPr>
+          <w:rFonts w:cs="Segoe UI"/>
+        </w:rPr>
+        <w:t>פנינות</w:t>
+      </w:r>
+      <w:proofErr w:type="spellEnd"/>
+      <w:r>
+        <w:rPr>
+          <w:rFonts w:cs="Segoe UI"/>
+        </w:rPr>
+        <w:t xml:space="preserve"> נסתרות קיימים בשוק, והאם הם נבדלים זה מזה באזור הגיאוגרפי או במאפיינים הפיזיים שלהם.</w:t>
       </w:r>
     </w:p>
     <w:p>
@@ -3411,6 +4450,7 @@
           <w:b/>
           <w:color w:val="0072B2"/>
         </w:rPr>
+        <w:lastRenderedPageBreak/>
         <w:t>השיטה:</w:t>
       </w:r>
     </w:p>
@@ -3483,7 +4523,7 @@
       <w:pPr>
         <w:spacing w:after="120"/>
         <w:rPr>
-          <w:rFonts w:cs="Segoe UI" w:hint="cs"/>
+          <w:rFonts w:cs="Segoe UI"/>
         </w:rPr>
       </w:pPr>
       <w:r>
@@ -3503,8 +4543,16 @@
         <w:rPr>
           <w:rFonts w:cs="Segoe UI"/>
         </w:rPr>
-        <w:t xml:space="preserve"> מבוסס על מרחקים אוקלידיים</w:t>
-      </w:r>
+        <w:t xml:space="preserve"> מבוסס על מרחקים </w:t>
+      </w:r>
+      <w:proofErr w:type="spellStart"/>
+      <w:r>
+        <w:rPr>
+          <w:rFonts w:cs="Segoe UI"/>
+        </w:rPr>
+        <w:t>אוקלידיים</w:t>
+      </w:r>
+      <w:proofErr w:type="spellEnd"/>
       <w:r>
         <w:rPr>
           <w:rFonts w:cs="Segoe UI" w:hint="cs"/>
@@ -3526,7 +4574,21 @@
         <w:rPr>
           <w:rFonts w:cs="Segoe UI"/>
         </w:rPr>
-        <w:t xml:space="preserve">כדי למנוע תלות באתחול אקראי, מרכזי הקבוצות (צנטרואידים) נבחרו בשיטת </w:t>
+        <w:t>כדי למנוע תלות באתחול אקראי, מרכזי הקבוצות (</w:t>
+      </w:r>
+      <w:proofErr w:type="spellStart"/>
+      <w:r>
+        <w:rPr>
+          <w:rFonts w:cs="Segoe UI"/>
+        </w:rPr>
+        <w:t>צנטרואידים</w:t>
+      </w:r>
+      <w:proofErr w:type="spellEnd"/>
+      <w:r>
+        <w:rPr>
+          <w:rFonts w:cs="Segoe UI"/>
+        </w:rPr>
+        <w:t xml:space="preserve">) נבחרו בשיטת </w:t>
       </w:r>
       <w:r>
         <w:rPr>
@@ -3545,7 +4607,21 @@
         <w:rPr>
           <w:rFonts w:cs="Segoe UI"/>
         </w:rPr>
-        <w:t xml:space="preserve"> והאלגוריתם הורץ 10 פעמים לבחירת התוצאה בעלת השגיאה המינימלית. מנקודה זו האלגוריתם פעל בלולאה של שיוך נכסים למרכז הקרוב ביותר אליהם ועדכון מיקומו מחדש. הלולאה נעצרה כשהמערכת התכנסה (אף נכס לא החליף קבוצה). בפועל, ההתכנסות הייתה יעילה ומהירה והושגה תוך 6 עד 12 איטרציות בלבד</w:t>
+        <w:t xml:space="preserve"> והאלגוריתם הורץ 10 פעמים לבחירת התוצאה בעלת השגיאה המינימלית. מנקודה זו האלגוריתם פעל בלולאה של שיוך נכסים למרכז הקרוב ביותר אליהם ועדכון מיקומו מחדש. הלולאה נעצרה כשהמערכת התכנסה (אף נכס לא החליף קבוצה). בפועל, ההתכנסות הייתה יעילה ומהירה והושגה תוך 6 עד 12 </w:t>
+      </w:r>
+      <w:proofErr w:type="spellStart"/>
+      <w:r>
+        <w:rPr>
+          <w:rFonts w:cs="Segoe UI"/>
+        </w:rPr>
+        <w:t>איטרציות</w:t>
+      </w:r>
+      <w:proofErr w:type="spellEnd"/>
+      <w:r>
+        <w:rPr>
+          <w:rFonts w:cs="Segoe UI"/>
+        </w:rPr>
+        <w:t xml:space="preserve"> בלבד</w:t>
       </w:r>
       <w:r>
         <w:rPr>
@@ -3759,7 +4835,6 @@
           <w:noProof/>
           <w:rtl w:val="0"/>
         </w:rPr>
-        <w:lastRenderedPageBreak/>
         <w:drawing>
           <wp:anchor distT="0" distB="0" distL="114300" distR="114300" simplePos="0" relativeHeight="251660288" behindDoc="0" locked="0" layoutInCell="1" allowOverlap="1" wp14:anchorId="138A7841" wp14:editId="335A679E">
             <wp:simplePos x="0" y="0"/>
@@ -3938,6 +5013,7 @@
           <w:noProof/>
           <w:rtl w:val="0"/>
         </w:rPr>
+        <w:lastRenderedPageBreak/>
         <w:drawing>
           <wp:anchor distT="0" distB="0" distL="114300" distR="114300" simplePos="0" relativeHeight="251661312" behindDoc="0" locked="0" layoutInCell="1" allowOverlap="1" wp14:anchorId="141C4DF0" wp14:editId="02291E42">
             <wp:simplePos x="0" y="0"/>
@@ -4587,12 +5663,14 @@
                 <w:rFonts w:cs="Segoe UI"/>
               </w:rPr>
             </w:pPr>
+            <w:proofErr w:type="spellStart"/>
             <w:r>
               <w:rPr>
                 <w:rFonts w:cs="Segoe UI"/>
               </w:rPr>
               <w:t>Cluster</w:t>
             </w:r>
+            <w:proofErr w:type="spellEnd"/>
           </w:p>
         </w:tc>
       </w:tr>
@@ -5698,11 +6776,47 @@
                 <w:rFonts w:cs="Segoe UI"/>
               </w:rPr>
             </w:pPr>
+            <w:proofErr w:type="spellStart"/>
             <w:r>
               <w:rPr>
                 <w:rFonts w:cs="Segoe UI"/>
               </w:rPr>
-              <w:t>פנינות החוף השקטות (אוסטיה/אצ'יליה)</w:t>
+              <w:t>פנינות</w:t>
+            </w:r>
+            <w:proofErr w:type="spellEnd"/>
+            <w:r>
+              <w:rPr>
+                <w:rFonts w:cs="Segoe UI"/>
+              </w:rPr>
+              <w:t xml:space="preserve"> החוף השקטות (</w:t>
+            </w:r>
+            <w:proofErr w:type="spellStart"/>
+            <w:r>
+              <w:rPr>
+                <w:rFonts w:cs="Segoe UI"/>
+              </w:rPr>
+              <w:t>אוסטיה</w:t>
+            </w:r>
+            <w:proofErr w:type="spellEnd"/>
+            <w:r>
+              <w:rPr>
+                <w:rFonts w:cs="Segoe UI"/>
+              </w:rPr>
+              <w:t>/</w:t>
+            </w:r>
+            <w:proofErr w:type="spellStart"/>
+            <w:r>
+              <w:rPr>
+                <w:rFonts w:cs="Segoe UI"/>
+              </w:rPr>
+              <w:t>אצ'יליה</w:t>
+            </w:r>
+            <w:proofErr w:type="spellEnd"/>
+            <w:r>
+              <w:rPr>
+                <w:rFonts w:cs="Segoe UI"/>
+              </w:rPr>
+              <w:t>)</w:t>
             </w:r>
           </w:p>
         </w:tc>
@@ -5820,9 +6934,11 @@
               <w:spacing w:after="200" w:line="276" w:lineRule="auto"/>
               <w:cnfStyle w:val="100000000000" w:firstRow="1" w:lastRow="0" w:firstColumn="0" w:lastColumn="0" w:oddVBand="0" w:evenVBand="0" w:oddHBand="0" w:evenHBand="0" w:firstRowFirstColumn="0" w:firstRowLastColumn="0" w:lastRowFirstColumn="0" w:lastRowLastColumn="0"/>
             </w:pPr>
+            <w:proofErr w:type="spellStart"/>
             <w:r>
               <w:t>Purity</w:t>
             </w:r>
+            <w:proofErr w:type="spellEnd"/>
           </w:p>
         </w:tc>
         <w:tc>
@@ -5836,8 +6952,13 @@
               <w:spacing w:after="200" w:line="276" w:lineRule="auto"/>
               <w:cnfStyle w:val="100000000000" w:firstRow="1" w:lastRow="0" w:firstColumn="0" w:lastColumn="0" w:oddVBand="0" w:evenVBand="0" w:oddHBand="0" w:evenHBand="0" w:firstRowFirstColumn="0" w:firstRowLastColumn="0" w:lastRowFirstColumn="0" w:lastRowLastColumn="0"/>
             </w:pPr>
+            <w:proofErr w:type="spellStart"/>
             <w:r>
-              <w:t>Purity אקראי</w:t>
+              <w:t>Purity</w:t>
+            </w:r>
+            <w:proofErr w:type="spellEnd"/>
+            <w:r>
+              <w:t xml:space="preserve"> אקראי</w:t>
             </w:r>
           </w:p>
         </w:tc>
@@ -5868,9 +6989,11 @@
               <w:spacing w:after="200" w:line="276" w:lineRule="auto"/>
               <w:cnfStyle w:val="100000000000" w:firstRow="1" w:lastRow="0" w:firstColumn="0" w:lastColumn="0" w:oddVBand="0" w:evenVBand="0" w:oddHBand="0" w:evenHBand="0" w:firstRowFirstColumn="0" w:firstRowLastColumn="0" w:lastRowFirstColumn="0" w:lastRowLastColumn="0"/>
             </w:pPr>
+            <w:proofErr w:type="spellStart"/>
             <w:r>
               <w:t>Entropy</w:t>
             </w:r>
+            <w:proofErr w:type="spellEnd"/>
           </w:p>
         </w:tc>
         <w:tc>
@@ -5884,8 +7007,13 @@
               <w:spacing w:after="200" w:line="276" w:lineRule="auto"/>
               <w:cnfStyle w:val="100000000000" w:firstRow="1" w:lastRow="0" w:firstColumn="0" w:lastColumn="0" w:oddVBand="0" w:evenVBand="0" w:oddHBand="0" w:evenHBand="0" w:firstRowFirstColumn="0" w:firstRowLastColumn="0" w:lastRowFirstColumn="0" w:lastRowLastColumn="0"/>
             </w:pPr>
+            <w:proofErr w:type="spellStart"/>
             <w:r>
-              <w:t>Entropy אקראי</w:t>
+              <w:t>Entropy</w:t>
+            </w:r>
+            <w:proofErr w:type="spellEnd"/>
+            <w:r>
+              <w:t xml:space="preserve"> אקראי</w:t>
             </w:r>
           </w:p>
         </w:tc>
@@ -6023,9 +7151,11 @@
               <w:bidi w:val="0"/>
               <w:spacing w:after="200" w:line="276" w:lineRule="auto"/>
             </w:pPr>
+            <w:proofErr w:type="spellStart"/>
             <w:r>
               <w:t>room_type</w:t>
             </w:r>
+            <w:proofErr w:type="spellEnd"/>
           </w:p>
         </w:tc>
         <w:tc>
@@ -6276,7 +7406,35 @@
         <w:rPr>
           <w:rFonts w:cs="Segoe UI"/>
         </w:rPr>
-        <w:t xml:space="preserve"> המגבלה המרכזית של הניתוח היא ציוני ה־Silhouette הנמוכים (0.22–0.30). הם מעידים על כך שהקבוצות אינן מופרדות היטב במרחב חמשת המשתנים, אלא מהוות חיתוך של ענן רציף. לכן יש להתייחס לחלוקה כאל תיאור שימושי של טיפוסי נכס, ולא כאל מבנה טבעי חד־משמעי הקיים בנתונים.</w:t>
+        <w:t xml:space="preserve"> המגבלה המרכזית של הניתוח היא ציוני </w:t>
+      </w:r>
+      <w:proofErr w:type="spellStart"/>
+      <w:r>
+        <w:rPr>
+          <w:rFonts w:cs="Segoe UI"/>
+        </w:rPr>
+        <w:t>ה־Silhouette</w:t>
+      </w:r>
+      <w:proofErr w:type="spellEnd"/>
+      <w:r>
+        <w:rPr>
+          <w:rFonts w:cs="Segoe UI"/>
+        </w:rPr>
+        <w:t xml:space="preserve"> הנמוכים (0.22–0.30). הם מעידים על כך שהקבוצות אינן מופרדות היטב במרחב חמשת המשתנים, אלא מהוות חיתוך של ענן רציף. לכן יש להתייחס לחלוקה כאל תיאור שימושי של טיפוסי נכס, ולא כאל מבנה טבעי </w:t>
+      </w:r>
+      <w:proofErr w:type="spellStart"/>
+      <w:r>
+        <w:rPr>
+          <w:rFonts w:cs="Segoe UI"/>
+        </w:rPr>
+        <w:t>חד־משמעי</w:t>
+      </w:r>
+      <w:proofErr w:type="spellEnd"/>
+      <w:r>
+        <w:rPr>
+          <w:rFonts w:cs="Segoe UI"/>
+        </w:rPr>
+        <w:t xml:space="preserve"> הקיים בנתונים.</w:t>
       </w:r>
     </w:p>
     <w:p>
@@ -6305,7 +7463,47 @@
           <w:sz w:val="30"/>
         </w:rPr>
         <w:lastRenderedPageBreak/>
-        <w:t>בעיה 4 – אילו מאפיינים עולים משפת הביקורות על Hidden Gems?</w:t>
+        <w:t xml:space="preserve">בעיה 4 – אילו מאפיינים עולים משפת הביקורות על </w:t>
+      </w:r>
+      <w:proofErr w:type="spellStart"/>
+      <w:r>
+        <w:rPr>
+          <w:rFonts w:cs="Segoe UI"/>
+          <w:b/>
+          <w:color w:val="0B3D4D"/>
+          <w:sz w:val="30"/>
+        </w:rPr>
+        <w:t>Hidden</w:t>
+      </w:r>
+      <w:proofErr w:type="spellEnd"/>
+      <w:r>
+        <w:rPr>
+          <w:rFonts w:cs="Segoe UI"/>
+          <w:b/>
+          <w:color w:val="0B3D4D"/>
+          <w:sz w:val="30"/>
+        </w:rPr>
+        <w:t xml:space="preserve"> </w:t>
+      </w:r>
+      <w:proofErr w:type="spellStart"/>
+      <w:r>
+        <w:rPr>
+          <w:rFonts w:cs="Segoe UI"/>
+          <w:b/>
+          <w:color w:val="0B3D4D"/>
+          <w:sz w:val="30"/>
+        </w:rPr>
+        <w:t>Gems</w:t>
+      </w:r>
+      <w:proofErr w:type="spellEnd"/>
+      <w:r>
+        <w:rPr>
+          <w:rFonts w:cs="Segoe UI"/>
+          <w:b/>
+          <w:color w:val="0B3D4D"/>
+          <w:sz w:val="30"/>
+        </w:rPr>
+        <w:t>?</w:t>
       </w:r>
     </w:p>
     <w:p>
@@ -6329,7 +7527,35 @@
         <w:rPr>
           <w:rFonts w:cs="Segoe UI"/>
         </w:rPr>
-        <w:t>לאחר זיהוי נכסי ה־Hidden Gems ביקשנו לבחון האם האופן שבו אורחים מתארים אותם שונה מהאופן שבו מתוארים יתר הנכסים. הנחנו כי ניתוח השפה בביקורות עשוי לחשוף מאפיינים איכותניים של חוויית האירוח, שאינם באים לידי ביטוי בקריטריונים הכמותיים ששימשו לזיהוי הנכסים.</w:t>
+        <w:t xml:space="preserve">לאחר זיהוי נכסי </w:t>
+      </w:r>
+      <w:proofErr w:type="spellStart"/>
+      <w:r>
+        <w:rPr>
+          <w:rFonts w:cs="Segoe UI"/>
+        </w:rPr>
+        <w:t>ה־Hidden</w:t>
+      </w:r>
+      <w:proofErr w:type="spellEnd"/>
+      <w:r>
+        <w:rPr>
+          <w:rFonts w:cs="Segoe UI"/>
+        </w:rPr>
+        <w:t xml:space="preserve"> </w:t>
+      </w:r>
+      <w:proofErr w:type="spellStart"/>
+      <w:r>
+        <w:rPr>
+          <w:rFonts w:cs="Segoe UI"/>
+        </w:rPr>
+        <w:t>Gems</w:t>
+      </w:r>
+      <w:proofErr w:type="spellEnd"/>
+      <w:r>
+        <w:rPr>
+          <w:rFonts w:cs="Segoe UI"/>
+        </w:rPr>
+        <w:t xml:space="preserve"> ביקשנו לבחון האם האופן שבו אורחים מתארים אותם שונה מהאופן שבו מתוארים יתר הנכסים. הנחנו כי ניתוח השפה בביקורות עשוי לחשוף מאפיינים איכותניים של חוויית האירוח, שאינם באים לידי ביטוי בקריטריונים הכמותיים ששימשו לזיהוי הנכסים.</w:t>
       </w:r>
     </w:p>
     <w:p>
@@ -6373,7 +7599,49 @@
         <w:rPr>
           <w:rFonts w:cs="Segoe UI"/>
         </w:rPr>
-        <w:t xml:space="preserve"> ביקורות על 453 נכסי ה-Hidden Gems וביקורות על יתר הנכסים. תחילה בוצע סינון שפה באמצעות הספרייה langdetect, שהופעלה על כל ביקורת בנפרד, ונשמרו רק ביקורות שזוהו </w:t>
+        <w:t xml:space="preserve"> ביקורות על 453 נכסי ה-</w:t>
+      </w:r>
+      <w:proofErr w:type="spellStart"/>
+      <w:r>
+        <w:rPr>
+          <w:rFonts w:cs="Segoe UI"/>
+        </w:rPr>
+        <w:t>Hidden</w:t>
+      </w:r>
+      <w:proofErr w:type="spellEnd"/>
+      <w:r>
+        <w:rPr>
+          <w:rFonts w:cs="Segoe UI"/>
+        </w:rPr>
+        <w:t xml:space="preserve"> </w:t>
+      </w:r>
+      <w:proofErr w:type="spellStart"/>
+      <w:r>
+        <w:rPr>
+          <w:rFonts w:cs="Segoe UI"/>
+        </w:rPr>
+        <w:t>Gems</w:t>
+      </w:r>
+      <w:proofErr w:type="spellEnd"/>
+      <w:r>
+        <w:rPr>
+          <w:rFonts w:cs="Segoe UI"/>
+        </w:rPr>
+        <w:t xml:space="preserve"> וביקורות על יתר הנכסים. תחילה בוצע סינון שפה באמצעות הספרייה </w:t>
+      </w:r>
+      <w:proofErr w:type="spellStart"/>
+      <w:r>
+        <w:rPr>
+          <w:rFonts w:cs="Segoe UI"/>
+        </w:rPr>
+        <w:t>langdetect</w:t>
+      </w:r>
+      <w:proofErr w:type="spellEnd"/>
+      <w:r>
+        <w:rPr>
+          <w:rFonts w:cs="Segoe UI"/>
+        </w:rPr>
+        <w:t xml:space="preserve">, שהופעלה על כל ביקורת בנפרד, ונשמרו רק ביקורות שזוהו </w:t>
       </w:r>
       <w:r>
         <w:rPr>
@@ -6385,7 +7653,203 @@
         <w:rPr>
           <w:rFonts w:cs="Segoe UI"/>
         </w:rPr>
-        <w:t xml:space="preserve"> (1,915 מתוך 2,365 ביקורות על נכסי Hidden Gem, ו-337,721 מתוך 618,660 ביקורות על יתר הנכסים). לאחר מכן עברו הביקורות שלב עיבוד מקדים שכלל פירוק למילים (Tokenization), תיוג חלקי דיבר (POS-Tagging) על הטקסט המקורי לצורך דיוק התיוג, והמרה לאותיות קטנות (lowercase) של כל מילה לפני שהיא נבדקת ונספרת – כך שאותו צירוף באותיות שונות (למשל "Great Location" ו-"great location") ממוזג לרשומה אחת בלבד ואינו נספר או מוצג בענן פעמיים. מהטקסט הוסרו מילות עצירה סטנדרטיות, וכן מילות רעש הקשורות ישירות לתחום (כגון Rome, apartment, Airbnb, host, room) שאינן תורמות להבחנה בין הקבוצות.</w:t>
+        <w:t xml:space="preserve"> (1,915 מתוך 2,365 ביקורות על נכסי </w:t>
+      </w:r>
+      <w:proofErr w:type="spellStart"/>
+      <w:r>
+        <w:rPr>
+          <w:rFonts w:cs="Segoe UI"/>
+        </w:rPr>
+        <w:t>Hidden</w:t>
+      </w:r>
+      <w:proofErr w:type="spellEnd"/>
+      <w:r>
+        <w:rPr>
+          <w:rFonts w:cs="Segoe UI"/>
+        </w:rPr>
+        <w:t xml:space="preserve"> </w:t>
+      </w:r>
+      <w:proofErr w:type="spellStart"/>
+      <w:r>
+        <w:rPr>
+          <w:rFonts w:cs="Segoe UI"/>
+        </w:rPr>
+        <w:t>Gem</w:t>
+      </w:r>
+      <w:proofErr w:type="spellEnd"/>
+      <w:r>
+        <w:rPr>
+          <w:rFonts w:cs="Segoe UI"/>
+        </w:rPr>
+        <w:t>, ו-337,721 מתוך 618,660 ביקורות על יתר הנכסים). לאחר מכן עברו הביקורות שלב עיבוד מקדים שכלל פירוק למילים (</w:t>
+      </w:r>
+      <w:proofErr w:type="spellStart"/>
+      <w:r>
+        <w:rPr>
+          <w:rFonts w:cs="Segoe UI"/>
+        </w:rPr>
+        <w:t>Tokenization</w:t>
+      </w:r>
+      <w:proofErr w:type="spellEnd"/>
+      <w:r>
+        <w:rPr>
+          <w:rFonts w:cs="Segoe UI"/>
+        </w:rPr>
+        <w:t>), תיוג חלקי דיבר (POS-</w:t>
+      </w:r>
+      <w:proofErr w:type="spellStart"/>
+      <w:r>
+        <w:rPr>
+          <w:rFonts w:cs="Segoe UI"/>
+        </w:rPr>
+        <w:t>Tagging</w:t>
+      </w:r>
+      <w:proofErr w:type="spellEnd"/>
+      <w:r>
+        <w:rPr>
+          <w:rFonts w:cs="Segoe UI"/>
+        </w:rPr>
+        <w:t>) על הטקסט המקורי לצורך דיוק התיוג, והמרה לאותיות קטנות (</w:t>
+      </w:r>
+      <w:proofErr w:type="spellStart"/>
+      <w:r>
+        <w:rPr>
+          <w:rFonts w:cs="Segoe UI"/>
+        </w:rPr>
+        <w:t>lowercase</w:t>
+      </w:r>
+      <w:proofErr w:type="spellEnd"/>
+      <w:r>
+        <w:rPr>
+          <w:rFonts w:cs="Segoe UI"/>
+        </w:rPr>
+        <w:t>) של כל מילה לפני שהיא נבדקת ונספרת – כך שאותו צירוף באותיות שונות (למשל "</w:t>
+      </w:r>
+      <w:proofErr w:type="spellStart"/>
+      <w:r>
+        <w:rPr>
+          <w:rFonts w:cs="Segoe UI"/>
+        </w:rPr>
+        <w:t>Great</w:t>
+      </w:r>
+      <w:proofErr w:type="spellEnd"/>
+      <w:r>
+        <w:rPr>
+          <w:rFonts w:cs="Segoe UI"/>
+        </w:rPr>
+        <w:t xml:space="preserve"> </w:t>
+      </w:r>
+      <w:proofErr w:type="spellStart"/>
+      <w:r>
+        <w:rPr>
+          <w:rFonts w:cs="Segoe UI"/>
+        </w:rPr>
+        <w:t>Location</w:t>
+      </w:r>
+      <w:proofErr w:type="spellEnd"/>
+      <w:r>
+        <w:rPr>
+          <w:rFonts w:cs="Segoe UI"/>
+        </w:rPr>
+        <w:t>" ו-"</w:t>
+      </w:r>
+      <w:proofErr w:type="spellStart"/>
+      <w:r>
+        <w:rPr>
+          <w:rFonts w:cs="Segoe UI"/>
+        </w:rPr>
+        <w:t>great</w:t>
+      </w:r>
+      <w:proofErr w:type="spellEnd"/>
+      <w:r>
+        <w:rPr>
+          <w:rFonts w:cs="Segoe UI"/>
+        </w:rPr>
+        <w:t xml:space="preserve"> </w:t>
+      </w:r>
+      <w:proofErr w:type="spellStart"/>
+      <w:r>
+        <w:rPr>
+          <w:rFonts w:cs="Segoe UI"/>
+        </w:rPr>
+        <w:t>location</w:t>
+      </w:r>
+      <w:proofErr w:type="spellEnd"/>
+      <w:r>
+        <w:rPr>
+          <w:rFonts w:cs="Segoe UI"/>
+        </w:rPr>
+        <w:t xml:space="preserve">") ממוזג לרשומה אחת בלבד ואינו נספר או מוצג בענן פעמיים. מהטקסט הוסרו מילות עצירה סטנדרטיות, וכן מילות רעש הקשורות ישירות לתחום (כגון </w:t>
+      </w:r>
+      <w:proofErr w:type="spellStart"/>
+      <w:r>
+        <w:rPr>
+          <w:rFonts w:cs="Segoe UI"/>
+        </w:rPr>
+        <w:t>Rome</w:t>
+      </w:r>
+      <w:proofErr w:type="spellEnd"/>
+      <w:r>
+        <w:rPr>
+          <w:rFonts w:cs="Segoe UI"/>
+        </w:rPr>
+        <w:t xml:space="preserve">, </w:t>
+      </w:r>
+      <w:proofErr w:type="spellStart"/>
+      <w:r>
+        <w:rPr>
+          <w:rFonts w:cs="Segoe UI"/>
+        </w:rPr>
+        <w:t>apartment</w:t>
+      </w:r>
+      <w:proofErr w:type="spellEnd"/>
+      <w:r>
+        <w:rPr>
+          <w:rFonts w:cs="Segoe UI"/>
+        </w:rPr>
+        <w:t xml:space="preserve">, </w:t>
+      </w:r>
+      <w:proofErr w:type="spellStart"/>
+      <w:r>
+        <w:rPr>
+          <w:rFonts w:cs="Segoe UI"/>
+        </w:rPr>
+        <w:t>Airbnb</w:t>
+      </w:r>
+      <w:proofErr w:type="spellEnd"/>
+      <w:r>
+        <w:rPr>
+          <w:rFonts w:cs="Segoe UI"/>
+        </w:rPr>
+        <w:t xml:space="preserve">, </w:t>
+      </w:r>
+      <w:proofErr w:type="spellStart"/>
+      <w:r>
+        <w:rPr>
+          <w:rFonts w:cs="Segoe UI"/>
+        </w:rPr>
+        <w:t>host</w:t>
+      </w:r>
+      <w:proofErr w:type="spellEnd"/>
+      <w:r>
+        <w:rPr>
+          <w:rFonts w:cs="Segoe UI"/>
+        </w:rPr>
+        <w:t xml:space="preserve">, </w:t>
+      </w:r>
+      <w:proofErr w:type="spellStart"/>
+      <w:r>
+        <w:rPr>
+          <w:rFonts w:cs="Segoe UI"/>
+        </w:rPr>
+        <w:t>room</w:t>
+      </w:r>
+      <w:proofErr w:type="spellEnd"/>
+      <w:r>
+        <w:rPr>
+          <w:rFonts w:cs="Segoe UI"/>
+        </w:rPr>
+        <w:t>) שאינן תורמות להבחנה בין הקבוצות.</w:t>
       </w:r>
       <w:r>
         <w:rPr>
@@ -6409,7 +7873,21 @@
         <w:rPr>
           <w:rFonts w:cs="Segoe UI"/>
         </w:rPr>
-        <w:t xml:space="preserve">כל מילה בצירוף עברה בסוף התהליך Lemmatization לצורת הבסיס שלה. </w:t>
+        <w:t xml:space="preserve">כל מילה בצירוף עברה בסוף התהליך </w:t>
+      </w:r>
+      <w:proofErr w:type="spellStart"/>
+      <w:r>
+        <w:rPr>
+          <w:rFonts w:cs="Segoe UI"/>
+        </w:rPr>
+        <w:t>Lemmatization</w:t>
+      </w:r>
+      <w:proofErr w:type="spellEnd"/>
+      <w:r>
+        <w:rPr>
+          <w:rFonts w:cs="Segoe UI"/>
+        </w:rPr>
+        <w:t xml:space="preserve"> לצורת הבסיס שלה. </w:t>
       </w:r>
     </w:p>
     <w:p>
@@ -6519,53 +7997,54 @@
           <w:color w:val="555555"/>
           <w:sz w:val="19"/>
         </w:rPr>
-        <w:t>ענן מילים - Hidden Gems</w:t>
-      </w:r>
-    </w:p>
-    <w:p>
-      <w:pPr>
-        <w:spacing w:after="120"/>
-      </w:pPr>
-      <w:r>
-        <w:rPr>
-          <w:rFonts w:cs="Segoe UI"/>
-        </w:rPr>
-        <w:t xml:space="preserve"> </w:t>
-      </w:r>
-    </w:p>
-    <w:p>
-      <w:pPr>
-        <w:jc w:val="center"/>
-      </w:pPr>
-    </w:p>
-    <w:p>
-      <w:pPr>
+        <w:t xml:space="preserve">ענן מילים - </w:t>
+      </w:r>
+      <w:proofErr w:type="spellStart"/>
+      <w:r>
         <w:rPr>
           <w:rFonts w:cs="Segoe UI"/>
           <w:i/>
           <w:color w:val="555555"/>
           <w:sz w:val="19"/>
         </w:rPr>
-      </w:pPr>
-    </w:p>
-    <w:p>
-      <w:pPr>
+        <w:t>Hidden</w:t>
+      </w:r>
+      <w:proofErr w:type="spellEnd"/>
+      <w:r>
         <w:rPr>
           <w:rFonts w:cs="Segoe UI"/>
           <w:i/>
           <w:color w:val="555555"/>
           <w:sz w:val="19"/>
         </w:rPr>
-      </w:pPr>
-    </w:p>
-    <w:p>
-      <w:pPr>
+        <w:t xml:space="preserve"> </w:t>
+      </w:r>
+      <w:proofErr w:type="spellStart"/>
+      <w:r>
         <w:rPr>
           <w:rFonts w:cs="Segoe UI"/>
           <w:i/>
           <w:color w:val="555555"/>
           <w:sz w:val="19"/>
         </w:rPr>
+        <w:t>Gems</w:t>
+      </w:r>
+      <w:proofErr w:type="spellEnd"/>
+    </w:p>
+    <w:p>
+      <w:pPr>
+        <w:spacing w:after="120"/>
+      </w:pPr>
+      <w:r>
+        <w:rPr>
+          <w:rFonts w:cs="Segoe UI"/>
+        </w:rPr>
+        <w:t xml:space="preserve"> </w:t>
+      </w:r>
+    </w:p>
+    <w:p>
+      <w:pPr>
+        <w:jc w:val="center"/>
       </w:pPr>
     </w:p>
     <w:p>
@@ -6600,6 +8079,36 @@
     </w:p>
     <w:p>
       <w:pPr>
+        <w:rPr>
+          <w:rFonts w:cs="Segoe UI"/>
+          <w:i/>
+          <w:color w:val="555555"/>
+          <w:sz w:val="19"/>
+        </w:rPr>
+      </w:pPr>
+    </w:p>
+    <w:p>
+      <w:pPr>
+        <w:rPr>
+          <w:rFonts w:cs="Segoe UI"/>
+          <w:i/>
+          <w:color w:val="555555"/>
+          <w:sz w:val="19"/>
+        </w:rPr>
+      </w:pPr>
+    </w:p>
+    <w:p>
+      <w:pPr>
+        <w:rPr>
+          <w:rFonts w:cs="Segoe UI"/>
+          <w:i/>
+          <w:color w:val="555555"/>
+          <w:sz w:val="19"/>
+        </w:rPr>
+      </w:pPr>
+    </w:p>
+    <w:p>
+      <w:pPr>
         <w:spacing w:after="20"/>
       </w:pPr>
       <w:r>
@@ -6624,7 +8133,43 @@
           <w:b/>
           <w:color w:val="0072B2"/>
         </w:rPr>
-        <w:t xml:space="preserve"> Hidden Gems:</w:t>
+        <w:t xml:space="preserve"> </w:t>
+      </w:r>
+      <w:proofErr w:type="spellStart"/>
+      <w:r>
+        <w:rPr>
+          <w:rFonts w:cs="Segoe UI"/>
+          <w:b/>
+          <w:color w:val="0072B2"/>
+        </w:rPr>
+        <w:t>Hidden</w:t>
+      </w:r>
+      <w:proofErr w:type="spellEnd"/>
+      <w:r>
+        <w:rPr>
+          <w:rFonts w:cs="Segoe UI"/>
+          <w:b/>
+          <w:color w:val="0072B2"/>
+        </w:rPr>
+        <w:t xml:space="preserve"> </w:t>
+      </w:r>
+      <w:proofErr w:type="spellStart"/>
+      <w:r>
+        <w:rPr>
+          <w:rFonts w:cs="Segoe UI"/>
+          <w:b/>
+          <w:color w:val="0072B2"/>
+        </w:rPr>
+        <w:t>Gems</w:t>
+      </w:r>
+      <w:proofErr w:type="spellEnd"/>
+      <w:r>
+        <w:rPr>
+          <w:rFonts w:cs="Segoe UI"/>
+          <w:b/>
+          <w:color w:val="0072B2"/>
+        </w:rPr>
+        <w:t>:</w:t>
       </w:r>
     </w:p>
     <w:p>
@@ -6744,14 +8289,34 @@
             <w:pPr>
               <w:jc w:val="center"/>
             </w:pPr>
+            <w:proofErr w:type="spellStart"/>
             <w:r>
               <w:rPr>
                 <w:rFonts w:ascii="Arial" w:hAnsi="Arial" w:cs="Arial"/>
                 <w:color w:val="1F1F1F"/>
                 <w:bdr w:val="none" w:sz="0" w:space="0" w:color="auto" w:frame="1"/>
               </w:rPr>
-              <w:t>great location</w:t>
+              <w:t>great</w:t>
             </w:r>
+            <w:proofErr w:type="spellEnd"/>
+            <w:r>
+              <w:rPr>
+                <w:rFonts w:ascii="Arial" w:hAnsi="Arial" w:cs="Arial"/>
+                <w:color w:val="1F1F1F"/>
+                <w:bdr w:val="none" w:sz="0" w:space="0" w:color="auto" w:frame="1"/>
+              </w:rPr>
+              <w:t xml:space="preserve"> </w:t>
+            </w:r>
+            <w:proofErr w:type="spellStart"/>
+            <w:r>
+              <w:rPr>
+                <w:rFonts w:ascii="Arial" w:hAnsi="Arial" w:cs="Arial"/>
+                <w:color w:val="1F1F1F"/>
+                <w:bdr w:val="none" w:sz="0" w:space="0" w:color="auto" w:frame="1"/>
+              </w:rPr>
+              <w:t>location</w:t>
+            </w:r>
+            <w:proofErr w:type="spellEnd"/>
           </w:p>
         </w:tc>
         <w:tc>
@@ -6808,14 +8373,34 @@
             <w:pPr>
               <w:jc w:val="center"/>
             </w:pPr>
+            <w:proofErr w:type="spellStart"/>
             <w:r>
               <w:rPr>
                 <w:rFonts w:ascii="Arial" w:hAnsi="Arial" w:cs="Arial"/>
                 <w:color w:val="1F1F1F"/>
                 <w:bdr w:val="none" w:sz="0" w:space="0" w:color="auto" w:frame="1"/>
               </w:rPr>
-              <w:t>great restaurant</w:t>
+              <w:t>great</w:t>
             </w:r>
+            <w:proofErr w:type="spellEnd"/>
+            <w:r>
+              <w:rPr>
+                <w:rFonts w:ascii="Arial" w:hAnsi="Arial" w:cs="Arial"/>
+                <w:color w:val="1F1F1F"/>
+                <w:bdr w:val="none" w:sz="0" w:space="0" w:color="auto" w:frame="1"/>
+              </w:rPr>
+              <w:t xml:space="preserve"> </w:t>
+            </w:r>
+            <w:proofErr w:type="spellStart"/>
+            <w:r>
+              <w:rPr>
+                <w:rFonts w:ascii="Arial" w:hAnsi="Arial" w:cs="Arial"/>
+                <w:color w:val="1F1F1F"/>
+                <w:bdr w:val="none" w:sz="0" w:space="0" w:color="auto" w:frame="1"/>
+              </w:rPr>
+              <w:t>restaurant</w:t>
+            </w:r>
+            <w:proofErr w:type="spellEnd"/>
           </w:p>
         </w:tc>
         <w:tc>
@@ -6871,14 +8456,34 @@
             <w:pPr>
               <w:jc w:val="center"/>
             </w:pPr>
+            <w:proofErr w:type="spellStart"/>
             <w:r>
               <w:rPr>
                 <w:rFonts w:ascii="Arial" w:hAnsi="Arial" w:cs="Arial"/>
                 <w:color w:val="1F1F1F"/>
                 <w:bdr w:val="none" w:sz="0" w:space="0" w:color="auto" w:frame="1"/>
               </w:rPr>
-              <w:t>good location</w:t>
+              <w:t>good</w:t>
             </w:r>
+            <w:proofErr w:type="spellEnd"/>
+            <w:r>
+              <w:rPr>
+                <w:rFonts w:ascii="Arial" w:hAnsi="Arial" w:cs="Arial"/>
+                <w:color w:val="1F1F1F"/>
+                <w:bdr w:val="none" w:sz="0" w:space="0" w:color="auto" w:frame="1"/>
+              </w:rPr>
+              <w:t xml:space="preserve"> </w:t>
+            </w:r>
+            <w:proofErr w:type="spellStart"/>
+            <w:r>
+              <w:rPr>
+                <w:rFonts w:ascii="Arial" w:hAnsi="Arial" w:cs="Arial"/>
+                <w:color w:val="1F1F1F"/>
+                <w:bdr w:val="none" w:sz="0" w:space="0" w:color="auto" w:frame="1"/>
+              </w:rPr>
+              <w:t>location</w:t>
+            </w:r>
+            <w:proofErr w:type="spellEnd"/>
           </w:p>
         </w:tc>
         <w:tc>
@@ -6935,14 +8540,34 @@
             <w:pPr>
               <w:jc w:val="center"/>
             </w:pPr>
+            <w:proofErr w:type="spellStart"/>
             <w:r>
               <w:rPr>
                 <w:rFonts w:ascii="Arial" w:hAnsi="Arial" w:cs="Arial"/>
                 <w:color w:val="1F1F1F"/>
                 <w:bdr w:val="none" w:sz="0" w:space="0" w:color="auto" w:frame="1"/>
               </w:rPr>
-              <w:t>perfect location</w:t>
+              <w:t>perfect</w:t>
             </w:r>
+            <w:proofErr w:type="spellEnd"/>
+            <w:r>
+              <w:rPr>
+                <w:rFonts w:ascii="Arial" w:hAnsi="Arial" w:cs="Arial"/>
+                <w:color w:val="1F1F1F"/>
+                <w:bdr w:val="none" w:sz="0" w:space="0" w:color="auto" w:frame="1"/>
+              </w:rPr>
+              <w:t xml:space="preserve"> </w:t>
+            </w:r>
+            <w:proofErr w:type="spellStart"/>
+            <w:r>
+              <w:rPr>
+                <w:rFonts w:ascii="Arial" w:hAnsi="Arial" w:cs="Arial"/>
+                <w:color w:val="1F1F1F"/>
+                <w:bdr w:val="none" w:sz="0" w:space="0" w:color="auto" w:frame="1"/>
+              </w:rPr>
+              <w:t>location</w:t>
+            </w:r>
+            <w:proofErr w:type="spellEnd"/>
           </w:p>
         </w:tc>
         <w:tc>
@@ -6998,14 +8623,34 @@
             <w:pPr>
               <w:jc w:val="center"/>
             </w:pPr>
+            <w:proofErr w:type="spellStart"/>
             <w:r>
               <w:rPr>
                 <w:rFonts w:ascii="Arial" w:hAnsi="Arial" w:cs="Arial"/>
                 <w:color w:val="1F1F1F"/>
                 <w:bdr w:val="none" w:sz="0" w:space="0" w:color="auto" w:frame="1"/>
               </w:rPr>
-              <w:t>short walk</w:t>
+              <w:t>short</w:t>
             </w:r>
+            <w:proofErr w:type="spellEnd"/>
+            <w:r>
+              <w:rPr>
+                <w:rFonts w:ascii="Arial" w:hAnsi="Arial" w:cs="Arial"/>
+                <w:color w:val="1F1F1F"/>
+                <w:bdr w:val="none" w:sz="0" w:space="0" w:color="auto" w:frame="1"/>
+              </w:rPr>
+              <w:t xml:space="preserve"> </w:t>
+            </w:r>
+            <w:proofErr w:type="spellStart"/>
+            <w:r>
+              <w:rPr>
+                <w:rFonts w:ascii="Arial" w:hAnsi="Arial" w:cs="Arial"/>
+                <w:color w:val="1F1F1F"/>
+                <w:bdr w:val="none" w:sz="0" w:space="0" w:color="auto" w:frame="1"/>
+              </w:rPr>
+              <w:t>walk</w:t>
+            </w:r>
+            <w:proofErr w:type="spellEnd"/>
           </w:p>
         </w:tc>
         <w:tc>
@@ -7062,14 +8707,34 @@
             <w:pPr>
               <w:jc w:val="center"/>
             </w:pPr>
+            <w:proofErr w:type="spellStart"/>
             <w:r>
               <w:rPr>
                 <w:rFonts w:ascii="Arial" w:hAnsi="Arial" w:cs="Arial"/>
                 <w:color w:val="1F1F1F"/>
                 <w:bdr w:val="none" w:sz="0" w:space="0" w:color="auto" w:frame="1"/>
               </w:rPr>
-              <w:t>easy access</w:t>
+              <w:t>easy</w:t>
             </w:r>
+            <w:proofErr w:type="spellEnd"/>
+            <w:r>
+              <w:rPr>
+                <w:rFonts w:ascii="Arial" w:hAnsi="Arial" w:cs="Arial"/>
+                <w:color w:val="1F1F1F"/>
+                <w:bdr w:val="none" w:sz="0" w:space="0" w:color="auto" w:frame="1"/>
+              </w:rPr>
+              <w:t xml:space="preserve"> </w:t>
+            </w:r>
+            <w:proofErr w:type="spellStart"/>
+            <w:r>
+              <w:rPr>
+                <w:rFonts w:ascii="Arial" w:hAnsi="Arial" w:cs="Arial"/>
+                <w:color w:val="1F1F1F"/>
+                <w:bdr w:val="none" w:sz="0" w:space="0" w:color="auto" w:frame="1"/>
+              </w:rPr>
+              <w:t>access</w:t>
+            </w:r>
+            <w:proofErr w:type="spellEnd"/>
           </w:p>
         </w:tc>
         <w:tc>
@@ -7125,14 +8790,34 @@
             <w:pPr>
               <w:jc w:val="center"/>
             </w:pPr>
+            <w:proofErr w:type="spellStart"/>
             <w:r>
               <w:rPr>
                 <w:rFonts w:ascii="Arial" w:hAnsi="Arial" w:cs="Arial"/>
                 <w:color w:val="1F1F1F"/>
                 <w:bdr w:val="none" w:sz="0" w:space="0" w:color="auto" w:frame="1"/>
               </w:rPr>
-              <w:t>public transport</w:t>
+              <w:t>public</w:t>
             </w:r>
+            <w:proofErr w:type="spellEnd"/>
+            <w:r>
+              <w:rPr>
+                <w:rFonts w:ascii="Arial" w:hAnsi="Arial" w:cs="Arial"/>
+                <w:color w:val="1F1F1F"/>
+                <w:bdr w:val="none" w:sz="0" w:space="0" w:color="auto" w:frame="1"/>
+              </w:rPr>
+              <w:t xml:space="preserve"> </w:t>
+            </w:r>
+            <w:proofErr w:type="spellStart"/>
+            <w:r>
+              <w:rPr>
+                <w:rFonts w:ascii="Arial" w:hAnsi="Arial" w:cs="Arial"/>
+                <w:color w:val="1F1F1F"/>
+                <w:bdr w:val="none" w:sz="0" w:space="0" w:color="auto" w:frame="1"/>
+              </w:rPr>
+              <w:t>transport</w:t>
+            </w:r>
+            <w:proofErr w:type="spellEnd"/>
           </w:p>
         </w:tc>
         <w:tc>
@@ -7189,14 +8874,34 @@
             <w:pPr>
               <w:jc w:val="center"/>
             </w:pPr>
+            <w:proofErr w:type="spellStart"/>
             <w:r>
               <w:rPr>
                 <w:rFonts w:ascii="Arial" w:hAnsi="Arial" w:cs="Arial"/>
                 <w:color w:val="1F1F1F"/>
                 <w:bdr w:val="none" w:sz="0" w:space="0" w:color="auto" w:frame="1"/>
               </w:rPr>
-              <w:t>great recommendation</w:t>
+              <w:t>great</w:t>
             </w:r>
+            <w:proofErr w:type="spellEnd"/>
+            <w:r>
+              <w:rPr>
+                <w:rFonts w:ascii="Arial" w:hAnsi="Arial" w:cs="Arial"/>
+                <w:color w:val="1F1F1F"/>
+                <w:bdr w:val="none" w:sz="0" w:space="0" w:color="auto" w:frame="1"/>
+              </w:rPr>
+              <w:t xml:space="preserve"> </w:t>
+            </w:r>
+            <w:proofErr w:type="spellStart"/>
+            <w:r>
+              <w:rPr>
+                <w:rFonts w:ascii="Arial" w:hAnsi="Arial" w:cs="Arial"/>
+                <w:color w:val="1F1F1F"/>
+                <w:bdr w:val="none" w:sz="0" w:space="0" w:color="auto" w:frame="1"/>
+              </w:rPr>
+              <w:t>recommendation</w:t>
+            </w:r>
+            <w:proofErr w:type="spellEnd"/>
           </w:p>
         </w:tc>
         <w:tc>
@@ -7252,14 +8957,34 @@
             <w:pPr>
               <w:jc w:val="center"/>
             </w:pPr>
+            <w:proofErr w:type="spellStart"/>
             <w:r>
               <w:rPr>
                 <w:rFonts w:ascii="Arial" w:hAnsi="Arial" w:cs="Arial"/>
                 <w:color w:val="1F1F1F"/>
                 <w:bdr w:val="none" w:sz="0" w:space="0" w:color="auto" w:frame="1"/>
               </w:rPr>
-              <w:t>next time</w:t>
+              <w:t>next</w:t>
             </w:r>
+            <w:proofErr w:type="spellEnd"/>
+            <w:r>
+              <w:rPr>
+                <w:rFonts w:ascii="Arial" w:hAnsi="Arial" w:cs="Arial"/>
+                <w:color w:val="1F1F1F"/>
+                <w:bdr w:val="none" w:sz="0" w:space="0" w:color="auto" w:frame="1"/>
+              </w:rPr>
+              <w:t xml:space="preserve"> </w:t>
+            </w:r>
+            <w:proofErr w:type="spellStart"/>
+            <w:r>
+              <w:rPr>
+                <w:rFonts w:ascii="Arial" w:hAnsi="Arial" w:cs="Arial"/>
+                <w:color w:val="1F1F1F"/>
+                <w:bdr w:val="none" w:sz="0" w:space="0" w:color="auto" w:frame="1"/>
+              </w:rPr>
+              <w:t>time</w:t>
+            </w:r>
+            <w:proofErr w:type="spellEnd"/>
           </w:p>
         </w:tc>
         <w:tc>
@@ -7316,14 +9041,34 @@
             <w:pPr>
               <w:jc w:val="center"/>
             </w:pPr>
+            <w:proofErr w:type="spellStart"/>
             <w:r>
               <w:rPr>
                 <w:rFonts w:ascii="Arial" w:hAnsi="Arial" w:cs="Arial"/>
                 <w:color w:val="1F1F1F"/>
                 <w:bdr w:val="none" w:sz="0" w:space="0" w:color="auto" w:frame="1"/>
               </w:rPr>
-              <w:t>many restaurant</w:t>
+              <w:t>many</w:t>
             </w:r>
+            <w:proofErr w:type="spellEnd"/>
+            <w:r>
+              <w:rPr>
+                <w:rFonts w:ascii="Arial" w:hAnsi="Arial" w:cs="Arial"/>
+                <w:color w:val="1F1F1F"/>
+                <w:bdr w:val="none" w:sz="0" w:space="0" w:color="auto" w:frame="1"/>
+              </w:rPr>
+              <w:t xml:space="preserve"> </w:t>
+            </w:r>
+            <w:proofErr w:type="spellStart"/>
+            <w:r>
+              <w:rPr>
+                <w:rFonts w:ascii="Arial" w:hAnsi="Arial" w:cs="Arial"/>
+                <w:color w:val="1F1F1F"/>
+                <w:bdr w:val="none" w:sz="0" w:space="0" w:color="auto" w:frame="1"/>
+              </w:rPr>
+              <w:t>restaurant</w:t>
+            </w:r>
+            <w:proofErr w:type="spellEnd"/>
           </w:p>
         </w:tc>
         <w:tc>
@@ -7608,6 +9353,7 @@
             <w:pPr>
               <w:jc w:val="center"/>
             </w:pPr>
+            <w:proofErr w:type="spellStart"/>
             <w:r>
               <w:rPr>
                 <w:rStyle w:val="af8"/>
@@ -7616,8 +9362,31 @@
                 <w:bdr w:val="none" w:sz="0" w:space="0" w:color="auto" w:frame="1"/>
                 <w:rtl w:val="0"/>
               </w:rPr>
-              <w:t>מספר הופעות</w:t>
+              <w:t>מספר</w:t>
             </w:r>
+            <w:proofErr w:type="spellEnd"/>
+            <w:r>
+              <w:rPr>
+                <w:rStyle w:val="af8"/>
+                <w:rFonts w:ascii="Arial" w:hAnsi="Arial" w:cs="Arial"/>
+                <w:color w:val="1F1F1F"/>
+                <w:bdr w:val="none" w:sz="0" w:space="0" w:color="auto" w:frame="1"/>
+                <w:rtl w:val="0"/>
+              </w:rPr>
+              <w:t xml:space="preserve"> </w:t>
+            </w:r>
+            <w:proofErr w:type="spellStart"/>
+            <w:r>
+              <w:rPr>
+                <w:rStyle w:val="af8"/>
+                <w:rFonts w:ascii="Arial" w:hAnsi="Arial" w:cs="Arial"/>
+                <w:color w:val="1F1F1F"/>
+                <w:bdr w:val="none" w:sz="0" w:space="0" w:color="auto" w:frame="1"/>
+                <w:rtl w:val="0"/>
+              </w:rPr>
+              <w:t>הופעות</w:t>
+            </w:r>
+            <w:proofErr w:type="spellEnd"/>
           </w:p>
         </w:tc>
         <w:tc>
@@ -7630,6 +9399,7 @@
             <w:pPr>
               <w:jc w:val="center"/>
             </w:pPr>
+            <w:proofErr w:type="spellStart"/>
             <w:r>
               <w:rPr>
                 <w:rStyle w:val="af8"/>
@@ -7640,6 +9410,7 @@
               </w:rPr>
               <w:t>צירוף</w:t>
             </w:r>
+            <w:proofErr w:type="spellEnd"/>
           </w:p>
         </w:tc>
         <w:tc>
@@ -8366,7 +10137,49 @@
         <w:rPr>
           <w:rFonts w:cs="Segoe UI"/>
         </w:rPr>
-        <w:t>השוואת שתי הטבלאות מראה קודם כול קווי דמיון בולטים: שבעה מתוך עשרת הצירופים המובילים משותפים לשתי הקבוצות וברוב המקרים גם סדר הדירוג ביניהם כמעט זהה. בשתי הקבוצות צירופים הקשורים למיקום ולנגישות תופסים את רוב המקומות המובילים, מה שמצביע על כך שמיקום נוח הוא הגורם הבולט ביותר בשפת הביקורות של אורחי Airbnb ברומא, ללא קשר לשאלה אם הנכס הוגדר כ-Hidden Gem.</w:t>
+        <w:t xml:space="preserve">השוואת שתי הטבלאות מראה קודם כול קווי דמיון בולטים: שבעה מתוך עשרת הצירופים המובילים משותפים לשתי הקבוצות וברוב המקרים גם סדר הדירוג ביניהם כמעט זהה. בשתי הקבוצות צירופים הקשורים למיקום ולנגישות תופסים את רוב המקומות המובילים, מה שמצביע על כך שמיקום נוח הוא הגורם הבולט ביותר בשפת הביקורות של אורחי </w:t>
+      </w:r>
+      <w:proofErr w:type="spellStart"/>
+      <w:r>
+        <w:rPr>
+          <w:rFonts w:cs="Segoe UI"/>
+        </w:rPr>
+        <w:t>Airbnb</w:t>
+      </w:r>
+      <w:proofErr w:type="spellEnd"/>
+      <w:r>
+        <w:rPr>
+          <w:rFonts w:cs="Segoe UI"/>
+        </w:rPr>
+        <w:t xml:space="preserve"> ברומא, ללא קשר לשאלה אם הנכס הוגדר כ-</w:t>
+      </w:r>
+      <w:proofErr w:type="spellStart"/>
+      <w:r>
+        <w:rPr>
+          <w:rFonts w:cs="Segoe UI"/>
+        </w:rPr>
+        <w:t>Hidden</w:t>
+      </w:r>
+      <w:proofErr w:type="spellEnd"/>
+      <w:r>
+        <w:rPr>
+          <w:rFonts w:cs="Segoe UI"/>
+        </w:rPr>
+        <w:t xml:space="preserve"> </w:t>
+      </w:r>
+      <w:proofErr w:type="spellStart"/>
+      <w:r>
+        <w:rPr>
+          <w:rFonts w:cs="Segoe UI"/>
+        </w:rPr>
+        <w:t>Gem</w:t>
+      </w:r>
+      <w:proofErr w:type="spellEnd"/>
+      <w:r>
+        <w:rPr>
+          <w:rFonts w:cs="Segoe UI"/>
+        </w:rPr>
+        <w:t>.</w:t>
       </w:r>
     </w:p>
     <w:p>
@@ -8380,7 +10193,91 @@
         <w:rPr>
           <w:rFonts w:cs="Segoe UI"/>
         </w:rPr>
-        <w:t>ההבדלים בין הקבוצות עדינים יותר. בביקורות על נכסי Hidden Gem מופיעים בעשירייה הפותחת הצירופים "great recommendation" ו-"many restaurant", שאינם מופיעים בעשירייה המקבילה של יתר הנכסים – רמז אפשרי להיבט אישי יותר של אינטראקציה עם המארח ושל היכרות עם מסעדות בסביבה, מעבר לתיאור המיקום</w:t>
+        <w:t xml:space="preserve">ההבדלים בין הקבוצות עדינים יותר. בביקורות על נכסי </w:t>
+      </w:r>
+      <w:proofErr w:type="spellStart"/>
+      <w:r>
+        <w:rPr>
+          <w:rFonts w:cs="Segoe UI"/>
+        </w:rPr>
+        <w:t>Hidden</w:t>
+      </w:r>
+      <w:proofErr w:type="spellEnd"/>
+      <w:r>
+        <w:rPr>
+          <w:rFonts w:cs="Segoe UI"/>
+        </w:rPr>
+        <w:t xml:space="preserve"> </w:t>
+      </w:r>
+      <w:proofErr w:type="spellStart"/>
+      <w:r>
+        <w:rPr>
+          <w:rFonts w:cs="Segoe UI"/>
+        </w:rPr>
+        <w:t>Gem</w:t>
+      </w:r>
+      <w:proofErr w:type="spellEnd"/>
+      <w:r>
+        <w:rPr>
+          <w:rFonts w:cs="Segoe UI"/>
+        </w:rPr>
+        <w:t xml:space="preserve"> מופיעים בעשירייה הפותחת הצירופים "</w:t>
+      </w:r>
+      <w:proofErr w:type="spellStart"/>
+      <w:r>
+        <w:rPr>
+          <w:rFonts w:cs="Segoe UI"/>
+        </w:rPr>
+        <w:t>great</w:t>
+      </w:r>
+      <w:proofErr w:type="spellEnd"/>
+      <w:r>
+        <w:rPr>
+          <w:rFonts w:cs="Segoe UI"/>
+        </w:rPr>
+        <w:t xml:space="preserve"> </w:t>
+      </w:r>
+      <w:proofErr w:type="spellStart"/>
+      <w:r>
+        <w:rPr>
+          <w:rFonts w:cs="Segoe UI"/>
+        </w:rPr>
+        <w:t>recommendation</w:t>
+      </w:r>
+      <w:proofErr w:type="spellEnd"/>
+      <w:r>
+        <w:rPr>
+          <w:rFonts w:cs="Segoe UI"/>
+        </w:rPr>
+        <w:t>" ו-"</w:t>
+      </w:r>
+      <w:proofErr w:type="spellStart"/>
+      <w:r>
+        <w:rPr>
+          <w:rFonts w:cs="Segoe UI"/>
+        </w:rPr>
+        <w:t>many</w:t>
+      </w:r>
+      <w:proofErr w:type="spellEnd"/>
+      <w:r>
+        <w:rPr>
+          <w:rFonts w:cs="Segoe UI"/>
+        </w:rPr>
+        <w:t xml:space="preserve"> </w:t>
+      </w:r>
+      <w:proofErr w:type="spellStart"/>
+      <w:r>
+        <w:rPr>
+          <w:rFonts w:cs="Segoe UI"/>
+        </w:rPr>
+        <w:t>restaurant</w:t>
+      </w:r>
+      <w:proofErr w:type="spellEnd"/>
+      <w:r>
+        <w:rPr>
+          <w:rFonts w:cs="Segoe UI"/>
+        </w:rPr>
+        <w:t>", שאינם מופיעים בעשירייה המקבילה של יתר הנכסים – רמז אפשרי להיבט אישי יותר של אינטראקציה עם המארח ושל היכרות עם מסעדות בסביבה, מעבר לתיאור המיקום</w:t>
       </w:r>
       <w:r>
         <w:rPr>
@@ -8392,7 +10289,35 @@
         <w:rPr>
           <w:rFonts w:cs="Segoe UI"/>
         </w:rPr>
-        <w:t>לעומת זאת, בביקורות על יתר הנכסים מופיעים "main attraction"</w:t>
+        <w:t>לעומת זאת, בביקורות על יתר הנכסים מופיעים "</w:t>
+      </w:r>
+      <w:proofErr w:type="spellStart"/>
+      <w:r>
+        <w:rPr>
+          <w:rFonts w:cs="Segoe UI"/>
+        </w:rPr>
+        <w:t>main</w:t>
+      </w:r>
+      <w:proofErr w:type="spellEnd"/>
+      <w:r>
+        <w:rPr>
+          <w:rFonts w:cs="Segoe UI"/>
+        </w:rPr>
+        <w:t xml:space="preserve"> </w:t>
+      </w:r>
+      <w:proofErr w:type="spellStart"/>
+      <w:r>
+        <w:rPr>
+          <w:rFonts w:cs="Segoe UI"/>
+        </w:rPr>
+        <w:t>attraction</w:t>
+      </w:r>
+      <w:proofErr w:type="spellEnd"/>
+      <w:r>
+        <w:rPr>
+          <w:rFonts w:cs="Segoe UI"/>
+        </w:rPr>
+        <w:t>"</w:t>
       </w:r>
       <w:r>
         <w:rPr>
@@ -8412,11 +10337,61 @@
         </w:rPr>
         <w:t>"</w:t>
       </w:r>
-      <w:r>
-        <w:rPr>
-          <w:rFonts w:cs="Segoe UI"/>
-        </w:rPr>
-        <w:t>comfortable bed" ו-"great time", המתמקדים יותר באתרי תיירות מרכזיים ובסטנדרט הפיזי של הנכס.</w:t>
+      <w:proofErr w:type="spellStart"/>
+      <w:r>
+        <w:rPr>
+          <w:rFonts w:cs="Segoe UI"/>
+        </w:rPr>
+        <w:t>comfortable</w:t>
+      </w:r>
+      <w:proofErr w:type="spellEnd"/>
+      <w:r>
+        <w:rPr>
+          <w:rFonts w:cs="Segoe UI"/>
+        </w:rPr>
+        <w:t xml:space="preserve"> </w:t>
+      </w:r>
+      <w:proofErr w:type="spellStart"/>
+      <w:r>
+        <w:rPr>
+          <w:rFonts w:cs="Segoe UI"/>
+        </w:rPr>
+        <w:t>bed</w:t>
+      </w:r>
+      <w:proofErr w:type="spellEnd"/>
+      <w:r>
+        <w:rPr>
+          <w:rFonts w:cs="Segoe UI"/>
+        </w:rPr>
+        <w:t>" ו-"</w:t>
+      </w:r>
+      <w:proofErr w:type="spellStart"/>
+      <w:r>
+        <w:rPr>
+          <w:rFonts w:cs="Segoe UI"/>
+        </w:rPr>
+        <w:t>great</w:t>
+      </w:r>
+      <w:proofErr w:type="spellEnd"/>
+      <w:r>
+        <w:rPr>
+          <w:rFonts w:cs="Segoe UI"/>
+        </w:rPr>
+        <w:t xml:space="preserve"> </w:t>
+      </w:r>
+      <w:proofErr w:type="spellStart"/>
+      <w:r>
+        <w:rPr>
+          <w:rFonts w:cs="Segoe UI"/>
+        </w:rPr>
+        <w:t>time</w:t>
+      </w:r>
+      <w:proofErr w:type="spellEnd"/>
+      <w:r>
+        <w:rPr>
+          <w:rFonts w:cs="Segoe UI"/>
+        </w:rPr>
+        <w:t>", המתמקדים יותר באתרי תיירות מרכזיים ובסטנדרט הפיזי של הנכס.</w:t>
       </w:r>
     </w:p>
     <w:p>
@@ -8427,7 +10402,35 @@
         <w:rPr>
           <w:rFonts w:cs="Segoe UI"/>
         </w:rPr>
-        <w:t xml:space="preserve"> יש לפרש הבדלים אלה בזהירות רבה: קבוצת ה-Hidden Gems כוללת 1,915 ביקורות בלבד לעומת 337,721 ביקורות בקבוצת ההשוואה, ואי-איזון בסדר גודל כזה מגדיל את הרגישות לתנודות אקראיות בצירופים הנמצאים קרוב לתחתית העשירייה. לכן אין לראות בהבדלים אלה ממצא מובהק</w:t>
+        <w:t xml:space="preserve"> יש לפרש הבדלים אלה בזהירות רבה: קבוצת ה-</w:t>
+      </w:r>
+      <w:proofErr w:type="spellStart"/>
+      <w:r>
+        <w:rPr>
+          <w:rFonts w:cs="Segoe UI"/>
+        </w:rPr>
+        <w:t>Hidden</w:t>
+      </w:r>
+      <w:proofErr w:type="spellEnd"/>
+      <w:r>
+        <w:rPr>
+          <w:rFonts w:cs="Segoe UI"/>
+        </w:rPr>
+        <w:t xml:space="preserve"> </w:t>
+      </w:r>
+      <w:proofErr w:type="spellStart"/>
+      <w:r>
+        <w:rPr>
+          <w:rFonts w:cs="Segoe UI"/>
+        </w:rPr>
+        <w:t>Gems</w:t>
+      </w:r>
+      <w:proofErr w:type="spellEnd"/>
+      <w:r>
+        <w:rPr>
+          <w:rFonts w:cs="Segoe UI"/>
+        </w:rPr>
+        <w:t xml:space="preserve"> כוללת 1,915 ביקורות בלבד לעומת 337,721 ביקורות בקבוצת ההשוואה, ואי-איזון בסדר גודל כזה מגדיל את הרגישות לתנודות אקראיות בצירופים הנמצאים קרוב לתחתית העשירייה. לכן אין לראות בהבדלים אלה ממצא מובהק</w:t>
       </w:r>
       <w:r>
         <w:rPr>
@@ -8451,7 +10454,35 @@
         <w:rPr>
           <w:rFonts w:cs="Segoe UI"/>
         </w:rPr>
-        <w:t xml:space="preserve"> ההבדל בין נכסי Hidden Gem לשאר הנכסים בא לידי ביטוי בעיקר במאפיינים הכמותיים של הנכס ולא בשפה שבה אורחים מתארים את חוויית האיר</w:t>
+        <w:t xml:space="preserve"> ההבדל בין נכסי </w:t>
+      </w:r>
+      <w:proofErr w:type="spellStart"/>
+      <w:r>
+        <w:rPr>
+          <w:rFonts w:cs="Segoe UI"/>
+        </w:rPr>
+        <w:t>Hidden</w:t>
+      </w:r>
+      <w:proofErr w:type="spellEnd"/>
+      <w:r>
+        <w:rPr>
+          <w:rFonts w:cs="Segoe UI"/>
+        </w:rPr>
+        <w:t xml:space="preserve"> </w:t>
+      </w:r>
+      <w:proofErr w:type="spellStart"/>
+      <w:r>
+        <w:rPr>
+          <w:rFonts w:cs="Segoe UI"/>
+        </w:rPr>
+        <w:t>Gem</w:t>
+      </w:r>
+      <w:proofErr w:type="spellEnd"/>
+      <w:r>
+        <w:rPr>
+          <w:rFonts w:cs="Segoe UI"/>
+        </w:rPr>
+        <w:t xml:space="preserve"> לשאר הנכסים בא לידי ביטוי בעיקר במאפיינים הכמותיים של הנכס ולא בשפה שבה אורחים מתארים את חוויית האיר</w:t>
       </w:r>
       <w:r>
         <w:rPr>
@@ -8514,7 +10545,23 @@
           <w:rFonts w:cs="Segoe UI"/>
           <w:rtl w:val="0"/>
         </w:rPr>
-        <w:t>k-Nearest Neighbors (kNN)</w:t>
+        <w:t>k-Nearest Neighbors (</w:t>
+      </w:r>
+      <w:proofErr w:type="spellStart"/>
+      <w:r>
+        <w:rPr>
+          <w:rFonts w:cs="Segoe UI"/>
+          <w:rtl w:val="0"/>
+        </w:rPr>
+        <w:t>kNN</w:t>
+      </w:r>
+      <w:proofErr w:type="spellEnd"/>
+      <w:r>
+        <w:rPr>
+          <w:rFonts w:cs="Segoe UI"/>
+          <w:rtl w:val="0"/>
+        </w:rPr>
+        <w:t>)</w:t>
       </w:r>
       <w:r>
         <w:rPr>
@@ -8630,7 +10677,35 @@
         <w:rPr>
           <w:rFonts w:cs="Segoe UI"/>
         </w:rPr>
-        <w:t xml:space="preserve">לוודא את הגדרת ה-Hidden Gem מול </w:t>
+        <w:t>לוודא את הגדרת ה-</w:t>
+      </w:r>
+      <w:proofErr w:type="spellStart"/>
+      <w:r>
+        <w:rPr>
+          <w:rFonts w:cs="Segoe UI"/>
+        </w:rPr>
+        <w:t>Hidden</w:t>
+      </w:r>
+      <w:proofErr w:type="spellEnd"/>
+      <w:r>
+        <w:rPr>
+          <w:rFonts w:cs="Segoe UI"/>
+        </w:rPr>
+        <w:t xml:space="preserve"> </w:t>
+      </w:r>
+      <w:proofErr w:type="spellStart"/>
+      <w:r>
+        <w:rPr>
+          <w:rFonts w:cs="Segoe UI"/>
+        </w:rPr>
+        <w:t>Gem</w:t>
+      </w:r>
+      <w:proofErr w:type="spellEnd"/>
+      <w:r>
+        <w:rPr>
+          <w:rFonts w:cs="Segoe UI"/>
+        </w:rPr>
+        <w:t xml:space="preserve"> מול </w:t>
       </w:r>
       <w:r>
         <w:rPr>
@@ -8649,7 +10724,21 @@
         <w:rPr>
           <w:rFonts w:cs="Segoe UI"/>
         </w:rPr>
-        <w:t xml:space="preserve">להרחיב את ניתוח ענני המילים לכל cluster </w:t>
+        <w:t xml:space="preserve">להרחיב את ניתוח ענני המילים לכל </w:t>
+      </w:r>
+      <w:proofErr w:type="spellStart"/>
+      <w:r>
+        <w:rPr>
+          <w:rFonts w:cs="Segoe UI"/>
+        </w:rPr>
+        <w:t>cluster</w:t>
+      </w:r>
+      <w:proofErr w:type="spellEnd"/>
+      <w:r>
+        <w:rPr>
+          <w:rFonts w:cs="Segoe UI"/>
+        </w:rPr>
+        <w:t xml:space="preserve"> </w:t>
       </w:r>
       <w:r>
         <w:rPr>
@@ -8661,7 +10750,35 @@
         <w:rPr>
           <w:rFonts w:cs="Segoe UI"/>
         </w:rPr>
-        <w:t>בנפרד ולבדוק האם הבדלים בשפת הביקורות מתגלים דווקא בהשוואה בין טיפוסי הנכס השונים, גם אם לא נמצאו בין נכסי Hidden Gem ליתר הנכסים.</w:t>
+        <w:t xml:space="preserve">בנפרד ולבדוק האם הבדלים בשפת הביקורות מתגלים דווקא בהשוואה בין טיפוסי הנכס השונים, גם אם לא נמצאו בין נכסי </w:t>
+      </w:r>
+      <w:proofErr w:type="spellStart"/>
+      <w:r>
+        <w:rPr>
+          <w:rFonts w:cs="Segoe UI"/>
+        </w:rPr>
+        <w:t>Hidden</w:t>
+      </w:r>
+      <w:proofErr w:type="spellEnd"/>
+      <w:r>
+        <w:rPr>
+          <w:rFonts w:cs="Segoe UI"/>
+        </w:rPr>
+        <w:t xml:space="preserve"> </w:t>
+      </w:r>
+      <w:proofErr w:type="spellStart"/>
+      <w:r>
+        <w:rPr>
+          <w:rFonts w:cs="Segoe UI"/>
+        </w:rPr>
+        <w:t>Gem</w:t>
+      </w:r>
+      <w:proofErr w:type="spellEnd"/>
+      <w:r>
+        <w:rPr>
+          <w:rFonts w:cs="Segoe UI"/>
+        </w:rPr>
+        <w:t xml:space="preserve"> ליתר הנכסים.</w:t>
       </w:r>
     </w:p>
     <w:p>
@@ -11016,6 +13133,7 @@
   <w:style w:type="character" w:default="1" w:styleId="a2">
     <w:name w:val="Default Paragraph Font"/>
     <w:uiPriority w:val="1"/>
+    <w:semiHidden/>
     <w:unhideWhenUsed/>
   </w:style>
   <w:style w:type="table" w:default="1" w:styleId="a3">

--- a/docs/writeup_lastlyupdated08.08.docx
+++ b/docs/writeup_lastlyupdated08.08.docx
@@ -85,7 +85,21 @@
         <w:rPr>
           <w:rFonts w:hint="cs"/>
         </w:rPr>
-        <w:t xml:space="preserve"> | הילה צאיג | נעה גרוס</w:t>
+        <w:t xml:space="preserve"> | הילה </w:t>
+      </w:r>
+      <w:proofErr w:type="spellStart"/>
+      <w:r>
+        <w:rPr>
+          <w:rFonts w:hint="cs"/>
+        </w:rPr>
+        <w:t>צאיג</w:t>
+      </w:r>
+      <w:proofErr w:type="spellEnd"/>
+      <w:r>
+        <w:rPr>
+          <w:rFonts w:hint="cs"/>
+        </w:rPr>
+        <w:t xml:space="preserve"> | נעה גרוס</w:t>
       </w:r>
     </w:p>
     <w:p>
@@ -4233,6 +4247,7 @@
         <w:spacing w:after="120"/>
         <w:rPr>
           <w:rFonts w:cs="Segoe UI"/>
+          <w:rtl w:val="0"/>
         </w:rPr>
       </w:pPr>
       <w:r>
@@ -4290,6 +4305,31 @@
         </w:rPr>
         <w:t xml:space="preserve"> עבור נכס שלא שימש לאימון המודל. עם זאת, גם תחזיות אלה אינן מושלמות, ולכן יש להתייחס לקריטריון המחיר כאומדן ולא כמדד מוחלט.</w:t>
       </w:r>
+    </w:p>
+    <w:p>
+      <w:pPr>
+        <w:bidi w:val="0"/>
+        <w:rPr>
+          <w:rFonts w:cs="Segoe UI"/>
+          <w:rtl w:val="0"/>
+        </w:rPr>
+      </w:pPr>
+      <w:r>
+        <w:rPr>
+          <w:rFonts w:cs="Segoe UI"/>
+          <w:rtl w:val="0"/>
+        </w:rPr>
+        <w:br w:type="page"/>
+      </w:r>
+    </w:p>
+    <w:p>
+      <w:pPr>
+        <w:spacing w:after="120"/>
+        <w:rPr>
+          <w:rFonts w:cs="Segoe UI"/>
+          <w:rtl w:val="0"/>
+        </w:rPr>
+      </w:pPr>
     </w:p>
     <w:p>
       <w:pPr>
@@ -4450,7 +4490,6 @@
           <w:b/>
           <w:color w:val="0072B2"/>
         </w:rPr>
-        <w:lastRenderedPageBreak/>
         <w:t>השיטה:</w:t>
       </w:r>
     </w:p>
@@ -4491,19 +4530,7 @@
         <w:rPr>
           <w:rFonts w:cs="Segoe UI"/>
         </w:rPr>
-        <w:t xml:space="preserve"> (נכס אחד הוסר עקב נתון חסר). החלוקה התבססה על </w:t>
-      </w:r>
-      <w:r>
-        <w:rPr>
-          <w:rFonts w:cs="Segoe UI" w:hint="cs"/>
-        </w:rPr>
-        <w:t xml:space="preserve">חמישה </w:t>
-      </w:r>
-      <w:r>
-        <w:rPr>
-          <w:rFonts w:cs="Segoe UI"/>
-        </w:rPr>
-        <w:t>מאפיינים כמותיים: מיקום גיאוגרפי (קווי רוחב ואורך), קיבולת אורחים, מספר חדרי שינה ומספר שירותים (</w:t>
+        <w:t xml:space="preserve"> (נכס אחד הוסר עקב נתון חסר). החלוקה התבססה על חמישה מאפיינים כמותיים: מיקום גיאוגרפי (קווי רוחב ואורך), קיבולת אורחים, מספר חדרי שינה ומספר שירותים (</w:t>
       </w:r>
       <w:r>
         <w:rPr>
@@ -4530,7 +4557,7 @@
         <w:rPr>
           <w:rFonts w:cs="Segoe UI"/>
         </w:rPr>
-        <w:t xml:space="preserve">תחילה, ביצענו סטנדרטיזציה לכל המשתנים כדי להביאם לסולם אחיד. שלב זה קריטי, שכן </w:t>
+        <w:t xml:space="preserve">תחילה, ביצענו סטנדרטיזציה (נרמול הנתונים) לכל המשתנים כדי להביאם לסולם אחיד. שלב זה קריטי, שכן </w:t>
       </w:r>
       <w:r>
         <w:rPr>
@@ -4656,197 +4683,21 @@
       <w:r>
         <w:rPr>
           <w:rFonts w:cs="Segoe UI"/>
-        </w:rPr>
-        <w:t>את מספר האשכולות (</w:t>
-      </w:r>
-      <m:oMath>
-        <m:r>
-          <w:rPr>
-            <w:rFonts w:ascii="Cambria Math" w:hAnsi="Cambria Math" w:cs="Cambria Math" w:hint="cs"/>
-          </w:rPr>
-          <m:t>k</m:t>
-        </m:r>
-      </m:oMath>
-      <w:r>
-        <w:rPr>
-          <w:rFonts w:cs="Segoe UI"/>
-        </w:rPr>
-        <w:t>) קבענו באמצעות "שיטת המרפק" (Elbow Method). הרצנו את האלגוריתם עבור ערכי</w:t>
-      </w:r>
-      <w:r>
-        <w:rPr>
-          <w:rFonts w:cs="Segoe UI"/>
-          <w:rtl w:val="0"/>
-        </w:rPr>
-        <w:t xml:space="preserve"> </w:t>
-      </w:r>
-      <m:oMath>
-        <m:r>
-          <w:rPr>
-            <w:rFonts w:ascii="Cambria Math" w:hAnsi="Cambria Math" w:cs="Cambria Math" w:hint="cs"/>
-          </w:rPr>
-          <m:t>k</m:t>
-        </m:r>
-        <m:r>
-          <w:rPr>
-            <w:rFonts w:ascii="Cambria Math" w:hAnsi="Cambria Math" w:cs="Cambria Math"/>
-            <w:rtl w:val="0"/>
-          </w:rPr>
-          <m:t xml:space="preserve"> </m:t>
-        </m:r>
-      </m:oMath>
-      <w:r>
-        <w:rPr>
-          <w:rFonts w:cs="Segoe UI"/>
-        </w:rPr>
-        <w:t xml:space="preserve"> בין 1 ל-7, וחישבנו לכל הרצה את מדד ה-SSE (סכום ריבועי המרחקים של הנכסים מ</w:t>
-      </w:r>
-      <w:r>
-        <w:rPr>
-          <w:rFonts w:cs="Segoe UI" w:hint="cs"/>
-        </w:rPr>
-        <w:t>מ</w:t>
-      </w:r>
-      <w:r>
-        <w:rPr>
-          <w:rFonts w:cs="Segoe UI"/>
-        </w:rPr>
-        <w:t xml:space="preserve">רכזי </w:t>
-      </w:r>
-      <w:r>
-        <w:rPr>
-          <w:rFonts w:cs="Segoe UI" w:hint="cs"/>
-        </w:rPr>
-        <w:t>ה</w:t>
-      </w:r>
-      <w:r>
-        <w:rPr>
-          <w:rFonts w:cs="Segoe UI"/>
-        </w:rPr>
-        <w:t>קבוצות שלהם). הערך</w:t>
-      </w:r>
-      <w:r>
-        <w:rPr>
-          <w:rFonts w:cs="Segoe UI"/>
-          <w:rtl w:val="0"/>
-        </w:rPr>
-        <w:t xml:space="preserve"> </w:t>
-      </w:r>
-      <m:oMath>
-        <m:r>
-          <w:rPr>
-            <w:rFonts w:ascii="Cambria Math" w:hAnsi="Cambria Math" w:cs="Cambria Math" w:hint="cs"/>
-          </w:rPr>
-          <m:t>k</m:t>
-        </m:r>
-        <m:r>
-          <m:rPr>
-            <m:sty m:val="p"/>
-          </m:rPr>
-          <w:rPr>
-            <w:rFonts w:ascii="Cambria Math" w:hAnsi="Cambria Math" w:cs="Segoe UI"/>
-          </w:rPr>
-          <m:t>=1</m:t>
-        </m:r>
-      </m:oMath>
-      <w:r>
-        <w:rPr>
-          <w:rFonts w:cs="Segoe UI"/>
-        </w:rPr>
-        <w:t xml:space="preserve"> נכלל בניתוח בכוונה כדי לשמש כקו בסיס, שכן ה-SSE שלו מייצג את הפיזור הכולל והטבעי של הנתונים ללא כל חלוקה.</w:t>
-      </w:r>
-    </w:p>
-    <w:p>
-      <w:pPr>
-        <w:spacing w:after="120"/>
-        <w:rPr>
-          <w:rFonts w:cs="Segoe UI"/>
-        </w:rPr>
-      </w:pPr>
-      <w:r>
-        <w:rPr>
-          <w:rFonts w:cs="Segoe UI"/>
-        </w:rPr>
-        <w:t xml:space="preserve">האיור הראשון מציג את ירידת ה-SSE ככל שמספר האשכולות גדל. הירידה תלולה בתחילה – מ-2,260 (ללא חלוקה כלל), ל-1,739 (שתי קבוצות), ול-1,281 (שלוש קבוצות) </w:t>
-      </w:r>
-      <w:r>
-        <w:rPr>
-          <w:rFonts w:cs="Segoe UI" w:hint="cs"/>
-        </w:rPr>
-        <w:t>-</w:t>
-      </w:r>
-      <w:r>
-        <w:rPr>
-          <w:rFonts w:cs="Segoe UI"/>
-        </w:rPr>
-        <w:t xml:space="preserve"> ומשם ואילך העקומה מתיישרת בהדרגה. "נקודת המרפק", כלומר הנקודה שבה נעצרת הירידה התלולה, נמצאת ב-</w:t>
-      </w:r>
-      <m:oMath>
-        <m:r>
-          <w:rPr>
-            <w:rFonts w:ascii="Cambria Math" w:hAnsi="Cambria Math" w:cs="Cambria Math" w:hint="cs"/>
-          </w:rPr>
-          <m:t>k</m:t>
-        </m:r>
-        <m:r>
-          <w:rPr>
-            <w:rFonts w:ascii="Cambria Math" w:hAnsi="Cambria Math" w:cs="Segoe UI"/>
-          </w:rPr>
-          <m:t>=3</m:t>
-        </m:r>
-      </m:oMath>
-      <w:r>
-        <w:rPr>
-          <w:rFonts w:cs="Segoe UI"/>
-        </w:rPr>
-        <w:t>. כדי לגבות זאת מתמטית ולא להסתמך רק על מראה עיניים, בחנו את עקמומיות העקומה (המחושבת כהפרש השני של ה-SSE): ב-</w:t>
-      </w:r>
-      <m:oMath>
-        <m:r>
-          <w:rPr>
-            <w:rFonts w:ascii="Cambria Math" w:hAnsi="Cambria Math" w:cs="Cambria Math" w:hint="cs"/>
-          </w:rPr>
-          <m:t>k</m:t>
-        </m:r>
-        <m:r>
-          <w:rPr>
-            <w:rFonts w:ascii="Cambria Math" w:hAnsi="Cambria Math" w:cs="Segoe UI"/>
-          </w:rPr>
-          <m:t>=3</m:t>
-        </m:r>
-      </m:oMath>
-      <w:r>
-        <w:rPr>
-          <w:rFonts w:cs="Segoe UI"/>
-        </w:rPr>
-        <w:t xml:space="preserve"> מגיע המדד לערך של 250.6, הגבוה פי ארבעה מכל נקודה אחרת על הגרף (לשם השוואה, הערכים הבאים נעים בין 17.9 ל-66.0).</w:t>
-      </w:r>
-    </w:p>
-    <w:p>
-      <w:pPr>
-        <w:spacing w:after="120"/>
-        <w:rPr>
-          <w:rFonts w:cs="Segoe UI"/>
-        </w:rPr>
-      </w:pPr>
-      <w:r>
-        <w:rPr>
-          <w:rFonts w:cs="Segoe UI"/>
           <w:noProof/>
           <w:rtl w:val="0"/>
         </w:rPr>
         <w:drawing>
-          <wp:anchor distT="0" distB="0" distL="114300" distR="114300" simplePos="0" relativeHeight="251660288" behindDoc="0" locked="0" layoutInCell="1" allowOverlap="1" wp14:anchorId="138A7841" wp14:editId="335A679E">
+          <wp:anchor distT="0" distB="0" distL="114300" distR="114300" simplePos="0" relativeHeight="251665408" behindDoc="0" locked="0" layoutInCell="1" allowOverlap="1" wp14:anchorId="0CB09A41" wp14:editId="6E1A5B72">
             <wp:simplePos x="0" y="0"/>
             <wp:positionH relativeFrom="margin">
-              <wp:posOffset>373628</wp:posOffset>
+              <wp:posOffset>1052830</wp:posOffset>
             </wp:positionH>
             <wp:positionV relativeFrom="paragraph">
-              <wp:posOffset>11319</wp:posOffset>
+              <wp:posOffset>444500</wp:posOffset>
             </wp:positionV>
             <wp:extent cx="4216400" cy="2527935"/>
             <wp:effectExtent l="0" t="0" r="0" b="5715"/>
-            <wp:wrapSquare wrapText="bothSides"/>
+            <wp:wrapTopAndBottom/>
             <wp:docPr id="149677165" name="תמונה 1"/>
             <wp:cNvGraphicFramePr>
               <a:graphicFrameLocks xmlns:a="http://schemas.openxmlformats.org/drawingml/2006/main" noChangeAspect="1"/>
@@ -4898,6 +4749,113 @@
           </wp:anchor>
         </w:drawing>
       </w:r>
+      <w:r>
+        <w:rPr>
+          <w:rFonts w:cs="Segoe UI"/>
+        </w:rPr>
+        <w:t>את מספר האשכולות (</w:t>
+      </w:r>
+      <m:oMath>
+        <m:r>
+          <w:rPr>
+            <w:rFonts w:ascii="Cambria Math" w:hAnsi="Cambria Math" w:cs="Cambria Math" w:hint="cs"/>
+          </w:rPr>
+          <m:t>k</m:t>
+        </m:r>
+      </m:oMath>
+      <w:r>
+        <w:rPr>
+          <w:rFonts w:cs="Segoe UI"/>
+        </w:rPr>
+        <w:t>) קבענו באמצעות "שיטת המרפק" (Elbow Method). הרצנו את האלגוריתם עבור ערכי</w:t>
+      </w:r>
+      <w:r>
+        <w:rPr>
+          <w:rFonts w:cs="Segoe UI"/>
+          <w:rtl w:val="0"/>
+        </w:rPr>
+        <w:t xml:space="preserve"> </w:t>
+      </w:r>
+      <m:oMath>
+        <m:r>
+          <w:rPr>
+            <w:rFonts w:ascii="Cambria Math" w:hAnsi="Cambria Math" w:cs="Cambria Math" w:hint="cs"/>
+          </w:rPr>
+          <m:t>k</m:t>
+        </m:r>
+      </m:oMath>
+      <w:r>
+        <w:rPr>
+          <w:rFonts w:cs="Segoe UI"/>
+        </w:rPr>
+        <w:t xml:space="preserve"> בין 1 ל-7, וחישבנו לכל הרצה את מדד ה-SSE (סכום ריבועי המרחקים של הנכסים מ</w:t>
+      </w:r>
+      <w:r>
+        <w:rPr>
+          <w:rFonts w:cs="Segoe UI" w:hint="cs"/>
+        </w:rPr>
+        <w:t>מ</w:t>
+      </w:r>
+      <w:r>
+        <w:rPr>
+          <w:rFonts w:cs="Segoe UI"/>
+        </w:rPr>
+        <w:t xml:space="preserve">רכזי </w:t>
+      </w:r>
+      <w:r>
+        <w:rPr>
+          <w:rFonts w:cs="Segoe UI" w:hint="cs"/>
+        </w:rPr>
+        <w:t>ה</w:t>
+      </w:r>
+      <w:r>
+        <w:rPr>
+          <w:rFonts w:cs="Segoe UI"/>
+        </w:rPr>
+        <w:t>קבוצות שלהם).</w:t>
+      </w:r>
+      <w:r>
+        <w:rPr>
+          <w:rFonts w:cs="Segoe UI"/>
+        </w:rPr>
+        <w:br/>
+      </w:r>
+      <w:r>
+        <w:rPr>
+          <w:rFonts w:cs="Segoe UI"/>
+        </w:rPr>
+        <w:t>הערך</w:t>
+      </w:r>
+      <w:r>
+        <w:rPr>
+          <w:rFonts w:cs="Segoe UI"/>
+          <w:rtl w:val="0"/>
+        </w:rPr>
+        <w:t xml:space="preserve"> </w:t>
+      </w:r>
+      <m:oMath>
+        <m:r>
+          <w:rPr>
+            <w:rFonts w:ascii="Cambria Math" w:hAnsi="Cambria Math" w:cs="Cambria Math" w:hint="cs"/>
+          </w:rPr>
+          <m:t>k</m:t>
+        </m:r>
+        <m:r>
+          <m:rPr>
+            <m:sty m:val="p"/>
+          </m:rPr>
+          <w:rPr>
+            <w:rFonts w:ascii="Cambria Math" w:hAnsi="Cambria Math" w:cs="Segoe UI"/>
+          </w:rPr>
+          <m:t>=1</m:t>
+        </m:r>
+      </m:oMath>
+      <w:r>
+        <w:rPr>
+          <w:rFonts w:cs="Segoe UI"/>
+        </w:rPr>
+        <w:t xml:space="preserve"> נכלל בניתוח בכוונה כדי לשמש כקו בסיס, שכן ה-SSE שלו מייצג את הפיזור הכולל והטבעי של הנתונים ללא כל חלוקה.</w:t>
+      </w:r>
     </w:p>
     <w:p>
       <w:pPr>
@@ -4906,62 +4864,52 @@
           <w:rFonts w:cs="Segoe UI"/>
         </w:rPr>
       </w:pPr>
-    </w:p>
-    <w:p>
-      <w:pPr>
-        <w:spacing w:after="120"/>
-        <w:rPr>
-          <w:rFonts w:cs="Segoe UI"/>
-        </w:rPr>
-      </w:pPr>
-    </w:p>
-    <w:p>
-      <w:pPr>
-        <w:spacing w:after="120"/>
-        <w:rPr>
-          <w:rFonts w:cs="Segoe UI"/>
-        </w:rPr>
-      </w:pPr>
-    </w:p>
-    <w:p>
-      <w:pPr>
-        <w:spacing w:after="120"/>
-        <w:rPr>
-          <w:rFonts w:cs="Segoe UI"/>
-        </w:rPr>
-      </w:pPr>
-    </w:p>
-    <w:p>
-      <w:pPr>
-        <w:spacing w:after="120"/>
-        <w:rPr>
-          <w:rFonts w:cs="Segoe UI"/>
-        </w:rPr>
-      </w:pPr>
-    </w:p>
-    <w:p>
-      <w:pPr>
-        <w:spacing w:after="120"/>
-        <w:rPr>
-          <w:rFonts w:cs="Segoe UI"/>
-        </w:rPr>
-      </w:pPr>
-    </w:p>
-    <w:p>
-      <w:pPr>
-        <w:spacing w:after="120"/>
-        <w:rPr>
-          <w:rFonts w:cs="Segoe UI"/>
-        </w:rPr>
-      </w:pPr>
-    </w:p>
-    <w:p>
-      <w:pPr>
-        <w:spacing w:after="120"/>
-        <w:rPr>
-          <w:rFonts w:cs="Segoe UI"/>
-        </w:rPr>
-      </w:pPr>
+      <w:r>
+        <w:rPr>
+          <w:rFonts w:cs="Segoe UI"/>
+        </w:rPr>
+        <w:t>האיור הראשון מציג את ירידת ה-SSE ככל שמספר האשכולות גדל. הירידה תלולה בתחילה – מ-2,260 (ללא חלוקה כלל), ל-1,739 (שתי קבוצות), ול-1,281 (שלוש קבוצות) – ומשם ואילך העקומה מתיישרת בהדרגה. "נקודת המרפק", כלומר הנקודה שבה נעצרת הירידה התלולה, נמצאת ב-</w:t>
+      </w:r>
+      <m:oMath>
+        <m:r>
+          <w:rPr>
+            <w:rFonts w:ascii="Cambria Math" w:hAnsi="Cambria Math" w:cs="Cambria Math" w:hint="cs"/>
+          </w:rPr>
+          <m:t>k</m:t>
+        </m:r>
+        <m:r>
+          <w:rPr>
+            <w:rFonts w:ascii="Cambria Math" w:hAnsi="Cambria Math" w:cs="Segoe UI"/>
+          </w:rPr>
+          <m:t>=3</m:t>
+        </m:r>
+      </m:oMath>
+      <w:r>
+        <w:rPr>
+          <w:rFonts w:cs="Segoe UI"/>
+        </w:rPr>
+        <w:t>. כדי לגבות זאת מתמטית ולא להסתמך רק על מראה עיניים, בחנו את עקמומיות העקומה (המחושבת כהפרש השני של ה-SSE): ב-</w:t>
+      </w:r>
+      <m:oMath>
+        <m:r>
+          <w:rPr>
+            <w:rFonts w:ascii="Cambria Math" w:hAnsi="Cambria Math" w:cs="Cambria Math" w:hint="cs"/>
+          </w:rPr>
+          <m:t>k</m:t>
+        </m:r>
+        <m:r>
+          <w:rPr>
+            <w:rFonts w:ascii="Cambria Math" w:hAnsi="Cambria Math" w:cs="Segoe UI"/>
+          </w:rPr>
+          <m:t>=3</m:t>
+        </m:r>
+      </m:oMath>
+      <w:r>
+        <w:rPr>
+          <w:rFonts w:cs="Segoe UI"/>
+        </w:rPr>
+        <w:t xml:space="preserve"> מגיע המדד לערך של 250.6, הגבוה פי ארבעה מכל נקודה אחרת על הגרף (לשם השוואה, הערכים הבאים נעים בין 17.9 ל-66.0).</w:t>
+      </w:r>
     </w:p>
     <w:p>
       <w:pPr>
@@ -4997,7 +4945,14 @@
         <w:rPr>
           <w:rFonts w:cs="Segoe UI"/>
         </w:rPr>
-        <w:t>, שזהו השיפור הגדול ביותר), צונח ל-16.2% במעבר לארבע קבוצות, ומשם ממשיך לרדת לאזורים זניחים יותר (13.2% ומטה). תצוגה זו הופכת את השאלה "היכן העקומה מתיישרת" מרושם ויזואלי למספר שניתן לכמת.</w:t>
+        <w:t xml:space="preserve">, שזהו השיפור הגדול ביותר), צונח ל-16.2% במעבר לארבע קבוצות, ומשם ממשיך </w:t>
+      </w:r>
+      <w:r>
+        <w:rPr>
+          <w:rFonts w:cs="Segoe UI"/>
+        </w:rPr>
+        <w:lastRenderedPageBreak/>
+        <w:t>לרדת לאזורים זניחים יותר (13.2% ומטה). תצוגה זו הופכת את השאלה "היכן העקומה מתיישרת" מרושם ויזואלי למספר שניתן לכמת.</w:t>
       </w:r>
     </w:p>
     <w:p>
@@ -5005,6 +4960,101 @@
         <w:spacing w:after="120"/>
         <w:rPr>
           <w:rFonts w:cs="Segoe UI"/>
+          <w:b/>
+          <w:bCs/>
+          <w:rtl w:val="0"/>
+        </w:rPr>
+      </w:pPr>
+      <w:r>
+        <w:rPr>
+          <w:rFonts w:cs="Segoe UI"/>
+          <w:b/>
+          <w:bCs/>
+        </w:rPr>
+        <w:t>ההחלטה לחרוג מנקודת המרפק:</w:t>
+      </w:r>
+    </w:p>
+    <w:p>
+      <w:pPr>
+        <w:spacing w:after="120"/>
+        <w:rPr>
+          <w:rFonts w:cs="Segoe UI"/>
+        </w:rPr>
+      </w:pPr>
+      <w:r>
+        <w:rPr>
+          <w:rFonts w:cs="Segoe UI"/>
+        </w:rPr>
+        <w:t>אף שהמדד הכמותי מצביע על שלוש קבוצות, בחרנו לחלק את הנתונים ל-4 קבוצות. חריגה מודעת זו נעשתה מטעמי פרשנות עסקית, ונשענת על שני נימוקים:</w:t>
+      </w:r>
+    </w:p>
+    <w:p>
+      <w:pPr>
+        <w:pStyle w:val="ae"/>
+        <w:numPr>
+          <w:ilvl w:val="0"/>
+          <w:numId w:val="18"/>
+        </w:numPr>
+        <w:tabs>
+          <w:tab w:val="num" w:pos="720"/>
+        </w:tabs>
+        <w:spacing w:after="120"/>
+        <w:rPr>
+          <w:rFonts w:cs="Segoe UI"/>
+          <w:rtl w:val="0"/>
+        </w:rPr>
+      </w:pPr>
+      <w:r>
+        <w:rPr>
+          <w:rFonts w:cs="Segoe UI"/>
+          <w:u w:val="single"/>
+        </w:rPr>
+        <w:t>הצדקה כמותית</w:t>
+      </w:r>
+      <w:r>
+        <w:rPr>
+          <w:rFonts w:cs="Segoe UI"/>
+        </w:rPr>
+        <w:t>: האשכול הרביעי עדיין מסיר 16.2% מהשגיאה הנותרת – שיפור שאינו זניח. צניחה לשיפורים שוליים באמת מתרחשת רק החל מ-</w:t>
+      </w:r>
+      <m:oMath>
+        <m:r>
+          <w:rPr>
+            <w:rFonts w:ascii="Cambria Math" w:hAnsi="Cambria Math" w:cs="Cambria Math" w:hint="cs"/>
+          </w:rPr>
+          <m:t>k</m:t>
+        </m:r>
+        <m:r>
+          <m:rPr>
+            <m:sty m:val="p"/>
+          </m:rPr>
+          <w:rPr>
+            <w:rFonts w:ascii="Cambria Math" w:hAnsi="Cambria Math" w:cs="Segoe UI"/>
+          </w:rPr>
+          <m:t>=5</m:t>
+        </m:r>
+      </m:oMath>
+      <w:r>
+        <w:rPr>
+          <w:rFonts w:cs="Segoe UI"/>
+        </w:rPr>
+        <w:t>.</w:t>
+      </w:r>
+    </w:p>
+    <w:p>
+      <w:pPr>
+        <w:pStyle w:val="ae"/>
+        <w:numPr>
+          <w:ilvl w:val="0"/>
+          <w:numId w:val="18"/>
+        </w:numPr>
+        <w:tabs>
+          <w:tab w:val="num" w:pos="720"/>
+        </w:tabs>
+        <w:spacing w:after="120"/>
+        <w:rPr>
+          <w:rFonts w:cs="Segoe UI"/>
+          <w:rtl w:val="0"/>
         </w:rPr>
       </w:pPr>
       <w:r>
@@ -5013,19 +5063,18 @@
           <w:noProof/>
           <w:rtl w:val="0"/>
         </w:rPr>
-        <w:lastRenderedPageBreak/>
         <w:drawing>
-          <wp:anchor distT="0" distB="0" distL="114300" distR="114300" simplePos="0" relativeHeight="251661312" behindDoc="0" locked="0" layoutInCell="1" allowOverlap="1" wp14:anchorId="141C4DF0" wp14:editId="02291E42">
+          <wp:anchor distT="0" distB="0" distL="114300" distR="114300" simplePos="0" relativeHeight="251666432" behindDoc="0" locked="0" layoutInCell="1" allowOverlap="1" wp14:anchorId="04330839" wp14:editId="34CF2416">
             <wp:simplePos x="0" y="0"/>
             <wp:positionH relativeFrom="page">
-              <wp:posOffset>1986694</wp:posOffset>
+              <wp:posOffset>1656244</wp:posOffset>
             </wp:positionH>
             <wp:positionV relativeFrom="paragraph">
-              <wp:posOffset>120539</wp:posOffset>
+              <wp:posOffset>687265</wp:posOffset>
             </wp:positionV>
-            <wp:extent cx="4297680" cy="2360930"/>
-            <wp:effectExtent l="0" t="0" r="7620" b="1270"/>
-            <wp:wrapSquare wrapText="bothSides"/>
+            <wp:extent cx="4900930" cy="2692400"/>
+            <wp:effectExtent l="0" t="0" r="0" b="0"/>
+            <wp:wrapTopAndBottom/>
             <wp:docPr id="481284050" name="תמונה 2"/>
             <wp:cNvGraphicFramePr>
               <a:graphicFrameLocks xmlns:a="http://schemas.openxmlformats.org/drawingml/2006/main" noChangeAspect="1"/>
@@ -5055,7 +5104,7 @@
                   <pic:spPr bwMode="auto">
                     <a:xfrm>
                       <a:off x="0" y="0"/>
-                      <a:ext cx="4297680" cy="2360930"/>
+                      <a:ext cx="4900930" cy="2692400"/>
                     </a:xfrm>
                     <a:prstGeom prst="rect">
                       <a:avLst/>
@@ -5077,173 +5126,6 @@
           </wp:anchor>
         </w:drawing>
       </w:r>
-    </w:p>
-    <w:p>
-      <w:pPr>
-        <w:spacing w:after="120"/>
-        <w:rPr>
-          <w:rFonts w:cs="Segoe UI"/>
-        </w:rPr>
-      </w:pPr>
-    </w:p>
-    <w:p>
-      <w:pPr>
-        <w:spacing w:after="120"/>
-        <w:rPr>
-          <w:rFonts w:cs="Segoe UI"/>
-        </w:rPr>
-      </w:pPr>
-    </w:p>
-    <w:p>
-      <w:pPr>
-        <w:spacing w:after="120"/>
-        <w:rPr>
-          <w:rFonts w:cs="Segoe UI"/>
-        </w:rPr>
-      </w:pPr>
-    </w:p>
-    <w:p>
-      <w:pPr>
-        <w:spacing w:after="120"/>
-        <w:rPr>
-          <w:rFonts w:cs="Segoe UI"/>
-        </w:rPr>
-      </w:pPr>
-    </w:p>
-    <w:p>
-      <w:pPr>
-        <w:spacing w:after="120"/>
-        <w:rPr>
-          <w:rFonts w:cs="Segoe UI"/>
-        </w:rPr>
-      </w:pPr>
-    </w:p>
-    <w:p>
-      <w:pPr>
-        <w:spacing w:after="120"/>
-        <w:rPr>
-          <w:rFonts w:cs="Segoe UI"/>
-        </w:rPr>
-      </w:pPr>
-    </w:p>
-    <w:p>
-      <w:pPr>
-        <w:spacing w:after="120"/>
-        <w:rPr>
-          <w:rFonts w:cs="Segoe UI"/>
-        </w:rPr>
-      </w:pPr>
-    </w:p>
-    <w:p>
-      <w:pPr>
-        <w:spacing w:after="120"/>
-        <w:rPr>
-          <w:rFonts w:cs="Segoe UI"/>
-        </w:rPr>
-      </w:pPr>
-    </w:p>
-    <w:p>
-      <w:pPr>
-        <w:spacing w:after="120"/>
-        <w:rPr>
-          <w:rFonts w:cs="Segoe UI"/>
-          <w:b/>
-          <w:bCs/>
-          <w:rtl w:val="0"/>
-        </w:rPr>
-      </w:pPr>
-      <w:r>
-        <w:rPr>
-          <w:rFonts w:cs="Segoe UI"/>
-          <w:b/>
-          <w:bCs/>
-        </w:rPr>
-        <w:t>ההחלטה לחרוג מנקודת המרפק:</w:t>
-      </w:r>
-    </w:p>
-    <w:p>
-      <w:pPr>
-        <w:spacing w:after="120"/>
-        <w:rPr>
-          <w:rFonts w:cs="Segoe UI"/>
-        </w:rPr>
-      </w:pPr>
-      <w:r>
-        <w:rPr>
-          <w:rFonts w:cs="Segoe UI"/>
-        </w:rPr>
-        <w:t>אף שהמדד הכמותי מצביע על שלוש קבוצות, בחרנו לחלק את הנתונים ל-4 קבוצות. חריגה מודעת זו נעשתה מטעמי פרשנות עסקית, ונשענת על שני נימוקים:</w:t>
-      </w:r>
-    </w:p>
-    <w:p>
-      <w:pPr>
-        <w:pStyle w:val="ae"/>
-        <w:numPr>
-          <w:ilvl w:val="0"/>
-          <w:numId w:val="18"/>
-        </w:numPr>
-        <w:tabs>
-          <w:tab w:val="num" w:pos="720"/>
-        </w:tabs>
-        <w:spacing w:after="120"/>
-        <w:rPr>
-          <w:rFonts w:cs="Segoe UI"/>
-          <w:rtl w:val="0"/>
-        </w:rPr>
-      </w:pPr>
-      <w:r>
-        <w:rPr>
-          <w:rFonts w:cs="Segoe UI"/>
-          <w:u w:val="single"/>
-        </w:rPr>
-        <w:t>הצדקה כמותית</w:t>
-      </w:r>
-      <w:r>
-        <w:rPr>
-          <w:rFonts w:cs="Segoe UI"/>
-        </w:rPr>
-        <w:t>: האשכול הרביעי עדיין מסיר 16.2% מהשגיאה הנותרת – שיפור שאינו זניח. צניחה לשיפורים שוליים באמת מתרחשת רק החל מ-</w:t>
-      </w:r>
-      <m:oMath>
-        <m:r>
-          <w:rPr>
-            <w:rFonts w:ascii="Cambria Math" w:hAnsi="Cambria Math" w:cs="Cambria Math" w:hint="cs"/>
-          </w:rPr>
-          <m:t>k</m:t>
-        </m:r>
-        <m:r>
-          <m:rPr>
-            <m:sty m:val="p"/>
-          </m:rPr>
-          <w:rPr>
-            <w:rFonts w:ascii="Cambria Math" w:hAnsi="Cambria Math" w:cs="Segoe UI"/>
-          </w:rPr>
-          <m:t>=5</m:t>
-        </m:r>
-      </m:oMath>
-      <w:r>
-        <w:rPr>
-          <w:rFonts w:cs="Segoe UI"/>
-        </w:rPr>
-        <w:t>.</w:t>
-      </w:r>
-    </w:p>
-    <w:p>
-      <w:pPr>
-        <w:pStyle w:val="ae"/>
-        <w:numPr>
-          <w:ilvl w:val="0"/>
-          <w:numId w:val="18"/>
-        </w:numPr>
-        <w:tabs>
-          <w:tab w:val="num" w:pos="720"/>
-        </w:tabs>
-        <w:spacing w:after="120"/>
-        <w:rPr>
-          <w:rFonts w:cs="Segoe UI"/>
-          <w:rtl w:val="0"/>
-        </w:rPr>
-      </w:pPr>
       <w:r>
         <w:rPr>
           <w:rFonts w:cs="Segoe UI"/>
@@ -5311,7 +5193,6 @@
           <w:rFonts w:cs="Segoe UI"/>
           <w:b/>
           <w:color w:val="0072B2"/>
-          <w:rtl w:val="0"/>
         </w:rPr>
       </w:pPr>
       <w:r>
@@ -5325,13 +5206,18 @@
     </w:p>
     <w:p>
       <w:pPr>
-        <w:spacing w:after="120"/>
-      </w:pPr>
-      <w:r>
         <w:rPr>
           <w:rFonts w:cs="Segoe UI"/>
           <w:b/>
           <w:color w:val="0072B2"/>
+          <w:rtl w:val="0"/>
+        </w:rPr>
+      </w:pPr>
+      <w:r>
+        <w:rPr>
+          <w:rFonts w:cs="Segoe UI"/>
+          <w:b/>
+          <w:color w:val="0072B2"/>
         </w:rPr>
         <w:lastRenderedPageBreak/>
         <w:t>תוצאות:</w:t>
@@ -5347,52 +5233,373 @@
       <w:r>
         <w:rPr>
           <w:rFonts w:cs="Segoe UI"/>
-        </w:rPr>
-        <w:t xml:space="preserve"> </w:t>
-      </w:r>
-      <w:r>
-        <w:rPr>
-          <w:rFonts w:cs="Segoe UI"/>
-        </w:rPr>
-        <w:t>ניתוח הקבוצות מעלה ממצא מעניין: חלוקת נכסי ה-</w:t>
-      </w:r>
-      <w:r>
-        <w:rPr>
-          <w:rFonts w:cs="Segoe UI"/>
+          <w:noProof/>
           <w:rtl w:val="0"/>
         </w:rPr>
+        <w:drawing>
+          <wp:anchor distT="0" distB="0" distL="114300" distR="114300" simplePos="0" relativeHeight="251668480" behindDoc="0" locked="0" layoutInCell="1" allowOverlap="1" wp14:anchorId="3D7D0772" wp14:editId="597C7AAA">
+            <wp:simplePos x="0" y="0"/>
+            <wp:positionH relativeFrom="margin">
+              <wp:posOffset>405102</wp:posOffset>
+            </wp:positionH>
+            <wp:positionV relativeFrom="paragraph">
+              <wp:posOffset>725832</wp:posOffset>
+            </wp:positionV>
+            <wp:extent cx="6130925" cy="6997065"/>
+            <wp:effectExtent l="0" t="0" r="3175" b="0"/>
+            <wp:wrapTopAndBottom/>
+            <wp:docPr id="312886264" name="תמונה 1"/>
+            <wp:cNvGraphicFramePr>
+              <a:graphicFrameLocks xmlns:a="http://schemas.openxmlformats.org/drawingml/2006/main" noChangeAspect="1"/>
+            </wp:cNvGraphicFramePr>
+            <a:graphic xmlns:a="http://schemas.openxmlformats.org/drawingml/2006/main">
+              <a:graphicData uri="http://schemas.openxmlformats.org/drawingml/2006/picture">
+                <pic:pic xmlns:pic="http://schemas.openxmlformats.org/drawingml/2006/picture">
+                  <pic:nvPicPr>
+                    <pic:cNvPr id="0" name="Picture 1"/>
+                    <pic:cNvPicPr>
+                      <a:picLocks noChangeAspect="1" noChangeArrowheads="1"/>
+                    </pic:cNvPicPr>
+                  </pic:nvPicPr>
+                  <pic:blipFill>
+                    <a:blip r:embed="rId12">
+                      <a:extLst>
+                        <a:ext uri="{28A0092B-C50C-407E-A947-70E740481C1C}">
+                          <a14:useLocalDpi xmlns:a14="http://schemas.microsoft.com/office/drawing/2010/main" val="0"/>
+                        </a:ext>
+                      </a:extLst>
+                    </a:blip>
+                    <a:srcRect/>
+                    <a:stretch>
+                      <a:fillRect/>
+                    </a:stretch>
+                  </pic:blipFill>
+                  <pic:spPr bwMode="auto">
+                    <a:xfrm>
+                      <a:off x="0" y="0"/>
+                      <a:ext cx="6130925" cy="6997065"/>
+                    </a:xfrm>
+                    <a:prstGeom prst="rect">
+                      <a:avLst/>
+                    </a:prstGeom>
+                    <a:noFill/>
+                    <a:ln>
+                      <a:noFill/>
+                    </a:ln>
+                  </pic:spPr>
+                </pic:pic>
+              </a:graphicData>
+            </a:graphic>
+            <wp14:sizeRelH relativeFrom="page">
+              <wp14:pctWidth>0</wp14:pctWidth>
+            </wp14:sizeRelH>
+            <wp14:sizeRelV relativeFrom="page">
+              <wp14:pctHeight>0</wp14:pctHeight>
+            </wp14:sizeRelV>
+          </wp:anchor>
+        </w:drawing>
+      </w:r>
+      <w:r>
+        <w:rPr>
+          <w:rFonts w:cs="Segoe UI" w:hint="cs"/>
+        </w:rPr>
+        <w:t>נ</w:t>
+      </w:r>
+      <w:r>
+        <w:rPr>
+          <w:rFonts w:cs="Segoe UI"/>
+        </w:rPr>
+        <w:t>יתוח הקבוצות מעלה כי חלוקת נכסי ה-</w:t>
+      </w:r>
+      <w:r>
+        <w:rPr>
+          <w:rFonts w:cs="Segoe UI"/>
+          <w:rtl w:val="0"/>
+        </w:rPr>
         <w:t>Hidden Gems</w:t>
       </w:r>
       <w:r>
         <w:rPr>
           <w:rFonts w:cs="Segoe UI"/>
         </w:rPr>
-        <w:t xml:space="preserve"> מושפעת בעיקר ממאפייני הנכס עצמו (גודל ורמת אבזור) ופחות ממיקומו.</w:t>
+        <w:t xml:space="preserve"> מושפעת בעיקר ממאפייני הנכס (גודל ואבזור) ופחות ממיקומו. בפועל, שלוש מארבע הקבוצות מרוכזות באותו אזור במרכז רומא (פחות מקילומטר בין מרכזיהן), ורק הקבוצה הרביעית מובחנת גיאוגרפית וממוקמת באזור החוף (מרוחקת כ-21 ק"מ משאר הנכסים)</w:t>
+      </w:r>
+      <w:r>
+        <w:rPr>
+          <w:rFonts w:cs="Segoe UI" w:hint="cs"/>
+        </w:rPr>
+        <w:t>.</w:t>
+      </w:r>
+    </w:p>
+    <w:p>
+      <w:pPr>
+        <w:spacing w:after="120"/>
+        <w:rPr>
+          <w:rFonts w:cs="Segoe UI"/>
+        </w:rPr>
+      </w:pPr>
+      <w:r>
+        <w:rPr>
+          <w:rFonts w:cs="Segoe UI"/>
+        </w:rPr>
+        <w:t xml:space="preserve">המספר בכל תא הוא ממוצע התכונה באשכול ביחידות המקוריות; הצבע מציג את מרחקו מנכס </w:t>
+      </w:r>
+      <w:r>
+        <w:rPr>
+          <w:rFonts w:cs="Segoe UI"/>
+          <w:rtl w:val="0"/>
+        </w:rPr>
+        <w:t>Hidden Gem</w:t>
+      </w:r>
+      <w:r>
+        <w:rPr>
+          <w:rFonts w:cs="Segoe UI"/>
+        </w:rPr>
+        <w:t xml:space="preserve"> טיפוסי. חמשת המשתנים העליונים הם אלה שעל בסיסם נבנו האשכולות, ושאר המשתנים לא הוזנו לאלגוריתם ומשמשים לאפיון בלבד.</w:t>
+      </w:r>
+    </w:p>
+    <w:p>
+      <w:pPr>
+        <w:spacing w:after="120"/>
+        <w:rPr>
+          <w:rFonts w:cs="Segoe UI"/>
+        </w:rPr>
+      </w:pPr>
+      <w:r>
+        <w:rPr>
+          <w:rFonts w:cs="Segoe UI"/>
+        </w:rPr>
+        <w:t>להלן המאפיינים המבדילים של ארבעת טיפוסי ה-</w:t>
+      </w:r>
+      <w:r>
+        <w:rPr>
+          <w:rFonts w:cs="Segoe UI"/>
+          <w:rtl w:val="0"/>
+        </w:rPr>
+        <w:t>Hidden Gems</w:t>
+      </w:r>
+      <w:r>
+        <w:rPr>
+          <w:rFonts w:cs="Segoe UI"/>
+        </w:rPr>
+        <w:t xml:space="preserve"> שזיהינו:</w:t>
+      </w:r>
+    </w:p>
+    <w:p>
+      <w:pPr>
+        <w:pStyle w:val="ae"/>
+        <w:numPr>
+          <w:ilvl w:val="0"/>
+          <w:numId w:val="20"/>
+        </w:numPr>
+        <w:spacing w:after="120"/>
+        <w:rPr>
+          <w:rFonts w:cs="Segoe UI"/>
+          <w:rtl w:val="0"/>
+        </w:rPr>
+      </w:pPr>
+      <w:r>
+        <w:rPr>
+          <w:rFonts w:cs="Segoe UI"/>
+          <w:u w:val="single"/>
+        </w:rPr>
+        <w:t>דירות קומפקטיות ובסיסיות</w:t>
+      </w:r>
+      <w:r>
+        <w:rPr>
+          <w:rFonts w:cs="Segoe UI" w:hint="cs"/>
+          <w:u w:val="single"/>
+        </w:rPr>
+        <w:t xml:space="preserve"> (3)</w:t>
+      </w:r>
+      <w:r>
+        <w:rPr>
+          <w:rFonts w:cs="Segoe UI"/>
+          <w:u w:val="single"/>
+        </w:rPr>
+        <w:t>:</w:t>
+      </w:r>
+      <w:r>
+        <w:rPr>
+          <w:rFonts w:cs="Segoe UI"/>
+        </w:rPr>
+        <w:t xml:space="preserve"> מתאפיינת ברמת אבזור מינימלית ובנוכחות בולטת של חדרים פרטיים במרכז העיר. הממצא המעניין כאן הוא שחרף הפרופיל הצנוע והבסיסי, נכסים אלו שומרים על שביעות רצון גבוהה מאוד בקרב האורחים.</w:t>
+      </w:r>
+    </w:p>
+    <w:p>
+      <w:pPr>
+        <w:pStyle w:val="ae"/>
+        <w:numPr>
+          <w:ilvl w:val="0"/>
+          <w:numId w:val="20"/>
+        </w:numPr>
+        <w:spacing w:after="120"/>
+        <w:rPr>
+          <w:rFonts w:cs="Segoe UI"/>
+          <w:rtl w:val="0"/>
+        </w:rPr>
+      </w:pPr>
+      <w:r>
+        <w:rPr>
+          <w:rFonts w:cs="Segoe UI"/>
+          <w:u w:val="single"/>
+        </w:rPr>
+        <w:lastRenderedPageBreak/>
+        <w:t>דירות מאובזרות היטב</w:t>
+      </w:r>
+      <w:r>
+        <w:rPr>
+          <w:rFonts w:cs="Segoe UI" w:hint="cs"/>
+          <w:u w:val="single"/>
+        </w:rPr>
+        <w:t xml:space="preserve"> (1)</w:t>
+      </w:r>
+      <w:r>
+        <w:rPr>
+          <w:rFonts w:cs="Segoe UI"/>
+          <w:u w:val="single"/>
+        </w:rPr>
+        <w:t>:</w:t>
+      </w:r>
+      <w:r>
+        <w:rPr>
+          <w:rFonts w:cs="Segoe UI"/>
+        </w:rPr>
+        <w:t xml:space="preserve"> הקבוצה הגדולה במדגם. מהווה למעשה חלופה משודרגת לקבוצה 3 – מיקום וקיבולת אורחים דומים, אך עם פי שניים שירותים ורוב מוחלט של דירות שלמות.</w:t>
+      </w:r>
+    </w:p>
+    <w:p>
+      <w:pPr>
+        <w:pStyle w:val="ae"/>
+        <w:numPr>
+          <w:ilvl w:val="0"/>
+          <w:numId w:val="20"/>
+        </w:numPr>
+        <w:spacing w:after="120"/>
+        <w:rPr>
+          <w:rFonts w:cs="Segoe UI"/>
+          <w:rtl w:val="0"/>
+        </w:rPr>
+      </w:pPr>
+      <w:r>
+        <w:rPr>
+          <w:rFonts w:cs="Segoe UI"/>
+          <w:u w:val="single"/>
+        </w:rPr>
+        <w:t>נכסים גדולים לקבוצות</w:t>
+      </w:r>
+      <w:r>
+        <w:rPr>
+          <w:rFonts w:cs="Segoe UI" w:hint="cs"/>
+          <w:u w:val="single"/>
+        </w:rPr>
+        <w:t xml:space="preserve"> (2)</w:t>
+      </w:r>
+      <w:r>
+        <w:rPr>
+          <w:rFonts w:cs="Segoe UI"/>
+          <w:u w:val="single"/>
+        </w:rPr>
+        <w:t>:</w:t>
+      </w:r>
+      <w:r>
+        <w:rPr>
+          <w:rFonts w:cs="Segoe UI"/>
+        </w:rPr>
+        <w:t xml:space="preserve"> אשכול טהור של דירות שלמות (100%) המיועדות לאירוח רב-משתתפים. הנקודה המרכזית באשכול זה היא כלכלית: למרות שאלו הנכסים היקרים ביותר ללילה, הם מספקים את החיסכון האבסולוטי הגדול ביותר ביורו לעומת תמחור השוק החזוי.</w:t>
+      </w:r>
+    </w:p>
+    <w:p>
+      <w:pPr>
+        <w:pStyle w:val="ae"/>
+        <w:numPr>
+          <w:ilvl w:val="0"/>
+          <w:numId w:val="20"/>
+        </w:numPr>
+        <w:spacing w:after="120"/>
+        <w:rPr>
+          <w:rFonts w:cs="Segoe UI"/>
+          <w:rtl w:val="0"/>
+        </w:rPr>
+      </w:pPr>
+      <w:proofErr w:type="spellStart"/>
+      <w:r>
+        <w:rPr>
+          <w:rFonts w:cs="Segoe UI"/>
+          <w:u w:val="single"/>
+        </w:rPr>
+        <w:t>פנינות</w:t>
+      </w:r>
+      <w:proofErr w:type="spellEnd"/>
+      <w:r>
+        <w:rPr>
+          <w:rFonts w:cs="Segoe UI"/>
+          <w:u w:val="single"/>
+        </w:rPr>
+        <w:t xml:space="preserve"> החוף השקטות</w:t>
+      </w:r>
+      <w:r>
+        <w:rPr>
+          <w:rFonts w:cs="Segoe UI" w:hint="cs"/>
+          <w:u w:val="single"/>
+        </w:rPr>
+        <w:t xml:space="preserve"> (0)</w:t>
+      </w:r>
+      <w:r>
+        <w:rPr>
+          <w:rFonts w:cs="Segoe UI"/>
+          <w:u w:val="single"/>
+        </w:rPr>
+        <w:t>:</w:t>
+      </w:r>
+      <w:r>
+        <w:rPr>
+          <w:rFonts w:cs="Segoe UI"/>
+        </w:rPr>
+        <w:t xml:space="preserve"> הקבוצה ה"חבויה" והמשתלמת מכולן. זוהי הקבוצה היחידה שמתבדלת גיאוגרפית (מחוץ למרכז), והיא משלבת את המחיר הנמוך ביותר, פער התמחור העמוק ביותר ושביעות הרצון המקסימלית במדגם – כל זאת לצד חשיפה (כמות ביקורות) אפסית כמעט.</w:t>
+      </w:r>
+    </w:p>
+    <w:p>
+      <w:pPr>
+        <w:spacing w:after="20"/>
+      </w:pPr>
+      <w:r>
+        <w:rPr>
+          <w:rFonts w:cs="Segoe UI" w:hint="cs"/>
+          <w:b/>
+          <w:color w:val="0072B2"/>
+        </w:rPr>
+        <w:t>הערכה חיצונית</w:t>
+      </w:r>
+      <w:r>
+        <w:rPr>
+          <w:rFonts w:cs="Segoe UI"/>
+          <w:b/>
+          <w:color w:val="0072B2"/>
+        </w:rPr>
+        <w:t>:</w:t>
       </w:r>
     </w:p>
     <w:tbl>
       <w:tblPr>
         <w:tblStyle w:val="4-1"/>
-        <w:tblW w:w="0" w:type="auto"/>
+        <w:tblpPr w:leftFromText="181" w:rightFromText="181" w:topFromText="57" w:bottomFromText="57" w:vertAnchor="text" w:horzAnchor="margin" w:tblpXSpec="center" w:tblpY="2441"/>
+        <w:tblW w:w="9763" w:type="dxa"/>
         <w:tblLook w:val="04A0" w:firstRow="1" w:lastRow="0" w:firstColumn="1" w:lastColumn="0" w:noHBand="0" w:noVBand="1"/>
       </w:tblPr>
       <w:tblGrid>
-        <w:gridCol w:w="926"/>
-        <w:gridCol w:w="897"/>
-        <w:gridCol w:w="843"/>
-        <w:gridCol w:w="766"/>
-        <w:gridCol w:w="775"/>
-        <w:gridCol w:w="821"/>
-        <w:gridCol w:w="939"/>
-        <w:gridCol w:w="644"/>
-        <w:gridCol w:w="854"/>
-        <w:gridCol w:w="527"/>
-        <w:gridCol w:w="1640"/>
-        <w:gridCol w:w="846"/>
+        <w:gridCol w:w="1977"/>
+        <w:gridCol w:w="1465"/>
+        <w:gridCol w:w="899"/>
+        <w:gridCol w:w="1560"/>
+        <w:gridCol w:w="959"/>
+        <w:gridCol w:w="1121"/>
+        <w:gridCol w:w="1782"/>
       </w:tblGrid>
       <w:tr>
         <w:trPr>
           <w:cnfStyle w:val="100000000000" w:firstRow="1" w:lastRow="0" w:firstColumn="0" w:lastColumn="0" w:oddVBand="0" w:evenVBand="0" w:oddHBand="0" w:evenHBand="0" w:firstRowFirstColumn="0" w:firstRowLastColumn="0" w:lastRowFirstColumn="0" w:lastRowLastColumn="0"/>
+          <w:trHeight w:val="523"/>
         </w:trPr>
         <w:tc>
           <w:tcPr>
@@ -5403,18 +5610,11 @@
           </w:tcPr>
           <w:p>
             <w:pPr>
-              <w:spacing w:after="120" w:line="276" w:lineRule="auto"/>
+              <w:spacing w:after="200" w:line="276" w:lineRule="auto"/>
               <w:jc w:val="center"/>
-              <w:rPr>
-                <w:rFonts w:cs="Segoe UI"/>
-                <w:rtl w:val="0"/>
-              </w:rPr>
             </w:pPr>
             <w:r>
-              <w:rPr>
-                <w:rFonts w:cs="Segoe UI"/>
-              </w:rPr>
-              <w:t>סוג נכס דומיננטי</w:t>
+              <w:t>משתנה חיצוני</w:t>
             </w:r>
           </w:p>
         </w:tc>
@@ -5426,18 +5626,12 @@
           </w:tcPr>
           <w:p>
             <w:pPr>
-              <w:spacing w:after="120" w:line="276" w:lineRule="auto"/>
+              <w:spacing w:after="200" w:line="276" w:lineRule="auto"/>
               <w:jc w:val="center"/>
               <w:cnfStyle w:val="100000000000" w:firstRow="1" w:lastRow="0" w:firstColumn="0" w:lastColumn="0" w:oddVBand="0" w:evenVBand="0" w:oddHBand="0" w:evenHBand="0" w:firstRowFirstColumn="0" w:firstRowLastColumn="0" w:lastRowFirstColumn="0" w:lastRowLastColumn="0"/>
-              <w:rPr>
-                <w:rFonts w:cs="Segoe UI"/>
-              </w:rPr>
             </w:pPr>
             <w:r>
-              <w:rPr>
-                <w:rFonts w:cs="Segoe UI"/>
-              </w:rPr>
-              <w:t>ביקורות</w:t>
+              <w:t>תפקיד</w:t>
             </w:r>
           </w:p>
         </w:tc>
@@ -5449,1489 +5643,8 @@
           </w:tcPr>
           <w:p>
             <w:pPr>
-              <w:spacing w:after="120" w:line="276" w:lineRule="auto"/>
+              <w:spacing w:after="200" w:line="276" w:lineRule="auto"/>
               <w:jc w:val="center"/>
-              <w:cnfStyle w:val="100000000000" w:firstRow="1" w:lastRow="0" w:firstColumn="0" w:lastColumn="0" w:oddVBand="0" w:evenVBand="0" w:oddHBand="0" w:evenHBand="0" w:firstRowFirstColumn="0" w:firstRowLastColumn="0" w:lastRowFirstColumn="0" w:lastRowLastColumn="0"/>
-              <w:rPr>
-                <w:rFonts w:cs="Segoe UI"/>
-              </w:rPr>
-            </w:pPr>
-            <w:r>
-              <w:rPr>
-                <w:rFonts w:cs="Segoe UI"/>
-              </w:rPr>
-              <w:t>חיוביות</w:t>
-            </w:r>
-          </w:p>
-        </w:tc>
-        <w:tc>
-          <w:tcPr>
-            <w:tcW w:w="0" w:type="auto"/>
-            <w:vAlign w:val="center"/>
-            <w:hideMark/>
-          </w:tcPr>
-          <w:p>
-            <w:pPr>
-              <w:spacing w:after="120" w:line="276" w:lineRule="auto"/>
-              <w:jc w:val="center"/>
-              <w:cnfStyle w:val="100000000000" w:firstRow="1" w:lastRow="0" w:firstColumn="0" w:lastColumn="0" w:oddVBand="0" w:evenVBand="0" w:oddHBand="0" w:evenHBand="0" w:firstRowFirstColumn="0" w:firstRowLastColumn="0" w:lastRowFirstColumn="0" w:lastRowLastColumn="0"/>
-              <w:rPr>
-                <w:rFonts w:cs="Segoe UI"/>
-              </w:rPr>
-            </w:pPr>
-            <w:r>
-              <w:rPr>
-                <w:rFonts w:cs="Segoe UI"/>
-              </w:rPr>
-              <w:t>הנחה</w:t>
-            </w:r>
-          </w:p>
-        </w:tc>
-        <w:tc>
-          <w:tcPr>
-            <w:tcW w:w="0" w:type="auto"/>
-            <w:vAlign w:val="center"/>
-            <w:hideMark/>
-          </w:tcPr>
-          <w:p>
-            <w:pPr>
-              <w:spacing w:after="120" w:line="276" w:lineRule="auto"/>
-              <w:jc w:val="center"/>
-              <w:cnfStyle w:val="100000000000" w:firstRow="1" w:lastRow="0" w:firstColumn="0" w:lastColumn="0" w:oddVBand="0" w:evenVBand="0" w:oddHBand="0" w:evenHBand="0" w:firstRowFirstColumn="0" w:firstRowLastColumn="0" w:lastRowFirstColumn="0" w:lastRowLastColumn="0"/>
-              <w:rPr>
-                <w:rFonts w:cs="Segoe UI"/>
-              </w:rPr>
-            </w:pPr>
-            <w:r>
-              <w:rPr>
-                <w:rFonts w:cs="Segoe UI"/>
-              </w:rPr>
-              <w:t>מחיר חזוי</w:t>
-            </w:r>
-          </w:p>
-        </w:tc>
-        <w:tc>
-          <w:tcPr>
-            <w:tcW w:w="0" w:type="auto"/>
-            <w:vAlign w:val="center"/>
-            <w:hideMark/>
-          </w:tcPr>
-          <w:p>
-            <w:pPr>
-              <w:spacing w:after="120" w:line="276" w:lineRule="auto"/>
-              <w:jc w:val="center"/>
-              <w:cnfStyle w:val="100000000000" w:firstRow="1" w:lastRow="0" w:firstColumn="0" w:lastColumn="0" w:oddVBand="0" w:evenVBand="0" w:oddHBand="0" w:evenHBand="0" w:firstRowFirstColumn="0" w:firstRowLastColumn="0" w:lastRowFirstColumn="0" w:lastRowLastColumn="0"/>
-              <w:rPr>
-                <w:rFonts w:cs="Segoe UI"/>
-              </w:rPr>
-            </w:pPr>
-            <w:r>
-              <w:rPr>
-                <w:rFonts w:cs="Segoe UI"/>
-              </w:rPr>
-              <w:t>מחיר ממוצע</w:t>
-            </w:r>
-          </w:p>
-        </w:tc>
-        <w:tc>
-          <w:tcPr>
-            <w:tcW w:w="0" w:type="auto"/>
-            <w:vAlign w:val="center"/>
-            <w:hideMark/>
-          </w:tcPr>
-          <w:p>
-            <w:pPr>
-              <w:spacing w:after="120" w:line="276" w:lineRule="auto"/>
-              <w:jc w:val="center"/>
-              <w:cnfStyle w:val="100000000000" w:firstRow="1" w:lastRow="0" w:firstColumn="0" w:lastColumn="0" w:oddVBand="0" w:evenVBand="0" w:oddHBand="0" w:evenHBand="0" w:firstRowFirstColumn="0" w:firstRowLastColumn="0" w:lastRowFirstColumn="0" w:lastRowLastColumn="0"/>
-              <w:rPr>
-                <w:rFonts w:cs="Segoe UI"/>
-              </w:rPr>
-            </w:pPr>
-            <w:r>
-              <w:rPr>
-                <w:rFonts w:cs="Segoe UI"/>
-              </w:rPr>
-              <w:t>שירותים</w:t>
-            </w:r>
-          </w:p>
-        </w:tc>
-        <w:tc>
-          <w:tcPr>
-            <w:tcW w:w="0" w:type="auto"/>
-            <w:vAlign w:val="center"/>
-            <w:hideMark/>
-          </w:tcPr>
-          <w:p>
-            <w:pPr>
-              <w:spacing w:after="120" w:line="276" w:lineRule="auto"/>
-              <w:jc w:val="center"/>
-              <w:cnfStyle w:val="100000000000" w:firstRow="1" w:lastRow="0" w:firstColumn="0" w:lastColumn="0" w:oddVBand="0" w:evenVBand="0" w:oddHBand="0" w:evenHBand="0" w:firstRowFirstColumn="0" w:firstRowLastColumn="0" w:lastRowFirstColumn="0" w:lastRowLastColumn="0"/>
-              <w:rPr>
-                <w:rFonts w:cs="Segoe UI"/>
-              </w:rPr>
-            </w:pPr>
-            <w:r>
-              <w:rPr>
-                <w:rFonts w:cs="Segoe UI"/>
-              </w:rPr>
-              <w:t>חדרי שינה</w:t>
-            </w:r>
-          </w:p>
-        </w:tc>
-        <w:tc>
-          <w:tcPr>
-            <w:tcW w:w="0" w:type="auto"/>
-            <w:vAlign w:val="center"/>
-            <w:hideMark/>
-          </w:tcPr>
-          <w:p>
-            <w:pPr>
-              <w:spacing w:after="120" w:line="276" w:lineRule="auto"/>
-              <w:jc w:val="center"/>
-              <w:cnfStyle w:val="100000000000" w:firstRow="1" w:lastRow="0" w:firstColumn="0" w:lastColumn="0" w:oddVBand="0" w:evenVBand="0" w:oddHBand="0" w:evenHBand="0" w:firstRowFirstColumn="0" w:firstRowLastColumn="0" w:lastRowFirstColumn="0" w:lastRowLastColumn="0"/>
-              <w:rPr>
-                <w:rFonts w:cs="Segoe UI"/>
-              </w:rPr>
-            </w:pPr>
-            <w:r>
-              <w:rPr>
-                <w:rFonts w:cs="Segoe UI"/>
-              </w:rPr>
-              <w:t>אורחים</w:t>
-            </w:r>
-          </w:p>
-        </w:tc>
-        <w:tc>
-          <w:tcPr>
-            <w:tcW w:w="0" w:type="auto"/>
-            <w:vAlign w:val="center"/>
-            <w:hideMark/>
-          </w:tcPr>
-          <w:p>
-            <w:pPr>
-              <w:spacing w:after="120" w:line="276" w:lineRule="auto"/>
-              <w:jc w:val="center"/>
-              <w:cnfStyle w:val="100000000000" w:firstRow="1" w:lastRow="0" w:firstColumn="0" w:lastColumn="0" w:oddVBand="0" w:evenVBand="0" w:oddHBand="0" w:evenHBand="0" w:firstRowFirstColumn="0" w:firstRowLastColumn="0" w:lastRowFirstColumn="0" w:lastRowLastColumn="0"/>
-              <w:rPr>
-                <w:rFonts w:cs="Segoe UI"/>
-              </w:rPr>
-            </w:pPr>
-            <w:r>
-              <w:rPr>
-                <w:rFonts w:cs="Segoe UI"/>
-              </w:rPr>
-              <w:t>n</w:t>
-            </w:r>
-          </w:p>
-        </w:tc>
-        <w:tc>
-          <w:tcPr>
-            <w:tcW w:w="0" w:type="auto"/>
-            <w:vAlign w:val="center"/>
-            <w:hideMark/>
-          </w:tcPr>
-          <w:p>
-            <w:pPr>
-              <w:spacing w:after="120" w:line="276" w:lineRule="auto"/>
-              <w:jc w:val="center"/>
-              <w:cnfStyle w:val="100000000000" w:firstRow="1" w:lastRow="0" w:firstColumn="0" w:lastColumn="0" w:oddVBand="0" w:evenVBand="0" w:oddHBand="0" w:evenHBand="0" w:firstRowFirstColumn="0" w:firstRowLastColumn="0" w:lastRowFirstColumn="0" w:lastRowLastColumn="0"/>
-              <w:rPr>
-                <w:rFonts w:cs="Segoe UI"/>
-              </w:rPr>
-            </w:pPr>
-            <w:r>
-              <w:rPr>
-                <w:rFonts w:cs="Segoe UI"/>
-              </w:rPr>
-              <w:t>שם</w:t>
-            </w:r>
-          </w:p>
-        </w:tc>
-        <w:tc>
-          <w:tcPr>
-            <w:tcW w:w="0" w:type="auto"/>
-            <w:vAlign w:val="center"/>
-            <w:hideMark/>
-          </w:tcPr>
-          <w:p>
-            <w:pPr>
-              <w:spacing w:after="120" w:line="276" w:lineRule="auto"/>
-              <w:jc w:val="center"/>
-              <w:cnfStyle w:val="100000000000" w:firstRow="1" w:lastRow="0" w:firstColumn="0" w:lastColumn="0" w:oddVBand="0" w:evenVBand="0" w:oddHBand="0" w:evenHBand="0" w:firstRowFirstColumn="0" w:firstRowLastColumn="0" w:lastRowFirstColumn="0" w:lastRowLastColumn="0"/>
-              <w:rPr>
-                <w:rFonts w:cs="Segoe UI"/>
-              </w:rPr>
-            </w:pPr>
-            <w:proofErr w:type="spellStart"/>
-            <w:r>
-              <w:rPr>
-                <w:rFonts w:cs="Segoe UI"/>
-              </w:rPr>
-              <w:t>Cluster</w:t>
-            </w:r>
-            <w:proofErr w:type="spellEnd"/>
-          </w:p>
-        </w:tc>
-      </w:tr>
-      <w:tr>
-        <w:trPr>
-          <w:cnfStyle w:val="000000100000" w:firstRow="0" w:lastRow="0" w:firstColumn="0" w:lastColumn="0" w:oddVBand="0" w:evenVBand="0" w:oddHBand="1" w:evenHBand="0" w:firstRowFirstColumn="0" w:firstRowLastColumn="0" w:lastRowFirstColumn="0" w:lastRowLastColumn="0"/>
-        </w:trPr>
-        <w:tc>
-          <w:tcPr>
-            <w:cnfStyle w:val="001000000000" w:firstRow="0" w:lastRow="0" w:firstColumn="1" w:lastColumn="0" w:oddVBand="0" w:evenVBand="0" w:oddHBand="0" w:evenHBand="0" w:firstRowFirstColumn="0" w:firstRowLastColumn="0" w:lastRowFirstColumn="0" w:lastRowLastColumn="0"/>
-            <w:tcW w:w="0" w:type="auto"/>
-            <w:vAlign w:val="center"/>
-            <w:hideMark/>
-          </w:tcPr>
-          <w:p>
-            <w:pPr>
-              <w:spacing w:after="120" w:line="276" w:lineRule="auto"/>
-              <w:jc w:val="center"/>
-              <w:rPr>
-                <w:rFonts w:cs="Segoe UI"/>
-              </w:rPr>
-            </w:pPr>
-            <w:r>
-              <w:rPr>
-                <w:rFonts w:cs="Segoe UI"/>
-              </w:rPr>
-              <w:t>59.8% דירה שלמה, 39.1% חדר פרטי</w:t>
-            </w:r>
-          </w:p>
-        </w:tc>
-        <w:tc>
-          <w:tcPr>
-            <w:tcW w:w="0" w:type="auto"/>
-            <w:vAlign w:val="center"/>
-            <w:hideMark/>
-          </w:tcPr>
-          <w:p>
-            <w:pPr>
-              <w:spacing w:after="120" w:line="276" w:lineRule="auto"/>
-              <w:jc w:val="center"/>
-              <w:cnfStyle w:val="000000100000" w:firstRow="0" w:lastRow="0" w:firstColumn="0" w:lastColumn="0" w:oddVBand="0" w:evenVBand="0" w:oddHBand="1" w:evenHBand="0" w:firstRowFirstColumn="0" w:firstRowLastColumn="0" w:lastRowFirstColumn="0" w:lastRowLastColumn="0"/>
-              <w:rPr>
-                <w:rFonts w:cs="Segoe UI"/>
-              </w:rPr>
-            </w:pPr>
-            <w:r>
-              <w:rPr>
-                <w:rFonts w:cs="Segoe UI"/>
-              </w:rPr>
-              <w:t>38.1</w:t>
-            </w:r>
-          </w:p>
-        </w:tc>
-        <w:tc>
-          <w:tcPr>
-            <w:tcW w:w="0" w:type="auto"/>
-            <w:vAlign w:val="center"/>
-            <w:hideMark/>
-          </w:tcPr>
-          <w:p>
-            <w:pPr>
-              <w:spacing w:after="120" w:line="276" w:lineRule="auto"/>
-              <w:jc w:val="center"/>
-              <w:cnfStyle w:val="000000100000" w:firstRow="0" w:lastRow="0" w:firstColumn="0" w:lastColumn="0" w:oddVBand="0" w:evenVBand="0" w:oddHBand="1" w:evenHBand="0" w:firstRowFirstColumn="0" w:firstRowLastColumn="0" w:lastRowFirstColumn="0" w:lastRowLastColumn="0"/>
-              <w:rPr>
-                <w:rFonts w:cs="Segoe UI"/>
-              </w:rPr>
-            </w:pPr>
-            <w:r>
-              <w:rPr>
-                <w:rFonts w:cs="Segoe UI"/>
-              </w:rPr>
-              <w:t>95.4%</w:t>
-            </w:r>
-          </w:p>
-        </w:tc>
-        <w:tc>
-          <w:tcPr>
-            <w:tcW w:w="0" w:type="auto"/>
-            <w:vAlign w:val="center"/>
-            <w:hideMark/>
-          </w:tcPr>
-          <w:p>
-            <w:pPr>
-              <w:spacing w:after="120" w:line="276" w:lineRule="auto"/>
-              <w:jc w:val="center"/>
-              <w:cnfStyle w:val="000000100000" w:firstRow="0" w:lastRow="0" w:firstColumn="0" w:lastColumn="0" w:oddVBand="0" w:evenVBand="0" w:oddHBand="1" w:evenHBand="0" w:firstRowFirstColumn="0" w:firstRowLastColumn="0" w:lastRowFirstColumn="0" w:lastRowLastColumn="0"/>
-              <w:rPr>
-                <w:rFonts w:cs="Segoe UI"/>
-              </w:rPr>
-            </w:pPr>
-            <w:r>
-              <w:rPr>
-                <w:rFonts w:cs="Segoe UI"/>
-              </w:rPr>
-              <w:t>32.4%</w:t>
-            </w:r>
-          </w:p>
-        </w:tc>
-        <w:tc>
-          <w:tcPr>
-            <w:tcW w:w="0" w:type="auto"/>
-            <w:vAlign w:val="center"/>
-            <w:hideMark/>
-          </w:tcPr>
-          <w:p>
-            <w:pPr>
-              <w:spacing w:after="120" w:line="276" w:lineRule="auto"/>
-              <w:jc w:val="center"/>
-              <w:cnfStyle w:val="000000100000" w:firstRow="0" w:lastRow="0" w:firstColumn="0" w:lastColumn="0" w:oddVBand="0" w:evenVBand="0" w:oddHBand="1" w:evenHBand="0" w:firstRowFirstColumn="0" w:firstRowLastColumn="0" w:lastRowFirstColumn="0" w:lastRowLastColumn="0"/>
-              <w:rPr>
-                <w:rFonts w:cs="Segoe UI"/>
-              </w:rPr>
-            </w:pPr>
-            <w:r>
-              <w:rPr>
-                <w:rFonts w:cs="Segoe UI"/>
-              </w:rPr>
-              <w:t>€141.3</w:t>
-            </w:r>
-          </w:p>
-        </w:tc>
-        <w:tc>
-          <w:tcPr>
-            <w:tcW w:w="0" w:type="auto"/>
-            <w:vAlign w:val="center"/>
-            <w:hideMark/>
-          </w:tcPr>
-          <w:p>
-            <w:pPr>
-              <w:spacing w:after="120" w:line="276" w:lineRule="auto"/>
-              <w:jc w:val="center"/>
-              <w:cnfStyle w:val="000000100000" w:firstRow="0" w:lastRow="0" w:firstColumn="0" w:lastColumn="0" w:oddVBand="0" w:evenVBand="0" w:oddHBand="1" w:evenHBand="0" w:firstRowFirstColumn="0" w:firstRowLastColumn="0" w:lastRowFirstColumn="0" w:lastRowLastColumn="0"/>
-              <w:rPr>
-                <w:rFonts w:cs="Segoe UI"/>
-              </w:rPr>
-            </w:pPr>
-            <w:r>
-              <w:rPr>
-                <w:rFonts w:cs="Segoe UI"/>
-              </w:rPr>
-              <w:t>€96.3</w:t>
-            </w:r>
-          </w:p>
-        </w:tc>
-        <w:tc>
-          <w:tcPr>
-            <w:tcW w:w="0" w:type="auto"/>
-            <w:vAlign w:val="center"/>
-            <w:hideMark/>
-          </w:tcPr>
-          <w:p>
-            <w:pPr>
-              <w:spacing w:after="120" w:line="276" w:lineRule="auto"/>
-              <w:jc w:val="center"/>
-              <w:cnfStyle w:val="000000100000" w:firstRow="0" w:lastRow="0" w:firstColumn="0" w:lastColumn="0" w:oddVBand="0" w:evenVBand="0" w:oddHBand="1" w:evenHBand="0" w:firstRowFirstColumn="0" w:firstRowLastColumn="0" w:lastRowFirstColumn="0" w:lastRowLastColumn="0"/>
-              <w:rPr>
-                <w:rFonts w:cs="Segoe UI"/>
-              </w:rPr>
-            </w:pPr>
-            <w:r>
-              <w:rPr>
-                <w:rFonts w:cs="Segoe UI"/>
-                <w:b/>
-                <w:bCs/>
-              </w:rPr>
-              <w:t>22.1</w:t>
-            </w:r>
-          </w:p>
-        </w:tc>
-        <w:tc>
-          <w:tcPr>
-            <w:tcW w:w="0" w:type="auto"/>
-            <w:vAlign w:val="center"/>
-            <w:hideMark/>
-          </w:tcPr>
-          <w:p>
-            <w:pPr>
-              <w:spacing w:after="120" w:line="276" w:lineRule="auto"/>
-              <w:jc w:val="center"/>
-              <w:cnfStyle w:val="000000100000" w:firstRow="0" w:lastRow="0" w:firstColumn="0" w:lastColumn="0" w:oddVBand="0" w:evenVBand="0" w:oddHBand="1" w:evenHBand="0" w:firstRowFirstColumn="0" w:firstRowLastColumn="0" w:lastRowFirstColumn="0" w:lastRowLastColumn="0"/>
-              <w:rPr>
-                <w:rFonts w:cs="Segoe UI"/>
-              </w:rPr>
-            </w:pPr>
-            <w:r>
-              <w:rPr>
-                <w:rFonts w:cs="Segoe UI"/>
-              </w:rPr>
-              <w:t>1.15</w:t>
-            </w:r>
-          </w:p>
-        </w:tc>
-        <w:tc>
-          <w:tcPr>
-            <w:tcW w:w="0" w:type="auto"/>
-            <w:vAlign w:val="center"/>
-            <w:hideMark/>
-          </w:tcPr>
-          <w:p>
-            <w:pPr>
-              <w:spacing w:after="120" w:line="276" w:lineRule="auto"/>
-              <w:jc w:val="center"/>
-              <w:cnfStyle w:val="000000100000" w:firstRow="0" w:lastRow="0" w:firstColumn="0" w:lastColumn="0" w:oddVBand="0" w:evenVBand="0" w:oddHBand="1" w:evenHBand="0" w:firstRowFirstColumn="0" w:firstRowLastColumn="0" w:lastRowFirstColumn="0" w:lastRowLastColumn="0"/>
-              <w:rPr>
-                <w:rFonts w:cs="Segoe UI"/>
-              </w:rPr>
-            </w:pPr>
-            <w:r>
-              <w:rPr>
-                <w:rFonts w:cs="Segoe UI"/>
-              </w:rPr>
-              <w:t>2.95</w:t>
-            </w:r>
-          </w:p>
-        </w:tc>
-        <w:tc>
-          <w:tcPr>
-            <w:tcW w:w="0" w:type="auto"/>
-            <w:vAlign w:val="center"/>
-            <w:hideMark/>
-          </w:tcPr>
-          <w:p>
-            <w:pPr>
-              <w:spacing w:after="120" w:line="276" w:lineRule="auto"/>
-              <w:jc w:val="center"/>
-              <w:cnfStyle w:val="000000100000" w:firstRow="0" w:lastRow="0" w:firstColumn="0" w:lastColumn="0" w:oddVBand="0" w:evenVBand="0" w:oddHBand="1" w:evenHBand="0" w:firstRowFirstColumn="0" w:firstRowLastColumn="0" w:lastRowFirstColumn="0" w:lastRowLastColumn="0"/>
-              <w:rPr>
-                <w:rFonts w:cs="Segoe UI"/>
-              </w:rPr>
-            </w:pPr>
-            <w:r>
-              <w:rPr>
-                <w:rFonts w:cs="Segoe UI"/>
-              </w:rPr>
-              <w:t>184</w:t>
-            </w:r>
-          </w:p>
-        </w:tc>
-        <w:tc>
-          <w:tcPr>
-            <w:tcW w:w="0" w:type="auto"/>
-            <w:vAlign w:val="center"/>
-            <w:hideMark/>
-          </w:tcPr>
-          <w:p>
-            <w:pPr>
-              <w:spacing w:after="120" w:line="276" w:lineRule="auto"/>
-              <w:jc w:val="center"/>
-              <w:cnfStyle w:val="000000100000" w:firstRow="0" w:lastRow="0" w:firstColumn="0" w:lastColumn="0" w:oddVBand="0" w:evenVBand="0" w:oddHBand="1" w:evenHBand="0" w:firstRowFirstColumn="0" w:firstRowLastColumn="0" w:lastRowFirstColumn="0" w:lastRowLastColumn="0"/>
-              <w:rPr>
-                <w:rFonts w:cs="Segoe UI"/>
-              </w:rPr>
-            </w:pPr>
-            <w:r>
-              <w:rPr>
-                <w:rFonts w:cs="Segoe UI"/>
-              </w:rPr>
-              <w:t>דירות מרכזיות קומפקטיות ובסיסיות</w:t>
-            </w:r>
-          </w:p>
-        </w:tc>
-        <w:tc>
-          <w:tcPr>
-            <w:tcW w:w="0" w:type="auto"/>
-            <w:vAlign w:val="center"/>
-            <w:hideMark/>
-          </w:tcPr>
-          <w:p>
-            <w:pPr>
-              <w:spacing w:after="120" w:line="276" w:lineRule="auto"/>
-              <w:jc w:val="center"/>
-              <w:cnfStyle w:val="000000100000" w:firstRow="0" w:lastRow="0" w:firstColumn="0" w:lastColumn="0" w:oddVBand="0" w:evenVBand="0" w:oddHBand="1" w:evenHBand="0" w:firstRowFirstColumn="0" w:firstRowLastColumn="0" w:lastRowFirstColumn="0" w:lastRowLastColumn="0"/>
-              <w:rPr>
-                <w:rFonts w:cs="Segoe UI"/>
-              </w:rPr>
-            </w:pPr>
-            <w:r>
-              <w:rPr>
-                <w:rFonts w:cs="Segoe UI"/>
-              </w:rPr>
-              <w:t>3</w:t>
-            </w:r>
-          </w:p>
-        </w:tc>
-      </w:tr>
-      <w:tr>
-        <w:tc>
-          <w:tcPr>
-            <w:cnfStyle w:val="001000000000" w:firstRow="0" w:lastRow="0" w:firstColumn="1" w:lastColumn="0" w:oddVBand="0" w:evenVBand="0" w:oddHBand="0" w:evenHBand="0" w:firstRowFirstColumn="0" w:firstRowLastColumn="0" w:lastRowFirstColumn="0" w:lastRowLastColumn="0"/>
-            <w:tcW w:w="0" w:type="auto"/>
-            <w:vAlign w:val="center"/>
-            <w:hideMark/>
-          </w:tcPr>
-          <w:p>
-            <w:pPr>
-              <w:spacing w:after="120" w:line="276" w:lineRule="auto"/>
-              <w:jc w:val="center"/>
-              <w:rPr>
-                <w:rFonts w:cs="Segoe UI"/>
-              </w:rPr>
-            </w:pPr>
-            <w:r>
-              <w:rPr>
-                <w:rFonts w:cs="Segoe UI"/>
-              </w:rPr>
-              <w:t>87.2% דירה שלמה</w:t>
-            </w:r>
-          </w:p>
-        </w:tc>
-        <w:tc>
-          <w:tcPr>
-            <w:tcW w:w="0" w:type="auto"/>
-            <w:vAlign w:val="center"/>
-            <w:hideMark/>
-          </w:tcPr>
-          <w:p>
-            <w:pPr>
-              <w:spacing w:after="120" w:line="276" w:lineRule="auto"/>
-              <w:jc w:val="center"/>
-              <w:cnfStyle w:val="000000000000" w:firstRow="0" w:lastRow="0" w:firstColumn="0" w:lastColumn="0" w:oddVBand="0" w:evenVBand="0" w:oddHBand="0" w:evenHBand="0" w:firstRowFirstColumn="0" w:firstRowLastColumn="0" w:lastRowFirstColumn="0" w:lastRowLastColumn="0"/>
-              <w:rPr>
-                <w:rFonts w:cs="Segoe UI"/>
-              </w:rPr>
-            </w:pPr>
-            <w:r>
-              <w:rPr>
-                <w:rFonts w:cs="Segoe UI"/>
-              </w:rPr>
-              <w:t>50.2</w:t>
-            </w:r>
-          </w:p>
-        </w:tc>
-        <w:tc>
-          <w:tcPr>
-            <w:tcW w:w="0" w:type="auto"/>
-            <w:vAlign w:val="center"/>
-            <w:hideMark/>
-          </w:tcPr>
-          <w:p>
-            <w:pPr>
-              <w:spacing w:after="120" w:line="276" w:lineRule="auto"/>
-              <w:jc w:val="center"/>
-              <w:cnfStyle w:val="000000000000" w:firstRow="0" w:lastRow="0" w:firstColumn="0" w:lastColumn="0" w:oddVBand="0" w:evenVBand="0" w:oddHBand="0" w:evenHBand="0" w:firstRowFirstColumn="0" w:firstRowLastColumn="0" w:lastRowFirstColumn="0" w:lastRowLastColumn="0"/>
-              <w:rPr>
-                <w:rFonts w:cs="Segoe UI"/>
-              </w:rPr>
-            </w:pPr>
-            <w:r>
-              <w:rPr>
-                <w:rFonts w:cs="Segoe UI"/>
-              </w:rPr>
-              <w:t>93.3%</w:t>
-            </w:r>
-          </w:p>
-        </w:tc>
-        <w:tc>
-          <w:tcPr>
-            <w:tcW w:w="0" w:type="auto"/>
-            <w:vAlign w:val="center"/>
-            <w:hideMark/>
-          </w:tcPr>
-          <w:p>
-            <w:pPr>
-              <w:spacing w:after="120" w:line="276" w:lineRule="auto"/>
-              <w:jc w:val="center"/>
-              <w:cnfStyle w:val="000000000000" w:firstRow="0" w:lastRow="0" w:firstColumn="0" w:lastColumn="0" w:oddVBand="0" w:evenVBand="0" w:oddHBand="0" w:evenHBand="0" w:firstRowFirstColumn="0" w:firstRowLastColumn="0" w:lastRowFirstColumn="0" w:lastRowLastColumn="0"/>
-              <w:rPr>
-                <w:rFonts w:cs="Segoe UI"/>
-              </w:rPr>
-            </w:pPr>
-            <w:r>
-              <w:rPr>
-                <w:rFonts w:cs="Segoe UI"/>
-              </w:rPr>
-              <w:t>31.8%</w:t>
-            </w:r>
-          </w:p>
-        </w:tc>
-        <w:tc>
-          <w:tcPr>
-            <w:tcW w:w="0" w:type="auto"/>
-            <w:vAlign w:val="center"/>
-            <w:hideMark/>
-          </w:tcPr>
-          <w:p>
-            <w:pPr>
-              <w:spacing w:after="120" w:line="276" w:lineRule="auto"/>
-              <w:jc w:val="center"/>
-              <w:cnfStyle w:val="000000000000" w:firstRow="0" w:lastRow="0" w:firstColumn="0" w:lastColumn="0" w:oddVBand="0" w:evenVBand="0" w:oddHBand="0" w:evenHBand="0" w:firstRowFirstColumn="0" w:firstRowLastColumn="0" w:lastRowFirstColumn="0" w:lastRowLastColumn="0"/>
-              <w:rPr>
-                <w:rFonts w:cs="Segoe UI"/>
-              </w:rPr>
-            </w:pPr>
-            <w:r>
-              <w:rPr>
-                <w:rFonts w:cs="Segoe UI"/>
-              </w:rPr>
-              <w:t>€188.0</w:t>
-            </w:r>
-          </w:p>
-        </w:tc>
-        <w:tc>
-          <w:tcPr>
-            <w:tcW w:w="0" w:type="auto"/>
-            <w:vAlign w:val="center"/>
-            <w:hideMark/>
-          </w:tcPr>
-          <w:p>
-            <w:pPr>
-              <w:spacing w:after="120" w:line="276" w:lineRule="auto"/>
-              <w:jc w:val="center"/>
-              <w:cnfStyle w:val="000000000000" w:firstRow="0" w:lastRow="0" w:firstColumn="0" w:lastColumn="0" w:oddVBand="0" w:evenVBand="0" w:oddHBand="0" w:evenHBand="0" w:firstRowFirstColumn="0" w:firstRowLastColumn="0" w:lastRowFirstColumn="0" w:lastRowLastColumn="0"/>
-              <w:rPr>
-                <w:rFonts w:cs="Segoe UI"/>
-              </w:rPr>
-            </w:pPr>
-            <w:r>
-              <w:rPr>
-                <w:rFonts w:cs="Segoe UI"/>
-              </w:rPr>
-              <w:t>€128.2</w:t>
-            </w:r>
-          </w:p>
-        </w:tc>
-        <w:tc>
-          <w:tcPr>
-            <w:tcW w:w="0" w:type="auto"/>
-            <w:vAlign w:val="center"/>
-            <w:hideMark/>
-          </w:tcPr>
-          <w:p>
-            <w:pPr>
-              <w:spacing w:after="120" w:line="276" w:lineRule="auto"/>
-              <w:jc w:val="center"/>
-              <w:cnfStyle w:val="000000000000" w:firstRow="0" w:lastRow="0" w:firstColumn="0" w:lastColumn="0" w:oddVBand="0" w:evenVBand="0" w:oddHBand="0" w:evenHBand="0" w:firstRowFirstColumn="0" w:firstRowLastColumn="0" w:lastRowFirstColumn="0" w:lastRowLastColumn="0"/>
-              <w:rPr>
-                <w:rFonts w:cs="Segoe UI"/>
-              </w:rPr>
-            </w:pPr>
-            <w:r>
-              <w:rPr>
-                <w:rFonts w:cs="Segoe UI"/>
-                <w:b/>
-                <w:bCs/>
-              </w:rPr>
-              <w:t>44.2</w:t>
-            </w:r>
-          </w:p>
-        </w:tc>
-        <w:tc>
-          <w:tcPr>
-            <w:tcW w:w="0" w:type="auto"/>
-            <w:vAlign w:val="center"/>
-            <w:hideMark/>
-          </w:tcPr>
-          <w:p>
-            <w:pPr>
-              <w:spacing w:after="120" w:line="276" w:lineRule="auto"/>
-              <w:jc w:val="center"/>
-              <w:cnfStyle w:val="000000000000" w:firstRow="0" w:lastRow="0" w:firstColumn="0" w:lastColumn="0" w:oddVBand="0" w:evenVBand="0" w:oddHBand="0" w:evenHBand="0" w:firstRowFirstColumn="0" w:firstRowLastColumn="0" w:lastRowFirstColumn="0" w:lastRowLastColumn="0"/>
-              <w:rPr>
-                <w:rFonts w:cs="Segoe UI"/>
-              </w:rPr>
-            </w:pPr>
-            <w:r>
-              <w:rPr>
-                <w:rFonts w:cs="Segoe UI"/>
-              </w:rPr>
-              <w:t>1.52</w:t>
-            </w:r>
-          </w:p>
-        </w:tc>
-        <w:tc>
-          <w:tcPr>
-            <w:tcW w:w="0" w:type="auto"/>
-            <w:vAlign w:val="center"/>
-            <w:hideMark/>
-          </w:tcPr>
-          <w:p>
-            <w:pPr>
-              <w:spacing w:after="120" w:line="276" w:lineRule="auto"/>
-              <w:jc w:val="center"/>
-              <w:cnfStyle w:val="000000000000" w:firstRow="0" w:lastRow="0" w:firstColumn="0" w:lastColumn="0" w:oddVBand="0" w:evenVBand="0" w:oddHBand="0" w:evenHBand="0" w:firstRowFirstColumn="0" w:firstRowLastColumn="0" w:lastRowFirstColumn="0" w:lastRowLastColumn="0"/>
-              <w:rPr>
-                <w:rFonts w:cs="Segoe UI"/>
-              </w:rPr>
-            </w:pPr>
-            <w:r>
-              <w:rPr>
-                <w:rFonts w:cs="Segoe UI"/>
-              </w:rPr>
-              <w:t>4.04</w:t>
-            </w:r>
-          </w:p>
-        </w:tc>
-        <w:tc>
-          <w:tcPr>
-            <w:tcW w:w="0" w:type="auto"/>
-            <w:vAlign w:val="center"/>
-            <w:hideMark/>
-          </w:tcPr>
-          <w:p>
-            <w:pPr>
-              <w:spacing w:after="120" w:line="276" w:lineRule="auto"/>
-              <w:jc w:val="center"/>
-              <w:cnfStyle w:val="000000000000" w:firstRow="0" w:lastRow="0" w:firstColumn="0" w:lastColumn="0" w:oddVBand="0" w:evenVBand="0" w:oddHBand="0" w:evenHBand="0" w:firstRowFirstColumn="0" w:firstRowLastColumn="0" w:lastRowFirstColumn="0" w:lastRowLastColumn="0"/>
-              <w:rPr>
-                <w:rFonts w:cs="Segoe UI"/>
-              </w:rPr>
-            </w:pPr>
-            <w:r>
-              <w:rPr>
-                <w:rFonts w:cs="Segoe UI"/>
-              </w:rPr>
-              <w:t>203</w:t>
-            </w:r>
-          </w:p>
-        </w:tc>
-        <w:tc>
-          <w:tcPr>
-            <w:tcW w:w="0" w:type="auto"/>
-            <w:vAlign w:val="center"/>
-            <w:hideMark/>
-          </w:tcPr>
-          <w:p>
-            <w:pPr>
-              <w:spacing w:after="120" w:line="276" w:lineRule="auto"/>
-              <w:jc w:val="center"/>
-              <w:cnfStyle w:val="000000000000" w:firstRow="0" w:lastRow="0" w:firstColumn="0" w:lastColumn="0" w:oddVBand="0" w:evenVBand="0" w:oddHBand="0" w:evenHBand="0" w:firstRowFirstColumn="0" w:firstRowLastColumn="0" w:lastRowFirstColumn="0" w:lastRowLastColumn="0"/>
-              <w:rPr>
-                <w:rFonts w:cs="Segoe UI"/>
-              </w:rPr>
-            </w:pPr>
-            <w:r>
-              <w:rPr>
-                <w:rFonts w:cs="Segoe UI"/>
-              </w:rPr>
-              <w:t>דירות מרכזיות מאובזרות היטב</w:t>
-            </w:r>
-          </w:p>
-        </w:tc>
-        <w:tc>
-          <w:tcPr>
-            <w:tcW w:w="0" w:type="auto"/>
-            <w:vAlign w:val="center"/>
-            <w:hideMark/>
-          </w:tcPr>
-          <w:p>
-            <w:pPr>
-              <w:spacing w:after="120" w:line="276" w:lineRule="auto"/>
-              <w:jc w:val="center"/>
-              <w:cnfStyle w:val="000000000000" w:firstRow="0" w:lastRow="0" w:firstColumn="0" w:lastColumn="0" w:oddVBand="0" w:evenVBand="0" w:oddHBand="0" w:evenHBand="0" w:firstRowFirstColumn="0" w:firstRowLastColumn="0" w:lastRowFirstColumn="0" w:lastRowLastColumn="0"/>
-              <w:rPr>
-                <w:rFonts w:cs="Segoe UI"/>
-              </w:rPr>
-            </w:pPr>
-            <w:r>
-              <w:rPr>
-                <w:rFonts w:cs="Segoe UI"/>
-              </w:rPr>
-              <w:t>1</w:t>
-            </w:r>
-          </w:p>
-        </w:tc>
-      </w:tr>
-      <w:tr>
-        <w:trPr>
-          <w:cnfStyle w:val="000000100000" w:firstRow="0" w:lastRow="0" w:firstColumn="0" w:lastColumn="0" w:oddVBand="0" w:evenVBand="0" w:oddHBand="1" w:evenHBand="0" w:firstRowFirstColumn="0" w:firstRowLastColumn="0" w:lastRowFirstColumn="0" w:lastRowLastColumn="0"/>
-        </w:trPr>
-        <w:tc>
-          <w:tcPr>
-            <w:cnfStyle w:val="001000000000" w:firstRow="0" w:lastRow="0" w:firstColumn="1" w:lastColumn="0" w:oddVBand="0" w:evenVBand="0" w:oddHBand="0" w:evenHBand="0" w:firstRowFirstColumn="0" w:firstRowLastColumn="0" w:lastRowFirstColumn="0" w:lastRowLastColumn="0"/>
-            <w:tcW w:w="0" w:type="auto"/>
-            <w:vAlign w:val="center"/>
-            <w:hideMark/>
-          </w:tcPr>
-          <w:p>
-            <w:pPr>
-              <w:spacing w:after="120" w:line="276" w:lineRule="auto"/>
-              <w:jc w:val="center"/>
-              <w:rPr>
-                <w:rFonts w:cs="Segoe UI"/>
-              </w:rPr>
-            </w:pPr>
-            <w:r>
-              <w:rPr>
-                <w:rFonts w:cs="Segoe UI"/>
-              </w:rPr>
-              <w:t>100% דירה שלמה</w:t>
-            </w:r>
-          </w:p>
-        </w:tc>
-        <w:tc>
-          <w:tcPr>
-            <w:tcW w:w="0" w:type="auto"/>
-            <w:vAlign w:val="center"/>
-            <w:hideMark/>
-          </w:tcPr>
-          <w:p>
-            <w:pPr>
-              <w:spacing w:after="120" w:line="276" w:lineRule="auto"/>
-              <w:jc w:val="center"/>
-              <w:cnfStyle w:val="000000100000" w:firstRow="0" w:lastRow="0" w:firstColumn="0" w:lastColumn="0" w:oddVBand="0" w:evenVBand="0" w:oddHBand="1" w:evenHBand="0" w:firstRowFirstColumn="0" w:firstRowLastColumn="0" w:lastRowFirstColumn="0" w:lastRowLastColumn="0"/>
-              <w:rPr>
-                <w:rFonts w:cs="Segoe UI"/>
-              </w:rPr>
-            </w:pPr>
-            <w:r>
-              <w:rPr>
-                <w:rFonts w:cs="Segoe UI"/>
-              </w:rPr>
-              <w:t>56.0</w:t>
-            </w:r>
-          </w:p>
-        </w:tc>
-        <w:tc>
-          <w:tcPr>
-            <w:tcW w:w="0" w:type="auto"/>
-            <w:vAlign w:val="center"/>
-            <w:hideMark/>
-          </w:tcPr>
-          <w:p>
-            <w:pPr>
-              <w:spacing w:after="120" w:line="276" w:lineRule="auto"/>
-              <w:jc w:val="center"/>
-              <w:cnfStyle w:val="000000100000" w:firstRow="0" w:lastRow="0" w:firstColumn="0" w:lastColumn="0" w:oddVBand="0" w:evenVBand="0" w:oddHBand="1" w:evenHBand="0" w:firstRowFirstColumn="0" w:firstRowLastColumn="0" w:lastRowFirstColumn="0" w:lastRowLastColumn="0"/>
-              <w:rPr>
-                <w:rFonts w:cs="Segoe UI"/>
-              </w:rPr>
-            </w:pPr>
-            <w:r>
-              <w:rPr>
-                <w:rFonts w:cs="Segoe UI"/>
-              </w:rPr>
-              <w:t>93.9%</w:t>
-            </w:r>
-          </w:p>
-        </w:tc>
-        <w:tc>
-          <w:tcPr>
-            <w:tcW w:w="0" w:type="auto"/>
-            <w:vAlign w:val="center"/>
-            <w:hideMark/>
-          </w:tcPr>
-          <w:p>
-            <w:pPr>
-              <w:spacing w:after="120" w:line="276" w:lineRule="auto"/>
-              <w:jc w:val="center"/>
-              <w:cnfStyle w:val="000000100000" w:firstRow="0" w:lastRow="0" w:firstColumn="0" w:lastColumn="0" w:oddVBand="0" w:evenVBand="0" w:oddHBand="1" w:evenHBand="0" w:firstRowFirstColumn="0" w:firstRowLastColumn="0" w:lastRowFirstColumn="0" w:lastRowLastColumn="0"/>
-              <w:rPr>
-                <w:rFonts w:cs="Segoe UI"/>
-              </w:rPr>
-            </w:pPr>
-            <w:r>
-              <w:rPr>
-                <w:rFonts w:cs="Segoe UI"/>
-              </w:rPr>
-              <w:t>35.8%</w:t>
-            </w:r>
-          </w:p>
-        </w:tc>
-        <w:tc>
-          <w:tcPr>
-            <w:tcW w:w="0" w:type="auto"/>
-            <w:vAlign w:val="center"/>
-            <w:hideMark/>
-          </w:tcPr>
-          <w:p>
-            <w:pPr>
-              <w:spacing w:after="120" w:line="276" w:lineRule="auto"/>
-              <w:jc w:val="center"/>
-              <w:cnfStyle w:val="000000100000" w:firstRow="0" w:lastRow="0" w:firstColumn="0" w:lastColumn="0" w:oddVBand="0" w:evenVBand="0" w:oddHBand="1" w:evenHBand="0" w:firstRowFirstColumn="0" w:firstRowLastColumn="0" w:lastRowFirstColumn="0" w:lastRowLastColumn="0"/>
-              <w:rPr>
-                <w:rFonts w:cs="Segoe UI"/>
-              </w:rPr>
-            </w:pPr>
-            <w:r>
-              <w:rPr>
-                <w:rFonts w:cs="Segoe UI"/>
-              </w:rPr>
-              <w:t>€415.4</w:t>
-            </w:r>
-          </w:p>
-        </w:tc>
-        <w:tc>
-          <w:tcPr>
-            <w:tcW w:w="0" w:type="auto"/>
-            <w:vAlign w:val="center"/>
-            <w:hideMark/>
-          </w:tcPr>
-          <w:p>
-            <w:pPr>
-              <w:spacing w:after="120" w:line="276" w:lineRule="auto"/>
-              <w:jc w:val="center"/>
-              <w:cnfStyle w:val="000000100000" w:firstRow="0" w:lastRow="0" w:firstColumn="0" w:lastColumn="0" w:oddVBand="0" w:evenVBand="0" w:oddHBand="1" w:evenHBand="0" w:firstRowFirstColumn="0" w:firstRowLastColumn="0" w:lastRowFirstColumn="0" w:lastRowLastColumn="0"/>
-              <w:rPr>
-                <w:rFonts w:cs="Segoe UI"/>
-              </w:rPr>
-            </w:pPr>
-            <w:r>
-              <w:rPr>
-                <w:rFonts w:cs="Segoe UI"/>
-                <w:b/>
-                <w:bCs/>
-              </w:rPr>
-              <w:t>€256.7</w:t>
-            </w:r>
-          </w:p>
-        </w:tc>
-        <w:tc>
-          <w:tcPr>
-            <w:tcW w:w="0" w:type="auto"/>
-            <w:vAlign w:val="center"/>
-            <w:hideMark/>
-          </w:tcPr>
-          <w:p>
-            <w:pPr>
-              <w:spacing w:after="120" w:line="276" w:lineRule="auto"/>
-              <w:jc w:val="center"/>
-              <w:cnfStyle w:val="000000100000" w:firstRow="0" w:lastRow="0" w:firstColumn="0" w:lastColumn="0" w:oddVBand="0" w:evenVBand="0" w:oddHBand="1" w:evenHBand="0" w:firstRowFirstColumn="0" w:firstRowLastColumn="0" w:lastRowFirstColumn="0" w:lastRowLastColumn="0"/>
-              <w:rPr>
-                <w:rFonts w:cs="Segoe UI"/>
-              </w:rPr>
-            </w:pPr>
-            <w:r>
-              <w:rPr>
-                <w:rFonts w:cs="Segoe UI"/>
-              </w:rPr>
-              <w:t>40.9</w:t>
-            </w:r>
-          </w:p>
-        </w:tc>
-        <w:tc>
-          <w:tcPr>
-            <w:tcW w:w="0" w:type="auto"/>
-            <w:vAlign w:val="center"/>
-            <w:hideMark/>
-          </w:tcPr>
-          <w:p>
-            <w:pPr>
-              <w:spacing w:after="120" w:line="276" w:lineRule="auto"/>
-              <w:jc w:val="center"/>
-              <w:cnfStyle w:val="000000100000" w:firstRow="0" w:lastRow="0" w:firstColumn="0" w:lastColumn="0" w:oddVBand="0" w:evenVBand="0" w:oddHBand="1" w:evenHBand="0" w:firstRowFirstColumn="0" w:firstRowLastColumn="0" w:lastRowFirstColumn="0" w:lastRowLastColumn="0"/>
-              <w:rPr>
-                <w:rFonts w:cs="Segoe UI"/>
-              </w:rPr>
-            </w:pPr>
-            <w:r>
-              <w:rPr>
-                <w:rFonts w:cs="Segoe UI"/>
-                <w:b/>
-                <w:bCs/>
-              </w:rPr>
-              <w:t>3.32</w:t>
-            </w:r>
-          </w:p>
-        </w:tc>
-        <w:tc>
-          <w:tcPr>
-            <w:tcW w:w="0" w:type="auto"/>
-            <w:vAlign w:val="center"/>
-            <w:hideMark/>
-          </w:tcPr>
-          <w:p>
-            <w:pPr>
-              <w:spacing w:after="120" w:line="276" w:lineRule="auto"/>
-              <w:jc w:val="center"/>
-              <w:cnfStyle w:val="000000100000" w:firstRow="0" w:lastRow="0" w:firstColumn="0" w:lastColumn="0" w:oddVBand="0" w:evenVBand="0" w:oddHBand="1" w:evenHBand="0" w:firstRowFirstColumn="0" w:firstRowLastColumn="0" w:lastRowFirstColumn="0" w:lastRowLastColumn="0"/>
-              <w:rPr>
-                <w:rFonts w:cs="Segoe UI"/>
-              </w:rPr>
-            </w:pPr>
-            <w:r>
-              <w:rPr>
-                <w:rFonts w:cs="Segoe UI"/>
-                <w:b/>
-                <w:bCs/>
-              </w:rPr>
-              <w:t>8.15</w:t>
-            </w:r>
-          </w:p>
-        </w:tc>
-        <w:tc>
-          <w:tcPr>
-            <w:tcW w:w="0" w:type="auto"/>
-            <w:vAlign w:val="center"/>
-            <w:hideMark/>
-          </w:tcPr>
-          <w:p>
-            <w:pPr>
-              <w:spacing w:after="120" w:line="276" w:lineRule="auto"/>
-              <w:jc w:val="center"/>
-              <w:cnfStyle w:val="000000100000" w:firstRow="0" w:lastRow="0" w:firstColumn="0" w:lastColumn="0" w:oddVBand="0" w:evenVBand="0" w:oddHBand="1" w:evenHBand="0" w:firstRowFirstColumn="0" w:firstRowLastColumn="0" w:lastRowFirstColumn="0" w:lastRowLastColumn="0"/>
-              <w:rPr>
-                <w:rFonts w:cs="Segoe UI"/>
-              </w:rPr>
-            </w:pPr>
-            <w:r>
-              <w:rPr>
-                <w:rFonts w:cs="Segoe UI"/>
-              </w:rPr>
-              <w:t>47</w:t>
-            </w:r>
-          </w:p>
-        </w:tc>
-        <w:tc>
-          <w:tcPr>
-            <w:tcW w:w="0" w:type="auto"/>
-            <w:vAlign w:val="center"/>
-            <w:hideMark/>
-          </w:tcPr>
-          <w:p>
-            <w:pPr>
-              <w:spacing w:after="120" w:line="276" w:lineRule="auto"/>
-              <w:jc w:val="center"/>
-              <w:cnfStyle w:val="000000100000" w:firstRow="0" w:lastRow="0" w:firstColumn="0" w:lastColumn="0" w:oddVBand="0" w:evenVBand="0" w:oddHBand="1" w:evenHBand="0" w:firstRowFirstColumn="0" w:firstRowLastColumn="0" w:lastRowFirstColumn="0" w:lastRowLastColumn="0"/>
-              <w:rPr>
-                <w:rFonts w:cs="Segoe UI"/>
-              </w:rPr>
-            </w:pPr>
-            <w:r>
-              <w:rPr>
-                <w:rFonts w:cs="Segoe UI"/>
-              </w:rPr>
-              <w:t>נכסים גדולים לקבוצות</w:t>
-            </w:r>
-          </w:p>
-        </w:tc>
-        <w:tc>
-          <w:tcPr>
-            <w:tcW w:w="0" w:type="auto"/>
-            <w:vAlign w:val="center"/>
-            <w:hideMark/>
-          </w:tcPr>
-          <w:p>
-            <w:pPr>
-              <w:spacing w:after="120" w:line="276" w:lineRule="auto"/>
-              <w:jc w:val="center"/>
-              <w:cnfStyle w:val="000000100000" w:firstRow="0" w:lastRow="0" w:firstColumn="0" w:lastColumn="0" w:oddVBand="0" w:evenVBand="0" w:oddHBand="1" w:evenHBand="0" w:firstRowFirstColumn="0" w:firstRowLastColumn="0" w:lastRowFirstColumn="0" w:lastRowLastColumn="0"/>
-              <w:rPr>
-                <w:rFonts w:cs="Segoe UI"/>
-              </w:rPr>
-            </w:pPr>
-            <w:r>
-              <w:rPr>
-                <w:rFonts w:cs="Segoe UI"/>
-              </w:rPr>
-              <w:t>2</w:t>
-            </w:r>
-          </w:p>
-        </w:tc>
-      </w:tr>
-      <w:tr>
-        <w:tc>
-          <w:tcPr>
-            <w:cnfStyle w:val="001000000000" w:firstRow="0" w:lastRow="0" w:firstColumn="1" w:lastColumn="0" w:oddVBand="0" w:evenVBand="0" w:oddHBand="0" w:evenHBand="0" w:firstRowFirstColumn="0" w:firstRowLastColumn="0" w:lastRowFirstColumn="0" w:lastRowLastColumn="0"/>
-            <w:tcW w:w="0" w:type="auto"/>
-            <w:vAlign w:val="center"/>
-            <w:hideMark/>
-          </w:tcPr>
-          <w:p>
-            <w:pPr>
-              <w:spacing w:after="120" w:line="276" w:lineRule="auto"/>
-              <w:jc w:val="center"/>
-              <w:rPr>
-                <w:rFonts w:cs="Segoe UI"/>
-              </w:rPr>
-            </w:pPr>
-            <w:r>
-              <w:rPr>
-                <w:rFonts w:cs="Segoe UI"/>
-              </w:rPr>
-              <w:t>83.3% דירה שלמה</w:t>
-            </w:r>
-          </w:p>
-        </w:tc>
-        <w:tc>
-          <w:tcPr>
-            <w:tcW w:w="0" w:type="auto"/>
-            <w:vAlign w:val="center"/>
-            <w:hideMark/>
-          </w:tcPr>
-          <w:p>
-            <w:pPr>
-              <w:spacing w:after="120" w:line="276" w:lineRule="auto"/>
-              <w:jc w:val="center"/>
-              <w:cnfStyle w:val="000000000000" w:firstRow="0" w:lastRow="0" w:firstColumn="0" w:lastColumn="0" w:oddVBand="0" w:evenVBand="0" w:oddHBand="0" w:evenHBand="0" w:firstRowFirstColumn="0" w:firstRowLastColumn="0" w:lastRowFirstColumn="0" w:lastRowLastColumn="0"/>
-              <w:rPr>
-                <w:rFonts w:cs="Segoe UI"/>
-              </w:rPr>
-            </w:pPr>
-            <w:r>
-              <w:rPr>
-                <w:rFonts w:cs="Segoe UI"/>
-                <w:b/>
-                <w:bCs/>
-              </w:rPr>
-              <w:t>21.2</w:t>
-            </w:r>
-          </w:p>
-        </w:tc>
-        <w:tc>
-          <w:tcPr>
-            <w:tcW w:w="0" w:type="auto"/>
-            <w:vAlign w:val="center"/>
-            <w:hideMark/>
-          </w:tcPr>
-          <w:p>
-            <w:pPr>
-              <w:spacing w:after="120" w:line="276" w:lineRule="auto"/>
-              <w:jc w:val="center"/>
-              <w:cnfStyle w:val="000000000000" w:firstRow="0" w:lastRow="0" w:firstColumn="0" w:lastColumn="0" w:oddVBand="0" w:evenVBand="0" w:oddHBand="0" w:evenHBand="0" w:firstRowFirstColumn="0" w:firstRowLastColumn="0" w:lastRowFirstColumn="0" w:lastRowLastColumn="0"/>
-              <w:rPr>
-                <w:rFonts w:cs="Segoe UI"/>
-              </w:rPr>
-            </w:pPr>
-            <w:r>
-              <w:rPr>
-                <w:rFonts w:cs="Segoe UI"/>
-                <w:b/>
-                <w:bCs/>
-              </w:rPr>
-              <w:t>98.4%</w:t>
-            </w:r>
-          </w:p>
-        </w:tc>
-        <w:tc>
-          <w:tcPr>
-            <w:tcW w:w="0" w:type="auto"/>
-            <w:vAlign w:val="center"/>
-            <w:hideMark/>
-          </w:tcPr>
-          <w:p>
-            <w:pPr>
-              <w:spacing w:after="120" w:line="276" w:lineRule="auto"/>
-              <w:jc w:val="center"/>
-              <w:cnfStyle w:val="000000000000" w:firstRow="0" w:lastRow="0" w:firstColumn="0" w:lastColumn="0" w:oddVBand="0" w:evenVBand="0" w:oddHBand="0" w:evenHBand="0" w:firstRowFirstColumn="0" w:firstRowLastColumn="0" w:lastRowFirstColumn="0" w:lastRowLastColumn="0"/>
-              <w:rPr>
-                <w:rFonts w:cs="Segoe UI"/>
-              </w:rPr>
-            </w:pPr>
-            <w:r>
-              <w:rPr>
-                <w:rFonts w:cs="Segoe UI"/>
-                <w:b/>
-                <w:bCs/>
-              </w:rPr>
-              <w:t>36.6%</w:t>
-            </w:r>
-          </w:p>
-        </w:tc>
-        <w:tc>
-          <w:tcPr>
-            <w:tcW w:w="0" w:type="auto"/>
-            <w:vAlign w:val="center"/>
-            <w:hideMark/>
-          </w:tcPr>
-          <w:p>
-            <w:pPr>
-              <w:spacing w:after="120" w:line="276" w:lineRule="auto"/>
-              <w:jc w:val="center"/>
-              <w:cnfStyle w:val="000000000000" w:firstRow="0" w:lastRow="0" w:firstColumn="0" w:lastColumn="0" w:oddVBand="0" w:evenVBand="0" w:oddHBand="0" w:evenHBand="0" w:firstRowFirstColumn="0" w:firstRowLastColumn="0" w:lastRowFirstColumn="0" w:lastRowLastColumn="0"/>
-              <w:rPr>
-                <w:rFonts w:cs="Segoe UI"/>
-              </w:rPr>
-            </w:pPr>
-            <w:r>
-              <w:rPr>
-                <w:rFonts w:cs="Segoe UI"/>
-              </w:rPr>
-              <w:t>€120.8</w:t>
-            </w:r>
-          </w:p>
-        </w:tc>
-        <w:tc>
-          <w:tcPr>
-            <w:tcW w:w="0" w:type="auto"/>
-            <w:vAlign w:val="center"/>
-            <w:hideMark/>
-          </w:tcPr>
-          <w:p>
-            <w:pPr>
-              <w:spacing w:after="120" w:line="276" w:lineRule="auto"/>
-              <w:jc w:val="center"/>
-              <w:cnfStyle w:val="000000000000" w:firstRow="0" w:lastRow="0" w:firstColumn="0" w:lastColumn="0" w:oddVBand="0" w:evenVBand="0" w:oddHBand="0" w:evenHBand="0" w:firstRowFirstColumn="0" w:firstRowLastColumn="0" w:lastRowFirstColumn="0" w:lastRowLastColumn="0"/>
-              <w:rPr>
-                <w:rFonts w:cs="Segoe UI"/>
-              </w:rPr>
-            </w:pPr>
-            <w:r>
-              <w:rPr>
-                <w:rFonts w:cs="Segoe UI"/>
-              </w:rPr>
-              <w:t>€75.3</w:t>
-            </w:r>
-          </w:p>
-        </w:tc>
-        <w:tc>
-          <w:tcPr>
-            <w:tcW w:w="0" w:type="auto"/>
-            <w:vAlign w:val="center"/>
-            <w:hideMark/>
-          </w:tcPr>
-          <w:p>
-            <w:pPr>
-              <w:spacing w:after="120" w:line="276" w:lineRule="auto"/>
-              <w:jc w:val="center"/>
-              <w:cnfStyle w:val="000000000000" w:firstRow="0" w:lastRow="0" w:firstColumn="0" w:lastColumn="0" w:oddVBand="0" w:evenVBand="0" w:oddHBand="0" w:evenHBand="0" w:firstRowFirstColumn="0" w:firstRowLastColumn="0" w:lastRowFirstColumn="0" w:lastRowLastColumn="0"/>
-              <w:rPr>
-                <w:rFonts w:cs="Segoe UI"/>
-              </w:rPr>
-            </w:pPr>
-            <w:r>
-              <w:rPr>
-                <w:rFonts w:cs="Segoe UI"/>
-              </w:rPr>
-              <w:t>29.4</w:t>
-            </w:r>
-          </w:p>
-        </w:tc>
-        <w:tc>
-          <w:tcPr>
-            <w:tcW w:w="0" w:type="auto"/>
-            <w:vAlign w:val="center"/>
-            <w:hideMark/>
-          </w:tcPr>
-          <w:p>
-            <w:pPr>
-              <w:spacing w:after="120" w:line="276" w:lineRule="auto"/>
-              <w:jc w:val="center"/>
-              <w:cnfStyle w:val="000000000000" w:firstRow="0" w:lastRow="0" w:firstColumn="0" w:lastColumn="0" w:oddVBand="0" w:evenVBand="0" w:oddHBand="0" w:evenHBand="0" w:firstRowFirstColumn="0" w:firstRowLastColumn="0" w:lastRowFirstColumn="0" w:lastRowLastColumn="0"/>
-              <w:rPr>
-                <w:rFonts w:cs="Segoe UI"/>
-              </w:rPr>
-            </w:pPr>
-            <w:r>
-              <w:rPr>
-                <w:rFonts w:cs="Segoe UI"/>
-              </w:rPr>
-              <w:t>1.83</w:t>
-            </w:r>
-          </w:p>
-        </w:tc>
-        <w:tc>
-          <w:tcPr>
-            <w:tcW w:w="0" w:type="auto"/>
-            <w:vAlign w:val="center"/>
-            <w:hideMark/>
-          </w:tcPr>
-          <w:p>
-            <w:pPr>
-              <w:spacing w:after="120" w:line="276" w:lineRule="auto"/>
-              <w:jc w:val="center"/>
-              <w:cnfStyle w:val="000000000000" w:firstRow="0" w:lastRow="0" w:firstColumn="0" w:lastColumn="0" w:oddVBand="0" w:evenVBand="0" w:oddHBand="0" w:evenHBand="0" w:firstRowFirstColumn="0" w:firstRowLastColumn="0" w:lastRowFirstColumn="0" w:lastRowLastColumn="0"/>
-              <w:rPr>
-                <w:rFonts w:cs="Segoe UI"/>
-              </w:rPr>
-            </w:pPr>
-            <w:r>
-              <w:rPr>
-                <w:rFonts w:cs="Segoe UI"/>
-              </w:rPr>
-              <w:t>4.56</w:t>
-            </w:r>
-          </w:p>
-        </w:tc>
-        <w:tc>
-          <w:tcPr>
-            <w:tcW w:w="0" w:type="auto"/>
-            <w:vAlign w:val="center"/>
-            <w:hideMark/>
-          </w:tcPr>
-          <w:p>
-            <w:pPr>
-              <w:spacing w:after="120" w:line="276" w:lineRule="auto"/>
-              <w:jc w:val="center"/>
-              <w:cnfStyle w:val="000000000000" w:firstRow="0" w:lastRow="0" w:firstColumn="0" w:lastColumn="0" w:oddVBand="0" w:evenVBand="0" w:oddHBand="0" w:evenHBand="0" w:firstRowFirstColumn="0" w:firstRowLastColumn="0" w:lastRowFirstColumn="0" w:lastRowLastColumn="0"/>
-              <w:rPr>
-                <w:rFonts w:cs="Segoe UI"/>
-              </w:rPr>
-            </w:pPr>
-            <w:r>
-              <w:rPr>
-                <w:rFonts w:cs="Segoe UI"/>
-              </w:rPr>
-              <w:t>18</w:t>
-            </w:r>
-          </w:p>
-        </w:tc>
-        <w:tc>
-          <w:tcPr>
-            <w:tcW w:w="0" w:type="auto"/>
-            <w:vAlign w:val="center"/>
-            <w:hideMark/>
-          </w:tcPr>
-          <w:p>
-            <w:pPr>
-              <w:spacing w:after="120" w:line="276" w:lineRule="auto"/>
-              <w:jc w:val="center"/>
-              <w:cnfStyle w:val="000000000000" w:firstRow="0" w:lastRow="0" w:firstColumn="0" w:lastColumn="0" w:oddVBand="0" w:evenVBand="0" w:oddHBand="0" w:evenHBand="0" w:firstRowFirstColumn="0" w:firstRowLastColumn="0" w:lastRowFirstColumn="0" w:lastRowLastColumn="0"/>
-              <w:rPr>
-                <w:rFonts w:cs="Segoe UI"/>
-              </w:rPr>
-            </w:pPr>
-            <w:proofErr w:type="spellStart"/>
-            <w:r>
-              <w:rPr>
-                <w:rFonts w:cs="Segoe UI"/>
-              </w:rPr>
-              <w:t>פנינות</w:t>
-            </w:r>
-            <w:proofErr w:type="spellEnd"/>
-            <w:r>
-              <w:rPr>
-                <w:rFonts w:cs="Segoe UI"/>
-              </w:rPr>
-              <w:t xml:space="preserve"> החוף השקטות (</w:t>
-            </w:r>
-            <w:proofErr w:type="spellStart"/>
-            <w:r>
-              <w:rPr>
-                <w:rFonts w:cs="Segoe UI"/>
-              </w:rPr>
-              <w:t>אוסטיה</w:t>
-            </w:r>
-            <w:proofErr w:type="spellEnd"/>
-            <w:r>
-              <w:rPr>
-                <w:rFonts w:cs="Segoe UI"/>
-              </w:rPr>
-              <w:t>/</w:t>
-            </w:r>
-            <w:proofErr w:type="spellStart"/>
-            <w:r>
-              <w:rPr>
-                <w:rFonts w:cs="Segoe UI"/>
-              </w:rPr>
-              <w:t>אצ'יליה</w:t>
-            </w:r>
-            <w:proofErr w:type="spellEnd"/>
-            <w:r>
-              <w:rPr>
-                <w:rFonts w:cs="Segoe UI"/>
-              </w:rPr>
-              <w:t>)</w:t>
-            </w:r>
-          </w:p>
-        </w:tc>
-        <w:tc>
-          <w:tcPr>
-            <w:tcW w:w="0" w:type="auto"/>
-            <w:vAlign w:val="center"/>
-            <w:hideMark/>
-          </w:tcPr>
-          <w:p>
-            <w:pPr>
-              <w:spacing w:after="120" w:line="276" w:lineRule="auto"/>
-              <w:jc w:val="center"/>
-              <w:cnfStyle w:val="000000000000" w:firstRow="0" w:lastRow="0" w:firstColumn="0" w:lastColumn="0" w:oddVBand="0" w:evenVBand="0" w:oddHBand="0" w:evenHBand="0" w:firstRowFirstColumn="0" w:firstRowLastColumn="0" w:lastRowFirstColumn="0" w:lastRowLastColumn="0"/>
-              <w:rPr>
-                <w:rFonts w:cs="Segoe UI"/>
-              </w:rPr>
-            </w:pPr>
-            <w:r>
-              <w:rPr>
-                <w:rFonts w:cs="Segoe UI"/>
-              </w:rPr>
-              <w:t>0</w:t>
-            </w:r>
-          </w:p>
-        </w:tc>
-      </w:tr>
-    </w:tbl>
-    <w:p>
-      <w:pPr>
-        <w:spacing w:after="120"/>
-        <w:rPr>
-          <w:rFonts w:cs="Segoe UI"/>
-        </w:rPr>
-      </w:pPr>
-    </w:p>
-    <w:p>
-      <w:pPr>
-        <w:spacing w:after="120"/>
-      </w:pPr>
-      <w:r>
-        <w:rPr>
-          <w:rFonts w:cs="Segoe UI"/>
-        </w:rPr>
-        <w:t>עוצמת הממצא ניכרת במרחקים הגיאוגרפיים: שלוש מתוך ארבע הקבוצות ממוקמות למעשה באותו אזור במרכז רומא, כאשר מרכזי הקבוצות שלהן מרוחקים פחות מקילומטר זה מזה. הקבוצה הרביעית היא היחידה שנבדלת גיאוגרפית, וממוקמת באזור החוף (כ-21 ק"מ ממרכז שאר הנכסים).</w:t>
-      </w:r>
-    </w:p>
-    <w:p>
-      <w:pPr>
-        <w:bidi w:val="0"/>
-        <w:rPr>
-          <w:rtl w:val="0"/>
-        </w:rPr>
-      </w:pPr>
-    </w:p>
-    <w:tbl>
-      <w:tblPr>
-        <w:tblStyle w:val="4-1"/>
-        <w:tblW w:w="0" w:type="auto"/>
-        <w:tblLook w:val="04A0" w:firstRow="1" w:lastRow="0" w:firstColumn="1" w:lastColumn="0" w:noHBand="0" w:noVBand="1"/>
-      </w:tblPr>
-      <w:tblGrid>
-        <w:gridCol w:w="1848"/>
-        <w:gridCol w:w="1369"/>
-        <w:gridCol w:w="840"/>
-        <w:gridCol w:w="1458"/>
-        <w:gridCol w:w="896"/>
-        <w:gridCol w:w="1048"/>
-        <w:gridCol w:w="1666"/>
-      </w:tblGrid>
-      <w:tr>
-        <w:trPr>
-          <w:cnfStyle w:val="100000000000" w:firstRow="1" w:lastRow="0" w:firstColumn="0" w:lastColumn="0" w:oddVBand="0" w:evenVBand="0" w:oddHBand="0" w:evenHBand="0" w:firstRowFirstColumn="0" w:firstRowLastColumn="0" w:lastRowFirstColumn="0" w:lastRowLastColumn="0"/>
-        </w:trPr>
-        <w:tc>
-          <w:tcPr>
-            <w:cnfStyle w:val="001000000000" w:firstRow="0" w:lastRow="0" w:firstColumn="1" w:lastColumn="0" w:oddVBand="0" w:evenVBand="0" w:oddHBand="0" w:evenHBand="0" w:firstRowFirstColumn="0" w:firstRowLastColumn="0" w:lastRowFirstColumn="0" w:lastRowLastColumn="0"/>
-            <w:tcW w:w="0" w:type="auto"/>
-            <w:hideMark/>
-          </w:tcPr>
-          <w:p>
-            <w:pPr>
-              <w:bidi w:val="0"/>
-              <w:spacing w:after="200" w:line="276" w:lineRule="auto"/>
-            </w:pPr>
-            <w:r>
-              <w:t>משתנה חיצוני</w:t>
-            </w:r>
-          </w:p>
-        </w:tc>
-        <w:tc>
-          <w:tcPr>
-            <w:tcW w:w="0" w:type="auto"/>
-            <w:hideMark/>
-          </w:tcPr>
-          <w:p>
-            <w:pPr>
-              <w:bidi w:val="0"/>
-              <w:spacing w:after="200" w:line="276" w:lineRule="auto"/>
-              <w:cnfStyle w:val="100000000000" w:firstRow="1" w:lastRow="0" w:firstColumn="0" w:lastColumn="0" w:oddVBand="0" w:evenVBand="0" w:oddHBand="0" w:evenHBand="0" w:firstRowFirstColumn="0" w:firstRowLastColumn="0" w:lastRowFirstColumn="0" w:lastRowLastColumn="0"/>
-            </w:pPr>
-            <w:r>
-              <w:t>תפקיד</w:t>
-            </w:r>
-          </w:p>
-        </w:tc>
-        <w:tc>
-          <w:tcPr>
-            <w:tcW w:w="0" w:type="auto"/>
-            <w:hideMark/>
-          </w:tcPr>
-          <w:p>
-            <w:pPr>
-              <w:bidi w:val="0"/>
-              <w:spacing w:after="200" w:line="276" w:lineRule="auto"/>
               <w:cnfStyle w:val="100000000000" w:firstRow="1" w:lastRow="0" w:firstColumn="0" w:lastColumn="0" w:oddVBand="0" w:evenVBand="0" w:oddHBand="0" w:evenHBand="0" w:firstRowFirstColumn="0" w:firstRowLastColumn="0" w:lastRowFirstColumn="0" w:lastRowLastColumn="0"/>
             </w:pPr>
             <w:proofErr w:type="spellStart"/>
@@ -6944,12 +5657,13 @@
         <w:tc>
           <w:tcPr>
             <w:tcW w:w="0" w:type="auto"/>
+            <w:vAlign w:val="center"/>
             <w:hideMark/>
           </w:tcPr>
           <w:p>
             <w:pPr>
-              <w:bidi w:val="0"/>
               <w:spacing w:after="200" w:line="276" w:lineRule="auto"/>
+              <w:jc w:val="center"/>
               <w:cnfStyle w:val="100000000000" w:firstRow="1" w:lastRow="0" w:firstColumn="0" w:lastColumn="0" w:oddVBand="0" w:evenVBand="0" w:oddHBand="0" w:evenHBand="0" w:firstRowFirstColumn="0" w:firstRowLastColumn="0" w:lastRowFirstColumn="0" w:lastRowLastColumn="0"/>
             </w:pPr>
             <w:proofErr w:type="spellStart"/>
@@ -6965,13 +5679,17 @@
         <w:tc>
           <w:tcPr>
             <w:tcW w:w="0" w:type="auto"/>
+            <w:vAlign w:val="center"/>
             <w:hideMark/>
           </w:tcPr>
           <w:p>
             <w:pPr>
-              <w:bidi w:val="0"/>
               <w:spacing w:after="200" w:line="276" w:lineRule="auto"/>
+              <w:jc w:val="center"/>
               <w:cnfStyle w:val="100000000000" w:firstRow="1" w:lastRow="0" w:firstColumn="0" w:lastColumn="0" w:oddVBand="0" w:evenVBand="0" w:oddHBand="0" w:evenHBand="0" w:firstRowFirstColumn="0" w:firstRowLastColumn="0" w:lastRowFirstColumn="0" w:lastRowLastColumn="0"/>
+              <w:rPr>
+                <w:rtl w:val="0"/>
+              </w:rPr>
             </w:pPr>
             <w:r>
               <w:t>הפרש</w:t>
@@ -6981,12 +5699,13 @@
         <w:tc>
           <w:tcPr>
             <w:tcW w:w="0" w:type="auto"/>
+            <w:vAlign w:val="center"/>
             <w:hideMark/>
           </w:tcPr>
           <w:p>
             <w:pPr>
-              <w:bidi w:val="0"/>
               <w:spacing w:after="200" w:line="276" w:lineRule="auto"/>
+              <w:jc w:val="center"/>
               <w:cnfStyle w:val="100000000000" w:firstRow="1" w:lastRow="0" w:firstColumn="0" w:lastColumn="0" w:oddVBand="0" w:evenVBand="0" w:oddHBand="0" w:evenHBand="0" w:firstRowFirstColumn="0" w:firstRowLastColumn="0" w:lastRowFirstColumn="0" w:lastRowLastColumn="0"/>
             </w:pPr>
             <w:proofErr w:type="spellStart"/>
@@ -6999,12 +5718,13 @@
         <w:tc>
           <w:tcPr>
             <w:tcW w:w="0" w:type="auto"/>
+            <w:vAlign w:val="center"/>
             <w:hideMark/>
           </w:tcPr>
           <w:p>
             <w:pPr>
-              <w:bidi w:val="0"/>
               <w:spacing w:after="200" w:line="276" w:lineRule="auto"/>
+              <w:jc w:val="center"/>
               <w:cnfStyle w:val="100000000000" w:firstRow="1" w:lastRow="0" w:firstColumn="0" w:lastColumn="0" w:oddVBand="0" w:evenVBand="0" w:oddHBand="0" w:evenHBand="0" w:firstRowFirstColumn="0" w:firstRowLastColumn="0" w:lastRowFirstColumn="0" w:lastRowLastColumn="0"/>
             </w:pPr>
             <w:proofErr w:type="spellStart"/>
@@ -7021,17 +5741,19 @@
       <w:tr>
         <w:trPr>
           <w:cnfStyle w:val="000000100000" w:firstRow="0" w:lastRow="0" w:firstColumn="0" w:lastColumn="0" w:oddVBand="0" w:evenVBand="0" w:oddHBand="1" w:evenHBand="0" w:firstRowFirstColumn="0" w:firstRowLastColumn="0" w:lastRowFirstColumn="0" w:lastRowLastColumn="0"/>
+          <w:trHeight w:val="523"/>
         </w:trPr>
         <w:tc>
           <w:tcPr>
             <w:cnfStyle w:val="001000000000" w:firstRow="0" w:lastRow="0" w:firstColumn="1" w:lastColumn="0" w:oddVBand="0" w:evenVBand="0" w:oddHBand="0" w:evenHBand="0" w:firstRowFirstColumn="0" w:firstRowLastColumn="0" w:lastRowFirstColumn="0" w:lastRowLastColumn="0"/>
             <w:tcW w:w="0" w:type="auto"/>
+            <w:vAlign w:val="center"/>
             <w:hideMark/>
           </w:tcPr>
           <w:p>
             <w:pPr>
-              <w:bidi w:val="0"/>
               <w:spacing w:after="200" w:line="276" w:lineRule="auto"/>
+              <w:jc w:val="center"/>
             </w:pPr>
             <w:r>
               <w:t>שלישון מחיר</w:t>
@@ -7041,12 +5763,13 @@
         <w:tc>
           <w:tcPr>
             <w:tcW w:w="0" w:type="auto"/>
+            <w:vAlign w:val="center"/>
             <w:hideMark/>
           </w:tcPr>
           <w:p>
             <w:pPr>
-              <w:bidi w:val="0"/>
               <w:spacing w:after="200" w:line="276" w:lineRule="auto"/>
+              <w:jc w:val="center"/>
               <w:cnfStyle w:val="000000100000" w:firstRow="0" w:lastRow="0" w:firstColumn="0" w:lastColumn="0" w:oddVBand="0" w:evenVBand="0" w:oddHBand="1" w:evenHBand="0" w:firstRowFirstColumn="0" w:firstRowLastColumn="0" w:lastRowFirstColumn="0" w:lastRowLastColumn="0"/>
             </w:pPr>
             <w:r>
@@ -7057,12 +5780,13 @@
         <w:tc>
           <w:tcPr>
             <w:tcW w:w="0" w:type="auto"/>
+            <w:vAlign w:val="center"/>
             <w:hideMark/>
           </w:tcPr>
           <w:p>
             <w:pPr>
-              <w:bidi w:val="0"/>
               <w:spacing w:after="200" w:line="276" w:lineRule="auto"/>
+              <w:jc w:val="center"/>
               <w:cnfStyle w:val="000000100000" w:firstRow="0" w:lastRow="0" w:firstColumn="0" w:lastColumn="0" w:oddVBand="0" w:evenVBand="0" w:oddHBand="1" w:evenHBand="0" w:firstRowFirstColumn="0" w:firstRowLastColumn="0" w:lastRowFirstColumn="0" w:lastRowLastColumn="0"/>
             </w:pPr>
             <w:r>
@@ -7073,12 +5797,13 @@
         <w:tc>
           <w:tcPr>
             <w:tcW w:w="0" w:type="auto"/>
+            <w:vAlign w:val="center"/>
             <w:hideMark/>
           </w:tcPr>
           <w:p>
             <w:pPr>
-              <w:bidi w:val="0"/>
               <w:spacing w:after="200" w:line="276" w:lineRule="auto"/>
+              <w:jc w:val="center"/>
               <w:cnfStyle w:val="000000100000" w:firstRow="0" w:lastRow="0" w:firstColumn="0" w:lastColumn="0" w:oddVBand="0" w:evenVBand="0" w:oddHBand="1" w:evenHBand="0" w:firstRowFirstColumn="0" w:firstRowLastColumn="0" w:lastRowFirstColumn="0" w:lastRowLastColumn="0"/>
             </w:pPr>
             <w:r>
@@ -7089,12 +5814,13 @@
         <w:tc>
           <w:tcPr>
             <w:tcW w:w="0" w:type="auto"/>
+            <w:vAlign w:val="center"/>
             <w:hideMark/>
           </w:tcPr>
           <w:p>
             <w:pPr>
-              <w:bidi w:val="0"/>
               <w:spacing w:after="200" w:line="276" w:lineRule="auto"/>
+              <w:jc w:val="center"/>
               <w:cnfStyle w:val="000000100000" w:firstRow="0" w:lastRow="0" w:firstColumn="0" w:lastColumn="0" w:oddVBand="0" w:evenVBand="0" w:oddHBand="1" w:evenHBand="0" w:firstRowFirstColumn="0" w:firstRowLastColumn="0" w:lastRowFirstColumn="0" w:lastRowLastColumn="0"/>
             </w:pPr>
             <w:r>
@@ -7109,12 +5835,13 @@
         <w:tc>
           <w:tcPr>
             <w:tcW w:w="0" w:type="auto"/>
+            <w:vAlign w:val="center"/>
             <w:hideMark/>
           </w:tcPr>
           <w:p>
             <w:pPr>
-              <w:bidi w:val="0"/>
               <w:spacing w:after="200" w:line="276" w:lineRule="auto"/>
+              <w:jc w:val="center"/>
               <w:cnfStyle w:val="000000100000" w:firstRow="0" w:lastRow="0" w:firstColumn="0" w:lastColumn="0" w:oddVBand="0" w:evenVBand="0" w:oddHBand="1" w:evenHBand="0" w:firstRowFirstColumn="0" w:firstRowLastColumn="0" w:lastRowFirstColumn="0" w:lastRowLastColumn="0"/>
             </w:pPr>
             <w:r>
@@ -7125,13 +5852,17 @@
         <w:tc>
           <w:tcPr>
             <w:tcW w:w="0" w:type="auto"/>
+            <w:vAlign w:val="center"/>
             <w:hideMark/>
           </w:tcPr>
           <w:p>
             <w:pPr>
-              <w:bidi w:val="0"/>
               <w:spacing w:after="200" w:line="276" w:lineRule="auto"/>
+              <w:jc w:val="center"/>
               <w:cnfStyle w:val="000000100000" w:firstRow="0" w:lastRow="0" w:firstColumn="0" w:lastColumn="0" w:oddVBand="0" w:evenVBand="0" w:oddHBand="1" w:evenHBand="0" w:firstRowFirstColumn="0" w:firstRowLastColumn="0" w:lastRowFirstColumn="0" w:lastRowLastColumn="0"/>
+              <w:rPr>
+                <w:rtl w:val="0"/>
+              </w:rPr>
             </w:pPr>
             <w:r>
               <w:t>0.994</w:t>
@@ -7140,16 +5871,20 @@
         </w:tc>
       </w:tr>
       <w:tr>
+        <w:trPr>
+          <w:trHeight w:val="532"/>
+        </w:trPr>
         <w:tc>
           <w:tcPr>
             <w:cnfStyle w:val="001000000000" w:firstRow="0" w:lastRow="0" w:firstColumn="1" w:lastColumn="0" w:oddVBand="0" w:evenVBand="0" w:oddHBand="0" w:evenHBand="0" w:firstRowFirstColumn="0" w:firstRowLastColumn="0" w:lastRowFirstColumn="0" w:lastRowLastColumn="0"/>
             <w:tcW w:w="0" w:type="auto"/>
+            <w:vAlign w:val="center"/>
             <w:hideMark/>
           </w:tcPr>
           <w:p>
             <w:pPr>
-              <w:bidi w:val="0"/>
               <w:spacing w:after="200" w:line="276" w:lineRule="auto"/>
+              <w:jc w:val="center"/>
             </w:pPr>
             <w:proofErr w:type="spellStart"/>
             <w:r>
@@ -7161,12 +5896,13 @@
         <w:tc>
           <w:tcPr>
             <w:tcW w:w="0" w:type="auto"/>
+            <w:vAlign w:val="center"/>
             <w:hideMark/>
           </w:tcPr>
           <w:p>
             <w:pPr>
-              <w:bidi w:val="0"/>
               <w:spacing w:after="200" w:line="276" w:lineRule="auto"/>
+              <w:jc w:val="center"/>
               <w:cnfStyle w:val="000000000000" w:firstRow="0" w:lastRow="0" w:firstColumn="0" w:lastColumn="0" w:oddVBand="0" w:evenVBand="0" w:oddHBand="0" w:evenHBand="0" w:firstRowFirstColumn="0" w:firstRowLastColumn="0" w:lastRowFirstColumn="0" w:lastRowLastColumn="0"/>
             </w:pPr>
             <w:r>
@@ -7177,12 +5913,13 @@
         <w:tc>
           <w:tcPr>
             <w:tcW w:w="0" w:type="auto"/>
+            <w:vAlign w:val="center"/>
             <w:hideMark/>
           </w:tcPr>
           <w:p>
             <w:pPr>
-              <w:bidi w:val="0"/>
               <w:spacing w:after="200" w:line="276" w:lineRule="auto"/>
+              <w:jc w:val="center"/>
               <w:cnfStyle w:val="000000000000" w:firstRow="0" w:lastRow="0" w:firstColumn="0" w:lastColumn="0" w:oddVBand="0" w:evenVBand="0" w:oddHBand="0" w:evenHBand="0" w:firstRowFirstColumn="0" w:firstRowLastColumn="0" w:lastRowFirstColumn="0" w:lastRowLastColumn="0"/>
             </w:pPr>
             <w:r>
@@ -7193,12 +5930,13 @@
         <w:tc>
           <w:tcPr>
             <w:tcW w:w="0" w:type="auto"/>
+            <w:vAlign w:val="center"/>
             <w:hideMark/>
           </w:tcPr>
           <w:p>
             <w:pPr>
-              <w:bidi w:val="0"/>
               <w:spacing w:after="200" w:line="276" w:lineRule="auto"/>
+              <w:jc w:val="center"/>
               <w:cnfStyle w:val="000000000000" w:firstRow="0" w:lastRow="0" w:firstColumn="0" w:lastColumn="0" w:oddVBand="0" w:evenVBand="0" w:oddHBand="0" w:evenHBand="0" w:firstRowFirstColumn="0" w:firstRowLastColumn="0" w:lastRowFirstColumn="0" w:lastRowLastColumn="0"/>
             </w:pPr>
             <w:r>
@@ -7209,12 +5947,13 @@
         <w:tc>
           <w:tcPr>
             <w:tcW w:w="0" w:type="auto"/>
+            <w:vAlign w:val="center"/>
             <w:hideMark/>
           </w:tcPr>
           <w:p>
             <w:pPr>
-              <w:bidi w:val="0"/>
               <w:spacing w:after="200" w:line="276" w:lineRule="auto"/>
+              <w:jc w:val="center"/>
               <w:cnfStyle w:val="000000000000" w:firstRow="0" w:lastRow="0" w:firstColumn="0" w:lastColumn="0" w:oddVBand="0" w:evenVBand="0" w:oddHBand="0" w:evenHBand="0" w:firstRowFirstColumn="0" w:firstRowLastColumn="0" w:lastRowFirstColumn="0" w:lastRowLastColumn="0"/>
             </w:pPr>
             <w:r>
@@ -7225,12 +5964,13 @@
         <w:tc>
           <w:tcPr>
             <w:tcW w:w="0" w:type="auto"/>
+            <w:vAlign w:val="center"/>
             <w:hideMark/>
           </w:tcPr>
           <w:p>
             <w:pPr>
-              <w:bidi w:val="0"/>
               <w:spacing w:after="200" w:line="276" w:lineRule="auto"/>
+              <w:jc w:val="center"/>
               <w:cnfStyle w:val="000000000000" w:firstRow="0" w:lastRow="0" w:firstColumn="0" w:lastColumn="0" w:oddVBand="0" w:evenVBand="0" w:oddHBand="0" w:evenHBand="0" w:firstRowFirstColumn="0" w:firstRowLastColumn="0" w:lastRowFirstColumn="0" w:lastRowLastColumn="0"/>
             </w:pPr>
             <w:r>
@@ -7245,12 +5985,13 @@
         <w:tc>
           <w:tcPr>
             <w:tcW w:w="0" w:type="auto"/>
+            <w:vAlign w:val="center"/>
             <w:hideMark/>
           </w:tcPr>
           <w:p>
             <w:pPr>
-              <w:bidi w:val="0"/>
               <w:spacing w:after="200" w:line="276" w:lineRule="auto"/>
+              <w:jc w:val="center"/>
               <w:cnfStyle w:val="000000000000" w:firstRow="0" w:lastRow="0" w:firstColumn="0" w:lastColumn="0" w:oddVBand="0" w:evenVBand="0" w:oddHBand="0" w:evenHBand="0" w:firstRowFirstColumn="0" w:firstRowLastColumn="0" w:lastRowFirstColumn="0" w:lastRowLastColumn="0"/>
             </w:pPr>
             <w:r>
@@ -7262,17 +6003,19 @@
       <w:tr>
         <w:trPr>
           <w:cnfStyle w:val="000000100000" w:firstRow="0" w:lastRow="0" w:firstColumn="0" w:lastColumn="0" w:oddVBand="0" w:evenVBand="0" w:oddHBand="1" w:evenHBand="0" w:firstRowFirstColumn="0" w:firstRowLastColumn="0" w:lastRowFirstColumn="0" w:lastRowLastColumn="0"/>
+          <w:trHeight w:val="523"/>
         </w:trPr>
         <w:tc>
           <w:tcPr>
             <w:cnfStyle w:val="001000000000" w:firstRow="0" w:lastRow="0" w:firstColumn="1" w:lastColumn="0" w:oddVBand="0" w:evenVBand="0" w:oddHBand="0" w:evenHBand="0" w:firstRowFirstColumn="0" w:firstRowLastColumn="0" w:lastRowFirstColumn="0" w:lastRowLastColumn="0"/>
             <w:tcW w:w="0" w:type="auto"/>
+            <w:vAlign w:val="center"/>
             <w:hideMark/>
           </w:tcPr>
           <w:p>
             <w:pPr>
-              <w:bidi w:val="0"/>
               <w:spacing w:after="200" w:line="276" w:lineRule="auto"/>
+              <w:jc w:val="center"/>
             </w:pPr>
             <w:r>
               <w:t>שלישון אחוז הנחה</w:t>
@@ -7282,12 +6025,13 @@
         <w:tc>
           <w:tcPr>
             <w:tcW w:w="0" w:type="auto"/>
+            <w:vAlign w:val="center"/>
             <w:hideMark/>
           </w:tcPr>
           <w:p>
             <w:pPr>
-              <w:bidi w:val="0"/>
               <w:spacing w:after="200" w:line="276" w:lineRule="auto"/>
+              <w:jc w:val="center"/>
               <w:cnfStyle w:val="000000100000" w:firstRow="0" w:lastRow="0" w:firstColumn="0" w:lastColumn="0" w:oddVBand="0" w:evenVBand="0" w:oddHBand="1" w:evenHBand="0" w:firstRowFirstColumn="0" w:firstRowLastColumn="0" w:lastRowFirstColumn="0" w:lastRowLastColumn="0"/>
             </w:pPr>
             <w:r>
@@ -7298,12 +6042,13 @@
         <w:tc>
           <w:tcPr>
             <w:tcW w:w="0" w:type="auto"/>
+            <w:vAlign w:val="center"/>
             <w:hideMark/>
           </w:tcPr>
           <w:p>
             <w:pPr>
-              <w:bidi w:val="0"/>
               <w:spacing w:after="200" w:line="276" w:lineRule="auto"/>
+              <w:jc w:val="center"/>
               <w:cnfStyle w:val="000000100000" w:firstRow="0" w:lastRow="0" w:firstColumn="0" w:lastColumn="0" w:oddVBand="0" w:evenVBand="0" w:oddHBand="1" w:evenHBand="0" w:firstRowFirstColumn="0" w:firstRowLastColumn="0" w:lastRowFirstColumn="0" w:lastRowLastColumn="0"/>
             </w:pPr>
             <w:r>
@@ -7314,12 +6059,13 @@
         <w:tc>
           <w:tcPr>
             <w:tcW w:w="0" w:type="auto"/>
+            <w:vAlign w:val="center"/>
             <w:hideMark/>
           </w:tcPr>
           <w:p>
             <w:pPr>
-              <w:bidi w:val="0"/>
               <w:spacing w:after="200" w:line="276" w:lineRule="auto"/>
+              <w:jc w:val="center"/>
               <w:cnfStyle w:val="000000100000" w:firstRow="0" w:lastRow="0" w:firstColumn="0" w:lastColumn="0" w:oddVBand="0" w:evenVBand="0" w:oddHBand="1" w:evenHBand="0" w:firstRowFirstColumn="0" w:firstRowLastColumn="0" w:lastRowFirstColumn="0" w:lastRowLastColumn="0"/>
             </w:pPr>
             <w:r>
@@ -7330,12 +6076,13 @@
         <w:tc>
           <w:tcPr>
             <w:tcW w:w="0" w:type="auto"/>
+            <w:vAlign w:val="center"/>
             <w:hideMark/>
           </w:tcPr>
           <w:p>
             <w:pPr>
-              <w:bidi w:val="0"/>
               <w:spacing w:after="200" w:line="276" w:lineRule="auto"/>
+              <w:jc w:val="center"/>
               <w:cnfStyle w:val="000000100000" w:firstRow="0" w:lastRow="0" w:firstColumn="0" w:lastColumn="0" w:oddVBand="0" w:evenVBand="0" w:oddHBand="1" w:evenHBand="0" w:firstRowFirstColumn="0" w:firstRowLastColumn="0" w:lastRowFirstColumn="0" w:lastRowLastColumn="0"/>
             </w:pPr>
             <w:r>
@@ -7346,12 +6093,13 @@
         <w:tc>
           <w:tcPr>
             <w:tcW w:w="0" w:type="auto"/>
+            <w:vAlign w:val="center"/>
             <w:hideMark/>
           </w:tcPr>
           <w:p>
             <w:pPr>
-              <w:bidi w:val="0"/>
               <w:spacing w:after="200" w:line="276" w:lineRule="auto"/>
+              <w:jc w:val="center"/>
               <w:cnfStyle w:val="000000100000" w:firstRow="0" w:lastRow="0" w:firstColumn="0" w:lastColumn="0" w:oddVBand="0" w:evenVBand="0" w:oddHBand="1" w:evenHBand="0" w:firstRowFirstColumn="0" w:firstRowLastColumn="0" w:lastRowFirstColumn="0" w:lastRowLastColumn="0"/>
             </w:pPr>
             <w:r>
@@ -7362,12 +6110,13 @@
         <w:tc>
           <w:tcPr>
             <w:tcW w:w="0" w:type="auto"/>
+            <w:vAlign w:val="center"/>
             <w:hideMark/>
           </w:tcPr>
           <w:p>
             <w:pPr>
-              <w:bidi w:val="0"/>
               <w:spacing w:after="200" w:line="276" w:lineRule="auto"/>
+              <w:jc w:val="center"/>
               <w:cnfStyle w:val="000000100000" w:firstRow="0" w:lastRow="0" w:firstColumn="0" w:lastColumn="0" w:oddVBand="0" w:evenVBand="0" w:oddHBand="1" w:evenHBand="0" w:firstRowFirstColumn="0" w:firstRowLastColumn="0" w:lastRowFirstColumn="0" w:lastRowLastColumn="0"/>
             </w:pPr>
             <w:r>
@@ -7379,15 +6128,105 @@
     </w:tbl>
     <w:p>
       <w:pPr>
-        <w:bidi w:val="0"/>
-        <w:rPr>
+        <w:spacing w:after="120"/>
+        <w:rPr>
+          <w:rFonts w:cs="Segoe UI"/>
+        </w:rPr>
+      </w:pPr>
+      <w:r>
+        <w:rPr>
+          <w:rFonts w:cs="Segoe UI"/>
+        </w:rPr>
+        <w:t xml:space="preserve">כדי לוודא שהחלוקה משקפת מבנה אמיתי בנתונים ולא תוצר שרירותי, בחנו את האשכולות מול משתנים חיצוניים שלא הוזנו למודל (תוך פסילת משתנה השכונה שנגזר ישירות מנתוני המיקום). איכות האשכולות נמדדה באמצעות מדדי </w:t>
+      </w:r>
+      <w:r>
+        <w:rPr>
+          <w:rFonts w:cs="Segoe UI"/>
           <w:rtl w:val="0"/>
         </w:rPr>
-      </w:pPr>
+        <w:t>Purity</w:t>
+      </w:r>
+      <w:r>
+        <w:rPr>
+          <w:rFonts w:cs="Segoe UI"/>
+        </w:rPr>
+        <w:t xml:space="preserve"> ו-</w:t>
+      </w:r>
+      <w:r>
+        <w:rPr>
+          <w:rFonts w:cs="Segoe UI"/>
+          <w:rtl w:val="0"/>
+        </w:rPr>
+        <w:t>Entropy</w:t>
+      </w:r>
+      <w:r>
+        <w:rPr>
+          <w:rFonts w:cs="Segoe UI"/>
+        </w:rPr>
+        <w:t>, אשר הושוו לערך בסיס אקראי (ממוצע של 1,000 ערבובים) משום שערכם המוחלט מושפע מהתפלגות הנתונים המקורית ואינו ניתן לפרשנות בפני עצמו. הבחינה נשענה על תפקידים שהוגדרו מראש: שלישון המחיר וסוג החדר שימשו כבקרות חיוביות שבהן ציפינו למצוא קשר לחלוקה, בעוד ששלישון אחוז ההנחה שימש כבקרה שלילית שבה ציפינו במכוון שלא יימצא קשר – זאת כדי להוכיח שהאשכולות מתארים באופן טהור "טיפוסי נכס" פיזיים, ולא את מידת הזולוּת שלהם.</w:t>
+      </w:r>
     </w:p>
     <w:p>
       <w:pPr>
-        <w:spacing w:after="20"/>
+        <w:spacing w:after="120"/>
+        <w:rPr>
+          <w:rFonts w:cs="Segoe UI"/>
+        </w:rPr>
+      </w:pPr>
+      <w:r>
+        <w:rPr>
+          <w:rFonts w:cs="Segoe UI"/>
+        </w:rPr>
+        <w:t>הממצא החזק ביותר התקבל בבקרה השלילית (אחוז ההנחה), שהציגה מדדים זהים לחלוטין לערך האקראי. זהו אישוש מספרי מובהק לכך שהאשכולות אכן מתארים טיפוסי נכס פיזיים בלבד במנותק ממידת הזולוּת שלהם (בדיקה שציפינו שתכשל ואכן נכשלה מספקת ראיה חזקה לאמיתות המודל). מנגד, הבקרות החיוביות אישרו קשר מהותי לחלוקה: משתנה המחיר חשף קשר כלכלי מתון המרוכז באשכולות הקצה (נכסים גדולים כיקרים מול קומפקטיים כזולים). לבסוף, משתנה סוג החדר (</w:t>
+      </w:r>
+      <w:proofErr w:type="spellStart"/>
+      <w:r>
+        <w:rPr>
+          <w:rFonts w:cs="Segoe UI"/>
+          <w:rtl w:val="0"/>
+        </w:rPr>
+        <w:t>room_type</w:t>
+      </w:r>
+      <w:proofErr w:type="spellEnd"/>
+      <w:r>
+        <w:rPr>
+          <w:rFonts w:cs="Segoe UI"/>
+        </w:rPr>
+        <w:t xml:space="preserve">) המחיש היטב מדוע נדרש ערך בסיס אקראי: למרות ציון </w:t>
+      </w:r>
+      <w:r>
+        <w:rPr>
+          <w:rFonts w:cs="Segoe UI"/>
+          <w:rtl w:val="0"/>
+        </w:rPr>
+        <w:t>Purity</w:t>
+      </w:r>
+      <w:r>
+        <w:rPr>
+          <w:rFonts w:cs="Segoe UI"/>
+        </w:rPr>
+        <w:t xml:space="preserve"> גבוה לכאורה (0.772), הוא היה זהה לאקראי בשל הדומיננטיות של דירות שלמות במדגם (77%), ורק מדד ה-</w:t>
+      </w:r>
+      <w:r>
+        <w:rPr>
+          <w:rFonts w:cs="Segoe UI"/>
+          <w:rtl w:val="0"/>
+        </w:rPr>
+        <w:t>Entropy</w:t>
+      </w:r>
+      <w:r>
+        <w:rPr>
+          <w:rFonts w:cs="Segoe UI"/>
+        </w:rPr>
+        <w:t>, שהינו רגיש יותר, זיהה בהצלחה את המבנה האמיתי בנתונים (כדוגמת קבוצת הנכסים הגדולים המורכבת מ-100% דירות שלמות).</w:t>
+      </w:r>
+    </w:p>
+    <w:p>
+      <w:pPr>
+        <w:spacing w:after="120"/>
+        <w:rPr>
+          <w:rFonts w:cs="Segoe UI"/>
+        </w:rPr>
       </w:pPr>
       <w:r>
         <w:rPr>
@@ -7401,51 +6240,103 @@
     <w:p>
       <w:pPr>
         <w:spacing w:after="120"/>
-      </w:pPr>
-      <w:r>
-        <w:rPr>
-          <w:rFonts w:cs="Segoe UI"/>
-        </w:rPr>
-        <w:t xml:space="preserve"> המגבלה המרכזית של הניתוח היא ציוני </w:t>
-      </w:r>
-      <w:proofErr w:type="spellStart"/>
-      <w:r>
-        <w:rPr>
-          <w:rFonts w:cs="Segoe UI"/>
-        </w:rPr>
-        <w:t>ה־Silhouette</w:t>
-      </w:r>
-      <w:proofErr w:type="spellEnd"/>
-      <w:r>
-        <w:rPr>
-          <w:rFonts w:cs="Segoe UI"/>
-        </w:rPr>
-        <w:t xml:space="preserve"> הנמוכים (0.22–0.30). הם מעידים על כך שהקבוצות אינן מופרדות היטב במרחב חמשת המשתנים, אלא מהוות חיתוך של ענן רציף. לכן יש להתייחס לחלוקה כאל תיאור שימושי של טיפוסי נכס, ולא כאל מבנה טבעי </w:t>
-      </w:r>
-      <w:proofErr w:type="spellStart"/>
-      <w:r>
-        <w:rPr>
-          <w:rFonts w:cs="Segoe UI"/>
-        </w:rPr>
-        <w:t>חד־משמעי</w:t>
-      </w:r>
-      <w:proofErr w:type="spellEnd"/>
-      <w:r>
-        <w:rPr>
-          <w:rFonts w:cs="Segoe UI"/>
-        </w:rPr>
-        <w:t xml:space="preserve"> הקיים בנתונים.</w:t>
+        <w:rPr>
+          <w:rFonts w:cs="Segoe UI"/>
+        </w:rPr>
+      </w:pPr>
+      <w:r>
+        <w:rPr>
+          <w:rFonts w:cs="Segoe UI"/>
+        </w:rPr>
+        <w:t>המגבלה המרכזית בניתוח הי</w:t>
+      </w:r>
+      <w:r>
+        <w:rPr>
+          <w:rFonts w:cs="Segoe UI" w:hint="cs"/>
+        </w:rPr>
+        <w:t>יתה</w:t>
+      </w:r>
+      <w:r>
+        <w:rPr>
+          <w:rFonts w:cs="Segoe UI"/>
+        </w:rPr>
+        <w:t xml:space="preserve"> </w:t>
+      </w:r>
+      <w:r>
+        <w:rPr>
+          <w:rFonts w:cs="Segoe UI" w:hint="cs"/>
+        </w:rPr>
+        <w:t>ה</w:t>
+      </w:r>
+      <w:r>
+        <w:rPr>
+          <w:rFonts w:cs="Segoe UI"/>
+        </w:rPr>
+        <w:t xml:space="preserve">"מרפק" </w:t>
+      </w:r>
+      <w:r>
+        <w:rPr>
+          <w:rFonts w:cs="Segoe UI" w:hint="cs"/>
+        </w:rPr>
+        <w:t>ה</w:t>
+      </w:r>
+      <w:r>
+        <w:rPr>
+          <w:rFonts w:cs="Segoe UI"/>
+        </w:rPr>
+        <w:t>רך בעקומת ה-</w:t>
+      </w:r>
+      <w:r>
+        <w:rPr>
+          <w:rFonts w:cs="Segoe UI"/>
+          <w:rtl w:val="0"/>
+        </w:rPr>
+        <w:t>SSE</w:t>
+      </w:r>
+      <w:r>
+        <w:rPr>
+          <w:rFonts w:cs="Segoe UI"/>
+        </w:rPr>
+        <w:t>, המעיד כי הנתונים נפרשים על רצף ולא מתחלקים טבעית לקבוצות מובדלות לחלוטין (משום כך, הבחירה ב</w:t>
+      </w:r>
+      <w:r>
+        <w:rPr>
+          <w:rFonts w:cs="Segoe UI" w:hint="cs"/>
+        </w:rPr>
+        <w:t>-</w:t>
+      </w:r>
+      <w:r>
+        <w:rPr>
+          <w:rFonts w:cs="Segoe UI"/>
+          <w:rtl w:val="0"/>
+        </w:rPr>
+        <w:t>k=4</w:t>
+      </w:r>
+      <w:r>
+        <w:rPr>
+          <w:rFonts w:cs="Segoe UI"/>
+        </w:rPr>
+        <w:t xml:space="preserve"> היא החלטה פרשנית מוצהרת). שנית, קיימים פערים ניכרים בגדלי האשכולות: קבוצת החוף כוללת 18 נכסים בלבד (לעומת 203 בגדולה ביותר), ולכן המסקנות לגביה מחייבות זהירות. לבסוף, תוצאות החלוקה והמסקנה שהמיקום אינו גורם מפריד, תקפות אך ורק בהינתן חמשת המשתנים הספציפיים שהוזנו לאלגוריתם.</w:t>
       </w:r>
     </w:p>
     <w:p>
       <w:pPr>
-        <w:spacing w:after="120"/>
-      </w:pPr>
-      <w:r>
-        <w:rPr>
-          <w:rFonts w:cs="Segoe UI"/>
-        </w:rPr>
-        <w:t>בנוסף, גדלי הקבוצות אינם אחידים: הקבוצה הגדולה מונה 178 נכסים, בעוד שקבוצת החוף מונה 18 בלבד. מאפייניה של הקבוצה הקטנה מבוססים על מספר נכסים מצומצם יחסית, ולכן יש לפרש אותם בזהירות רבה יותר.</w:t>
+        <w:bidi w:val="0"/>
+        <w:rPr>
+          <w:rFonts w:cs="Segoe UI"/>
+          <w:b/>
+          <w:color w:val="0B3D4D"/>
+          <w:sz w:val="30"/>
+        </w:rPr>
+      </w:pPr>
+      <w:r>
+        <w:rPr>
+          <w:rFonts w:cs="Segoe UI"/>
+          <w:b/>
+          <w:color w:val="0B3D4D"/>
+          <w:sz w:val="30"/>
+        </w:rPr>
+        <w:br w:type="page"/>
       </w:r>
     </w:p>
     <w:p>
@@ -7964,7 +6855,7 @@
                     <pic:cNvPicPr/>
                   </pic:nvPicPr>
                   <pic:blipFill>
-                    <a:blip r:embed="rId12"/>
+                    <a:blip r:embed="rId13"/>
                     <a:stretch>
                       <a:fillRect/>
                     </a:stretch>
@@ -9132,7 +8023,7 @@
                     <pic:cNvPicPr/>
                   </pic:nvPicPr>
                   <pic:blipFill>
-                    <a:blip r:embed="rId13"/>
+                    <a:blip r:embed="rId14"/>
                     <a:stretch>
                       <a:fillRect/>
                     </a:stretch>
@@ -11850,6 +10741,119 @@
     </w:lvl>
   </w:abstractNum>
   <w:abstractNum w:abstractNumId="13" w15:restartNumberingAfterBreak="0">
+    <w:nsid w:val="101A556B"/>
+    <w:multiLevelType w:val="hybridMultilevel"/>
+    <w:tmpl w:val="7CB6BA0E"/>
+    <w:lvl w:ilvl="0" w:tplc="20000001">
+      <w:start w:val="1"/>
+      <w:numFmt w:val="bullet"/>
+      <w:lvlText w:val=""/>
+      <w:lvlJc w:val="left"/>
+      <w:pPr>
+        <w:ind w:left="720" w:hanging="360"/>
+      </w:pPr>
+      <w:rPr>
+        <w:rFonts w:ascii="Symbol" w:hAnsi="Symbol" w:hint="default"/>
+      </w:rPr>
+    </w:lvl>
+    <w:lvl w:ilvl="1" w:tplc="04090003" w:tentative="1">
+      <w:start w:val="1"/>
+      <w:numFmt w:val="bullet"/>
+      <w:lvlText w:val="o"/>
+      <w:lvlJc w:val="left"/>
+      <w:pPr>
+        <w:ind w:left="1440" w:hanging="360"/>
+      </w:pPr>
+      <w:rPr>
+        <w:rFonts w:ascii="Courier New" w:hAnsi="Courier New" w:cs="Courier New" w:hint="default"/>
+      </w:rPr>
+    </w:lvl>
+    <w:lvl w:ilvl="2" w:tplc="04090005" w:tentative="1">
+      <w:start w:val="1"/>
+      <w:numFmt w:val="bullet"/>
+      <w:lvlText w:val=""/>
+      <w:lvlJc w:val="left"/>
+      <w:pPr>
+        <w:ind w:left="2160" w:hanging="360"/>
+      </w:pPr>
+      <w:rPr>
+        <w:rFonts w:ascii="Wingdings" w:hAnsi="Wingdings" w:hint="default"/>
+      </w:rPr>
+    </w:lvl>
+    <w:lvl w:ilvl="3" w:tplc="04090001" w:tentative="1">
+      <w:start w:val="1"/>
+      <w:numFmt w:val="bullet"/>
+      <w:lvlText w:val=""/>
+      <w:lvlJc w:val="left"/>
+      <w:pPr>
+        <w:ind w:left="2880" w:hanging="360"/>
+      </w:pPr>
+      <w:rPr>
+        <w:rFonts w:ascii="Symbol" w:hAnsi="Symbol" w:hint="default"/>
+      </w:rPr>
+    </w:lvl>
+    <w:lvl w:ilvl="4" w:tplc="04090003" w:tentative="1">
+      <w:start w:val="1"/>
+      <w:numFmt w:val="bullet"/>
+      <w:lvlText w:val="o"/>
+      <w:lvlJc w:val="left"/>
+      <w:pPr>
+        <w:ind w:left="3600" w:hanging="360"/>
+      </w:pPr>
+      <w:rPr>
+        <w:rFonts w:ascii="Courier New" w:hAnsi="Courier New" w:cs="Courier New" w:hint="default"/>
+      </w:rPr>
+    </w:lvl>
+    <w:lvl w:ilvl="5" w:tplc="04090005" w:tentative="1">
+      <w:start w:val="1"/>
+      <w:numFmt w:val="bullet"/>
+      <w:lvlText w:val=""/>
+      <w:lvlJc w:val="left"/>
+      <w:pPr>
+        <w:ind w:left="4320" w:hanging="360"/>
+      </w:pPr>
+      <w:rPr>
+        <w:rFonts w:ascii="Wingdings" w:hAnsi="Wingdings" w:hint="default"/>
+      </w:rPr>
+    </w:lvl>
+    <w:lvl w:ilvl="6" w:tplc="04090001" w:tentative="1">
+      <w:start w:val="1"/>
+      <w:numFmt w:val="bullet"/>
+      <w:lvlText w:val=""/>
+      <w:lvlJc w:val="left"/>
+      <w:pPr>
+        <w:ind w:left="5040" w:hanging="360"/>
+      </w:pPr>
+      <w:rPr>
+        <w:rFonts w:ascii="Symbol" w:hAnsi="Symbol" w:hint="default"/>
+      </w:rPr>
+    </w:lvl>
+    <w:lvl w:ilvl="7" w:tplc="04090003" w:tentative="1">
+      <w:start w:val="1"/>
+      <w:numFmt w:val="bullet"/>
+      <w:lvlText w:val="o"/>
+      <w:lvlJc w:val="left"/>
+      <w:pPr>
+        <w:ind w:left="5760" w:hanging="360"/>
+      </w:pPr>
+      <w:rPr>
+        <w:rFonts w:ascii="Courier New" w:hAnsi="Courier New" w:cs="Courier New" w:hint="default"/>
+      </w:rPr>
+    </w:lvl>
+    <w:lvl w:ilvl="8" w:tplc="04090005" w:tentative="1">
+      <w:start w:val="1"/>
+      <w:numFmt w:val="bullet"/>
+      <w:lvlText w:val=""/>
+      <w:lvlJc w:val="left"/>
+      <w:pPr>
+        <w:ind w:left="6480" w:hanging="360"/>
+      </w:pPr>
+      <w:rPr>
+        <w:rFonts w:ascii="Wingdings" w:hAnsi="Wingdings" w:hint="default"/>
+      </w:rPr>
+    </w:lvl>
+  </w:abstractNum>
+  <w:abstractNum w:abstractNumId="14" w15:restartNumberingAfterBreak="0">
     <w:nsid w:val="250445BC"/>
     <w:multiLevelType w:val="multilevel"/>
     <w:tmpl w:val="21B809AE"/>
@@ -11998,7 +11002,7 @@
       </w:rPr>
     </w:lvl>
   </w:abstractNum>
-  <w:abstractNum w:abstractNumId="14" w15:restartNumberingAfterBreak="0">
+  <w:abstractNum w:abstractNumId="15" w15:restartNumberingAfterBreak="0">
     <w:nsid w:val="258F064E"/>
     <w:multiLevelType w:val="hybridMultilevel"/>
     <w:tmpl w:val="723A84C0"/>
@@ -12087,7 +11091,7 @@
       </w:pPr>
     </w:lvl>
   </w:abstractNum>
-  <w:abstractNum w:abstractNumId="15" w15:restartNumberingAfterBreak="0">
+  <w:abstractNum w:abstractNumId="16" w15:restartNumberingAfterBreak="0">
     <w:nsid w:val="2DD2120C"/>
     <w:multiLevelType w:val="multilevel"/>
     <w:tmpl w:val="F9A86378"/>
@@ -12200,7 +11204,7 @@
       </w:pPr>
     </w:lvl>
   </w:abstractNum>
-  <w:abstractNum w:abstractNumId="16" w15:restartNumberingAfterBreak="0">
+  <w:abstractNum w:abstractNumId="17" w15:restartNumberingAfterBreak="0">
     <w:nsid w:val="4CE94B82"/>
     <w:multiLevelType w:val="multilevel"/>
     <w:tmpl w:val="F89882E6"/>
@@ -12349,7 +11353,7 @@
       </w:rPr>
     </w:lvl>
   </w:abstractNum>
-  <w:abstractNum w:abstractNumId="17" w15:restartNumberingAfterBreak="0">
+  <w:abstractNum w:abstractNumId="18" w15:restartNumberingAfterBreak="0">
     <w:nsid w:val="7BD3276C"/>
     <w:multiLevelType w:val="hybridMultilevel"/>
     <w:tmpl w:val="D9D691D4"/>
@@ -12493,19 +11497,19 @@
     <w:abstractNumId w:val="7"/>
   </w:num>
   <w:num w:numId="11" w16cid:durableId="836306477">
-    <w:abstractNumId w:val="15"/>
+    <w:abstractNumId w:val="16"/>
   </w:num>
   <w:num w:numId="12" w16cid:durableId="1669870828">
-    <w:abstractNumId w:val="13"/>
+    <w:abstractNumId w:val="14"/>
   </w:num>
   <w:num w:numId="13" w16cid:durableId="2008093198">
     <w:abstractNumId w:val="12"/>
   </w:num>
   <w:num w:numId="14" w16cid:durableId="394666151">
-    <w:abstractNumId w:val="16"/>
+    <w:abstractNumId w:val="17"/>
   </w:num>
   <w:num w:numId="15" w16cid:durableId="1523013830">
-    <w:abstractNumId w:val="17"/>
+    <w:abstractNumId w:val="18"/>
   </w:num>
   <w:num w:numId="16" w16cid:durableId="1403022009">
     <w:abstractNumId w:val="9"/>
@@ -12514,10 +11518,13 @@
     <w:abstractNumId w:val="10"/>
   </w:num>
   <w:num w:numId="18" w16cid:durableId="1616909384">
-    <w:abstractNumId w:val="14"/>
+    <w:abstractNumId w:val="15"/>
   </w:num>
   <w:num w:numId="19" w16cid:durableId="1936552636">
     <w:abstractNumId w:val="11"/>
+  </w:num>
+  <w:num w:numId="20" w16cid:durableId="234361747">
+    <w:abstractNumId w:val="13"/>
   </w:num>
 </w:numbering>
 </file>
